--- a/F105 — DATA MINING E WEB SCRAPING.docx
+++ b/F105 — DATA MINING E WEB SCRAPING.docx
@@ -48,7 +48,14 @@
           <w:b/>
           <w:bCs/>
         </w:rPr>
-        <w:t>WERLEY FERREIRA</w:t>
+        <w:t xml:space="preserve">2524881 </w:t>
+      </w:r>
+      <w:r>
+        <w:rPr>
+          <w:b/>
+          <w:bCs/>
+        </w:rPr>
+        <w:t>– FRANCISCO WERLEY FERREIRA DO NASCIMENTO</w:t>
       </w:r>
     </w:p>
     <w:p>
@@ -167,7 +174,7 @@
           <w:szCs w:val="24"/>
         </w:rPr>
       </w:pPr>
-      <w:bookmarkStart w:id="0" w:name="_Toc240956530"/>
+      <w:bookmarkStart w:id="0" w:name="_Toc240978250"/>
       <w:r>
         <w:rPr>
           <w:rFonts w:asciiTheme="minorHAnsi" w:hAnsiTheme="minorHAnsi" w:cstheme="minorBidi"/>
@@ -211,20 +218,13 @@
         </w:rPr>
         <w:fldChar w:fldCharType="separate"/>
       </w:r>
-      <w:hyperlink w:anchor="_Toc240956530" w:history="1">
+      <w:hyperlink w:anchor="_Toc240978250" w:history="1">
         <w:r>
           <w:rPr>
             <w:rStyle w:val="Hyperlink"/>
             <w:noProof/>
           </w:rPr>
-          <w:t>SUMÁRI</w:t>
-        </w:r>
-        <w:r>
-          <w:rPr>
-            <w:rStyle w:val="Hyperlink"/>
-            <w:noProof/>
-          </w:rPr>
-          <w:t>O</w:t>
+          <w:t>SUMÁRIO</w:t>
         </w:r>
         <w:r>
           <w:rPr>
@@ -242,7 +242,7 @@
           <w:rPr>
             <w:noProof/>
           </w:rPr>
-          <w:instrText xml:space="preserve"> PAGEREF _Toc240956530 \h </w:instrText>
+          <w:instrText xml:space="preserve"> PAGEREF _Toc240978250 \h </w:instrText>
         </w:r>
         <w:r>
           <w:rPr>
@@ -282,7 +282,7 @@
           <w:lang w:eastAsia="pt-BR"/>
         </w:rPr>
       </w:pPr>
-      <w:hyperlink w:anchor="_Toc240956531" w:history="1">
+      <w:hyperlink w:anchor="_Toc240978251" w:history="1">
         <w:r>
           <w:rPr>
             <w:rStyle w:val="Hyperlink"/>
@@ -306,7 +306,169 @@
           <w:rPr>
             <w:noProof/>
           </w:rPr>
-          <w:instrText xml:space="preserve"> PAGEREF _Toc240956531 \h </w:instrText>
+          <w:instrText xml:space="preserve"> PAGEREF _Toc240978251 \h </w:instrText>
+        </w:r>
+        <w:r>
+          <w:rPr>
+            <w:noProof/>
+          </w:rPr>
+        </w:r>
+        <w:r>
+          <w:rPr>
+            <w:noProof/>
+          </w:rPr>
+          <w:fldChar w:fldCharType="separate"/>
+        </w:r>
+        <w:r>
+          <w:rPr>
+            <w:noProof/>
+          </w:rPr>
+          <w:t>3</w:t>
+        </w:r>
+        <w:r>
+          <w:rPr>
+            <w:noProof/>
+          </w:rPr>
+          <w:fldChar w:fldCharType="end"/>
+        </w:r>
+      </w:hyperlink>
+    </w:p>
+    <w:p>
+      <w:pPr>
+        <w:pStyle w:val="Sumrio2"/>
+        <w:tabs>
+          <w:tab w:val="left" w:pos="960"/>
+          <w:tab w:val="right" w:leader="dot" w:pos="9061"/>
+        </w:tabs>
+        <w:rPr>
+          <w:rFonts w:asciiTheme="minorHAnsi" w:eastAsiaTheme="minorEastAsia" w:hAnsiTheme="minorHAnsi" w:cstheme="minorBidi"/>
+          <w:noProof/>
+          <w:szCs w:val="24"/>
+          <w:lang w:eastAsia="pt-BR"/>
+        </w:rPr>
+      </w:pPr>
+      <w:hyperlink w:anchor="_Toc240978252" w:history="1">
+        <w:r>
+          <w:rPr>
+            <w:rStyle w:val="Hyperlink"/>
+            <w:noProof/>
+          </w:rPr>
+          <w:t>1.1</w:t>
+        </w:r>
+        <w:r>
+          <w:rPr>
+            <w:rFonts w:asciiTheme="minorHAnsi" w:eastAsiaTheme="minorEastAsia" w:hAnsiTheme="minorHAnsi" w:cstheme="minorBidi"/>
+            <w:noProof/>
+            <w:szCs w:val="24"/>
+            <w:lang w:eastAsia="pt-BR"/>
+          </w:rPr>
+          <w:tab/>
+        </w:r>
+        <w:r>
+          <w:rPr>
+            <w:rStyle w:val="Hyperlink"/>
+            <w:noProof/>
+          </w:rPr>
+          <w:t>Contextualização</w:t>
+        </w:r>
+        <w:r>
+          <w:rPr>
+            <w:noProof/>
+          </w:rPr>
+          <w:tab/>
+        </w:r>
+        <w:r>
+          <w:rPr>
+            <w:noProof/>
+          </w:rPr>
+          <w:fldChar w:fldCharType="begin"/>
+        </w:r>
+        <w:r>
+          <w:rPr>
+            <w:noProof/>
+          </w:rPr>
+          <w:instrText xml:space="preserve"> PAGEREF _Toc240978252 \h </w:instrText>
+        </w:r>
+        <w:r>
+          <w:rPr>
+            <w:noProof/>
+          </w:rPr>
+        </w:r>
+        <w:r>
+          <w:rPr>
+            <w:noProof/>
+          </w:rPr>
+          <w:fldChar w:fldCharType="separate"/>
+        </w:r>
+        <w:r>
+          <w:rPr>
+            <w:noProof/>
+          </w:rPr>
+          <w:t>3</w:t>
+        </w:r>
+        <w:r>
+          <w:rPr>
+            <w:noProof/>
+          </w:rPr>
+          <w:fldChar w:fldCharType="end"/>
+        </w:r>
+      </w:hyperlink>
+    </w:p>
+    <w:p>
+      <w:pPr>
+        <w:pStyle w:val="Sumrio2"/>
+        <w:tabs>
+          <w:tab w:val="left" w:pos="960"/>
+          <w:tab w:val="right" w:leader="dot" w:pos="9061"/>
+        </w:tabs>
+        <w:rPr>
+          <w:rFonts w:asciiTheme="minorHAnsi" w:eastAsiaTheme="minorEastAsia" w:hAnsiTheme="minorHAnsi" w:cstheme="minorBidi"/>
+          <w:noProof/>
+          <w:szCs w:val="24"/>
+          <w:lang w:eastAsia="pt-BR"/>
+        </w:rPr>
+      </w:pPr>
+      <w:hyperlink w:anchor="_Toc240978253" w:history="1">
+        <w:r>
+          <w:rPr>
+            <w:rStyle w:val="Hyperlink"/>
+            <w:noProof/>
+          </w:rPr>
+          <w:t>1.2</w:t>
+        </w:r>
+        <w:r>
+          <w:rPr>
+            <w:rFonts w:asciiTheme="minorHAnsi" w:eastAsiaTheme="minorEastAsia" w:hAnsiTheme="minorHAnsi" w:cstheme="minorBidi"/>
+            <w:noProof/>
+            <w:szCs w:val="24"/>
+            <w:lang w:eastAsia="pt-BR"/>
+          </w:rPr>
+          <w:tab/>
+        </w:r>
+        <w:r>
+          <w:rPr>
+            <w:rStyle w:val="Hyperlink"/>
+            <w:noProof/>
+          </w:rPr>
+          <w:t>Pergunta de negócio</w:t>
+        </w:r>
+        <w:r>
+          <w:rPr>
+            <w:noProof/>
+          </w:rPr>
+          <w:tab/>
+        </w:r>
+        <w:r>
+          <w:rPr>
+            <w:noProof/>
+          </w:rPr>
+          <w:fldChar w:fldCharType="begin"/>
+        </w:r>
+        <w:r>
+          <w:rPr>
+            <w:noProof/>
+          </w:rPr>
+          <w:instrText xml:space="preserve"> PAGEREF _Toc240978253 \h </w:instrText>
         </w:r>
         <w:r>
           <w:rPr>
@@ -340,16 +502,19 @@
           <w:tab w:val="right" w:leader="dot" w:pos="9061"/>
         </w:tabs>
         <w:rPr>
+          <w:rFonts w:asciiTheme="minorHAnsi" w:eastAsiaTheme="minorEastAsia" w:hAnsiTheme="minorHAnsi" w:cstheme="minorBidi"/>
           <w:noProof/>
-        </w:rPr>
-      </w:pPr>
-      <w:hyperlink w:anchor="_Toc240956532" w:history="1">
+          <w:szCs w:val="24"/>
+          <w:lang w:eastAsia="pt-BR"/>
+        </w:rPr>
+      </w:pPr>
+      <w:hyperlink w:anchor="_Toc240978254" w:history="1">
         <w:r>
           <w:rPr>
             <w:rStyle w:val="Hyperlink"/>
             <w:noProof/>
           </w:rPr>
-          <w:t>1.1 Contextualização</w:t>
+          <w:t>1.3 Objetivos</w:t>
         </w:r>
         <w:r>
           <w:rPr>
@@ -367,7 +532,7 @@
           <w:rPr>
             <w:noProof/>
           </w:rPr>
-          <w:instrText xml:space="preserve"> PAGEREF _Toc240956532 \h </w:instrText>
+          <w:instrText xml:space="preserve"> PAGEREF _Toc240978254 \h </w:instrText>
         </w:r>
         <w:r>
           <w:rPr>
@@ -385,6 +550,134 @@
             <w:noProof/>
           </w:rPr>
           <w:t>3</w:t>
+        </w:r>
+        <w:r>
+          <w:rPr>
+            <w:noProof/>
+          </w:rPr>
+          <w:fldChar w:fldCharType="end"/>
+        </w:r>
+      </w:hyperlink>
+    </w:p>
+    <w:p>
+      <w:pPr>
+        <w:pStyle w:val="Sumrio1"/>
+        <w:tabs>
+          <w:tab w:val="right" w:leader="dot" w:pos="9061"/>
+        </w:tabs>
+        <w:rPr>
+          <w:rFonts w:asciiTheme="minorHAnsi" w:eastAsiaTheme="minorEastAsia" w:hAnsiTheme="minorHAnsi" w:cstheme="minorBidi"/>
+          <w:noProof/>
+          <w:szCs w:val="24"/>
+          <w:lang w:eastAsia="pt-BR"/>
+        </w:rPr>
+      </w:pPr>
+      <w:hyperlink w:anchor="_Toc240978255" w:history="1">
+        <w:r>
+          <w:rPr>
+            <w:rStyle w:val="Hyperlink"/>
+            <w:noProof/>
+          </w:rPr>
+          <w:t>2 FONTE DOS DADOS</w:t>
+        </w:r>
+        <w:r>
+          <w:rPr>
+            <w:noProof/>
+          </w:rPr>
+          <w:tab/>
+        </w:r>
+        <w:r>
+          <w:rPr>
+            <w:noProof/>
+          </w:rPr>
+          <w:fldChar w:fldCharType="begin"/>
+        </w:r>
+        <w:r>
+          <w:rPr>
+            <w:noProof/>
+          </w:rPr>
+          <w:instrText xml:space="preserve"> PAGEREF _Toc240978255 \h </w:instrText>
+        </w:r>
+        <w:r>
+          <w:rPr>
+            <w:noProof/>
+          </w:rPr>
+        </w:r>
+        <w:r>
+          <w:rPr>
+            <w:noProof/>
+          </w:rPr>
+          <w:fldChar w:fldCharType="separate"/>
+        </w:r>
+        <w:r>
+          <w:rPr>
+            <w:noProof/>
+          </w:rPr>
+          <w:t>3</w:t>
+        </w:r>
+        <w:r>
+          <w:rPr>
+            <w:noProof/>
+          </w:rPr>
+          <w:fldChar w:fldCharType="end"/>
+        </w:r>
+      </w:hyperlink>
+    </w:p>
+    <w:p>
+      <w:pPr>
+        <w:pStyle w:val="Sumrio1"/>
+        <w:tabs>
+          <w:tab w:val="right" w:leader="dot" w:pos="9061"/>
+        </w:tabs>
+        <w:rPr>
+          <w:rFonts w:asciiTheme="minorHAnsi" w:eastAsiaTheme="minorEastAsia" w:hAnsiTheme="minorHAnsi" w:cstheme="minorBidi"/>
+          <w:noProof/>
+          <w:szCs w:val="24"/>
+          <w:lang w:eastAsia="pt-BR"/>
+        </w:rPr>
+      </w:pPr>
+      <w:hyperlink w:anchor="_Toc240978256" w:history="1">
+        <w:r>
+          <w:rPr>
+            <w:rStyle w:val="Hyperlink"/>
+            <w:noProof/>
+          </w:rPr>
+          <w:t>3 MÉTODO DE COLETA</w:t>
+        </w:r>
+        <w:r>
+          <w:rPr>
+            <w:noProof/>
+          </w:rPr>
+          <w:tab/>
+        </w:r>
+        <w:r>
+          <w:rPr>
+            <w:noProof/>
+          </w:rPr>
+          <w:fldChar w:fldCharType="begin"/>
+        </w:r>
+        <w:r>
+          <w:rPr>
+            <w:noProof/>
+          </w:rPr>
+          <w:instrText xml:space="preserve"> PAGEREF _Toc240978256 \h </w:instrText>
+        </w:r>
+        <w:r>
+          <w:rPr>
+            <w:noProof/>
+          </w:rPr>
+        </w:r>
+        <w:r>
+          <w:rPr>
+            <w:noProof/>
+          </w:rPr>
+          <w:fldChar w:fldCharType="separate"/>
+        </w:r>
+        <w:r>
+          <w:rPr>
+            <w:noProof/>
+          </w:rPr>
+          <w:t>6</w:t>
         </w:r>
         <w:r>
           <w:rPr>
@@ -401,16 +694,19 @@
           <w:tab w:val="right" w:leader="dot" w:pos="9061"/>
         </w:tabs>
         <w:rPr>
+          <w:rFonts w:asciiTheme="minorHAnsi" w:eastAsiaTheme="minorEastAsia" w:hAnsiTheme="minorHAnsi" w:cstheme="minorBidi"/>
           <w:noProof/>
-        </w:rPr>
-      </w:pPr>
-      <w:hyperlink w:anchor="_Toc240956533" w:history="1">
+          <w:szCs w:val="24"/>
+          <w:lang w:eastAsia="pt-BR"/>
+        </w:rPr>
+      </w:pPr>
+      <w:hyperlink w:anchor="_Toc240978257" w:history="1">
         <w:r>
           <w:rPr>
             <w:rStyle w:val="Hyperlink"/>
             <w:noProof/>
           </w:rPr>
-          <w:t>1.2 Pergunta de negócio</w:t>
+          <w:t>3.1 Ferramentas e bibliotecas</w:t>
         </w:r>
         <w:r>
           <w:rPr>
@@ -428,7 +724,7 @@
           <w:rPr>
             <w:noProof/>
           </w:rPr>
-          <w:instrText xml:space="preserve"> PAGEREF _Toc240956533 \h </w:instrText>
+          <w:instrText xml:space="preserve"> PAGEREF _Toc240978257 \h </w:instrText>
         </w:r>
         <w:r>
           <w:rPr>
@@ -445,7 +741,7 @@
           <w:rPr>
             <w:noProof/>
           </w:rPr>
-          <w:t>3</w:t>
+          <w:t>6</w:t>
         </w:r>
         <w:r>
           <w:rPr>
@@ -462,16 +758,19 @@
           <w:tab w:val="right" w:leader="dot" w:pos="9061"/>
         </w:tabs>
         <w:rPr>
+          <w:rFonts w:asciiTheme="minorHAnsi" w:eastAsiaTheme="minorEastAsia" w:hAnsiTheme="minorHAnsi" w:cstheme="minorBidi"/>
           <w:noProof/>
-        </w:rPr>
-      </w:pPr>
-      <w:hyperlink w:anchor="_Toc240956534" w:history="1">
+          <w:szCs w:val="24"/>
+          <w:lang w:eastAsia="pt-BR"/>
+        </w:rPr>
+      </w:pPr>
+      <w:hyperlink w:anchor="_Toc240978258" w:history="1">
         <w:r>
           <w:rPr>
             <w:rStyle w:val="Hyperlink"/>
             <w:noProof/>
           </w:rPr>
-          <w:t>1.3 Objetivos</w:t>
+          <w:t>3.2 Estrutura HTML e seletores</w:t>
         </w:r>
         <w:r>
           <w:rPr>
@@ -489,7 +788,7 @@
           <w:rPr>
             <w:noProof/>
           </w:rPr>
-          <w:instrText xml:space="preserve"> PAGEREF _Toc240956534 \h </w:instrText>
+          <w:instrText xml:space="preserve"> PAGEREF _Toc240978258 \h </w:instrText>
         </w:r>
         <w:r>
           <w:rPr>
@@ -506,7 +805,71 @@
           <w:rPr>
             <w:noProof/>
           </w:rPr>
-          <w:t>3</w:t>
+          <w:t>6</w:t>
+        </w:r>
+        <w:r>
+          <w:rPr>
+            <w:noProof/>
+          </w:rPr>
+          <w:fldChar w:fldCharType="end"/>
+        </w:r>
+      </w:hyperlink>
+    </w:p>
+    <w:p>
+      <w:pPr>
+        <w:pStyle w:val="Sumrio2"/>
+        <w:tabs>
+          <w:tab w:val="right" w:leader="dot" w:pos="9061"/>
+        </w:tabs>
+        <w:rPr>
+          <w:rFonts w:asciiTheme="minorHAnsi" w:eastAsiaTheme="minorEastAsia" w:hAnsiTheme="minorHAnsi" w:cstheme="minorBidi"/>
+          <w:noProof/>
+          <w:szCs w:val="24"/>
+          <w:lang w:eastAsia="pt-BR"/>
+        </w:rPr>
+      </w:pPr>
+      <w:hyperlink w:anchor="_Toc240978259" w:history="1">
+        <w:r>
+          <w:rPr>
+            <w:rStyle w:val="Hyperlink"/>
+            <w:noProof/>
+          </w:rPr>
+          <w:t>3.3 Implementação e automação da coleta</w:t>
+        </w:r>
+        <w:r>
+          <w:rPr>
+            <w:noProof/>
+          </w:rPr>
+          <w:tab/>
+        </w:r>
+        <w:r>
+          <w:rPr>
+            <w:noProof/>
+          </w:rPr>
+          <w:fldChar w:fldCharType="begin"/>
+        </w:r>
+        <w:r>
+          <w:rPr>
+            <w:noProof/>
+          </w:rPr>
+          <w:instrText xml:space="preserve"> PAGEREF _Toc240978259 \h </w:instrText>
+        </w:r>
+        <w:r>
+          <w:rPr>
+            <w:noProof/>
+          </w:rPr>
+        </w:r>
+        <w:r>
+          <w:rPr>
+            <w:noProof/>
+          </w:rPr>
+          <w:fldChar w:fldCharType="separate"/>
+        </w:r>
+        <w:r>
+          <w:rPr>
+            <w:noProof/>
+          </w:rPr>
+          <w:t>6</w:t>
         </w:r>
         <w:r>
           <w:rPr>
@@ -529,13 +892,13 @@
           <w:lang w:eastAsia="pt-BR"/>
         </w:rPr>
       </w:pPr>
-      <w:hyperlink w:anchor="_Toc240956535" w:history="1">
+      <w:hyperlink w:anchor="_Toc240978260" w:history="1">
         <w:r>
           <w:rPr>
             <w:rStyle w:val="Hyperlink"/>
             <w:noProof/>
           </w:rPr>
-          <w:t>2 FONTE DOS DADOS</w:t>
+          <w:t>4 PRÉ-PROCESSAMENTO DOS DADOS</w:t>
         </w:r>
         <w:r>
           <w:rPr>
@@ -553,7 +916,7 @@
           <w:rPr>
             <w:noProof/>
           </w:rPr>
-          <w:instrText xml:space="preserve"> PAGEREF _Toc240956535 \h </w:instrText>
+          <w:instrText xml:space="preserve"> PAGEREF _Toc240978260 \h </w:instrText>
         </w:r>
         <w:r>
           <w:rPr>
@@ -570,7 +933,7 @@
           <w:rPr>
             <w:noProof/>
           </w:rPr>
-          <w:t>3</w:t>
+          <w:t>7</w:t>
         </w:r>
         <w:r>
           <w:rPr>
@@ -593,13 +956,13 @@
           <w:lang w:eastAsia="pt-BR"/>
         </w:rPr>
       </w:pPr>
-      <w:hyperlink w:anchor="_Toc240956536" w:history="1">
+      <w:hyperlink w:anchor="_Toc240978261" w:history="1">
         <w:r>
           <w:rPr>
             <w:rStyle w:val="Hyperlink"/>
             <w:noProof/>
           </w:rPr>
-          <w:t>3 MÉTODO DE COLETA</w:t>
+          <w:t>5 ANÁLISE DOS DADOS</w:t>
         </w:r>
         <w:r>
           <w:rPr>
@@ -617,7 +980,7 @@
           <w:rPr>
             <w:noProof/>
           </w:rPr>
-          <w:instrText xml:space="preserve"> PAGEREF _Toc240956536 \h </w:instrText>
+          <w:instrText xml:space="preserve"> PAGEREF _Toc240978261 \h </w:instrText>
         </w:r>
         <w:r>
           <w:rPr>
@@ -634,7 +997,7 @@
           <w:rPr>
             <w:noProof/>
           </w:rPr>
-          <w:t>3</w:t>
+          <w:t>7</w:t>
         </w:r>
         <w:r>
           <w:rPr>
@@ -651,16 +1014,19 @@
           <w:tab w:val="right" w:leader="dot" w:pos="9061"/>
         </w:tabs>
         <w:rPr>
+          <w:rFonts w:asciiTheme="minorHAnsi" w:eastAsiaTheme="minorEastAsia" w:hAnsiTheme="minorHAnsi" w:cstheme="minorBidi"/>
           <w:noProof/>
-        </w:rPr>
-      </w:pPr>
-      <w:hyperlink w:anchor="_Toc240956537" w:history="1">
+          <w:szCs w:val="24"/>
+          <w:lang w:eastAsia="pt-BR"/>
+        </w:rPr>
+      </w:pPr>
+      <w:hyperlink w:anchor="_Toc240978262" w:history="1">
         <w:r>
           <w:rPr>
             <w:rStyle w:val="Hyperlink"/>
             <w:noProof/>
           </w:rPr>
-          <w:t>3.1 Ferramentas e bibliotecas</w:t>
+          <w:t>5.1 Caracterização e estatísticas descritivas</w:t>
         </w:r>
         <w:r>
           <w:rPr>
@@ -678,7 +1044,7 @@
           <w:rPr>
             <w:noProof/>
           </w:rPr>
-          <w:instrText xml:space="preserve"> PAGEREF _Toc240956537 \h </w:instrText>
+          <w:instrText xml:space="preserve"> PAGEREF _Toc240978262 \h </w:instrText>
         </w:r>
         <w:r>
           <w:rPr>
@@ -695,7 +1061,7 @@
           <w:rPr>
             <w:noProof/>
           </w:rPr>
-          <w:t>3</w:t>
+          <w:t>7</w:t>
         </w:r>
         <w:r>
           <w:rPr>
@@ -712,16 +1078,19 @@
           <w:tab w:val="right" w:leader="dot" w:pos="9061"/>
         </w:tabs>
         <w:rPr>
+          <w:rFonts w:asciiTheme="minorHAnsi" w:eastAsiaTheme="minorEastAsia" w:hAnsiTheme="minorHAnsi" w:cstheme="minorBidi"/>
           <w:noProof/>
-        </w:rPr>
-      </w:pPr>
-      <w:hyperlink w:anchor="_Toc240956538" w:history="1">
+          <w:szCs w:val="24"/>
+          <w:lang w:eastAsia="pt-BR"/>
+        </w:rPr>
+      </w:pPr>
+      <w:hyperlink w:anchor="_Toc240978263" w:history="1">
         <w:r>
           <w:rPr>
             <w:rStyle w:val="Hyperlink"/>
             <w:noProof/>
           </w:rPr>
-          <w:t>3.2 Estrutura HTML e seletores</w:t>
+          <w:t>5.2 Padrões e insights</w:t>
         </w:r>
         <w:r>
           <w:rPr>
@@ -739,7 +1108,7 @@
           <w:rPr>
             <w:noProof/>
           </w:rPr>
-          <w:instrText xml:space="preserve"> PAGEREF _Toc240956538 \h </w:instrText>
+          <w:instrText xml:space="preserve"> PAGEREF _Toc240978263 \h </w:instrText>
         </w:r>
         <w:r>
           <w:rPr>
@@ -756,7 +1125,71 @@
           <w:rPr>
             <w:noProof/>
           </w:rPr>
-          <w:t>3</w:t>
+          <w:t>7</w:t>
+        </w:r>
+        <w:r>
+          <w:rPr>
+            <w:noProof/>
+          </w:rPr>
+          <w:fldChar w:fldCharType="end"/>
+        </w:r>
+      </w:hyperlink>
+    </w:p>
+    <w:p>
+      <w:pPr>
+        <w:pStyle w:val="Sumrio1"/>
+        <w:tabs>
+          <w:tab w:val="right" w:leader="dot" w:pos="9061"/>
+        </w:tabs>
+        <w:rPr>
+          <w:rFonts w:asciiTheme="minorHAnsi" w:eastAsiaTheme="minorEastAsia" w:hAnsiTheme="minorHAnsi" w:cstheme="minorBidi"/>
+          <w:noProof/>
+          <w:szCs w:val="24"/>
+          <w:lang w:eastAsia="pt-BR"/>
+        </w:rPr>
+      </w:pPr>
+      <w:hyperlink w:anchor="_Toc240978264" w:history="1">
+        <w:r>
+          <w:rPr>
+            <w:rStyle w:val="Hyperlink"/>
+            <w:noProof/>
+          </w:rPr>
+          <w:t>6 GRÁFICOS E DASHBOARD</w:t>
+        </w:r>
+        <w:r>
+          <w:rPr>
+            <w:noProof/>
+          </w:rPr>
+          <w:tab/>
+        </w:r>
+        <w:r>
+          <w:rPr>
+            <w:noProof/>
+          </w:rPr>
+          <w:fldChar w:fldCharType="begin"/>
+        </w:r>
+        <w:r>
+          <w:rPr>
+            <w:noProof/>
+          </w:rPr>
+          <w:instrText xml:space="preserve"> PAGEREF _Toc240978264 \h </w:instrText>
+        </w:r>
+        <w:r>
+          <w:rPr>
+            <w:noProof/>
+          </w:rPr>
+        </w:r>
+        <w:r>
+          <w:rPr>
+            <w:noProof/>
+          </w:rPr>
+          <w:fldChar w:fldCharType="separate"/>
+        </w:r>
+        <w:r>
+          <w:rPr>
+            <w:noProof/>
+          </w:rPr>
+          <w:t>7</w:t>
         </w:r>
         <w:r>
           <w:rPr>
@@ -773,16 +1206,19 @@
           <w:tab w:val="right" w:leader="dot" w:pos="9061"/>
         </w:tabs>
         <w:rPr>
+          <w:rFonts w:asciiTheme="minorHAnsi" w:eastAsiaTheme="minorEastAsia" w:hAnsiTheme="minorHAnsi" w:cstheme="minorBidi"/>
           <w:noProof/>
-        </w:rPr>
-      </w:pPr>
-      <w:hyperlink w:anchor="_Toc240956539" w:history="1">
+          <w:szCs w:val="24"/>
+          <w:lang w:eastAsia="pt-BR"/>
+        </w:rPr>
+      </w:pPr>
+      <w:hyperlink w:anchor="_Toc240978265" w:history="1">
         <w:r>
           <w:rPr>
             <w:rStyle w:val="Hyperlink"/>
             <w:noProof/>
           </w:rPr>
-          <w:t>3.3 Implementação e automação da coleta</w:t>
+          <w:t>6.1 Visualização 1 — comparação de preços</w:t>
         </w:r>
         <w:r>
           <w:rPr>
@@ -800,7 +1236,7 @@
           <w:rPr>
             <w:noProof/>
           </w:rPr>
-          <w:instrText xml:space="preserve"> PAGEREF _Toc240956539 \h </w:instrText>
+          <w:instrText xml:space="preserve"> PAGEREF _Toc240978265 \h </w:instrText>
         </w:r>
         <w:r>
           <w:rPr>
@@ -817,7 +1253,199 @@
           <w:rPr>
             <w:noProof/>
           </w:rPr>
-          <w:t>3</w:t>
+          <w:t>7</w:t>
+        </w:r>
+        <w:r>
+          <w:rPr>
+            <w:noProof/>
+          </w:rPr>
+          <w:fldChar w:fldCharType="end"/>
+        </w:r>
+      </w:hyperlink>
+    </w:p>
+    <w:p>
+      <w:pPr>
+        <w:pStyle w:val="Sumrio2"/>
+        <w:tabs>
+          <w:tab w:val="right" w:leader="dot" w:pos="9061"/>
+        </w:tabs>
+        <w:rPr>
+          <w:rFonts w:asciiTheme="minorHAnsi" w:eastAsiaTheme="minorEastAsia" w:hAnsiTheme="minorHAnsi" w:cstheme="minorBidi"/>
+          <w:noProof/>
+          <w:szCs w:val="24"/>
+          <w:lang w:eastAsia="pt-BR"/>
+        </w:rPr>
+      </w:pPr>
+      <w:hyperlink w:anchor="_Toc240978266" w:history="1">
+        <w:r>
+          <w:rPr>
+            <w:rStyle w:val="Hyperlink"/>
+            <w:noProof/>
+          </w:rPr>
+          <w:t>6.2 Visualização 2 — distribuição dos preços</w:t>
+        </w:r>
+        <w:r>
+          <w:rPr>
+            <w:noProof/>
+          </w:rPr>
+          <w:tab/>
+        </w:r>
+        <w:r>
+          <w:rPr>
+            <w:noProof/>
+          </w:rPr>
+          <w:fldChar w:fldCharType="begin"/>
+        </w:r>
+        <w:r>
+          <w:rPr>
+            <w:noProof/>
+          </w:rPr>
+          <w:instrText xml:space="preserve"> PAGEREF _Toc240978266 \h </w:instrText>
+        </w:r>
+        <w:r>
+          <w:rPr>
+            <w:noProof/>
+          </w:rPr>
+        </w:r>
+        <w:r>
+          <w:rPr>
+            <w:noProof/>
+          </w:rPr>
+          <w:fldChar w:fldCharType="separate"/>
+        </w:r>
+        <w:r>
+          <w:rPr>
+            <w:noProof/>
+          </w:rPr>
+          <w:t>7</w:t>
+        </w:r>
+        <w:r>
+          <w:rPr>
+            <w:noProof/>
+          </w:rPr>
+          <w:fldChar w:fldCharType="end"/>
+        </w:r>
+      </w:hyperlink>
+    </w:p>
+    <w:p>
+      <w:pPr>
+        <w:pStyle w:val="Sumrio2"/>
+        <w:tabs>
+          <w:tab w:val="right" w:leader="dot" w:pos="9061"/>
+        </w:tabs>
+        <w:rPr>
+          <w:rFonts w:asciiTheme="minorHAnsi" w:eastAsiaTheme="minorEastAsia" w:hAnsiTheme="minorHAnsi" w:cstheme="minorBidi"/>
+          <w:noProof/>
+          <w:szCs w:val="24"/>
+          <w:lang w:eastAsia="pt-BR"/>
+        </w:rPr>
+      </w:pPr>
+      <w:hyperlink w:anchor="_Toc240978267" w:history="1">
+        <w:r>
+          <w:rPr>
+            <w:rStyle w:val="Hyperlink"/>
+            <w:noProof/>
+          </w:rPr>
+          <w:t>6.3 Visualização 3 — comparação por loja ou marca</w:t>
+        </w:r>
+        <w:r>
+          <w:rPr>
+            <w:noProof/>
+          </w:rPr>
+          <w:tab/>
+        </w:r>
+        <w:r>
+          <w:rPr>
+            <w:noProof/>
+          </w:rPr>
+          <w:fldChar w:fldCharType="begin"/>
+        </w:r>
+        <w:r>
+          <w:rPr>
+            <w:noProof/>
+          </w:rPr>
+          <w:instrText xml:space="preserve"> PAGEREF _Toc240978267 \h </w:instrText>
+        </w:r>
+        <w:r>
+          <w:rPr>
+            <w:noProof/>
+          </w:rPr>
+        </w:r>
+        <w:r>
+          <w:rPr>
+            <w:noProof/>
+          </w:rPr>
+          <w:fldChar w:fldCharType="separate"/>
+        </w:r>
+        <w:r>
+          <w:rPr>
+            <w:noProof/>
+          </w:rPr>
+          <w:t>7</w:t>
+        </w:r>
+        <w:r>
+          <w:rPr>
+            <w:noProof/>
+          </w:rPr>
+          <w:fldChar w:fldCharType="end"/>
+        </w:r>
+      </w:hyperlink>
+    </w:p>
+    <w:p>
+      <w:pPr>
+        <w:pStyle w:val="Sumrio2"/>
+        <w:tabs>
+          <w:tab w:val="right" w:leader="dot" w:pos="9061"/>
+        </w:tabs>
+        <w:rPr>
+          <w:rFonts w:asciiTheme="minorHAnsi" w:eastAsiaTheme="minorEastAsia" w:hAnsiTheme="minorHAnsi" w:cstheme="minorBidi"/>
+          <w:noProof/>
+          <w:szCs w:val="24"/>
+          <w:lang w:eastAsia="pt-BR"/>
+        </w:rPr>
+      </w:pPr>
+      <w:hyperlink w:anchor="_Toc240978268" w:history="1">
+        <w:r>
+          <w:rPr>
+            <w:rStyle w:val="Hyperlink"/>
+            <w:noProof/>
+          </w:rPr>
+          <w:t>6.4 Dashboard</w:t>
+        </w:r>
+        <w:r>
+          <w:rPr>
+            <w:noProof/>
+          </w:rPr>
+          <w:tab/>
+        </w:r>
+        <w:r>
+          <w:rPr>
+            <w:noProof/>
+          </w:rPr>
+          <w:fldChar w:fldCharType="begin"/>
+        </w:r>
+        <w:r>
+          <w:rPr>
+            <w:noProof/>
+          </w:rPr>
+          <w:instrText xml:space="preserve"> PAGEREF _Toc240978268 \h </w:instrText>
+        </w:r>
+        <w:r>
+          <w:rPr>
+            <w:noProof/>
+          </w:rPr>
+        </w:r>
+        <w:r>
+          <w:rPr>
+            <w:noProof/>
+          </w:rPr>
+          <w:fldChar w:fldCharType="separate"/>
+        </w:r>
+        <w:r>
+          <w:rPr>
+            <w:noProof/>
+          </w:rPr>
+          <w:t>7</w:t>
         </w:r>
         <w:r>
           <w:rPr>
@@ -840,13 +1468,13 @@
           <w:lang w:eastAsia="pt-BR"/>
         </w:rPr>
       </w:pPr>
-      <w:hyperlink w:anchor="_Toc240956540" w:history="1">
+      <w:hyperlink w:anchor="_Toc240978269" w:history="1">
         <w:r>
           <w:rPr>
             <w:rStyle w:val="Hyperlink"/>
             <w:noProof/>
           </w:rPr>
-          <w:t>4 PRÉ-PROCESSAMENTO DOS DADOS</w:t>
+          <w:t>7 ASPECTOS ÉTICOS E LEGAIS</w:t>
         </w:r>
         <w:r>
           <w:rPr>
@@ -864,7 +1492,7 @@
           <w:rPr>
             <w:noProof/>
           </w:rPr>
-          <w:instrText xml:space="preserve"> PAGEREF _Toc240956540 \h </w:instrText>
+          <w:instrText xml:space="preserve"> PAGEREF _Toc240978269 \h </w:instrText>
         </w:r>
         <w:r>
           <w:rPr>
@@ -881,7 +1509,7 @@
           <w:rPr>
             <w:noProof/>
           </w:rPr>
-          <w:t>3</w:t>
+          <w:t>7</w:t>
         </w:r>
         <w:r>
           <w:rPr>
@@ -904,13 +1532,13 @@
           <w:lang w:eastAsia="pt-BR"/>
         </w:rPr>
       </w:pPr>
-      <w:hyperlink w:anchor="_Toc240956541" w:history="1">
+      <w:hyperlink w:anchor="_Toc240978270" w:history="1">
         <w:r>
           <w:rPr>
             <w:rStyle w:val="Hyperlink"/>
             <w:noProof/>
           </w:rPr>
-          <w:t>5 ANÁLISE DOS DADOS</w:t>
+          <w:t>8 AUTOMAÇÃO DO PIPELINE</w:t>
         </w:r>
         <w:r>
           <w:rPr>
@@ -928,7 +1556,7 @@
           <w:rPr>
             <w:noProof/>
           </w:rPr>
-          <w:instrText xml:space="preserve"> PAGEREF _Toc240956541 \h </w:instrText>
+          <w:instrText xml:space="preserve"> PAGEREF _Toc240978270 \h </w:instrText>
         </w:r>
         <w:r>
           <w:rPr>
@@ -945,129 +1573,7 @@
           <w:rPr>
             <w:noProof/>
           </w:rPr>
-          <w:t>4</w:t>
-        </w:r>
-        <w:r>
-          <w:rPr>
-            <w:noProof/>
-          </w:rPr>
-          <w:fldChar w:fldCharType="end"/>
-        </w:r>
-      </w:hyperlink>
-    </w:p>
-    <w:p>
-      <w:pPr>
-        <w:pStyle w:val="Sumrio2"/>
-        <w:tabs>
-          <w:tab w:val="right" w:leader="dot" w:pos="9061"/>
-        </w:tabs>
-        <w:rPr>
-          <w:noProof/>
-        </w:rPr>
-      </w:pPr>
-      <w:hyperlink w:anchor="_Toc240956542" w:history="1">
-        <w:r>
-          <w:rPr>
-            <w:rStyle w:val="Hyperlink"/>
-            <w:noProof/>
-          </w:rPr>
-          <w:t>5.1 Caracterização e estatísticas descritivas</w:t>
-        </w:r>
-        <w:r>
-          <w:rPr>
-            <w:noProof/>
-          </w:rPr>
-          <w:tab/>
-        </w:r>
-        <w:r>
-          <w:rPr>
-            <w:noProof/>
-          </w:rPr>
-          <w:fldChar w:fldCharType="begin"/>
-        </w:r>
-        <w:r>
-          <w:rPr>
-            <w:noProof/>
-          </w:rPr>
-          <w:instrText xml:space="preserve"> PAGEREF _Toc240956542 \h </w:instrText>
-        </w:r>
-        <w:r>
-          <w:rPr>
-            <w:noProof/>
-          </w:rPr>
-        </w:r>
-        <w:r>
-          <w:rPr>
-            <w:noProof/>
-          </w:rPr>
-          <w:fldChar w:fldCharType="separate"/>
-        </w:r>
-        <w:r>
-          <w:rPr>
-            <w:noProof/>
-          </w:rPr>
-          <w:t>4</w:t>
-        </w:r>
-        <w:r>
-          <w:rPr>
-            <w:noProof/>
-          </w:rPr>
-          <w:fldChar w:fldCharType="end"/>
-        </w:r>
-      </w:hyperlink>
-    </w:p>
-    <w:p>
-      <w:pPr>
-        <w:pStyle w:val="Sumrio2"/>
-        <w:tabs>
-          <w:tab w:val="right" w:leader="dot" w:pos="9061"/>
-        </w:tabs>
-        <w:rPr>
-          <w:noProof/>
-        </w:rPr>
-      </w:pPr>
-      <w:hyperlink w:anchor="_Toc240956543" w:history="1">
-        <w:r>
-          <w:rPr>
-            <w:rStyle w:val="Hyperlink"/>
-            <w:noProof/>
-          </w:rPr>
-          <w:t>5.2 Padrões e insights</w:t>
-        </w:r>
-        <w:r>
-          <w:rPr>
-            <w:noProof/>
-          </w:rPr>
-          <w:tab/>
-        </w:r>
-        <w:r>
-          <w:rPr>
-            <w:noProof/>
-          </w:rPr>
-          <w:fldChar w:fldCharType="begin"/>
-        </w:r>
-        <w:r>
-          <w:rPr>
-            <w:noProof/>
-          </w:rPr>
-          <w:instrText xml:space="preserve"> PAGEREF _Toc240956543 \h </w:instrText>
-        </w:r>
-        <w:r>
-          <w:rPr>
-            <w:noProof/>
-          </w:rPr>
-        </w:r>
-        <w:r>
-          <w:rPr>
-            <w:noProof/>
-          </w:rPr>
-          <w:fldChar w:fldCharType="separate"/>
-        </w:r>
-        <w:r>
-          <w:rPr>
-            <w:noProof/>
-          </w:rPr>
-          <w:t>4</w:t>
+          <w:t>8</w:t>
         </w:r>
         <w:r>
           <w:rPr>
@@ -1090,13 +1596,13 @@
           <w:lang w:eastAsia="pt-BR"/>
         </w:rPr>
       </w:pPr>
-      <w:hyperlink w:anchor="_Toc240956544" w:history="1">
+      <w:hyperlink w:anchor="_Toc240978271" w:history="1">
         <w:r>
           <w:rPr>
             <w:rStyle w:val="Hyperlink"/>
             <w:noProof/>
           </w:rPr>
-          <w:t>6 GRÁFICOS E DASHBOARD</w:t>
+          <w:t>9 CONCLUSÃO</w:t>
         </w:r>
         <w:r>
           <w:rPr>
@@ -1114,7 +1620,7 @@
           <w:rPr>
             <w:noProof/>
           </w:rPr>
-          <w:instrText xml:space="preserve"> PAGEREF _Toc240956544 \h </w:instrText>
+          <w:instrText xml:space="preserve"> PAGEREF _Toc240978271 \h </w:instrText>
         </w:r>
         <w:r>
           <w:rPr>
@@ -1131,251 +1637,7 @@
           <w:rPr>
             <w:noProof/>
           </w:rPr>
-          <w:t>4</w:t>
-        </w:r>
-        <w:r>
-          <w:rPr>
-            <w:noProof/>
-          </w:rPr>
-          <w:fldChar w:fldCharType="end"/>
-        </w:r>
-      </w:hyperlink>
-    </w:p>
-    <w:p>
-      <w:pPr>
-        <w:pStyle w:val="Sumrio2"/>
-        <w:tabs>
-          <w:tab w:val="right" w:leader="dot" w:pos="9061"/>
-        </w:tabs>
-        <w:rPr>
-          <w:noProof/>
-        </w:rPr>
-      </w:pPr>
-      <w:hyperlink w:anchor="_Toc240956545" w:history="1">
-        <w:r>
-          <w:rPr>
-            <w:rStyle w:val="Hyperlink"/>
-            <w:noProof/>
-          </w:rPr>
-          <w:t>6.1 Visualização 1 — comparação de preços</w:t>
-        </w:r>
-        <w:r>
-          <w:rPr>
-            <w:noProof/>
-          </w:rPr>
-          <w:tab/>
-        </w:r>
-        <w:r>
-          <w:rPr>
-            <w:noProof/>
-          </w:rPr>
-          <w:fldChar w:fldCharType="begin"/>
-        </w:r>
-        <w:r>
-          <w:rPr>
-            <w:noProof/>
-          </w:rPr>
-          <w:instrText xml:space="preserve"> PAGEREF _Toc240956545 \h </w:instrText>
-        </w:r>
-        <w:r>
-          <w:rPr>
-            <w:noProof/>
-          </w:rPr>
-        </w:r>
-        <w:r>
-          <w:rPr>
-            <w:noProof/>
-          </w:rPr>
-          <w:fldChar w:fldCharType="separate"/>
-        </w:r>
-        <w:r>
-          <w:rPr>
-            <w:noProof/>
-          </w:rPr>
-          <w:t>4</w:t>
-        </w:r>
-        <w:r>
-          <w:rPr>
-            <w:noProof/>
-          </w:rPr>
-          <w:fldChar w:fldCharType="end"/>
-        </w:r>
-      </w:hyperlink>
-    </w:p>
-    <w:p>
-      <w:pPr>
-        <w:pStyle w:val="Sumrio2"/>
-        <w:tabs>
-          <w:tab w:val="right" w:leader="dot" w:pos="9061"/>
-        </w:tabs>
-        <w:rPr>
-          <w:noProof/>
-        </w:rPr>
-      </w:pPr>
-      <w:hyperlink w:anchor="_Toc240956546" w:history="1">
-        <w:r>
-          <w:rPr>
-            <w:rStyle w:val="Hyperlink"/>
-            <w:noProof/>
-          </w:rPr>
-          <w:t>6.2 Visualização 2 — distribuição dos preços</w:t>
-        </w:r>
-        <w:r>
-          <w:rPr>
-            <w:noProof/>
-          </w:rPr>
-          <w:tab/>
-        </w:r>
-        <w:r>
-          <w:rPr>
-            <w:noProof/>
-          </w:rPr>
-          <w:fldChar w:fldCharType="begin"/>
-        </w:r>
-        <w:r>
-          <w:rPr>
-            <w:noProof/>
-          </w:rPr>
-          <w:instrText xml:space="preserve"> PAGEREF _Toc240956546 \h </w:instrText>
-        </w:r>
-        <w:r>
-          <w:rPr>
-            <w:noProof/>
-          </w:rPr>
-        </w:r>
-        <w:r>
-          <w:rPr>
-            <w:noProof/>
-          </w:rPr>
-          <w:fldChar w:fldCharType="separate"/>
-        </w:r>
-        <w:r>
-          <w:rPr>
-            <w:noProof/>
-          </w:rPr>
-          <w:t>4</w:t>
-        </w:r>
-        <w:r>
-          <w:rPr>
-            <w:noProof/>
-          </w:rPr>
-          <w:fldChar w:fldCharType="end"/>
-        </w:r>
-      </w:hyperlink>
-    </w:p>
-    <w:p>
-      <w:pPr>
-        <w:pStyle w:val="Sumrio2"/>
-        <w:tabs>
-          <w:tab w:val="right" w:leader="dot" w:pos="9061"/>
-        </w:tabs>
-        <w:rPr>
-          <w:noProof/>
-        </w:rPr>
-      </w:pPr>
-      <w:hyperlink w:anchor="_Toc240956547" w:history="1">
-        <w:r>
-          <w:rPr>
-            <w:rStyle w:val="Hyperlink"/>
-            <w:noProof/>
-          </w:rPr>
-          <w:t>6.3 Visualização 3 — comparação por loja ou marca</w:t>
-        </w:r>
-        <w:r>
-          <w:rPr>
-            <w:noProof/>
-          </w:rPr>
-          <w:tab/>
-        </w:r>
-        <w:r>
-          <w:rPr>
-            <w:noProof/>
-          </w:rPr>
-          <w:fldChar w:fldCharType="begin"/>
-        </w:r>
-        <w:r>
-          <w:rPr>
-            <w:noProof/>
-          </w:rPr>
-          <w:instrText xml:space="preserve"> PAGEREF _Toc240956547 \h </w:instrText>
-        </w:r>
-        <w:r>
-          <w:rPr>
-            <w:noProof/>
-          </w:rPr>
-        </w:r>
-        <w:r>
-          <w:rPr>
-            <w:noProof/>
-          </w:rPr>
-          <w:fldChar w:fldCharType="separate"/>
-        </w:r>
-        <w:r>
-          <w:rPr>
-            <w:noProof/>
-          </w:rPr>
-          <w:t>4</w:t>
-        </w:r>
-        <w:r>
-          <w:rPr>
-            <w:noProof/>
-          </w:rPr>
-          <w:fldChar w:fldCharType="end"/>
-        </w:r>
-      </w:hyperlink>
-    </w:p>
-    <w:p>
-      <w:pPr>
-        <w:pStyle w:val="Sumrio2"/>
-        <w:tabs>
-          <w:tab w:val="right" w:leader="dot" w:pos="9061"/>
-        </w:tabs>
-        <w:rPr>
-          <w:noProof/>
-        </w:rPr>
-      </w:pPr>
-      <w:hyperlink w:anchor="_Toc240956548" w:history="1">
-        <w:r>
-          <w:rPr>
-            <w:rStyle w:val="Hyperlink"/>
-            <w:noProof/>
-          </w:rPr>
-          <w:t>6.4 Dashboard</w:t>
-        </w:r>
-        <w:r>
-          <w:rPr>
-            <w:noProof/>
-          </w:rPr>
-          <w:tab/>
-        </w:r>
-        <w:r>
-          <w:rPr>
-            <w:noProof/>
-          </w:rPr>
-          <w:fldChar w:fldCharType="begin"/>
-        </w:r>
-        <w:r>
-          <w:rPr>
-            <w:noProof/>
-          </w:rPr>
-          <w:instrText xml:space="preserve"> PAGEREF _Toc240956548 \h </w:instrText>
-        </w:r>
-        <w:r>
-          <w:rPr>
-            <w:noProof/>
-          </w:rPr>
-        </w:r>
-        <w:r>
-          <w:rPr>
-            <w:noProof/>
-          </w:rPr>
-          <w:fldChar w:fldCharType="separate"/>
-        </w:r>
-        <w:r>
-          <w:rPr>
-            <w:noProof/>
-          </w:rPr>
-          <w:t>4</w:t>
+          <w:t>8</w:t>
         </w:r>
         <w:r>
           <w:rPr>
@@ -1398,13 +1660,13 @@
           <w:lang w:eastAsia="pt-BR"/>
         </w:rPr>
       </w:pPr>
-      <w:hyperlink w:anchor="_Toc240956549" w:history="1">
+      <w:hyperlink w:anchor="_Toc240978272" w:history="1">
         <w:r>
           <w:rPr>
             <w:rStyle w:val="Hyperlink"/>
             <w:noProof/>
           </w:rPr>
-          <w:t>7 ASPECTOS ÉTICOS E LEGAIS</w:t>
+          <w:t>REFERÊNCIAS</w:t>
         </w:r>
         <w:r>
           <w:rPr>
@@ -1422,7 +1684,7 @@
           <w:rPr>
             <w:noProof/>
           </w:rPr>
-          <w:instrText xml:space="preserve"> PAGEREF _Toc240956549 \h </w:instrText>
+          <w:instrText xml:space="preserve"> PAGEREF _Toc240978272 \h </w:instrText>
         </w:r>
         <w:r>
           <w:rPr>
@@ -1439,7 +1701,7 @@
           <w:rPr>
             <w:noProof/>
           </w:rPr>
-          <w:t>4</w:t>
+          <w:t>8</w:t>
         </w:r>
         <w:r>
           <w:rPr>
@@ -1451,224 +1713,150 @@
     </w:p>
     <w:p>
       <w:pPr>
-        <w:pStyle w:val="Sumrio1"/>
-        <w:tabs>
-          <w:tab w:val="right" w:leader="dot" w:pos="9061"/>
-        </w:tabs>
-        <w:rPr>
-          <w:rFonts w:asciiTheme="minorHAnsi" w:eastAsiaTheme="minorEastAsia" w:hAnsiTheme="minorHAnsi" w:cstheme="minorBidi"/>
-          <w:noProof/>
+        <w:rPr>
+          <w:sz w:val="2"/>
+          <w:szCs w:val="2"/>
+        </w:rPr>
+      </w:pPr>
+      <w:r>
+        <w:rPr>
+          <w:sz w:val="2"/>
+          <w:szCs w:val="2"/>
+        </w:rPr>
+        <w:fldChar w:fldCharType="end"/>
+      </w:r>
+    </w:p>
+    <w:p>
+      <w:pPr>
+        <w:rPr>
+          <w:sz w:val="2"/>
+          <w:szCs w:val="2"/>
+        </w:rPr>
+      </w:pPr>
+      <w:r>
+        <w:rPr>
+          <w:sz w:val="2"/>
+          <w:szCs w:val="2"/>
+        </w:rPr>
+        <w:br w:type="page"/>
+      </w:r>
+    </w:p>
+    <w:p>
+      <w:pPr>
+        <w:pStyle w:val="Ttulo1"/>
+        <w:rPr>
+          <w:rFonts w:cstheme="minorBidi"/>
+        </w:rPr>
+      </w:pPr>
+      <w:bookmarkStart w:id="1" w:name="_Toc240978251"/>
+      <w:r>
+        <w:rPr>
+          <w:rFonts w:asciiTheme="minorHAnsi" w:hAnsiTheme="minorHAnsi" w:cstheme="minorBidi"/>
+        </w:rPr>
+        <w:lastRenderedPageBreak/>
+        <w:t>1 PROBLEMA E OBJETIVO DA ANÁLISE</w:t>
+      </w:r>
+      <w:bookmarkEnd w:id="1"/>
+    </w:p>
+    <w:p>
+      <w:pPr>
+        <w:pStyle w:val="Ttulo2"/>
+        <w:numPr>
+          <w:ilvl w:val="1"/>
+          <w:numId w:val="1"/>
+        </w:numPr>
+        <w:rPr>
+          <w:rFonts w:asciiTheme="minorHAnsi" w:hAnsiTheme="minorHAnsi" w:cstheme="minorBidi"/>
+        </w:rPr>
+      </w:pPr>
+      <w:bookmarkStart w:id="2" w:name="_Toc240978252"/>
+      <w:r>
+        <w:rPr>
+          <w:rFonts w:asciiTheme="minorHAnsi" w:hAnsiTheme="minorHAnsi" w:cstheme="minorBidi"/>
+        </w:rPr>
+        <w:t>Contextualização</w:t>
+      </w:r>
+      <w:bookmarkEnd w:id="2"/>
+    </w:p>
+    <w:p>
+      <w:pPr>
+        <w:ind w:firstLine="385"/>
+      </w:pPr>
+      <w:r>
+        <w:t xml:space="preserve">Uma grande parcela das compras de eletroeletrônicos atualmente é realizada por meios virtuais, seja por meio de aplicativos de lojas oficiais, seja por plataformas de marketplace ou pelos sites dos fabricantes dos dispositivos/equipamentos. Os meios eletrônicos democratizaram o acesso a uma variedade de itens, preços e fornecedores, mas ao mesmo tempo levaram ao consumidor uma quantidade de informações que não são fáceis de processar e mesmo escolher de forma consciente pela melhor opção. A quantidade alta de informações de produtos em plataformas diversas é o cenário ideal para uma </w:t>
+      </w:r>
+      <w:r>
+        <w:t>análise</w:t>
+      </w:r>
+      <w:r>
+        <w:t xml:space="preserve"> computadorizada, automatizada e parametrizada com vistas a busca de critérios específicos </w:t>
+      </w:r>
+      <w:r>
+        <w:t>para atenderem a necessidades especificas de cada consumidor.</w:t>
+      </w:r>
+    </w:p>
+    <w:p>
+      <w:pPr>
+        <w:pStyle w:val="Ttulo2"/>
+        <w:numPr>
+          <w:ilvl w:val="1"/>
+          <w:numId w:val="1"/>
+        </w:numPr>
+        <w:rPr>
+          <w:rFonts w:asciiTheme="minorHAnsi" w:hAnsiTheme="minorHAnsi" w:cstheme="minorBidi"/>
+        </w:rPr>
+      </w:pPr>
+      <w:bookmarkStart w:id="3" w:name="_Toc240978253"/>
+      <w:r>
+        <w:rPr>
+          <w:rFonts w:asciiTheme="minorHAnsi" w:hAnsiTheme="minorHAnsi" w:cstheme="minorBidi"/>
+        </w:rPr>
+        <w:t>Pergunta de negócio</w:t>
+      </w:r>
+      <w:bookmarkEnd w:id="3"/>
+    </w:p>
+    <w:p>
+      <w:pPr>
+        <w:ind w:firstLine="385"/>
+      </w:pPr>
+      <w:r>
+        <w:t xml:space="preserve">Buscamos responder com essa análise qual é a variação de preços para um mesmo modelo de smartphone em diferentes plataformas de venda. Qual a economia em valores absolutos e </w:t>
+      </w:r>
+      <w:proofErr w:type="gramStart"/>
+      <w:r>
+        <w:t>percentuais  em</w:t>
+      </w:r>
+      <w:proofErr w:type="gramEnd"/>
+      <w:r>
+        <w:t xml:space="preserve"> relação as ofertas com melhor colocação no critério de custo final.</w:t>
+      </w:r>
+    </w:p>
+    <w:p>
+      <w:pPr>
+        <w:pStyle w:val="Ttulo2"/>
+        <w:rPr>
+          <w:rFonts w:asciiTheme="minorHAnsi" w:hAnsiTheme="minorHAnsi" w:cstheme="minorBidi"/>
+        </w:rPr>
+      </w:pPr>
+      <w:bookmarkStart w:id="4" w:name="_Toc240978254"/>
+      <w:r>
+        <w:rPr>
+          <w:rFonts w:asciiTheme="minorHAnsi" w:hAnsiTheme="minorHAnsi" w:cstheme="minorBidi"/>
+        </w:rPr>
+        <w:t>1.3 Objetivos</w:t>
+      </w:r>
+      <w:bookmarkEnd w:id="4"/>
+    </w:p>
+    <w:p>
+      <w:pPr>
+        <w:ind w:firstLine="708"/>
+        <w:rPr>
           <w:szCs w:val="24"/>
           <w:lang w:eastAsia="pt-BR"/>
         </w:rPr>
       </w:pPr>
-      <w:hyperlink w:anchor="_Toc240956550" w:history="1">
-        <w:r>
-          <w:rPr>
-            <w:rStyle w:val="Hyperlink"/>
-            <w:noProof/>
-          </w:rPr>
-          <w:t>8 AUTOMAÇÃO DO PIPELINE</w:t>
-        </w:r>
-        <w:r>
-          <w:rPr>
-            <w:noProof/>
-          </w:rPr>
-          <w:tab/>
-        </w:r>
-        <w:r>
-          <w:rPr>
-            <w:noProof/>
-          </w:rPr>
-          <w:fldChar w:fldCharType="begin"/>
-        </w:r>
-        <w:r>
-          <w:rPr>
-            <w:noProof/>
-          </w:rPr>
-          <w:instrText xml:space="preserve"> PAGEREF _Toc240956550 \h </w:instrText>
-        </w:r>
-        <w:r>
-          <w:rPr>
-            <w:noProof/>
-          </w:rPr>
-        </w:r>
-        <w:r>
-          <w:rPr>
-            <w:noProof/>
-          </w:rPr>
-          <w:fldChar w:fldCharType="separate"/>
-        </w:r>
-        <w:r>
-          <w:rPr>
-            <w:noProof/>
-          </w:rPr>
-          <w:t>4</w:t>
-        </w:r>
-        <w:r>
-          <w:rPr>
-            <w:noProof/>
-          </w:rPr>
-          <w:fldChar w:fldCharType="end"/>
-        </w:r>
-      </w:hyperlink>
-    </w:p>
-    <w:p>
-      <w:pPr>
-        <w:pStyle w:val="Sumrio1"/>
-        <w:tabs>
-          <w:tab w:val="right" w:leader="dot" w:pos="9061"/>
-        </w:tabs>
-        <w:rPr>
-          <w:rFonts w:asciiTheme="minorHAnsi" w:eastAsiaTheme="minorEastAsia" w:hAnsiTheme="minorHAnsi" w:cstheme="minorBidi"/>
-          <w:noProof/>
-          <w:szCs w:val="24"/>
-          <w:lang w:eastAsia="pt-BR"/>
-        </w:rPr>
-      </w:pPr>
-      <w:hyperlink w:anchor="_Toc240956551" w:history="1">
-        <w:r>
-          <w:rPr>
-            <w:rStyle w:val="Hyperlink"/>
-            <w:noProof/>
-          </w:rPr>
-          <w:t>9 CONCLUSÃO</w:t>
-        </w:r>
-        <w:r>
-          <w:rPr>
-            <w:noProof/>
-          </w:rPr>
-          <w:tab/>
-        </w:r>
-        <w:r>
-          <w:rPr>
-            <w:noProof/>
-          </w:rPr>
-          <w:fldChar w:fldCharType="begin"/>
-        </w:r>
-        <w:r>
-          <w:rPr>
-            <w:noProof/>
-          </w:rPr>
-          <w:instrText xml:space="preserve"> PAGEREF _Toc240956551 \h </w:instrText>
-        </w:r>
-        <w:r>
-          <w:rPr>
-            <w:noProof/>
-          </w:rPr>
-        </w:r>
-        <w:r>
-          <w:rPr>
-            <w:noProof/>
-          </w:rPr>
-          <w:fldChar w:fldCharType="separate"/>
-        </w:r>
-        <w:r>
-          <w:rPr>
-            <w:noProof/>
-          </w:rPr>
-          <w:t>5</w:t>
-        </w:r>
-        <w:r>
-          <w:rPr>
-            <w:noProof/>
-          </w:rPr>
-          <w:fldChar w:fldCharType="end"/>
-        </w:r>
-      </w:hyperlink>
-    </w:p>
-    <w:p>
-      <w:pPr>
-        <w:pStyle w:val="Sumrio1"/>
-        <w:tabs>
-          <w:tab w:val="right" w:leader="dot" w:pos="9061"/>
-        </w:tabs>
-        <w:rPr>
-          <w:rFonts w:asciiTheme="minorHAnsi" w:eastAsiaTheme="minorEastAsia" w:hAnsiTheme="minorHAnsi" w:cstheme="minorBidi"/>
-          <w:noProof/>
-          <w:szCs w:val="24"/>
-          <w:lang w:eastAsia="pt-BR"/>
-        </w:rPr>
-      </w:pPr>
-      <w:hyperlink w:anchor="_Toc240956552" w:history="1">
-        <w:r>
-          <w:rPr>
-            <w:rStyle w:val="Hyperlink"/>
-            <w:noProof/>
-          </w:rPr>
-          <w:t>REFERÊNCIAS</w:t>
-        </w:r>
-        <w:r>
-          <w:rPr>
-            <w:noProof/>
-          </w:rPr>
-          <w:tab/>
-        </w:r>
-        <w:r>
-          <w:rPr>
-            <w:noProof/>
-          </w:rPr>
-          <w:fldChar w:fldCharType="begin"/>
-        </w:r>
-        <w:r>
-          <w:rPr>
-            <w:noProof/>
-          </w:rPr>
-          <w:instrText xml:space="preserve"> PAGEREF _Toc240956552 \h </w:instrText>
-        </w:r>
-        <w:r>
-          <w:rPr>
-            <w:noProof/>
-          </w:rPr>
-        </w:r>
-        <w:r>
-          <w:rPr>
-            <w:noProof/>
-          </w:rPr>
-          <w:fldChar w:fldCharType="separate"/>
-        </w:r>
-        <w:r>
-          <w:rPr>
-            <w:noProof/>
-          </w:rPr>
-          <w:t>5</w:t>
-        </w:r>
-        <w:r>
-          <w:rPr>
-            <w:noProof/>
-          </w:rPr>
-          <w:fldChar w:fldCharType="end"/>
-        </w:r>
-      </w:hyperlink>
-    </w:p>
-    <w:p>
-      <w:pPr>
-        <w:rPr>
-          <w:sz w:val="2"/>
-          <w:szCs w:val="2"/>
-        </w:rPr>
-      </w:pPr>
-      <w:r>
-        <w:rPr>
-          <w:sz w:val="2"/>
-          <w:szCs w:val="2"/>
-        </w:rPr>
-        <w:fldChar w:fldCharType="end"/>
-      </w:r>
-    </w:p>
-    <w:p>
-      <w:pPr>
-        <w:rPr>
-          <w:sz w:val="2"/>
-          <w:szCs w:val="2"/>
-        </w:rPr>
-      </w:pPr>
-      <w:r>
-        <w:rPr>
-          <w:sz w:val="2"/>
-          <w:szCs w:val="2"/>
-        </w:rPr>
-        <w:br w:type="page"/>
+      <w:r>
+        <w:t>A proposta do projeto será a realização de busca, tratamento e comparação de preços de modelos de smartphones específicos da fabricante Samsung em sites de lojas oficiais, utilizando-se de técnicas de extração de dados diretamente de páginas web ou de APIs oficiais, quando disponibilizado pelas plataformas. De posse dos dados brutos, busca-se trazer insights de métricas para tomada de decisão em relação aos preços, como melhor custo associado, medias e lojas com valores em destaque. O projeto será desenvolvido em torno de uma pipeline na linguagem Python. Ao fim do projeto busca-se ainda a aquisição de skills analíticas por parte dos membros da equipe envolvida no trabalho, sendo capaz de planejar e desenvolver aplicações em coleta de dados na web e posterior tratamento para obtenção de informações segmentadas.</w:t>
       </w:r>
     </w:p>
     <w:p>
@@ -1678,26 +1866,2109 @@
           <w:rFonts w:cstheme="minorBidi"/>
         </w:rPr>
       </w:pPr>
-      <w:bookmarkStart w:id="1" w:name="_Toc240956531"/>
+      <w:bookmarkStart w:id="5" w:name="_Toc240978255"/>
       <w:r>
         <w:rPr>
           <w:rFonts w:asciiTheme="minorHAnsi" w:hAnsiTheme="minorHAnsi" w:cstheme="minorBidi"/>
         </w:rPr>
+        <w:t>2 FONTE DOS DADOS</w:t>
+      </w:r>
+      <w:bookmarkEnd w:id="5"/>
+    </w:p>
+    <w:p>
+      <w:pPr>
+        <w:spacing w:line="360" w:lineRule="auto"/>
+        <w:ind w:firstLine="708"/>
+        <w:rPr>
+          <w:color w:val="000000"/>
+        </w:rPr>
+      </w:pPr>
+      <w:r>
+        <w:rPr>
+          <w:color w:val="000000"/>
+        </w:rPr>
+        <w:t xml:space="preserve">Para responder à pergunta de negócio, foram avaliadas como fontes de dados as páginas públicas de busca de cinco lojas virtuais que comercializam smartphones Samsung: </w:t>
+      </w:r>
+      <w:proofErr w:type="spellStart"/>
+      <w:r>
+        <w:rPr>
+          <w:color w:val="000000"/>
+        </w:rPr>
+        <w:t>KaBuM</w:t>
+      </w:r>
+      <w:proofErr w:type="spellEnd"/>
+      <w:r>
+        <w:rPr>
+          <w:color w:val="000000"/>
+        </w:rPr>
+        <w:t xml:space="preserve">!, Samsung.com.br, Magazine Luiza, Casas Bahia e </w:t>
+      </w:r>
+      <w:proofErr w:type="spellStart"/>
+      <w:r>
+        <w:rPr>
+          <w:color w:val="000000"/>
+        </w:rPr>
+        <w:t>Amazon</w:t>
+      </w:r>
+      <w:proofErr w:type="spellEnd"/>
+      <w:r>
+        <w:rPr>
+          <w:color w:val="000000"/>
+        </w:rPr>
+        <w:t xml:space="preserve"> Brasil. Para cada uma, verificaram-se a URL de busca, as informações disponíveis no HTML retornado por uma requisição direta, o tipo de carregamento do conteúdo e a </w:t>
+      </w:r>
+      <w:r>
+        <w:rPr>
+          <w:color w:val="000000"/>
+        </w:rPr>
         <w:lastRenderedPageBreak/>
-        <w:t>1 PROBLEMA E OBJETIVO DA ANÁLISE</w:t>
-      </w:r>
-      <w:bookmarkEnd w:id="1"/>
-    </w:p>
-    <w:p>
-      <w:pPr>
-        <w:rPr>
-          <w:szCs w:val="24"/>
-          <w:lang w:eastAsia="pt-BR"/>
-        </w:rPr>
-      </w:pPr>
-      <w:r>
-        <w:t>Apresente a categoria de produtos escolhida, o contexto do estudo de mercado e a pergunta de negócio definida antes da coleta. Registre também o objetivo geral e os objetivos específicos da análise.</w:t>
-      </w:r>
+        <w:t>existência de API oficial adequada ao caso de uso, isto é, a consulta de preços de produtos na perspectiva do consumidor. Os resultados foram agrupados segundo o comportamento observado.</w:t>
+      </w:r>
+    </w:p>
+    <w:p>
+      <w:pPr>
+        <w:spacing w:before="240" w:line="360" w:lineRule="auto"/>
+        <w:ind w:firstLine="0"/>
+        <w:rPr>
+          <w:b/>
+          <w:color w:val="000000"/>
+        </w:rPr>
+      </w:pPr>
+      <w:r>
+        <w:rPr>
+          <w:b/>
+          <w:color w:val="000000"/>
+        </w:rPr>
+        <w:t xml:space="preserve">Lojas com página pública e renderização via </w:t>
+      </w:r>
+      <w:proofErr w:type="spellStart"/>
+      <w:r>
+        <w:rPr>
+          <w:b/>
+          <w:color w:val="000000"/>
+        </w:rPr>
+        <w:t>JavaScript</w:t>
+      </w:r>
+      <w:proofErr w:type="spellEnd"/>
+      <w:r>
+        <w:rPr>
+          <w:b/>
+          <w:color w:val="000000"/>
+        </w:rPr>
+        <w:t xml:space="preserve"> (SPA)</w:t>
+      </w:r>
+    </w:p>
+    <w:p>
+      <w:pPr>
+        <w:spacing w:line="360" w:lineRule="auto"/>
+        <w:ind w:firstLine="708"/>
+        <w:rPr>
+          <w:color w:val="000000"/>
+        </w:rPr>
+      </w:pPr>
+      <w:proofErr w:type="spellStart"/>
+      <w:r>
+        <w:rPr>
+          <w:b/>
+          <w:color w:val="000000"/>
+        </w:rPr>
+        <w:t>KaBuM</w:t>
+      </w:r>
+      <w:proofErr w:type="spellEnd"/>
+      <w:r>
+        <w:rPr>
+          <w:b/>
+          <w:color w:val="000000"/>
+        </w:rPr>
+        <w:t xml:space="preserve">! </w:t>
+      </w:r>
+      <w:r>
+        <w:rPr>
+          <w:color w:val="000000"/>
+        </w:rPr>
+        <w:t xml:space="preserve">(https://www.kabum.com.br/busca/{termo}). Em teste direto, o HTML inicial retornou apenas elementos de navegação, filtros e o título da busca (“Galaxy A15: Preços Especiais no </w:t>
+      </w:r>
+      <w:proofErr w:type="spellStart"/>
+      <w:r>
+        <w:rPr>
+          <w:color w:val="000000"/>
+        </w:rPr>
+        <w:t>KaBuM</w:t>
+      </w:r>
+      <w:proofErr w:type="spellEnd"/>
+      <w:r>
+        <w:rPr>
+          <w:color w:val="000000"/>
+        </w:rPr>
+        <w:t xml:space="preserve">!”), sem nenhum produto ou preço no markup, o que confirma que os cards de produto são injetados via </w:t>
+      </w:r>
+      <w:proofErr w:type="spellStart"/>
+      <w:r>
+        <w:rPr>
+          <w:color w:val="000000"/>
+        </w:rPr>
+        <w:t>JavaScript</w:t>
+      </w:r>
+      <w:proofErr w:type="spellEnd"/>
+      <w:r>
+        <w:rPr>
+          <w:color w:val="000000"/>
+        </w:rPr>
+        <w:t xml:space="preserve"> após o carregamento da página. Não há API pública documentada, e eventuais respostas JSON internas identificadas por engenharia reversa (aba Network do navegador) não constituem uma API autorizada. Justifica-se, portanto, o uso de Web </w:t>
+      </w:r>
+      <w:proofErr w:type="spellStart"/>
+      <w:r>
+        <w:rPr>
+          <w:color w:val="000000"/>
+        </w:rPr>
+        <w:t>Scraping</w:t>
+      </w:r>
+      <w:proofErr w:type="spellEnd"/>
+      <w:r>
+        <w:rPr>
+          <w:color w:val="000000"/>
+        </w:rPr>
+        <w:t xml:space="preserve"> com renderização de </w:t>
+      </w:r>
+      <w:proofErr w:type="spellStart"/>
+      <w:r>
+        <w:rPr>
+          <w:color w:val="000000"/>
+        </w:rPr>
+        <w:t>JavaScript</w:t>
+      </w:r>
+      <w:proofErr w:type="spellEnd"/>
+      <w:r>
+        <w:rPr>
+          <w:color w:val="000000"/>
+        </w:rPr>
+        <w:t xml:space="preserve"> (</w:t>
+      </w:r>
+      <w:proofErr w:type="spellStart"/>
+      <w:r>
+        <w:rPr>
+          <w:color w:val="000000"/>
+        </w:rPr>
+        <w:t>Selenium</w:t>
+      </w:r>
+      <w:proofErr w:type="spellEnd"/>
+      <w:r>
+        <w:rPr>
+          <w:color w:val="000000"/>
+        </w:rPr>
+        <w:t xml:space="preserve"> ou </w:t>
+      </w:r>
+      <w:proofErr w:type="spellStart"/>
+      <w:r>
+        <w:rPr>
+          <w:color w:val="000000"/>
+        </w:rPr>
+        <w:t>Playwright</w:t>
+      </w:r>
+      <w:proofErr w:type="spellEnd"/>
+      <w:r>
+        <w:rPr>
+          <w:color w:val="000000"/>
+        </w:rPr>
+        <w:t xml:space="preserve">), e não apenas de </w:t>
+      </w:r>
+      <w:proofErr w:type="spellStart"/>
+      <w:r>
+        <w:rPr>
+          <w:color w:val="000000"/>
+        </w:rPr>
+        <w:t>Requests</w:t>
+      </w:r>
+      <w:proofErr w:type="spellEnd"/>
+      <w:r>
+        <w:rPr>
+          <w:color w:val="000000"/>
+        </w:rPr>
+        <w:t xml:space="preserve"> com </w:t>
+      </w:r>
+      <w:proofErr w:type="spellStart"/>
+      <w:r>
+        <w:rPr>
+          <w:color w:val="000000"/>
+        </w:rPr>
+        <w:t>Beautiful</w:t>
+      </w:r>
+      <w:proofErr w:type="spellEnd"/>
+      <w:r>
+        <w:rPr>
+          <w:color w:val="000000"/>
+        </w:rPr>
+        <w:t xml:space="preserve"> </w:t>
+      </w:r>
+      <w:proofErr w:type="spellStart"/>
+      <w:r>
+        <w:rPr>
+          <w:color w:val="000000"/>
+        </w:rPr>
+        <w:t>Soup</w:t>
+      </w:r>
+      <w:proofErr w:type="spellEnd"/>
+      <w:r>
+        <w:rPr>
+          <w:color w:val="000000"/>
+        </w:rPr>
+        <w:t>.</w:t>
+      </w:r>
+    </w:p>
+    <w:p>
+      <w:pPr>
+        <w:spacing w:line="360" w:lineRule="auto"/>
+        <w:ind w:firstLine="708"/>
+        <w:rPr>
+          <w:color w:val="000000"/>
+        </w:rPr>
+      </w:pPr>
+      <w:r>
+        <w:rPr>
+          <w:b/>
+          <w:color w:val="000000"/>
+        </w:rPr>
+        <w:t>Samsung.com.br</w:t>
+      </w:r>
+      <w:r>
+        <w:rPr>
+          <w:b/>
+          <w:color w:val="000000"/>
+        </w:rPr>
+        <w:t xml:space="preserve"> </w:t>
+      </w:r>
+      <w:r>
+        <w:rPr>
+          <w:color w:val="000000"/>
+        </w:rPr>
+        <w:t>(https://www.samsung.com/</w:t>
+      </w:r>
+      <w:proofErr w:type="spellStart"/>
+      <w:r>
+        <w:rPr>
+          <w:color w:val="000000"/>
+        </w:rPr>
+        <w:t>br</w:t>
+      </w:r>
+      <w:proofErr w:type="spellEnd"/>
+      <w:r>
+        <w:rPr>
+          <w:color w:val="000000"/>
+        </w:rPr>
+        <w:t>/smartphones/</w:t>
+      </w:r>
+      <w:proofErr w:type="spellStart"/>
+      <w:r>
+        <w:rPr>
+          <w:color w:val="000000"/>
+        </w:rPr>
+        <w:t>all</w:t>
+      </w:r>
+      <w:proofErr w:type="spellEnd"/>
+      <w:r>
+        <w:rPr>
+          <w:color w:val="000000"/>
+        </w:rPr>
+        <w:t xml:space="preserve">-smartphones/). A página apresenta o mesmo padrão: o HTML inicial exibe apenas alguns nomes de modelos (como Galaxy S26 Ultra e Galaxy A57 5G), sem preços e com imagens substituídas por </w:t>
+      </w:r>
+      <w:proofErr w:type="spellStart"/>
+      <w:r>
+        <w:rPr>
+          <w:color w:val="000000"/>
+        </w:rPr>
+        <w:t>placeholders</w:t>
+      </w:r>
+      <w:proofErr w:type="spellEnd"/>
+      <w:r>
+        <w:rPr>
+          <w:color w:val="000000"/>
+        </w:rPr>
+        <w:t xml:space="preserve">, comportamento típico de uma SPA que obtém os dados por meio de chamadas assíncronas após o carregamento. Como não há API pública conhecida para catálogo ou preços, adota-se Web </w:t>
+      </w:r>
+      <w:proofErr w:type="spellStart"/>
+      <w:r>
+        <w:rPr>
+          <w:color w:val="000000"/>
+        </w:rPr>
+        <w:t>Scraping</w:t>
+      </w:r>
+      <w:proofErr w:type="spellEnd"/>
+      <w:r>
+        <w:rPr>
+          <w:color w:val="000000"/>
+        </w:rPr>
+        <w:t xml:space="preserve"> com renderização de </w:t>
+      </w:r>
+      <w:proofErr w:type="spellStart"/>
+      <w:r>
+        <w:rPr>
+          <w:color w:val="000000"/>
+        </w:rPr>
+        <w:t>JavaScript</w:t>
+      </w:r>
+      <w:proofErr w:type="spellEnd"/>
+      <w:r>
+        <w:rPr>
+          <w:color w:val="000000"/>
+        </w:rPr>
+        <w:t xml:space="preserve"> (</w:t>
+      </w:r>
+      <w:proofErr w:type="spellStart"/>
+      <w:r>
+        <w:rPr>
+          <w:color w:val="000000"/>
+        </w:rPr>
+        <w:t>Selenium</w:t>
+      </w:r>
+      <w:proofErr w:type="spellEnd"/>
+      <w:r>
+        <w:rPr>
+          <w:color w:val="000000"/>
+        </w:rPr>
+        <w:t>).</w:t>
+      </w:r>
+    </w:p>
+    <w:p>
+      <w:pPr>
+        <w:spacing w:before="240" w:line="360" w:lineRule="auto"/>
+        <w:ind w:firstLine="0"/>
+        <w:rPr>
+          <w:b/>
+          <w:color w:val="000000"/>
+        </w:rPr>
+      </w:pPr>
+      <w:r>
+        <w:rPr>
+          <w:b/>
+          <w:color w:val="000000"/>
+        </w:rPr>
+        <w:t xml:space="preserve">Lojas com proteção </w:t>
+      </w:r>
+      <w:proofErr w:type="spellStart"/>
+      <w:r>
+        <w:rPr>
+          <w:b/>
+          <w:color w:val="000000"/>
+        </w:rPr>
+        <w:t>anti-bot</w:t>
+      </w:r>
+      <w:proofErr w:type="spellEnd"/>
+      <w:r>
+        <w:rPr>
+          <w:b/>
+          <w:color w:val="000000"/>
+        </w:rPr>
+        <w:t xml:space="preserve"> ativa</w:t>
+      </w:r>
+    </w:p>
+    <w:p>
+      <w:pPr>
+        <w:spacing w:line="360" w:lineRule="auto"/>
+        <w:ind w:firstLine="708"/>
+        <w:rPr>
+          <w:color w:val="000000"/>
+        </w:rPr>
+      </w:pPr>
+      <w:r>
+        <w:rPr>
+          <w:b/>
+          <w:color w:val="000000"/>
+        </w:rPr>
+        <w:t xml:space="preserve">Magazine Luiza </w:t>
+      </w:r>
+      <w:r>
+        <w:rPr>
+          <w:color w:val="000000"/>
+        </w:rPr>
+        <w:t>(https://www.magazineluiza.com.br/busca/{termo}/). A requisição simples retornou o código HTTP 403 (</w:t>
+      </w:r>
+      <w:proofErr w:type="spellStart"/>
+      <w:r>
+        <w:rPr>
+          <w:color w:val="000000"/>
+        </w:rPr>
+        <w:t>Forbidden</w:t>
+      </w:r>
+      <w:proofErr w:type="spellEnd"/>
+      <w:r>
+        <w:rPr>
+          <w:color w:val="000000"/>
+        </w:rPr>
+        <w:t xml:space="preserve">), o que indica a presença de um firewall de aplicação web (WAF) ou mecanismo </w:t>
+      </w:r>
+      <w:proofErr w:type="spellStart"/>
+      <w:r>
+        <w:rPr>
+          <w:color w:val="000000"/>
+        </w:rPr>
+        <w:t>anti-bot</w:t>
+      </w:r>
+      <w:proofErr w:type="spellEnd"/>
+      <w:r>
+        <w:rPr>
+          <w:color w:val="000000"/>
+        </w:rPr>
+        <w:t xml:space="preserve"> semelhante aos oferecidos por </w:t>
+      </w:r>
+      <w:proofErr w:type="spellStart"/>
+      <w:r>
+        <w:rPr>
+          <w:color w:val="000000"/>
+        </w:rPr>
+        <w:t>Akamai</w:t>
+      </w:r>
+      <w:proofErr w:type="spellEnd"/>
+      <w:r>
+        <w:rPr>
+          <w:color w:val="000000"/>
+        </w:rPr>
+        <w:t xml:space="preserve"> ou </w:t>
+      </w:r>
+      <w:proofErr w:type="spellStart"/>
+      <w:r>
+        <w:rPr>
+          <w:color w:val="000000"/>
+        </w:rPr>
+        <w:t>Cloudflare</w:t>
+      </w:r>
+      <w:proofErr w:type="spellEnd"/>
+      <w:r>
+        <w:rPr>
+          <w:color w:val="000000"/>
+        </w:rPr>
+        <w:t xml:space="preserve">; a coleta exige, portanto, cabeçalhos realistas, sessão de navegador ou, possivelmente, </w:t>
+      </w:r>
+      <w:proofErr w:type="spellStart"/>
+      <w:r>
+        <w:rPr>
+          <w:color w:val="000000"/>
+        </w:rPr>
+        <w:t>Selenium</w:t>
+      </w:r>
+      <w:proofErr w:type="spellEnd"/>
+      <w:r>
+        <w:rPr>
+          <w:color w:val="000000"/>
+        </w:rPr>
+        <w:t xml:space="preserve"> para evitar o bloqueio. Embora exista API oficial (Magalu Empresas/API Gateway), ela é voltada a parceiros de marketplace e</w:t>
+      </w:r>
+      <w:r>
+        <w:rPr>
+          <w:color w:val="000000"/>
+        </w:rPr>
+        <w:t xml:space="preserve"> lojas </w:t>
+      </w:r>
+      <w:r>
+        <w:rPr>
+          <w:color w:val="000000"/>
+        </w:rPr>
+        <w:t xml:space="preserve">que vendem na plataforma, e não a um consumidor externo que compara preços, além de exigir credenciais de parceiro comercial. Por não se adequar ao escopo do projeto, a API foi descartada, e a técnica indicada é o Web </w:t>
+      </w:r>
+      <w:proofErr w:type="spellStart"/>
+      <w:r>
+        <w:rPr>
+          <w:color w:val="000000"/>
+        </w:rPr>
+        <w:t>Scraping</w:t>
+      </w:r>
+      <w:proofErr w:type="spellEnd"/>
+      <w:r>
+        <w:rPr>
+          <w:color w:val="000000"/>
+        </w:rPr>
+        <w:t xml:space="preserve"> com tratamento </w:t>
+      </w:r>
+      <w:proofErr w:type="spellStart"/>
+      <w:r>
+        <w:rPr>
+          <w:color w:val="000000"/>
+        </w:rPr>
+        <w:t>anti-bot</w:t>
+      </w:r>
+      <w:proofErr w:type="spellEnd"/>
+      <w:r>
+        <w:rPr>
+          <w:color w:val="000000"/>
+        </w:rPr>
+        <w:t>.</w:t>
+      </w:r>
+    </w:p>
+    <w:p>
+      <w:pPr>
+        <w:spacing w:line="360" w:lineRule="auto"/>
+        <w:ind w:firstLine="708"/>
+        <w:rPr>
+          <w:color w:val="000000"/>
+        </w:rPr>
+      </w:pPr>
+      <w:r>
+        <w:rPr>
+          <w:b/>
+          <w:color w:val="000000"/>
+        </w:rPr>
+        <w:t xml:space="preserve">Casas Bahia </w:t>
+      </w:r>
+      <w:r>
+        <w:rPr>
+          <w:color w:val="000000"/>
+        </w:rPr>
+        <w:t>(https://www.casasbahia.com.br/busca/{termo}). O acesso direto também retornou HTTP 403 (</w:t>
+      </w:r>
+      <w:proofErr w:type="spellStart"/>
+      <w:r>
+        <w:rPr>
+          <w:color w:val="000000"/>
+        </w:rPr>
+        <w:t>Forbidden</w:t>
+      </w:r>
+      <w:proofErr w:type="spellEnd"/>
+      <w:r>
+        <w:rPr>
+          <w:color w:val="000000"/>
+        </w:rPr>
+        <w:t xml:space="preserve">). A empresa mantém portal oficial de desenvolvedores (developers.grupocasasbahia.com.br), mas trata-se de uma API de </w:t>
+      </w:r>
+      <w:r>
+        <w:rPr>
+          <w:color w:val="000000"/>
+        </w:rPr>
+        <w:lastRenderedPageBreak/>
+        <w:t xml:space="preserve">marketplace B2B, destinada à integração de </w:t>
+      </w:r>
+      <w:proofErr w:type="spellStart"/>
+      <w:r>
+        <w:rPr>
+          <w:color w:val="000000"/>
+        </w:rPr>
+        <w:t>sellers</w:t>
+      </w:r>
+      <w:proofErr w:type="spellEnd"/>
+      <w:r>
+        <w:rPr>
+          <w:color w:val="000000"/>
+        </w:rPr>
+        <w:t xml:space="preserve"> e à logística (“CB Full”), que exige conta de desenvolvedor e aplicação aprovada e não oferece </w:t>
+      </w:r>
+      <w:proofErr w:type="spellStart"/>
+      <w:r>
+        <w:rPr>
+          <w:color w:val="000000"/>
+        </w:rPr>
+        <w:t>endpoint</w:t>
+      </w:r>
+      <w:proofErr w:type="spellEnd"/>
+      <w:r>
+        <w:rPr>
+          <w:color w:val="000000"/>
+        </w:rPr>
+        <w:t xml:space="preserve"> de consulta de preços na perspectiva do consumidor. O Web </w:t>
+      </w:r>
+      <w:proofErr w:type="spellStart"/>
+      <w:r>
+        <w:rPr>
+          <w:color w:val="000000"/>
+        </w:rPr>
+        <w:t>Scraping</w:t>
+      </w:r>
+      <w:proofErr w:type="spellEnd"/>
+      <w:r>
+        <w:rPr>
+          <w:color w:val="000000"/>
+        </w:rPr>
+        <w:t xml:space="preserve"> seria, portanto, necessário.</w:t>
+      </w:r>
+    </w:p>
+    <w:p>
+      <w:pPr>
+        <w:spacing w:before="240" w:line="360" w:lineRule="auto"/>
+        <w:ind w:firstLine="0"/>
+        <w:rPr>
+          <w:b/>
+          <w:color w:val="000000"/>
+        </w:rPr>
+      </w:pPr>
+      <w:r>
+        <w:rPr>
+          <w:b/>
+          <w:color w:val="000000"/>
+        </w:rPr>
+        <w:t xml:space="preserve">Caso híbrido: </w:t>
+      </w:r>
+      <w:proofErr w:type="spellStart"/>
+      <w:r>
+        <w:rPr>
+          <w:b/>
+          <w:color w:val="000000"/>
+        </w:rPr>
+        <w:t>Amazon</w:t>
+      </w:r>
+      <w:proofErr w:type="spellEnd"/>
+      <w:r>
+        <w:rPr>
+          <w:b/>
+          <w:color w:val="000000"/>
+        </w:rPr>
+        <w:t xml:space="preserve"> Brasil</w:t>
+      </w:r>
+    </w:p>
+    <w:p>
+      <w:pPr>
+        <w:spacing w:line="360" w:lineRule="auto"/>
+        <w:ind w:firstLine="708"/>
+        <w:rPr>
+          <w:color w:val="000000"/>
+        </w:rPr>
+      </w:pPr>
+      <w:r>
+        <w:rPr>
+          <w:b/>
+          <w:color w:val="000000"/>
+        </w:rPr>
+        <w:t xml:space="preserve">Amazon.com.br </w:t>
+      </w:r>
+      <w:r>
+        <w:rPr>
+          <w:color w:val="000000"/>
+        </w:rPr>
+        <w:t>(</w:t>
+      </w:r>
+      <w:r>
+        <w:rPr>
+          <w:color w:val="EE0000"/>
+        </w:rPr>
+        <w:t>https://www.amazon.com.br/</w:t>
+      </w:r>
+      <w:proofErr w:type="spellStart"/>
+      <w:r>
+        <w:rPr>
+          <w:color w:val="EE0000"/>
+        </w:rPr>
+        <w:t>s?k</w:t>
+      </w:r>
+      <w:proofErr w:type="spellEnd"/>
+      <w:r>
+        <w:rPr>
+          <w:color w:val="EE0000"/>
+        </w:rPr>
+        <w:t xml:space="preserve">={termo}). O acesso direto retornou HTTP 503 (Service </w:t>
+      </w:r>
+      <w:proofErr w:type="spellStart"/>
+      <w:r>
+        <w:rPr>
+          <w:color w:val="EE0000"/>
+        </w:rPr>
+        <w:t>Unavailable</w:t>
+      </w:r>
+      <w:proofErr w:type="spellEnd"/>
+      <w:r>
+        <w:rPr>
+          <w:color w:val="EE0000"/>
+        </w:rPr>
+        <w:t xml:space="preserve">), a </w:t>
+      </w:r>
+      <w:proofErr w:type="spellStart"/>
+      <w:r>
+        <w:rPr>
+          <w:color w:val="EE0000"/>
+        </w:rPr>
+        <w:t>Amazon</w:t>
+      </w:r>
+      <w:proofErr w:type="spellEnd"/>
+      <w:r>
+        <w:rPr>
+          <w:color w:val="EE0000"/>
+        </w:rPr>
+        <w:t xml:space="preserve"> adota medidas agressivas contra </w:t>
+      </w:r>
+      <w:proofErr w:type="spellStart"/>
+      <w:r>
+        <w:rPr>
+          <w:color w:val="EE0000"/>
+        </w:rPr>
+        <w:t>scraping</w:t>
+      </w:r>
+      <w:proofErr w:type="spellEnd"/>
+      <w:r>
+        <w:rPr>
+          <w:color w:val="EE0000"/>
+        </w:rPr>
+        <w:t xml:space="preserve">. Existe API oficial com suporte ao Brasil, a </w:t>
+      </w:r>
+      <w:proofErr w:type="spellStart"/>
+      <w:r>
+        <w:rPr>
+          <w:color w:val="EE0000"/>
+        </w:rPr>
+        <w:t>Amazon</w:t>
+      </w:r>
+      <w:proofErr w:type="spellEnd"/>
+      <w:r>
+        <w:rPr>
+          <w:color w:val="EE0000"/>
+        </w:rPr>
+        <w:t xml:space="preserve"> </w:t>
+      </w:r>
+      <w:proofErr w:type="spellStart"/>
+      <w:r>
+        <w:rPr>
+          <w:color w:val="EE0000"/>
+        </w:rPr>
+        <w:t>Creators</w:t>
+      </w:r>
+      <w:proofErr w:type="spellEnd"/>
+      <w:r>
+        <w:rPr>
+          <w:color w:val="EE0000"/>
+        </w:rPr>
+        <w:t xml:space="preserve"> API, substituta da </w:t>
+      </w:r>
+      <w:proofErr w:type="spellStart"/>
+      <w:r>
+        <w:rPr>
+          <w:color w:val="EE0000"/>
+        </w:rPr>
+        <w:t>Product</w:t>
+      </w:r>
+      <w:proofErr w:type="spellEnd"/>
+      <w:r>
+        <w:rPr>
+          <w:color w:val="EE0000"/>
+        </w:rPr>
+        <w:t xml:space="preserve"> </w:t>
+      </w:r>
+      <w:proofErr w:type="spellStart"/>
+      <w:r>
+        <w:rPr>
+          <w:color w:val="EE0000"/>
+        </w:rPr>
+        <w:t>Advertising</w:t>
+      </w:r>
+      <w:proofErr w:type="spellEnd"/>
+      <w:r>
+        <w:rPr>
+          <w:color w:val="EE0000"/>
+        </w:rPr>
+        <w:t xml:space="preserve"> API 5.0 (PA-API 5), descontinuada em 15/05/2026; entretanto, seu uso exige conta de afiliado aprovada com, no mínimo, dez vendas qualificadas nos últimos 30 dias, requisito que inviabiliza sua utilização por um projeto acadêmico sem histórico de afiliado. Assim, nem a API (por barreira de elegibilidade) nem o </w:t>
+      </w:r>
+      <w:proofErr w:type="spellStart"/>
+      <w:r>
+        <w:rPr>
+          <w:color w:val="EE0000"/>
+        </w:rPr>
+        <w:t>scraping</w:t>
+      </w:r>
+      <w:proofErr w:type="spellEnd"/>
+      <w:r>
+        <w:rPr>
+          <w:color w:val="EE0000"/>
+        </w:rPr>
+        <w:t xml:space="preserve"> (por bloqueio agressivo) são viáveis de forma limpa. O módulo amazon.py já modela esse dilema, tentando a coleta via API (_</w:t>
+      </w:r>
+      <w:proofErr w:type="spellStart"/>
+      <w:r>
+        <w:rPr>
+          <w:color w:val="EE0000"/>
+        </w:rPr>
+        <w:t>via_api</w:t>
+      </w:r>
+      <w:proofErr w:type="spellEnd"/>
+      <w:r>
+        <w:rPr>
+          <w:color w:val="EE0000"/>
+        </w:rPr>
+        <w:t xml:space="preserve">) com </w:t>
+      </w:r>
+      <w:proofErr w:type="spellStart"/>
+      <w:r>
+        <w:rPr>
+          <w:color w:val="EE0000"/>
+        </w:rPr>
+        <w:t>fallback</w:t>
+      </w:r>
+      <w:proofErr w:type="spellEnd"/>
+      <w:r>
+        <w:rPr>
+          <w:color w:val="EE0000"/>
+        </w:rPr>
+        <w:t xml:space="preserve"> para </w:t>
+      </w:r>
+      <w:proofErr w:type="spellStart"/>
+      <w:r>
+        <w:rPr>
+          <w:color w:val="EE0000"/>
+        </w:rPr>
+        <w:t>scraping</w:t>
+      </w:r>
+      <w:proofErr w:type="spellEnd"/>
+      <w:r>
+        <w:rPr>
+          <w:color w:val="EE0000"/>
+        </w:rPr>
+        <w:t xml:space="preserve"> (_</w:t>
+      </w:r>
+      <w:proofErr w:type="spellStart"/>
+      <w:r>
+        <w:rPr>
+          <w:color w:val="EE0000"/>
+        </w:rPr>
+        <w:t>via_scraping</w:t>
+      </w:r>
+      <w:proofErr w:type="spellEnd"/>
+      <w:r>
+        <w:rPr>
+          <w:color w:val="EE0000"/>
+        </w:rPr>
+        <w:t>), e o README recomenda documentar a decisão de exclusão em vez de forçar a coleta.</w:t>
+      </w:r>
+    </w:p>
+    <w:p>
+      <w:pPr>
+        <w:spacing w:before="240" w:after="120" w:line="360" w:lineRule="auto"/>
+        <w:ind w:firstLine="0"/>
+        <w:jc w:val="center"/>
+        <w:rPr>
+          <w:b/>
+          <w:color w:val="000000"/>
+          <w:sz w:val="20"/>
+        </w:rPr>
+      </w:pPr>
+      <w:r>
+        <w:rPr>
+          <w:b/>
+          <w:color w:val="000000"/>
+          <w:sz w:val="20"/>
+        </w:rPr>
+        <w:t>Quadro 1 – Síntese das fontes de dados avaliadas</w:t>
+      </w:r>
+    </w:p>
+    <w:tbl>
+      <w:tblPr>
+        <w:tblStyle w:val="Tabelacomgrade"/>
+        <w:tblW w:w="0" w:type="auto"/>
+        <w:tblLook w:val="04A0" w:firstRow="1" w:lastRow="0" w:firstColumn="1" w:lastColumn="0" w:noHBand="0" w:noVBand="1"/>
+      </w:tblPr>
+      <w:tblGrid>
+        <w:gridCol w:w="1713"/>
+        <w:gridCol w:w="2424"/>
+        <w:gridCol w:w="2492"/>
+        <w:gridCol w:w="2432"/>
+      </w:tblGrid>
+      <w:tr>
+        <w:trPr>
+          <w:tblHeader/>
+        </w:trPr>
+        <w:tc>
+          <w:tcPr>
+            <w:tcW w:w="1630" w:type="dxa"/>
+            <w:tcMar>
+              <w:top w:w="60" w:type="dxa"/>
+              <w:left w:w="100" w:type="dxa"/>
+              <w:bottom w:w="60" w:type="dxa"/>
+              <w:right w:w="100" w:type="dxa"/>
+            </w:tcMar>
+          </w:tcPr>
+          <w:p>
+            <w:pPr>
+              <w:spacing w:line="240" w:lineRule="auto"/>
+              <w:ind w:firstLine="0"/>
+              <w:jc w:val="left"/>
+              <w:rPr>
+                <w:b/>
+                <w:color w:val="000000"/>
+                <w:sz w:val="20"/>
+              </w:rPr>
+            </w:pPr>
+            <w:r>
+              <w:rPr>
+                <w:b/>
+                <w:color w:val="000000"/>
+                <w:sz w:val="20"/>
+              </w:rPr>
+              <w:t>Loja</w:t>
+            </w:r>
+          </w:p>
+        </w:tc>
+        <w:tc>
+          <w:tcPr>
+            <w:tcW w:w="2446" w:type="dxa"/>
+            <w:tcMar>
+              <w:top w:w="60" w:type="dxa"/>
+              <w:left w:w="100" w:type="dxa"/>
+              <w:bottom w:w="60" w:type="dxa"/>
+              <w:right w:w="100" w:type="dxa"/>
+            </w:tcMar>
+          </w:tcPr>
+          <w:p>
+            <w:pPr>
+              <w:spacing w:line="240" w:lineRule="auto"/>
+              <w:ind w:firstLine="0"/>
+              <w:jc w:val="left"/>
+              <w:rPr>
+                <w:b/>
+                <w:color w:val="000000"/>
+                <w:sz w:val="20"/>
+              </w:rPr>
+            </w:pPr>
+            <w:r>
+              <w:rPr>
+                <w:b/>
+                <w:color w:val="000000"/>
+                <w:sz w:val="20"/>
+              </w:rPr>
+              <w:t>Comportamento observado</w:t>
+            </w:r>
+          </w:p>
+        </w:tc>
+        <w:tc>
+          <w:tcPr>
+            <w:tcW w:w="2537" w:type="dxa"/>
+            <w:tcMar>
+              <w:top w:w="60" w:type="dxa"/>
+              <w:left w:w="100" w:type="dxa"/>
+              <w:bottom w:w="60" w:type="dxa"/>
+              <w:right w:w="100" w:type="dxa"/>
+            </w:tcMar>
+          </w:tcPr>
+          <w:p>
+            <w:pPr>
+              <w:spacing w:line="240" w:lineRule="auto"/>
+              <w:ind w:firstLine="0"/>
+              <w:jc w:val="left"/>
+              <w:rPr>
+                <w:b/>
+                <w:color w:val="000000"/>
+                <w:sz w:val="20"/>
+              </w:rPr>
+            </w:pPr>
+            <w:r>
+              <w:rPr>
+                <w:b/>
+                <w:color w:val="000000"/>
+                <w:sz w:val="20"/>
+              </w:rPr>
+              <w:t>API oficial</w:t>
+            </w:r>
+          </w:p>
+        </w:tc>
+        <w:tc>
+          <w:tcPr>
+            <w:tcW w:w="2446" w:type="dxa"/>
+            <w:tcMar>
+              <w:top w:w="60" w:type="dxa"/>
+              <w:left w:w="100" w:type="dxa"/>
+              <w:bottom w:w="60" w:type="dxa"/>
+              <w:right w:w="100" w:type="dxa"/>
+            </w:tcMar>
+          </w:tcPr>
+          <w:p>
+            <w:pPr>
+              <w:spacing w:line="240" w:lineRule="auto"/>
+              <w:ind w:firstLine="0"/>
+              <w:jc w:val="left"/>
+              <w:rPr>
+                <w:b/>
+                <w:color w:val="000000"/>
+                <w:sz w:val="20"/>
+              </w:rPr>
+            </w:pPr>
+            <w:r>
+              <w:rPr>
+                <w:b/>
+                <w:color w:val="000000"/>
+                <w:sz w:val="20"/>
+              </w:rPr>
+              <w:t>Técnica indicada</w:t>
+            </w:r>
+          </w:p>
+        </w:tc>
+      </w:tr>
+      <w:tr>
+        <w:tc>
+          <w:tcPr>
+            <w:tcW w:w="1630" w:type="dxa"/>
+            <w:tcMar>
+              <w:top w:w="60" w:type="dxa"/>
+              <w:left w:w="100" w:type="dxa"/>
+              <w:bottom w:w="60" w:type="dxa"/>
+              <w:right w:w="100" w:type="dxa"/>
+            </w:tcMar>
+          </w:tcPr>
+          <w:p>
+            <w:pPr>
+              <w:spacing w:line="240" w:lineRule="auto"/>
+              <w:ind w:firstLine="0"/>
+              <w:jc w:val="left"/>
+              <w:rPr>
+                <w:color w:val="000000"/>
+                <w:sz w:val="20"/>
+              </w:rPr>
+            </w:pPr>
+            <w:proofErr w:type="spellStart"/>
+            <w:r>
+              <w:rPr>
+                <w:color w:val="000000"/>
+                <w:sz w:val="20"/>
+              </w:rPr>
+              <w:t>KaBuM</w:t>
+            </w:r>
+            <w:proofErr w:type="spellEnd"/>
+            <w:r>
+              <w:rPr>
+                <w:color w:val="000000"/>
+                <w:sz w:val="20"/>
+              </w:rPr>
+              <w:t>!</w:t>
+            </w:r>
+          </w:p>
+        </w:tc>
+        <w:tc>
+          <w:tcPr>
+            <w:tcW w:w="2446" w:type="dxa"/>
+            <w:tcMar>
+              <w:top w:w="60" w:type="dxa"/>
+              <w:left w:w="100" w:type="dxa"/>
+              <w:bottom w:w="60" w:type="dxa"/>
+              <w:right w:w="100" w:type="dxa"/>
+            </w:tcMar>
+          </w:tcPr>
+          <w:p>
+            <w:pPr>
+              <w:spacing w:line="240" w:lineRule="auto"/>
+              <w:ind w:firstLine="0"/>
+              <w:jc w:val="left"/>
+              <w:rPr>
+                <w:color w:val="000000"/>
+                <w:sz w:val="20"/>
+              </w:rPr>
+            </w:pPr>
+            <w:r>
+              <w:rPr>
+                <w:color w:val="000000"/>
+                <w:sz w:val="20"/>
+              </w:rPr>
+              <w:t xml:space="preserve">SPA: produtos e preços injetados via </w:t>
+            </w:r>
+            <w:proofErr w:type="spellStart"/>
+            <w:r>
+              <w:rPr>
+                <w:color w:val="000000"/>
+                <w:sz w:val="20"/>
+              </w:rPr>
+              <w:t>JavaScript</w:t>
+            </w:r>
+            <w:proofErr w:type="spellEnd"/>
+          </w:p>
+        </w:tc>
+        <w:tc>
+          <w:tcPr>
+            <w:tcW w:w="2537" w:type="dxa"/>
+            <w:tcMar>
+              <w:top w:w="60" w:type="dxa"/>
+              <w:left w:w="100" w:type="dxa"/>
+              <w:bottom w:w="60" w:type="dxa"/>
+              <w:right w:w="100" w:type="dxa"/>
+            </w:tcMar>
+          </w:tcPr>
+          <w:p>
+            <w:pPr>
+              <w:spacing w:line="240" w:lineRule="auto"/>
+              <w:ind w:firstLine="0"/>
+              <w:jc w:val="left"/>
+              <w:rPr>
+                <w:color w:val="000000"/>
+                <w:sz w:val="20"/>
+              </w:rPr>
+            </w:pPr>
+            <w:r>
+              <w:rPr>
+                <w:color w:val="000000"/>
+                <w:sz w:val="20"/>
+              </w:rPr>
+              <w:t>Não há API pública</w:t>
+            </w:r>
+          </w:p>
+        </w:tc>
+        <w:tc>
+          <w:tcPr>
+            <w:tcW w:w="2446" w:type="dxa"/>
+            <w:tcMar>
+              <w:top w:w="60" w:type="dxa"/>
+              <w:left w:w="100" w:type="dxa"/>
+              <w:bottom w:w="60" w:type="dxa"/>
+              <w:right w:w="100" w:type="dxa"/>
+            </w:tcMar>
+          </w:tcPr>
+          <w:p>
+            <w:pPr>
+              <w:spacing w:line="240" w:lineRule="auto"/>
+              <w:ind w:firstLine="0"/>
+              <w:jc w:val="left"/>
+              <w:rPr>
+                <w:color w:val="000000"/>
+                <w:sz w:val="20"/>
+              </w:rPr>
+            </w:pPr>
+            <w:proofErr w:type="spellStart"/>
+            <w:r>
+              <w:rPr>
+                <w:color w:val="000000"/>
+                <w:sz w:val="20"/>
+              </w:rPr>
+              <w:t>Scraping</w:t>
+            </w:r>
+            <w:proofErr w:type="spellEnd"/>
+            <w:r>
+              <w:rPr>
+                <w:color w:val="000000"/>
+                <w:sz w:val="20"/>
+              </w:rPr>
+              <w:t xml:space="preserve"> com </w:t>
+            </w:r>
+            <w:proofErr w:type="spellStart"/>
+            <w:r>
+              <w:rPr>
+                <w:color w:val="000000"/>
+                <w:sz w:val="20"/>
+              </w:rPr>
+              <w:t>Selenium</w:t>
+            </w:r>
+            <w:proofErr w:type="spellEnd"/>
+            <w:r>
+              <w:rPr>
+                <w:color w:val="000000"/>
+                <w:sz w:val="20"/>
+              </w:rPr>
+              <w:t>/</w:t>
+            </w:r>
+            <w:proofErr w:type="spellStart"/>
+            <w:r>
+              <w:rPr>
+                <w:color w:val="000000"/>
+                <w:sz w:val="20"/>
+              </w:rPr>
+              <w:t>Playwright</w:t>
+            </w:r>
+            <w:proofErr w:type="spellEnd"/>
+          </w:p>
+        </w:tc>
+      </w:tr>
+      <w:tr>
+        <w:tc>
+          <w:tcPr>
+            <w:tcW w:w="1630" w:type="dxa"/>
+            <w:tcMar>
+              <w:top w:w="60" w:type="dxa"/>
+              <w:left w:w="100" w:type="dxa"/>
+              <w:bottom w:w="60" w:type="dxa"/>
+              <w:right w:w="100" w:type="dxa"/>
+            </w:tcMar>
+          </w:tcPr>
+          <w:p>
+            <w:pPr>
+              <w:spacing w:line="240" w:lineRule="auto"/>
+              <w:ind w:firstLine="0"/>
+              <w:jc w:val="left"/>
+              <w:rPr>
+                <w:color w:val="000000"/>
+                <w:sz w:val="20"/>
+              </w:rPr>
+            </w:pPr>
+            <w:r>
+              <w:rPr>
+                <w:color w:val="000000"/>
+                <w:sz w:val="20"/>
+              </w:rPr>
+              <w:t>Samsung.com.br</w:t>
+            </w:r>
+          </w:p>
+        </w:tc>
+        <w:tc>
+          <w:tcPr>
+            <w:tcW w:w="2446" w:type="dxa"/>
+            <w:tcMar>
+              <w:top w:w="60" w:type="dxa"/>
+              <w:left w:w="100" w:type="dxa"/>
+              <w:bottom w:w="60" w:type="dxa"/>
+              <w:right w:w="100" w:type="dxa"/>
+            </w:tcMar>
+          </w:tcPr>
+          <w:p>
+            <w:pPr>
+              <w:spacing w:line="240" w:lineRule="auto"/>
+              <w:ind w:firstLine="0"/>
+              <w:jc w:val="left"/>
+              <w:rPr>
+                <w:color w:val="000000"/>
+                <w:sz w:val="20"/>
+              </w:rPr>
+            </w:pPr>
+            <w:r>
+              <w:rPr>
+                <w:color w:val="000000"/>
+                <w:sz w:val="20"/>
+              </w:rPr>
+              <w:t>SPA: dados carregados de forma assíncrona</w:t>
+            </w:r>
+          </w:p>
+        </w:tc>
+        <w:tc>
+          <w:tcPr>
+            <w:tcW w:w="2537" w:type="dxa"/>
+            <w:tcMar>
+              <w:top w:w="60" w:type="dxa"/>
+              <w:left w:w="100" w:type="dxa"/>
+              <w:bottom w:w="60" w:type="dxa"/>
+              <w:right w:w="100" w:type="dxa"/>
+            </w:tcMar>
+          </w:tcPr>
+          <w:p>
+            <w:pPr>
+              <w:spacing w:line="240" w:lineRule="auto"/>
+              <w:ind w:firstLine="0"/>
+              <w:jc w:val="left"/>
+              <w:rPr>
+                <w:color w:val="000000"/>
+                <w:sz w:val="20"/>
+              </w:rPr>
+            </w:pPr>
+            <w:r>
+              <w:rPr>
+                <w:color w:val="000000"/>
+                <w:sz w:val="20"/>
+              </w:rPr>
+              <w:t>Não há API pública conhecida</w:t>
+            </w:r>
+          </w:p>
+        </w:tc>
+        <w:tc>
+          <w:tcPr>
+            <w:tcW w:w="2446" w:type="dxa"/>
+            <w:tcMar>
+              <w:top w:w="60" w:type="dxa"/>
+              <w:left w:w="100" w:type="dxa"/>
+              <w:bottom w:w="60" w:type="dxa"/>
+              <w:right w:w="100" w:type="dxa"/>
+            </w:tcMar>
+          </w:tcPr>
+          <w:p>
+            <w:pPr>
+              <w:spacing w:line="240" w:lineRule="auto"/>
+              <w:ind w:firstLine="0"/>
+              <w:jc w:val="left"/>
+              <w:rPr>
+                <w:color w:val="000000"/>
+                <w:sz w:val="20"/>
+              </w:rPr>
+            </w:pPr>
+            <w:proofErr w:type="spellStart"/>
+            <w:r>
+              <w:rPr>
+                <w:color w:val="000000"/>
+                <w:sz w:val="20"/>
+              </w:rPr>
+              <w:t>Scraping</w:t>
+            </w:r>
+            <w:proofErr w:type="spellEnd"/>
+            <w:r>
+              <w:rPr>
+                <w:color w:val="000000"/>
+                <w:sz w:val="20"/>
+              </w:rPr>
+              <w:t xml:space="preserve"> com </w:t>
+            </w:r>
+            <w:proofErr w:type="spellStart"/>
+            <w:r>
+              <w:rPr>
+                <w:color w:val="000000"/>
+                <w:sz w:val="20"/>
+              </w:rPr>
+              <w:t>Selenium</w:t>
+            </w:r>
+            <w:proofErr w:type="spellEnd"/>
+          </w:p>
+        </w:tc>
+      </w:tr>
+      <w:tr>
+        <w:tc>
+          <w:tcPr>
+            <w:tcW w:w="1630" w:type="dxa"/>
+            <w:tcMar>
+              <w:top w:w="60" w:type="dxa"/>
+              <w:left w:w="100" w:type="dxa"/>
+              <w:bottom w:w="60" w:type="dxa"/>
+              <w:right w:w="100" w:type="dxa"/>
+            </w:tcMar>
+          </w:tcPr>
+          <w:p>
+            <w:pPr>
+              <w:spacing w:line="240" w:lineRule="auto"/>
+              <w:ind w:firstLine="0"/>
+              <w:jc w:val="left"/>
+              <w:rPr>
+                <w:color w:val="000000"/>
+                <w:sz w:val="20"/>
+              </w:rPr>
+            </w:pPr>
+            <w:r>
+              <w:rPr>
+                <w:color w:val="000000"/>
+                <w:sz w:val="20"/>
+              </w:rPr>
+              <w:t>Magazine Luiza</w:t>
+            </w:r>
+          </w:p>
+        </w:tc>
+        <w:tc>
+          <w:tcPr>
+            <w:tcW w:w="2446" w:type="dxa"/>
+            <w:tcMar>
+              <w:top w:w="60" w:type="dxa"/>
+              <w:left w:w="100" w:type="dxa"/>
+              <w:bottom w:w="60" w:type="dxa"/>
+              <w:right w:w="100" w:type="dxa"/>
+            </w:tcMar>
+          </w:tcPr>
+          <w:p>
+            <w:pPr>
+              <w:spacing w:line="240" w:lineRule="auto"/>
+              <w:ind w:firstLine="0"/>
+              <w:jc w:val="left"/>
+              <w:rPr>
+                <w:color w:val="000000"/>
+                <w:sz w:val="20"/>
+              </w:rPr>
+            </w:pPr>
+            <w:r>
+              <w:rPr>
+                <w:color w:val="000000"/>
+                <w:sz w:val="20"/>
+              </w:rPr>
+              <w:t>HTTP 403 (</w:t>
+            </w:r>
+            <w:proofErr w:type="spellStart"/>
+            <w:r>
+              <w:rPr>
+                <w:color w:val="000000"/>
+                <w:sz w:val="20"/>
+              </w:rPr>
+              <w:t>anti-bot</w:t>
+            </w:r>
+            <w:proofErr w:type="spellEnd"/>
+            <w:r>
+              <w:rPr>
+                <w:color w:val="000000"/>
+                <w:sz w:val="20"/>
+              </w:rPr>
+              <w:t>/WAF)</w:t>
+            </w:r>
+          </w:p>
+        </w:tc>
+        <w:tc>
+          <w:tcPr>
+            <w:tcW w:w="2537" w:type="dxa"/>
+            <w:tcMar>
+              <w:top w:w="60" w:type="dxa"/>
+              <w:left w:w="100" w:type="dxa"/>
+              <w:bottom w:w="60" w:type="dxa"/>
+              <w:right w:w="100" w:type="dxa"/>
+            </w:tcMar>
+          </w:tcPr>
+          <w:p>
+            <w:pPr>
+              <w:spacing w:line="240" w:lineRule="auto"/>
+              <w:ind w:firstLine="0"/>
+              <w:jc w:val="left"/>
+              <w:rPr>
+                <w:color w:val="000000"/>
+                <w:sz w:val="20"/>
+              </w:rPr>
+            </w:pPr>
+            <w:r>
+              <w:rPr>
+                <w:color w:val="000000"/>
+                <w:sz w:val="20"/>
+              </w:rPr>
+              <w:t>Magalu Empresas (restrita a parceiros)</w:t>
+            </w:r>
+          </w:p>
+        </w:tc>
+        <w:tc>
+          <w:tcPr>
+            <w:tcW w:w="2446" w:type="dxa"/>
+            <w:tcMar>
+              <w:top w:w="60" w:type="dxa"/>
+              <w:left w:w="100" w:type="dxa"/>
+              <w:bottom w:w="60" w:type="dxa"/>
+              <w:right w:w="100" w:type="dxa"/>
+            </w:tcMar>
+          </w:tcPr>
+          <w:p>
+            <w:pPr>
+              <w:spacing w:line="240" w:lineRule="auto"/>
+              <w:ind w:firstLine="0"/>
+              <w:jc w:val="left"/>
+              <w:rPr>
+                <w:color w:val="000000"/>
+                <w:sz w:val="20"/>
+              </w:rPr>
+            </w:pPr>
+            <w:proofErr w:type="spellStart"/>
+            <w:r>
+              <w:rPr>
+                <w:color w:val="000000"/>
+                <w:sz w:val="20"/>
+              </w:rPr>
+              <w:t>Scraping</w:t>
+            </w:r>
+            <w:proofErr w:type="spellEnd"/>
+            <w:r>
+              <w:rPr>
+                <w:color w:val="000000"/>
+                <w:sz w:val="20"/>
+              </w:rPr>
+              <w:t xml:space="preserve"> com tratamento </w:t>
+            </w:r>
+            <w:proofErr w:type="spellStart"/>
+            <w:r>
+              <w:rPr>
+                <w:color w:val="000000"/>
+                <w:sz w:val="20"/>
+              </w:rPr>
+              <w:t>anti-bot</w:t>
+            </w:r>
+            <w:proofErr w:type="spellEnd"/>
+          </w:p>
+        </w:tc>
+      </w:tr>
+      <w:tr>
+        <w:tc>
+          <w:tcPr>
+            <w:tcW w:w="1630" w:type="dxa"/>
+            <w:tcMar>
+              <w:top w:w="60" w:type="dxa"/>
+              <w:left w:w="100" w:type="dxa"/>
+              <w:bottom w:w="60" w:type="dxa"/>
+              <w:right w:w="100" w:type="dxa"/>
+            </w:tcMar>
+          </w:tcPr>
+          <w:p>
+            <w:pPr>
+              <w:spacing w:line="240" w:lineRule="auto"/>
+              <w:ind w:firstLine="0"/>
+              <w:jc w:val="left"/>
+              <w:rPr>
+                <w:color w:val="000000"/>
+                <w:sz w:val="20"/>
+              </w:rPr>
+            </w:pPr>
+            <w:r>
+              <w:rPr>
+                <w:color w:val="000000"/>
+                <w:sz w:val="20"/>
+              </w:rPr>
+              <w:t>Casas Bahia</w:t>
+            </w:r>
+          </w:p>
+        </w:tc>
+        <w:tc>
+          <w:tcPr>
+            <w:tcW w:w="2446" w:type="dxa"/>
+            <w:tcMar>
+              <w:top w:w="60" w:type="dxa"/>
+              <w:left w:w="100" w:type="dxa"/>
+              <w:bottom w:w="60" w:type="dxa"/>
+              <w:right w:w="100" w:type="dxa"/>
+            </w:tcMar>
+          </w:tcPr>
+          <w:p>
+            <w:pPr>
+              <w:spacing w:line="240" w:lineRule="auto"/>
+              <w:ind w:firstLine="0"/>
+              <w:jc w:val="left"/>
+              <w:rPr>
+                <w:color w:val="000000"/>
+                <w:sz w:val="20"/>
+              </w:rPr>
+            </w:pPr>
+            <w:r>
+              <w:rPr>
+                <w:color w:val="000000"/>
+                <w:sz w:val="20"/>
+              </w:rPr>
+              <w:t>HTTP 403 (</w:t>
+            </w:r>
+            <w:proofErr w:type="spellStart"/>
+            <w:r>
+              <w:rPr>
+                <w:color w:val="000000"/>
+                <w:sz w:val="20"/>
+              </w:rPr>
+              <w:t>anti-bot</w:t>
+            </w:r>
+            <w:proofErr w:type="spellEnd"/>
+            <w:r>
+              <w:rPr>
+                <w:color w:val="000000"/>
+                <w:sz w:val="20"/>
+              </w:rPr>
+              <w:t>/WAF)</w:t>
+            </w:r>
+          </w:p>
+        </w:tc>
+        <w:tc>
+          <w:tcPr>
+            <w:tcW w:w="2537" w:type="dxa"/>
+            <w:tcMar>
+              <w:top w:w="60" w:type="dxa"/>
+              <w:left w:w="100" w:type="dxa"/>
+              <w:bottom w:w="60" w:type="dxa"/>
+              <w:right w:w="100" w:type="dxa"/>
+            </w:tcMar>
+          </w:tcPr>
+          <w:p>
+            <w:pPr>
+              <w:spacing w:line="240" w:lineRule="auto"/>
+              <w:ind w:firstLine="0"/>
+              <w:jc w:val="left"/>
+              <w:rPr>
+                <w:color w:val="000000"/>
+                <w:sz w:val="20"/>
+              </w:rPr>
+            </w:pPr>
+            <w:r>
+              <w:rPr>
+                <w:color w:val="000000"/>
+                <w:sz w:val="20"/>
+              </w:rPr>
+              <w:t xml:space="preserve">Portal B2B (restrito a </w:t>
+            </w:r>
+            <w:proofErr w:type="spellStart"/>
+            <w:r>
+              <w:rPr>
+                <w:color w:val="000000"/>
+                <w:sz w:val="20"/>
+              </w:rPr>
+              <w:t>sellers</w:t>
+            </w:r>
+            <w:proofErr w:type="spellEnd"/>
+            <w:r>
+              <w:rPr>
+                <w:color w:val="000000"/>
+                <w:sz w:val="20"/>
+              </w:rPr>
+              <w:t>)</w:t>
+            </w:r>
+          </w:p>
+        </w:tc>
+        <w:tc>
+          <w:tcPr>
+            <w:tcW w:w="2446" w:type="dxa"/>
+            <w:tcMar>
+              <w:top w:w="60" w:type="dxa"/>
+              <w:left w:w="100" w:type="dxa"/>
+              <w:bottom w:w="60" w:type="dxa"/>
+              <w:right w:w="100" w:type="dxa"/>
+            </w:tcMar>
+          </w:tcPr>
+          <w:p>
+            <w:pPr>
+              <w:spacing w:line="240" w:lineRule="auto"/>
+              <w:ind w:firstLine="0"/>
+              <w:jc w:val="left"/>
+              <w:rPr>
+                <w:color w:val="000000"/>
+                <w:sz w:val="20"/>
+              </w:rPr>
+            </w:pPr>
+            <w:proofErr w:type="spellStart"/>
+            <w:r>
+              <w:rPr>
+                <w:color w:val="000000"/>
+                <w:sz w:val="20"/>
+              </w:rPr>
+              <w:t>Scraping</w:t>
+            </w:r>
+            <w:proofErr w:type="spellEnd"/>
+            <w:r>
+              <w:rPr>
+                <w:color w:val="000000"/>
+                <w:sz w:val="20"/>
+              </w:rPr>
+              <w:t>, sujeito a avaliação de viabilidade</w:t>
+            </w:r>
+          </w:p>
+        </w:tc>
+      </w:tr>
+      <w:tr>
+        <w:tc>
+          <w:tcPr>
+            <w:tcW w:w="1630" w:type="dxa"/>
+            <w:tcMar>
+              <w:top w:w="60" w:type="dxa"/>
+              <w:left w:w="100" w:type="dxa"/>
+              <w:bottom w:w="60" w:type="dxa"/>
+              <w:right w:w="100" w:type="dxa"/>
+            </w:tcMar>
+          </w:tcPr>
+          <w:p>
+            <w:pPr>
+              <w:spacing w:line="240" w:lineRule="auto"/>
+              <w:ind w:firstLine="0"/>
+              <w:jc w:val="left"/>
+              <w:rPr>
+                <w:color w:val="EE0000"/>
+                <w:sz w:val="20"/>
+              </w:rPr>
+            </w:pPr>
+            <w:proofErr w:type="spellStart"/>
+            <w:r>
+              <w:rPr>
+                <w:color w:val="EE0000"/>
+                <w:sz w:val="20"/>
+              </w:rPr>
+              <w:t>Amazon</w:t>
+            </w:r>
+            <w:proofErr w:type="spellEnd"/>
+            <w:r>
+              <w:rPr>
+                <w:color w:val="EE0000"/>
+                <w:sz w:val="20"/>
+              </w:rPr>
+              <w:t xml:space="preserve"> Brasil</w:t>
+            </w:r>
+          </w:p>
+        </w:tc>
+        <w:tc>
+          <w:tcPr>
+            <w:tcW w:w="2446" w:type="dxa"/>
+            <w:tcMar>
+              <w:top w:w="60" w:type="dxa"/>
+              <w:left w:w="100" w:type="dxa"/>
+              <w:bottom w:w="60" w:type="dxa"/>
+              <w:right w:w="100" w:type="dxa"/>
+            </w:tcMar>
+          </w:tcPr>
+          <w:p>
+            <w:pPr>
+              <w:spacing w:line="240" w:lineRule="auto"/>
+              <w:ind w:firstLine="0"/>
+              <w:jc w:val="left"/>
+              <w:rPr>
+                <w:color w:val="EE0000"/>
+                <w:sz w:val="20"/>
+              </w:rPr>
+            </w:pPr>
+            <w:r>
+              <w:rPr>
+                <w:color w:val="EE0000"/>
+                <w:sz w:val="20"/>
+              </w:rPr>
+              <w:t>HTTP 503 (</w:t>
+            </w:r>
+            <w:proofErr w:type="spellStart"/>
+            <w:r>
+              <w:rPr>
+                <w:color w:val="EE0000"/>
+                <w:sz w:val="20"/>
+              </w:rPr>
+              <w:t>anti-scraping</w:t>
+            </w:r>
+            <w:proofErr w:type="spellEnd"/>
+            <w:r>
+              <w:rPr>
+                <w:color w:val="EE0000"/>
+                <w:sz w:val="20"/>
+              </w:rPr>
+              <w:t>)</w:t>
+            </w:r>
+          </w:p>
+        </w:tc>
+        <w:tc>
+          <w:tcPr>
+            <w:tcW w:w="2537" w:type="dxa"/>
+            <w:tcMar>
+              <w:top w:w="60" w:type="dxa"/>
+              <w:left w:w="100" w:type="dxa"/>
+              <w:bottom w:w="60" w:type="dxa"/>
+              <w:right w:w="100" w:type="dxa"/>
+            </w:tcMar>
+          </w:tcPr>
+          <w:p>
+            <w:pPr>
+              <w:spacing w:line="240" w:lineRule="auto"/>
+              <w:ind w:firstLine="0"/>
+              <w:jc w:val="left"/>
+              <w:rPr>
+                <w:color w:val="EE0000"/>
+                <w:sz w:val="20"/>
+              </w:rPr>
+            </w:pPr>
+            <w:proofErr w:type="spellStart"/>
+            <w:r>
+              <w:rPr>
+                <w:color w:val="EE0000"/>
+                <w:sz w:val="20"/>
+              </w:rPr>
+              <w:t>Creators</w:t>
+            </w:r>
+            <w:proofErr w:type="spellEnd"/>
+            <w:r>
+              <w:rPr>
+                <w:color w:val="EE0000"/>
+                <w:sz w:val="20"/>
+              </w:rPr>
+              <w:t xml:space="preserve"> API (restrita a afiliados elegíveis)</w:t>
+            </w:r>
+          </w:p>
+        </w:tc>
+        <w:tc>
+          <w:tcPr>
+            <w:tcW w:w="2446" w:type="dxa"/>
+            <w:tcMar>
+              <w:top w:w="60" w:type="dxa"/>
+              <w:left w:w="100" w:type="dxa"/>
+              <w:bottom w:w="60" w:type="dxa"/>
+              <w:right w:w="100" w:type="dxa"/>
+            </w:tcMar>
+          </w:tcPr>
+          <w:p>
+            <w:pPr>
+              <w:spacing w:line="240" w:lineRule="auto"/>
+              <w:ind w:firstLine="0"/>
+              <w:jc w:val="left"/>
+              <w:rPr>
+                <w:color w:val="EE0000"/>
+                <w:sz w:val="20"/>
+              </w:rPr>
+            </w:pPr>
+            <w:r>
+              <w:rPr>
+                <w:color w:val="EE0000"/>
+                <w:sz w:val="20"/>
+              </w:rPr>
+              <w:t>Exclusão documentada, se inviável</w:t>
+            </w:r>
+          </w:p>
+        </w:tc>
+      </w:tr>
+    </w:tbl>
+    <w:p>
+      <w:pPr>
+        <w:spacing w:after="240" w:line="360" w:lineRule="auto"/>
+        <w:ind w:firstLine="0"/>
+        <w:rPr>
+          <w:color w:val="000000"/>
+          <w:sz w:val="20"/>
+        </w:rPr>
+      </w:pPr>
+      <w:r>
+        <w:rPr>
+          <w:color w:val="000000"/>
+          <w:sz w:val="20"/>
+        </w:rPr>
+        <w:t>Fonte: elaborado pelo autor (2026).</w:t>
+      </w:r>
+    </w:p>
+    <w:p>
+      <w:pPr>
+        <w:spacing w:before="240" w:line="360" w:lineRule="auto"/>
+        <w:ind w:firstLine="0"/>
+        <w:rPr>
+          <w:b/>
+          <w:color w:val="000000"/>
+        </w:rPr>
+      </w:pPr>
+      <w:r>
+        <w:rPr>
+          <w:b/>
+          <w:color w:val="000000"/>
+        </w:rPr>
+        <w:t>Síntese e justificativa da técnica adotada</w:t>
+      </w:r>
+    </w:p>
+    <w:p>
+      <w:pPr>
+        <w:spacing w:line="360" w:lineRule="auto"/>
+        <w:ind w:firstLine="708"/>
+        <w:rPr>
+          <w:color w:val="000000"/>
+        </w:rPr>
+      </w:pPr>
+      <w:r>
+        <w:rPr>
+          <w:color w:val="000000"/>
+        </w:rPr>
+        <w:t xml:space="preserve">Nenhuma das lojas avaliadas oferece API pública genuinamente aberta e adequada à consulta de preços na perspectiva do consumidor: as APIs oficiais existentes (Magalu Empresas, Portal de Desenvolvedores Casas Bahia e </w:t>
+      </w:r>
+      <w:proofErr w:type="spellStart"/>
+      <w:r>
+        <w:rPr>
+          <w:color w:val="000000"/>
+        </w:rPr>
+        <w:t>Amazon</w:t>
+      </w:r>
+      <w:proofErr w:type="spellEnd"/>
+      <w:r>
+        <w:rPr>
+          <w:color w:val="000000"/>
+        </w:rPr>
+        <w:t xml:space="preserve"> </w:t>
+      </w:r>
+      <w:proofErr w:type="spellStart"/>
+      <w:r>
+        <w:rPr>
+          <w:color w:val="000000"/>
+        </w:rPr>
+        <w:t>Creators</w:t>
+      </w:r>
+      <w:proofErr w:type="spellEnd"/>
+      <w:r>
+        <w:rPr>
+          <w:color w:val="000000"/>
+        </w:rPr>
+        <w:t xml:space="preserve"> API) destinam-se a parceiros comerciais ou afiliados e impõem requisitos de </w:t>
+      </w:r>
+      <w:r>
+        <w:rPr>
+          <w:color w:val="000000"/>
+        </w:rPr>
+        <w:lastRenderedPageBreak/>
+        <w:t xml:space="preserve">credenciamento incompatíveis com o escopo do projeto. Esse cenário justifica a adoção do Web </w:t>
+      </w:r>
+      <w:proofErr w:type="spellStart"/>
+      <w:r>
+        <w:rPr>
+          <w:color w:val="000000"/>
+        </w:rPr>
+        <w:t>Scraping</w:t>
+      </w:r>
+      <w:proofErr w:type="spellEnd"/>
+      <w:r>
+        <w:rPr>
+          <w:color w:val="000000"/>
+        </w:rPr>
+        <w:t xml:space="preserve"> como abordagem principal, organizada da seguinte forma:</w:t>
+      </w:r>
+    </w:p>
+    <w:p>
+      <w:pPr>
+        <w:pStyle w:val="PargrafodaLista"/>
+        <w:numPr>
+          <w:ilvl w:val="0"/>
+          <w:numId w:val="2"/>
+        </w:numPr>
+        <w:spacing w:line="360" w:lineRule="auto"/>
+      </w:pPr>
+      <w:proofErr w:type="spellStart"/>
+      <w:r>
+        <w:t>Requests</w:t>
+      </w:r>
+      <w:proofErr w:type="spellEnd"/>
+      <w:r>
+        <w:t xml:space="preserve"> e </w:t>
+      </w:r>
+      <w:proofErr w:type="spellStart"/>
+      <w:r>
+        <w:t>Beautiful</w:t>
+      </w:r>
+      <w:proofErr w:type="spellEnd"/>
+      <w:r>
+        <w:t xml:space="preserve"> </w:t>
+      </w:r>
+      <w:proofErr w:type="spellStart"/>
+      <w:r>
+        <w:t>Soup</w:t>
+      </w:r>
+      <w:proofErr w:type="spellEnd"/>
+      <w:r>
+        <w:t xml:space="preserve"> apenas para lojas que, eventualmente, sirvam HTML já populado no carregamento inicial;</w:t>
+      </w:r>
+    </w:p>
+    <w:p>
+      <w:pPr>
+        <w:pStyle w:val="PargrafodaLista"/>
+        <w:numPr>
+          <w:ilvl w:val="0"/>
+          <w:numId w:val="2"/>
+        </w:numPr>
+        <w:spacing w:line="360" w:lineRule="auto"/>
+      </w:pPr>
+      <w:proofErr w:type="spellStart"/>
+      <w:r>
+        <w:t>Selenium</w:t>
+      </w:r>
+      <w:proofErr w:type="spellEnd"/>
+      <w:r>
+        <w:t xml:space="preserve">, com renderização de </w:t>
+      </w:r>
+      <w:proofErr w:type="spellStart"/>
+      <w:r>
+        <w:t>JavaScript</w:t>
+      </w:r>
+      <w:proofErr w:type="spellEnd"/>
+      <w:r>
+        <w:t xml:space="preserve">, para </w:t>
+      </w:r>
+      <w:proofErr w:type="spellStart"/>
+      <w:r>
+        <w:t>KaBuM</w:t>
+      </w:r>
+      <w:proofErr w:type="spellEnd"/>
+      <w:r>
+        <w:t>! e Samsung.com.br, confirmadas como SPA;</w:t>
+      </w:r>
+    </w:p>
+    <w:p>
+      <w:pPr>
+        <w:pStyle w:val="PargrafodaLista"/>
+        <w:numPr>
+          <w:ilvl w:val="0"/>
+          <w:numId w:val="2"/>
+        </w:numPr>
+        <w:spacing w:line="360" w:lineRule="auto"/>
+      </w:pPr>
+      <w:r>
+        <w:t xml:space="preserve">Tratamento </w:t>
+      </w:r>
+      <w:proofErr w:type="spellStart"/>
+      <w:r>
+        <w:t>anti-bot</w:t>
+      </w:r>
+      <w:proofErr w:type="spellEnd"/>
+      <w:r>
+        <w:t xml:space="preserve"> (cab</w:t>
+      </w:r>
+      <w:r>
+        <w:t xml:space="preserve">eçalhos realistas e limitação da taxa de requisições, implementada em </w:t>
+      </w:r>
+      <w:proofErr w:type="spellStart"/>
+      <w:r>
+        <w:t>collectors</w:t>
+      </w:r>
+      <w:proofErr w:type="spellEnd"/>
+      <w:r>
+        <w:t>/base.py) para Magazine Luiza e Casas Bahia;</w:t>
+      </w:r>
+    </w:p>
+    <w:p>
+      <w:pPr>
+        <w:pStyle w:val="PargrafodaLista"/>
+        <w:numPr>
+          <w:ilvl w:val="0"/>
+          <w:numId w:val="2"/>
+        </w:numPr>
+        <w:spacing w:line="360" w:lineRule="auto"/>
+        <w:rPr>
+          <w:color w:val="EE0000"/>
+        </w:rPr>
+      </w:pPr>
+      <w:r>
+        <w:rPr>
+          <w:color w:val="EE0000"/>
+        </w:rPr>
+        <w:t xml:space="preserve">Exclusão documentada da </w:t>
+      </w:r>
+      <w:proofErr w:type="spellStart"/>
+      <w:r>
+        <w:rPr>
+          <w:color w:val="EE0000"/>
+        </w:rPr>
+        <w:t>Amazon</w:t>
+      </w:r>
+      <w:proofErr w:type="spellEnd"/>
+      <w:r>
+        <w:rPr>
+          <w:color w:val="EE0000"/>
+        </w:rPr>
+        <w:t xml:space="preserve"> Brasil, caso nem o </w:t>
+      </w:r>
+      <w:proofErr w:type="spellStart"/>
+      <w:r>
+        <w:rPr>
+          <w:color w:val="EE0000"/>
+        </w:rPr>
+        <w:t>scraping</w:t>
+      </w:r>
+      <w:proofErr w:type="spellEnd"/>
+      <w:r>
+        <w:rPr>
+          <w:color w:val="EE0000"/>
+        </w:rPr>
+        <w:t xml:space="preserve"> nem a API se mostrem viáveis dentro dos termos de uso, em coerência com o aviso de “Coleta responsável” presente no README.md e com o esqueleto do módulo amazon.py.</w:t>
+      </w:r>
+    </w:p>
+    <w:p>
+      <w:pPr>
+        <w:spacing w:before="120" w:line="360" w:lineRule="auto"/>
+        <w:ind w:firstLine="708"/>
+        <w:rPr>
+          <w:color w:val="000000"/>
+        </w:rPr>
+      </w:pPr>
+      <w:r>
+        <w:rPr>
+          <w:color w:val="000000"/>
+        </w:rPr>
+        <w:t xml:space="preserve">Não há, portanto, cenário viável de combinação entre API e Web </w:t>
+      </w:r>
+      <w:proofErr w:type="spellStart"/>
+      <w:r>
+        <w:rPr>
+          <w:color w:val="000000"/>
+        </w:rPr>
+        <w:t>Scraping</w:t>
+      </w:r>
+      <w:proofErr w:type="spellEnd"/>
+      <w:r>
+        <w:rPr>
+          <w:color w:val="000000"/>
+        </w:rPr>
+        <w:t xml:space="preserve"> neste conjunto de lojas: a única com API oficial documentada de produtos e preços (</w:t>
+      </w:r>
+      <w:proofErr w:type="spellStart"/>
+      <w:r>
+        <w:rPr>
+          <w:color w:val="000000"/>
+        </w:rPr>
+        <w:t>Amazon</w:t>
+      </w:r>
+      <w:proofErr w:type="spellEnd"/>
+      <w:r>
+        <w:rPr>
+          <w:color w:val="000000"/>
+        </w:rPr>
+        <w:t xml:space="preserve">) apresenta barreira de elegibilidade que impede seu uso, e as demais demandam </w:t>
+      </w:r>
+      <w:proofErr w:type="spellStart"/>
+      <w:r>
+        <w:rPr>
+          <w:color w:val="000000"/>
+        </w:rPr>
+        <w:t>scraping</w:t>
+      </w:r>
+      <w:proofErr w:type="spellEnd"/>
+      <w:r>
+        <w:rPr>
+          <w:color w:val="000000"/>
+        </w:rPr>
+        <w:t xml:space="preserve"> puro.</w:t>
+      </w:r>
+    </w:p>
+    <w:p>
+      <w:pPr>
+        <w:pStyle w:val="Ttulo1"/>
+        <w:rPr>
+          <w:rFonts w:cstheme="minorBidi"/>
+        </w:rPr>
+      </w:pPr>
+      <w:bookmarkStart w:id="6" w:name="_Toc240978256"/>
+      <w:r>
+        <w:rPr>
+          <w:rFonts w:asciiTheme="minorHAnsi" w:hAnsiTheme="minorHAnsi" w:cstheme="minorBidi"/>
+        </w:rPr>
+        <w:t>3 MÉTODO DE COLETA</w:t>
+      </w:r>
+      <w:bookmarkEnd w:id="6"/>
     </w:p>
     <w:p>
       <w:pPr>
@@ -1709,14 +3980,57 @@
           <w:lang w:eastAsia="pt-BR"/>
         </w:rPr>
       </w:pPr>
-      <w:bookmarkStart w:id="2" w:name="_Toc240956532"/>
+      <w:bookmarkStart w:id="7" w:name="_Toc240978257"/>
       <w:r>
         <w:rPr>
           <w:rFonts w:asciiTheme="minorHAnsi" w:hAnsiTheme="minorHAnsi" w:cstheme="minorBidi"/>
         </w:rPr>
-        <w:t>1.1 Contextualização</w:t>
-      </w:r>
-      <w:bookmarkEnd w:id="2"/>
+        <w:t>3.1 Ferramentas e bibliotecas</w:t>
+      </w:r>
+      <w:bookmarkEnd w:id="7"/>
+    </w:p>
+    <w:p>
+      <w:pPr>
+        <w:rPr>
+          <w:szCs w:val="24"/>
+          <w:lang w:eastAsia="pt-BR"/>
+        </w:rPr>
+      </w:pPr>
+      <w:r>
+        <w:t xml:space="preserve">Descreva a aplicação desenvolvida em Python e as bibliotecas utilizadas, como </w:t>
+      </w:r>
+      <w:proofErr w:type="spellStart"/>
+      <w:r>
+        <w:t>Requests</w:t>
+      </w:r>
+      <w:proofErr w:type="spellEnd"/>
+      <w:r>
+        <w:t xml:space="preserve">, </w:t>
+      </w:r>
+      <w:proofErr w:type="spellStart"/>
+      <w:r>
+        <w:t>Beautiful</w:t>
+      </w:r>
+      <w:proofErr w:type="spellEnd"/>
+      <w:r>
+        <w:t xml:space="preserve"> </w:t>
+      </w:r>
+      <w:proofErr w:type="spellStart"/>
+      <w:r>
+        <w:t>Soup</w:t>
+      </w:r>
+      <w:proofErr w:type="spellEnd"/>
+      <w:r>
+        <w:t xml:space="preserve">, Pandas, </w:t>
+      </w:r>
+      <w:proofErr w:type="spellStart"/>
+      <w:r>
+        <w:t>Selenium</w:t>
+      </w:r>
+      <w:proofErr w:type="spellEnd"/>
+      <w:r>
+        <w:t xml:space="preserve"> quando necessário ou APIs públicas. A coleta deve gerar pelo menos 30 registros válidos sem cópia manual.</w:t>
+      </w:r>
     </w:p>
     <w:p>
       <w:pPr>
@@ -1728,14 +4042,33 @@
           <w:lang w:eastAsia="pt-BR"/>
         </w:rPr>
       </w:pPr>
-      <w:bookmarkStart w:id="3" w:name="_Toc240956533"/>
+      <w:bookmarkStart w:id="8" w:name="_Toc240978258"/>
       <w:r>
         <w:rPr>
           <w:rFonts w:asciiTheme="minorHAnsi" w:hAnsiTheme="minorHAnsi" w:cstheme="minorBidi"/>
         </w:rPr>
-        <w:t>1.2 Pergunta de negócio</w:t>
-      </w:r>
-      <w:bookmarkEnd w:id="3"/>
+        <w:t>3.2 Estrutura HTML e seletores</w:t>
+      </w:r>
+      <w:bookmarkEnd w:id="8"/>
+    </w:p>
+    <w:p>
+      <w:pPr>
+        <w:rPr>
+          <w:szCs w:val="24"/>
+          <w:lang w:eastAsia="pt-BR"/>
+        </w:rPr>
+      </w:pPr>
+      <w:r>
+        <w:t xml:space="preserve">Apresente pelo menos um seletor CSS ou </w:t>
+      </w:r>
+      <w:proofErr w:type="spellStart"/>
+      <w:r>
+        <w:t>XPath</w:t>
+      </w:r>
+      <w:proofErr w:type="spellEnd"/>
+      <w:r>
+        <w:t xml:space="preserve"> utilizado para localizar o nome, o preço e a URL dos produtos.</w:t>
+      </w:r>
     </w:p>
     <w:p>
       <w:pPr>
@@ -1747,30 +4080,14 @@
           <w:lang w:eastAsia="pt-BR"/>
         </w:rPr>
       </w:pPr>
-      <w:bookmarkStart w:id="4" w:name="_Toc240956534"/>
+      <w:bookmarkStart w:id="9" w:name="_Toc240978259"/>
       <w:r>
         <w:rPr>
           <w:rFonts w:asciiTheme="minorHAnsi" w:hAnsiTheme="minorHAnsi" w:cstheme="minorBidi"/>
         </w:rPr>
-        <w:t>1.3 Objetivos</w:t>
-      </w:r>
-      <w:bookmarkEnd w:id="4"/>
-    </w:p>
-    <w:p>
-      <w:pPr>
-        <w:pStyle w:val="Ttulo1"/>
-        <w:rPr>
-          <w:rFonts w:cstheme="minorBidi"/>
-        </w:rPr>
-      </w:pPr>
-      <w:bookmarkStart w:id="5" w:name="_Toc240956535"/>
-      <w:r>
-        <w:rPr>
-          <w:rFonts w:asciiTheme="minorHAnsi" w:hAnsiTheme="minorHAnsi" w:cstheme="minorBidi"/>
-        </w:rPr>
-        <w:t>2 FONTE DOS DADOS</w:t>
-      </w:r>
-      <w:bookmarkEnd w:id="5"/>
+        <w:t>3.3 Implementação e automação da coleta</w:t>
+      </w:r>
+      <w:bookmarkEnd w:id="9"/>
     </w:p>
     <w:p>
       <w:pPr>
@@ -1780,32 +4097,81 @@
         </w:rPr>
       </w:pPr>
       <w:r>
-        <w:t xml:space="preserve">Identifique a página pública ou API utilizada, a URL, as informações disponíveis, o tipo de carregamento do conteúdo e a justificativa para utilizar Web </w:t>
-      </w:r>
-      <w:proofErr w:type="spellStart"/>
-      <w:r>
-        <w:t>Scraping</w:t>
-      </w:r>
-      <w:proofErr w:type="spellEnd"/>
-      <w:r>
-        <w:t>, API ou uma combinação das duas técnicas.</w:t>
+        <w:t xml:space="preserve">Explique como o script percorre produtos e, quando aplicável, páginas de resultados, parâmetros de URL, paginação de API ou o botão de próxima página. Informe como o arquivo </w:t>
+      </w:r>
+      <w:r>
+        <w:rPr>
+          <w:b/>
+          <w:bCs/>
+        </w:rPr>
+        <w:t>dados_brutos.csv</w:t>
+      </w:r>
+      <w:r>
+        <w:t xml:space="preserve"> foi gerado.</w:t>
       </w:r>
     </w:p>
     <w:p>
       <w:pPr>
         <w:pStyle w:val="Ttulo1"/>
-        <w:rPr>
-          <w:rFonts w:cstheme="minorBidi"/>
-        </w:rPr>
-      </w:pPr>
-      <w:bookmarkStart w:id="6" w:name="_Toc240956536"/>
+        <w:ind w:firstLine="0"/>
+        <w:jc w:val="left"/>
+        <w:rPr>
+          <w:rFonts w:cs="Arial"/>
+          <w:szCs w:val="24"/>
+        </w:rPr>
+      </w:pPr>
+      <w:bookmarkStart w:id="10" w:name="_Toc240978260"/>
       <w:r>
         <w:rPr>
           <w:rFonts w:asciiTheme="minorHAnsi" w:hAnsiTheme="minorHAnsi" w:cstheme="minorBidi"/>
         </w:rPr>
-        <w:t>3 MÉTODO DE COLETA</w:t>
-      </w:r>
-      <w:bookmarkEnd w:id="6"/>
+        <w:t>4 PRÉ-PROCESSAMENTO DOS DADOS</w:t>
+      </w:r>
+      <w:bookmarkEnd w:id="10"/>
+    </w:p>
+    <w:p>
+      <w:pPr>
+        <w:rPr>
+          <w:szCs w:val="24"/>
+          <w:lang w:eastAsia="pt-BR"/>
+        </w:rPr>
+      </w:pPr>
+      <w:r>
+        <w:t xml:space="preserve">Relate a investigação e o tratamento de valores ausentes, duplicidades, preços armazenados como texto, símbolos monetários, separadores, espaços e </w:t>
+      </w:r>
+      <w:r>
+        <w:lastRenderedPageBreak/>
+        <w:t xml:space="preserve">inconsistências nos nomes dos produtos. Informe como foi produzido o arquivo </w:t>
+      </w:r>
+      <w:r>
+        <w:rPr>
+          <w:b/>
+          <w:bCs/>
+        </w:rPr>
+        <w:t>dados_tratados.csv</w:t>
+      </w:r>
+      <w:r>
+        <w:t>.</w:t>
+      </w:r>
+    </w:p>
+    <w:p>
+      <w:pPr>
+        <w:pStyle w:val="Ttulo1"/>
+        <w:ind w:firstLine="0"/>
+        <w:jc w:val="left"/>
+        <w:rPr>
+          <w:rFonts w:cs="Arial"/>
+          <w:szCs w:val="24"/>
+        </w:rPr>
+      </w:pPr>
+      <w:bookmarkStart w:id="11" w:name="_Toc240978261"/>
+      <w:r>
+        <w:rPr>
+          <w:rFonts w:asciiTheme="minorHAnsi" w:hAnsiTheme="minorHAnsi" w:cstheme="minorBidi"/>
+        </w:rPr>
+        <w:t>5 ANÁLISE DOS DADOS</w:t>
+      </w:r>
+      <w:bookmarkEnd w:id="11"/>
     </w:p>
     <w:p>
       <w:pPr>
@@ -1817,14 +4183,14 @@
           <w:lang w:eastAsia="pt-BR"/>
         </w:rPr>
       </w:pPr>
-      <w:bookmarkStart w:id="7" w:name="_Toc240956537"/>
+      <w:bookmarkStart w:id="12" w:name="_Toc240978262"/>
       <w:r>
         <w:rPr>
           <w:rFonts w:asciiTheme="minorHAnsi" w:hAnsiTheme="minorHAnsi" w:cstheme="minorBidi"/>
         </w:rPr>
-        <w:t>3.1 Ferramentas e bibliotecas</w:t>
-      </w:r>
-      <w:bookmarkEnd w:id="7"/>
+        <w:t>5.1 Caracterização e estatísticas descritivas</w:t>
+      </w:r>
+      <w:bookmarkEnd w:id="12"/>
     </w:p>
     <w:p>
       <w:pPr>
@@ -1834,39 +4200,7 @@
         </w:rPr>
       </w:pPr>
       <w:r>
-        <w:t xml:space="preserve">Descreva a aplicação desenvolvida em Python e as bibliotecas utilizadas, como </w:t>
-      </w:r>
-      <w:proofErr w:type="spellStart"/>
-      <w:r>
-        <w:t>Requests</w:t>
-      </w:r>
-      <w:proofErr w:type="spellEnd"/>
-      <w:r>
-        <w:t xml:space="preserve">, </w:t>
-      </w:r>
-      <w:proofErr w:type="spellStart"/>
-      <w:r>
-        <w:t>Beautiful</w:t>
-      </w:r>
-      <w:proofErr w:type="spellEnd"/>
-      <w:r>
-        <w:t xml:space="preserve"> </w:t>
-      </w:r>
-      <w:proofErr w:type="spellStart"/>
-      <w:r>
-        <w:t>Soup</w:t>
-      </w:r>
-      <w:proofErr w:type="spellEnd"/>
-      <w:r>
-        <w:t xml:space="preserve">, Pandas, </w:t>
-      </w:r>
-      <w:proofErr w:type="spellStart"/>
-      <w:r>
-        <w:t>Selenium</w:t>
-      </w:r>
-      <w:proofErr w:type="spellEnd"/>
-      <w:r>
-        <w:t xml:space="preserve"> quando necessário ou APIs públicas. A coleta deve gerar pelo menos 30 registros válidos sem cópia manual.</w:t>
+        <w:t>Apresente a quantidade de registros, o preço médio, o preço mínimo, o preço máximo e a mediana. Quando houver diferentes lojas ou marcas, inclua comparações entre esses grupos.</w:t>
       </w:r>
     </w:p>
     <w:p>
@@ -1879,14 +4213,14 @@
           <w:lang w:eastAsia="pt-BR"/>
         </w:rPr>
       </w:pPr>
-      <w:bookmarkStart w:id="8" w:name="_Toc240956538"/>
+      <w:bookmarkStart w:id="13" w:name="_Toc240978263"/>
       <w:r>
         <w:rPr>
           <w:rFonts w:asciiTheme="minorHAnsi" w:hAnsiTheme="minorHAnsi" w:cstheme="minorBidi"/>
         </w:rPr>
-        <w:t>3.2 Estrutura HTML e seletores</w:t>
-      </w:r>
-      <w:bookmarkEnd w:id="8"/>
+        <w:t>5.2 Padrões e insights</w:t>
+      </w:r>
+      <w:bookmarkEnd w:id="13"/>
     </w:p>
     <w:p>
       <w:pPr>
@@ -1896,15 +4230,37 @@
         </w:rPr>
       </w:pPr>
       <w:r>
-        <w:t xml:space="preserve">Apresente pelo menos um seletor CSS ou </w:t>
-      </w:r>
-      <w:proofErr w:type="spellStart"/>
-      <w:r>
-        <w:t>XPath</w:t>
-      </w:r>
-      <w:proofErr w:type="spellEnd"/>
-      <w:r>
-        <w:t xml:space="preserve"> utilizado para localizar o nome, o preço e a URL dos produtos.</w:t>
+        <w:t>Registre pelo menos três informações relevantes encontradas nos dados, como diferenças de preço entre lojas, produtos mais baratos e mais caros, faixas predominantes, descontos, valores atípicos ou relação entre preço e avaliação.</w:t>
+      </w:r>
+    </w:p>
+    <w:p>
+      <w:pPr>
+        <w:pStyle w:val="Ttulo1"/>
+        <w:ind w:firstLine="0"/>
+        <w:jc w:val="left"/>
+        <w:rPr>
+          <w:rFonts w:cs="Arial"/>
+          <w:szCs w:val="24"/>
+        </w:rPr>
+      </w:pPr>
+      <w:bookmarkStart w:id="14" w:name="_Toc240978264"/>
+      <w:r>
+        <w:rPr>
+          <w:rFonts w:asciiTheme="minorHAnsi" w:hAnsiTheme="minorHAnsi" w:cstheme="minorBidi"/>
+        </w:rPr>
+        <w:t>6 GRÁFICOS E DASHBOARD</w:t>
+      </w:r>
+      <w:bookmarkEnd w:id="14"/>
+    </w:p>
+    <w:p>
+      <w:pPr>
+        <w:rPr>
+          <w:szCs w:val="24"/>
+          <w:lang w:eastAsia="pt-BR"/>
+        </w:rPr>
+      </w:pPr>
+      <w:r>
+        <w:t>Insira pelo menos três gráficos diferentes, todos com título, identificação dos eixos, legenda quando necessária e breve interpretação. O dashboard deve apresentar quantidade de produtos, preço médio, menor preço, maior preço e pelo menos dois gráficos.</w:t>
       </w:r>
     </w:p>
     <w:p>
@@ -1917,95 +4273,27 @@
           <w:lang w:eastAsia="pt-BR"/>
         </w:rPr>
       </w:pPr>
-      <w:bookmarkStart w:id="9" w:name="_Toc240956539"/>
+      <w:bookmarkStart w:id="15" w:name="_Toc240978265"/>
       <w:r>
         <w:rPr>
           <w:rFonts w:asciiTheme="minorHAnsi" w:hAnsiTheme="minorHAnsi" w:cstheme="minorBidi"/>
         </w:rPr>
-        <w:t>3.3 Implementação e automação da coleta</w:t>
-      </w:r>
-      <w:bookmarkEnd w:id="9"/>
-    </w:p>
-    <w:p>
-      <w:pPr>
+        <w:t>6.1 Visualização 1 — comparação de preços</w:t>
+      </w:r>
+      <w:bookmarkEnd w:id="15"/>
+    </w:p>
+    <w:p>
+      <w:pPr>
+        <w:ind w:firstLine="0"/>
+        <w:jc w:val="center"/>
         <w:rPr>
           <w:szCs w:val="24"/>
           <w:lang w:eastAsia="pt-BR"/>
         </w:rPr>
       </w:pPr>
       <w:r>
-        <w:t xml:space="preserve">Explique como o script percorre produtos e, quando aplicável, páginas de resultados, parâmetros de URL, paginação de API ou o botão de próxima página. Informe como o arquivo </w:t>
-      </w:r>
-      <w:r>
-        <w:rPr>
-          <w:b/>
-          <w:bCs/>
-        </w:rPr>
-        <w:t>dados_brutos.csv</w:t>
-      </w:r>
-      <w:r>
-        <w:t xml:space="preserve"> foi gerado.</w:t>
-      </w:r>
-    </w:p>
-    <w:p>
-      <w:pPr>
-        <w:pStyle w:val="Ttulo1"/>
-        <w:ind w:firstLine="0"/>
-        <w:jc w:val="left"/>
-        <w:rPr>
-          <w:rFonts w:cs="Arial"/>
-          <w:szCs w:val="24"/>
-        </w:rPr>
-      </w:pPr>
-      <w:bookmarkStart w:id="10" w:name="_Toc240956540"/>
-      <w:r>
-        <w:rPr>
-          <w:rFonts w:asciiTheme="minorHAnsi" w:hAnsiTheme="minorHAnsi" w:cstheme="minorBidi"/>
-        </w:rPr>
-        <w:t>4 PRÉ-PROCESSAMENTO DOS DADOS</w:t>
-      </w:r>
-      <w:bookmarkEnd w:id="10"/>
-    </w:p>
-    <w:p>
-      <w:pPr>
-        <w:rPr>
-          <w:szCs w:val="24"/>
-          <w:lang w:eastAsia="pt-BR"/>
-        </w:rPr>
-      </w:pPr>
-      <w:r>
-        <w:t xml:space="preserve">Relate a investigação e o tratamento de valores ausentes, duplicidades, preços armazenados como texto, símbolos monetários, separadores, espaços e inconsistências nos nomes dos produtos. Informe como foi produzido o arquivo </w:t>
-      </w:r>
-      <w:r>
-        <w:rPr>
-          <w:b/>
-          <w:bCs/>
-        </w:rPr>
-        <w:t>dados_tratados.csv</w:t>
-      </w:r>
-      <w:r>
-        <w:t>.</w:t>
-      </w:r>
-    </w:p>
-    <w:p>
-      <w:pPr>
-        <w:pStyle w:val="Ttulo1"/>
-        <w:ind w:firstLine="0"/>
-        <w:jc w:val="left"/>
-        <w:rPr>
-          <w:rFonts w:cs="Arial"/>
-          <w:szCs w:val="24"/>
-        </w:rPr>
-      </w:pPr>
-      <w:bookmarkStart w:id="11" w:name="_Toc240956541"/>
-      <w:r>
-        <w:rPr>
-          <w:rFonts w:asciiTheme="minorHAnsi" w:hAnsiTheme="minorHAnsi" w:cstheme="minorBidi"/>
-        </w:rPr>
-        <w:lastRenderedPageBreak/>
-        <w:t>5 ANÁLISE DOS DADOS</w:t>
-      </w:r>
-      <w:bookmarkEnd w:id="11"/>
+        <w:t>[INSERIR GRÁFICO E INTERPRETAÇÃO]</w:t>
+      </w:r>
     </w:p>
     <w:p>
       <w:pPr>
@@ -2017,24 +4305,26 @@
           <w:lang w:eastAsia="pt-BR"/>
         </w:rPr>
       </w:pPr>
-      <w:bookmarkStart w:id="12" w:name="_Toc240956542"/>
+      <w:bookmarkStart w:id="16" w:name="_Toc240978266"/>
       <w:r>
         <w:rPr>
           <w:rFonts w:asciiTheme="minorHAnsi" w:hAnsiTheme="minorHAnsi" w:cstheme="minorBidi"/>
         </w:rPr>
-        <w:t>5.1 Caracterização e estatísticas descritivas</w:t>
-      </w:r>
-      <w:bookmarkEnd w:id="12"/>
-    </w:p>
-    <w:p>
-      <w:pPr>
+        <w:t>6.2 Visualização 2 — distribuição dos preços</w:t>
+      </w:r>
+      <w:bookmarkEnd w:id="16"/>
+    </w:p>
+    <w:p>
+      <w:pPr>
+        <w:ind w:firstLine="0"/>
+        <w:jc w:val="center"/>
         <w:rPr>
           <w:szCs w:val="24"/>
           <w:lang w:eastAsia="pt-BR"/>
         </w:rPr>
       </w:pPr>
       <w:r>
-        <w:t>Apresente a quantidade de registros, o preço médio, o preço mínimo, o preço máximo e a mediana. Quando houver diferentes lojas ou marcas, inclua comparações entre esses grupos.</w:t>
+        <w:t>[INSERIR GRÁFICO E INTERPRETAÇÃO]</w:t>
       </w:r>
     </w:p>
     <w:p>
@@ -2047,54 +4337,26 @@
           <w:lang w:eastAsia="pt-BR"/>
         </w:rPr>
       </w:pPr>
-      <w:bookmarkStart w:id="13" w:name="_Toc240956543"/>
+      <w:bookmarkStart w:id="17" w:name="_Toc240978267"/>
       <w:r>
         <w:rPr>
           <w:rFonts w:asciiTheme="minorHAnsi" w:hAnsiTheme="minorHAnsi" w:cstheme="minorBidi"/>
         </w:rPr>
-        <w:t>5.2 Padrões e insights</w:t>
-      </w:r>
-      <w:bookmarkEnd w:id="13"/>
-    </w:p>
-    <w:p>
-      <w:pPr>
+        <w:t>6.3 Visualização 3 — comparação por loja ou marca</w:t>
+      </w:r>
+      <w:bookmarkEnd w:id="17"/>
+    </w:p>
+    <w:p>
+      <w:pPr>
+        <w:ind w:firstLine="0"/>
+        <w:jc w:val="center"/>
         <w:rPr>
           <w:szCs w:val="24"/>
           <w:lang w:eastAsia="pt-BR"/>
         </w:rPr>
       </w:pPr>
       <w:r>
-        <w:t>Registre pelo menos três informações relevantes encontradas nos dados, como diferenças de preço entre lojas, produtos mais baratos e mais caros, faixas predominantes, descontos, valores atípicos ou relação entre preço e avaliação.</w:t>
-      </w:r>
-    </w:p>
-    <w:p>
-      <w:pPr>
-        <w:pStyle w:val="Ttulo1"/>
-        <w:ind w:firstLine="0"/>
-        <w:jc w:val="left"/>
-        <w:rPr>
-          <w:rFonts w:cs="Arial"/>
-          <w:szCs w:val="24"/>
-        </w:rPr>
-      </w:pPr>
-      <w:bookmarkStart w:id="14" w:name="_Toc240956544"/>
-      <w:r>
-        <w:rPr>
-          <w:rFonts w:asciiTheme="minorHAnsi" w:hAnsiTheme="minorHAnsi" w:cstheme="minorBidi"/>
-        </w:rPr>
-        <w:t>6 GRÁFICOS E DASHBOARD</w:t>
-      </w:r>
-      <w:bookmarkEnd w:id="14"/>
-    </w:p>
-    <w:p>
-      <w:pPr>
-        <w:rPr>
-          <w:szCs w:val="24"/>
-          <w:lang w:eastAsia="pt-BR"/>
-        </w:rPr>
-      </w:pPr>
-      <w:r>
-        <w:t>Insira pelo menos três gráficos diferentes, todos com título, identificação dos eixos, legenda quando necessária e breve interpretação. O dashboard deve apresentar quantidade de produtos, preço médio, menor preço, maior preço e pelo menos dois gráficos.</w:t>
+        <w:t>[INSERIR GRÁFICO E INTERPRETAÇÃO]</w:t>
       </w:r>
     </w:p>
     <w:p>
@@ -2107,103 +4369,7 @@
           <w:lang w:eastAsia="pt-BR"/>
         </w:rPr>
       </w:pPr>
-      <w:bookmarkStart w:id="15" w:name="_Toc240956545"/>
-      <w:r>
-        <w:rPr>
-          <w:rFonts w:asciiTheme="minorHAnsi" w:hAnsiTheme="minorHAnsi" w:cstheme="minorBidi"/>
-        </w:rPr>
-        <w:t>6.1 Visualização 1 — comparação de preços</w:t>
-      </w:r>
-      <w:bookmarkEnd w:id="15"/>
-    </w:p>
-    <w:p>
-      <w:pPr>
-        <w:ind w:firstLine="0"/>
-        <w:jc w:val="center"/>
-        <w:rPr>
-          <w:szCs w:val="24"/>
-          <w:lang w:eastAsia="pt-BR"/>
-        </w:rPr>
-      </w:pPr>
-      <w:r>
-        <w:t>[INSERIR GRÁFICO E INTERPRETAÇÃO]</w:t>
-      </w:r>
-    </w:p>
-    <w:p>
-      <w:pPr>
-        <w:pStyle w:val="Ttulo2"/>
-        <w:rPr>
-          <w:rFonts w:asciiTheme="minorHAnsi" w:hAnsiTheme="minorHAnsi" w:cstheme="minorBidi"/>
-          <w:sz w:val="36"/>
-          <w:szCs w:val="36"/>
-          <w:lang w:eastAsia="pt-BR"/>
-        </w:rPr>
-      </w:pPr>
-      <w:bookmarkStart w:id="16" w:name="_Toc240956546"/>
-      <w:r>
-        <w:rPr>
-          <w:rFonts w:asciiTheme="minorHAnsi" w:hAnsiTheme="minorHAnsi" w:cstheme="minorBidi"/>
-        </w:rPr>
-        <w:t>6.2 Visualização 2 — distribuição dos preços</w:t>
-      </w:r>
-      <w:bookmarkEnd w:id="16"/>
-    </w:p>
-    <w:p>
-      <w:pPr>
-        <w:ind w:firstLine="0"/>
-        <w:jc w:val="center"/>
-        <w:rPr>
-          <w:szCs w:val="24"/>
-          <w:lang w:eastAsia="pt-BR"/>
-        </w:rPr>
-      </w:pPr>
-      <w:r>
-        <w:t>[INSERIR GRÁFICO E INTERPRETAÇÃO]</w:t>
-      </w:r>
-    </w:p>
-    <w:p>
-      <w:pPr>
-        <w:pStyle w:val="Ttulo2"/>
-        <w:rPr>
-          <w:rFonts w:asciiTheme="minorHAnsi" w:hAnsiTheme="minorHAnsi" w:cstheme="minorBidi"/>
-          <w:sz w:val="36"/>
-          <w:szCs w:val="36"/>
-          <w:lang w:eastAsia="pt-BR"/>
-        </w:rPr>
-      </w:pPr>
-      <w:bookmarkStart w:id="17" w:name="_Toc240956547"/>
-      <w:r>
-        <w:rPr>
-          <w:rFonts w:asciiTheme="minorHAnsi" w:hAnsiTheme="minorHAnsi" w:cstheme="minorBidi"/>
-        </w:rPr>
-        <w:t>6.3 Visualização 3 — comparação por loja ou marca</w:t>
-      </w:r>
-      <w:bookmarkEnd w:id="17"/>
-    </w:p>
-    <w:p>
-      <w:pPr>
-        <w:ind w:firstLine="0"/>
-        <w:jc w:val="center"/>
-        <w:rPr>
-          <w:szCs w:val="24"/>
-          <w:lang w:eastAsia="pt-BR"/>
-        </w:rPr>
-      </w:pPr>
-      <w:r>
-        <w:t>[INSERIR GRÁFICO E INTERPRETAÇÃO]</w:t>
-      </w:r>
-    </w:p>
-    <w:p>
-      <w:pPr>
-        <w:pStyle w:val="Ttulo2"/>
-        <w:rPr>
-          <w:rFonts w:asciiTheme="minorHAnsi" w:hAnsiTheme="minorHAnsi" w:cstheme="minorBidi"/>
-          <w:sz w:val="36"/>
-          <w:szCs w:val="36"/>
-          <w:lang w:eastAsia="pt-BR"/>
-        </w:rPr>
-      </w:pPr>
-      <w:bookmarkStart w:id="18" w:name="_Toc240956548"/>
+      <w:bookmarkStart w:id="18" w:name="_Toc240978268"/>
       <w:r>
         <w:rPr>
           <w:rFonts w:asciiTheme="minorHAnsi" w:hAnsiTheme="minorHAnsi" w:cstheme="minorBidi"/>
@@ -2235,7 +4401,7 @@
           <w:szCs w:val="24"/>
         </w:rPr>
       </w:pPr>
-      <w:bookmarkStart w:id="19" w:name="_Toc240956549"/>
+      <w:bookmarkStart w:id="19" w:name="_Toc240978269"/>
       <w:r>
         <w:rPr>
           <w:rFonts w:asciiTheme="minorHAnsi" w:hAnsiTheme="minorHAnsi" w:cstheme="minorBidi"/>
@@ -2265,11 +4431,12 @@
           <w:szCs w:val="24"/>
         </w:rPr>
       </w:pPr>
-      <w:bookmarkStart w:id="20" w:name="_Toc240956550"/>
+      <w:bookmarkStart w:id="20" w:name="_Toc240978270"/>
       <w:r>
         <w:rPr>
           <w:rFonts w:asciiTheme="minorHAnsi" w:hAnsiTheme="minorHAnsi" w:cstheme="minorBidi"/>
         </w:rPr>
+        <w:lastRenderedPageBreak/>
         <w:t>8 AUTOMAÇÃO DO PIPELINE</w:t>
       </w:r>
       <w:bookmarkEnd w:id="20"/>
@@ -2295,7 +4462,6 @@
         </w:rPr>
       </w:pPr>
       <w:r>
-        <w:lastRenderedPageBreak/>
         <w:t>[INSERIR DIAGRAMA DO PIPELINE]</w:t>
       </w:r>
     </w:p>
@@ -2309,7 +4475,7 @@
           <w:szCs w:val="24"/>
         </w:rPr>
       </w:pPr>
-      <w:bookmarkStart w:id="21" w:name="_Toc240956551"/>
+      <w:bookmarkStart w:id="21" w:name="_Toc240978271"/>
       <w:r>
         <w:rPr>
           <w:rFonts w:asciiTheme="minorHAnsi" w:hAnsiTheme="minorHAnsi" w:cstheme="minorBidi"/>
@@ -2339,7 +4505,7 @@
           <w:szCs w:val="24"/>
         </w:rPr>
       </w:pPr>
-      <w:bookmarkStart w:id="22" w:name="_Toc240956552"/>
+      <w:bookmarkStart w:id="22" w:name="_Toc240978272"/>
       <w:r>
         <w:rPr>
           <w:rFonts w:asciiTheme="minorHAnsi" w:hAnsiTheme="minorHAnsi" w:cstheme="minorBidi"/>
@@ -2360,6 +4526,12 @@
       </w:r>
     </w:p>
     <w:sectPr>
+      <w:headerReference w:type="even" r:id="rId7"/>
+      <w:headerReference w:type="default" r:id="rId8"/>
+      <w:footerReference w:type="even" r:id="rId9"/>
+      <w:footerReference w:type="default" r:id="rId10"/>
+      <w:headerReference w:type="first" r:id="rId11"/>
+      <w:footerReference w:type="first" r:id="rId12"/>
       <w:pgSz w:w="11906" w:h="16838"/>
       <w:pgMar w:top="1701" w:right="1134" w:bottom="1134" w:left="1701" w:header="708" w:footer="708" w:gutter="0"/>
       <w:cols w:space="708"/>
@@ -2367,6 +4539,353 @@
     </w:sectPr>
   </w:body>
 </w:document>
+</file>
+
+<file path=word/endnotes.xml><?xml version="1.0" encoding="utf-8"?>
+<w:endnotes xmlns:wpc="http://schemas.microsoft.com/office/word/2010/wordprocessingCanvas" xmlns:cx="http://schemas.microsoft.com/office/drawing/2014/chartex" xmlns:cx1="http://schemas.microsoft.com/office/drawing/2015/9/8/chartex" xmlns:cx2="http://schemas.microsoft.com/office/drawing/2015/10/21/chartex" xmlns:cx3="http://schemas.microsoft.com/office/drawing/2016/5/9/chartex" xmlns:cx4="http://schemas.microsoft.com/office/drawing/2016/5/10/chartex" xmlns:cx5="http://schemas.microsoft.com/office/drawing/2016/5/11/chartex" xmlns:cx6="http://schemas.microsoft.com/office/drawing/2016/5/12/chartex" xmlns:cx7="http://schemas.microsoft.com/office/drawing/2016/5/13/chartex" xmlns:cx8="http://schemas.microsoft.com/office/drawing/2016/5/14/chartex" xmlns:mc="http://schemas.openxmlformats.org/markup-compatibility/2006" xmlns:aink="http://schemas.microsoft.com/office/drawing/2016/ink" xmlns:am3d="http://schemas.microsoft.com/office/drawing/2017/model3d" xmlns:o="urn:schemas-microsoft-com:office:office" xmlns:oel="http://schemas.microsoft.com/office/2019/extlst" xmlns:r="http://schemas.openxmlformats.org/officeDocument/2006/relationships" xmlns:m="http://schemas.openxmlformats.org/officeDocument/2006/math" xmlns:v="urn:schemas-microsoft-com:vml" xmlns:wp14="http://schemas.microsoft.com/office/word/2010/wordprocessingDrawing" xmlns:wp="http://schemas.openxmlformats.org/drawingml/2006/wordprocessingDrawing" xmlns:w10="urn:schemas-microsoft-com:office:word" xmlns:w="http://schemas.openxmlformats.org/wordprocessingml/2006/main" xmlns:w14="http://schemas.microsoft.com/office/word/2010/wordml" xmlns:w15="http://schemas.microsoft.com/office/word/2012/wordml" xmlns:w16cex="http://schemas.microsoft.com/office/word/2018/wordml/cex" xmlns:w16cid="http://schemas.microsoft.com/office/word/2016/wordml/cid" xmlns:w16="http://schemas.microsoft.com/office/word/2018/wordml" xmlns:w16du="http://schemas.microsoft.com/office/word/2023/wordml/word16du" xmlns:w16sdtdh="http://schemas.microsoft.com/office/word/2020/wordml/sdtdatahash" xmlns:w16sdtfl="http://schemas.microsoft.com/office/word/2024/wordml/sdtformatlock" xmlns:w16se="http://schemas.microsoft.com/office/word/2015/wordml/symex" xmlns:wpg="http://schemas.microsoft.com/office/word/2010/wordprocessingGroup" xmlns:wpi="http://schemas.microsoft.com/office/word/2010/wordprocessingInk" xmlns:wne="http://schemas.microsoft.com/office/word/2006/wordml" xmlns:wps="http://schemas.microsoft.com/office/word/2010/wordprocessingShape" mc:Ignorable="w14 w15 w16se w16cid w16 w16cex w16sdtdh w16sdtfl w16du wp14">
+  <w:endnote w:type="separator" w:id="-1">
+    <w:p>
+      <w:pPr>
+        <w:spacing w:line="240" w:lineRule="auto"/>
+      </w:pPr>
+      <w:r>
+        <w:separator/>
+      </w:r>
+    </w:p>
+  </w:endnote>
+  <w:endnote w:type="continuationSeparator" w:id="0">
+    <w:p>
+      <w:pPr>
+        <w:spacing w:line="240" w:lineRule="auto"/>
+      </w:pPr>
+      <w:r>
+        <w:continuationSeparator/>
+      </w:r>
+    </w:p>
+  </w:endnote>
+</w:endnotes>
+</file>
+
+<file path=word/footer1.xml><?xml version="1.0" encoding="utf-8"?>
+<w:ftr xmlns:wpc="http://schemas.microsoft.com/office/word/2010/wordprocessingCanvas" xmlns:cx="http://schemas.microsoft.com/office/drawing/2014/chartex" xmlns:cx1="http://schemas.microsoft.com/office/drawing/2015/9/8/chartex" xmlns:cx2="http://schemas.microsoft.com/office/drawing/2015/10/21/chartex" xmlns:cx3="http://schemas.microsoft.com/office/drawing/2016/5/9/chartex" xmlns:cx4="http://schemas.microsoft.com/office/drawing/2016/5/10/chartex" xmlns:cx5="http://schemas.microsoft.com/office/drawing/2016/5/11/chartex" xmlns:cx6="http://schemas.microsoft.com/office/drawing/2016/5/12/chartex" xmlns:cx7="http://schemas.microsoft.com/office/drawing/2016/5/13/chartex" xmlns:cx8="http://schemas.microsoft.com/office/drawing/2016/5/14/chartex" xmlns:mc="http://schemas.openxmlformats.org/markup-compatibility/2006" xmlns:aink="http://schemas.microsoft.com/office/drawing/2016/ink" xmlns:am3d="http://schemas.microsoft.com/office/drawing/2017/model3d" xmlns:o="urn:schemas-microsoft-com:office:office" xmlns:oel="http://schemas.microsoft.com/office/2019/extlst" xmlns:r="http://schemas.openxmlformats.org/officeDocument/2006/relationships" xmlns:m="http://schemas.openxmlformats.org/officeDocument/2006/math" xmlns:v="urn:schemas-microsoft-com:vml" xmlns:wp14="http://schemas.microsoft.com/office/word/2010/wordprocessingDrawing" xmlns:wp="http://schemas.openxmlformats.org/drawingml/2006/wordprocessingDrawing" xmlns:w10="urn:schemas-microsoft-com:office:word" xmlns:w="http://schemas.openxmlformats.org/wordprocessingml/2006/main" xmlns:w14="http://schemas.microsoft.com/office/word/2010/wordml" xmlns:w15="http://schemas.microsoft.com/office/word/2012/wordml" xmlns:w16cex="http://schemas.microsoft.com/office/word/2018/wordml/cex" xmlns:w16cid="http://schemas.microsoft.com/office/word/2016/wordml/cid" xmlns:w16="http://schemas.microsoft.com/office/word/2018/wordml" xmlns:w16du="http://schemas.microsoft.com/office/word/2023/wordml/word16du" xmlns:w16sdtdh="http://schemas.microsoft.com/office/word/2020/wordml/sdtdatahash" xmlns:w16sdtfl="http://schemas.microsoft.com/office/word/2024/wordml/sdtformatlock" xmlns:w16se="http://schemas.microsoft.com/office/word/2015/wordml/symex" xmlns:wpg="http://schemas.microsoft.com/office/word/2010/wordprocessingGroup" xmlns:wpi="http://schemas.microsoft.com/office/word/2010/wordprocessingInk" xmlns:wne="http://schemas.microsoft.com/office/word/2006/wordml" xmlns:wps="http://schemas.microsoft.com/office/word/2010/wordprocessingShape" mc:Ignorable="w14 w15 w16se w16cid w16 w16cex w16sdtdh w16sdtfl w16du wp14">
+  <w:p>
+    <w:pPr>
+      <w:pStyle w:val="Rodap"/>
+    </w:pPr>
+  </w:p>
+</w:ftr>
+</file>
+
+<file path=word/footer2.xml><?xml version="1.0" encoding="utf-8"?>
+<w:ftr xmlns:wpc="http://schemas.microsoft.com/office/word/2010/wordprocessingCanvas" xmlns:cx="http://schemas.microsoft.com/office/drawing/2014/chartex" xmlns:cx1="http://schemas.microsoft.com/office/drawing/2015/9/8/chartex" xmlns:cx2="http://schemas.microsoft.com/office/drawing/2015/10/21/chartex" xmlns:cx3="http://schemas.microsoft.com/office/drawing/2016/5/9/chartex" xmlns:cx4="http://schemas.microsoft.com/office/drawing/2016/5/10/chartex" xmlns:cx5="http://schemas.microsoft.com/office/drawing/2016/5/11/chartex" xmlns:cx6="http://schemas.microsoft.com/office/drawing/2016/5/12/chartex" xmlns:cx7="http://schemas.microsoft.com/office/drawing/2016/5/13/chartex" xmlns:cx8="http://schemas.microsoft.com/office/drawing/2016/5/14/chartex" xmlns:mc="http://schemas.openxmlformats.org/markup-compatibility/2006" xmlns:aink="http://schemas.microsoft.com/office/drawing/2016/ink" xmlns:am3d="http://schemas.microsoft.com/office/drawing/2017/model3d" xmlns:o="urn:schemas-microsoft-com:office:office" xmlns:oel="http://schemas.microsoft.com/office/2019/extlst" xmlns:r="http://schemas.openxmlformats.org/officeDocument/2006/relationships" xmlns:m="http://schemas.openxmlformats.org/officeDocument/2006/math" xmlns:v="urn:schemas-microsoft-com:vml" xmlns:wp14="http://schemas.microsoft.com/office/word/2010/wordprocessingDrawing" xmlns:wp="http://schemas.openxmlformats.org/drawingml/2006/wordprocessingDrawing" xmlns:w10="urn:schemas-microsoft-com:office:word" xmlns:w="http://schemas.openxmlformats.org/wordprocessingml/2006/main" xmlns:w14="http://schemas.microsoft.com/office/word/2010/wordml" xmlns:w15="http://schemas.microsoft.com/office/word/2012/wordml" xmlns:w16cex="http://schemas.microsoft.com/office/word/2018/wordml/cex" xmlns:w16cid="http://schemas.microsoft.com/office/word/2016/wordml/cid" xmlns:w16="http://schemas.microsoft.com/office/word/2018/wordml" xmlns:w16du="http://schemas.microsoft.com/office/word/2023/wordml/word16du" xmlns:w16sdtdh="http://schemas.microsoft.com/office/word/2020/wordml/sdtdatahash" xmlns:w16sdtfl="http://schemas.microsoft.com/office/word/2024/wordml/sdtformatlock" xmlns:w16se="http://schemas.microsoft.com/office/word/2015/wordml/symex" xmlns:wpg="http://schemas.microsoft.com/office/word/2010/wordprocessingGroup" xmlns:wpi="http://schemas.microsoft.com/office/word/2010/wordprocessingInk" xmlns:wne="http://schemas.microsoft.com/office/word/2006/wordml" xmlns:wps="http://schemas.microsoft.com/office/word/2010/wordprocessingShape" mc:Ignorable="w14 w15 w16se w16cid w16 w16cex w16sdtdh w16sdtfl w16du wp14">
+  <w:p>
+    <w:pPr>
+      <w:pStyle w:val="Rodap"/>
+    </w:pPr>
+  </w:p>
+</w:ftr>
+</file>
+
+<file path=word/footer3.xml><?xml version="1.0" encoding="utf-8"?>
+<w:ftr xmlns:wpc="http://schemas.microsoft.com/office/word/2010/wordprocessingCanvas" xmlns:cx="http://schemas.microsoft.com/office/drawing/2014/chartex" xmlns:cx1="http://schemas.microsoft.com/office/drawing/2015/9/8/chartex" xmlns:cx2="http://schemas.microsoft.com/office/drawing/2015/10/21/chartex" xmlns:cx3="http://schemas.microsoft.com/office/drawing/2016/5/9/chartex" xmlns:cx4="http://schemas.microsoft.com/office/drawing/2016/5/10/chartex" xmlns:cx5="http://schemas.microsoft.com/office/drawing/2016/5/11/chartex" xmlns:cx6="http://schemas.microsoft.com/office/drawing/2016/5/12/chartex" xmlns:cx7="http://schemas.microsoft.com/office/drawing/2016/5/13/chartex" xmlns:cx8="http://schemas.microsoft.com/office/drawing/2016/5/14/chartex" xmlns:mc="http://schemas.openxmlformats.org/markup-compatibility/2006" xmlns:aink="http://schemas.microsoft.com/office/drawing/2016/ink" xmlns:am3d="http://schemas.microsoft.com/office/drawing/2017/model3d" xmlns:o="urn:schemas-microsoft-com:office:office" xmlns:oel="http://schemas.microsoft.com/office/2019/extlst" xmlns:r="http://schemas.openxmlformats.org/officeDocument/2006/relationships" xmlns:m="http://schemas.openxmlformats.org/officeDocument/2006/math" xmlns:v="urn:schemas-microsoft-com:vml" xmlns:wp14="http://schemas.microsoft.com/office/word/2010/wordprocessingDrawing" xmlns:wp="http://schemas.openxmlformats.org/drawingml/2006/wordprocessingDrawing" xmlns:w10="urn:schemas-microsoft-com:office:word" xmlns:w="http://schemas.openxmlformats.org/wordprocessingml/2006/main" xmlns:w14="http://schemas.microsoft.com/office/word/2010/wordml" xmlns:w15="http://schemas.microsoft.com/office/word/2012/wordml" xmlns:w16cex="http://schemas.microsoft.com/office/word/2018/wordml/cex" xmlns:w16cid="http://schemas.microsoft.com/office/word/2016/wordml/cid" xmlns:w16="http://schemas.microsoft.com/office/word/2018/wordml" xmlns:w16du="http://schemas.microsoft.com/office/word/2023/wordml/word16du" xmlns:w16sdtdh="http://schemas.microsoft.com/office/word/2020/wordml/sdtdatahash" xmlns:w16sdtfl="http://schemas.microsoft.com/office/word/2024/wordml/sdtformatlock" xmlns:w16se="http://schemas.microsoft.com/office/word/2015/wordml/symex" xmlns:wpg="http://schemas.microsoft.com/office/word/2010/wordprocessingGroup" xmlns:wpi="http://schemas.microsoft.com/office/word/2010/wordprocessingInk" xmlns:wne="http://schemas.microsoft.com/office/word/2006/wordml" xmlns:wps="http://schemas.microsoft.com/office/word/2010/wordprocessingShape" mc:Ignorable="w14 w15 w16se w16cid w16 w16cex w16sdtdh w16sdtfl w16du wp14">
+  <w:p>
+    <w:pPr>
+      <w:pStyle w:val="Rodap"/>
+    </w:pPr>
+  </w:p>
+</w:ftr>
+</file>
+
+<file path=word/footnotes.xml><?xml version="1.0" encoding="utf-8"?>
+<w:footnotes xmlns:wpc="http://schemas.microsoft.com/office/word/2010/wordprocessingCanvas" xmlns:cx="http://schemas.microsoft.com/office/drawing/2014/chartex" xmlns:cx1="http://schemas.microsoft.com/office/drawing/2015/9/8/chartex" xmlns:cx2="http://schemas.microsoft.com/office/drawing/2015/10/21/chartex" xmlns:cx3="http://schemas.microsoft.com/office/drawing/2016/5/9/chartex" xmlns:cx4="http://schemas.microsoft.com/office/drawing/2016/5/10/chartex" xmlns:cx5="http://schemas.microsoft.com/office/drawing/2016/5/11/chartex" xmlns:cx6="http://schemas.microsoft.com/office/drawing/2016/5/12/chartex" xmlns:cx7="http://schemas.microsoft.com/office/drawing/2016/5/13/chartex" xmlns:cx8="http://schemas.microsoft.com/office/drawing/2016/5/14/chartex" xmlns:mc="http://schemas.openxmlformats.org/markup-compatibility/2006" xmlns:aink="http://schemas.microsoft.com/office/drawing/2016/ink" xmlns:am3d="http://schemas.microsoft.com/office/drawing/2017/model3d" xmlns:o="urn:schemas-microsoft-com:office:office" xmlns:oel="http://schemas.microsoft.com/office/2019/extlst" xmlns:r="http://schemas.openxmlformats.org/officeDocument/2006/relationships" xmlns:m="http://schemas.openxmlformats.org/officeDocument/2006/math" xmlns:v="urn:schemas-microsoft-com:vml" xmlns:wp14="http://schemas.microsoft.com/office/word/2010/wordprocessingDrawing" xmlns:wp="http://schemas.openxmlformats.org/drawingml/2006/wordprocessingDrawing" xmlns:w10="urn:schemas-microsoft-com:office:word" xmlns:w="http://schemas.openxmlformats.org/wordprocessingml/2006/main" xmlns:w14="http://schemas.microsoft.com/office/word/2010/wordml" xmlns:w15="http://schemas.microsoft.com/office/word/2012/wordml" xmlns:w16cex="http://schemas.microsoft.com/office/word/2018/wordml/cex" xmlns:w16cid="http://schemas.microsoft.com/office/word/2016/wordml/cid" xmlns:w16="http://schemas.microsoft.com/office/word/2018/wordml" xmlns:w16du="http://schemas.microsoft.com/office/word/2023/wordml/word16du" xmlns:w16sdtdh="http://schemas.microsoft.com/office/word/2020/wordml/sdtdatahash" xmlns:w16sdtfl="http://schemas.microsoft.com/office/word/2024/wordml/sdtformatlock" xmlns:w16se="http://schemas.microsoft.com/office/word/2015/wordml/symex" xmlns:wpg="http://schemas.microsoft.com/office/word/2010/wordprocessingGroup" xmlns:wpi="http://schemas.microsoft.com/office/word/2010/wordprocessingInk" xmlns:wne="http://schemas.microsoft.com/office/word/2006/wordml" xmlns:wps="http://schemas.microsoft.com/office/word/2010/wordprocessingShape" mc:Ignorable="w14 w15 w16se w16cid w16 w16cex w16sdtdh w16sdtfl w16du wp14">
+  <w:footnote w:type="separator" w:id="-1">
+    <w:p>
+      <w:pPr>
+        <w:spacing w:line="240" w:lineRule="auto"/>
+      </w:pPr>
+      <w:r>
+        <w:separator/>
+      </w:r>
+    </w:p>
+  </w:footnote>
+  <w:footnote w:type="continuationSeparator" w:id="0">
+    <w:p>
+      <w:pPr>
+        <w:spacing w:line="240" w:lineRule="auto"/>
+      </w:pPr>
+      <w:r>
+        <w:continuationSeparator/>
+      </w:r>
+    </w:p>
+  </w:footnote>
+</w:footnotes>
+</file>
+
+<file path=word/header1.xml><?xml version="1.0" encoding="utf-8"?>
+<w:hdr xmlns:wpc="http://schemas.microsoft.com/office/word/2010/wordprocessingCanvas" xmlns:cx="http://schemas.microsoft.com/office/drawing/2014/chartex" xmlns:cx1="http://schemas.microsoft.com/office/drawing/2015/9/8/chartex" xmlns:cx2="http://schemas.microsoft.com/office/drawing/2015/10/21/chartex" xmlns:cx3="http://schemas.microsoft.com/office/drawing/2016/5/9/chartex" xmlns:cx4="http://schemas.microsoft.com/office/drawing/2016/5/10/chartex" xmlns:cx5="http://schemas.microsoft.com/office/drawing/2016/5/11/chartex" xmlns:cx6="http://schemas.microsoft.com/office/drawing/2016/5/12/chartex" xmlns:cx7="http://schemas.microsoft.com/office/drawing/2016/5/13/chartex" xmlns:cx8="http://schemas.microsoft.com/office/drawing/2016/5/14/chartex" xmlns:mc="http://schemas.openxmlformats.org/markup-compatibility/2006" xmlns:aink="http://schemas.microsoft.com/office/drawing/2016/ink" xmlns:am3d="http://schemas.microsoft.com/office/drawing/2017/model3d" xmlns:o="urn:schemas-microsoft-com:office:office" xmlns:oel="http://schemas.microsoft.com/office/2019/extlst" xmlns:r="http://schemas.openxmlformats.org/officeDocument/2006/relationships" xmlns:m="http://schemas.openxmlformats.org/officeDocument/2006/math" xmlns:v="urn:schemas-microsoft-com:vml" xmlns:wp14="http://schemas.microsoft.com/office/word/2010/wordprocessingDrawing" xmlns:wp="http://schemas.openxmlformats.org/drawingml/2006/wordprocessingDrawing" xmlns:w10="urn:schemas-microsoft-com:office:word" xmlns:w="http://schemas.openxmlformats.org/wordprocessingml/2006/main" xmlns:w14="http://schemas.microsoft.com/office/word/2010/wordml" xmlns:w15="http://schemas.microsoft.com/office/word/2012/wordml" xmlns:w16cex="http://schemas.microsoft.com/office/word/2018/wordml/cex" xmlns:w16cid="http://schemas.microsoft.com/office/word/2016/wordml/cid" xmlns:w16="http://schemas.microsoft.com/office/word/2018/wordml" xmlns:w16du="http://schemas.microsoft.com/office/word/2023/wordml/word16du" xmlns:w16sdtdh="http://schemas.microsoft.com/office/word/2020/wordml/sdtdatahash" xmlns:w16sdtfl="http://schemas.microsoft.com/office/word/2024/wordml/sdtformatlock" xmlns:w16se="http://schemas.microsoft.com/office/word/2015/wordml/symex" xmlns:wpg="http://schemas.microsoft.com/office/word/2010/wordprocessingGroup" xmlns:wpi="http://schemas.microsoft.com/office/word/2010/wordprocessingInk" xmlns:wne="http://schemas.microsoft.com/office/word/2006/wordml" xmlns:wps="http://schemas.microsoft.com/office/word/2010/wordprocessingShape" mc:Ignorable="w14 w15 w16se w16cid w16 w16cex w16sdtdh w16sdtfl w16du wp14">
+  <w:p>
+    <w:pPr>
+      <w:pStyle w:val="Cabealho"/>
+    </w:pPr>
+  </w:p>
+</w:hdr>
+</file>
+
+<file path=word/header2.xml><?xml version="1.0" encoding="utf-8"?>
+<w:hdr xmlns:wpc="http://schemas.microsoft.com/office/word/2010/wordprocessingCanvas" xmlns:cx="http://schemas.microsoft.com/office/drawing/2014/chartex" xmlns:cx1="http://schemas.microsoft.com/office/drawing/2015/9/8/chartex" xmlns:cx2="http://schemas.microsoft.com/office/drawing/2015/10/21/chartex" xmlns:cx3="http://schemas.microsoft.com/office/drawing/2016/5/9/chartex" xmlns:cx4="http://schemas.microsoft.com/office/drawing/2016/5/10/chartex" xmlns:cx5="http://schemas.microsoft.com/office/drawing/2016/5/11/chartex" xmlns:cx6="http://schemas.microsoft.com/office/drawing/2016/5/12/chartex" xmlns:cx7="http://schemas.microsoft.com/office/drawing/2016/5/13/chartex" xmlns:cx8="http://schemas.microsoft.com/office/drawing/2016/5/14/chartex" xmlns:mc="http://schemas.openxmlformats.org/markup-compatibility/2006" xmlns:aink="http://schemas.microsoft.com/office/drawing/2016/ink" xmlns:am3d="http://schemas.microsoft.com/office/drawing/2017/model3d" xmlns:o="urn:schemas-microsoft-com:office:office" xmlns:oel="http://schemas.microsoft.com/office/2019/extlst" xmlns:r="http://schemas.openxmlformats.org/officeDocument/2006/relationships" xmlns:m="http://schemas.openxmlformats.org/officeDocument/2006/math" xmlns:v="urn:schemas-microsoft-com:vml" xmlns:wp14="http://schemas.microsoft.com/office/word/2010/wordprocessingDrawing" xmlns:wp="http://schemas.openxmlformats.org/drawingml/2006/wordprocessingDrawing" xmlns:w10="urn:schemas-microsoft-com:office:word" xmlns:w="http://schemas.openxmlformats.org/wordprocessingml/2006/main" xmlns:w14="http://schemas.microsoft.com/office/word/2010/wordml" xmlns:w15="http://schemas.microsoft.com/office/word/2012/wordml" xmlns:w16cex="http://schemas.microsoft.com/office/word/2018/wordml/cex" xmlns:w16cid="http://schemas.microsoft.com/office/word/2016/wordml/cid" xmlns:w16="http://schemas.microsoft.com/office/word/2018/wordml" xmlns:w16du="http://schemas.microsoft.com/office/word/2023/wordml/word16du" xmlns:w16sdtdh="http://schemas.microsoft.com/office/word/2020/wordml/sdtdatahash" xmlns:w16sdtfl="http://schemas.microsoft.com/office/word/2024/wordml/sdtformatlock" xmlns:w16se="http://schemas.microsoft.com/office/word/2015/wordml/symex" xmlns:wpg="http://schemas.microsoft.com/office/word/2010/wordprocessingGroup" xmlns:wpi="http://schemas.microsoft.com/office/word/2010/wordprocessingInk" xmlns:wne="http://schemas.microsoft.com/office/word/2006/wordml" xmlns:wps="http://schemas.microsoft.com/office/word/2010/wordprocessingShape" mc:Ignorable="w14 w15 w16se w16cid w16 w16cex w16sdtdh w16sdtfl w16du wp14">
+  <w:p>
+    <w:pPr>
+      <w:pStyle w:val="Cabealho"/>
+    </w:pPr>
+  </w:p>
+</w:hdr>
+</file>
+
+<file path=word/header3.xml><?xml version="1.0" encoding="utf-8"?>
+<w:hdr xmlns:wpc="http://schemas.microsoft.com/office/word/2010/wordprocessingCanvas" xmlns:cx="http://schemas.microsoft.com/office/drawing/2014/chartex" xmlns:cx1="http://schemas.microsoft.com/office/drawing/2015/9/8/chartex" xmlns:cx2="http://schemas.microsoft.com/office/drawing/2015/10/21/chartex" xmlns:cx3="http://schemas.microsoft.com/office/drawing/2016/5/9/chartex" xmlns:cx4="http://schemas.microsoft.com/office/drawing/2016/5/10/chartex" xmlns:cx5="http://schemas.microsoft.com/office/drawing/2016/5/11/chartex" xmlns:cx6="http://schemas.microsoft.com/office/drawing/2016/5/12/chartex" xmlns:cx7="http://schemas.microsoft.com/office/drawing/2016/5/13/chartex" xmlns:cx8="http://schemas.microsoft.com/office/drawing/2016/5/14/chartex" xmlns:mc="http://schemas.openxmlformats.org/markup-compatibility/2006" xmlns:aink="http://schemas.microsoft.com/office/drawing/2016/ink" xmlns:am3d="http://schemas.microsoft.com/office/drawing/2017/model3d" xmlns:o="urn:schemas-microsoft-com:office:office" xmlns:oel="http://schemas.microsoft.com/office/2019/extlst" xmlns:r="http://schemas.openxmlformats.org/officeDocument/2006/relationships" xmlns:m="http://schemas.openxmlformats.org/officeDocument/2006/math" xmlns:v="urn:schemas-microsoft-com:vml" xmlns:wp14="http://schemas.microsoft.com/office/word/2010/wordprocessingDrawing" xmlns:wp="http://schemas.openxmlformats.org/drawingml/2006/wordprocessingDrawing" xmlns:w10="urn:schemas-microsoft-com:office:word" xmlns:w="http://schemas.openxmlformats.org/wordprocessingml/2006/main" xmlns:w14="http://schemas.microsoft.com/office/word/2010/wordml" xmlns:w15="http://schemas.microsoft.com/office/word/2012/wordml" xmlns:w16cex="http://schemas.microsoft.com/office/word/2018/wordml/cex" xmlns:w16cid="http://schemas.microsoft.com/office/word/2016/wordml/cid" xmlns:w16="http://schemas.microsoft.com/office/word/2018/wordml" xmlns:w16du="http://schemas.microsoft.com/office/word/2023/wordml/word16du" xmlns:w16sdtdh="http://schemas.microsoft.com/office/word/2020/wordml/sdtdatahash" xmlns:w16sdtfl="http://schemas.microsoft.com/office/word/2024/wordml/sdtformatlock" xmlns:w16se="http://schemas.microsoft.com/office/word/2015/wordml/symex" xmlns:wpg="http://schemas.microsoft.com/office/word/2010/wordprocessingGroup" xmlns:wpi="http://schemas.microsoft.com/office/word/2010/wordprocessingInk" xmlns:wne="http://schemas.microsoft.com/office/word/2006/wordml" xmlns:wps="http://schemas.microsoft.com/office/word/2010/wordprocessingShape" mc:Ignorable="w14 w15 w16se w16cid w16 w16cex w16sdtdh w16sdtfl w16du wp14">
+  <w:p>
+    <w:pPr>
+      <w:pStyle w:val="Cabealho"/>
+    </w:pPr>
+  </w:p>
+</w:hdr>
+</file>
+
+<file path=word/numbering.xml><?xml version="1.0" encoding="utf-8"?>
+<w:numbering xmlns:wpc="http://schemas.microsoft.com/office/word/2010/wordprocessingCanvas" xmlns:cx="http://schemas.microsoft.com/office/drawing/2014/chartex" xmlns:cx1="http://schemas.microsoft.com/office/drawing/2015/9/8/chartex" xmlns:cx2="http://schemas.microsoft.com/office/drawing/2015/10/21/chartex" xmlns:cx3="http://schemas.microsoft.com/office/drawing/2016/5/9/chartex" xmlns:cx4="http://schemas.microsoft.com/office/drawing/2016/5/10/chartex" xmlns:cx5="http://schemas.microsoft.com/office/drawing/2016/5/11/chartex" xmlns:cx6="http://schemas.microsoft.com/office/drawing/2016/5/12/chartex" xmlns:cx7="http://schemas.microsoft.com/office/drawing/2016/5/13/chartex" xmlns:cx8="http://schemas.microsoft.com/office/drawing/2016/5/14/chartex" xmlns:mc="http://schemas.openxmlformats.org/markup-compatibility/2006" xmlns:aink="http://schemas.microsoft.com/office/drawing/2016/ink" xmlns:am3d="http://schemas.microsoft.com/office/drawing/2017/model3d" xmlns:o="urn:schemas-microsoft-com:office:office" xmlns:oel="http://schemas.microsoft.com/office/2019/extlst" xmlns:r="http://schemas.openxmlformats.org/officeDocument/2006/relationships" xmlns:m="http://schemas.openxmlformats.org/officeDocument/2006/math" xmlns:v="urn:schemas-microsoft-com:vml" xmlns:wp14="http://schemas.microsoft.com/office/word/2010/wordprocessingDrawing" xmlns:wp="http://schemas.openxmlformats.org/drawingml/2006/wordprocessingDrawing" xmlns:w10="urn:schemas-microsoft-com:office:word" xmlns:w="http://schemas.openxmlformats.org/wordprocessingml/2006/main" xmlns:w14="http://schemas.microsoft.com/office/word/2010/wordml" xmlns:w15="http://schemas.microsoft.com/office/word/2012/wordml" xmlns:w16cex="http://schemas.microsoft.com/office/word/2018/wordml/cex" xmlns:w16cid="http://schemas.microsoft.com/office/word/2016/wordml/cid" xmlns:w16="http://schemas.microsoft.com/office/word/2018/wordml" xmlns:w16du="http://schemas.microsoft.com/office/word/2023/wordml/word16du" xmlns:w16sdtdh="http://schemas.microsoft.com/office/word/2020/wordml/sdtdatahash" xmlns:w16sdtfl="http://schemas.microsoft.com/office/word/2024/wordml/sdtformatlock" xmlns:w16se="http://schemas.microsoft.com/office/word/2015/wordml/symex" xmlns:wpg="http://schemas.microsoft.com/office/word/2010/wordprocessingGroup" xmlns:wpi="http://schemas.microsoft.com/office/word/2010/wordprocessingInk" xmlns:wne="http://schemas.microsoft.com/office/word/2006/wordml" xmlns:wps="http://schemas.microsoft.com/office/word/2010/wordprocessingShape" mc:Ignorable="w14 w15 w16se w16cid w16 w16cex w16sdtdh w16sdtfl w16du wp14">
+  <w:abstractNum w:abstractNumId="0" w15:restartNumberingAfterBreak="0">
+    <w:nsid w:val="1D701BA8"/>
+    <w:multiLevelType w:val="multilevel"/>
+    <w:tmpl w:val="195C58D8"/>
+    <w:lvl w:ilvl="0">
+      <w:start w:val="1"/>
+      <w:numFmt w:val="decimal"/>
+      <w:lvlText w:val="%1"/>
+      <w:lvlJc w:val="left"/>
+      <w:pPr>
+        <w:ind w:left="375" w:hanging="375"/>
+      </w:pPr>
+      <w:rPr>
+        <w:rFonts w:hint="default"/>
+      </w:rPr>
+    </w:lvl>
+    <w:lvl w:ilvl="1">
+      <w:start w:val="1"/>
+      <w:numFmt w:val="decimal"/>
+      <w:lvlText w:val="%1.%2"/>
+      <w:lvlJc w:val="left"/>
+      <w:pPr>
+        <w:ind w:left="385" w:hanging="375"/>
+      </w:pPr>
+      <w:rPr>
+        <w:rFonts w:hint="default"/>
+      </w:rPr>
+    </w:lvl>
+    <w:lvl w:ilvl="2">
+      <w:start w:val="1"/>
+      <w:numFmt w:val="decimal"/>
+      <w:lvlText w:val="%1.%2.%3"/>
+      <w:lvlJc w:val="left"/>
+      <w:pPr>
+        <w:ind w:left="740" w:hanging="720"/>
+      </w:pPr>
+      <w:rPr>
+        <w:rFonts w:hint="default"/>
+      </w:rPr>
+    </w:lvl>
+    <w:lvl w:ilvl="3">
+      <w:start w:val="1"/>
+      <w:numFmt w:val="decimal"/>
+      <w:lvlText w:val="%1.%2.%3.%4"/>
+      <w:lvlJc w:val="left"/>
+      <w:pPr>
+        <w:ind w:left="1110" w:hanging="1080"/>
+      </w:pPr>
+      <w:rPr>
+        <w:rFonts w:hint="default"/>
+      </w:rPr>
+    </w:lvl>
+    <w:lvl w:ilvl="4">
+      <w:start w:val="1"/>
+      <w:numFmt w:val="decimal"/>
+      <w:lvlText w:val="%1.%2.%3.%4.%5"/>
+      <w:lvlJc w:val="left"/>
+      <w:pPr>
+        <w:ind w:left="1120" w:hanging="1080"/>
+      </w:pPr>
+      <w:rPr>
+        <w:rFonts w:hint="default"/>
+      </w:rPr>
+    </w:lvl>
+    <w:lvl w:ilvl="5">
+      <w:start w:val="1"/>
+      <w:numFmt w:val="decimal"/>
+      <w:lvlText w:val="%1.%2.%3.%4.%5.%6"/>
+      <w:lvlJc w:val="left"/>
+      <w:pPr>
+        <w:ind w:left="1490" w:hanging="1440"/>
+      </w:pPr>
+      <w:rPr>
+        <w:rFonts w:hint="default"/>
+      </w:rPr>
+    </w:lvl>
+    <w:lvl w:ilvl="6">
+      <w:start w:val="1"/>
+      <w:numFmt w:val="decimal"/>
+      <w:lvlText w:val="%1.%2.%3.%4.%5.%6.%7"/>
+      <w:lvlJc w:val="left"/>
+      <w:pPr>
+        <w:ind w:left="1500" w:hanging="1440"/>
+      </w:pPr>
+      <w:rPr>
+        <w:rFonts w:hint="default"/>
+      </w:rPr>
+    </w:lvl>
+    <w:lvl w:ilvl="7">
+      <w:start w:val="1"/>
+      <w:numFmt w:val="decimal"/>
+      <w:lvlText w:val="%1.%2.%3.%4.%5.%6.%7.%8"/>
+      <w:lvlJc w:val="left"/>
+      <w:pPr>
+        <w:ind w:left="1870" w:hanging="1800"/>
+      </w:pPr>
+      <w:rPr>
+        <w:rFonts w:hint="default"/>
+      </w:rPr>
+    </w:lvl>
+    <w:lvl w:ilvl="8">
+      <w:start w:val="1"/>
+      <w:numFmt w:val="decimal"/>
+      <w:lvlText w:val="%1.%2.%3.%4.%5.%6.%7.%8.%9"/>
+      <w:lvlJc w:val="left"/>
+      <w:pPr>
+        <w:ind w:left="1880" w:hanging="1800"/>
+      </w:pPr>
+      <w:rPr>
+        <w:rFonts w:hint="default"/>
+      </w:rPr>
+    </w:lvl>
+  </w:abstractNum>
+  <w:abstractNum w:abstractNumId="1" w15:restartNumberingAfterBreak="0">
+    <w:nsid w:val="69867D70"/>
+    <w:multiLevelType w:val="multilevel"/>
+    <w:tmpl w:val="2228B076"/>
+    <w:lvl w:ilvl="0">
+      <w:start w:val="1"/>
+      <w:numFmt w:val="bullet"/>
+      <w:lvlText w:val=""/>
+      <w:lvlJc w:val="left"/>
+      <w:pPr>
+        <w:ind w:left="730" w:hanging="360"/>
+      </w:pPr>
+      <w:rPr>
+        <w:rFonts w:ascii="Symbol" w:hAnsi="Symbol" w:hint="default"/>
+      </w:rPr>
+    </w:lvl>
+    <w:lvl w:ilvl="1" w:tentative="1">
+      <w:start w:val="1"/>
+      <w:numFmt w:val="bullet"/>
+      <w:lvlText w:val="o"/>
+      <w:lvlJc w:val="left"/>
+      <w:pPr>
+        <w:ind w:left="1450" w:hanging="360"/>
+      </w:pPr>
+      <w:rPr>
+        <w:rFonts w:ascii="Courier New" w:hAnsi="Courier New" w:cs="Courier New" w:hint="default"/>
+      </w:rPr>
+    </w:lvl>
+    <w:lvl w:ilvl="2" w:tentative="1">
+      <w:start w:val="1"/>
+      <w:numFmt w:val="bullet"/>
+      <w:lvlText w:val=""/>
+      <w:lvlJc w:val="left"/>
+      <w:pPr>
+        <w:ind w:left="2170" w:hanging="360"/>
+      </w:pPr>
+      <w:rPr>
+        <w:rFonts w:ascii="Wingdings" w:hAnsi="Wingdings" w:hint="default"/>
+      </w:rPr>
+    </w:lvl>
+    <w:lvl w:ilvl="3" w:tentative="1">
+      <w:start w:val="1"/>
+      <w:numFmt w:val="bullet"/>
+      <w:lvlText w:val=""/>
+      <w:lvlJc w:val="left"/>
+      <w:pPr>
+        <w:ind w:left="2890" w:hanging="360"/>
+      </w:pPr>
+      <w:rPr>
+        <w:rFonts w:ascii="Symbol" w:hAnsi="Symbol" w:hint="default"/>
+      </w:rPr>
+    </w:lvl>
+    <w:lvl w:ilvl="4" w:tentative="1">
+      <w:start w:val="1"/>
+      <w:numFmt w:val="bullet"/>
+      <w:lvlText w:val="o"/>
+      <w:lvlJc w:val="left"/>
+      <w:pPr>
+        <w:ind w:left="3610" w:hanging="360"/>
+      </w:pPr>
+      <w:rPr>
+        <w:rFonts w:ascii="Courier New" w:hAnsi="Courier New" w:cs="Courier New" w:hint="default"/>
+      </w:rPr>
+    </w:lvl>
+    <w:lvl w:ilvl="5" w:tentative="1">
+      <w:start w:val="1"/>
+      <w:numFmt w:val="bullet"/>
+      <w:lvlText w:val=""/>
+      <w:lvlJc w:val="left"/>
+      <w:pPr>
+        <w:ind w:left="4330" w:hanging="360"/>
+      </w:pPr>
+      <w:rPr>
+        <w:rFonts w:ascii="Wingdings" w:hAnsi="Wingdings" w:hint="default"/>
+      </w:rPr>
+    </w:lvl>
+    <w:lvl w:ilvl="6" w:tentative="1">
+      <w:start w:val="1"/>
+      <w:numFmt w:val="bullet"/>
+      <w:lvlText w:val=""/>
+      <w:lvlJc w:val="left"/>
+      <w:pPr>
+        <w:ind w:left="5050" w:hanging="360"/>
+      </w:pPr>
+      <w:rPr>
+        <w:rFonts w:ascii="Symbol" w:hAnsi="Symbol" w:hint="default"/>
+      </w:rPr>
+    </w:lvl>
+    <w:lvl w:ilvl="7" w:tentative="1">
+      <w:start w:val="1"/>
+      <w:numFmt w:val="bullet"/>
+      <w:lvlText w:val="o"/>
+      <w:lvlJc w:val="left"/>
+      <w:pPr>
+        <w:ind w:left="5770" w:hanging="360"/>
+      </w:pPr>
+      <w:rPr>
+        <w:rFonts w:ascii="Courier New" w:hAnsi="Courier New" w:cs="Courier New" w:hint="default"/>
+      </w:rPr>
+    </w:lvl>
+    <w:lvl w:ilvl="8" w:tentative="1">
+      <w:start w:val="1"/>
+      <w:numFmt w:val="bullet"/>
+      <w:lvlText w:val=""/>
+      <w:lvlJc w:val="left"/>
+      <w:pPr>
+        <w:ind w:left="6490" w:hanging="360"/>
+      </w:pPr>
+      <w:rPr>
+        <w:rFonts w:ascii="Wingdings" w:hAnsi="Wingdings" w:hint="default"/>
+      </w:rPr>
+    </w:lvl>
+  </w:abstractNum>
+  <w:num w:numId="1" w16cid:durableId="1505898223">
+    <w:abstractNumId w:val="0"/>
+  </w:num>
+  <w:num w:numId="2" w16cid:durableId="4285235">
+    <w:abstractNumId w:val="1"/>
+  </w:num>
+</w:numbering>
 </file>
 
 <file path=word/styles.xml><?xml version="1.0" encoding="utf-8"?>
@@ -2977,7 +5496,6 @@
   <w:style w:type="character" w:default="1" w:styleId="Fontepargpadro">
     <w:name w:val="Default Paragraph Font"/>
     <w:uiPriority w:val="1"/>
-    <w:semiHidden/>
     <w:unhideWhenUsed/>
   </w:style>
   <w:style w:type="table" w:default="1" w:styleId="Tabelanormal">
@@ -3165,6 +5683,7 @@
       <w:numPr>
         <w:ilvl w:val="1"/>
       </w:numPr>
+      <w:ind w:firstLine="10"/>
     </w:pPr>
     <w:rPr>
       <w:rFonts w:eastAsiaTheme="majorEastAsia" w:cstheme="majorBidi"/>
@@ -3331,8 +5850,8 @@
       <w:u w:val="single"/>
     </w:rPr>
   </w:style>
-  <w:style w:type="paragraph" w:customStyle="1" w:styleId="Heading1">
-    <w:name w:val="Heading 1"/>
+  <w:style w:type="paragraph" w:customStyle="1" w:styleId="Ttulo11">
+    <w:name w:val="Título 11"/>
     <w:basedOn w:val="Normal"/>
     <w:qFormat/>
     <w:rsid w:val="005B1B32"/>
@@ -3362,6 +5881,89 @@
       <w:spacing w:after="100"/>
       <w:ind w:left="240"/>
     </w:pPr>
+  </w:style>
+  <w:style w:type="paragraph" w:styleId="Cabealho">
+    <w:name w:val="header"/>
+    <w:basedOn w:val="Normal"/>
+    <w:link w:val="CabealhoChar"/>
+    <w:uiPriority w:val="99"/>
+    <w:unhideWhenUsed/>
+    <w:rsid w:val="0084466B"/>
+    <w:pPr>
+      <w:tabs>
+        <w:tab w:val="center" w:pos="4252"/>
+        <w:tab w:val="right" w:pos="8504"/>
+      </w:tabs>
+      <w:spacing w:line="240" w:lineRule="auto"/>
+    </w:pPr>
+  </w:style>
+  <w:style w:type="character" w:customStyle="1" w:styleId="CabealhoChar">
+    <w:name w:val="Cabeçalho Char"/>
+    <w:basedOn w:val="Fontepargpadro"/>
+    <w:link w:val="Cabealho"/>
+    <w:uiPriority w:val="99"/>
+    <w:rsid w:val="0084466B"/>
+    <w:rPr>
+      <w:rFonts w:ascii="Arial" w:hAnsi="Arial" w:cs="Arial"/>
+      <w:sz w:val="24"/>
+    </w:rPr>
+  </w:style>
+  <w:style w:type="paragraph" w:styleId="Rodap">
+    <w:name w:val="footer"/>
+    <w:basedOn w:val="Normal"/>
+    <w:link w:val="RodapChar"/>
+    <w:uiPriority w:val="99"/>
+    <w:unhideWhenUsed/>
+    <w:rsid w:val="0084466B"/>
+    <w:pPr>
+      <w:tabs>
+        <w:tab w:val="center" w:pos="4252"/>
+        <w:tab w:val="right" w:pos="8504"/>
+      </w:tabs>
+      <w:spacing w:line="240" w:lineRule="auto"/>
+    </w:pPr>
+  </w:style>
+  <w:style w:type="character" w:customStyle="1" w:styleId="RodapChar">
+    <w:name w:val="Rodapé Char"/>
+    <w:basedOn w:val="Fontepargpadro"/>
+    <w:link w:val="Rodap"/>
+    <w:uiPriority w:val="99"/>
+    <w:rsid w:val="0084466B"/>
+    <w:rPr>
+      <w:rFonts w:ascii="Arial" w:hAnsi="Arial" w:cs="Arial"/>
+      <w:sz w:val="24"/>
+    </w:rPr>
+  </w:style>
+  <w:style w:type="table" w:styleId="Tabelacomgrade">
+    <w:name w:val="Table Grid"/>
+    <w:basedOn w:val="Tabelanormal"/>
+    <w:uiPriority w:val="39"/>
+    <w:rsid w:val="00A449A3"/>
+    <w:pPr>
+      <w:spacing w:after="0" w:line="240" w:lineRule="auto"/>
+    </w:pPr>
+    <w:tblPr>
+      <w:tblBorders>
+        <w:top w:val="single" w:sz="4" w:space="0" w:color="auto"/>
+        <w:left w:val="single" w:sz="4" w:space="0" w:color="auto"/>
+        <w:bottom w:val="single" w:sz="4" w:space="0" w:color="auto"/>
+        <w:right w:val="single" w:sz="4" w:space="0" w:color="auto"/>
+        <w:insideH w:val="single" w:sz="4" w:space="0" w:color="auto"/>
+        <w:insideV w:val="single" w:sz="4" w:space="0" w:color="auto"/>
+      </w:tblBorders>
+    </w:tblPr>
+  </w:style>
+  <w:style w:type="character" w:styleId="MenoPendente">
+    <w:name w:val="Unresolved Mention"/>
+    <w:basedOn w:val="Fontepargpadro"/>
+    <w:uiPriority w:val="99"/>
+    <w:semiHidden/>
+    <w:unhideWhenUsed/>
+    <w:rsid w:val="00A449A3"/>
+    <w:rPr>
+      <w:color w:val="605E5C"/>
+      <w:shd w:val="clear" w:color="auto" w:fill="E1DFDD"/>
+    </w:rPr>
   </w:style>
 </w:styles>
 </file>
@@ -3675,7 +6277,9 @@
   <we:alternateReferences>
     <we:reference id="WA200010453" version="1.0.0.1" store="WA200010453" storeType="OMEX"/>
   </we:alternateReferences>
-  <we:properties/>
+  <we:properties>
+    <we:property name="claude.fileId" value="&quot;320562b0-4f9e-4189-bc85-730b123871d6&quot;"/>
+  </we:properties>
   <we:bindings/>
   <we:snapshot xmlns:r="http://schemas.openxmlformats.org/officeDocument/2006/relationships"/>
 </we:webextension>

--- a/F105 — DATA MINING E WEB SCRAPING.docx
+++ b/F105 — DATA MINING E WEB SCRAPING.docx
@@ -174,7 +174,7 @@
           <w:szCs w:val="24"/>
         </w:rPr>
       </w:pPr>
-      <w:bookmarkStart w:id="0" w:name="_Toc240978250"/>
+      <w:bookmarkStart w:id="0" w:name="_Toc240989644"/>
       <w:r>
         <w:rPr>
           <w:rFonts w:asciiTheme="minorHAnsi" w:hAnsiTheme="minorHAnsi" w:cstheme="minorBidi"/>
@@ -218,7 +218,7 @@
         </w:rPr>
         <w:fldChar w:fldCharType="separate"/>
       </w:r>
-      <w:hyperlink w:anchor="_Toc240978250" w:history="1">
+      <w:hyperlink w:anchor="_Toc240989644" w:history="1">
         <w:r>
           <w:rPr>
             <w:rStyle w:val="Hyperlink"/>
@@ -242,7 +242,7 @@
           <w:rPr>
             <w:noProof/>
           </w:rPr>
-          <w:instrText xml:space="preserve"> PAGEREF _Toc240978250 \h </w:instrText>
+          <w:instrText xml:space="preserve"> PAGEREF _Toc240989644 \h </w:instrText>
         </w:r>
         <w:r>
           <w:rPr>
@@ -282,7 +282,7 @@
           <w:lang w:eastAsia="pt-BR"/>
         </w:rPr>
       </w:pPr>
-      <w:hyperlink w:anchor="_Toc240978251" w:history="1">
+      <w:hyperlink w:anchor="_Toc240989645" w:history="1">
         <w:r>
           <w:rPr>
             <w:rStyle w:val="Hyperlink"/>
@@ -306,7 +306,7 @@
           <w:rPr>
             <w:noProof/>
           </w:rPr>
-          <w:instrText xml:space="preserve"> PAGEREF _Toc240978251 \h </w:instrText>
+          <w:instrText xml:space="preserve"> PAGEREF _Toc240989645 \h </w:instrText>
         </w:r>
         <w:r>
           <w:rPr>
@@ -347,7 +347,7 @@
           <w:lang w:eastAsia="pt-BR"/>
         </w:rPr>
       </w:pPr>
-      <w:hyperlink w:anchor="_Toc240978252" w:history="1">
+      <w:hyperlink w:anchor="_Toc240989646" w:history="1">
         <w:r>
           <w:rPr>
             <w:rStyle w:val="Hyperlink"/>
@@ -387,7 +387,7 @@
           <w:rPr>
             <w:noProof/>
           </w:rPr>
-          <w:instrText xml:space="preserve"> PAGEREF _Toc240978252 \h </w:instrText>
+          <w:instrText xml:space="preserve"> PAGEREF _Toc240989646 \h </w:instrText>
         </w:r>
         <w:r>
           <w:rPr>
@@ -428,7 +428,7 @@
           <w:lang w:eastAsia="pt-BR"/>
         </w:rPr>
       </w:pPr>
-      <w:hyperlink w:anchor="_Toc240978253" w:history="1">
+      <w:hyperlink w:anchor="_Toc240989647" w:history="1">
         <w:r>
           <w:rPr>
             <w:rStyle w:val="Hyperlink"/>
@@ -468,7 +468,7 @@
           <w:rPr>
             <w:noProof/>
           </w:rPr>
-          <w:instrText xml:space="preserve"> PAGEREF _Toc240978253 \h </w:instrText>
+          <w:instrText xml:space="preserve"> PAGEREF _Toc240989647 \h </w:instrText>
         </w:r>
         <w:r>
           <w:rPr>
@@ -508,7 +508,7 @@
           <w:lang w:eastAsia="pt-BR"/>
         </w:rPr>
       </w:pPr>
-      <w:hyperlink w:anchor="_Toc240978254" w:history="1">
+      <w:hyperlink w:anchor="_Toc240989648" w:history="1">
         <w:r>
           <w:rPr>
             <w:rStyle w:val="Hyperlink"/>
@@ -532,7 +532,7 @@
           <w:rPr>
             <w:noProof/>
           </w:rPr>
-          <w:instrText xml:space="preserve"> PAGEREF _Toc240978254 \h </w:instrText>
+          <w:instrText xml:space="preserve"> PAGEREF _Toc240989648 \h </w:instrText>
         </w:r>
         <w:r>
           <w:rPr>
@@ -572,7 +572,7 @@
           <w:lang w:eastAsia="pt-BR"/>
         </w:rPr>
       </w:pPr>
-      <w:hyperlink w:anchor="_Toc240978255" w:history="1">
+      <w:hyperlink w:anchor="_Toc240989649" w:history="1">
         <w:r>
           <w:rPr>
             <w:rStyle w:val="Hyperlink"/>
@@ -596,7 +596,7 @@
           <w:rPr>
             <w:noProof/>
           </w:rPr>
-          <w:instrText xml:space="preserve"> PAGEREF _Toc240978255 \h </w:instrText>
+          <w:instrText xml:space="preserve"> PAGEREF _Toc240989649 \h </w:instrText>
         </w:r>
         <w:r>
           <w:rPr>
@@ -636,7 +636,7 @@
           <w:lang w:eastAsia="pt-BR"/>
         </w:rPr>
       </w:pPr>
-      <w:hyperlink w:anchor="_Toc240978256" w:history="1">
+      <w:hyperlink w:anchor="_Toc240989650" w:history="1">
         <w:r>
           <w:rPr>
             <w:rStyle w:val="Hyperlink"/>
@@ -660,7 +660,7 @@
           <w:rPr>
             <w:noProof/>
           </w:rPr>
-          <w:instrText xml:space="preserve"> PAGEREF _Toc240978256 \h </w:instrText>
+          <w:instrText xml:space="preserve"> PAGEREF _Toc240989650 \h </w:instrText>
         </w:r>
         <w:r>
           <w:rPr>
@@ -700,7 +700,7 @@
           <w:lang w:eastAsia="pt-BR"/>
         </w:rPr>
       </w:pPr>
-      <w:hyperlink w:anchor="_Toc240978257" w:history="1">
+      <w:hyperlink w:anchor="_Toc240989651" w:history="1">
         <w:r>
           <w:rPr>
             <w:rStyle w:val="Hyperlink"/>
@@ -724,7 +724,7 @@
           <w:rPr>
             <w:noProof/>
           </w:rPr>
-          <w:instrText xml:space="preserve"> PAGEREF _Toc240978257 \h </w:instrText>
+          <w:instrText xml:space="preserve"> PAGEREF _Toc240989651 \h </w:instrText>
         </w:r>
         <w:r>
           <w:rPr>
@@ -764,7 +764,7 @@
           <w:lang w:eastAsia="pt-BR"/>
         </w:rPr>
       </w:pPr>
-      <w:hyperlink w:anchor="_Toc240978258" w:history="1">
+      <w:hyperlink w:anchor="_Toc240989652" w:history="1">
         <w:r>
           <w:rPr>
             <w:rStyle w:val="Hyperlink"/>
@@ -788,7 +788,7 @@
           <w:rPr>
             <w:noProof/>
           </w:rPr>
-          <w:instrText xml:space="preserve"> PAGEREF _Toc240978258 \h </w:instrText>
+          <w:instrText xml:space="preserve"> PAGEREF _Toc240989652 \h </w:instrText>
         </w:r>
         <w:r>
           <w:rPr>
@@ -805,7 +805,7 @@
           <w:rPr>
             <w:noProof/>
           </w:rPr>
-          <w:t>6</w:t>
+          <w:t>7</w:t>
         </w:r>
         <w:r>
           <w:rPr>
@@ -828,7 +828,7 @@
           <w:lang w:eastAsia="pt-BR"/>
         </w:rPr>
       </w:pPr>
-      <w:hyperlink w:anchor="_Toc240978259" w:history="1">
+      <w:hyperlink w:anchor="_Toc240989653" w:history="1">
         <w:r>
           <w:rPr>
             <w:rStyle w:val="Hyperlink"/>
@@ -852,7 +852,7 @@
           <w:rPr>
             <w:noProof/>
           </w:rPr>
-          <w:instrText xml:space="preserve"> PAGEREF _Toc240978259 \h </w:instrText>
+          <w:instrText xml:space="preserve"> PAGEREF _Toc240989653 \h </w:instrText>
         </w:r>
         <w:r>
           <w:rPr>
@@ -869,7 +869,7 @@
           <w:rPr>
             <w:noProof/>
           </w:rPr>
-          <w:t>6</w:t>
+          <w:t>7</w:t>
         </w:r>
         <w:r>
           <w:rPr>
@@ -892,7 +892,7 @@
           <w:lang w:eastAsia="pt-BR"/>
         </w:rPr>
       </w:pPr>
-      <w:hyperlink w:anchor="_Toc240978260" w:history="1">
+      <w:hyperlink w:anchor="_Toc240989654" w:history="1">
         <w:r>
           <w:rPr>
             <w:rStyle w:val="Hyperlink"/>
@@ -916,7 +916,7 @@
           <w:rPr>
             <w:noProof/>
           </w:rPr>
-          <w:instrText xml:space="preserve"> PAGEREF _Toc240978260 \h </w:instrText>
+          <w:instrText xml:space="preserve"> PAGEREF _Toc240989654 \h </w:instrText>
         </w:r>
         <w:r>
           <w:rPr>
@@ -933,7 +933,7 @@
           <w:rPr>
             <w:noProof/>
           </w:rPr>
-          <w:t>7</w:t>
+          <w:t>8</w:t>
         </w:r>
         <w:r>
           <w:rPr>
@@ -956,7 +956,7 @@
           <w:lang w:eastAsia="pt-BR"/>
         </w:rPr>
       </w:pPr>
-      <w:hyperlink w:anchor="_Toc240978261" w:history="1">
+      <w:hyperlink w:anchor="_Toc240989655" w:history="1">
         <w:r>
           <w:rPr>
             <w:rStyle w:val="Hyperlink"/>
@@ -980,7 +980,7 @@
           <w:rPr>
             <w:noProof/>
           </w:rPr>
-          <w:instrText xml:space="preserve"> PAGEREF _Toc240978261 \h </w:instrText>
+          <w:instrText xml:space="preserve"> PAGEREF _Toc240989655 \h </w:instrText>
         </w:r>
         <w:r>
           <w:rPr>
@@ -997,7 +997,7 @@
           <w:rPr>
             <w:noProof/>
           </w:rPr>
-          <w:t>7</w:t>
+          <w:t>8</w:t>
         </w:r>
         <w:r>
           <w:rPr>
@@ -1020,7 +1020,7 @@
           <w:lang w:eastAsia="pt-BR"/>
         </w:rPr>
       </w:pPr>
-      <w:hyperlink w:anchor="_Toc240978262" w:history="1">
+      <w:hyperlink w:anchor="_Toc240989656" w:history="1">
         <w:r>
           <w:rPr>
             <w:rStyle w:val="Hyperlink"/>
@@ -1044,7 +1044,7 @@
           <w:rPr>
             <w:noProof/>
           </w:rPr>
-          <w:instrText xml:space="preserve"> PAGEREF _Toc240978262 \h </w:instrText>
+          <w:instrText xml:space="preserve"> PAGEREF _Toc240989656 \h </w:instrText>
         </w:r>
         <w:r>
           <w:rPr>
@@ -1061,7 +1061,7 @@
           <w:rPr>
             <w:noProof/>
           </w:rPr>
-          <w:t>7</w:t>
+          <w:t>8</w:t>
         </w:r>
         <w:r>
           <w:rPr>
@@ -1084,7 +1084,7 @@
           <w:lang w:eastAsia="pt-BR"/>
         </w:rPr>
       </w:pPr>
-      <w:hyperlink w:anchor="_Toc240978263" w:history="1">
+      <w:hyperlink w:anchor="_Toc240989657" w:history="1">
         <w:r>
           <w:rPr>
             <w:rStyle w:val="Hyperlink"/>
@@ -1108,7 +1108,7 @@
           <w:rPr>
             <w:noProof/>
           </w:rPr>
-          <w:instrText xml:space="preserve"> PAGEREF _Toc240978263 \h </w:instrText>
+          <w:instrText xml:space="preserve"> PAGEREF _Toc240989657 \h </w:instrText>
         </w:r>
         <w:r>
           <w:rPr>
@@ -1125,7 +1125,7 @@
           <w:rPr>
             <w:noProof/>
           </w:rPr>
-          <w:t>7</w:t>
+          <w:t>8</w:t>
         </w:r>
         <w:r>
           <w:rPr>
@@ -1148,7 +1148,7 @@
           <w:lang w:eastAsia="pt-BR"/>
         </w:rPr>
       </w:pPr>
-      <w:hyperlink w:anchor="_Toc240978264" w:history="1">
+      <w:hyperlink w:anchor="_Toc240989658" w:history="1">
         <w:r>
           <w:rPr>
             <w:rStyle w:val="Hyperlink"/>
@@ -1172,7 +1172,7 @@
           <w:rPr>
             <w:noProof/>
           </w:rPr>
-          <w:instrText xml:space="preserve"> PAGEREF _Toc240978264 \h </w:instrText>
+          <w:instrText xml:space="preserve"> PAGEREF _Toc240989658 \h </w:instrText>
         </w:r>
         <w:r>
           <w:rPr>
@@ -1189,7 +1189,7 @@
           <w:rPr>
             <w:noProof/>
           </w:rPr>
-          <w:t>7</w:t>
+          <w:t>9</w:t>
         </w:r>
         <w:r>
           <w:rPr>
@@ -1212,7 +1212,7 @@
           <w:lang w:eastAsia="pt-BR"/>
         </w:rPr>
       </w:pPr>
-      <w:hyperlink w:anchor="_Toc240978265" w:history="1">
+      <w:hyperlink w:anchor="_Toc240989659" w:history="1">
         <w:r>
           <w:rPr>
             <w:rStyle w:val="Hyperlink"/>
@@ -1236,7 +1236,7 @@
           <w:rPr>
             <w:noProof/>
           </w:rPr>
-          <w:instrText xml:space="preserve"> PAGEREF _Toc240978265 \h </w:instrText>
+          <w:instrText xml:space="preserve"> PAGEREF _Toc240989659 \h </w:instrText>
         </w:r>
         <w:r>
           <w:rPr>
@@ -1253,7 +1253,7 @@
           <w:rPr>
             <w:noProof/>
           </w:rPr>
-          <w:t>7</w:t>
+          <w:t>9</w:t>
         </w:r>
         <w:r>
           <w:rPr>
@@ -1276,7 +1276,7 @@
           <w:lang w:eastAsia="pt-BR"/>
         </w:rPr>
       </w:pPr>
-      <w:hyperlink w:anchor="_Toc240978266" w:history="1">
+      <w:hyperlink w:anchor="_Toc240989660" w:history="1">
         <w:r>
           <w:rPr>
             <w:rStyle w:val="Hyperlink"/>
@@ -1300,7 +1300,7 @@
           <w:rPr>
             <w:noProof/>
           </w:rPr>
-          <w:instrText xml:space="preserve"> PAGEREF _Toc240978266 \h </w:instrText>
+          <w:instrText xml:space="preserve"> PAGEREF _Toc240989660 \h </w:instrText>
         </w:r>
         <w:r>
           <w:rPr>
@@ -1317,7 +1317,7 @@
           <w:rPr>
             <w:noProof/>
           </w:rPr>
-          <w:t>7</w:t>
+          <w:t>9</w:t>
         </w:r>
         <w:r>
           <w:rPr>
@@ -1340,7 +1340,7 @@
           <w:lang w:eastAsia="pt-BR"/>
         </w:rPr>
       </w:pPr>
-      <w:hyperlink w:anchor="_Toc240978267" w:history="1">
+      <w:hyperlink w:anchor="_Toc240989661" w:history="1">
         <w:r>
           <w:rPr>
             <w:rStyle w:val="Hyperlink"/>
@@ -1364,7 +1364,7 @@
           <w:rPr>
             <w:noProof/>
           </w:rPr>
-          <w:instrText xml:space="preserve"> PAGEREF _Toc240978267 \h </w:instrText>
+          <w:instrText xml:space="preserve"> PAGEREF _Toc240989661 \h </w:instrText>
         </w:r>
         <w:r>
           <w:rPr>
@@ -1381,7 +1381,7 @@
           <w:rPr>
             <w:noProof/>
           </w:rPr>
-          <w:t>7</w:t>
+          <w:t>9</w:t>
         </w:r>
         <w:r>
           <w:rPr>
@@ -1404,7 +1404,7 @@
           <w:lang w:eastAsia="pt-BR"/>
         </w:rPr>
       </w:pPr>
-      <w:hyperlink w:anchor="_Toc240978268" w:history="1">
+      <w:hyperlink w:anchor="_Toc240989662" w:history="1">
         <w:r>
           <w:rPr>
             <w:rStyle w:val="Hyperlink"/>
@@ -1428,7 +1428,7 @@
           <w:rPr>
             <w:noProof/>
           </w:rPr>
-          <w:instrText xml:space="preserve"> PAGEREF _Toc240978268 \h </w:instrText>
+          <w:instrText xml:space="preserve"> PAGEREF _Toc240989662 \h </w:instrText>
         </w:r>
         <w:r>
           <w:rPr>
@@ -1445,7 +1445,7 @@
           <w:rPr>
             <w:noProof/>
           </w:rPr>
-          <w:t>7</w:t>
+          <w:t>9</w:t>
         </w:r>
         <w:r>
           <w:rPr>
@@ -1468,7 +1468,7 @@
           <w:lang w:eastAsia="pt-BR"/>
         </w:rPr>
       </w:pPr>
-      <w:hyperlink w:anchor="_Toc240978269" w:history="1">
+      <w:hyperlink w:anchor="_Toc240989663" w:history="1">
         <w:r>
           <w:rPr>
             <w:rStyle w:val="Hyperlink"/>
@@ -1492,7 +1492,7 @@
           <w:rPr>
             <w:noProof/>
           </w:rPr>
-          <w:instrText xml:space="preserve"> PAGEREF _Toc240978269 \h </w:instrText>
+          <w:instrText xml:space="preserve"> PAGEREF _Toc240989663 \h </w:instrText>
         </w:r>
         <w:r>
           <w:rPr>
@@ -1509,7 +1509,7 @@
           <w:rPr>
             <w:noProof/>
           </w:rPr>
-          <w:t>7</w:t>
+          <w:t>9</w:t>
         </w:r>
         <w:r>
           <w:rPr>
@@ -1532,7 +1532,7 @@
           <w:lang w:eastAsia="pt-BR"/>
         </w:rPr>
       </w:pPr>
-      <w:hyperlink w:anchor="_Toc240978270" w:history="1">
+      <w:hyperlink w:anchor="_Toc240989664" w:history="1">
         <w:r>
           <w:rPr>
             <w:rStyle w:val="Hyperlink"/>
@@ -1556,7 +1556,7 @@
           <w:rPr>
             <w:noProof/>
           </w:rPr>
-          <w:instrText xml:space="preserve"> PAGEREF _Toc240978270 \h </w:instrText>
+          <w:instrText xml:space="preserve"> PAGEREF _Toc240989664 \h </w:instrText>
         </w:r>
         <w:r>
           <w:rPr>
@@ -1573,7 +1573,7 @@
           <w:rPr>
             <w:noProof/>
           </w:rPr>
-          <w:t>8</w:t>
+          <w:t>10</w:t>
         </w:r>
         <w:r>
           <w:rPr>
@@ -1596,7 +1596,7 @@
           <w:lang w:eastAsia="pt-BR"/>
         </w:rPr>
       </w:pPr>
-      <w:hyperlink w:anchor="_Toc240978271" w:history="1">
+      <w:hyperlink w:anchor="_Toc240989665" w:history="1">
         <w:r>
           <w:rPr>
             <w:rStyle w:val="Hyperlink"/>
@@ -1620,7 +1620,7 @@
           <w:rPr>
             <w:noProof/>
           </w:rPr>
-          <w:instrText xml:space="preserve"> PAGEREF _Toc240978271 \h </w:instrText>
+          <w:instrText xml:space="preserve"> PAGEREF _Toc240989665 \h </w:instrText>
         </w:r>
         <w:r>
           <w:rPr>
@@ -1637,7 +1637,7 @@
           <w:rPr>
             <w:noProof/>
           </w:rPr>
-          <w:t>8</w:t>
+          <w:t>11</w:t>
         </w:r>
         <w:r>
           <w:rPr>
@@ -1660,7 +1660,7 @@
           <w:lang w:eastAsia="pt-BR"/>
         </w:rPr>
       </w:pPr>
-      <w:hyperlink w:anchor="_Toc240978272" w:history="1">
+      <w:hyperlink w:anchor="_Toc240989666" w:history="1">
         <w:r>
           <w:rPr>
             <w:rStyle w:val="Hyperlink"/>
@@ -1684,7 +1684,7 @@
           <w:rPr>
             <w:noProof/>
           </w:rPr>
-          <w:instrText xml:space="preserve"> PAGEREF _Toc240978272 \h </w:instrText>
+          <w:instrText xml:space="preserve"> PAGEREF _Toc240989666 \h </w:instrText>
         </w:r>
         <w:r>
           <w:rPr>
@@ -1701,7 +1701,7 @@
           <w:rPr>
             <w:noProof/>
           </w:rPr>
-          <w:t>8</w:t>
+          <w:t>11</w:t>
         </w:r>
         <w:r>
           <w:rPr>
@@ -1748,7 +1748,7 @@
           <w:rFonts w:cstheme="minorBidi"/>
         </w:rPr>
       </w:pPr>
-      <w:bookmarkStart w:id="1" w:name="_Toc240978251"/>
+      <w:bookmarkStart w:id="1" w:name="_Toc240989645"/>
       <w:r>
         <w:rPr>
           <w:rFonts w:asciiTheme="minorHAnsi" w:hAnsiTheme="minorHAnsi" w:cstheme="minorBidi"/>
@@ -1769,7 +1769,7 @@
           <w:rFonts w:asciiTheme="minorHAnsi" w:hAnsiTheme="minorHAnsi" w:cstheme="minorBidi"/>
         </w:rPr>
       </w:pPr>
-      <w:bookmarkStart w:id="2" w:name="_Toc240978252"/>
+      <w:bookmarkStart w:id="2" w:name="_Toc240989646"/>
       <w:r>
         <w:rPr>
           <w:rFonts w:asciiTheme="minorHAnsi" w:hAnsiTheme="minorHAnsi" w:cstheme="minorBidi"/>
@@ -1806,7 +1806,7 @@
           <w:rFonts w:asciiTheme="minorHAnsi" w:hAnsiTheme="minorHAnsi" w:cstheme="minorBidi"/>
         </w:rPr>
       </w:pPr>
-      <w:bookmarkStart w:id="3" w:name="_Toc240978253"/>
+      <w:bookmarkStart w:id="3" w:name="_Toc240989647"/>
       <w:r>
         <w:rPr>
           <w:rFonts w:asciiTheme="minorHAnsi" w:hAnsiTheme="minorHAnsi" w:cstheme="minorBidi"/>
@@ -1822,11 +1822,9 @@
       <w:r>
         <w:t xml:space="preserve">Buscamos responder com essa análise qual é a variação de preços para um mesmo modelo de smartphone em diferentes plataformas de venda. Qual a economia em valores absolutos e </w:t>
       </w:r>
-      <w:proofErr w:type="gramStart"/>
-      <w:r>
-        <w:t>percentuais  em</w:t>
-      </w:r>
-      <w:proofErr w:type="gramEnd"/>
+      <w:r>
+        <w:t>percentuais em</w:t>
+      </w:r>
       <w:r>
         <w:t xml:space="preserve"> relação as ofertas com melhor colocação no critério de custo final.</w:t>
       </w:r>
@@ -1838,7 +1836,7 @@
           <w:rFonts w:asciiTheme="minorHAnsi" w:hAnsiTheme="minorHAnsi" w:cstheme="minorBidi"/>
         </w:rPr>
       </w:pPr>
-      <w:bookmarkStart w:id="4" w:name="_Toc240978254"/>
+      <w:bookmarkStart w:id="4" w:name="_Toc240989648"/>
       <w:r>
         <w:rPr>
           <w:rFonts w:asciiTheme="minorHAnsi" w:hAnsiTheme="minorHAnsi" w:cstheme="minorBidi"/>
@@ -1866,7 +1864,7 @@
           <w:rFonts w:cstheme="minorBidi"/>
         </w:rPr>
       </w:pPr>
-      <w:bookmarkStart w:id="5" w:name="_Toc240978255"/>
+      <w:bookmarkStart w:id="5" w:name="_Toc240989649"/>
       <w:r>
         <w:rPr>
           <w:rFonts w:asciiTheme="minorHAnsi" w:hAnsiTheme="minorHAnsi" w:cstheme="minorBidi"/>
@@ -1887,9 +1885,10 @@
         <w:rPr>
           <w:color w:val="000000"/>
         </w:rPr>
-        <w:t xml:space="preserve">Para responder à pergunta de negócio, foram avaliadas como fontes de dados as páginas públicas de busca de cinco lojas virtuais que comercializam smartphones Samsung: </w:t>
-      </w:r>
-      <w:proofErr w:type="spellStart"/>
+        <w:t xml:space="preserve">Para responder à pergunta de negócio, foram selecionadas como fontes de dados as páginas públicas de busca de três lojas virtuais que comercializam smartphones Samsung: </w:t>
+      </w:r>
+      <w:proofErr w:type="spellStart"/>
+      <w:proofErr w:type="gramStart"/>
       <w:r>
         <w:rPr>
           <w:color w:val="000000"/>
@@ -1901,28 +1900,49 @@
         <w:rPr>
           <w:color w:val="000000"/>
         </w:rPr>
-        <w:t xml:space="preserve">!, Samsung.com.br, Magazine Luiza, Casas Bahia e </w:t>
-      </w:r>
-      <w:proofErr w:type="spellStart"/>
-      <w:r>
-        <w:rPr>
-          <w:color w:val="000000"/>
-        </w:rPr>
-        <w:t>Amazon</w:t>
-      </w:r>
-      <w:proofErr w:type="spellEnd"/>
-      <w:r>
-        <w:rPr>
-          <w:color w:val="000000"/>
-        </w:rPr>
-        <w:t xml:space="preserve"> Brasil. Para cada uma, verificaram-se a URL de busca, as informações disponíveis no HTML retornado por uma requisição direta, o tipo de carregamento do conteúdo e a </w:t>
+        <w:t>!,</w:t>
+      </w:r>
+      <w:proofErr w:type="gramEnd"/>
+      <w:r>
+        <w:rPr>
+          <w:color w:val="000000"/>
+        </w:rPr>
+        <w:t xml:space="preserve"> Samsung.com.br e </w:t>
+      </w:r>
+      <w:proofErr w:type="spellStart"/>
+      <w:r>
+        <w:rPr>
+          <w:color w:val="000000"/>
+        </w:rPr>
+        <w:t>FastShop</w:t>
+      </w:r>
+      <w:proofErr w:type="spellEnd"/>
+      <w:r>
+        <w:rPr>
+          <w:color w:val="000000"/>
+        </w:rPr>
+        <w:t xml:space="preserve">. Para cada uma, verificaram-se a URL ou o </w:t>
+      </w:r>
+      <w:proofErr w:type="spellStart"/>
+      <w:r>
+        <w:rPr>
+          <w:color w:val="000000"/>
+        </w:rPr>
+        <w:t>endpoint</w:t>
+      </w:r>
+      <w:proofErr w:type="spellEnd"/>
+      <w:r>
+        <w:rPr>
+          <w:color w:val="000000"/>
+        </w:rPr>
+        <w:t xml:space="preserve"> de consulta, o tipo de carregamento do conteúdo, as informações disponíveis e a existência de API oficial adequada ao caso de uso, isto </w:t>
       </w:r>
       <w:r>
         <w:rPr>
           <w:color w:val="000000"/>
         </w:rPr>
         <w:lastRenderedPageBreak/>
-        <w:t>existência de API oficial adequada ao caso de uso, isto é, a consulta de preços de produtos na perspectiva do consumidor. Os resultados foram agrupados segundo o comportamento observado.</w:t>
+        <w:t>é, a consulta de preços de produtos na perspectiva do consumidor. Os resultados foram agrupados segundo a forma como os dados são entregues ao navegador.</w:t>
       </w:r>
     </w:p>
     <w:p>
@@ -1939,23 +1959,7 @@
           <w:b/>
           <w:color w:val="000000"/>
         </w:rPr>
-        <w:t xml:space="preserve">Lojas com página pública e renderização via </w:t>
-      </w:r>
-      <w:proofErr w:type="spellStart"/>
-      <w:r>
-        <w:rPr>
-          <w:b/>
-          <w:color w:val="000000"/>
-        </w:rPr>
-        <w:t>JavaScript</w:t>
-      </w:r>
-      <w:proofErr w:type="spellEnd"/>
-      <w:r>
-        <w:rPr>
-          <w:b/>
-          <w:color w:val="000000"/>
-        </w:rPr>
-        <w:t xml:space="preserve"> (SPA)</w:t>
+        <w:t>Loja com dados estruturados embutidos no HTML inicial</w:t>
       </w:r>
     </w:p>
     <w:p>
@@ -1980,27 +1984,63 @@
           <w:b/>
           <w:color w:val="000000"/>
         </w:rPr>
-        <w:t xml:space="preserve">! </w:t>
-      </w:r>
-      <w:r>
-        <w:rPr>
-          <w:color w:val="000000"/>
-        </w:rPr>
-        <w:t xml:space="preserve">(https://www.kabum.com.br/busca/{termo}). Em teste direto, o HTML inicial retornou apenas elementos de navegação, filtros e o título da busca (“Galaxy A15: Preços Especiais no </w:t>
-      </w:r>
-      <w:proofErr w:type="spellStart"/>
-      <w:r>
-        <w:rPr>
-          <w:color w:val="000000"/>
-        </w:rPr>
-        <w:t>KaBuM</w:t>
-      </w:r>
-      <w:proofErr w:type="spellEnd"/>
-      <w:r>
-        <w:rPr>
-          <w:color w:val="000000"/>
-        </w:rPr>
-        <w:t xml:space="preserve">!”), sem nenhum produto ou preço no markup, o que confirma que os cards de produto são injetados via </w:t>
+        <w:t>!</w:t>
+      </w:r>
+      <w:r>
+        <w:rPr>
+          <w:color w:val="000000"/>
+        </w:rPr>
+        <w:t xml:space="preserve"> (https://www.kabum.com.br/busca/{termo}, com o parâmetro ?</w:t>
+      </w:r>
+      <w:proofErr w:type="spellStart"/>
+      <w:r>
+        <w:rPr>
+          <w:color w:val="000000"/>
+        </w:rPr>
+        <w:t>page_number</w:t>
+      </w:r>
+      <w:proofErr w:type="spellEnd"/>
+      <w:r>
+        <w:rPr>
+          <w:color w:val="000000"/>
+        </w:rPr>
+        <w:t xml:space="preserve">=N para paginação; coletor Kabum_harvest.py). A página é uma aplicação Next.js com renderização no servidor (SSR): o HTML inicial já contém a </w:t>
+      </w:r>
+      <w:proofErr w:type="spellStart"/>
+      <w:r>
+        <w:rPr>
+          <w:color w:val="000000"/>
+        </w:rPr>
+        <w:t>tag</w:t>
+      </w:r>
+      <w:proofErr w:type="spellEnd"/>
+      <w:r>
+        <w:rPr>
+          <w:color w:val="000000"/>
+        </w:rPr>
+        <w:t xml:space="preserve"> &lt;script id="__NEXT_DATA__"&gt;, que traz todo o catálogo da busca em formato JSON (</w:t>
+      </w:r>
+      <w:proofErr w:type="spellStart"/>
+      <w:proofErr w:type="gramStart"/>
+      <w:r>
+        <w:rPr>
+          <w:color w:val="000000"/>
+        </w:rPr>
+        <w:t>props.pageProps.data</w:t>
+      </w:r>
+      <w:proofErr w:type="gramEnd"/>
+      <w:r>
+        <w:rPr>
+          <w:color w:val="000000"/>
+        </w:rPr>
+        <w:t>.catalogServer</w:t>
+      </w:r>
+      <w:proofErr w:type="spellEnd"/>
+      <w:r>
+        <w:rPr>
+          <w:color w:val="000000"/>
+        </w:rPr>
+        <w:t xml:space="preserve">). Assim, não é necessário renderizar </w:t>
       </w:r>
       <w:proofErr w:type="spellStart"/>
       <w:r>
@@ -2014,7 +2054,63 @@
         <w:rPr>
           <w:color w:val="000000"/>
         </w:rPr>
-        <w:t xml:space="preserve"> após o carregamento da página. Não há API pública documentada, e eventuais respostas JSON internas identificadas por engenharia reversa (aba Network do navegador) não constituem uma API autorizada. Justifica-se, portanto, o uso de Web </w:t>
+        <w:t xml:space="preserve">: uma requisição simples com </w:t>
+      </w:r>
+      <w:proofErr w:type="spellStart"/>
+      <w:r>
+        <w:rPr>
+          <w:color w:val="000000"/>
+        </w:rPr>
+        <w:t>Requests</w:t>
+      </w:r>
+      <w:proofErr w:type="spellEnd"/>
+      <w:r>
+        <w:rPr>
+          <w:color w:val="000000"/>
+        </w:rPr>
+        <w:t xml:space="preserve">, seguida da leitura desse JSON com </w:t>
+      </w:r>
+      <w:proofErr w:type="spellStart"/>
+      <w:r>
+        <w:rPr>
+          <w:color w:val="000000"/>
+        </w:rPr>
+        <w:t>Beautiful</w:t>
+      </w:r>
+      <w:proofErr w:type="spellEnd"/>
+      <w:r>
+        <w:rPr>
+          <w:color w:val="000000"/>
+        </w:rPr>
+        <w:t xml:space="preserve"> </w:t>
+      </w:r>
+      <w:proofErr w:type="spellStart"/>
+      <w:r>
+        <w:rPr>
+          <w:color w:val="000000"/>
+        </w:rPr>
+        <w:t>Soup</w:t>
+      </w:r>
+      <w:proofErr w:type="spellEnd"/>
+      <w:r>
+        <w:rPr>
+          <w:color w:val="000000"/>
+        </w:rPr>
+        <w:t>, é suficiente para obter os dados. Estão disponíveis nome, modelo, fabricante, categoria, vendedor e respectivo identificador (</w:t>
+      </w:r>
+      <w:proofErr w:type="spellStart"/>
+      <w:r>
+        <w:rPr>
+          <w:color w:val="000000"/>
+        </w:rPr>
+        <w:t>seller_id</w:t>
+      </w:r>
+      <w:proofErr w:type="spellEnd"/>
+      <w:r>
+        <w:rPr>
+          <w:color w:val="000000"/>
+        </w:rPr>
+        <w:t xml:space="preserve">), preço original e com desconto, percentual de desconto, estoque, avaliação, número de avaliações, disponibilidade, indicadores de marketplace, oferta e frete grátis, imagem e URL do produto. Não há API pública documentada: o conteúdo de __NEXT_DATA__ é o dado de hidratação do Next.js exposto no próprio HTML, e sua extração caracteriza Web </w:t>
       </w:r>
       <w:proofErr w:type="spellStart"/>
       <w:r>
@@ -2028,21 +2124,7 @@
         <w:rPr>
           <w:color w:val="000000"/>
         </w:rPr>
-        <w:t xml:space="preserve"> com renderização de </w:t>
-      </w:r>
-      <w:proofErr w:type="spellStart"/>
-      <w:r>
-        <w:rPr>
-          <w:color w:val="000000"/>
-        </w:rPr>
-        <w:t>JavaScript</w:t>
-      </w:r>
-      <w:proofErr w:type="spellEnd"/>
-      <w:r>
-        <w:rPr>
-          <w:color w:val="000000"/>
-        </w:rPr>
-        <w:t xml:space="preserve"> (</w:t>
+        <w:t xml:space="preserve">, sem necessidade de </w:t>
       </w:r>
       <w:proofErr w:type="spellStart"/>
       <w:r>
@@ -2056,63 +2138,56 @@
         <w:rPr>
           <w:color w:val="000000"/>
         </w:rPr>
-        <w:t xml:space="preserve"> ou </w:t>
-      </w:r>
-      <w:proofErr w:type="spellStart"/>
-      <w:r>
-        <w:rPr>
-          <w:color w:val="000000"/>
-        </w:rPr>
-        <w:t>Playwright</w:t>
-      </w:r>
-      <w:proofErr w:type="spellEnd"/>
-      <w:r>
-        <w:rPr>
-          <w:color w:val="000000"/>
-        </w:rPr>
-        <w:t xml:space="preserve">), e não apenas de </w:t>
-      </w:r>
-      <w:proofErr w:type="spellStart"/>
-      <w:r>
-        <w:rPr>
-          <w:color w:val="000000"/>
-        </w:rPr>
-        <w:t>Requests</w:t>
-      </w:r>
-      <w:proofErr w:type="spellEnd"/>
-      <w:r>
-        <w:rPr>
-          <w:color w:val="000000"/>
-        </w:rPr>
-        <w:t xml:space="preserve"> com </w:t>
-      </w:r>
-      <w:proofErr w:type="spellStart"/>
-      <w:r>
-        <w:rPr>
-          <w:color w:val="000000"/>
-        </w:rPr>
-        <w:t>Beautiful</w:t>
-      </w:r>
-      <w:proofErr w:type="spellEnd"/>
-      <w:r>
-        <w:rPr>
-          <w:color w:val="000000"/>
-        </w:rPr>
-        <w:t xml:space="preserve"> </w:t>
-      </w:r>
-      <w:proofErr w:type="spellStart"/>
-      <w:r>
-        <w:rPr>
-          <w:color w:val="000000"/>
-        </w:rPr>
-        <w:t>Soup</w:t>
-      </w:r>
-      <w:proofErr w:type="spellEnd"/>
-      <w:r>
-        <w:rPr>
-          <w:color w:val="000000"/>
-        </w:rPr>
         <w:t>.</w:t>
+      </w:r>
+    </w:p>
+    <w:p>
+      <w:pPr>
+        <w:spacing w:before="240" w:line="360" w:lineRule="auto"/>
+        <w:ind w:firstLine="0"/>
+        <w:rPr>
+          <w:b/>
+          <w:color w:val="000000"/>
+        </w:rPr>
+      </w:pPr>
+      <w:r>
+        <w:rPr>
+          <w:b/>
+          <w:color w:val="000000"/>
+        </w:rPr>
+        <w:t xml:space="preserve">Lojas com </w:t>
+      </w:r>
+      <w:proofErr w:type="spellStart"/>
+      <w:r>
+        <w:rPr>
+          <w:b/>
+          <w:color w:val="000000"/>
+        </w:rPr>
+        <w:t>endpoints</w:t>
+      </w:r>
+      <w:proofErr w:type="spellEnd"/>
+      <w:r>
+        <w:rPr>
+          <w:b/>
+          <w:color w:val="000000"/>
+        </w:rPr>
+        <w:t xml:space="preserve"> internos de dados (JSON e </w:t>
+      </w:r>
+      <w:proofErr w:type="spellStart"/>
+      <w:r>
+        <w:rPr>
+          <w:b/>
+          <w:color w:val="000000"/>
+        </w:rPr>
+        <w:t>GraphQL</w:t>
+      </w:r>
+      <w:proofErr w:type="spellEnd"/>
+      <w:r>
+        <w:rPr>
+          <w:b/>
+          <w:color w:val="000000"/>
+        </w:rPr>
+        <w:t>)</w:t>
       </w:r>
     </w:p>
     <w:p>
@@ -2132,100 +2207,428 @@
       </w:r>
       <w:r>
         <w:rPr>
+          <w:color w:val="000000"/>
+        </w:rPr>
+        <w:t xml:space="preserve"> (</w:t>
+      </w:r>
+      <w:proofErr w:type="spellStart"/>
+      <w:r>
+        <w:rPr>
+          <w:color w:val="000000"/>
+        </w:rPr>
+        <w:t>endpoint</w:t>
+      </w:r>
+      <w:proofErr w:type="spellEnd"/>
+      <w:r>
+        <w:rPr>
+          <w:color w:val="000000"/>
+        </w:rPr>
+        <w:t xml:space="preserve"> https://sribsrch.ecom.samsung.com/estoresearch-api/v1/scom/search, método POST; coletor Samsung_harvert.py). A página de busca é populada por </w:t>
+      </w:r>
+      <w:proofErr w:type="spellStart"/>
+      <w:r>
+        <w:rPr>
+          <w:color w:val="000000"/>
+        </w:rPr>
+        <w:t>JavaScript</w:t>
+      </w:r>
+      <w:proofErr w:type="spellEnd"/>
+      <w:r>
+        <w:rPr>
+          <w:color w:val="000000"/>
+        </w:rPr>
+        <w:t xml:space="preserve"> a partir de chamadas assíncronas (XHR) a esse </w:t>
+      </w:r>
+      <w:proofErr w:type="spellStart"/>
+      <w:r>
+        <w:rPr>
+          <w:color w:val="000000"/>
+        </w:rPr>
+        <w:t>endpoint</w:t>
+      </w:r>
+      <w:proofErr w:type="spellEnd"/>
+      <w:r>
+        <w:rPr>
+          <w:color w:val="000000"/>
+        </w:rPr>
+        <w:t xml:space="preserve"> JSON interno, identificado por inspeção do tráfego de rede do navegador (aba Network). O coletor reproduz a mesma chamada com </w:t>
+      </w:r>
+      <w:proofErr w:type="spellStart"/>
+      <w:proofErr w:type="gramStart"/>
+      <w:r>
+        <w:rPr>
+          <w:color w:val="000000"/>
+        </w:rPr>
+        <w:t>requests.post</w:t>
+      </w:r>
+      <w:proofErr w:type="spellEnd"/>
+      <w:r>
+        <w:rPr>
+          <w:color w:val="000000"/>
+        </w:rPr>
+        <w:t>(</w:t>
+      </w:r>
+      <w:proofErr w:type="gramEnd"/>
+      <w:r>
+        <w:rPr>
+          <w:color w:val="000000"/>
+        </w:rPr>
+        <w:t>), replicando os parâmetros e os cabeçalhos (</w:t>
+      </w:r>
+      <w:proofErr w:type="spellStart"/>
+      <w:r>
+        <w:rPr>
+          <w:color w:val="000000"/>
+        </w:rPr>
+        <w:t>Origin</w:t>
+      </w:r>
+      <w:proofErr w:type="spellEnd"/>
+      <w:r>
+        <w:rPr>
+          <w:color w:val="000000"/>
+        </w:rPr>
+        <w:t xml:space="preserve"> e </w:t>
+      </w:r>
+      <w:proofErr w:type="spellStart"/>
+      <w:r>
+        <w:rPr>
+          <w:color w:val="000000"/>
+        </w:rPr>
+        <w:t>Referer</w:t>
+      </w:r>
+      <w:proofErr w:type="spellEnd"/>
+      <w:r>
+        <w:rPr>
+          <w:color w:val="000000"/>
+        </w:rPr>
+        <w:t xml:space="preserve">) enviados pelo navegador, sem envolver HTML. Estão disponíveis nome, modelo, categoria e subcategoria, família, preço original e de venda, desconto, moeda, status de estoque, avaliação, número de avaliações, data de lançamento, URL e imagem do produto. Trata-se de um </w:t>
+      </w:r>
+      <w:proofErr w:type="spellStart"/>
+      <w:r>
+        <w:rPr>
+          <w:color w:val="000000"/>
+        </w:rPr>
+        <w:t>endpoint</w:t>
+      </w:r>
+      <w:proofErr w:type="spellEnd"/>
+      <w:r>
+        <w:rPr>
+          <w:color w:val="000000"/>
+        </w:rPr>
+        <w:t xml:space="preserve"> não documentado e não destinado a terceiros; por isso, a técnica é classificada como Web </w:t>
+      </w:r>
+      <w:proofErr w:type="spellStart"/>
+      <w:r>
+        <w:rPr>
+          <w:color w:val="000000"/>
+        </w:rPr>
+        <w:t>Scraping</w:t>
+      </w:r>
+      <w:proofErr w:type="spellEnd"/>
+      <w:r>
+        <w:rPr>
+          <w:color w:val="000000"/>
+        </w:rPr>
+        <w:t xml:space="preserve"> de </w:t>
+      </w:r>
+      <w:proofErr w:type="spellStart"/>
+      <w:r>
+        <w:rPr>
+          <w:color w:val="000000"/>
+        </w:rPr>
+        <w:t>endpoint</w:t>
+      </w:r>
+      <w:proofErr w:type="spellEnd"/>
+      <w:r>
+        <w:rPr>
+          <w:color w:val="000000"/>
+        </w:rPr>
+        <w:t xml:space="preserve"> JSON, e não como integração autorizada por API.</w:t>
+      </w:r>
+    </w:p>
+    <w:p>
+      <w:pPr>
+        <w:spacing w:line="360" w:lineRule="auto"/>
+        <w:ind w:firstLine="708"/>
+        <w:rPr>
+          <w:color w:val="000000"/>
+        </w:rPr>
+      </w:pPr>
+      <w:proofErr w:type="spellStart"/>
+      <w:r>
+        <w:rPr>
           <w:b/>
           <w:color w:val="000000"/>
         </w:rPr>
+        <w:t>FastShop</w:t>
+      </w:r>
+      <w:proofErr w:type="spellEnd"/>
+      <w:r>
+        <w:rPr>
+          <w:color w:val="000000"/>
+        </w:rPr>
+        <w:t xml:space="preserve"> (</w:t>
+      </w:r>
+      <w:proofErr w:type="spellStart"/>
+      <w:r>
+        <w:rPr>
+          <w:color w:val="000000"/>
+        </w:rPr>
+        <w:t>endpoint</w:t>
+      </w:r>
+      <w:proofErr w:type="spellEnd"/>
+      <w:r>
+        <w:rPr>
+          <w:color w:val="000000"/>
+        </w:rPr>
+        <w:t xml:space="preserve"> https://site.fastshop.com.br/api/graphql, método GET; coletor FastShop_harvest.py). O catálogo é servido por uma API </w:t>
+      </w:r>
+      <w:proofErr w:type="spellStart"/>
+      <w:r>
+        <w:rPr>
+          <w:color w:val="000000"/>
+        </w:rPr>
+        <w:t>GraphQL</w:t>
+      </w:r>
+      <w:proofErr w:type="spellEnd"/>
+      <w:r>
+        <w:rPr>
+          <w:color w:val="000000"/>
+        </w:rPr>
+        <w:t xml:space="preserve"> interna que utiliza </w:t>
+      </w:r>
+      <w:proofErr w:type="spellStart"/>
+      <w:r>
+        <w:rPr>
+          <w:color w:val="000000"/>
+        </w:rPr>
+        <w:t>persisted</w:t>
+      </w:r>
+      <w:proofErr w:type="spellEnd"/>
+      <w:r>
+        <w:rPr>
+          <w:color w:val="000000"/>
+        </w:rPr>
+        <w:t xml:space="preserve"> queries, ou seja, a requisição informa o nome da operação (</w:t>
+      </w:r>
+      <w:proofErr w:type="spellStart"/>
+      <w:r>
+        <w:rPr>
+          <w:color w:val="000000"/>
+        </w:rPr>
+        <w:t>operationName</w:t>
+      </w:r>
+      <w:proofErr w:type="spellEnd"/>
+      <w:r>
+        <w:rPr>
+          <w:color w:val="000000"/>
+        </w:rPr>
+        <w:t xml:space="preserve">) e o </w:t>
+      </w:r>
+      <w:proofErr w:type="spellStart"/>
+      <w:r>
+        <w:rPr>
+          <w:color w:val="000000"/>
+        </w:rPr>
+        <w:t>hash</w:t>
+      </w:r>
+      <w:proofErr w:type="spellEnd"/>
+      <w:r>
+        <w:rPr>
+          <w:color w:val="000000"/>
+        </w:rPr>
+        <w:t xml:space="preserve"> da consulta previamente registrada (</w:t>
+      </w:r>
+      <w:proofErr w:type="spellStart"/>
+      <w:r>
+        <w:rPr>
+          <w:color w:val="000000"/>
+        </w:rPr>
+        <w:t>operationHash</w:t>
+      </w:r>
+      <w:proofErr w:type="spellEnd"/>
+      <w:r>
+        <w:rPr>
+          <w:color w:val="000000"/>
+        </w:rPr>
+        <w:t xml:space="preserve">), e a paginação é feita por cursor (parâmetro </w:t>
+      </w:r>
+      <w:proofErr w:type="spellStart"/>
+      <w:r>
+        <w:rPr>
+          <w:color w:val="000000"/>
+        </w:rPr>
+        <w:t>after</w:t>
+      </w:r>
+      <w:proofErr w:type="spellEnd"/>
+      <w:r>
+        <w:rPr>
+          <w:color w:val="000000"/>
+        </w:rPr>
+        <w:t xml:space="preserve">). A estrutura da resposta segue </w:t>
+      </w:r>
+      <w:r>
+        <w:rPr>
+          <w:color w:val="000000"/>
+        </w:rPr>
+        <w:lastRenderedPageBreak/>
+        <w:t>vocabulário semelhante ao do schema.org (</w:t>
+      </w:r>
+      <w:proofErr w:type="spellStart"/>
+      <w:r>
+        <w:rPr>
+          <w:color w:val="000000"/>
+        </w:rPr>
+        <w:t>offers</w:t>
+      </w:r>
+      <w:proofErr w:type="spellEnd"/>
+      <w:r>
+        <w:rPr>
+          <w:color w:val="000000"/>
+        </w:rPr>
+        <w:t xml:space="preserve">, </w:t>
+      </w:r>
+      <w:proofErr w:type="spellStart"/>
+      <w:r>
+        <w:rPr>
+          <w:color w:val="000000"/>
+        </w:rPr>
+        <w:t>additionalProperty</w:t>
+      </w:r>
+      <w:proofErr w:type="spellEnd"/>
+      <w:r>
+        <w:rPr>
+          <w:color w:val="000000"/>
+        </w:rPr>
+        <w:t xml:space="preserve">, </w:t>
+      </w:r>
+      <w:proofErr w:type="spellStart"/>
+      <w:r>
+        <w:rPr>
+          <w:color w:val="000000"/>
+        </w:rPr>
+        <w:t>isVariantOf</w:t>
+      </w:r>
+      <w:proofErr w:type="spellEnd"/>
+      <w:r>
+        <w:rPr>
+          <w:color w:val="000000"/>
+        </w:rPr>
+        <w:t>), e o padrão das URLs de imagem (fastshopbr.vtexassets.com) indica que a loja opera sobre a plataforma VTEX. Estão disponíveis nome, SKU, grupo de produto, fabricante, GTIN, preço, preço de lista, preço mínimo, estoque (schema.org/</w:t>
+      </w:r>
+      <w:proofErr w:type="spellStart"/>
+      <w:r>
+        <w:rPr>
+          <w:color w:val="000000"/>
+        </w:rPr>
+        <w:t>InStock</w:t>
+      </w:r>
+      <w:proofErr w:type="spellEnd"/>
+      <w:r>
+        <w:rPr>
+          <w:color w:val="000000"/>
+        </w:rPr>
+        <w:t>), vendedor (</w:t>
+      </w:r>
+      <w:proofErr w:type="spellStart"/>
+      <w:proofErr w:type="gramStart"/>
+      <w:r>
+        <w:rPr>
+          <w:color w:val="000000"/>
+        </w:rPr>
+        <w:t>seller.identifier</w:t>
+      </w:r>
+      <w:proofErr w:type="spellEnd"/>
+      <w:proofErr w:type="gramEnd"/>
+      <w:r>
+        <w:rPr>
+          <w:color w:val="000000"/>
+        </w:rPr>
+        <w:t xml:space="preserve">), imagem, </w:t>
+      </w:r>
+      <w:proofErr w:type="spellStart"/>
+      <w:r>
+        <w:rPr>
+          <w:color w:val="000000"/>
+        </w:rPr>
+        <w:t>slug</w:t>
+      </w:r>
+      <w:proofErr w:type="spellEnd"/>
+      <w:r>
+        <w:rPr>
+          <w:color w:val="000000"/>
+        </w:rPr>
+        <w:t xml:space="preserve"> e especificações como voltagem e cor. Assim como no caso da Samsung, o </w:t>
+      </w:r>
+      <w:proofErr w:type="spellStart"/>
+      <w:r>
+        <w:rPr>
+          <w:color w:val="000000"/>
+        </w:rPr>
+        <w:t>endpoint</w:t>
+      </w:r>
+      <w:proofErr w:type="spellEnd"/>
+      <w:r>
+        <w:rPr>
+          <w:color w:val="000000"/>
+        </w:rPr>
+        <w:t xml:space="preserve"> é interno e não documentado para terceiros, e o </w:t>
+      </w:r>
+      <w:proofErr w:type="spellStart"/>
+      <w:r>
+        <w:rPr>
+          <w:color w:val="000000"/>
+        </w:rPr>
+        <w:t>hash</w:t>
+      </w:r>
+      <w:proofErr w:type="spellEnd"/>
+      <w:r>
+        <w:rPr>
+          <w:color w:val="000000"/>
+        </w:rPr>
+        <w:t xml:space="preserve"> da operação foi capturado do tráfego do navegador; a técnica é, portanto, Web </w:t>
+      </w:r>
+      <w:proofErr w:type="spellStart"/>
+      <w:r>
+        <w:rPr>
+          <w:color w:val="000000"/>
+        </w:rPr>
+        <w:t>Scraping</w:t>
+      </w:r>
+      <w:proofErr w:type="spellEnd"/>
+      <w:r>
+        <w:rPr>
+          <w:color w:val="000000"/>
+        </w:rPr>
+        <w:t xml:space="preserve"> de </w:t>
+      </w:r>
+      <w:proofErr w:type="spellStart"/>
+      <w:r>
+        <w:rPr>
+          <w:color w:val="000000"/>
+        </w:rPr>
+        <w:t>endpoint</w:t>
+      </w:r>
+      <w:proofErr w:type="spellEnd"/>
+      <w:r>
+        <w:rPr>
+          <w:color w:val="000000"/>
+        </w:rPr>
         <w:t xml:space="preserve"> </w:t>
       </w:r>
-      <w:r>
-        <w:rPr>
-          <w:color w:val="000000"/>
-        </w:rPr>
-        <w:t>(https://www.samsung.com/</w:t>
-      </w:r>
-      <w:proofErr w:type="spellStart"/>
-      <w:r>
-        <w:rPr>
-          <w:color w:val="000000"/>
-        </w:rPr>
-        <w:t>br</w:t>
-      </w:r>
-      <w:proofErr w:type="spellEnd"/>
-      <w:r>
-        <w:rPr>
-          <w:color w:val="000000"/>
-        </w:rPr>
-        <w:t>/smartphones/</w:t>
-      </w:r>
-      <w:proofErr w:type="spellStart"/>
-      <w:r>
-        <w:rPr>
-          <w:color w:val="000000"/>
-        </w:rPr>
-        <w:t>all</w:t>
-      </w:r>
-      <w:proofErr w:type="spellEnd"/>
-      <w:r>
-        <w:rPr>
-          <w:color w:val="000000"/>
-        </w:rPr>
-        <w:t xml:space="preserve">-smartphones/). A página apresenta o mesmo padrão: o HTML inicial exibe apenas alguns nomes de modelos (como Galaxy S26 Ultra e Galaxy A57 5G), sem preços e com imagens substituídas por </w:t>
-      </w:r>
-      <w:proofErr w:type="spellStart"/>
-      <w:r>
-        <w:rPr>
-          <w:color w:val="000000"/>
-        </w:rPr>
-        <w:t>placeholders</w:t>
-      </w:r>
-      <w:proofErr w:type="spellEnd"/>
-      <w:r>
-        <w:rPr>
-          <w:color w:val="000000"/>
-        </w:rPr>
-        <w:t xml:space="preserve">, comportamento típico de uma SPA que obtém os dados por meio de chamadas assíncronas após o carregamento. Como não há API pública conhecida para catálogo ou preços, adota-se Web </w:t>
-      </w:r>
-      <w:proofErr w:type="spellStart"/>
-      <w:r>
-        <w:rPr>
-          <w:color w:val="000000"/>
-        </w:rPr>
-        <w:t>Scraping</w:t>
-      </w:r>
-      <w:proofErr w:type="spellEnd"/>
-      <w:r>
-        <w:rPr>
-          <w:color w:val="000000"/>
-        </w:rPr>
-        <w:t xml:space="preserve"> com renderização de </w:t>
-      </w:r>
-      <w:proofErr w:type="spellStart"/>
-      <w:r>
-        <w:rPr>
-          <w:color w:val="000000"/>
-        </w:rPr>
-        <w:t>JavaScript</w:t>
-      </w:r>
-      <w:proofErr w:type="spellEnd"/>
-      <w:r>
-        <w:rPr>
-          <w:color w:val="000000"/>
-        </w:rPr>
-        <w:t xml:space="preserve"> (</w:t>
-      </w:r>
-      <w:proofErr w:type="spellStart"/>
-      <w:r>
-        <w:rPr>
-          <w:color w:val="000000"/>
-        </w:rPr>
-        <w:t>Selenium</w:t>
-      </w:r>
-      <w:proofErr w:type="spellEnd"/>
-      <w:r>
-        <w:rPr>
-          <w:color w:val="000000"/>
-        </w:rPr>
-        <w:t>).</w:t>
+      <w:proofErr w:type="spellStart"/>
+      <w:r>
+        <w:rPr>
+          <w:color w:val="000000"/>
+        </w:rPr>
+        <w:t>GraphQL</w:t>
+      </w:r>
+      <w:proofErr w:type="spellEnd"/>
+      <w:r>
+        <w:rPr>
+          <w:color w:val="000000"/>
+        </w:rPr>
+        <w:t>.</w:t>
       </w:r>
     </w:p>
     <w:p>
@@ -2242,23 +2645,7 @@
           <w:b/>
           <w:color w:val="000000"/>
         </w:rPr>
-        <w:t xml:space="preserve">Lojas com proteção </w:t>
-      </w:r>
-      <w:proofErr w:type="spellStart"/>
-      <w:r>
-        <w:rPr>
-          <w:b/>
-          <w:color w:val="000000"/>
-        </w:rPr>
-        <w:t>anti-bot</w:t>
-      </w:r>
-      <w:proofErr w:type="spellEnd"/>
-      <w:r>
-        <w:rPr>
-          <w:b/>
-          <w:color w:val="000000"/>
-        </w:rPr>
-        <w:t xml:space="preserve"> ativa</w:t>
+        <w:t>Revisão da hipótese inicial</w:t>
       </w:r>
     </w:p>
     <w:p>
@@ -2271,72 +2658,37 @@
       </w:pPr>
       <w:r>
         <w:rPr>
-          <w:b/>
-          <w:color w:val="000000"/>
-        </w:rPr>
-        <w:t xml:space="preserve">Magazine Luiza </w:t>
-      </w:r>
-      <w:r>
-        <w:rPr>
-          <w:color w:val="000000"/>
-        </w:rPr>
-        <w:t>(https://www.magazineluiza.com.br/busca/{termo}/). A requisição simples retornou o código HTTP 403 (</w:t>
-      </w:r>
-      <w:proofErr w:type="spellStart"/>
-      <w:r>
-        <w:rPr>
-          <w:color w:val="000000"/>
-        </w:rPr>
-        <w:t>Forbidden</w:t>
-      </w:r>
-      <w:proofErr w:type="spellEnd"/>
-      <w:r>
-        <w:rPr>
-          <w:color w:val="000000"/>
-        </w:rPr>
-        <w:t xml:space="preserve">), o que indica a presença de um firewall de aplicação web (WAF) ou mecanismo </w:t>
-      </w:r>
-      <w:proofErr w:type="spellStart"/>
-      <w:r>
-        <w:rPr>
-          <w:color w:val="000000"/>
-        </w:rPr>
-        <w:t>anti-bot</w:t>
-      </w:r>
-      <w:proofErr w:type="spellEnd"/>
-      <w:r>
-        <w:rPr>
-          <w:color w:val="000000"/>
-        </w:rPr>
-        <w:t xml:space="preserve"> semelhante aos oferecidos por </w:t>
-      </w:r>
-      <w:proofErr w:type="spellStart"/>
-      <w:r>
-        <w:rPr>
-          <w:color w:val="000000"/>
-        </w:rPr>
-        <w:t>Akamai</w:t>
-      </w:r>
-      <w:proofErr w:type="spellEnd"/>
-      <w:r>
-        <w:rPr>
-          <w:color w:val="000000"/>
-        </w:rPr>
-        <w:t xml:space="preserve"> ou </w:t>
-      </w:r>
-      <w:proofErr w:type="spellStart"/>
-      <w:r>
-        <w:rPr>
-          <w:color w:val="000000"/>
-        </w:rPr>
-        <w:t>Cloudflare</w:t>
-      </w:r>
-      <w:proofErr w:type="spellEnd"/>
-      <w:r>
-        <w:rPr>
-          <w:color w:val="000000"/>
-        </w:rPr>
-        <w:t xml:space="preserve">; a coleta exige, portanto, cabeçalhos realistas, sessão de navegador ou, possivelmente, </w:t>
+          <w:color w:val="000000"/>
+        </w:rPr>
+        <w:t xml:space="preserve">Na avaliação preliminar, supôs-se que </w:t>
+      </w:r>
+      <w:proofErr w:type="spellStart"/>
+      <w:r>
+        <w:rPr>
+          <w:color w:val="000000"/>
+        </w:rPr>
+        <w:t>KaBuM</w:t>
+      </w:r>
+      <w:proofErr w:type="spellEnd"/>
+      <w:r>
+        <w:rPr>
+          <w:color w:val="000000"/>
+        </w:rPr>
+        <w:t xml:space="preserve">! e Samsung.com.br exigiriam renderização de </w:t>
+      </w:r>
+      <w:proofErr w:type="spellStart"/>
+      <w:r>
+        <w:rPr>
+          <w:color w:val="000000"/>
+        </w:rPr>
+        <w:t>JavaScript</w:t>
+      </w:r>
+      <w:proofErr w:type="spellEnd"/>
+      <w:r>
+        <w:rPr>
+          <w:color w:val="000000"/>
+        </w:rPr>
+        <w:t xml:space="preserve"> com </w:t>
       </w:r>
       <w:proofErr w:type="spellStart"/>
       <w:r>
@@ -2350,375 +2702,49 @@
         <w:rPr>
           <w:color w:val="000000"/>
         </w:rPr>
-        <w:t xml:space="preserve"> para evitar o bloqueio. Embora exista API oficial (Magalu Empresas/API Gateway), ela é voltada a parceiros de marketplace e</w:t>
-      </w:r>
-      <w:r>
-        <w:rPr>
-          <w:color w:val="000000"/>
-        </w:rPr>
-        <w:t xml:space="preserve"> lojas </w:t>
-      </w:r>
-      <w:r>
-        <w:rPr>
-          <w:color w:val="000000"/>
-        </w:rPr>
-        <w:t xml:space="preserve">que vendem na plataforma, e não a um consumidor externo que compara preços, além de exigir credenciais de parceiro comercial. Por não se adequar ao escopo do projeto, a API foi descartada, e a técnica indicada é o Web </w:t>
-      </w:r>
-      <w:proofErr w:type="spellStart"/>
-      <w:r>
-        <w:rPr>
-          <w:color w:val="000000"/>
-        </w:rPr>
-        <w:t>Scraping</w:t>
-      </w:r>
-      <w:proofErr w:type="spellEnd"/>
-      <w:r>
-        <w:rPr>
-          <w:color w:val="000000"/>
-        </w:rPr>
-        <w:t xml:space="preserve"> com tratamento </w:t>
-      </w:r>
-      <w:proofErr w:type="spellStart"/>
-      <w:r>
-        <w:rPr>
-          <w:color w:val="000000"/>
-        </w:rPr>
-        <w:t>anti-bot</w:t>
-      </w:r>
-      <w:proofErr w:type="spellEnd"/>
-      <w:r>
-        <w:rPr>
-          <w:color w:val="000000"/>
-        </w:rPr>
-        <w:t>.</w:t>
-      </w:r>
-    </w:p>
-    <w:p>
-      <w:pPr>
-        <w:spacing w:line="360" w:lineRule="auto"/>
-        <w:ind w:firstLine="708"/>
-        <w:rPr>
-          <w:color w:val="000000"/>
-        </w:rPr>
-      </w:pPr>
-      <w:r>
-        <w:rPr>
-          <w:b/>
-          <w:color w:val="000000"/>
-        </w:rPr>
-        <w:t xml:space="preserve">Casas Bahia </w:t>
-      </w:r>
-      <w:r>
-        <w:rPr>
-          <w:color w:val="000000"/>
-        </w:rPr>
-        <w:t>(https://www.casasbahia.com.br/busca/{termo}). O acesso direto também retornou HTTP 403 (</w:t>
-      </w:r>
-      <w:proofErr w:type="spellStart"/>
-      <w:r>
-        <w:rPr>
-          <w:color w:val="000000"/>
-        </w:rPr>
-        <w:t>Forbidden</w:t>
-      </w:r>
-      <w:proofErr w:type="spellEnd"/>
-      <w:r>
-        <w:rPr>
-          <w:color w:val="000000"/>
-        </w:rPr>
-        <w:t xml:space="preserve">). A empresa mantém portal oficial de desenvolvedores (developers.grupocasasbahia.com.br), mas trata-se de uma API de </w:t>
-      </w:r>
-      <w:r>
-        <w:rPr>
-          <w:color w:val="000000"/>
-        </w:rPr>
-        <w:lastRenderedPageBreak/>
-        <w:t xml:space="preserve">marketplace B2B, destinada à integração de </w:t>
-      </w:r>
-      <w:proofErr w:type="spellStart"/>
-      <w:r>
-        <w:rPr>
-          <w:color w:val="000000"/>
-        </w:rPr>
-        <w:t>sellers</w:t>
-      </w:r>
-      <w:proofErr w:type="spellEnd"/>
-      <w:r>
-        <w:rPr>
-          <w:color w:val="000000"/>
-        </w:rPr>
-        <w:t xml:space="preserve"> e à logística (“CB Full”), que exige conta de desenvolvedor e aplicação aprovada e não oferece </w:t>
-      </w:r>
-      <w:proofErr w:type="spellStart"/>
-      <w:r>
-        <w:rPr>
-          <w:color w:val="000000"/>
-        </w:rPr>
-        <w:t>endpoint</w:t>
-      </w:r>
-      <w:proofErr w:type="spellEnd"/>
-      <w:r>
-        <w:rPr>
-          <w:color w:val="000000"/>
-        </w:rPr>
-        <w:t xml:space="preserve"> de consulta de preços na perspectiva do consumidor. O Web </w:t>
-      </w:r>
-      <w:proofErr w:type="spellStart"/>
-      <w:r>
-        <w:rPr>
-          <w:color w:val="000000"/>
-        </w:rPr>
-        <w:t>Scraping</w:t>
-      </w:r>
-      <w:proofErr w:type="spellEnd"/>
-      <w:r>
-        <w:rPr>
-          <w:color w:val="000000"/>
-        </w:rPr>
-        <w:t xml:space="preserve"> seria, portanto, necessário.</w:t>
-      </w:r>
-    </w:p>
-    <w:p>
-      <w:pPr>
-        <w:spacing w:before="240" w:line="360" w:lineRule="auto"/>
-        <w:ind w:firstLine="0"/>
-        <w:rPr>
-          <w:b/>
-          <w:color w:val="000000"/>
-        </w:rPr>
-      </w:pPr>
-      <w:r>
-        <w:rPr>
-          <w:b/>
-          <w:color w:val="000000"/>
-        </w:rPr>
-        <w:t xml:space="preserve">Caso híbrido: </w:t>
-      </w:r>
-      <w:proofErr w:type="spellStart"/>
-      <w:r>
-        <w:rPr>
-          <w:b/>
-          <w:color w:val="000000"/>
-        </w:rPr>
-        <w:t>Amazon</w:t>
-      </w:r>
-      <w:proofErr w:type="spellEnd"/>
-      <w:r>
-        <w:rPr>
-          <w:b/>
-          <w:color w:val="000000"/>
-        </w:rPr>
-        <w:t xml:space="preserve"> Brasil</w:t>
-      </w:r>
-    </w:p>
-    <w:p>
-      <w:pPr>
-        <w:spacing w:line="360" w:lineRule="auto"/>
-        <w:ind w:firstLine="708"/>
-        <w:rPr>
-          <w:color w:val="000000"/>
-        </w:rPr>
-      </w:pPr>
-      <w:r>
-        <w:rPr>
-          <w:b/>
-          <w:color w:val="000000"/>
-        </w:rPr>
-        <w:t xml:space="preserve">Amazon.com.br </w:t>
-      </w:r>
-      <w:r>
-        <w:rPr>
-          <w:color w:val="000000"/>
-        </w:rPr>
-        <w:t>(</w:t>
-      </w:r>
-      <w:r>
-        <w:rPr>
-          <w:color w:val="EE0000"/>
-        </w:rPr>
-        <w:t>https://www.amazon.com.br/</w:t>
-      </w:r>
-      <w:proofErr w:type="spellStart"/>
-      <w:r>
-        <w:rPr>
-          <w:color w:val="EE0000"/>
-        </w:rPr>
-        <w:t>s?k</w:t>
-      </w:r>
-      <w:proofErr w:type="spellEnd"/>
-      <w:r>
-        <w:rPr>
-          <w:color w:val="EE0000"/>
-        </w:rPr>
-        <w:t xml:space="preserve">={termo}). O acesso direto retornou HTTP 503 (Service </w:t>
-      </w:r>
-      <w:proofErr w:type="spellStart"/>
-      <w:r>
-        <w:rPr>
-          <w:color w:val="EE0000"/>
-        </w:rPr>
-        <w:t>Unavailable</w:t>
-      </w:r>
-      <w:proofErr w:type="spellEnd"/>
-      <w:r>
-        <w:rPr>
-          <w:color w:val="EE0000"/>
-        </w:rPr>
-        <w:t xml:space="preserve">), a </w:t>
-      </w:r>
-      <w:proofErr w:type="spellStart"/>
-      <w:r>
-        <w:rPr>
-          <w:color w:val="EE0000"/>
-        </w:rPr>
-        <w:t>Amazon</w:t>
-      </w:r>
-      <w:proofErr w:type="spellEnd"/>
-      <w:r>
-        <w:rPr>
-          <w:color w:val="EE0000"/>
-        </w:rPr>
-        <w:t xml:space="preserve"> adota medidas agressivas contra </w:t>
-      </w:r>
-      <w:proofErr w:type="spellStart"/>
-      <w:r>
-        <w:rPr>
-          <w:color w:val="EE0000"/>
-        </w:rPr>
-        <w:t>scraping</w:t>
-      </w:r>
-      <w:proofErr w:type="spellEnd"/>
-      <w:r>
-        <w:rPr>
-          <w:color w:val="EE0000"/>
-        </w:rPr>
-        <w:t xml:space="preserve">. Existe API oficial com suporte ao Brasil, a </w:t>
-      </w:r>
-      <w:proofErr w:type="spellStart"/>
-      <w:r>
-        <w:rPr>
-          <w:color w:val="EE0000"/>
-        </w:rPr>
-        <w:t>Amazon</w:t>
-      </w:r>
-      <w:proofErr w:type="spellEnd"/>
-      <w:r>
-        <w:rPr>
-          <w:color w:val="EE0000"/>
-        </w:rPr>
-        <w:t xml:space="preserve"> </w:t>
-      </w:r>
-      <w:proofErr w:type="spellStart"/>
-      <w:r>
-        <w:rPr>
-          <w:color w:val="EE0000"/>
-        </w:rPr>
-        <w:t>Creators</w:t>
-      </w:r>
-      <w:proofErr w:type="spellEnd"/>
-      <w:r>
-        <w:rPr>
-          <w:color w:val="EE0000"/>
-        </w:rPr>
-        <w:t xml:space="preserve"> API, substituta da </w:t>
-      </w:r>
-      <w:proofErr w:type="spellStart"/>
-      <w:r>
-        <w:rPr>
-          <w:color w:val="EE0000"/>
-        </w:rPr>
-        <w:t>Product</w:t>
-      </w:r>
-      <w:proofErr w:type="spellEnd"/>
-      <w:r>
-        <w:rPr>
-          <w:color w:val="EE0000"/>
-        </w:rPr>
-        <w:t xml:space="preserve"> </w:t>
-      </w:r>
-      <w:proofErr w:type="spellStart"/>
-      <w:r>
-        <w:rPr>
-          <w:color w:val="EE0000"/>
-        </w:rPr>
-        <w:t>Advertising</w:t>
-      </w:r>
-      <w:proofErr w:type="spellEnd"/>
-      <w:r>
-        <w:rPr>
-          <w:color w:val="EE0000"/>
-        </w:rPr>
-        <w:t xml:space="preserve"> API 5.0 (PA-API 5), descontinuada em 15/05/2026; entretanto, seu uso exige conta de afiliado aprovada com, no mínimo, dez vendas qualificadas nos últimos 30 dias, requisito que inviabiliza sua utilização por um projeto acadêmico sem histórico de afiliado. Assim, nem a API (por barreira de elegibilidade) nem o </w:t>
-      </w:r>
-      <w:proofErr w:type="spellStart"/>
-      <w:r>
-        <w:rPr>
-          <w:color w:val="EE0000"/>
-        </w:rPr>
-        <w:t>scraping</w:t>
-      </w:r>
-      <w:proofErr w:type="spellEnd"/>
-      <w:r>
-        <w:rPr>
-          <w:color w:val="EE0000"/>
-        </w:rPr>
-        <w:t xml:space="preserve"> (por bloqueio agressivo) são viáveis de forma limpa. O módulo amazon.py já modela esse dilema, tentando a coleta via API (_</w:t>
-      </w:r>
-      <w:proofErr w:type="spellStart"/>
-      <w:r>
-        <w:rPr>
-          <w:color w:val="EE0000"/>
-        </w:rPr>
-        <w:t>via_api</w:t>
-      </w:r>
-      <w:proofErr w:type="spellEnd"/>
-      <w:r>
-        <w:rPr>
-          <w:color w:val="EE0000"/>
-        </w:rPr>
-        <w:t xml:space="preserve">) com </w:t>
-      </w:r>
-      <w:proofErr w:type="spellStart"/>
-      <w:r>
-        <w:rPr>
-          <w:color w:val="EE0000"/>
-        </w:rPr>
-        <w:t>fallback</w:t>
-      </w:r>
-      <w:proofErr w:type="spellEnd"/>
-      <w:r>
-        <w:rPr>
-          <w:color w:val="EE0000"/>
-        </w:rPr>
-        <w:t xml:space="preserve"> para </w:t>
-      </w:r>
-      <w:proofErr w:type="spellStart"/>
-      <w:r>
-        <w:rPr>
-          <w:color w:val="EE0000"/>
-        </w:rPr>
-        <w:t>scraping</w:t>
-      </w:r>
-      <w:proofErr w:type="spellEnd"/>
-      <w:r>
-        <w:rPr>
-          <w:color w:val="EE0000"/>
-        </w:rPr>
-        <w:t xml:space="preserve"> (_</w:t>
-      </w:r>
-      <w:proofErr w:type="spellStart"/>
-      <w:r>
-        <w:rPr>
-          <w:color w:val="EE0000"/>
-        </w:rPr>
-        <w:t>via_scraping</w:t>
-      </w:r>
-      <w:proofErr w:type="spellEnd"/>
-      <w:r>
-        <w:rPr>
-          <w:color w:val="EE0000"/>
-        </w:rPr>
-        <w:t>), e o README recomenda documentar a decisão de exclusão em vez de forçar a coleta.</w:t>
+        <w:t xml:space="preserve">, pois a ferramenta de leitura utilizada, que converte a página em texto, não exibia produtos nem preços. A inspeção detalhada mostrou que essa hipótese não se confirmava: a </w:t>
+      </w:r>
+      <w:proofErr w:type="spellStart"/>
+      <w:r>
+        <w:rPr>
+          <w:color w:val="000000"/>
+        </w:rPr>
+        <w:t>KaBuM</w:t>
+      </w:r>
+      <w:proofErr w:type="spellEnd"/>
+      <w:r>
+        <w:rPr>
+          <w:color w:val="000000"/>
+        </w:rPr>
+        <w:t xml:space="preserve">! entrega todos os dados no HTML inicial, dentro de um script que a ferramenta não havia capturado, e a Samsung, assim como a </w:t>
+      </w:r>
+      <w:proofErr w:type="spellStart"/>
+      <w:r>
+        <w:rPr>
+          <w:color w:val="000000"/>
+        </w:rPr>
+        <w:t>FastShop</w:t>
+      </w:r>
+      <w:proofErr w:type="spellEnd"/>
+      <w:r>
+        <w:rPr>
+          <w:color w:val="000000"/>
+        </w:rPr>
+        <w:t xml:space="preserve">, obtém os dados de </w:t>
+      </w:r>
+      <w:proofErr w:type="spellStart"/>
+      <w:r>
+        <w:rPr>
+          <w:color w:val="000000"/>
+        </w:rPr>
+        <w:t>endpoints</w:t>
+      </w:r>
+      <w:proofErr w:type="spellEnd"/>
+      <w:r>
+        <w:rPr>
+          <w:color w:val="000000"/>
+        </w:rPr>
+        <w:t xml:space="preserve"> próprios que podem ser consultados diretamente. Com isso, nenhuma das três fontes demanda navegador automatizado.</w:t>
       </w:r>
     </w:p>
     <w:p>
@@ -2748,10 +2774,10 @@
         <w:tblLook w:val="04A0" w:firstRow="1" w:lastRow="0" w:firstColumn="1" w:lastColumn="0" w:noHBand="0" w:noVBand="1"/>
       </w:tblPr>
       <w:tblGrid>
-        <w:gridCol w:w="1713"/>
+        <w:gridCol w:w="1712"/>
         <w:gridCol w:w="2424"/>
-        <w:gridCol w:w="2492"/>
-        <w:gridCol w:w="2432"/>
+        <w:gridCol w:w="2499"/>
+        <w:gridCol w:w="2426"/>
       </w:tblGrid>
       <w:tr>
         <w:trPr>
@@ -2759,7 +2785,7 @@
         </w:trPr>
         <w:tc>
           <w:tcPr>
-            <w:tcW w:w="1630" w:type="dxa"/>
+            <w:tcW w:w="1712" w:type="dxa"/>
             <w:tcMar>
               <w:top w:w="60" w:type="dxa"/>
               <w:left w:w="100" w:type="dxa"/>
@@ -2790,7 +2816,7 @@
         </w:tc>
         <w:tc>
           <w:tcPr>
-            <w:tcW w:w="2446" w:type="dxa"/>
+            <w:tcW w:w="2424" w:type="dxa"/>
             <w:tcMar>
               <w:top w:w="60" w:type="dxa"/>
               <w:left w:w="100" w:type="dxa"/>
@@ -2821,7 +2847,7 @@
         </w:tc>
         <w:tc>
           <w:tcPr>
-            <w:tcW w:w="2537" w:type="dxa"/>
+            <w:tcW w:w="2499" w:type="dxa"/>
             <w:tcMar>
               <w:top w:w="60" w:type="dxa"/>
               <w:left w:w="100" w:type="dxa"/>
@@ -2852,7 +2878,7 @@
         </w:tc>
         <w:tc>
           <w:tcPr>
-            <w:tcW w:w="2446" w:type="dxa"/>
+            <w:tcW w:w="2426" w:type="dxa"/>
             <w:tcMar>
               <w:top w:w="60" w:type="dxa"/>
               <w:left w:w="100" w:type="dxa"/>
@@ -2877,7 +2903,7 @@
                 <w:color w:val="000000"/>
                 <w:sz w:val="20"/>
               </w:rPr>
-              <w:t>Técnica indicada</w:t>
+              <w:t>Técnica adotada</w:t>
             </w:r>
           </w:p>
         </w:tc>
@@ -2885,7 +2911,7 @@
       <w:tr>
         <w:tc>
           <w:tcPr>
-            <w:tcW w:w="1630" w:type="dxa"/>
+            <w:tcW w:w="1712" w:type="dxa"/>
             <w:tcMar>
               <w:top w:w="60" w:type="dxa"/>
               <w:left w:w="100" w:type="dxa"/>
@@ -2923,7 +2949,7 @@
         </w:tc>
         <w:tc>
           <w:tcPr>
-            <w:tcW w:w="2446" w:type="dxa"/>
+            <w:tcW w:w="2424" w:type="dxa"/>
             <w:tcMar>
               <w:top w:w="60" w:type="dxa"/>
               <w:left w:w="100" w:type="dxa"/>
@@ -2946,22 +2972,13 @@
                 <w:color w:val="000000"/>
                 <w:sz w:val="20"/>
               </w:rPr>
-              <w:t xml:space="preserve">SPA: produtos e preços injetados via </w:t>
+              <w:t>HTML inicial (SSR/Next.js) com catálogo em JSON no __NEXT_DATA__</w:t>
             </w:r>
-            <w:proofErr w:type="spellStart"/>
-            <w:r>
-              <w:rPr>
-                <w:color w:val="000000"/>
-                <w:sz w:val="20"/>
-              </w:rPr>
-              <w:t>JavaScript</w:t>
-            </w:r>
-            <w:proofErr w:type="spellEnd"/>
           </w:p>
         </w:tc>
         <w:tc>
           <w:tcPr>
-            <w:tcW w:w="2537" w:type="dxa"/>
+            <w:tcW w:w="2499" w:type="dxa"/>
             <w:tcMar>
               <w:top w:w="60" w:type="dxa"/>
               <w:left w:w="100" w:type="dxa"/>
@@ -2990,7 +3007,7 @@
         </w:tc>
         <w:tc>
           <w:tcPr>
-            <w:tcW w:w="2446" w:type="dxa"/>
+            <w:tcW w:w="2426" w:type="dxa"/>
             <w:tcMar>
               <w:top w:w="60" w:type="dxa"/>
               <w:left w:w="100" w:type="dxa"/>
@@ -3014,7 +3031,7 @@
                 <w:color w:val="000000"/>
                 <w:sz w:val="20"/>
               </w:rPr>
-              <w:t>Scraping</w:t>
+              <w:t>Requests</w:t>
             </w:r>
             <w:proofErr w:type="spellEnd"/>
             <w:r>
@@ -3022,7 +3039,7 @@
                 <w:color w:val="000000"/>
                 <w:sz w:val="20"/>
               </w:rPr>
-              <w:t xml:space="preserve"> com </w:t>
+              <w:t xml:space="preserve"> + </w:t>
             </w:r>
             <w:proofErr w:type="spellStart"/>
             <w:r>
@@ -3030,7 +3047,7 @@
                 <w:color w:val="000000"/>
                 <w:sz w:val="20"/>
               </w:rPr>
-              <w:t>Selenium</w:t>
+              <w:t>Beautiful</w:t>
             </w:r>
             <w:proofErr w:type="spellEnd"/>
             <w:r>
@@ -3038,7 +3055,7 @@
                 <w:color w:val="000000"/>
                 <w:sz w:val="20"/>
               </w:rPr>
-              <w:t>/</w:t>
+              <w:t xml:space="preserve"> </w:t>
             </w:r>
             <w:proofErr w:type="spellStart"/>
             <w:r>
@@ -3046,16 +3063,23 @@
                 <w:color w:val="000000"/>
                 <w:sz w:val="20"/>
               </w:rPr>
-              <w:t>Playwright</w:t>
+              <w:t>Soup</w:t>
             </w:r>
             <w:proofErr w:type="spellEnd"/>
+            <w:r>
+              <w:rPr>
+                <w:color w:val="000000"/>
+                <w:sz w:val="20"/>
+              </w:rPr>
+              <w:t xml:space="preserve"> (leitura do __NEXT_DATA__)</w:t>
+            </w:r>
           </w:p>
         </w:tc>
       </w:tr>
       <w:tr>
         <w:tc>
           <w:tcPr>
-            <w:tcW w:w="1630" w:type="dxa"/>
+            <w:tcW w:w="1712" w:type="dxa"/>
             <w:tcMar>
               <w:top w:w="60" w:type="dxa"/>
               <w:left w:w="100" w:type="dxa"/>
@@ -3084,7 +3108,7 @@
         </w:tc>
         <w:tc>
           <w:tcPr>
-            <w:tcW w:w="2446" w:type="dxa"/>
+            <w:tcW w:w="2424" w:type="dxa"/>
             <w:tcMar>
               <w:top w:w="60" w:type="dxa"/>
               <w:left w:w="100" w:type="dxa"/>
@@ -3107,13 +3131,29 @@
                 <w:color w:val="000000"/>
                 <w:sz w:val="20"/>
               </w:rPr>
-              <w:t>SPA: dados carregados de forma assíncrona</w:t>
+              <w:t xml:space="preserve">Busca alimentada por </w:t>
+            </w:r>
+            <w:proofErr w:type="spellStart"/>
+            <w:r>
+              <w:rPr>
+                <w:color w:val="000000"/>
+                <w:sz w:val="20"/>
+              </w:rPr>
+              <w:t>endpoint</w:t>
+            </w:r>
+            <w:proofErr w:type="spellEnd"/>
+            <w:r>
+              <w:rPr>
+                <w:color w:val="000000"/>
+                <w:sz w:val="20"/>
+              </w:rPr>
+              <w:t xml:space="preserve"> JSON interno (POST via XHR)</w:t>
             </w:r>
           </w:p>
         </w:tc>
         <w:tc>
           <w:tcPr>
-            <w:tcW w:w="2537" w:type="dxa"/>
+            <w:tcW w:w="2499" w:type="dxa"/>
             <w:tcMar>
               <w:top w:w="60" w:type="dxa"/>
               <w:left w:w="100" w:type="dxa"/>
@@ -3136,13 +3176,76 @@
                 <w:color w:val="000000"/>
                 <w:sz w:val="20"/>
               </w:rPr>
-              <w:t>Não há API pública conhecida</w:t>
+              <w:t>Não há API pública documentada</w:t>
             </w:r>
           </w:p>
         </w:tc>
         <w:tc>
           <w:tcPr>
-            <w:tcW w:w="2446" w:type="dxa"/>
+            <w:tcW w:w="2426" w:type="dxa"/>
+            <w:tcMar>
+              <w:top w:w="60" w:type="dxa"/>
+              <w:left w:w="100" w:type="dxa"/>
+              <w:bottom w:w="60" w:type="dxa"/>
+              <w:right w:w="100" w:type="dxa"/>
+            </w:tcMar>
+          </w:tcPr>
+          <w:p>
+            <w:pPr>
+              <w:spacing w:line="240" w:lineRule="auto"/>
+              <w:ind w:firstLine="0"/>
+              <w:jc w:val="left"/>
+              <w:rPr>
+                <w:color w:val="000000"/>
+                <w:sz w:val="20"/>
+              </w:rPr>
+            </w:pPr>
+            <w:r>
+              <w:rPr>
+                <w:color w:val="000000"/>
+                <w:sz w:val="20"/>
+              </w:rPr>
+              <w:t xml:space="preserve">Requisição direta ao </w:t>
+            </w:r>
+            <w:proofErr w:type="spellStart"/>
+            <w:r>
+              <w:rPr>
+                <w:color w:val="000000"/>
+                <w:sz w:val="20"/>
+              </w:rPr>
+              <w:t>endpoint</w:t>
+            </w:r>
+            <w:proofErr w:type="spellEnd"/>
+            <w:r>
+              <w:rPr>
+                <w:color w:val="000000"/>
+                <w:sz w:val="20"/>
+              </w:rPr>
+              <w:t xml:space="preserve"> interno (</w:t>
+            </w:r>
+            <w:proofErr w:type="spellStart"/>
+            <w:r>
+              <w:rPr>
+                <w:color w:val="000000"/>
+                <w:sz w:val="20"/>
+              </w:rPr>
+              <w:t>requests.post</w:t>
+            </w:r>
+            <w:proofErr w:type="spellEnd"/>
+            <w:r>
+              <w:rPr>
+                <w:color w:val="000000"/>
+                <w:sz w:val="20"/>
+              </w:rPr>
+              <w:t>)</w:t>
+            </w:r>
+          </w:p>
+        </w:tc>
+      </w:tr>
+      <w:tr>
+        <w:tc>
+          <w:tcPr>
+            <w:tcW w:w="1712" w:type="dxa"/>
             <w:tcMar>
               <w:top w:w="60" w:type="dxa"/>
               <w:left w:w="100" w:type="dxa"/>
@@ -3166,32 +3269,14 @@
                 <w:color w:val="000000"/>
                 <w:sz w:val="20"/>
               </w:rPr>
-              <w:t>Scraping</w:t>
-            </w:r>
-            <w:proofErr w:type="spellEnd"/>
-            <w:r>
-              <w:rPr>
-                <w:color w:val="000000"/>
-                <w:sz w:val="20"/>
-              </w:rPr>
-              <w:t xml:space="preserve"> com </w:t>
-            </w:r>
-            <w:proofErr w:type="spellStart"/>
-            <w:r>
-              <w:rPr>
-                <w:color w:val="000000"/>
-                <w:sz w:val="20"/>
-              </w:rPr>
-              <w:t>Selenium</w:t>
+              <w:t>FastShop</w:t>
             </w:r>
             <w:proofErr w:type="spellEnd"/>
           </w:p>
         </w:tc>
-      </w:tr>
-      <w:tr>
         <w:tc>
           <w:tcPr>
-            <w:tcW w:w="1630" w:type="dxa"/>
+            <w:tcW w:w="2424" w:type="dxa"/>
             <w:tcMar>
               <w:top w:w="60" w:type="dxa"/>
               <w:left w:w="100" w:type="dxa"/>
@@ -3214,13 +3299,45 @@
                 <w:color w:val="000000"/>
                 <w:sz w:val="20"/>
               </w:rPr>
-              <w:t>Magazine Luiza</w:t>
+              <w:t xml:space="preserve">API </w:t>
+            </w:r>
+            <w:proofErr w:type="spellStart"/>
+            <w:r>
+              <w:rPr>
+                <w:color w:val="000000"/>
+                <w:sz w:val="20"/>
+              </w:rPr>
+              <w:t>GraphQL</w:t>
+            </w:r>
+            <w:proofErr w:type="spellEnd"/>
+            <w:r>
+              <w:rPr>
+                <w:color w:val="000000"/>
+                <w:sz w:val="20"/>
+              </w:rPr>
+              <w:t xml:space="preserve"> interna com </w:t>
+            </w:r>
+            <w:proofErr w:type="spellStart"/>
+            <w:r>
+              <w:rPr>
+                <w:color w:val="000000"/>
+                <w:sz w:val="20"/>
+              </w:rPr>
+              <w:t>persisted</w:t>
+            </w:r>
+            <w:proofErr w:type="spellEnd"/>
+            <w:r>
+              <w:rPr>
+                <w:color w:val="000000"/>
+                <w:sz w:val="20"/>
+              </w:rPr>
+              <w:t xml:space="preserve"> queries e paginação por cursor</w:t>
             </w:r>
           </w:p>
         </w:tc>
         <w:tc>
           <w:tcPr>
-            <w:tcW w:w="2446" w:type="dxa"/>
+            <w:tcW w:w="2499" w:type="dxa"/>
             <w:tcMar>
               <w:top w:w="60" w:type="dxa"/>
               <w:left w:w="100" w:type="dxa"/>
@@ -3243,29 +3360,13 @@
                 <w:color w:val="000000"/>
                 <w:sz w:val="20"/>
               </w:rPr>
-              <w:t>HTTP 403 (</w:t>
-            </w:r>
-            <w:proofErr w:type="spellStart"/>
-            <w:r>
-              <w:rPr>
-                <w:color w:val="000000"/>
-                <w:sz w:val="20"/>
-              </w:rPr>
-              <w:t>anti-bot</w:t>
-            </w:r>
-            <w:proofErr w:type="spellEnd"/>
-            <w:r>
-              <w:rPr>
-                <w:color w:val="000000"/>
-                <w:sz w:val="20"/>
-              </w:rPr>
-              <w:t>/WAF)</w:t>
+              <w:t>Não há API pública para terceiros</w:t>
             </w:r>
           </w:p>
         </w:tc>
         <w:tc>
           <w:tcPr>
-            <w:tcW w:w="2537" w:type="dxa"/>
+            <w:tcW w:w="2426" w:type="dxa"/>
             <w:tcMar>
               <w:top w:w="60" w:type="dxa"/>
               <w:left w:w="100" w:type="dxa"/>
@@ -3288,37 +3389,15 @@
                 <w:color w:val="000000"/>
                 <w:sz w:val="20"/>
               </w:rPr>
-              <w:t>Magalu Empresas (restrita a parceiros)</w:t>
+              <w:t xml:space="preserve">Requisição direta ao </w:t>
             </w:r>
-          </w:p>
-        </w:tc>
-        <w:tc>
-          <w:tcPr>
-            <w:tcW w:w="2446" w:type="dxa"/>
-            <w:tcMar>
-              <w:top w:w="60" w:type="dxa"/>
-              <w:left w:w="100" w:type="dxa"/>
-              <w:bottom w:w="60" w:type="dxa"/>
-              <w:right w:w="100" w:type="dxa"/>
-            </w:tcMar>
-          </w:tcPr>
-          <w:p>
-            <w:pPr>
-              <w:spacing w:line="240" w:lineRule="auto"/>
-              <w:ind w:firstLine="0"/>
-              <w:jc w:val="left"/>
-              <w:rPr>
-                <w:color w:val="000000"/>
-                <w:sz w:val="20"/>
-              </w:rPr>
-            </w:pPr>
             <w:proofErr w:type="spellStart"/>
             <w:r>
               <w:rPr>
                 <w:color w:val="000000"/>
                 <w:sz w:val="20"/>
               </w:rPr>
-              <w:t>Scraping</w:t>
+              <w:t>GraphQL</w:t>
             </w:r>
             <w:proofErr w:type="spellEnd"/>
             <w:r>
@@ -3326,7 +3405,7 @@
                 <w:color w:val="000000"/>
                 <w:sz w:val="20"/>
               </w:rPr>
-              <w:t xml:space="preserve"> com tratamento </w:t>
+              <w:t xml:space="preserve"> (</w:t>
             </w:r>
             <w:proofErr w:type="spellStart"/>
             <w:r>
@@ -3334,121 +3413,7 @@
                 <w:color w:val="000000"/>
                 <w:sz w:val="20"/>
               </w:rPr>
-              <w:t>anti-bot</w:t>
-            </w:r>
-            <w:proofErr w:type="spellEnd"/>
-          </w:p>
-        </w:tc>
-      </w:tr>
-      <w:tr>
-        <w:tc>
-          <w:tcPr>
-            <w:tcW w:w="1630" w:type="dxa"/>
-            <w:tcMar>
-              <w:top w:w="60" w:type="dxa"/>
-              <w:left w:w="100" w:type="dxa"/>
-              <w:bottom w:w="60" w:type="dxa"/>
-              <w:right w:w="100" w:type="dxa"/>
-            </w:tcMar>
-          </w:tcPr>
-          <w:p>
-            <w:pPr>
-              <w:spacing w:line="240" w:lineRule="auto"/>
-              <w:ind w:firstLine="0"/>
-              <w:jc w:val="left"/>
-              <w:rPr>
-                <w:color w:val="000000"/>
-                <w:sz w:val="20"/>
-              </w:rPr>
-            </w:pPr>
-            <w:r>
-              <w:rPr>
-                <w:color w:val="000000"/>
-                <w:sz w:val="20"/>
-              </w:rPr>
-              <w:t>Casas Bahia</w:t>
-            </w:r>
-          </w:p>
-        </w:tc>
-        <w:tc>
-          <w:tcPr>
-            <w:tcW w:w="2446" w:type="dxa"/>
-            <w:tcMar>
-              <w:top w:w="60" w:type="dxa"/>
-              <w:left w:w="100" w:type="dxa"/>
-              <w:bottom w:w="60" w:type="dxa"/>
-              <w:right w:w="100" w:type="dxa"/>
-            </w:tcMar>
-          </w:tcPr>
-          <w:p>
-            <w:pPr>
-              <w:spacing w:line="240" w:lineRule="auto"/>
-              <w:ind w:firstLine="0"/>
-              <w:jc w:val="left"/>
-              <w:rPr>
-                <w:color w:val="000000"/>
-                <w:sz w:val="20"/>
-              </w:rPr>
-            </w:pPr>
-            <w:r>
-              <w:rPr>
-                <w:color w:val="000000"/>
-                <w:sz w:val="20"/>
-              </w:rPr>
-              <w:t>HTTP 403 (</w:t>
-            </w:r>
-            <w:proofErr w:type="spellStart"/>
-            <w:r>
-              <w:rPr>
-                <w:color w:val="000000"/>
-                <w:sz w:val="20"/>
-              </w:rPr>
-              <w:t>anti-bot</w:t>
-            </w:r>
-            <w:proofErr w:type="spellEnd"/>
-            <w:r>
-              <w:rPr>
-                <w:color w:val="000000"/>
-                <w:sz w:val="20"/>
-              </w:rPr>
-              <w:t>/WAF)</w:t>
-            </w:r>
-          </w:p>
-        </w:tc>
-        <w:tc>
-          <w:tcPr>
-            <w:tcW w:w="2537" w:type="dxa"/>
-            <w:tcMar>
-              <w:top w:w="60" w:type="dxa"/>
-              <w:left w:w="100" w:type="dxa"/>
-              <w:bottom w:w="60" w:type="dxa"/>
-              <w:right w:w="100" w:type="dxa"/>
-            </w:tcMar>
-          </w:tcPr>
-          <w:p>
-            <w:pPr>
-              <w:spacing w:line="240" w:lineRule="auto"/>
-              <w:ind w:firstLine="0"/>
-              <w:jc w:val="left"/>
-              <w:rPr>
-                <w:color w:val="000000"/>
-                <w:sz w:val="20"/>
-              </w:rPr>
-            </w:pPr>
-            <w:r>
-              <w:rPr>
-                <w:color w:val="000000"/>
-                <w:sz w:val="20"/>
-              </w:rPr>
-              <w:t xml:space="preserve">Portal B2B (restrito a </w:t>
-            </w:r>
-            <w:proofErr w:type="spellStart"/>
-            <w:r>
-              <w:rPr>
-                <w:color w:val="000000"/>
-                <w:sz w:val="20"/>
-              </w:rPr>
-              <w:t>sellers</w:t>
+              <w:t>requests.get</w:t>
             </w:r>
             <w:proofErr w:type="spellEnd"/>
             <w:r>
@@ -3460,196 +3425,6 @@
             </w:r>
           </w:p>
         </w:tc>
-        <w:tc>
-          <w:tcPr>
-            <w:tcW w:w="2446" w:type="dxa"/>
-            <w:tcMar>
-              <w:top w:w="60" w:type="dxa"/>
-              <w:left w:w="100" w:type="dxa"/>
-              <w:bottom w:w="60" w:type="dxa"/>
-              <w:right w:w="100" w:type="dxa"/>
-            </w:tcMar>
-          </w:tcPr>
-          <w:p>
-            <w:pPr>
-              <w:spacing w:line="240" w:lineRule="auto"/>
-              <w:ind w:firstLine="0"/>
-              <w:jc w:val="left"/>
-              <w:rPr>
-                <w:color w:val="000000"/>
-                <w:sz w:val="20"/>
-              </w:rPr>
-            </w:pPr>
-            <w:proofErr w:type="spellStart"/>
-            <w:r>
-              <w:rPr>
-                <w:color w:val="000000"/>
-                <w:sz w:val="20"/>
-              </w:rPr>
-              <w:t>Scraping</w:t>
-            </w:r>
-            <w:proofErr w:type="spellEnd"/>
-            <w:r>
-              <w:rPr>
-                <w:color w:val="000000"/>
-                <w:sz w:val="20"/>
-              </w:rPr>
-              <w:t>, sujeito a avaliação de viabilidade</w:t>
-            </w:r>
-          </w:p>
-        </w:tc>
-      </w:tr>
-      <w:tr>
-        <w:tc>
-          <w:tcPr>
-            <w:tcW w:w="1630" w:type="dxa"/>
-            <w:tcMar>
-              <w:top w:w="60" w:type="dxa"/>
-              <w:left w:w="100" w:type="dxa"/>
-              <w:bottom w:w="60" w:type="dxa"/>
-              <w:right w:w="100" w:type="dxa"/>
-            </w:tcMar>
-          </w:tcPr>
-          <w:p>
-            <w:pPr>
-              <w:spacing w:line="240" w:lineRule="auto"/>
-              <w:ind w:firstLine="0"/>
-              <w:jc w:val="left"/>
-              <w:rPr>
-                <w:color w:val="EE0000"/>
-                <w:sz w:val="20"/>
-              </w:rPr>
-            </w:pPr>
-            <w:proofErr w:type="spellStart"/>
-            <w:r>
-              <w:rPr>
-                <w:color w:val="EE0000"/>
-                <w:sz w:val="20"/>
-              </w:rPr>
-              <w:t>Amazon</w:t>
-            </w:r>
-            <w:proofErr w:type="spellEnd"/>
-            <w:r>
-              <w:rPr>
-                <w:color w:val="EE0000"/>
-                <w:sz w:val="20"/>
-              </w:rPr>
-              <w:t xml:space="preserve"> Brasil</w:t>
-            </w:r>
-          </w:p>
-        </w:tc>
-        <w:tc>
-          <w:tcPr>
-            <w:tcW w:w="2446" w:type="dxa"/>
-            <w:tcMar>
-              <w:top w:w="60" w:type="dxa"/>
-              <w:left w:w="100" w:type="dxa"/>
-              <w:bottom w:w="60" w:type="dxa"/>
-              <w:right w:w="100" w:type="dxa"/>
-            </w:tcMar>
-          </w:tcPr>
-          <w:p>
-            <w:pPr>
-              <w:spacing w:line="240" w:lineRule="auto"/>
-              <w:ind w:firstLine="0"/>
-              <w:jc w:val="left"/>
-              <w:rPr>
-                <w:color w:val="EE0000"/>
-                <w:sz w:val="20"/>
-              </w:rPr>
-            </w:pPr>
-            <w:r>
-              <w:rPr>
-                <w:color w:val="EE0000"/>
-                <w:sz w:val="20"/>
-              </w:rPr>
-              <w:t>HTTP 503 (</w:t>
-            </w:r>
-            <w:proofErr w:type="spellStart"/>
-            <w:r>
-              <w:rPr>
-                <w:color w:val="EE0000"/>
-                <w:sz w:val="20"/>
-              </w:rPr>
-              <w:t>anti-scraping</w:t>
-            </w:r>
-            <w:proofErr w:type="spellEnd"/>
-            <w:r>
-              <w:rPr>
-                <w:color w:val="EE0000"/>
-                <w:sz w:val="20"/>
-              </w:rPr>
-              <w:t>)</w:t>
-            </w:r>
-          </w:p>
-        </w:tc>
-        <w:tc>
-          <w:tcPr>
-            <w:tcW w:w="2537" w:type="dxa"/>
-            <w:tcMar>
-              <w:top w:w="60" w:type="dxa"/>
-              <w:left w:w="100" w:type="dxa"/>
-              <w:bottom w:w="60" w:type="dxa"/>
-              <w:right w:w="100" w:type="dxa"/>
-            </w:tcMar>
-          </w:tcPr>
-          <w:p>
-            <w:pPr>
-              <w:spacing w:line="240" w:lineRule="auto"/>
-              <w:ind w:firstLine="0"/>
-              <w:jc w:val="left"/>
-              <w:rPr>
-                <w:color w:val="EE0000"/>
-                <w:sz w:val="20"/>
-              </w:rPr>
-            </w:pPr>
-            <w:proofErr w:type="spellStart"/>
-            <w:r>
-              <w:rPr>
-                <w:color w:val="EE0000"/>
-                <w:sz w:val="20"/>
-              </w:rPr>
-              <w:t>Creators</w:t>
-            </w:r>
-            <w:proofErr w:type="spellEnd"/>
-            <w:r>
-              <w:rPr>
-                <w:color w:val="EE0000"/>
-                <w:sz w:val="20"/>
-              </w:rPr>
-              <w:t xml:space="preserve"> API (restrita a afiliados elegíveis)</w:t>
-            </w:r>
-          </w:p>
-        </w:tc>
-        <w:tc>
-          <w:tcPr>
-            <w:tcW w:w="2446" w:type="dxa"/>
-            <w:tcMar>
-              <w:top w:w="60" w:type="dxa"/>
-              <w:left w:w="100" w:type="dxa"/>
-              <w:bottom w:w="60" w:type="dxa"/>
-              <w:right w:w="100" w:type="dxa"/>
-            </w:tcMar>
-          </w:tcPr>
-          <w:p>
-            <w:pPr>
-              <w:spacing w:line="240" w:lineRule="auto"/>
-              <w:ind w:firstLine="0"/>
-              <w:jc w:val="left"/>
-              <w:rPr>
-                <w:color w:val="EE0000"/>
-                <w:sz w:val="20"/>
-              </w:rPr>
-            </w:pPr>
-            <w:r>
-              <w:rPr>
-                <w:color w:val="EE0000"/>
-                <w:sz w:val="20"/>
-              </w:rPr>
-              <w:t>Exclusão documentada, se inviável</w:t>
-            </w:r>
-          </w:p>
-        </w:tc>
       </w:tr>
     </w:tbl>
     <w:p>
@@ -3698,56 +3473,56 @@
         <w:rPr>
           <w:color w:val="000000"/>
         </w:rPr>
-        <w:t xml:space="preserve">Nenhuma das lojas avaliadas oferece API pública genuinamente aberta e adequada à consulta de preços na perspectiva do consumidor: as APIs oficiais existentes (Magalu Empresas, Portal de Desenvolvedores Casas Bahia e </w:t>
-      </w:r>
-      <w:proofErr w:type="spellStart"/>
-      <w:r>
-        <w:rPr>
-          <w:color w:val="000000"/>
-        </w:rPr>
-        <w:t>Amazon</w:t>
-      </w:r>
-      <w:proofErr w:type="spellEnd"/>
-      <w:r>
-        <w:rPr>
-          <w:color w:val="000000"/>
-        </w:rPr>
-        <w:t xml:space="preserve"> </w:t>
-      </w:r>
-      <w:proofErr w:type="spellStart"/>
-      <w:r>
-        <w:rPr>
-          <w:color w:val="000000"/>
-        </w:rPr>
-        <w:t>Creators</w:t>
-      </w:r>
-      <w:proofErr w:type="spellEnd"/>
-      <w:r>
-        <w:rPr>
-          <w:color w:val="000000"/>
-        </w:rPr>
-        <w:t xml:space="preserve"> API) destinam-se a parceiros comerciais ou afiliados e impõem requisitos de </w:t>
+        <w:t xml:space="preserve">Nenhuma das lojas utilizadas oferece API pública oficial e documentada para a consulta de preços na perspectiva do consumidor. As três técnicas adotadas são, portanto, variações de Web </w:t>
+      </w:r>
+      <w:proofErr w:type="spellStart"/>
+      <w:r>
+        <w:rPr>
+          <w:color w:val="000000"/>
+        </w:rPr>
+        <w:t>Scraping</w:t>
+      </w:r>
+      <w:proofErr w:type="spellEnd"/>
+      <w:r>
+        <w:rPr>
+          <w:color w:val="000000"/>
+        </w:rPr>
+        <w:t xml:space="preserve"> de dados estruturados — JSON embutido no </w:t>
       </w:r>
       <w:r>
         <w:rPr>
           <w:color w:val="000000"/>
         </w:rPr>
         <w:lastRenderedPageBreak/>
-        <w:t xml:space="preserve">credenciamento incompatíveis com o escopo do projeto. Esse cenário justifica a adoção do Web </w:t>
-      </w:r>
-      <w:proofErr w:type="spellStart"/>
-      <w:r>
-        <w:rPr>
-          <w:color w:val="000000"/>
-        </w:rPr>
-        <w:t>Scraping</w:t>
-      </w:r>
-      <w:proofErr w:type="spellEnd"/>
-      <w:r>
-        <w:rPr>
-          <w:color w:val="000000"/>
-        </w:rPr>
-        <w:t xml:space="preserve"> como abordagem principal, organizada da seguinte forma:</w:t>
+        <w:t xml:space="preserve">HTML ou </w:t>
+      </w:r>
+      <w:proofErr w:type="spellStart"/>
+      <w:r>
+        <w:rPr>
+          <w:color w:val="000000"/>
+        </w:rPr>
+        <w:t>endpoints</w:t>
+      </w:r>
+      <w:proofErr w:type="spellEnd"/>
+      <w:r>
+        <w:rPr>
+          <w:color w:val="000000"/>
+        </w:rPr>
+        <w:t xml:space="preserve"> JSON/</w:t>
+      </w:r>
+      <w:proofErr w:type="spellStart"/>
+      <w:r>
+        <w:rPr>
+          <w:color w:val="000000"/>
+        </w:rPr>
+        <w:t>GraphQL</w:t>
+      </w:r>
+      <w:proofErr w:type="spellEnd"/>
+      <w:r>
+        <w:rPr>
+          <w:color w:val="000000"/>
+        </w:rPr>
+        <w:t xml:space="preserve"> internos identificados por engenharia reversa do tráfego de rede —, organizadas da seguinte forma:</w:t>
       </w:r>
     </w:p>
     <w:p>
@@ -3781,7 +3556,28 @@
       </w:r>
       <w:proofErr w:type="spellEnd"/>
       <w:r>
-        <w:t xml:space="preserve"> apenas para lojas que, eventualmente, sirvam HTML já populado no carregamento inicial;</w:t>
+        <w:t xml:space="preserve"> para a </w:t>
+      </w:r>
+      <w:proofErr w:type="spellStart"/>
+      <w:proofErr w:type="gramStart"/>
+      <w:r>
+        <w:t>KaBuM</w:t>
+      </w:r>
+      <w:proofErr w:type="spellEnd"/>
+      <w:r>
+        <w:t>!,</w:t>
+      </w:r>
+      <w:proofErr w:type="gramEnd"/>
+      <w:r>
+        <w:t xml:space="preserve"> com extração do JSON contido em __NEXT_DATA__ e paginação pelo parâmetro </w:t>
+      </w:r>
+      <w:proofErr w:type="spellStart"/>
+      <w:r>
+        <w:t>page_number</w:t>
+      </w:r>
+      <w:proofErr w:type="spellEnd"/>
+      <w:r>
+        <w:t>;</w:t>
       </w:r>
     </w:p>
     <w:p>
@@ -3793,29 +3589,24 @@
         </w:numPr>
         <w:spacing w:line="360" w:lineRule="auto"/>
       </w:pPr>
-      <w:proofErr w:type="spellStart"/>
-      <w:r>
-        <w:t>Selenium</w:t>
-      </w:r>
-      <w:proofErr w:type="spellEnd"/>
-      <w:r>
-        <w:t xml:space="preserve">, com renderização de </w:t>
-      </w:r>
-      <w:proofErr w:type="spellStart"/>
-      <w:r>
-        <w:t>JavaScript</w:t>
-      </w:r>
-      <w:proofErr w:type="spellEnd"/>
-      <w:r>
-        <w:t xml:space="preserve">, para </w:t>
-      </w:r>
-      <w:proofErr w:type="spellStart"/>
-      <w:r>
-        <w:t>KaBuM</w:t>
-      </w:r>
-      <w:proofErr w:type="spellEnd"/>
-      <w:r>
-        <w:t>! e Samsung.com.br, confirmadas como SPA;</w:t>
+      <w:r>
+        <w:t>Requisição direta (</w:t>
+      </w:r>
+      <w:proofErr w:type="spellStart"/>
+      <w:r>
+        <w:t>requests.post</w:t>
+      </w:r>
+      <w:proofErr w:type="spellEnd"/>
+      <w:r>
+        <w:t xml:space="preserve">) ao </w:t>
+      </w:r>
+      <w:proofErr w:type="spellStart"/>
+      <w:r>
+        <w:t>endpoint</w:t>
+      </w:r>
+      <w:proofErr w:type="spellEnd"/>
+      <w:r>
+        <w:t xml:space="preserve"> interno de busca da Samsung.com.br, com parâmetros e cabeçalhos equivalentes aos do navegador;</w:t>
       </w:r>
     </w:p>
     <w:p>
@@ -3828,26 +3619,31 @@
         <w:spacing w:line="360" w:lineRule="auto"/>
       </w:pPr>
       <w:r>
-        <w:t xml:space="preserve">Tratamento </w:t>
-      </w:r>
-      <w:proofErr w:type="spellStart"/>
-      <w:r>
-        <w:t>anti-bot</w:t>
-      </w:r>
-      <w:proofErr w:type="spellEnd"/>
-      <w:r>
-        <w:t xml:space="preserve"> (cab</w:t>
-      </w:r>
-      <w:r>
-        <w:t xml:space="preserve">eçalhos realistas e limitação da taxa de requisições, implementada em </w:t>
-      </w:r>
-      <w:proofErr w:type="spellStart"/>
-      <w:r>
-        <w:t>collectors</w:t>
-      </w:r>
-      <w:proofErr w:type="spellEnd"/>
-      <w:r>
-        <w:t>/base.py) para Magazine Luiza e Casas Bahia;</w:t>
+        <w:t>Requisição direta (</w:t>
+      </w:r>
+      <w:proofErr w:type="spellStart"/>
+      <w:r>
+        <w:t>requests.get</w:t>
+      </w:r>
+      <w:proofErr w:type="spellEnd"/>
+      <w:r>
+        <w:t xml:space="preserve">) à API </w:t>
+      </w:r>
+      <w:proofErr w:type="spellStart"/>
+      <w:r>
+        <w:t>GraphQL</w:t>
+      </w:r>
+      <w:proofErr w:type="spellEnd"/>
+      <w:r>
+        <w:t xml:space="preserve"> interna da </w:t>
+      </w:r>
+      <w:proofErr w:type="spellStart"/>
+      <w:r>
+        <w:t>FastShop</w:t>
+      </w:r>
+      <w:proofErr w:type="spellEnd"/>
+      <w:r>
+        <w:t>, com a operação persistida capturada do navegador e paginação por cursor;</w:t>
       </w:r>
     </w:p>
     <w:p>
@@ -3859,42 +3655,48 @@
         </w:numPr>
         <w:spacing w:line="360" w:lineRule="auto"/>
         <w:rPr>
-          <w:color w:val="EE0000"/>
-        </w:rPr>
-      </w:pPr>
-      <w:r>
-        <w:rPr>
-          <w:color w:val="EE0000"/>
-        </w:rPr>
-        <w:t xml:space="preserve">Exclusão documentada da </w:t>
-      </w:r>
-      <w:proofErr w:type="spellStart"/>
-      <w:r>
-        <w:rPr>
-          <w:color w:val="EE0000"/>
-        </w:rPr>
-        <w:t>Amazon</w:t>
-      </w:r>
-      <w:proofErr w:type="spellEnd"/>
-      <w:r>
-        <w:rPr>
-          <w:color w:val="EE0000"/>
-        </w:rPr>
-        <w:t xml:space="preserve"> Brasil, caso nem o </w:t>
-      </w:r>
-      <w:proofErr w:type="spellStart"/>
-      <w:r>
-        <w:rPr>
-          <w:color w:val="EE0000"/>
-        </w:rPr>
-        <w:t>scraping</w:t>
-      </w:r>
-      <w:proofErr w:type="spellEnd"/>
-      <w:r>
-        <w:rPr>
-          <w:color w:val="EE0000"/>
-        </w:rPr>
-        <w:t xml:space="preserve"> nem a API se mostrem viáveis dentro dos termos de uso, em coerência com o aviso de “Coleta responsável” presente no README.md e com o esqueleto do módulo amazon.py.</w:t>
+          <w:color w:val="000000"/>
+        </w:rPr>
+      </w:pPr>
+      <w:r>
+        <w:rPr>
+          <w:color w:val="000000"/>
+        </w:rPr>
+        <w:t>Dispensa</w:t>
+      </w:r>
+      <w:r>
+        <w:rPr>
+          <w:color w:val="000000"/>
+        </w:rPr>
+        <w:t xml:space="preserve"> de </w:t>
+      </w:r>
+      <w:proofErr w:type="spellStart"/>
+      <w:r>
+        <w:rPr>
+          <w:color w:val="000000"/>
+        </w:rPr>
+        <w:t>Selenium</w:t>
+      </w:r>
+      <w:proofErr w:type="spellEnd"/>
+      <w:r>
+        <w:rPr>
+          <w:color w:val="000000"/>
+        </w:rPr>
+        <w:t xml:space="preserve"> ou navegador </w:t>
+      </w:r>
+      <w:proofErr w:type="spellStart"/>
+      <w:r>
+        <w:rPr>
+          <w:color w:val="000000"/>
+        </w:rPr>
+        <w:t>headless</w:t>
+      </w:r>
+      <w:proofErr w:type="spellEnd"/>
+      <w:r>
+        <w:rPr>
+          <w:color w:val="000000"/>
+        </w:rPr>
+        <w:t xml:space="preserve"> em todas as fontes, o que torna a coleta mais rápida e leve do que a abordagem inicialmente prevista.</w:t>
       </w:r>
     </w:p>
     <w:p>
@@ -3909,49 +3711,63 @@
         <w:rPr>
           <w:color w:val="000000"/>
         </w:rPr>
-        <w:t xml:space="preserve">Não há, portanto, cenário viável de combinação entre API e Web </w:t>
-      </w:r>
-      <w:proofErr w:type="spellStart"/>
-      <w:r>
-        <w:rPr>
-          <w:color w:val="000000"/>
-        </w:rPr>
-        <w:t>Scraping</w:t>
-      </w:r>
-      <w:proofErr w:type="spellEnd"/>
-      <w:r>
-        <w:rPr>
-          <w:color w:val="000000"/>
-        </w:rPr>
-        <w:t xml:space="preserve"> neste conjunto de lojas: a única com API oficial documentada de produtos e preços (</w:t>
-      </w:r>
-      <w:proofErr w:type="spellStart"/>
-      <w:r>
-        <w:rPr>
-          <w:color w:val="000000"/>
-        </w:rPr>
-        <w:t>Amazon</w:t>
-      </w:r>
-      <w:proofErr w:type="spellEnd"/>
-      <w:r>
-        <w:rPr>
-          <w:color w:val="000000"/>
-        </w:rPr>
-        <w:t xml:space="preserve">) apresenta barreira de elegibilidade que impede seu uso, e as demais demandam </w:t>
-      </w:r>
-      <w:proofErr w:type="spellStart"/>
-      <w:r>
-        <w:rPr>
-          <w:color w:val="000000"/>
-        </w:rPr>
-        <w:t>scraping</w:t>
-      </w:r>
-      <w:proofErr w:type="spellEnd"/>
-      <w:r>
-        <w:rPr>
-          <w:color w:val="000000"/>
-        </w:rPr>
-        <w:t xml:space="preserve"> puro.</w:t>
+        <w:t>O consumo direto de dados estruturados é mais robusto e eficiente do que a interpretação do HTML visual das páginas, pois elimina a dependência de seletores de layout. Em contrapartida, por se tratar de estruturas internas não documentadas, a coleta pode deixar de funcionar caso as lojas alterem a estrutura do __NEXT_DATA__ (</w:t>
+      </w:r>
+      <w:proofErr w:type="spellStart"/>
+      <w:r>
+        <w:rPr>
+          <w:color w:val="000000"/>
+        </w:rPr>
+        <w:t>KaBuM</w:t>
+      </w:r>
+      <w:proofErr w:type="spellEnd"/>
+      <w:r>
+        <w:rPr>
+          <w:color w:val="000000"/>
+        </w:rPr>
+        <w:t xml:space="preserve">!), os parâmetros do </w:t>
+      </w:r>
+      <w:proofErr w:type="spellStart"/>
+      <w:r>
+        <w:rPr>
+          <w:color w:val="000000"/>
+        </w:rPr>
+        <w:t>endpoint</w:t>
+      </w:r>
+      <w:proofErr w:type="spellEnd"/>
+      <w:r>
+        <w:rPr>
+          <w:color w:val="000000"/>
+        </w:rPr>
+        <w:t xml:space="preserve"> de busca (Samsung) ou o </w:t>
+      </w:r>
+      <w:proofErr w:type="spellStart"/>
+      <w:r>
+        <w:rPr>
+          <w:color w:val="000000"/>
+        </w:rPr>
+        <w:t>hash</w:t>
+      </w:r>
+      <w:proofErr w:type="spellEnd"/>
+      <w:r>
+        <w:rPr>
+          <w:color w:val="000000"/>
+        </w:rPr>
+        <w:t xml:space="preserve"> da consulta persistida (</w:t>
+      </w:r>
+      <w:proofErr w:type="spellStart"/>
+      <w:r>
+        <w:rPr>
+          <w:color w:val="000000"/>
+        </w:rPr>
+        <w:t>FastShop</w:t>
+      </w:r>
+      <w:proofErr w:type="spellEnd"/>
+      <w:r>
+        <w:rPr>
+          <w:color w:val="000000"/>
+        </w:rPr>
+        <w:t>), o que exige monitoramento contínuo dos coletores.</w:t>
       </w:r>
     </w:p>
     <w:p>
@@ -3961,7 +3777,7 @@
           <w:rFonts w:cstheme="minorBidi"/>
         </w:rPr>
       </w:pPr>
-      <w:bookmarkStart w:id="6" w:name="_Toc240978256"/>
+      <w:bookmarkStart w:id="6" w:name="_Toc240989650"/>
       <w:r>
         <w:rPr>
           <w:rFonts w:asciiTheme="minorHAnsi" w:hAnsiTheme="minorHAnsi" w:cstheme="minorBidi"/>
@@ -3980,7 +3796,7 @@
           <w:lang w:eastAsia="pt-BR"/>
         </w:rPr>
       </w:pPr>
-      <w:bookmarkStart w:id="7" w:name="_Toc240978257"/>
+      <w:bookmarkStart w:id="7" w:name="_Toc240989651"/>
       <w:r>
         <w:rPr>
           <w:rFonts w:asciiTheme="minorHAnsi" w:hAnsiTheme="minorHAnsi" w:cstheme="minorBidi"/>
@@ -3991,45 +3807,475 @@
     </w:p>
     <w:p>
       <w:pPr>
-        <w:rPr>
-          <w:szCs w:val="24"/>
-          <w:lang w:eastAsia="pt-BR"/>
-        </w:rPr>
-      </w:pPr>
-      <w:r>
-        <w:t xml:space="preserve">Descreva a aplicação desenvolvida em Python e as bibliotecas utilizadas, como </w:t>
-      </w:r>
-      <w:proofErr w:type="spellStart"/>
-      <w:r>
+        <w:spacing w:line="360" w:lineRule="auto"/>
+        <w:ind w:firstLine="708"/>
+      </w:pPr>
+      <w:r>
+        <w:t xml:space="preserve">A coleta foi implementada em Python, com um coletor independente para cada loja (Kabum_harvest.py, Samsung_harvert.py e FastShop_harvest.py). Como as três fontes entregam dados estruturados, seja em JSON embutido no HTML, seja por </w:t>
+      </w:r>
+      <w:proofErr w:type="spellStart"/>
+      <w:r>
+        <w:t>endpoints</w:t>
+      </w:r>
+      <w:proofErr w:type="spellEnd"/>
+      <w:r>
+        <w:t xml:space="preserve"> JSON e </w:t>
+      </w:r>
+      <w:proofErr w:type="spellStart"/>
+      <w:r>
+        <w:t>GraphQL</w:t>
+      </w:r>
+      <w:proofErr w:type="spellEnd"/>
+      <w:r>
+        <w:t xml:space="preserve"> internos, não foi necessário recorrer ao </w:t>
+      </w:r>
+      <w:proofErr w:type="spellStart"/>
+      <w:r>
+        <w:t>Selenium</w:t>
+      </w:r>
+      <w:proofErr w:type="spellEnd"/>
+      <w:r>
+        <w:t xml:space="preserve"> nem a navegador </w:t>
+      </w:r>
+      <w:proofErr w:type="spellStart"/>
+      <w:r>
+        <w:t>headless</w:t>
+      </w:r>
+      <w:proofErr w:type="spellEnd"/>
+      <w:r>
+        <w:t>. Os recursos utilizados foram os seguintes:</w:t>
+      </w:r>
+    </w:p>
+    <w:p>
+      <w:pPr>
+        <w:pStyle w:val="PargrafodaLista"/>
+        <w:numPr>
+          <w:ilvl w:val="0"/>
+          <w:numId w:val="2"/>
+        </w:numPr>
+        <w:spacing w:line="360" w:lineRule="auto"/>
+        <w:rPr>
+          <w:color w:val="000000"/>
+        </w:rPr>
+      </w:pPr>
+      <w:r>
+        <w:rPr>
+          <w:b/>
+          <w:color w:val="000000"/>
+        </w:rPr>
+        <w:t>Python:</w:t>
+      </w:r>
+      <w:r>
+        <w:rPr>
+          <w:color w:val="000000"/>
+        </w:rPr>
+        <w:t xml:space="preserve"> linguagem de desenvolvimento dos coletores e das etapas de tratamento e análise dos dados;</w:t>
+      </w:r>
+    </w:p>
+    <w:p>
+      <w:pPr>
+        <w:pStyle w:val="PargrafodaLista"/>
+        <w:numPr>
+          <w:ilvl w:val="0"/>
+          <w:numId w:val="2"/>
+        </w:numPr>
+        <w:spacing w:line="360" w:lineRule="auto"/>
+        <w:rPr>
+          <w:color w:val="000000"/>
+        </w:rPr>
+      </w:pPr>
+      <w:proofErr w:type="spellStart"/>
+      <w:r>
+        <w:rPr>
+          <w:b/>
+          <w:color w:val="000000"/>
+        </w:rPr>
         <w:t>Requests</w:t>
       </w:r>
       <w:proofErr w:type="spellEnd"/>
       <w:r>
-        <w:t xml:space="preserve">, </w:t>
-      </w:r>
-      <w:proofErr w:type="spellStart"/>
-      <w:r>
+        <w:rPr>
+          <w:b/>
+          <w:color w:val="000000"/>
+        </w:rPr>
+        <w:t>:</w:t>
+      </w:r>
+      <w:r>
+        <w:rPr>
+          <w:color w:val="000000"/>
+        </w:rPr>
+        <w:t xml:space="preserve"> envio das requisições HTTP — GET para as páginas de busca da </w:t>
+      </w:r>
+      <w:proofErr w:type="spellStart"/>
+      <w:proofErr w:type="gramStart"/>
+      <w:r>
+        <w:rPr>
+          <w:color w:val="000000"/>
+        </w:rPr>
+        <w:t>KaBuM</w:t>
+      </w:r>
+      <w:proofErr w:type="spellEnd"/>
+      <w:r>
+        <w:rPr>
+          <w:color w:val="000000"/>
+        </w:rPr>
+        <w:t>!,</w:t>
+      </w:r>
+      <w:proofErr w:type="gramEnd"/>
+      <w:r>
+        <w:rPr>
+          <w:color w:val="000000"/>
+        </w:rPr>
+        <w:t xml:space="preserve"> POST para o </w:t>
+      </w:r>
+      <w:proofErr w:type="spellStart"/>
+      <w:r>
+        <w:rPr>
+          <w:color w:val="000000"/>
+        </w:rPr>
+        <w:t>endpoint</w:t>
+      </w:r>
+      <w:proofErr w:type="spellEnd"/>
+      <w:r>
+        <w:rPr>
+          <w:color w:val="000000"/>
+        </w:rPr>
+        <w:t xml:space="preserve"> de busca da Samsung e GET com </w:t>
+      </w:r>
+      <w:proofErr w:type="spellStart"/>
+      <w:r>
+        <w:rPr>
+          <w:color w:val="000000"/>
+        </w:rPr>
+        <w:t>operationName</w:t>
+      </w:r>
+      <w:proofErr w:type="spellEnd"/>
+      <w:r>
+        <w:rPr>
+          <w:color w:val="000000"/>
+        </w:rPr>
+        <w:t xml:space="preserve"> e </w:t>
+      </w:r>
+      <w:proofErr w:type="spellStart"/>
+      <w:r>
+        <w:rPr>
+          <w:color w:val="000000"/>
+        </w:rPr>
+        <w:t>hash</w:t>
+      </w:r>
+      <w:proofErr w:type="spellEnd"/>
+      <w:r>
+        <w:rPr>
+          <w:color w:val="000000"/>
+        </w:rPr>
+        <w:t xml:space="preserve"> persistido para a API </w:t>
+      </w:r>
+      <w:proofErr w:type="spellStart"/>
+      <w:r>
+        <w:rPr>
+          <w:color w:val="000000"/>
+        </w:rPr>
+        <w:t>GraphQL</w:t>
+      </w:r>
+      <w:proofErr w:type="spellEnd"/>
+      <w:r>
+        <w:rPr>
+          <w:color w:val="000000"/>
+        </w:rPr>
+        <w:t xml:space="preserve"> da </w:t>
+      </w:r>
+      <w:proofErr w:type="spellStart"/>
+      <w:r>
+        <w:rPr>
+          <w:color w:val="000000"/>
+        </w:rPr>
+        <w:t>FastShop</w:t>
+      </w:r>
+      <w:proofErr w:type="spellEnd"/>
+      <w:r>
+        <w:rPr>
+          <w:color w:val="000000"/>
+        </w:rPr>
+        <w:t xml:space="preserve"> —, incluindo os cabeçalhos equivalentes aos do navegador, como </w:t>
+      </w:r>
+      <w:proofErr w:type="spellStart"/>
+      <w:r>
+        <w:rPr>
+          <w:color w:val="000000"/>
+        </w:rPr>
+        <w:t>Origin</w:t>
+      </w:r>
+      <w:proofErr w:type="spellEnd"/>
+      <w:r>
+        <w:rPr>
+          <w:color w:val="000000"/>
+        </w:rPr>
+        <w:t xml:space="preserve"> e </w:t>
+      </w:r>
+      <w:proofErr w:type="spellStart"/>
+      <w:r>
+        <w:rPr>
+          <w:color w:val="000000"/>
+        </w:rPr>
+        <w:t>Referer</w:t>
+      </w:r>
+      <w:proofErr w:type="spellEnd"/>
+      <w:r>
+        <w:rPr>
+          <w:color w:val="000000"/>
+        </w:rPr>
+        <w:t>;</w:t>
+      </w:r>
+    </w:p>
+    <w:p>
+      <w:pPr>
+        <w:pStyle w:val="PargrafodaLista"/>
+        <w:numPr>
+          <w:ilvl w:val="0"/>
+          <w:numId w:val="2"/>
+        </w:numPr>
+        <w:spacing w:line="360" w:lineRule="auto"/>
+        <w:rPr>
+          <w:color w:val="000000"/>
+        </w:rPr>
+      </w:pPr>
+      <w:proofErr w:type="spellStart"/>
+      <w:r>
+        <w:rPr>
+          <w:b/>
+          <w:color w:val="000000"/>
+        </w:rPr>
         <w:t>Beautiful</w:t>
       </w:r>
       <w:proofErr w:type="spellEnd"/>
       <w:r>
+        <w:rPr>
+          <w:b/>
+          <w:color w:val="000000"/>
+        </w:rPr>
         <w:t xml:space="preserve"> </w:t>
       </w:r>
       <w:proofErr w:type="spellStart"/>
       <w:r>
+        <w:rPr>
+          <w:b/>
+          <w:color w:val="000000"/>
+        </w:rPr>
         <w:t>Soup</w:t>
       </w:r>
       <w:proofErr w:type="spellEnd"/>
       <w:r>
-        <w:t xml:space="preserve">, Pandas, </w:t>
-      </w:r>
-      <w:proofErr w:type="spellStart"/>
-      <w:r>
-        <w:t>Selenium</w:t>
-      </w:r>
-      <w:proofErr w:type="spellEnd"/>
-      <w:r>
-        <w:t xml:space="preserve"> quando necessário ou APIs públicas. A coleta deve gerar pelo menos 30 registros válidos sem cópia manual.</w:t>
+        <w:rPr>
+          <w:b/>
+          <w:color w:val="000000"/>
+        </w:rPr>
+        <w:t>:</w:t>
+      </w:r>
+      <w:r>
+        <w:rPr>
+          <w:color w:val="000000"/>
+        </w:rPr>
+        <w:t xml:space="preserve"> leitura do HTML retornado pela </w:t>
+      </w:r>
+      <w:proofErr w:type="spellStart"/>
+      <w:r>
+        <w:rPr>
+          <w:color w:val="000000"/>
+        </w:rPr>
+        <w:t>KaBuM</w:t>
+      </w:r>
+      <w:proofErr w:type="spellEnd"/>
+      <w:r>
+        <w:rPr>
+          <w:color w:val="000000"/>
+        </w:rPr>
+        <w:t xml:space="preserve">! e localização da </w:t>
+      </w:r>
+      <w:proofErr w:type="spellStart"/>
+      <w:r>
+        <w:rPr>
+          <w:color w:val="000000"/>
+        </w:rPr>
+        <w:t>tag</w:t>
+      </w:r>
+      <w:proofErr w:type="spellEnd"/>
+      <w:r>
+        <w:rPr>
+          <w:color w:val="000000"/>
+        </w:rPr>
+        <w:t xml:space="preserve"> &lt;script id="__NEXT_DATA__"&gt;, da qual é extraído o catálogo de produtos;</w:t>
+      </w:r>
+    </w:p>
+    <w:p>
+      <w:pPr>
+        <w:pStyle w:val="PargrafodaLista"/>
+        <w:numPr>
+          <w:ilvl w:val="0"/>
+          <w:numId w:val="2"/>
+        </w:numPr>
+        <w:spacing w:line="360" w:lineRule="auto"/>
+        <w:rPr>
+          <w:color w:val="000000"/>
+        </w:rPr>
+      </w:pPr>
+      <w:proofErr w:type="spellStart"/>
+      <w:r>
+        <w:rPr>
+          <w:b/>
+          <w:color w:val="000000"/>
+        </w:rPr>
+        <w:lastRenderedPageBreak/>
+        <w:t>json</w:t>
+      </w:r>
+      <w:proofErr w:type="spellEnd"/>
+      <w:r>
+        <w:rPr>
+          <w:b/>
+          <w:color w:val="000000"/>
+        </w:rPr>
+        <w:t xml:space="preserve"> (biblioteca padrão do Python):</w:t>
+      </w:r>
+      <w:r>
+        <w:rPr>
+          <w:color w:val="000000"/>
+        </w:rPr>
+        <w:t xml:space="preserve"> conversão do conteúdo de __NEXT_DATA__ e das respostas dos </w:t>
+      </w:r>
+      <w:proofErr w:type="spellStart"/>
+      <w:r>
+        <w:rPr>
+          <w:color w:val="000000"/>
+        </w:rPr>
+        <w:t>endpoints</w:t>
+      </w:r>
+      <w:proofErr w:type="spellEnd"/>
+      <w:r>
+        <w:rPr>
+          <w:color w:val="000000"/>
+        </w:rPr>
+        <w:t xml:space="preserve"> da Samsung e da </w:t>
+      </w:r>
+      <w:proofErr w:type="spellStart"/>
+      <w:r>
+        <w:rPr>
+          <w:color w:val="000000"/>
+        </w:rPr>
+        <w:t>FastShop</w:t>
+      </w:r>
+      <w:proofErr w:type="spellEnd"/>
+      <w:r>
+        <w:rPr>
+          <w:color w:val="000000"/>
+        </w:rPr>
+        <w:t xml:space="preserve"> em estruturas de dados manipuláveis;</w:t>
+      </w:r>
+    </w:p>
+    <w:p>
+      <w:pPr>
+        <w:pStyle w:val="PargrafodaLista"/>
+        <w:numPr>
+          <w:ilvl w:val="0"/>
+          <w:numId w:val="2"/>
+        </w:numPr>
+        <w:spacing w:line="360" w:lineRule="auto"/>
+        <w:rPr>
+          <w:color w:val="000000"/>
+        </w:rPr>
+      </w:pPr>
+      <w:r>
+        <w:rPr>
+          <w:b/>
+          <w:color w:val="000000"/>
+        </w:rPr>
+        <w:t>Pandas:</w:t>
+      </w:r>
+      <w:r>
+        <w:rPr>
+          <w:color w:val="000000"/>
+        </w:rPr>
+        <w:t xml:space="preserve"> consolidação dos registros das três lojas em um único conjunto de dados e geração dos arquivos dados_brutos.csv e dados_tratados.csv;</w:t>
+      </w:r>
+    </w:p>
+    <w:p>
+      <w:pPr>
+        <w:pStyle w:val="PargrafodaLista"/>
+        <w:numPr>
+          <w:ilvl w:val="0"/>
+          <w:numId w:val="2"/>
+        </w:numPr>
+        <w:spacing w:line="360" w:lineRule="auto"/>
+        <w:rPr>
+          <w:color w:val="000000"/>
+        </w:rPr>
+      </w:pPr>
+      <w:r>
+        <w:rPr>
+          <w:b/>
+          <w:color w:val="000000"/>
+        </w:rPr>
+        <w:t>Ferramentas de desenvolvedor do navegador (aba Network):</w:t>
+      </w:r>
+      <w:r>
+        <w:rPr>
+          <w:color w:val="000000"/>
+        </w:rPr>
+        <w:t xml:space="preserve"> identificação dos </w:t>
+      </w:r>
+      <w:proofErr w:type="spellStart"/>
+      <w:r>
+        <w:rPr>
+          <w:color w:val="000000"/>
+        </w:rPr>
+        <w:t>endpoints</w:t>
+      </w:r>
+      <w:proofErr w:type="spellEnd"/>
+      <w:r>
+        <w:rPr>
+          <w:color w:val="000000"/>
+        </w:rPr>
+        <w:t xml:space="preserve"> internos, parâmetros, cabeçalhos e </w:t>
+      </w:r>
+      <w:proofErr w:type="spellStart"/>
+      <w:r>
+        <w:rPr>
+          <w:color w:val="000000"/>
+        </w:rPr>
+        <w:t>hash</w:t>
+      </w:r>
+      <w:proofErr w:type="spellEnd"/>
+      <w:r>
+        <w:rPr>
+          <w:color w:val="000000"/>
+        </w:rPr>
+        <w:t xml:space="preserve"> de operação reproduzidos pelos coletores.</w:t>
+      </w:r>
+    </w:p>
+    <w:p>
+      <w:pPr>
+        <w:spacing w:before="120" w:line="360" w:lineRule="auto"/>
+        <w:ind w:firstLine="708"/>
+        <w:rPr>
+          <w:color w:val="000000"/>
+        </w:rPr>
+      </w:pPr>
+      <w:r>
+        <w:rPr>
+          <w:color w:val="000000"/>
+        </w:rPr>
+        <w:t xml:space="preserve">A coleta é inteiramente automatizada, sem cópia manual de dados, e resultou em </w:t>
+      </w:r>
+      <w:r>
+        <w:rPr>
+          <w:color w:val="000000"/>
+          <w:highlight w:val="yellow"/>
+        </w:rPr>
+        <w:t>[INFORMAR QUANTIDADE]</w:t>
+      </w:r>
+      <w:r>
+        <w:rPr>
+          <w:color w:val="000000"/>
+        </w:rPr>
+        <w:t xml:space="preserve"> registros válidos no arquivo dados_brutos.csv, atendendo ao mínimo de 30 registros exigido.</w:t>
       </w:r>
     </w:p>
     <w:p>
@@ -4042,7 +4288,7 @@
           <w:lang w:eastAsia="pt-BR"/>
         </w:rPr>
       </w:pPr>
-      <w:bookmarkStart w:id="8" w:name="_Toc240978258"/>
+      <w:bookmarkStart w:id="8" w:name="_Toc240989652"/>
       <w:r>
         <w:rPr>
           <w:rFonts w:asciiTheme="minorHAnsi" w:hAnsiTheme="minorHAnsi" w:cstheme="minorBidi"/>
@@ -4059,15 +4305,33 @@
         </w:rPr>
       </w:pPr>
       <w:r>
+        <w:rPr>
+          <w:color w:val="EE0000"/>
+          <w:highlight w:val="yellow"/>
+        </w:rPr>
         <w:t xml:space="preserve">Apresente pelo menos um seletor CSS ou </w:t>
       </w:r>
       <w:proofErr w:type="spellStart"/>
       <w:r>
+        <w:rPr>
+          <w:color w:val="EE0000"/>
+          <w:highlight w:val="yellow"/>
+        </w:rPr>
         <w:t>XPath</w:t>
       </w:r>
       <w:proofErr w:type="spellEnd"/>
       <w:r>
-        <w:t xml:space="preserve"> utilizado para localizar o nome, o preço e a URL dos produtos.</w:t>
+        <w:rPr>
+          <w:color w:val="EE0000"/>
+          <w:highlight w:val="yellow"/>
+        </w:rPr>
+        <w:t xml:space="preserve"> utilizado para localizar o nome, o preço e a URL dos produtos</w:t>
+      </w:r>
+      <w:r>
+        <w:rPr>
+          <w:highlight w:val="yellow"/>
+        </w:rPr>
+        <w:t>.</w:t>
       </w:r>
     </w:p>
     <w:p>
@@ -4080,7 +4344,7 @@
           <w:lang w:eastAsia="pt-BR"/>
         </w:rPr>
       </w:pPr>
-      <w:bookmarkStart w:id="9" w:name="_Toc240978259"/>
+      <w:bookmarkStart w:id="9" w:name="_Toc240989653"/>
       <w:r>
         <w:rPr>
           <w:rFonts w:asciiTheme="minorHAnsi" w:hAnsiTheme="minorHAnsi" w:cstheme="minorBidi"/>
@@ -4091,23 +4355,303 @@
     </w:p>
     <w:p>
       <w:pPr>
-        <w:rPr>
-          <w:szCs w:val="24"/>
-          <w:lang w:eastAsia="pt-BR"/>
-        </w:rPr>
-      </w:pPr>
-      <w:r>
-        <w:t xml:space="preserve">Explique como o script percorre produtos e, quando aplicável, páginas de resultados, parâmetros de URL, paginação de API ou o botão de próxima página. Informe como o arquivo </w:t>
-      </w:r>
+        <w:spacing w:line="360" w:lineRule="auto"/>
+        <w:ind w:firstLine="708"/>
+      </w:pPr>
+      <w:r>
+        <w:drawing>
+          <wp:anchor distT="0" distB="0" distL="114300" distR="114300" simplePos="0" relativeHeight="251658240" behindDoc="0" locked="0" layoutInCell="1" allowOverlap="1" wp14:anchorId="373C113C" wp14:editId="4FB39CD7">
+            <wp:simplePos x="0" y="0"/>
+            <wp:positionH relativeFrom="column">
+              <wp:posOffset>24765</wp:posOffset>
+            </wp:positionH>
+            <wp:positionV relativeFrom="paragraph">
+              <wp:posOffset>765810</wp:posOffset>
+            </wp:positionV>
+            <wp:extent cx="5721350" cy="3896360"/>
+            <wp:effectExtent l="0" t="0" r="0" b="8890"/>
+            <wp:wrapTopAndBottom/>
+            <wp:docPr id="999653021" name="Imagem 4"/>
+            <wp:cNvGraphicFramePr>
+              <a:graphicFrameLocks xmlns:a="http://schemas.openxmlformats.org/drawingml/2006/main" noChangeAspect="1"/>
+            </wp:cNvGraphicFramePr>
+            <a:graphic xmlns:a="http://schemas.openxmlformats.org/drawingml/2006/main">
+              <a:graphicData uri="http://schemas.openxmlformats.org/drawingml/2006/picture">
+                <pic:pic xmlns:pic="http://schemas.openxmlformats.org/drawingml/2006/picture">
+                  <pic:nvPicPr>
+                    <pic:cNvPr id="999653021" name="Imagem 4"/>
+                    <pic:cNvPicPr>
+                      <a:picLocks noChangeAspect="1" noChangeArrowheads="1"/>
+                    </pic:cNvPicPr>
+                  </pic:nvPicPr>
+                  <pic:blipFill>
+                    <a:blip r:embed="rId7" cstate="print">
+                      <a:extLst>
+                        <a:ext uri="{28A0092B-C50C-407E-A947-70E740481C1C}">
+                          <a14:useLocalDpi xmlns:a14="http://schemas.microsoft.com/office/drawing/2010/main" val="0"/>
+                        </a:ext>
+                      </a:extLst>
+                    </a:blip>
+                    <a:stretch>
+                      <a:fillRect/>
+                    </a:stretch>
+                  </pic:blipFill>
+                  <pic:spPr bwMode="auto">
+                    <a:xfrm>
+                      <a:off x="0" y="0"/>
+                      <a:ext cx="5721350" cy="3896360"/>
+                    </a:xfrm>
+                    <a:prstGeom prst="rect">
+                      <a:avLst/>
+                    </a:prstGeom>
+                    <a:noFill/>
+                    <a:ln>
+                      <a:noFill/>
+                    </a:ln>
+                  </pic:spPr>
+                </pic:pic>
+              </a:graphicData>
+            </a:graphic>
+            <wp14:sizeRelH relativeFrom="margin">
+              <wp14:pctWidth>0</wp14:pctWidth>
+            </wp14:sizeRelH>
+            <wp14:sizeRelV relativeFrom="margin">
+              <wp14:pctHeight>0</wp14:pctHeight>
+            </wp14:sizeRelV>
+          </wp:anchor>
+        </w:drawing>
+      </w:r>
+      <w:r>
+        <w:t>Para cada loja, o script percorre os produtos retornados e avança pelas páginas de resultados até esgotar o catálogo da busca ou atingir o limite definido para a coleta, da seguinte forma:</w:t>
+      </w:r>
+    </w:p>
+    <w:p>
+      <w:pPr>
+        <w:spacing w:line="360" w:lineRule="auto"/>
+        <w:ind w:firstLine="708"/>
+      </w:pPr>
+    </w:p>
+    <w:p>
+      <w:pPr>
+        <w:spacing w:line="360" w:lineRule="auto"/>
+        <w:ind w:firstLine="708"/>
+      </w:pPr>
+    </w:p>
+    <w:p>
+      <w:pPr>
+        <w:pStyle w:val="PargrafodaLista"/>
+        <w:numPr>
+          <w:ilvl w:val="0"/>
+          <w:numId w:val="2"/>
+        </w:numPr>
+        <w:spacing w:line="360" w:lineRule="auto"/>
+        <w:rPr>
+          <w:color w:val="000000"/>
+        </w:rPr>
+      </w:pPr>
+      <w:proofErr w:type="spellStart"/>
       <w:r>
         <w:rPr>
           <w:b/>
-          <w:bCs/>
-        </w:rPr>
-        <w:t>dados_brutos.csv</w:t>
-      </w:r>
-      <w:r>
-        <w:t xml:space="preserve"> foi gerado.</w:t>
+          <w:color w:val="000000"/>
+        </w:rPr>
+        <w:t>KaBuM</w:t>
+      </w:r>
+      <w:proofErr w:type="spellEnd"/>
+      <w:r>
+        <w:rPr>
+          <w:b/>
+          <w:color w:val="000000"/>
+        </w:rPr>
+        <w:t>!:</w:t>
+      </w:r>
+      <w:r>
+        <w:rPr>
+          <w:color w:val="000000"/>
+        </w:rPr>
+        <w:t xml:space="preserve"> o coletor itera sobre a lista de produtos contida em </w:t>
+      </w:r>
+      <w:proofErr w:type="spellStart"/>
+      <w:proofErr w:type="gramStart"/>
+      <w:r>
+        <w:rPr>
+          <w:color w:val="000000"/>
+        </w:rPr>
+        <w:t>props.pageProps.data</w:t>
+      </w:r>
+      <w:proofErr w:type="gramEnd"/>
+      <w:r>
+        <w:rPr>
+          <w:color w:val="000000"/>
+        </w:rPr>
+        <w:t>.catalogServer</w:t>
+      </w:r>
+      <w:proofErr w:type="spellEnd"/>
+      <w:r>
+        <w:rPr>
+          <w:color w:val="000000"/>
+        </w:rPr>
+        <w:t xml:space="preserve"> e avança a paginação via parâmetro de URL </w:t>
+      </w:r>
+      <w:proofErr w:type="spellStart"/>
+      <w:r>
+        <w:rPr>
+          <w:color w:val="000000"/>
+        </w:rPr>
+        <w:t>page_number</w:t>
+      </w:r>
+      <w:proofErr w:type="spellEnd"/>
+      <w:r>
+        <w:rPr>
+          <w:color w:val="000000"/>
+        </w:rPr>
+        <w:t xml:space="preserve"> (?</w:t>
+      </w:r>
+      <w:proofErr w:type="spellStart"/>
+      <w:r>
+        <w:rPr>
+          <w:color w:val="000000"/>
+        </w:rPr>
+        <w:t>page_number</w:t>
+      </w:r>
+      <w:proofErr w:type="spellEnd"/>
+      <w:r>
+        <w:rPr>
+          <w:color w:val="000000"/>
+        </w:rPr>
+        <w:t>=N), incrementado a cada requisição até a página não retornar mais produtos;</w:t>
+      </w:r>
+    </w:p>
+    <w:p>
+      <w:pPr>
+        <w:pStyle w:val="PargrafodaLista"/>
+        <w:numPr>
+          <w:ilvl w:val="0"/>
+          <w:numId w:val="2"/>
+        </w:numPr>
+        <w:spacing w:line="360" w:lineRule="auto"/>
+        <w:rPr>
+          <w:color w:val="000000"/>
+        </w:rPr>
+      </w:pPr>
+      <w:r>
+        <w:rPr>
+          <w:b/>
+          <w:color w:val="000000"/>
+        </w:rPr>
+        <w:t>Samsung.com.br:</w:t>
+      </w:r>
+      <w:r>
+        <w:rPr>
+          <w:color w:val="000000"/>
+        </w:rPr>
+        <w:t xml:space="preserve"> o coletor itera sobre os itens retornados pelo </w:t>
+      </w:r>
+      <w:proofErr w:type="spellStart"/>
+      <w:r>
+        <w:rPr>
+          <w:color w:val="000000"/>
+        </w:rPr>
+        <w:t>endpoint</w:t>
+      </w:r>
+      <w:proofErr w:type="spellEnd"/>
+      <w:r>
+        <w:rPr>
+          <w:color w:val="000000"/>
+        </w:rPr>
+        <w:t xml:space="preserve"> de busca (POST) e repete a chamada ajustando os parâmetros de paginação do próprio corpo da requisição, replicando o comportamento de "carregar mais" da página, até não haver mais itens;</w:t>
+      </w:r>
+    </w:p>
+    <w:p>
+      <w:pPr>
+        <w:pStyle w:val="PargrafodaLista"/>
+        <w:numPr>
+          <w:ilvl w:val="0"/>
+          <w:numId w:val="2"/>
+        </w:numPr>
+        <w:spacing w:line="360" w:lineRule="auto"/>
+        <w:rPr>
+          <w:color w:val="000000"/>
+        </w:rPr>
+      </w:pPr>
+      <w:proofErr w:type="spellStart"/>
+      <w:r>
+        <w:rPr>
+          <w:b/>
+          <w:color w:val="000000"/>
+        </w:rPr>
+        <w:t>FastShop</w:t>
+      </w:r>
+      <w:proofErr w:type="spellEnd"/>
+      <w:r>
+        <w:rPr>
+          <w:b/>
+          <w:color w:val="000000"/>
+        </w:rPr>
+        <w:t>:</w:t>
+      </w:r>
+      <w:r>
+        <w:rPr>
+          <w:color w:val="000000"/>
+        </w:rPr>
+        <w:t xml:space="preserve"> o coletor itera sobre os produtos da resposta </w:t>
+      </w:r>
+      <w:proofErr w:type="spellStart"/>
+      <w:r>
+        <w:rPr>
+          <w:color w:val="000000"/>
+        </w:rPr>
+        <w:t>GraphQL</w:t>
+      </w:r>
+      <w:proofErr w:type="spellEnd"/>
+      <w:r>
+        <w:rPr>
+          <w:color w:val="000000"/>
+        </w:rPr>
+        <w:t xml:space="preserve"> e avança pelo cursor retornado a cada chamada (parâmetro </w:t>
+      </w:r>
+      <w:proofErr w:type="spellStart"/>
+      <w:r>
+        <w:rPr>
+          <w:color w:val="000000"/>
+        </w:rPr>
+        <w:t>after</w:t>
+      </w:r>
+      <w:proofErr w:type="spellEnd"/>
+      <w:r>
+        <w:rPr>
+          <w:color w:val="000000"/>
+        </w:rPr>
+        <w:t>), repetindo a requisição com o novo cursor até a API indicar que não há próxima página.</w:t>
+      </w:r>
+    </w:p>
+    <w:p>
+      <w:pPr>
+        <w:spacing w:line="360" w:lineRule="auto"/>
+        <w:ind w:firstLine="708"/>
+        <w:rPr>
+          <w:color w:val="000000"/>
+        </w:rPr>
+      </w:pPr>
+      <w:r>
+        <w:rPr>
+          <w:color w:val="000000"/>
+        </w:rPr>
+        <w:t xml:space="preserve">Os registros extraídos de cada loja são padronizados em um mesmo conjunto de colunas (nome, preço, loja, avaliação, disponibilidade, entre outras) e consolidados com Pandas em um único </w:t>
+      </w:r>
+      <w:proofErr w:type="spellStart"/>
+      <w:r>
+        <w:rPr>
+          <w:color w:val="000000"/>
+        </w:rPr>
+        <w:t>DataFrame</w:t>
+      </w:r>
+      <w:proofErr w:type="spellEnd"/>
+      <w:r>
+        <w:rPr>
+          <w:color w:val="000000"/>
+        </w:rPr>
+        <w:t>, exportado ao final da execução como o arquivo dados_brutos.csv, sem qualquer cópia manual de dados.</w:t>
       </w:r>
     </w:p>
     <w:p>
@@ -4120,7 +4664,7 @@
           <w:szCs w:val="24"/>
         </w:rPr>
       </w:pPr>
-      <w:bookmarkStart w:id="10" w:name="_Toc240978260"/>
+      <w:bookmarkStart w:id="10" w:name="_Toc240989654"/>
       <w:r>
         <w:rPr>
           <w:rFonts w:asciiTheme="minorHAnsi" w:hAnsiTheme="minorHAnsi" w:cstheme="minorBidi"/>
@@ -4137,20 +4681,23 @@
         </w:rPr>
       </w:pPr>
       <w:r>
-        <w:t xml:space="preserve">Relate a investigação e o tratamento de valores ausentes, duplicidades, preços armazenados como texto, símbolos monetários, separadores, espaços e </w:t>
-      </w:r>
-      <w:r>
-        <w:lastRenderedPageBreak/>
-        <w:t xml:space="preserve">inconsistências nos nomes dos produtos. Informe como foi produzido o arquivo </w:t>
+        <w:rPr>
+          <w:highlight w:val="yellow"/>
+        </w:rPr>
+        <w:t xml:space="preserve">Relate a investigação e o tratamento de valores ausentes, duplicidades, preços armazenados como texto, símbolos monetários, separadores, espaços e inconsistências nos nomes dos produtos. Informe como foi produzido o arquivo </w:t>
       </w:r>
       <w:r>
         <w:rPr>
           <w:b/>
           <w:bCs/>
+          <w:highlight w:val="yellow"/>
         </w:rPr>
         <w:t>dados_tratados.csv</w:t>
       </w:r>
       <w:r>
+        <w:rPr>
+          <w:highlight w:val="yellow"/>
+        </w:rPr>
         <w:t>.</w:t>
       </w:r>
     </w:p>
@@ -4164,7 +4711,7 @@
           <w:szCs w:val="24"/>
         </w:rPr>
       </w:pPr>
-      <w:bookmarkStart w:id="11" w:name="_Toc240978261"/>
+      <w:bookmarkStart w:id="11" w:name="_Toc240989655"/>
       <w:r>
         <w:rPr>
           <w:rFonts w:asciiTheme="minorHAnsi" w:hAnsiTheme="minorHAnsi" w:cstheme="minorBidi"/>
@@ -4183,7 +4730,7 @@
           <w:lang w:eastAsia="pt-BR"/>
         </w:rPr>
       </w:pPr>
-      <w:bookmarkStart w:id="12" w:name="_Toc240978262"/>
+      <w:bookmarkStart w:id="12" w:name="_Toc240989656"/>
       <w:r>
         <w:rPr>
           <w:rFonts w:asciiTheme="minorHAnsi" w:hAnsiTheme="minorHAnsi" w:cstheme="minorBidi"/>
@@ -4200,6 +4747,9 @@
         </w:rPr>
       </w:pPr>
       <w:r>
+        <w:rPr>
+          <w:highlight w:val="yellow"/>
+        </w:rPr>
         <w:t>Apresente a quantidade de registros, o preço médio, o preço mínimo, o preço máximo e a mediana. Quando houver diferentes lojas ou marcas, inclua comparações entre esses grupos.</w:t>
       </w:r>
     </w:p>
@@ -4213,7 +4763,7 @@
           <w:lang w:eastAsia="pt-BR"/>
         </w:rPr>
       </w:pPr>
-      <w:bookmarkStart w:id="13" w:name="_Toc240978263"/>
+      <w:bookmarkStart w:id="13" w:name="_Toc240989657"/>
       <w:r>
         <w:rPr>
           <w:rFonts w:asciiTheme="minorHAnsi" w:hAnsiTheme="minorHAnsi" w:cstheme="minorBidi"/>
@@ -4230,6 +4780,9 @@
         </w:rPr>
       </w:pPr>
       <w:r>
+        <w:rPr>
+          <w:highlight w:val="yellow"/>
+        </w:rPr>
         <w:t>Registre pelo menos três informações relevantes encontradas nos dados, como diferenças de preço entre lojas, produtos mais baratos e mais caros, faixas predominantes, descontos, valores atípicos ou relação entre preço e avaliação.</w:t>
       </w:r>
     </w:p>
@@ -4243,11 +4796,12 @@
           <w:szCs w:val="24"/>
         </w:rPr>
       </w:pPr>
-      <w:bookmarkStart w:id="14" w:name="_Toc240978264"/>
+      <w:bookmarkStart w:id="14" w:name="_Toc240989658"/>
       <w:r>
         <w:rPr>
           <w:rFonts w:asciiTheme="minorHAnsi" w:hAnsiTheme="minorHAnsi" w:cstheme="minorBidi"/>
         </w:rPr>
+        <w:lastRenderedPageBreak/>
         <w:t>6 GRÁFICOS E DASHBOARD</w:t>
       </w:r>
       <w:bookmarkEnd w:id="14"/>
@@ -4260,6 +4814,9 @@
         </w:rPr>
       </w:pPr>
       <w:r>
+        <w:rPr>
+          <w:highlight w:val="yellow"/>
+        </w:rPr>
         <w:t>Insira pelo menos três gráficos diferentes, todos com título, identificação dos eixos, legenda quando necessária e breve interpretação. O dashboard deve apresentar quantidade de produtos, preço médio, menor preço, maior preço e pelo menos dois gráficos.</w:t>
       </w:r>
     </w:p>
@@ -4273,7 +4830,7 @@
           <w:lang w:eastAsia="pt-BR"/>
         </w:rPr>
       </w:pPr>
-      <w:bookmarkStart w:id="15" w:name="_Toc240978265"/>
+      <w:bookmarkStart w:id="15" w:name="_Toc240989659"/>
       <w:r>
         <w:rPr>
           <w:rFonts w:asciiTheme="minorHAnsi" w:hAnsiTheme="minorHAnsi" w:cstheme="minorBidi"/>
@@ -4305,7 +4862,7 @@
           <w:lang w:eastAsia="pt-BR"/>
         </w:rPr>
       </w:pPr>
-      <w:bookmarkStart w:id="16" w:name="_Toc240978266"/>
+      <w:bookmarkStart w:id="16" w:name="_Toc240989660"/>
       <w:r>
         <w:rPr>
           <w:rFonts w:asciiTheme="minorHAnsi" w:hAnsiTheme="minorHAnsi" w:cstheme="minorBidi"/>
@@ -4337,7 +4894,7 @@
           <w:lang w:eastAsia="pt-BR"/>
         </w:rPr>
       </w:pPr>
-      <w:bookmarkStart w:id="17" w:name="_Toc240978267"/>
+      <w:bookmarkStart w:id="17" w:name="_Toc240989661"/>
       <w:r>
         <w:rPr>
           <w:rFonts w:asciiTheme="minorHAnsi" w:hAnsiTheme="minorHAnsi" w:cstheme="minorBidi"/>
@@ -4369,7 +4926,7 @@
           <w:lang w:eastAsia="pt-BR"/>
         </w:rPr>
       </w:pPr>
-      <w:bookmarkStart w:id="18" w:name="_Toc240978268"/>
+      <w:bookmarkStart w:id="18" w:name="_Toc240989662"/>
       <w:r>
         <w:rPr>
           <w:rFonts w:asciiTheme="minorHAnsi" w:hAnsiTheme="minorHAnsi" w:cstheme="minorBidi"/>
@@ -4401,7 +4958,7 @@
           <w:szCs w:val="24"/>
         </w:rPr>
       </w:pPr>
-      <w:bookmarkStart w:id="19" w:name="_Toc240978269"/>
+      <w:bookmarkStart w:id="19" w:name="_Toc240989663"/>
       <w:r>
         <w:rPr>
           <w:rFonts w:asciiTheme="minorHAnsi" w:hAnsiTheme="minorHAnsi" w:cstheme="minorBidi"/>
@@ -4412,13 +4969,297 @@
     </w:p>
     <w:p>
       <w:pPr>
-        <w:rPr>
+        <w:spacing w:line="360" w:lineRule="auto"/>
+        <w:ind w:firstLine="708"/>
+      </w:pPr>
+      <w:r>
+        <w:t xml:space="preserve">Os dados coletados nas três lojas – </w:t>
+      </w:r>
+      <w:proofErr w:type="spellStart"/>
+      <w:proofErr w:type="gramStart"/>
+      <w:r>
+        <w:t>KaBuM</w:t>
+      </w:r>
+      <w:proofErr w:type="spellEnd"/>
+      <w:r>
+        <w:t>!,</w:t>
+      </w:r>
+      <w:proofErr w:type="gramEnd"/>
+      <w:r>
+        <w:t xml:space="preserve"> Samsung.com.br e </w:t>
+      </w:r>
+      <w:proofErr w:type="spellStart"/>
+      <w:r>
+        <w:t>FastShop</w:t>
+      </w:r>
+      <w:proofErr w:type="spellEnd"/>
+      <w:r>
+        <w:t xml:space="preserve"> – são publicamente acessíveis: correspondem a informações de catálogo e preço exibidas a qualquer visitante das páginas de busca, sem necessidade de login ou credenciais. Não foram coletados dados pessoais em nenhuma das fontes; os registros extraídos referem-se exclusivamente a produtos (nome, preço, estoque, avaliação, vendedor), e não a usuários ou compradores. Conforme detalhado na seção 2, nenhuma das três lojas oferece API pública oficial destinada à consulta de preços pelo consumidor: o que existe são dados de hidratação embutidos no HTML (</w:t>
+      </w:r>
+      <w:proofErr w:type="spellStart"/>
+      <w:r>
+        <w:t>KaBuM</w:t>
+      </w:r>
+      <w:proofErr w:type="spellEnd"/>
+      <w:r>
+        <w:t xml:space="preserve">!) e </w:t>
+      </w:r>
+      <w:proofErr w:type="spellStart"/>
+      <w:r>
+        <w:t>endpoints</w:t>
+      </w:r>
+      <w:proofErr w:type="spellEnd"/>
+      <w:r>
+        <w:t xml:space="preserve"> internos de busca (Samsung e </w:t>
+      </w:r>
+      <w:proofErr w:type="spellStart"/>
+      <w:r>
+        <w:t>FastShop</w:t>
+      </w:r>
+      <w:proofErr w:type="spellEnd"/>
+      <w:r>
+        <w:t xml:space="preserve">), não documentados para uso por terceiros, o que reforça o Web </w:t>
+      </w:r>
+      <w:proofErr w:type="spellStart"/>
+      <w:r>
+        <w:t>Scraping</w:t>
+      </w:r>
+      <w:proofErr w:type="spellEnd"/>
+      <w:r>
+        <w:t xml:space="preserve"> como a técnica adequada, mas exige cuidado redobrado quanto à frequência e ao volume das requisições. A execução repetida e não controlada dos coletores poderia sobrecarregar os servidores das lojas ou ser interpretada como abuso, especialmente no caso dos </w:t>
+      </w:r>
+      <w:proofErr w:type="spellStart"/>
+      <w:r>
+        <w:t>endpoints</w:t>
+      </w:r>
+      <w:proofErr w:type="spellEnd"/>
+      <w:r>
+        <w:t xml:space="preserve"> internos da Samsung e da </w:t>
+      </w:r>
+      <w:proofErr w:type="spellStart"/>
+      <w:r>
+        <w:t>FastShop</w:t>
+      </w:r>
+      <w:proofErr w:type="spellEnd"/>
+      <w:r>
+        <w:t>, que não foram projetados para volume de tráfego de terceiros. As boas práticas de coleta responsável adotadas ou recomendadas para uso contínuo incluem:</w:t>
+      </w:r>
+    </w:p>
+    <w:p>
+      <w:pPr>
+        <w:pStyle w:val="PargrafodaLista"/>
+        <w:numPr>
+          <w:ilvl w:val="0"/>
+          <w:numId w:val="2"/>
+        </w:numPr>
+        <w:spacing w:line="360" w:lineRule="auto"/>
+        <w:rPr>
+          <w:color w:val="000000"/>
+        </w:rPr>
+      </w:pPr>
+      <w:r>
+        <w:rPr>
+          <w:b/>
+          <w:color w:val="000000"/>
+        </w:rPr>
+        <w:lastRenderedPageBreak/>
+        <w:t>Limitação da taxa de requisições:</w:t>
+      </w:r>
+      <w:r>
+        <w:rPr>
+          <w:color w:val="000000"/>
+        </w:rPr>
+        <w:t xml:space="preserve"> intervalo mínimo entre chamadas a cada loja e execução sequencial (não paralela) dos três coletores, para não sobrecarregar os servidores;</w:t>
+      </w:r>
+    </w:p>
+    <w:p>
+      <w:pPr>
+        <w:pStyle w:val="PargrafodaLista"/>
+        <w:numPr>
+          <w:ilvl w:val="0"/>
+          <w:numId w:val="2"/>
+        </w:numPr>
+        <w:spacing w:line="360" w:lineRule="auto"/>
+        <w:rPr>
+          <w:color w:val="000000"/>
+        </w:rPr>
+      </w:pPr>
+      <w:r>
+        <w:rPr>
+          <w:b/>
+          <w:color w:val="000000"/>
+        </w:rPr>
+        <w:t>Identificação e cabeçalhos realistas:</w:t>
+      </w:r>
+      <w:r>
+        <w:rPr>
+          <w:color w:val="000000"/>
+        </w:rPr>
+        <w:t xml:space="preserve"> uso de um </w:t>
+      </w:r>
+      <w:proofErr w:type="spellStart"/>
+      <w:r>
+        <w:rPr>
+          <w:color w:val="000000"/>
+        </w:rPr>
+        <w:t>User</w:t>
+      </w:r>
+      <w:proofErr w:type="spellEnd"/>
+      <w:r>
+        <w:rPr>
+          <w:color w:val="000000"/>
+        </w:rPr>
+        <w:t>-Agent identificável e dos cabeçalhos (</w:t>
+      </w:r>
+      <w:proofErr w:type="spellStart"/>
+      <w:r>
+        <w:rPr>
+          <w:color w:val="000000"/>
+        </w:rPr>
+        <w:t>Origin</w:t>
+      </w:r>
+      <w:proofErr w:type="spellEnd"/>
+      <w:r>
+        <w:rPr>
+          <w:color w:val="000000"/>
+        </w:rPr>
+        <w:t xml:space="preserve">, </w:t>
+      </w:r>
+      <w:proofErr w:type="spellStart"/>
+      <w:r>
+        <w:rPr>
+          <w:color w:val="000000"/>
+        </w:rPr>
+        <w:t>Referer</w:t>
+      </w:r>
+      <w:proofErr w:type="spellEnd"/>
+      <w:r>
+        <w:rPr>
+          <w:color w:val="000000"/>
+        </w:rPr>
+        <w:t>) equivalentes aos do navegador, evitando falsificação de identidade que burle mecanismos de proteção;</w:t>
+      </w:r>
+    </w:p>
+    <w:p>
+      <w:pPr>
+        <w:pStyle w:val="PargrafodaLista"/>
+        <w:numPr>
+          <w:ilvl w:val="0"/>
+          <w:numId w:val="2"/>
+        </w:numPr>
+        <w:spacing w:line="360" w:lineRule="auto"/>
+        <w:rPr>
+          <w:color w:val="000000"/>
+        </w:rPr>
+      </w:pPr>
+      <w:r>
+        <w:rPr>
+          <w:b/>
+          <w:color w:val="000000"/>
+        </w:rPr>
+        <w:t>Coleta restrita ao necessário:</w:t>
+      </w:r>
+      <w:r>
+        <w:rPr>
+          <w:color w:val="000000"/>
+        </w:rPr>
+        <w:t xml:space="preserve"> captura apenas dos campos de produto relevantes à análise de preços (nome, preço, estoque, avaliação, vendedor), sem varrer o site além das páginas de busca necessárias;</w:t>
+      </w:r>
+    </w:p>
+    <w:p>
+      <w:pPr>
+        <w:pStyle w:val="PargrafodaLista"/>
+        <w:numPr>
+          <w:ilvl w:val="0"/>
+          <w:numId w:val="2"/>
+        </w:numPr>
+        <w:spacing w:line="360" w:lineRule="auto"/>
+        <w:rPr>
+          <w:color w:val="000000"/>
+        </w:rPr>
+      </w:pPr>
+      <w:r>
+        <w:rPr>
+          <w:b/>
+          <w:color w:val="000000"/>
+        </w:rPr>
+        <w:t>Monitoramento de mudanças estruturais:</w:t>
+      </w:r>
+      <w:r>
+        <w:rPr>
+          <w:color w:val="000000"/>
+        </w:rPr>
+        <w:t xml:space="preserve"> verificação periódica de que o __NEXT_DATA__ da </w:t>
+      </w:r>
+      <w:proofErr w:type="spellStart"/>
+      <w:r>
+        <w:rPr>
+          <w:color w:val="000000"/>
+        </w:rPr>
+        <w:t>KaBuM</w:t>
+      </w:r>
+      <w:proofErr w:type="spellEnd"/>
+      <w:r>
+        <w:rPr>
+          <w:color w:val="000000"/>
+        </w:rPr>
+        <w:t xml:space="preserve">! e os </w:t>
+      </w:r>
+      <w:proofErr w:type="spellStart"/>
+      <w:r>
+        <w:rPr>
+          <w:color w:val="000000"/>
+        </w:rPr>
+        <w:t>endpoints</w:t>
+      </w:r>
+      <w:proofErr w:type="spellEnd"/>
+      <w:r>
+        <w:rPr>
+          <w:color w:val="000000"/>
+        </w:rPr>
+        <w:t xml:space="preserve"> da Samsung e da </w:t>
+      </w:r>
+      <w:proofErr w:type="spellStart"/>
+      <w:r>
+        <w:rPr>
+          <w:color w:val="000000"/>
+        </w:rPr>
+        <w:t>FastShop</w:t>
+      </w:r>
+      <w:proofErr w:type="spellEnd"/>
+      <w:r>
+        <w:rPr>
+          <w:color w:val="000000"/>
+        </w:rPr>
+        <w:t xml:space="preserve"> continuam respondendo no formato esperado, suspendendo a coleta em caso de erro persistente, em vez de insistir com novas tentativas;</w:t>
+      </w:r>
+    </w:p>
+    <w:p>
+      <w:pPr>
+        <w:pStyle w:val="PargrafodaLista"/>
+        <w:numPr>
+          <w:ilvl w:val="0"/>
+          <w:numId w:val="2"/>
+        </w:numPr>
+        <w:spacing w:line="360" w:lineRule="auto"/>
+        <w:rPr>
+          <w:color w:val="000000"/>
           <w:szCs w:val="24"/>
           <w:lang w:eastAsia="pt-BR"/>
         </w:rPr>
       </w:pPr>
       <w:r>
-        <w:t>Discuta se os dados eram publicamente acessíveis, se havia API alternativa, se foram coletados dados pessoais, se a rotina poderia sobrecarregar o servidor e quais cuidados devem ser adotados em uso contínuo. Indique pelo menos três boas práticas de coleta responsável.</w:t>
+        <w:rPr>
+          <w:b/>
+          <w:color w:val="000000"/>
+        </w:rPr>
+        <w:t>Uso não comercial e documentação da decisão:</w:t>
+      </w:r>
+      <w:r>
+        <w:rPr>
+          <w:color w:val="000000"/>
+        </w:rPr>
+        <w:t xml:space="preserve"> emprego dos dados apenas para fins acadêmicos de comparação de preços, com registro da ausência de API pública oficial para essa finalidade nas três lojas avaliadas.</w:t>
       </w:r>
     </w:p>
     <w:p>
@@ -4431,15 +5272,133 @@
           <w:szCs w:val="24"/>
         </w:rPr>
       </w:pPr>
-      <w:bookmarkStart w:id="20" w:name="_Toc240978270"/>
+      <w:bookmarkStart w:id="20" w:name="_Toc240989664"/>
       <w:r>
         <w:rPr>
           <w:rFonts w:asciiTheme="minorHAnsi" w:hAnsiTheme="minorHAnsi" w:cstheme="minorBidi"/>
         </w:rPr>
+        <w:t>8 AUTOMAÇÃO DO PIPELINE</w:t>
+      </w:r>
+      <w:bookmarkEnd w:id="20"/>
+    </w:p>
+    <w:p>
+      <w:pPr>
+        <w:spacing w:line="360" w:lineRule="auto"/>
+        <w:ind w:firstLine="708"/>
+        <w:rPr>
+          <w:color w:val="000000"/>
+        </w:rPr>
+      </w:pPr>
+      <w:r>
+        <w:rPr>
+          <w:color w:val="000000"/>
+        </w:rPr>
+        <w:t xml:space="preserve">Em ambiente real, a solução operaria como um pipeline automatizado e recorrente, sem intervenção manual entre as etapas, conforme ilustrado na </w:t>
+      </w:r>
+      <w:r>
+        <w:rPr>
+          <w:color w:val="000000"/>
+          <w:highlight w:val="yellow"/>
+        </w:rPr>
+        <w:t>Figura 1</w:t>
+      </w:r>
+      <w:r>
+        <w:rPr>
+          <w:color w:val="000000"/>
+        </w:rPr>
+        <w:t xml:space="preserve">. A coleta seria disparada por um agendador de tarefas (execução periódica, por exemplo diária), que acionaria em sequência os três coletores — Kabum_harvest.py, Samsung_harvert.py e FastShop_harvest.py —, cada um consultando sua respectiva fonte (leitura do __NEXT_DATA__ na </w:t>
+      </w:r>
+      <w:proofErr w:type="spellStart"/>
+      <w:r>
+        <w:rPr>
+          <w:color w:val="000000"/>
+        </w:rPr>
+        <w:t>KaBuM</w:t>
+      </w:r>
+      <w:proofErr w:type="spellEnd"/>
+      <w:r>
+        <w:rPr>
+          <w:color w:val="000000"/>
+        </w:rPr>
+        <w:t xml:space="preserve">!, requisição POST ao </w:t>
+      </w:r>
+      <w:proofErr w:type="spellStart"/>
+      <w:r>
+        <w:rPr>
+          <w:color w:val="000000"/>
+        </w:rPr>
+        <w:t>endpoint</w:t>
+      </w:r>
+      <w:proofErr w:type="spellEnd"/>
+      <w:r>
+        <w:rPr>
+          <w:color w:val="000000"/>
+        </w:rPr>
+        <w:t xml:space="preserve"> interno da Samsung e requisição </w:t>
+      </w:r>
+      <w:proofErr w:type="spellStart"/>
+      <w:r>
+        <w:rPr>
+          <w:color w:val="000000"/>
+        </w:rPr>
+        <w:t>GraphQL</w:t>
+      </w:r>
+      <w:proofErr w:type="spellEnd"/>
+      <w:r>
+        <w:rPr>
+          <w:color w:val="000000"/>
+        </w:rPr>
+        <w:t xml:space="preserve"> paginada por cursor na </w:t>
+      </w:r>
+      <w:proofErr w:type="spellStart"/>
+      <w:r>
+        <w:rPr>
+          <w:color w:val="000000"/>
+        </w:rPr>
+        <w:t>FastShop</w:t>
+      </w:r>
+      <w:proofErr w:type="spellEnd"/>
+      <w:r>
+        <w:rPr>
+          <w:color w:val="000000"/>
+        </w:rPr>
+        <w:t xml:space="preserve">). Os registros das três lojas seriam consolidados com Pandas no arquivo dados_brutos.csv, que alimentaria a etapa de pré-processamento (tratamento de valores ausentes, duplicidades, conversão de preços e padronização de nomes), gerando o arquivo dados_tratados.csv. Em seguida, a etapa de análise calcularia as estatísticas descritivas e as comparações entre lojas, cujos resultados atualizariam o dashboard com os indicadores e gráficos. Por fim, o próprio ciclo incorporaria o monitoramento de mudanças estruturais nas fontes, discutido na seção 7: falhas persistentes na leitura do __NEXT_DATA__ ou dos </w:t>
+      </w:r>
+      <w:proofErr w:type="spellStart"/>
+      <w:r>
+        <w:rPr>
+          <w:color w:val="000000"/>
+        </w:rPr>
+        <w:t>endpoints</w:t>
+      </w:r>
+      <w:proofErr w:type="spellEnd"/>
+      <w:r>
+        <w:rPr>
+          <w:color w:val="000000"/>
+        </w:rPr>
+        <w:t xml:space="preserve"> da Samsung e da </w:t>
+      </w:r>
+      <w:proofErr w:type="spellStart"/>
+      <w:r>
+        <w:rPr>
+          <w:color w:val="000000"/>
+        </w:rPr>
+        <w:t>FastShop</w:t>
+      </w:r>
+      <w:proofErr w:type="spellEnd"/>
+      <w:r>
+        <w:rPr>
+          <w:color w:val="000000"/>
+        </w:rPr>
+        <w:t xml:space="preserve"> </w:t>
+      </w:r>
+      <w:r>
+        <w:rPr>
+          <w:color w:val="000000"/>
+        </w:rPr>
         <w:lastRenderedPageBreak/>
-        <w:t>8 AUTOMAÇÃO DO PIPELINE</w:t>
-      </w:r>
-      <w:bookmarkEnd w:id="20"/>
+        <w:t>retroalimentariam o agendador, sinalizando a necessidade de ajuste nos coletores antes da próxima execução agendada.</w:t>
+      </w:r>
     </w:p>
     <w:p>
       <w:pPr>
@@ -4449,21 +5408,112 @@
         </w:rPr>
       </w:pPr>
       <w:r>
-        <w:t>Descreva como a solução poderia operar em ambiente real, por exemplo: coleta agendada → armazenamento dos dados brutos → pré-processamento → dados tratados → análise → atualização dos indicadores e do dashboard.</w:t>
-      </w:r>
-    </w:p>
-    <w:p>
-      <w:pPr>
+        <w:rPr>
+          <w:szCs w:val="24"/>
+          <w:lang w:eastAsia="pt-BR"/>
+        </w:rPr>
+        <w:drawing>
+          <wp:inline distT="0" distB="0" distL="0" distR="0" wp14:anchorId="40BBA655" wp14:editId="573E4143">
+            <wp:extent cx="5760085" cy="2200164"/>
+            <wp:effectExtent l="0" t="0" r="0" b="0"/>
+            <wp:docPr id="2107579721" name="Imagem 6"/>
+            <wp:cNvGraphicFramePr>
+              <a:graphicFrameLocks xmlns:a="http://schemas.openxmlformats.org/drawingml/2006/main" noChangeAspect="1"/>
+            </wp:cNvGraphicFramePr>
+            <a:graphic xmlns:a="http://schemas.openxmlformats.org/drawingml/2006/main">
+              <a:graphicData uri="http://schemas.openxmlformats.org/drawingml/2006/picture">
+                <pic:pic xmlns:pic="http://schemas.openxmlformats.org/drawingml/2006/picture">
+                  <pic:nvPicPr>
+                    <pic:cNvPr id="0" name="Picture 23"/>
+                    <pic:cNvPicPr>
+                      <a:picLocks noChangeAspect="1" noChangeArrowheads="1"/>
+                    </pic:cNvPicPr>
+                  </pic:nvPicPr>
+                  <pic:blipFill>
+                    <a:blip r:embed="rId8" cstate="print">
+                      <a:extLst>
+                        <a:ext uri="{28A0092B-C50C-407E-A947-70E740481C1C}">
+                          <a14:useLocalDpi xmlns:a14="http://schemas.microsoft.com/office/drawing/2010/main" val="0"/>
+                        </a:ext>
+                      </a:extLst>
+                    </a:blip>
+                    <a:srcRect/>
+                    <a:stretch>
+                      <a:fillRect/>
+                    </a:stretch>
+                  </pic:blipFill>
+                  <pic:spPr bwMode="auto">
+                    <a:xfrm>
+                      <a:off x="0" y="0"/>
+                      <a:ext cx="5760085" cy="2200164"/>
+                    </a:xfrm>
+                    <a:prstGeom prst="rect">
+                      <a:avLst/>
+                    </a:prstGeom>
+                    <a:noFill/>
+                    <a:ln>
+                      <a:noFill/>
+                    </a:ln>
+                  </pic:spPr>
+                </pic:pic>
+              </a:graphicData>
+            </a:graphic>
+          </wp:inline>
+        </w:drawing>
+      </w:r>
+    </w:p>
+    <w:p>
+      <w:pPr>
+        <w:spacing w:before="120" w:after="120" w:line="360" w:lineRule="auto"/>
         <w:ind w:firstLine="0"/>
         <w:jc w:val="center"/>
         <w:rPr>
+          <w:b/>
+          <w:color w:val="000000"/>
+          <w:sz w:val="20"/>
           <w:szCs w:val="24"/>
           <w:lang w:eastAsia="pt-BR"/>
         </w:rPr>
       </w:pPr>
       <w:r>
-        <w:t>[INSERIR DIAGRAMA DO PIPELINE]</w:t>
-      </w:r>
+        <w:rPr>
+          <w:b/>
+          <w:color w:val="000000"/>
+          <w:sz w:val="20"/>
+          <w:szCs w:val="24"/>
+          <w:lang w:eastAsia="pt-BR"/>
+        </w:rPr>
+        <w:t>Figura 1 – Fluxo do pipeline de coleta, tratamento e análise de preços</w:t>
+      </w:r>
+    </w:p>
+    <w:p>
+      <w:pPr>
+        <w:spacing w:after="240" w:line="360" w:lineRule="auto"/>
+        <w:ind w:firstLine="0"/>
+        <w:rPr>
+          <w:color w:val="000000"/>
+          <w:sz w:val="20"/>
+          <w:szCs w:val="24"/>
+          <w:lang w:eastAsia="pt-BR"/>
+        </w:rPr>
+      </w:pPr>
+      <w:r>
+        <w:rPr>
+          <w:color w:val="000000"/>
+          <w:sz w:val="20"/>
+          <w:szCs w:val="24"/>
+          <w:lang w:eastAsia="pt-BR"/>
+        </w:rPr>
+        <w:t>Fonte: elaborado pelo autor (2026).</w:t>
+      </w:r>
+    </w:p>
+    <w:p>
+      <w:pPr>
+        <w:rPr>
+          <w:szCs w:val="24"/>
+          <w:lang w:eastAsia="pt-BR"/>
+        </w:rPr>
+      </w:pPr>
     </w:p>
     <w:p>
       <w:pPr>
@@ -4475,7 +5525,7 @@
           <w:szCs w:val="24"/>
         </w:rPr>
       </w:pPr>
-      <w:bookmarkStart w:id="21" w:name="_Toc240978271"/>
+      <w:bookmarkStart w:id="21" w:name="_Toc240989665"/>
       <w:r>
         <w:rPr>
           <w:rFonts w:asciiTheme="minorHAnsi" w:hAnsiTheme="minorHAnsi" w:cstheme="minorBidi"/>
@@ -4492,6 +5542,9 @@
         </w:rPr>
       </w:pPr>
       <w:r>
+        <w:rPr>
+          <w:highlight w:val="yellow"/>
+        </w:rPr>
         <w:t>Retome a pergunta de negócio, responda-a com base nos resultados e apresente pelo menos três insights sustentados pelos dados. Registre também limitações e possíveis melhorias futuras.</w:t>
       </w:r>
     </w:p>
@@ -4505,7 +5558,7 @@
           <w:szCs w:val="24"/>
         </w:rPr>
       </w:pPr>
-      <w:bookmarkStart w:id="22" w:name="_Toc240978272"/>
+      <w:bookmarkStart w:id="22" w:name="_Toc240989666"/>
       <w:r>
         <w:rPr>
           <w:rFonts w:asciiTheme="minorHAnsi" w:hAnsiTheme="minorHAnsi" w:cstheme="minorBidi"/>
@@ -4516,22 +5569,117 @@
     </w:p>
     <w:p>
       <w:pPr>
-        <w:rPr>
+        <w:spacing w:after="240" w:line="240" w:lineRule="auto"/>
+        <w:ind w:firstLine="0"/>
+        <w:jc w:val="left"/>
+        <w:rPr>
+          <w:color w:val="000000"/>
+        </w:rPr>
+      </w:pPr>
+      <w:r>
+        <w:rPr>
+          <w:color w:val="000000"/>
+        </w:rPr>
+        <w:t>BRASIL. Lei nº 13.709, de 14 de agosto de 2018. Lei Geral de Proteção de Dados Pessoais (LGPD). Diário Oficial da União, Brasília, DF, 15 ago. 2018.</w:t>
+      </w:r>
+    </w:p>
+    <w:p>
+      <w:pPr>
+        <w:spacing w:after="240" w:line="240" w:lineRule="auto"/>
+        <w:ind w:firstLine="0"/>
+        <w:jc w:val="left"/>
+        <w:rPr>
+          <w:color w:val="000000"/>
+        </w:rPr>
+      </w:pPr>
+      <w:r>
+        <w:rPr>
+          <w:color w:val="000000"/>
+        </w:rPr>
+        <w:t xml:space="preserve">DAMASCENO, Ticiano. </w:t>
+      </w:r>
+      <w:proofErr w:type="spellStart"/>
+      <w:r>
+        <w:rPr>
+          <w:color w:val="000000"/>
+        </w:rPr>
+        <w:t>Trabalho_webscrapping</w:t>
+      </w:r>
+      <w:proofErr w:type="spellEnd"/>
+      <w:r>
+        <w:rPr>
+          <w:color w:val="000000"/>
+        </w:rPr>
+        <w:t>: README.md e dados_brutos_mock.csv. Repositório do projeto. GitHub, 2026. Disponível em: https://github.com/Ticiano-Damasceno/Trabalho_webscrapping. Acesso em: 19 set. 2026.</w:t>
+      </w:r>
+    </w:p>
+    <w:p>
+      <w:pPr>
+        <w:spacing w:after="240" w:line="240" w:lineRule="auto"/>
+        <w:ind w:firstLine="0"/>
+        <w:jc w:val="left"/>
+        <w:rPr>
+          <w:color w:val="000000"/>
           <w:szCs w:val="24"/>
           <w:lang w:eastAsia="pt-BR"/>
         </w:rPr>
       </w:pPr>
       <w:r>
-        <w:t>Liste, conforme as normas acadêmicas adotadas, os sites pesquisados, a documentação das bibliotecas e APIs, livros, artigos e demais materiais consultados.</w:t>
+        <w:rPr>
+          <w:color w:val="000000"/>
+        </w:rPr>
+        <w:t xml:space="preserve">IETF – INTERNET ENGINEERING TASK FORCE. RFC 9309: </w:t>
+      </w:r>
+      <w:proofErr w:type="spellStart"/>
+      <w:r>
+        <w:rPr>
+          <w:color w:val="000000"/>
+        </w:rPr>
+        <w:t>Robots</w:t>
+      </w:r>
+      <w:proofErr w:type="spellEnd"/>
+      <w:r>
+        <w:rPr>
+          <w:color w:val="000000"/>
+        </w:rPr>
+        <w:t xml:space="preserve"> </w:t>
+      </w:r>
+      <w:proofErr w:type="spellStart"/>
+      <w:r>
+        <w:rPr>
+          <w:color w:val="000000"/>
+        </w:rPr>
+        <w:t>Exclusion</w:t>
+      </w:r>
+      <w:proofErr w:type="spellEnd"/>
+      <w:r>
+        <w:rPr>
+          <w:color w:val="000000"/>
+        </w:rPr>
+        <w:t xml:space="preserve"> </w:t>
+      </w:r>
+      <w:proofErr w:type="spellStart"/>
+      <w:r>
+        <w:rPr>
+          <w:color w:val="000000"/>
+        </w:rPr>
+        <w:t>Protocol</w:t>
+      </w:r>
+      <w:proofErr w:type="spellEnd"/>
+      <w:r>
+        <w:rPr>
+          <w:color w:val="000000"/>
+        </w:rPr>
+        <w:t>. set. 2022. Disponível em: https://www.rfc-editor.org/rfc/rfc9309. Acesso em: 19 set. 2026.</w:t>
       </w:r>
     </w:p>
     <w:sectPr>
-      <w:headerReference w:type="even" r:id="rId7"/>
-      <w:headerReference w:type="default" r:id="rId8"/>
-      <w:footerReference w:type="even" r:id="rId9"/>
-      <w:footerReference w:type="default" r:id="rId10"/>
-      <w:headerReference w:type="first" r:id="rId11"/>
-      <w:footerReference w:type="first" r:id="rId12"/>
+      <w:headerReference w:type="even" r:id="rId9"/>
+      <w:headerReference w:type="default" r:id="rId10"/>
+      <w:footerReference w:type="even" r:id="rId11"/>
+      <w:footerReference w:type="default" r:id="rId12"/>
+      <w:headerReference w:type="first" r:id="rId13"/>
+      <w:footerReference w:type="first" r:id="rId14"/>
       <w:pgSz w:w="11906" w:h="16838"/>
       <w:pgMar w:top="1701" w:right="1134" w:bottom="1134" w:left="1701" w:header="708" w:footer="708" w:gutter="0"/>
       <w:cols w:space="708"/>

--- a/F105 — DATA MINING E WEB SCRAPING.docx
+++ b/F105 — DATA MINING E WEB SCRAPING.docx
@@ -1,6 +1,6 @@
 
 <file path=word/document.xml><?xml version="1.0" encoding="utf-8"?>
-<w:document xmlns:wpc="http://schemas.microsoft.com/office/word/2010/wordprocessingCanvas" xmlns:cx="http://schemas.microsoft.com/office/drawing/2014/chartex" xmlns:cx1="http://schemas.microsoft.com/office/drawing/2015/9/8/chartex" xmlns:cx2="http://schemas.microsoft.com/office/drawing/2015/10/21/chartex" xmlns:cx3="http://schemas.microsoft.com/office/drawing/2016/5/9/chartex" xmlns:cx4="http://schemas.microsoft.com/office/drawing/2016/5/10/chartex" xmlns:cx5="http://schemas.microsoft.com/office/drawing/2016/5/11/chartex" xmlns:cx6="http://schemas.microsoft.com/office/drawing/2016/5/12/chartex" xmlns:cx7="http://schemas.microsoft.com/office/drawing/2016/5/13/chartex" xmlns:cx8="http://schemas.microsoft.com/office/drawing/2016/5/14/chartex" xmlns:mc="http://schemas.openxmlformats.org/markup-compatibility/2006" xmlns:aink="http://schemas.microsoft.com/office/drawing/2016/ink" xmlns:am3d="http://schemas.microsoft.com/office/drawing/2017/model3d" xmlns:o="urn:schemas-microsoft-com:office:office" xmlns:oel="http://schemas.microsoft.com/office/2019/extlst" xmlns:r="http://schemas.openxmlformats.org/officeDocument/2006/relationships" xmlns:m="http://schemas.openxmlformats.org/officeDocument/2006/math" xmlns:v="urn:schemas-microsoft-com:vml" xmlns:wp14="http://schemas.microsoft.com/office/word/2010/wordprocessingDrawing" xmlns:wp="http://schemas.openxmlformats.org/drawingml/2006/wordprocessingDrawing" xmlns:w10="urn:schemas-microsoft-com:office:word" xmlns:w="http://schemas.openxmlformats.org/wordprocessingml/2006/main" xmlns:w14="http://schemas.microsoft.com/office/word/2010/wordml" xmlns:w15="http://schemas.microsoft.com/office/word/2012/wordml" xmlns:w16cex="http://schemas.microsoft.com/office/word/2018/wordml/cex" xmlns:w16cid="http://schemas.microsoft.com/office/word/2016/wordml/cid" xmlns:w16="http://schemas.microsoft.com/office/word/2018/wordml" xmlns:w16du="http://schemas.microsoft.com/office/word/2023/wordml/word16du" xmlns:w16sdtdh="http://schemas.microsoft.com/office/word/2020/wordml/sdtdatahash" xmlns:w16sdtfl="http://schemas.microsoft.com/office/word/2024/wordml/sdtformatlock" xmlns:w16se="http://schemas.microsoft.com/office/word/2015/wordml/symex" xmlns:wpg="http://schemas.microsoft.com/office/word/2010/wordprocessingGroup" xmlns:wpi="http://schemas.microsoft.com/office/word/2010/wordprocessingInk" xmlns:wne="http://schemas.microsoft.com/office/word/2006/wordml" xmlns:wps="http://schemas.microsoft.com/office/word/2010/wordprocessingShape" mc:Ignorable="w14 w15 w16se w16cid w16 w16cex w16sdtdh w16sdtfl w16du wp14">
+<w:document xmlns:wpc="http://schemas.microsoft.com/office/word/2010/wordprocessingCanvas" xmlns:cx="http://schemas.microsoft.com/office/drawing/2014/chartex" xmlns:cx1="http://schemas.microsoft.com/office/drawing/2015/9/8/chartex" xmlns:cx2="http://schemas.microsoft.com/office/drawing/2015/10/21/chartex" xmlns:cx3="http://schemas.microsoft.com/office/drawing/2016/5/9/chartex" xmlns:cx4="http://schemas.microsoft.com/office/drawing/2016/5/10/chartex" xmlns:cx5="http://schemas.microsoft.com/office/drawing/2016/5/11/chartex" xmlns:cx6="http://schemas.microsoft.com/office/drawing/2016/5/12/chartex" xmlns:cx7="http://schemas.microsoft.com/office/drawing/2016/5/13/chartex" xmlns:cx8="http://schemas.microsoft.com/office/drawing/2016/5/14/chartex" xmlns:mc="http://schemas.openxmlformats.org/markup-compatibility/2006" xmlns:aink="http://schemas.microsoft.com/office/drawing/2016/ink" xmlns:am3d="http://schemas.microsoft.com/office/drawing/2017/model3d" xmlns:o="urn:schemas-microsoft-com:office:office" xmlns:oel="http://schemas.microsoft.com/office/2019/extlst" xmlns:r="http://schemas.openxmlformats.org/officeDocument/2006/relationships" xmlns:m="http://schemas.openxmlformats.org/officeDocument/2006/math" xmlns:v="urn:schemas-microsoft-com:vml" xmlns:wp14="http://schemas.microsoft.com/office/word/2010/wordprocessingDrawing" xmlns:wp="http://schemas.openxmlformats.org/drawingml/2006/wordprocessingDrawing" xmlns:w10="urn:schemas-microsoft-com:office:word" xmlns:w="http://schemas.openxmlformats.org/wordprocessingml/2006/main" xmlns:w14="http://schemas.microsoft.com/office/word/2010/wordml" xmlns:w15="http://schemas.microsoft.com/office/word/2012/wordml" xmlns:w16cex="http://schemas.microsoft.com/office/word/2018/wordml/cex" xmlns:w16cid="http://schemas.microsoft.com/office/word/2016/wordml/cid" xmlns:w16="http://schemas.microsoft.com/office/word/2018/wordml" xmlns:w16du="http://schemas.microsoft.com/office/word/2023/wordml/word16du" xmlns:w16sdtdh="http://schemas.microsoft.com/office/word/2020/wordml/sdtdatahash" xmlns:w16sdtfl="http://schemas.microsoft.com/office/word/2024/wordml/sdtformatlock" xmlns:w16se="http://schemas.microsoft.com/office/word/2015/wordml/symex" xmlns:wpg="http://schemas.microsoft.com/office/word/2010/wordprocessingGroup" xmlns:wpi="http://schemas.microsoft.com/office/word/2010/wordprocessingInk" xmlns:wne="http://schemas.microsoft.com/office/word/2006/wordml" xmlns:wps="http://schemas.microsoft.com/office/word/2010/wordprocessingShape" xmlns:a="http://schemas.openxmlformats.org/drawingml/2006/main" xmlns:pic="http://schemas.openxmlformats.org/drawingml/2006/picture" xmlns:a14="http://schemas.microsoft.com/office/drawing/2010/main" mc:Ignorable="w14 w15 w16se w16cid w16 w16cex w16sdtdh w16sdtfl w16du wp14">
   <w:body>
     <w:p>
       <w:pPr>
@@ -29,6 +29,119 @@
       <w:pPr>
         <w:ind w:firstLine="0"/>
         <w:jc w:val="center"/>
+      </w:pPr>
+      <w:r>
+        <w:br/>
+      </w:r>
+      <w:r>
+        <w:br/>
+      </w:r>
+      <w:r>
+        <w:br/>
+      </w:r>
+      <w:r>
+        <w:rPr>
+          <w:b w:val="1"/>
+          <w:bCs w:val="1"/>
+        </w:rPr>
+        <w:t xml:space="preserve">2524881 </w:t>
+      </w:r>
+      <w:r>
+        <w:rPr>
+          <w:b w:val="1"/>
+          <w:bCs w:val="1"/>
+        </w:rPr>
+        <w:t>– FRANCISCO WERLEY FERREIRA DO NASCIMENTO</w:t>
+      </w:r>
+    </w:p>
+    <w:p>
+      <w:pPr>
+        <w:ind w:firstLine="0"/>
+        <w:jc w:val="center"/>
+      </w:pPr>
+      <w:r>
+        <w:rPr>
+          <w:b w:val="1"/>
+          <w:bCs w:val="1"/>
+        </w:rPr>
+        <w:t>2527935 – TICIANO ANDRADE DAMASCENO</w:t>
+      </w:r>
+    </w:p>
+    <w:p>
+      <w:pPr>
+        <w:pStyle w:val="Normal"/>
+        <w:ind w:firstLine="0"/>
+        <w:jc w:val="center"/>
+      </w:pPr>
+      <w:r>
+        <w:rPr>
+          <w:b w:val="1"/>
+          <w:bCs w:val="1"/>
+        </w:rPr>
+        <w:t>2524971 – TATIANA DOS SANTOS LIMA</w:t>
+      </w:r>
+    </w:p>
+    <w:p>
+      <w:pPr>
+        <w:pStyle w:val="Normal"/>
+        <w:ind w:firstLine="0"/>
+        <w:jc w:val="center"/>
+      </w:pPr>
+      <w:r>
+        <w:rPr>
+          <w:b w:val="1"/>
+          <w:bCs w:val="1"/>
+        </w:rPr>
+        <w:t>2513734 – FRANCISCO EDER SANTOS GUALBERTO</w:t>
+      </w:r>
+    </w:p>
+    <w:p>
+      <w:pPr>
+        <w:ind w:firstLine="0"/>
+        <w:jc w:val="center"/>
+      </w:pPr>
+      <w:r>
+        <w:br/>
+      </w:r>
+      <w:r>
+        <w:br/>
+      </w:r>
+      <w:r>
+        <w:br/>
+      </w:r>
+      <w:r>
+        <w:br/>
+      </w:r>
+      <w:r>
+        <w:br/>
+      </w:r>
+      <w:r>
+        <w:rPr>
+          <w:b w:val="1"/>
+          <w:bCs w:val="1"/>
+        </w:rPr>
+        <w:t>MONITORAMENTO E ANÁLISE DE PREÇOS NA WEB</w:t>
+      </w:r>
+      <w:r>
+        <w:br/>
+      </w:r>
+      <w:r>
+        <w:rPr/>
+        <w:t xml:space="preserve">Aplicação de Web </w:t>
+      </w:r>
+      <w:r>
+        <w:rPr/>
+        <w:t>Scraping</w:t>
+      </w:r>
+      <w:r>
+        <w:rPr/>
+        <w:t xml:space="preserve"> e Data Mining</w:t>
+      </w:r>
+    </w:p>
+    <w:p>
+      <w:pPr>
+        <w:ind w:firstLine="0"/>
+        <w:jc w:val="center"/>
         <w:rPr>
           <w:szCs w:val="24"/>
           <w:lang w:eastAsia="pt-BR"/>
@@ -44,108 +157,37 @@
         <w:br/>
       </w:r>
       <w:r>
+        <w:br/>
+      </w:r>
+      <w:r>
+        <w:br/>
+      </w:r>
+      <w:r>
+        <w:br/>
+      </w:r>
+      <w:r>
+        <w:br/>
+      </w:r>
+      <w:r>
+        <w:br/>
+      </w:r>
+      <w:r>
+        <w:br/>
+      </w:r>
+      <w:r>
+        <w:br/>
+      </w:r>
+      <w:r>
         <w:rPr>
           <w:b/>
           <w:bCs/>
         </w:rPr>
-        <w:t xml:space="preserve">2524881 </w:t>
-      </w:r>
-      <w:r>
-        <w:rPr>
-          <w:b/>
-          <w:bCs/>
-        </w:rPr>
-        <w:t>– FRANCISCO WERLEY FERREIRA DO NASCIMENTO</w:t>
-      </w:r>
-    </w:p>
-    <w:p>
-      <w:pPr>
-        <w:ind w:firstLine="0"/>
-        <w:jc w:val="center"/>
-      </w:pPr>
+        <w:t>FORTALEZA</w:t>
+      </w:r>
       <w:r>
         <w:br/>
       </w:r>
       <w:r>
-        <w:br/>
-      </w:r>
-      <w:r>
-        <w:br/>
-      </w:r>
-      <w:r>
-        <w:br/>
-      </w:r>
-      <w:r>
-        <w:br/>
-      </w:r>
-      <w:r>
-        <w:rPr>
-          <w:b/>
-          <w:bCs/>
-        </w:rPr>
-        <w:t>MONITORAMENTO E ANÁLISE DE PREÇOS NA WEB</w:t>
-      </w:r>
-      <w:r>
-        <w:br/>
-        <w:t xml:space="preserve">Aplicação de Web </w:t>
-      </w:r>
-      <w:proofErr w:type="spellStart"/>
-      <w:r>
-        <w:t>Scraping</w:t>
-      </w:r>
-      <w:proofErr w:type="spellEnd"/>
-      <w:r>
-        <w:t xml:space="preserve"> e Data Mining</w:t>
-      </w:r>
-    </w:p>
-    <w:p>
-      <w:pPr>
-        <w:ind w:firstLine="0"/>
-        <w:jc w:val="center"/>
-        <w:rPr>
-          <w:szCs w:val="24"/>
-          <w:lang w:eastAsia="pt-BR"/>
-        </w:rPr>
-      </w:pPr>
-      <w:r>
-        <w:br/>
-      </w:r>
-      <w:r>
-        <w:br/>
-      </w:r>
-      <w:r>
-        <w:br/>
-      </w:r>
-      <w:r>
-        <w:br/>
-      </w:r>
-      <w:r>
-        <w:br/>
-      </w:r>
-      <w:r>
-        <w:br/>
-      </w:r>
-      <w:r>
-        <w:br/>
-      </w:r>
-      <w:r>
-        <w:br/>
-      </w:r>
-      <w:r>
-        <w:br/>
-      </w:r>
-      <w:r>
-        <w:br/>
-      </w:r>
-      <w:r>
-        <w:rPr>
-          <w:b/>
-          <w:bCs/>
-        </w:rPr>
-        <w:t>FORTALEZA</w:t>
-      </w:r>
-      <w:r>
-        <w:br/>
         <w:t>2026</w:t>
       </w:r>
     </w:p>
@@ -174,12 +216,11 @@
           <w:szCs w:val="24"/>
         </w:rPr>
       </w:pPr>
-      <w:bookmarkStart w:id="0" w:name="_Toc240989644"/>
+      <w:bookmarkStart w:name="_Toc240989644" w:id="0"/>
       <w:r>
         <w:rPr>
           <w:rFonts w:asciiTheme="minorHAnsi" w:hAnsiTheme="minorHAnsi" w:cstheme="minorBidi"/>
         </w:rPr>
-        <w:lastRenderedPageBreak/>
         <w:t>SUMÁRIO</w:t>
       </w:r>
       <w:bookmarkEnd w:id="0"/>
@@ -191,7 +232,7 @@
           <w:tab w:val="right" w:leader="dot" w:pos="9061"/>
         </w:tabs>
         <w:rPr>
-          <w:rFonts w:asciiTheme="minorHAnsi" w:eastAsiaTheme="minorEastAsia" w:hAnsiTheme="minorHAnsi" w:cstheme="minorBidi"/>
+          <w:rFonts w:asciiTheme="minorHAnsi" w:hAnsiTheme="minorHAnsi" w:eastAsiaTheme="minorEastAsia" w:cstheme="minorBidi"/>
           <w:noProof/>
           <w:szCs w:val="24"/>
           <w:lang w:eastAsia="pt-BR"/>
@@ -218,7 +259,7 @@
         </w:rPr>
         <w:fldChar w:fldCharType="separate"/>
       </w:r>
-      <w:hyperlink w:anchor="_Toc240989644" w:history="1">
+      <w:hyperlink w:history="1" w:anchor="_Toc240989644">
         <w:r>
           <w:rPr>
             <w:rStyle w:val="Hyperlink"/>
@@ -276,13 +317,13 @@
           <w:tab w:val="right" w:leader="dot" w:pos="9061"/>
         </w:tabs>
         <w:rPr>
-          <w:rFonts w:asciiTheme="minorHAnsi" w:eastAsiaTheme="minorEastAsia" w:hAnsiTheme="minorHAnsi" w:cstheme="minorBidi"/>
+          <w:rFonts w:asciiTheme="minorHAnsi" w:hAnsiTheme="minorHAnsi" w:eastAsiaTheme="minorEastAsia" w:cstheme="minorBidi"/>
           <w:noProof/>
           <w:szCs w:val="24"/>
           <w:lang w:eastAsia="pt-BR"/>
         </w:rPr>
       </w:pPr>
-      <w:hyperlink w:anchor="_Toc240989645" w:history="1">
+      <w:hyperlink w:history="1" w:anchor="_Toc240989645">
         <w:r>
           <w:rPr>
             <w:rStyle w:val="Hyperlink"/>
@@ -341,13 +382,13 @@
           <w:tab w:val="right" w:leader="dot" w:pos="9061"/>
         </w:tabs>
         <w:rPr>
-          <w:rFonts w:asciiTheme="minorHAnsi" w:eastAsiaTheme="minorEastAsia" w:hAnsiTheme="minorHAnsi" w:cstheme="minorBidi"/>
+          <w:rFonts w:asciiTheme="minorHAnsi" w:hAnsiTheme="minorHAnsi" w:eastAsiaTheme="minorEastAsia" w:cstheme="minorBidi"/>
           <w:noProof/>
           <w:szCs w:val="24"/>
           <w:lang w:eastAsia="pt-BR"/>
         </w:rPr>
       </w:pPr>
-      <w:hyperlink w:anchor="_Toc240989646" w:history="1">
+      <w:hyperlink w:history="1" w:anchor="_Toc240989646">
         <w:r>
           <w:rPr>
             <w:rStyle w:val="Hyperlink"/>
@@ -357,7 +398,7 @@
         </w:r>
         <w:r>
           <w:rPr>
-            <w:rFonts w:asciiTheme="minorHAnsi" w:eastAsiaTheme="minorEastAsia" w:hAnsiTheme="minorHAnsi" w:cstheme="minorBidi"/>
+            <w:rFonts w:asciiTheme="minorHAnsi" w:hAnsiTheme="minorHAnsi" w:eastAsiaTheme="minorEastAsia" w:cstheme="minorBidi"/>
             <w:noProof/>
             <w:szCs w:val="24"/>
             <w:lang w:eastAsia="pt-BR"/>
@@ -422,13 +463,13 @@
           <w:tab w:val="right" w:leader="dot" w:pos="9061"/>
         </w:tabs>
         <w:rPr>
-          <w:rFonts w:asciiTheme="minorHAnsi" w:eastAsiaTheme="minorEastAsia" w:hAnsiTheme="minorHAnsi" w:cstheme="minorBidi"/>
+          <w:rFonts w:asciiTheme="minorHAnsi" w:hAnsiTheme="minorHAnsi" w:eastAsiaTheme="minorEastAsia" w:cstheme="minorBidi"/>
           <w:noProof/>
           <w:szCs w:val="24"/>
           <w:lang w:eastAsia="pt-BR"/>
         </w:rPr>
       </w:pPr>
-      <w:hyperlink w:anchor="_Toc240989647" w:history="1">
+      <w:hyperlink w:history="1" w:anchor="_Toc240989647">
         <w:r>
           <w:rPr>
             <w:rStyle w:val="Hyperlink"/>
@@ -438,7 +479,7 @@
         </w:r>
         <w:r>
           <w:rPr>
-            <w:rFonts w:asciiTheme="minorHAnsi" w:eastAsiaTheme="minorEastAsia" w:hAnsiTheme="minorHAnsi" w:cstheme="minorBidi"/>
+            <w:rFonts w:asciiTheme="minorHAnsi" w:hAnsiTheme="minorHAnsi" w:eastAsiaTheme="minorEastAsia" w:cstheme="minorBidi"/>
             <w:noProof/>
             <w:szCs w:val="24"/>
             <w:lang w:eastAsia="pt-BR"/>
@@ -502,13 +543,13 @@
           <w:tab w:val="right" w:leader="dot" w:pos="9061"/>
         </w:tabs>
         <w:rPr>
-          <w:rFonts w:asciiTheme="minorHAnsi" w:eastAsiaTheme="minorEastAsia" w:hAnsiTheme="minorHAnsi" w:cstheme="minorBidi"/>
+          <w:rFonts w:asciiTheme="minorHAnsi" w:hAnsiTheme="minorHAnsi" w:eastAsiaTheme="minorEastAsia" w:cstheme="minorBidi"/>
           <w:noProof/>
           <w:szCs w:val="24"/>
           <w:lang w:eastAsia="pt-BR"/>
         </w:rPr>
       </w:pPr>
-      <w:hyperlink w:anchor="_Toc240989648" w:history="1">
+      <w:hyperlink w:history="1" w:anchor="_Toc240989648">
         <w:r>
           <w:rPr>
             <w:rStyle w:val="Hyperlink"/>
@@ -566,13 +607,13 @@
           <w:tab w:val="right" w:leader="dot" w:pos="9061"/>
         </w:tabs>
         <w:rPr>
-          <w:rFonts w:asciiTheme="minorHAnsi" w:eastAsiaTheme="minorEastAsia" w:hAnsiTheme="minorHAnsi" w:cstheme="minorBidi"/>
+          <w:rFonts w:asciiTheme="minorHAnsi" w:hAnsiTheme="minorHAnsi" w:eastAsiaTheme="minorEastAsia" w:cstheme="minorBidi"/>
           <w:noProof/>
           <w:szCs w:val="24"/>
           <w:lang w:eastAsia="pt-BR"/>
         </w:rPr>
       </w:pPr>
-      <w:hyperlink w:anchor="_Toc240989649" w:history="1">
+      <w:hyperlink w:history="1" w:anchor="_Toc240989649">
         <w:r>
           <w:rPr>
             <w:rStyle w:val="Hyperlink"/>
@@ -630,13 +671,13 @@
           <w:tab w:val="right" w:leader="dot" w:pos="9061"/>
         </w:tabs>
         <w:rPr>
-          <w:rFonts w:asciiTheme="minorHAnsi" w:eastAsiaTheme="minorEastAsia" w:hAnsiTheme="minorHAnsi" w:cstheme="minorBidi"/>
+          <w:rFonts w:asciiTheme="minorHAnsi" w:hAnsiTheme="minorHAnsi" w:eastAsiaTheme="minorEastAsia" w:cstheme="minorBidi"/>
           <w:noProof/>
           <w:szCs w:val="24"/>
           <w:lang w:eastAsia="pt-BR"/>
         </w:rPr>
       </w:pPr>
-      <w:hyperlink w:anchor="_Toc240989650" w:history="1">
+      <w:hyperlink w:history="1" w:anchor="_Toc240989650">
         <w:r>
           <w:rPr>
             <w:rStyle w:val="Hyperlink"/>
@@ -694,13 +735,13 @@
           <w:tab w:val="right" w:leader="dot" w:pos="9061"/>
         </w:tabs>
         <w:rPr>
-          <w:rFonts w:asciiTheme="minorHAnsi" w:eastAsiaTheme="minorEastAsia" w:hAnsiTheme="minorHAnsi" w:cstheme="minorBidi"/>
+          <w:rFonts w:asciiTheme="minorHAnsi" w:hAnsiTheme="minorHAnsi" w:eastAsiaTheme="minorEastAsia" w:cstheme="minorBidi"/>
           <w:noProof/>
           <w:szCs w:val="24"/>
           <w:lang w:eastAsia="pt-BR"/>
         </w:rPr>
       </w:pPr>
-      <w:hyperlink w:anchor="_Toc240989651" w:history="1">
+      <w:hyperlink w:history="1" w:anchor="_Toc240989651">
         <w:r>
           <w:rPr>
             <w:rStyle w:val="Hyperlink"/>
@@ -758,13 +799,13 @@
           <w:tab w:val="right" w:leader="dot" w:pos="9061"/>
         </w:tabs>
         <w:rPr>
-          <w:rFonts w:asciiTheme="minorHAnsi" w:eastAsiaTheme="minorEastAsia" w:hAnsiTheme="minorHAnsi" w:cstheme="minorBidi"/>
+          <w:rFonts w:asciiTheme="minorHAnsi" w:hAnsiTheme="minorHAnsi" w:eastAsiaTheme="minorEastAsia" w:cstheme="minorBidi"/>
           <w:noProof/>
           <w:szCs w:val="24"/>
           <w:lang w:eastAsia="pt-BR"/>
         </w:rPr>
       </w:pPr>
-      <w:hyperlink w:anchor="_Toc240989652" w:history="1">
+      <w:hyperlink w:history="1" w:anchor="_Toc240989652">
         <w:r>
           <w:rPr>
             <w:rStyle w:val="Hyperlink"/>
@@ -822,13 +863,13 @@
           <w:tab w:val="right" w:leader="dot" w:pos="9061"/>
         </w:tabs>
         <w:rPr>
-          <w:rFonts w:asciiTheme="minorHAnsi" w:eastAsiaTheme="minorEastAsia" w:hAnsiTheme="minorHAnsi" w:cstheme="minorBidi"/>
+          <w:rFonts w:asciiTheme="minorHAnsi" w:hAnsiTheme="minorHAnsi" w:eastAsiaTheme="minorEastAsia" w:cstheme="minorBidi"/>
           <w:noProof/>
           <w:szCs w:val="24"/>
           <w:lang w:eastAsia="pt-BR"/>
         </w:rPr>
       </w:pPr>
-      <w:hyperlink w:anchor="_Toc240989653" w:history="1">
+      <w:hyperlink w:history="1" w:anchor="_Toc240989653">
         <w:r>
           <w:rPr>
             <w:rStyle w:val="Hyperlink"/>
@@ -886,13 +927,13 @@
           <w:tab w:val="right" w:leader="dot" w:pos="9061"/>
         </w:tabs>
         <w:rPr>
-          <w:rFonts w:asciiTheme="minorHAnsi" w:eastAsiaTheme="minorEastAsia" w:hAnsiTheme="minorHAnsi" w:cstheme="minorBidi"/>
+          <w:rFonts w:asciiTheme="minorHAnsi" w:hAnsiTheme="minorHAnsi" w:eastAsiaTheme="minorEastAsia" w:cstheme="minorBidi"/>
           <w:noProof/>
           <w:szCs w:val="24"/>
           <w:lang w:eastAsia="pt-BR"/>
         </w:rPr>
       </w:pPr>
-      <w:hyperlink w:anchor="_Toc240989654" w:history="1">
+      <w:hyperlink w:history="1" w:anchor="_Toc240989654">
         <w:r>
           <w:rPr>
             <w:rStyle w:val="Hyperlink"/>
@@ -950,13 +991,13 @@
           <w:tab w:val="right" w:leader="dot" w:pos="9061"/>
         </w:tabs>
         <w:rPr>
-          <w:rFonts w:asciiTheme="minorHAnsi" w:eastAsiaTheme="minorEastAsia" w:hAnsiTheme="minorHAnsi" w:cstheme="minorBidi"/>
+          <w:rFonts w:asciiTheme="minorHAnsi" w:hAnsiTheme="minorHAnsi" w:eastAsiaTheme="minorEastAsia" w:cstheme="minorBidi"/>
           <w:noProof/>
           <w:szCs w:val="24"/>
           <w:lang w:eastAsia="pt-BR"/>
         </w:rPr>
       </w:pPr>
-      <w:hyperlink w:anchor="_Toc240989655" w:history="1">
+      <w:hyperlink w:history="1" w:anchor="_Toc240989655">
         <w:r>
           <w:rPr>
             <w:rStyle w:val="Hyperlink"/>
@@ -1014,13 +1055,13 @@
           <w:tab w:val="right" w:leader="dot" w:pos="9061"/>
         </w:tabs>
         <w:rPr>
-          <w:rFonts w:asciiTheme="minorHAnsi" w:eastAsiaTheme="minorEastAsia" w:hAnsiTheme="minorHAnsi" w:cstheme="minorBidi"/>
+          <w:rFonts w:asciiTheme="minorHAnsi" w:hAnsiTheme="minorHAnsi" w:eastAsiaTheme="minorEastAsia" w:cstheme="minorBidi"/>
           <w:noProof/>
           <w:szCs w:val="24"/>
           <w:lang w:eastAsia="pt-BR"/>
         </w:rPr>
       </w:pPr>
-      <w:hyperlink w:anchor="_Toc240989656" w:history="1">
+      <w:hyperlink w:history="1" w:anchor="_Toc240989656">
         <w:r>
           <w:rPr>
             <w:rStyle w:val="Hyperlink"/>
@@ -1078,13 +1119,13 @@
           <w:tab w:val="right" w:leader="dot" w:pos="9061"/>
         </w:tabs>
         <w:rPr>
-          <w:rFonts w:asciiTheme="minorHAnsi" w:eastAsiaTheme="minorEastAsia" w:hAnsiTheme="minorHAnsi" w:cstheme="minorBidi"/>
+          <w:rFonts w:asciiTheme="minorHAnsi" w:hAnsiTheme="minorHAnsi" w:eastAsiaTheme="minorEastAsia" w:cstheme="minorBidi"/>
           <w:noProof/>
           <w:szCs w:val="24"/>
           <w:lang w:eastAsia="pt-BR"/>
         </w:rPr>
       </w:pPr>
-      <w:hyperlink w:anchor="_Toc240989657" w:history="1">
+      <w:hyperlink w:history="1" w:anchor="_Toc240989657">
         <w:r>
           <w:rPr>
             <w:rStyle w:val="Hyperlink"/>
@@ -1142,13 +1183,13 @@
           <w:tab w:val="right" w:leader="dot" w:pos="9061"/>
         </w:tabs>
         <w:rPr>
-          <w:rFonts w:asciiTheme="minorHAnsi" w:eastAsiaTheme="minorEastAsia" w:hAnsiTheme="minorHAnsi" w:cstheme="minorBidi"/>
+          <w:rFonts w:asciiTheme="minorHAnsi" w:hAnsiTheme="minorHAnsi" w:eastAsiaTheme="minorEastAsia" w:cstheme="minorBidi"/>
           <w:noProof/>
           <w:szCs w:val="24"/>
           <w:lang w:eastAsia="pt-BR"/>
         </w:rPr>
       </w:pPr>
-      <w:hyperlink w:anchor="_Toc240989658" w:history="1">
+      <w:hyperlink w:history="1" w:anchor="_Toc240989658">
         <w:r>
           <w:rPr>
             <w:rStyle w:val="Hyperlink"/>
@@ -1206,13 +1247,13 @@
           <w:tab w:val="right" w:leader="dot" w:pos="9061"/>
         </w:tabs>
         <w:rPr>
-          <w:rFonts w:asciiTheme="minorHAnsi" w:eastAsiaTheme="minorEastAsia" w:hAnsiTheme="minorHAnsi" w:cstheme="minorBidi"/>
+          <w:rFonts w:asciiTheme="minorHAnsi" w:hAnsiTheme="minorHAnsi" w:eastAsiaTheme="minorEastAsia" w:cstheme="minorBidi"/>
           <w:noProof/>
           <w:szCs w:val="24"/>
           <w:lang w:eastAsia="pt-BR"/>
         </w:rPr>
       </w:pPr>
-      <w:hyperlink w:anchor="_Toc240989659" w:history="1">
+      <w:hyperlink w:history="1" w:anchor="_Toc240989659">
         <w:r>
           <w:rPr>
             <w:rStyle w:val="Hyperlink"/>
@@ -1270,13 +1311,13 @@
           <w:tab w:val="right" w:leader="dot" w:pos="9061"/>
         </w:tabs>
         <w:rPr>
-          <w:rFonts w:asciiTheme="minorHAnsi" w:eastAsiaTheme="minorEastAsia" w:hAnsiTheme="minorHAnsi" w:cstheme="minorBidi"/>
+          <w:rFonts w:asciiTheme="minorHAnsi" w:hAnsiTheme="minorHAnsi" w:eastAsiaTheme="minorEastAsia" w:cstheme="minorBidi"/>
           <w:noProof/>
           <w:szCs w:val="24"/>
           <w:lang w:eastAsia="pt-BR"/>
         </w:rPr>
       </w:pPr>
-      <w:hyperlink w:anchor="_Toc240989660" w:history="1">
+      <w:hyperlink w:history="1" w:anchor="_Toc240989660">
         <w:r>
           <w:rPr>
             <w:rStyle w:val="Hyperlink"/>
@@ -1334,13 +1375,13 @@
           <w:tab w:val="right" w:leader="dot" w:pos="9061"/>
         </w:tabs>
         <w:rPr>
-          <w:rFonts w:asciiTheme="minorHAnsi" w:eastAsiaTheme="minorEastAsia" w:hAnsiTheme="minorHAnsi" w:cstheme="minorBidi"/>
+          <w:rFonts w:asciiTheme="minorHAnsi" w:hAnsiTheme="minorHAnsi" w:eastAsiaTheme="minorEastAsia" w:cstheme="minorBidi"/>
           <w:noProof/>
           <w:szCs w:val="24"/>
           <w:lang w:eastAsia="pt-BR"/>
         </w:rPr>
       </w:pPr>
-      <w:hyperlink w:anchor="_Toc240989661" w:history="1">
+      <w:hyperlink w:history="1" w:anchor="_Toc240989661">
         <w:r>
           <w:rPr>
             <w:rStyle w:val="Hyperlink"/>
@@ -1398,13 +1439,13 @@
           <w:tab w:val="right" w:leader="dot" w:pos="9061"/>
         </w:tabs>
         <w:rPr>
-          <w:rFonts w:asciiTheme="minorHAnsi" w:eastAsiaTheme="minorEastAsia" w:hAnsiTheme="minorHAnsi" w:cstheme="minorBidi"/>
+          <w:rFonts w:asciiTheme="minorHAnsi" w:hAnsiTheme="minorHAnsi" w:eastAsiaTheme="minorEastAsia" w:cstheme="minorBidi"/>
           <w:noProof/>
           <w:szCs w:val="24"/>
           <w:lang w:eastAsia="pt-BR"/>
         </w:rPr>
       </w:pPr>
-      <w:hyperlink w:anchor="_Toc240989662" w:history="1">
+      <w:hyperlink w:history="1" w:anchor="_Toc240989662">
         <w:r>
           <w:rPr>
             <w:rStyle w:val="Hyperlink"/>
@@ -1462,13 +1503,13 @@
           <w:tab w:val="right" w:leader="dot" w:pos="9061"/>
         </w:tabs>
         <w:rPr>
-          <w:rFonts w:asciiTheme="minorHAnsi" w:eastAsiaTheme="minorEastAsia" w:hAnsiTheme="minorHAnsi" w:cstheme="minorBidi"/>
+          <w:rFonts w:asciiTheme="minorHAnsi" w:hAnsiTheme="minorHAnsi" w:eastAsiaTheme="minorEastAsia" w:cstheme="minorBidi"/>
           <w:noProof/>
           <w:szCs w:val="24"/>
           <w:lang w:eastAsia="pt-BR"/>
         </w:rPr>
       </w:pPr>
-      <w:hyperlink w:anchor="_Toc240989663" w:history="1">
+      <w:hyperlink w:history="1" w:anchor="_Toc240989663">
         <w:r>
           <w:rPr>
             <w:rStyle w:val="Hyperlink"/>
@@ -1526,13 +1567,13 @@
           <w:tab w:val="right" w:leader="dot" w:pos="9061"/>
         </w:tabs>
         <w:rPr>
-          <w:rFonts w:asciiTheme="minorHAnsi" w:eastAsiaTheme="minorEastAsia" w:hAnsiTheme="minorHAnsi" w:cstheme="minorBidi"/>
+          <w:rFonts w:asciiTheme="minorHAnsi" w:hAnsiTheme="minorHAnsi" w:eastAsiaTheme="minorEastAsia" w:cstheme="minorBidi"/>
           <w:noProof/>
           <w:szCs w:val="24"/>
           <w:lang w:eastAsia="pt-BR"/>
         </w:rPr>
       </w:pPr>
-      <w:hyperlink w:anchor="_Toc240989664" w:history="1">
+      <w:hyperlink w:history="1" w:anchor="_Toc240989664">
         <w:r>
           <w:rPr>
             <w:rStyle w:val="Hyperlink"/>
@@ -1590,13 +1631,13 @@
           <w:tab w:val="right" w:leader="dot" w:pos="9061"/>
         </w:tabs>
         <w:rPr>
-          <w:rFonts w:asciiTheme="minorHAnsi" w:eastAsiaTheme="minorEastAsia" w:hAnsiTheme="minorHAnsi" w:cstheme="minorBidi"/>
+          <w:rFonts w:asciiTheme="minorHAnsi" w:hAnsiTheme="minorHAnsi" w:eastAsiaTheme="minorEastAsia" w:cstheme="minorBidi"/>
           <w:noProof/>
           <w:szCs w:val="24"/>
           <w:lang w:eastAsia="pt-BR"/>
         </w:rPr>
       </w:pPr>
-      <w:hyperlink w:anchor="_Toc240989665" w:history="1">
+      <w:hyperlink w:history="1" w:anchor="_Toc240989665">
         <w:r>
           <w:rPr>
             <w:rStyle w:val="Hyperlink"/>
@@ -1654,13 +1695,13 @@
           <w:tab w:val="right" w:leader="dot" w:pos="9061"/>
         </w:tabs>
         <w:rPr>
-          <w:rFonts w:asciiTheme="minorHAnsi" w:eastAsiaTheme="minorEastAsia" w:hAnsiTheme="minorHAnsi" w:cstheme="minorBidi"/>
+          <w:rFonts w:asciiTheme="minorHAnsi" w:hAnsiTheme="minorHAnsi" w:eastAsiaTheme="minorEastAsia" w:cstheme="minorBidi"/>
           <w:noProof/>
           <w:szCs w:val="24"/>
           <w:lang w:eastAsia="pt-BR"/>
         </w:rPr>
       </w:pPr>
-      <w:hyperlink w:anchor="_Toc240989666" w:history="1">
+      <w:hyperlink w:history="1" w:anchor="_Toc240989666">
         <w:r>
           <w:rPr>
             <w:rStyle w:val="Hyperlink"/>
@@ -1748,12 +1789,11 @@
           <w:rFonts w:cstheme="minorBidi"/>
         </w:rPr>
       </w:pPr>
-      <w:bookmarkStart w:id="1" w:name="_Toc240989645"/>
+      <w:bookmarkStart w:name="_Toc240989645" w:id="1"/>
       <w:r>
         <w:rPr>
           <w:rFonts w:asciiTheme="minorHAnsi" w:hAnsiTheme="minorHAnsi" w:cstheme="minorBidi"/>
         </w:rPr>
-        <w:lastRenderedPageBreak/>
         <w:t>1 PROBLEMA E OBJETIVO DA ANÁLISE</w:t>
       </w:r>
       <w:bookmarkEnd w:id="1"/>
@@ -1769,7 +1809,7 @@
           <w:rFonts w:asciiTheme="minorHAnsi" w:hAnsiTheme="minorHAnsi" w:cstheme="minorBidi"/>
         </w:rPr>
       </w:pPr>
-      <w:bookmarkStart w:id="2" w:name="_Toc240989646"/>
+      <w:bookmarkStart w:name="_Toc240989646" w:id="2"/>
       <w:r>
         <w:rPr>
           <w:rFonts w:asciiTheme="minorHAnsi" w:hAnsiTheme="minorHAnsi" w:cstheme="minorBidi"/>
@@ -1806,7 +1846,7 @@
           <w:rFonts w:asciiTheme="minorHAnsi" w:hAnsiTheme="minorHAnsi" w:cstheme="minorBidi"/>
         </w:rPr>
       </w:pPr>
-      <w:bookmarkStart w:id="3" w:name="_Toc240989647"/>
+      <w:bookmarkStart w:name="_Toc240989647" w:id="3"/>
       <w:r>
         <w:rPr>
           <w:rFonts w:asciiTheme="minorHAnsi" w:hAnsiTheme="minorHAnsi" w:cstheme="minorBidi"/>
@@ -1836,7 +1876,7 @@
           <w:rFonts w:asciiTheme="minorHAnsi" w:hAnsiTheme="minorHAnsi" w:cstheme="minorBidi"/>
         </w:rPr>
       </w:pPr>
-      <w:bookmarkStart w:id="4" w:name="_Toc240989648"/>
+      <w:bookmarkStart w:name="_Toc240989648" w:id="4"/>
       <w:r>
         <w:rPr>
           <w:rFonts w:asciiTheme="minorHAnsi" w:hAnsiTheme="minorHAnsi" w:cstheme="minorBidi"/>
@@ -1864,7 +1904,7 @@
           <w:rFonts w:cstheme="minorBidi"/>
         </w:rPr>
       </w:pPr>
-      <w:bookmarkStart w:id="5" w:name="_Toc240989649"/>
+      <w:bookmarkStart w:name="_Toc240989649" w:id="5"/>
       <w:r>
         <w:rPr>
           <w:rFonts w:asciiTheme="minorHAnsi" w:hAnsiTheme="minorHAnsi" w:cstheme="minorBidi"/>
@@ -1888,7 +1928,6 @@
         <w:t xml:space="preserve">Para responder à pergunta de negócio, foram selecionadas como fontes de dados as páginas públicas de busca de três lojas virtuais que comercializam smartphones Samsung: </w:t>
       </w:r>
       <w:proofErr w:type="spellStart"/>
-      <w:proofErr w:type="gramStart"/>
       <w:r>
         <w:rPr>
           <w:color w:val="000000"/>
@@ -1900,14 +1939,7 @@
         <w:rPr>
           <w:color w:val="000000"/>
         </w:rPr>
-        <w:t>!,</w:t>
-      </w:r>
-      <w:proofErr w:type="gramEnd"/>
-      <w:r>
-        <w:rPr>
-          <w:color w:val="000000"/>
-        </w:rPr>
-        <w:t xml:space="preserve"> Samsung.com.br e </w:t>
+        <w:t xml:space="preserve">!, Samsung.com.br e </w:t>
       </w:r>
       <w:proofErr w:type="spellStart"/>
       <w:r>
@@ -1935,14 +1967,7 @@
         <w:rPr>
           <w:color w:val="000000"/>
         </w:rPr>
-        <w:t xml:space="preserve"> de consulta, o tipo de carregamento do conteúdo, as informações disponíveis e a existência de API oficial adequada ao caso de uso, isto </w:t>
-      </w:r>
-      <w:r>
-        <w:rPr>
-          <w:color w:val="000000"/>
-        </w:rPr>
-        <w:lastRenderedPageBreak/>
-        <w:t>é, a consulta de preços de produtos na perspectiva do consumidor. Os resultados foram agrupados segundo a forma como os dados são entregues ao navegador.</w:t>
+        <w:t xml:space="preserve"> de consulta, o tipo de carregamento do conteúdo, as informações disponíveis e a existência de API oficial adequada ao caso de uso, isto é, a consulta de preços de produtos na perspectiva do consumidor. Os resultados foram agrupados segundo a forma como os dados são entregues ao navegador.</w:t>
       </w:r>
     </w:p>
     <w:p>
@@ -2021,19 +2046,11 @@
         <w:t xml:space="preserve"> &lt;script id="__NEXT_DATA__"&gt;, que traz todo o catálogo da busca em formato JSON (</w:t>
       </w:r>
       <w:proofErr w:type="spellStart"/>
-      <w:proofErr w:type="gramStart"/>
-      <w:r>
-        <w:rPr>
-          <w:color w:val="000000"/>
-        </w:rPr>
-        <w:t>props.pageProps.data</w:t>
-      </w:r>
-      <w:proofErr w:type="gramEnd"/>
-      <w:r>
-        <w:rPr>
-          <w:color w:val="000000"/>
-        </w:rPr>
-        <w:t>.catalogServer</w:t>
+      <w:r>
+        <w:rPr>
+          <w:color w:val="000000"/>
+        </w:rPr>
+        <w:t>props.pageProps.data.catalogServer</w:t>
       </w:r>
       <w:proofErr w:type="spellEnd"/>
       <w:r>
@@ -2254,7 +2271,6 @@
         <w:t xml:space="preserve"> JSON interno, identificado por inspeção do tráfego de rede do navegador (aba Network). O coletor reproduz a mesma chamada com </w:t>
       </w:r>
       <w:proofErr w:type="spellStart"/>
-      <w:proofErr w:type="gramStart"/>
       <w:r>
         <w:rPr>
           <w:color w:val="000000"/>
@@ -2266,14 +2282,7 @@
         <w:rPr>
           <w:color w:val="000000"/>
         </w:rPr>
-        <w:t>(</w:t>
-      </w:r>
-      <w:proofErr w:type="gramEnd"/>
-      <w:r>
-        <w:rPr>
-          <w:color w:val="000000"/>
-        </w:rPr>
-        <w:t>), replicando os parâmetros e os cabeçalhos (</w:t>
+        <w:t>(), replicando os parâmetros e os cabeçalhos (</w:t>
       </w:r>
       <w:proofErr w:type="spellStart"/>
       <w:r>
@@ -2465,14 +2474,7 @@
         <w:rPr>
           <w:color w:val="000000"/>
         </w:rPr>
-        <w:t xml:space="preserve">). A estrutura da resposta segue </w:t>
-      </w:r>
-      <w:r>
-        <w:rPr>
-          <w:color w:val="000000"/>
-        </w:rPr>
-        <w:lastRenderedPageBreak/>
-        <w:t>vocabulário semelhante ao do schema.org (</w:t>
+        <w:t>). A estrutura da resposta segue vocabulário semelhante ao do schema.org (</w:t>
       </w:r>
       <w:proofErr w:type="spellStart"/>
       <w:r>
@@ -2531,7 +2533,6 @@
         <w:t>), vendedor (</w:t>
       </w:r>
       <w:proofErr w:type="spellStart"/>
-      <w:proofErr w:type="gramStart"/>
       <w:r>
         <w:rPr>
           <w:color w:val="000000"/>
@@ -2539,7 +2540,6 @@
         <w:t>seller.identifier</w:t>
       </w:r>
       <w:proofErr w:type="spellEnd"/>
-      <w:proofErr w:type="gramEnd"/>
       <w:r>
         <w:rPr>
           <w:color w:val="000000"/>
@@ -3487,14 +3487,7 @@
         <w:rPr>
           <w:color w:val="000000"/>
         </w:rPr>
-        <w:t xml:space="preserve"> de dados estruturados — JSON embutido no </w:t>
-      </w:r>
-      <w:r>
-        <w:rPr>
-          <w:color w:val="000000"/>
-        </w:rPr>
-        <w:lastRenderedPageBreak/>
-        <w:t xml:space="preserve">HTML ou </w:t>
+        <w:t xml:space="preserve"> de dados estruturados — JSON embutido no HTML ou </w:t>
       </w:r>
       <w:proofErr w:type="spellStart"/>
       <w:r>
@@ -3559,17 +3552,12 @@
         <w:t xml:space="preserve"> para a </w:t>
       </w:r>
       <w:proofErr w:type="spellStart"/>
-      <w:proofErr w:type="gramStart"/>
       <w:r>
         <w:t>KaBuM</w:t>
       </w:r>
       <w:proofErr w:type="spellEnd"/>
       <w:r>
-        <w:t>!,</w:t>
-      </w:r>
-      <w:proofErr w:type="gramEnd"/>
-      <w:r>
-        <w:t xml:space="preserve"> com extração do JSON contido em __NEXT_DATA__ e paginação pelo parâmetro </w:t>
+        <w:t xml:space="preserve">!, com extração do JSON contido em __NEXT_DATA__ e paginação pelo parâmetro </w:t>
       </w:r>
       <w:proofErr w:type="spellStart"/>
       <w:r>
@@ -3777,7 +3765,7 @@
           <w:rFonts w:cstheme="minorBidi"/>
         </w:rPr>
       </w:pPr>
-      <w:bookmarkStart w:id="6" w:name="_Toc240989650"/>
+      <w:bookmarkStart w:name="_Toc240989650" w:id="6"/>
       <w:r>
         <w:rPr>
           <w:rFonts w:asciiTheme="minorHAnsi" w:hAnsiTheme="minorHAnsi" w:cstheme="minorBidi"/>
@@ -3796,7 +3784,7 @@
           <w:lang w:eastAsia="pt-BR"/>
         </w:rPr>
       </w:pPr>
-      <w:bookmarkStart w:id="7" w:name="_Toc240989651"/>
+      <w:bookmarkStart w:name="_Toc240989651" w:id="7"/>
       <w:r>
         <w:rPr>
           <w:rFonts w:asciiTheme="minorHAnsi" w:hAnsiTheme="minorHAnsi" w:cstheme="minorBidi"/>
@@ -3907,7 +3895,6 @@
         <w:t xml:space="preserve"> envio das requisições HTTP — GET para as páginas de busca da </w:t>
       </w:r>
       <w:proofErr w:type="spellStart"/>
-      <w:proofErr w:type="gramStart"/>
       <w:r>
         <w:rPr>
           <w:color w:val="000000"/>
@@ -3919,14 +3906,7 @@
         <w:rPr>
           <w:color w:val="000000"/>
         </w:rPr>
-        <w:t>!,</w:t>
-      </w:r>
-      <w:proofErr w:type="gramEnd"/>
-      <w:r>
-        <w:rPr>
-          <w:color w:val="000000"/>
-        </w:rPr>
-        <w:t xml:space="preserve"> POST para o </w:t>
+        <w:t xml:space="preserve">!, POST para o </w:t>
       </w:r>
       <w:proofErr w:type="spellStart"/>
       <w:r>
@@ -4124,7 +4104,6 @@
           <w:b/>
           <w:color w:val="000000"/>
         </w:rPr>
-        <w:lastRenderedPageBreak/>
         <w:t>json</w:t>
       </w:r>
       <w:proofErr w:type="spellEnd"/>
@@ -4260,23 +4239,272 @@
       </w:pPr>
       <w:r>
         <w:rPr>
-          <w:color w:val="000000"/>
-        </w:rPr>
-        <w:t xml:space="preserve">A coleta é inteiramente automatizada, sem cópia manual de dados, e resultou em </w:t>
-      </w:r>
-      <w:r>
-        <w:rPr>
-          <w:color w:val="000000"/>
-          <w:highlight w:val="yellow"/>
-        </w:rPr>
-        <w:t>[INFORMAR QUANTIDADE]</w:t>
-      </w:r>
-      <w:r>
-        <w:rPr>
-          <w:color w:val="000000"/>
-        </w:rPr>
-        <w:t xml:space="preserve"> registros válidos no arquivo dados_brutos.csv, atendendo ao mínimo de 30 registros exigido.</w:t>
-      </w:r>
+          <w:color w:val="000000" w:themeColor="text1" w:themeTint="FF" w:themeShade="FF"/>
+        </w:rPr>
+        <w:t xml:space="preserve">A coleta é inteiramente automatizada, sem cópia manual de dados, e resultou </w:t>
+      </w:r>
+      <w:r>
+        <w:rPr>
+          <w:color w:val="000000" w:themeColor="text1" w:themeTint="FF" w:themeShade="FF"/>
+        </w:rPr>
+        <w:t>em</w:t>
+      </w:r>
+      <w:r>
+        <w:rPr>
+          <w:color w:val="000000" w:themeColor="text1" w:themeTint="FF" w:themeShade="FF"/>
+        </w:rPr>
+        <w:t xml:space="preserve"> </w:t>
+      </w:r>
+      <w:r>
+        <w:rPr>
+          <w:color w:val="000000" w:themeColor="text1" w:themeTint="FF" w:themeShade="FF"/>
+        </w:rPr>
+        <w:t>182</w:t>
+      </w:r>
+      <w:r>
+        <w:rPr>
+          <w:color w:val="000000" w:themeColor="text1" w:themeTint="FF" w:themeShade="FF"/>
+        </w:rPr>
+        <w:t xml:space="preserve"> registros</w:t>
+      </w:r>
+      <w:r>
+        <w:rPr>
+          <w:color w:val="000000" w:themeColor="text1" w:themeTint="FF" w:themeShade="FF"/>
+        </w:rPr>
+        <w:t xml:space="preserve"> válidos no arquivo dados_brutos.csv, atendendo ao mínimo de 30 registros exigido.</w:t>
+      </w:r>
+    </w:p>
+    <w:p>
+      <w:pPr>
+        <w:pStyle w:val="Ttulo2"/>
+      </w:pPr>
+      <w:bookmarkStart w:name="_Toc240989652" w:id="8"/>
+      <w:r>
+        <w:rPr>
+          <w:rFonts w:ascii="Aptos" w:hAnsi="Aptos" w:cs="Arial" w:asciiTheme="minorAscii" w:hAnsiTheme="minorAscii" w:cstheme="minorBidi"/>
+        </w:rPr>
+        <w:t>3.2 Estrutura HTML e seletores</w:t>
+      </w:r>
+      <w:bookmarkEnd w:id="8"/>
+    </w:p>
+    <w:p>
+      <w:pPr>
+        <w:pStyle w:val="Ttulo2"/>
+        <w:ind w:firstLine="708"/>
+        <w:rPr>
+          <w:rFonts w:ascii="Arial" w:hAnsi="Arial" w:eastAsia="Aptos" w:cs="Arial" w:asciiTheme="minorAscii" w:hAnsiTheme="minorAscii" w:eastAsiaTheme="minorAscii" w:cstheme="minorBidi"/>
+          <w:b w:val="0"/>
+          <w:bCs w:val="0"/>
+          <w:noProof w:val="0"/>
+          <w:color w:val="000000" w:themeColor="text1" w:themeTint="FF" w:themeShade="FF"/>
+          <w:sz w:val="24"/>
+          <w:szCs w:val="24"/>
+          <w:lang w:val="pt-BR" w:eastAsia="en-US" w:bidi="ar-SA"/>
+        </w:rPr>
+      </w:pPr>
+      <w:r>
+        <w:rPr>
+          <w:rFonts w:ascii="Arial" w:hAnsi="Arial" w:eastAsia="Arial" w:cs="Arial"/>
+          <w:b w:val="0"/>
+          <w:bCs w:val="0"/>
+          <w:noProof w:val="0"/>
+          <w:sz w:val="24"/>
+          <w:szCs w:val="24"/>
+          <w:lang w:val="pt-BR"/>
+        </w:rPr>
+        <w:t>N</w:t>
+      </w:r>
+      <w:r>
+        <w:rPr>
+          <w:rFonts w:ascii="Arial" w:hAnsi="Arial" w:eastAsia="Aptos" w:cs="Arial" w:asciiTheme="minorAscii" w:hAnsiTheme="minorAscii" w:eastAsiaTheme="minorAscii" w:cstheme="minorBidi"/>
+          <w:b w:val="0"/>
+          <w:bCs w:val="0"/>
+          <w:noProof w:val="0"/>
+          <w:color w:val="000000" w:themeColor="text1" w:themeTint="FF" w:themeShade="FF"/>
+          <w:sz w:val="24"/>
+          <w:szCs w:val="24"/>
+          <w:lang w:val="pt-BR" w:eastAsia="en-US" w:bidi="ar-SA"/>
+        </w:rPr>
+        <w:t xml:space="preserve">a coleta realizada na </w:t>
+      </w:r>
+      <w:r>
+        <w:rPr>
+          <w:rFonts w:ascii="Arial" w:hAnsi="Arial" w:eastAsia="Aptos" w:cs="Arial" w:asciiTheme="minorAscii" w:hAnsiTheme="minorAscii" w:eastAsiaTheme="minorAscii" w:cstheme="minorBidi"/>
+          <w:b w:val="0"/>
+          <w:bCs w:val="0"/>
+          <w:noProof w:val="0"/>
+          <w:color w:val="000000" w:themeColor="text1" w:themeTint="FF" w:themeShade="FF"/>
+          <w:sz w:val="24"/>
+          <w:szCs w:val="24"/>
+          <w:lang w:val="pt-BR" w:eastAsia="en-US" w:bidi="ar-SA"/>
+        </w:rPr>
+        <w:t>KaBuM</w:t>
+      </w:r>
+      <w:r>
+        <w:rPr>
+          <w:rFonts w:ascii="Arial" w:hAnsi="Arial" w:eastAsia="Aptos" w:cs="Arial" w:asciiTheme="minorAscii" w:hAnsiTheme="minorAscii" w:eastAsiaTheme="minorAscii" w:cstheme="minorBidi"/>
+          <w:b w:val="0"/>
+          <w:bCs w:val="0"/>
+          <w:noProof w:val="0"/>
+          <w:color w:val="000000" w:themeColor="text1" w:themeTint="FF" w:themeShade="FF"/>
+          <w:sz w:val="24"/>
+          <w:szCs w:val="24"/>
+          <w:lang w:val="pt-BR" w:eastAsia="en-US" w:bidi="ar-SA"/>
+        </w:rPr>
+        <w:t xml:space="preserve">, foi localizado o elemento </w:t>
+      </w:r>
+      <w:r>
+        <w:rPr>
+          <w:rFonts w:ascii="Arial" w:hAnsi="Arial" w:eastAsia="Aptos" w:cs="Arial" w:asciiTheme="minorAscii" w:hAnsiTheme="minorAscii" w:eastAsiaTheme="minorAscii" w:cstheme="minorBidi"/>
+          <w:b w:val="0"/>
+          <w:bCs w:val="0"/>
+          <w:noProof w:val="0"/>
+          <w:color w:val="000000" w:themeColor="text1" w:themeTint="FF" w:themeShade="FF"/>
+          <w:sz w:val="24"/>
+          <w:szCs w:val="24"/>
+          <w:lang w:val="pt-BR" w:eastAsia="en-US" w:bidi="ar-SA"/>
+        </w:rPr>
+        <w:t>script#</w:t>
+      </w:r>
+      <w:r>
+        <w:rPr>
+          <w:rFonts w:ascii="Arial" w:hAnsi="Arial" w:eastAsia="Aptos" w:cs="Arial" w:asciiTheme="minorAscii" w:hAnsiTheme="minorAscii" w:eastAsiaTheme="minorAscii" w:cstheme="minorBidi"/>
+          <w:b w:val="0"/>
+          <w:bCs w:val="0"/>
+          <w:noProof w:val="0"/>
+          <w:color w:val="000000" w:themeColor="text1" w:themeTint="FF" w:themeShade="FF"/>
+          <w:sz w:val="24"/>
+          <w:szCs w:val="24"/>
+          <w:lang w:val="pt-BR" w:eastAsia="en-US" w:bidi="ar-SA"/>
+        </w:rPr>
+        <w:t>NEXT_DATA</w:t>
+      </w:r>
+      <w:r>
+        <w:rPr>
+          <w:rFonts w:ascii="Arial" w:hAnsi="Arial" w:eastAsia="Aptos" w:cs="Arial" w:asciiTheme="minorAscii" w:hAnsiTheme="minorAscii" w:eastAsiaTheme="minorAscii" w:cstheme="minorBidi"/>
+          <w:b w:val="0"/>
+          <w:bCs w:val="0"/>
+          <w:noProof w:val="0"/>
+          <w:color w:val="000000" w:themeColor="text1" w:themeTint="FF" w:themeShade="FF"/>
+          <w:sz w:val="24"/>
+          <w:szCs w:val="24"/>
+          <w:lang w:val="pt-BR" w:eastAsia="en-US" w:bidi="ar-SA"/>
+        </w:rPr>
+        <w:t>, correspondente ao bloco JSON incorporado à página. A partir desse objeto estruturado foram extraídos campos como nome (</w:t>
+      </w:r>
+      <w:r>
+        <w:rPr>
+          <w:rFonts w:ascii="Arial" w:hAnsi="Arial" w:eastAsia="Aptos" w:cs="Arial" w:asciiTheme="minorAscii" w:hAnsiTheme="minorAscii" w:eastAsiaTheme="minorAscii" w:cstheme="minorBidi"/>
+          <w:b w:val="0"/>
+          <w:bCs w:val="0"/>
+          <w:noProof w:val="0"/>
+          <w:color w:val="000000" w:themeColor="text1" w:themeTint="FF" w:themeShade="FF"/>
+          <w:sz w:val="24"/>
+          <w:szCs w:val="24"/>
+          <w:lang w:val="pt-BR" w:eastAsia="en-US" w:bidi="ar-SA"/>
+        </w:rPr>
+        <w:t>name</w:t>
+      </w:r>
+      <w:r>
+        <w:rPr>
+          <w:rFonts w:ascii="Arial" w:hAnsi="Arial" w:eastAsia="Aptos" w:cs="Arial" w:asciiTheme="minorAscii" w:hAnsiTheme="minorAscii" w:eastAsiaTheme="minorAscii" w:cstheme="minorBidi"/>
+          <w:b w:val="0"/>
+          <w:bCs w:val="0"/>
+          <w:noProof w:val="0"/>
+          <w:color w:val="000000" w:themeColor="text1" w:themeTint="FF" w:themeShade="FF"/>
+          <w:sz w:val="24"/>
+          <w:szCs w:val="24"/>
+          <w:lang w:val="pt-BR" w:eastAsia="en-US" w:bidi="ar-SA"/>
+        </w:rPr>
+        <w:t>) e preço (</w:t>
+      </w:r>
+      <w:r>
+        <w:rPr>
+          <w:rFonts w:ascii="Arial" w:hAnsi="Arial" w:eastAsia="Aptos" w:cs="Arial" w:asciiTheme="minorAscii" w:hAnsiTheme="minorAscii" w:eastAsiaTheme="minorAscii" w:cstheme="minorBidi"/>
+          <w:b w:val="0"/>
+          <w:bCs w:val="0"/>
+          <w:noProof w:val="0"/>
+          <w:color w:val="000000" w:themeColor="text1" w:themeTint="FF" w:themeShade="FF"/>
+          <w:sz w:val="24"/>
+          <w:szCs w:val="24"/>
+          <w:lang w:val="pt-BR" w:eastAsia="en-US" w:bidi="ar-SA"/>
+        </w:rPr>
+        <w:t>priceWithDiscount</w:t>
+      </w:r>
+      <w:r>
+        <w:rPr>
+          <w:rFonts w:ascii="Arial" w:hAnsi="Arial" w:eastAsia="Aptos" w:cs="Arial" w:asciiTheme="minorAscii" w:hAnsiTheme="minorAscii" w:eastAsiaTheme="minorAscii" w:cstheme="minorBidi"/>
+          <w:b w:val="0"/>
+          <w:bCs w:val="0"/>
+          <w:noProof w:val="0"/>
+          <w:color w:val="000000" w:themeColor="text1" w:themeTint="FF" w:themeShade="FF"/>
+          <w:sz w:val="24"/>
+          <w:szCs w:val="24"/>
+          <w:lang w:val="pt-BR" w:eastAsia="en-US" w:bidi="ar-SA"/>
+        </w:rPr>
+        <w:t xml:space="preserve">), enquanto a URL do produto foi construída utilizando seu código identificador. Nas lojas Samsung e Fast Shop não foram utilizados seletores CSS ou </w:t>
+      </w:r>
+      <w:r>
+        <w:rPr>
+          <w:rFonts w:ascii="Arial" w:hAnsi="Arial" w:eastAsia="Aptos" w:cs="Arial" w:asciiTheme="minorAscii" w:hAnsiTheme="minorAscii" w:eastAsiaTheme="minorAscii" w:cstheme="minorBidi"/>
+          <w:b w:val="0"/>
+          <w:bCs w:val="0"/>
+          <w:noProof w:val="0"/>
+          <w:color w:val="000000" w:themeColor="text1" w:themeTint="FF" w:themeShade="FF"/>
+          <w:sz w:val="24"/>
+          <w:szCs w:val="24"/>
+          <w:lang w:val="pt-BR" w:eastAsia="en-US" w:bidi="ar-SA"/>
+        </w:rPr>
+        <w:t>XPath</w:t>
+      </w:r>
+      <w:r>
+        <w:rPr>
+          <w:rFonts w:ascii="Arial" w:hAnsi="Arial" w:eastAsia="Aptos" w:cs="Arial" w:asciiTheme="minorAscii" w:hAnsiTheme="minorAscii" w:eastAsiaTheme="minorAscii" w:cstheme="minorBidi"/>
+          <w:b w:val="0"/>
+          <w:bCs w:val="0"/>
+          <w:noProof w:val="0"/>
+          <w:color w:val="000000" w:themeColor="text1" w:themeTint="FF" w:themeShade="FF"/>
+          <w:sz w:val="24"/>
+          <w:szCs w:val="24"/>
+          <w:lang w:val="pt-BR" w:eastAsia="en-US" w:bidi="ar-SA"/>
+        </w:rPr>
+        <w:t xml:space="preserve">, pois os dados foram obtidos diretamente por APIs, sendo REST na Samsung e </w:t>
+      </w:r>
+      <w:r>
+        <w:rPr>
+          <w:rFonts w:ascii="Arial" w:hAnsi="Arial" w:eastAsia="Aptos" w:cs="Arial" w:asciiTheme="minorAscii" w:hAnsiTheme="minorAscii" w:eastAsiaTheme="minorAscii" w:cstheme="minorBidi"/>
+          <w:b w:val="0"/>
+          <w:bCs w:val="0"/>
+          <w:noProof w:val="0"/>
+          <w:color w:val="000000" w:themeColor="text1" w:themeTint="FF" w:themeShade="FF"/>
+          <w:sz w:val="24"/>
+          <w:szCs w:val="24"/>
+          <w:lang w:val="pt-BR" w:eastAsia="en-US" w:bidi="ar-SA"/>
+        </w:rPr>
+        <w:t>GraphQL</w:t>
+      </w:r>
+      <w:r>
+        <w:rPr>
+          <w:rFonts w:ascii="Arial" w:hAnsi="Arial" w:eastAsia="Aptos" w:cs="Arial" w:asciiTheme="minorAscii" w:hAnsiTheme="minorAscii" w:eastAsiaTheme="minorAscii" w:cstheme="minorBidi"/>
+          <w:b w:val="0"/>
+          <w:bCs w:val="0"/>
+          <w:noProof w:val="0"/>
+          <w:color w:val="000000" w:themeColor="text1" w:themeTint="FF" w:themeShade="FF"/>
+          <w:sz w:val="24"/>
+          <w:szCs w:val="24"/>
+          <w:lang w:val="pt-BR" w:eastAsia="en-US" w:bidi="ar-SA"/>
+        </w:rPr>
+        <w:t xml:space="preserve"> na Fast Shop.</w:t>
+      </w:r>
+    </w:p>
+    <w:p>
+      <w:pPr>
+        <w:pStyle w:val="Normal"/>
+        <w:rPr>
+          <w:b w:val="0"/>
+          <w:bCs w:val="0"/>
+        </w:rPr>
+      </w:pPr>
     </w:p>
     <w:p>
       <w:pPr>
@@ -4288,63 +4516,7 @@
           <w:lang w:eastAsia="pt-BR"/>
         </w:rPr>
       </w:pPr>
-      <w:bookmarkStart w:id="8" w:name="_Toc240989652"/>
-      <w:r>
-        <w:rPr>
-          <w:rFonts w:asciiTheme="minorHAnsi" w:hAnsiTheme="minorHAnsi" w:cstheme="minorBidi"/>
-        </w:rPr>
-        <w:t>3.2 Estrutura HTML e seletores</w:t>
-      </w:r>
-      <w:bookmarkEnd w:id="8"/>
-    </w:p>
-    <w:p>
-      <w:pPr>
-        <w:rPr>
-          <w:szCs w:val="24"/>
-          <w:lang w:eastAsia="pt-BR"/>
-        </w:rPr>
-      </w:pPr>
-      <w:r>
-        <w:rPr>
-          <w:color w:val="EE0000"/>
-          <w:highlight w:val="yellow"/>
-        </w:rPr>
-        <w:t xml:space="preserve">Apresente pelo menos um seletor CSS ou </w:t>
-      </w:r>
-      <w:proofErr w:type="spellStart"/>
-      <w:r>
-        <w:rPr>
-          <w:color w:val="EE0000"/>
-          <w:highlight w:val="yellow"/>
-        </w:rPr>
-        <w:t>XPath</w:t>
-      </w:r>
-      <w:proofErr w:type="spellEnd"/>
-      <w:r>
-        <w:rPr>
-          <w:color w:val="EE0000"/>
-          <w:highlight w:val="yellow"/>
-        </w:rPr>
-        <w:t xml:space="preserve"> utilizado para localizar o nome, o preço e a URL dos produtos</w:t>
-      </w:r>
-      <w:r>
-        <w:rPr>
-          <w:highlight w:val="yellow"/>
-        </w:rPr>
-        <w:t>.</w:t>
-      </w:r>
-    </w:p>
-    <w:p>
-      <w:pPr>
-        <w:pStyle w:val="Ttulo2"/>
-        <w:rPr>
-          <w:rFonts w:asciiTheme="minorHAnsi" w:hAnsiTheme="minorHAnsi" w:cstheme="minorBidi"/>
-          <w:sz w:val="36"/>
-          <w:szCs w:val="36"/>
-          <w:lang w:eastAsia="pt-BR"/>
-        </w:rPr>
-      </w:pPr>
-      <w:bookmarkStart w:id="9" w:name="_Toc240989653"/>
+      <w:bookmarkStart w:name="_Toc240989653" w:id="9"/>
       <w:r>
         <w:rPr>
           <w:rFonts w:asciiTheme="minorHAnsi" w:hAnsiTheme="minorHAnsi" w:cstheme="minorBidi"/>
@@ -4359,6 +4531,9 @@
         <w:ind w:firstLine="708"/>
       </w:pPr>
       <w:r>
+        <w:rPr>
+          <w:noProof/>
+        </w:rPr>
         <w:drawing>
           <wp:anchor distT="0" distB="0" distL="114300" distR="114300" simplePos="0" relativeHeight="251658240" behindDoc="0" locked="0" layoutInCell="1" allowOverlap="1" wp14:anchorId="373C113C" wp14:editId="4FB39CD7">
             <wp:simplePos x="0" y="0"/>
@@ -4472,19 +4647,11 @@
         <w:t xml:space="preserve"> o coletor itera sobre a lista de produtos contida em </w:t>
       </w:r>
       <w:proofErr w:type="spellStart"/>
-      <w:proofErr w:type="gramStart"/>
-      <w:r>
-        <w:rPr>
-          <w:color w:val="000000"/>
-        </w:rPr>
-        <w:t>props.pageProps.data</w:t>
-      </w:r>
-      <w:proofErr w:type="gramEnd"/>
-      <w:r>
-        <w:rPr>
-          <w:color w:val="000000"/>
-        </w:rPr>
-        <w:t>.catalogServer</w:t>
+      <w:r>
+        <w:rPr>
+          <w:color w:val="000000"/>
+        </w:rPr>
+        <w:t>props.pageProps.data.catalogServer</w:t>
       </w:r>
       <w:proofErr w:type="spellEnd"/>
       <w:r>
@@ -4664,10 +4831,10 @@
           <w:szCs w:val="24"/>
         </w:rPr>
       </w:pPr>
-      <w:bookmarkStart w:id="10" w:name="_Toc240989654"/>
-      <w:r>
-        <w:rPr>
-          <w:rFonts w:asciiTheme="minorHAnsi" w:hAnsiTheme="minorHAnsi" w:cstheme="minorBidi"/>
+      <w:bookmarkStart w:name="_Toc240989654" w:id="10"/>
+      <w:r>
+        <w:rPr>
+          <w:rFonts w:ascii="Aptos" w:hAnsi="Aptos" w:cs="Arial" w:asciiTheme="minorAscii" w:hAnsiTheme="minorAscii" w:cstheme="minorBidi"/>
         </w:rPr>
         <w:t>4 PRÉ-PROCESSAMENTO DOS DADOS</w:t>
       </w:r>
@@ -4675,30 +4842,99 @@
     </w:p>
     <w:p>
       <w:pPr>
-        <w:rPr>
+        <w:pStyle w:val="Normal"/>
+        <w:spacing w:before="240" w:beforeAutospacing="off" w:after="240" w:afterAutospacing="off"/>
+        <w:ind w:firstLine="708"/>
+        <w:jc w:val="both"/>
+        <w:rPr>
+          <w:rFonts w:ascii="Arial" w:hAnsi="Arial" w:eastAsia="Arial" w:cs="Arial"/>
+          <w:noProof w:val="0"/>
+          <w:sz w:val="24"/>
           <w:szCs w:val="24"/>
-          <w:lang w:eastAsia="pt-BR"/>
-        </w:rPr>
-      </w:pPr>
-      <w:r>
-        <w:rPr>
-          <w:highlight w:val="yellow"/>
-        </w:rPr>
-        <w:t xml:space="preserve">Relate a investigação e o tratamento de valores ausentes, duplicidades, preços armazenados como texto, símbolos monetários, separadores, espaços e inconsistências nos nomes dos produtos. Informe como foi produzido o arquivo </w:t>
-      </w:r>
-      <w:r>
-        <w:rPr>
-          <w:b/>
-          <w:bCs/>
-          <w:highlight w:val="yellow"/>
+          <w:lang w:val="pt-BR"/>
+        </w:rPr>
+      </w:pPr>
+      <w:r>
+        <w:rPr>
+          <w:rFonts w:ascii="Arial" w:hAnsi="Arial" w:eastAsia="Arial" w:cs="Arial"/>
+          <w:noProof w:val="0"/>
+          <w:sz w:val="24"/>
+          <w:szCs w:val="24"/>
+          <w:lang w:val="pt-BR"/>
+        </w:rPr>
+        <w:t>Após a consolidação dos dados das três lojas, foi realizada a limpeza e padronização da base. Foram removidos espaços excedentes e registros duplicados, além da conversão dos preços de texto para formato numérico, tratando símbolos monetários e separadores.</w:t>
+      </w:r>
+    </w:p>
+    <w:p>
+      <w:pPr>
+        <w:pStyle w:val="Normal"/>
+        <w:spacing w:before="240" w:beforeAutospacing="off" w:after="240" w:afterAutospacing="off"/>
+        <w:ind w:firstLine="708"/>
+        <w:jc w:val="both"/>
+        <w:rPr>
+          <w:rFonts w:ascii="Arial" w:hAnsi="Arial" w:eastAsia="Arial" w:cs="Arial"/>
+          <w:noProof w:val="0"/>
+          <w:sz w:val="24"/>
+          <w:szCs w:val="24"/>
+          <w:lang w:val="pt-BR"/>
+        </w:rPr>
+      </w:pPr>
+      <w:r>
+        <w:rPr>
+          <w:rFonts w:ascii="Arial" w:hAnsi="Arial" w:eastAsia="Arial" w:cs="Arial"/>
+          <w:noProof w:val="0"/>
+          <w:sz w:val="24"/>
+          <w:szCs w:val="24"/>
+          <w:lang w:val="pt-BR"/>
+        </w:rPr>
+        <w:t>Também foram investigados valores ausentes e inconsistências nos nomes dos produtos. Informações como RAM e armazenamento foram extraídas, quando possível, a partir do nome/modelo utilizando expressões regulares. Os registros foram ainda classificados quanto à validade para análise, mantendo os motivos de exclusão registrados.</w:t>
+      </w:r>
+    </w:p>
+    <w:p>
+      <w:pPr>
+        <w:pStyle w:val="Normal"/>
+        <w:spacing w:before="240" w:beforeAutospacing="off" w:after="240" w:afterAutospacing="off"/>
+        <w:ind w:firstLine="708"/>
+        <w:jc w:val="both"/>
+        <w:rPr>
+          <w:rFonts w:ascii="Arial" w:hAnsi="Arial" w:eastAsia="Arial" w:cs="Arial"/>
+          <w:noProof w:val="0"/>
+          <w:sz w:val="24"/>
+          <w:szCs w:val="24"/>
+          <w:lang w:val="pt-BR"/>
+        </w:rPr>
+      </w:pPr>
+      <w:r>
+        <w:rPr>
+          <w:rFonts w:ascii="Arial" w:hAnsi="Arial" w:eastAsia="Arial" w:cs="Arial"/>
+          <w:noProof w:val="0"/>
+          <w:sz w:val="24"/>
+          <w:szCs w:val="24"/>
+          <w:lang w:val="pt-BR"/>
+        </w:rPr>
+        <w:t xml:space="preserve">Ao final, foi gerado o arquivo </w:t>
+      </w:r>
+      <w:r>
+        <w:rPr>
+          <w:rFonts w:ascii="Consolas" w:hAnsi="Consolas" w:eastAsia="Consolas" w:cs="Consolas"/>
+          <w:b w:val="1"/>
+          <w:bCs w:val="1"/>
+          <w:noProof w:val="0"/>
+          <w:sz w:val="24"/>
+          <w:szCs w:val="24"/>
+          <w:lang w:val="pt-BR"/>
         </w:rPr>
         <w:t>dados_tratados.csv</w:t>
       </w:r>
       <w:r>
         <w:rPr>
-          <w:highlight w:val="yellow"/>
-        </w:rPr>
-        <w:t>.</w:t>
+          <w:rFonts w:ascii="Arial" w:hAnsi="Arial" w:eastAsia="Arial" w:cs="Arial"/>
+          <w:noProof w:val="0"/>
+          <w:sz w:val="24"/>
+          <w:szCs w:val="24"/>
+          <w:lang w:val="pt-BR"/>
+        </w:rPr>
+        <w:t>, contendo os dados limpos, padronizados e preparados para as análises estatísticas e geração dos gráficos.</w:t>
       </w:r>
     </w:p>
     <w:p>
@@ -4711,7 +4947,7 @@
           <w:szCs w:val="24"/>
         </w:rPr>
       </w:pPr>
-      <w:bookmarkStart w:id="11" w:name="_Toc240989655"/>
+      <w:bookmarkStart w:name="_Toc240989655" w:id="11"/>
       <w:r>
         <w:rPr>
           <w:rFonts w:asciiTheme="minorHAnsi" w:hAnsiTheme="minorHAnsi" w:cstheme="minorBidi"/>
@@ -4730,10 +4966,10 @@
           <w:lang w:eastAsia="pt-BR"/>
         </w:rPr>
       </w:pPr>
-      <w:bookmarkStart w:id="12" w:name="_Toc240989656"/>
-      <w:r>
-        <w:rPr>
-          <w:rFonts w:asciiTheme="minorHAnsi" w:hAnsiTheme="minorHAnsi" w:cstheme="minorBidi"/>
+      <w:bookmarkStart w:name="_Toc240989656" w:id="12"/>
+      <w:r>
+        <w:rPr>
+          <w:rFonts w:ascii="Aptos" w:hAnsi="Aptos" w:cs="Arial" w:asciiTheme="minorAscii" w:hAnsiTheme="minorAscii" w:cstheme="minorBidi"/>
         </w:rPr>
         <w:t>5.1 Caracterização e estatísticas descritivas</w:t>
       </w:r>
@@ -4741,16 +4977,222 @@
     </w:p>
     <w:p>
       <w:pPr>
-        <w:rPr>
-          <w:szCs w:val="24"/>
-          <w:lang w:eastAsia="pt-BR"/>
-        </w:rPr>
-      </w:pPr>
-      <w:r>
-        <w:rPr>
-          <w:highlight w:val="yellow"/>
-        </w:rPr>
-        <w:t>Apresente a quantidade de registros, o preço médio, o preço mínimo, o preço máximo e a mediana. Quando houver diferentes lojas ou marcas, inclua comparações entre esses grupos.</w:t>
+        <w:spacing w:before="240" w:beforeAutospacing="off" w:after="240" w:afterAutospacing="off"/>
+        <w:ind w:firstLine="708"/>
+        <w:jc w:val="both"/>
+      </w:pPr>
+      <w:r>
+        <w:rPr>
+          <w:noProof w:val="0"/>
+          <w:lang w:val="pt-BR"/>
+        </w:rPr>
+        <w:t xml:space="preserve">A base tratada contém </w:t>
+      </w:r>
+      <w:r>
+        <w:rPr>
+          <w:b w:val="1"/>
+          <w:bCs w:val="1"/>
+          <w:noProof w:val="0"/>
+          <w:lang w:val="pt-BR"/>
+        </w:rPr>
+        <w:t>182 registros</w:t>
+      </w:r>
+      <w:r>
+        <w:rPr>
+          <w:noProof w:val="0"/>
+          <w:lang w:val="pt-BR"/>
+        </w:rPr>
+        <w:t xml:space="preserve">, dos quais </w:t>
+      </w:r>
+      <w:r>
+        <w:rPr>
+          <w:b w:val="1"/>
+          <w:bCs w:val="1"/>
+          <w:noProof w:val="0"/>
+          <w:lang w:val="pt-BR"/>
+        </w:rPr>
+        <w:t>180 foram considerados válidos</w:t>
+      </w:r>
+      <w:r>
+        <w:rPr>
+          <w:noProof w:val="0"/>
+          <w:lang w:val="pt-BR"/>
+        </w:rPr>
+        <w:t xml:space="preserve"> pelo pipeline. Entre as ofertas válidas, o preço médio foi de aproximadamente </w:t>
+      </w:r>
+      <w:r>
+        <w:rPr>
+          <w:b w:val="1"/>
+          <w:bCs w:val="1"/>
+          <w:noProof w:val="0"/>
+          <w:lang w:val="pt-BR"/>
+        </w:rPr>
+        <w:t>R$ 4.672,43</w:t>
+      </w:r>
+      <w:r>
+        <w:rPr>
+          <w:noProof w:val="0"/>
+          <w:lang w:val="pt-BR"/>
+        </w:rPr>
+        <w:t xml:space="preserve">, com mediana de </w:t>
+      </w:r>
+      <w:r>
+        <w:rPr>
+          <w:b w:val="1"/>
+          <w:bCs w:val="1"/>
+          <w:noProof w:val="0"/>
+          <w:lang w:val="pt-BR"/>
+        </w:rPr>
+        <w:t>R$ 3.912,97</w:t>
+      </w:r>
+      <w:r>
+        <w:rPr>
+          <w:noProof w:val="0"/>
+          <w:lang w:val="pt-BR"/>
+        </w:rPr>
+        <w:t xml:space="preserve">. O menor valor registrado foi de </w:t>
+      </w:r>
+      <w:r>
+        <w:rPr>
+          <w:b w:val="1"/>
+          <w:bCs w:val="1"/>
+          <w:noProof w:val="0"/>
+          <w:lang w:val="pt-BR"/>
+        </w:rPr>
+        <w:t>R$ 8,46</w:t>
+      </w:r>
+      <w:r>
+        <w:rPr>
+          <w:noProof w:val="0"/>
+          <w:lang w:val="pt-BR"/>
+        </w:rPr>
+        <w:t xml:space="preserve"> e o maior de </w:t>
+      </w:r>
+      <w:r>
+        <w:rPr>
+          <w:b w:val="1"/>
+          <w:bCs w:val="1"/>
+          <w:noProof w:val="0"/>
+          <w:lang w:val="pt-BR"/>
+        </w:rPr>
+        <w:t>R$ 14.579,10</w:t>
+      </w:r>
+      <w:r>
+        <w:rPr>
+          <w:noProof w:val="0"/>
+          <w:lang w:val="pt-BR"/>
+        </w:rPr>
+        <w:t>.</w:t>
+      </w:r>
+    </w:p>
+    <w:p>
+      <w:pPr>
+        <w:spacing w:before="240" w:beforeAutospacing="off" w:after="240" w:afterAutospacing="off"/>
+        <w:ind w:firstLine="708"/>
+        <w:jc w:val="both"/>
+      </w:pPr>
+      <w:r>
+        <w:rPr>
+          <w:noProof w:val="0"/>
+          <w:lang w:val="pt-BR"/>
+        </w:rPr>
+        <w:t xml:space="preserve">Na comparação entre lojas, a </w:t>
+      </w:r>
+      <w:r>
+        <w:rPr>
+          <w:b w:val="1"/>
+          <w:bCs w:val="1"/>
+          <w:noProof w:val="0"/>
+          <w:lang w:val="pt-BR"/>
+        </w:rPr>
+        <w:t>KaBuM</w:t>
+      </w:r>
+      <w:r>
+        <w:rPr>
+          <w:noProof w:val="0"/>
+          <w:lang w:val="pt-BR"/>
+        </w:rPr>
+        <w:t xml:space="preserve"> apresentou 112 registros e preço médio de aproximadamente </w:t>
+      </w:r>
+      <w:r>
+        <w:rPr>
+          <w:b w:val="1"/>
+          <w:bCs w:val="1"/>
+          <w:noProof w:val="0"/>
+          <w:lang w:val="pt-BR"/>
+        </w:rPr>
+        <w:t>R$ 3.783,52</w:t>
+      </w:r>
+      <w:r>
+        <w:rPr>
+          <w:noProof w:val="0"/>
+          <w:lang w:val="pt-BR"/>
+        </w:rPr>
+        <w:t xml:space="preserve">; a </w:t>
+      </w:r>
+      <w:r>
+        <w:rPr>
+          <w:b w:val="1"/>
+          <w:bCs w:val="1"/>
+          <w:noProof w:val="0"/>
+          <w:lang w:val="pt-BR"/>
+        </w:rPr>
+        <w:t>Fast Shop</w:t>
+      </w:r>
+      <w:r>
+        <w:rPr>
+          <w:noProof w:val="0"/>
+          <w:lang w:val="pt-BR"/>
+        </w:rPr>
+        <w:t xml:space="preserve">, 47 registros e média de </w:t>
+      </w:r>
+      <w:r>
+        <w:rPr>
+          <w:b w:val="1"/>
+          <w:bCs w:val="1"/>
+          <w:noProof w:val="0"/>
+          <w:lang w:val="pt-BR"/>
+        </w:rPr>
+        <w:t>R$ 4.913,01</w:t>
+      </w:r>
+      <w:r>
+        <w:rPr>
+          <w:noProof w:val="0"/>
+          <w:lang w:val="pt-BR"/>
+        </w:rPr>
+        <w:t xml:space="preserve">; e a </w:t>
+      </w:r>
+      <w:r>
+        <w:rPr>
+          <w:b w:val="1"/>
+          <w:bCs w:val="1"/>
+          <w:noProof w:val="0"/>
+          <w:lang w:val="pt-BR"/>
+        </w:rPr>
+        <w:t>Samsung</w:t>
+      </w:r>
+      <w:r>
+        <w:rPr>
+          <w:noProof w:val="0"/>
+          <w:lang w:val="pt-BR"/>
+        </w:rPr>
+        <w:t xml:space="preserve">, 21 ofertas válidas, com média de </w:t>
+      </w:r>
+      <w:r>
+        <w:rPr>
+          <w:b w:val="1"/>
+          <w:bCs w:val="1"/>
+          <w:noProof w:val="0"/>
+          <w:lang w:val="pt-BR"/>
+        </w:rPr>
+        <w:t>R$ 8.874,81</w:t>
+      </w:r>
+      <w:r>
+        <w:rPr>
+          <w:noProof w:val="0"/>
+          <w:lang w:val="pt-BR"/>
+        </w:rPr>
+        <w:t>. A diferença entre as médias indica grande variação entre as ofertas coletadas e os tipos de produtos presentes em cada fonte.</w:t>
       </w:r>
     </w:p>
     <w:p>
@@ -4763,10 +5205,10 @@
           <w:lang w:eastAsia="pt-BR"/>
         </w:rPr>
       </w:pPr>
-      <w:bookmarkStart w:id="13" w:name="_Toc240989657"/>
-      <w:r>
-        <w:rPr>
-          <w:rFonts w:asciiTheme="minorHAnsi" w:hAnsiTheme="minorHAnsi" w:cstheme="minorBidi"/>
+      <w:bookmarkStart w:name="_Toc240989657" w:id="13"/>
+      <w:r>
+        <w:rPr>
+          <w:rFonts w:ascii="Aptos" w:hAnsi="Aptos" w:cs="Arial" w:asciiTheme="minorAscii" w:hAnsiTheme="minorAscii" w:cstheme="minorBidi"/>
         </w:rPr>
         <w:t>5.2 Padrões e insights</w:t>
       </w:r>
@@ -4774,16 +5216,76 @@
     </w:p>
     <w:p>
       <w:pPr>
-        <w:rPr>
-          <w:szCs w:val="24"/>
-          <w:lang w:eastAsia="pt-BR"/>
-        </w:rPr>
-      </w:pPr>
-      <w:r>
-        <w:rPr>
-          <w:highlight w:val="yellow"/>
-        </w:rPr>
-        <w:t>Registre pelo menos três informações relevantes encontradas nos dados, como diferenças de preço entre lojas, produtos mais baratos e mais caros, faixas predominantes, descontos, valores atípicos ou relação entre preço e avaliação.</w:t>
+        <w:spacing w:before="240" w:beforeAutospacing="off" w:after="240" w:afterAutospacing="off"/>
+        <w:ind w:firstLine="708"/>
+      </w:pPr>
+      <w:r>
+        <w:rPr>
+          <w:noProof w:val="0"/>
+          <w:lang w:val="pt-BR"/>
+        </w:rPr>
+        <w:t xml:space="preserve">A análise permitiu identificar alguns padrões relevantes. Primeiro, a Samsung apresentou os maiores preços médios, em parte pela presença de aparelhos de linhas superiores, como Galaxy S26 Ultra e Galaxy Z Fold8. O maior preço observado foi de </w:t>
+      </w:r>
+      <w:r>
+        <w:rPr>
+          <w:b w:val="1"/>
+          <w:bCs w:val="1"/>
+          <w:noProof w:val="0"/>
+          <w:lang w:val="pt-BR"/>
+        </w:rPr>
+        <w:t>R$ 14.579,10</w:t>
+      </w:r>
+      <w:r>
+        <w:rPr>
+          <w:noProof w:val="0"/>
+          <w:lang w:val="pt-BR"/>
+        </w:rPr>
+        <w:t>, associado ao Galaxy Z Fold8 Ultra.</w:t>
+      </w:r>
+    </w:p>
+    <w:p>
+      <w:pPr>
+        <w:spacing w:before="240" w:beforeAutospacing="off" w:after="240" w:afterAutospacing="off"/>
+        <w:ind w:firstLine="708"/>
+      </w:pPr>
+      <w:r>
+        <w:rPr>
+          <w:noProof w:val="0"/>
+          <w:lang w:val="pt-BR"/>
+        </w:rPr>
+        <w:t xml:space="preserve">Também foram encontrados valores muito baixos, como </w:t>
+      </w:r>
+      <w:r>
+        <w:rPr>
+          <w:b w:val="1"/>
+          <w:bCs w:val="1"/>
+          <w:noProof w:val="0"/>
+          <w:lang w:val="pt-BR"/>
+        </w:rPr>
+        <w:t>R$ 8,46</w:t>
+      </w:r>
+      <w:r>
+        <w:rPr>
+          <w:noProof w:val="0"/>
+          <w:lang w:val="pt-BR"/>
+        </w:rPr>
+        <w:t xml:space="preserve">, referentes a acessórios, como películas e capas, que ainda permaneceram na base tratada. Esses registros podem ser considerados </w:t>
+      </w:r>
+      <w:r>
+        <w:rPr>
+          <w:b w:val="1"/>
+          <w:bCs w:val="1"/>
+          <w:noProof w:val="0"/>
+          <w:lang w:val="pt-BR"/>
+        </w:rPr>
+        <w:t>valores atípicos</w:t>
+      </w:r>
+      <w:r>
+        <w:rPr>
+          <w:noProof w:val="0"/>
+          <w:lang w:val="pt-BR"/>
+        </w:rPr>
+        <w:t xml:space="preserve"> e indicam a necessidade de aperfeiçoar os filtros de elegibilidade antes da análise final exclusivamente de smartphones.</w:t>
       </w:r>
     </w:p>
     <w:p>
@@ -4793,32 +5295,16 @@
         <w:jc w:val="left"/>
         <w:rPr>
           <w:rFonts w:cs="Arial"/>
-          <w:szCs w:val="24"/>
-        </w:rPr>
-      </w:pPr>
-      <w:bookmarkStart w:id="14" w:name="_Toc240989658"/>
-      <w:r>
-        <w:rPr>
-          <w:rFonts w:asciiTheme="minorHAnsi" w:hAnsiTheme="minorHAnsi" w:cstheme="minorBidi"/>
-        </w:rPr>
-        <w:lastRenderedPageBreak/>
-        <w:t>6 GRÁFICOS E DASHBOARD</w:t>
+        </w:rPr>
+      </w:pPr>
+      <w:bookmarkStart w:name="_Toc240989658" w:id="14"/>
+      <w:r>
+        <w:rPr>
+          <w:rFonts w:ascii="Aptos" w:hAnsi="Aptos" w:cs="Arial" w:asciiTheme="minorAscii" w:hAnsiTheme="minorAscii" w:cstheme="minorBidi"/>
+        </w:rPr>
+        <w:t>6 GRÁFICOS</w:t>
       </w:r>
       <w:bookmarkEnd w:id="14"/>
-    </w:p>
-    <w:p>
-      <w:pPr>
-        <w:rPr>
-          <w:szCs w:val="24"/>
-          <w:lang w:eastAsia="pt-BR"/>
-        </w:rPr>
-      </w:pPr>
-      <w:r>
-        <w:rPr>
-          <w:highlight w:val="yellow"/>
-        </w:rPr>
-        <w:t>Insira pelo menos três gráficos diferentes, todos com título, identificação dos eixos, legenda quando necessária e breve interpretação. O dashboard deve apresentar quantidade de produtos, preço médio, menor preço, maior preço e pelo menos dois gráficos.</w:t>
-      </w:r>
     </w:p>
     <w:p>
       <w:pPr>
@@ -4830,10 +5316,10 @@
           <w:lang w:eastAsia="pt-BR"/>
         </w:rPr>
       </w:pPr>
-      <w:bookmarkStart w:id="15" w:name="_Toc240989659"/>
-      <w:r>
-        <w:rPr>
-          <w:rFonts w:asciiTheme="minorHAnsi" w:hAnsiTheme="minorHAnsi" w:cstheme="minorBidi"/>
+      <w:bookmarkStart w:name="_Toc240989659" w:id="15"/>
+      <w:r>
+        <w:rPr>
+          <w:rFonts w:ascii="Aptos" w:hAnsi="Aptos" w:cs="Arial" w:asciiTheme="minorAscii" w:hAnsiTheme="minorAscii" w:cstheme="minorBidi"/>
         </w:rPr>
         <w:t>6.1 Visualização 1 — comparação de preços</w:t>
       </w:r>
@@ -4841,15 +5327,52 @@
     </w:p>
     <w:p>
       <w:pPr>
+        <w:pStyle w:val="Normal"/>
         <w:ind w:firstLine="0"/>
         <w:jc w:val="center"/>
-        <w:rPr>
-          <w:szCs w:val="24"/>
-          <w:lang w:eastAsia="pt-BR"/>
-        </w:rPr>
-      </w:pPr>
-      <w:r>
-        <w:t>[INSERIR GRÁFICO E INTERPRETAÇÃO]</w:t>
+      </w:pPr>
+      <w:r>
+        <w:drawing>
+          <wp:inline wp14:editId="6567C019" wp14:anchorId="437BF78A">
+            <wp:extent cx="5257800" cy="3380635"/>
+            <wp:effectExtent l="0" t="0" r="0" b="0"/>
+            <wp:docPr id="819811657" name="drawing"/>
+            <wp:cNvGraphicFramePr>
+              <a:graphicFrameLocks noChangeAspect="1"/>
+            </wp:cNvGraphicFramePr>
+            <a:graphic>
+              <a:graphicData xmlns:a="http://schemas.openxmlformats.org/drawingml/2006/main" uri="http://schemas.openxmlformats.org/drawingml/2006/picture">
+                <pic:pic xmlns:pic="http://schemas.openxmlformats.org/drawingml/2006/picture">
+                  <pic:nvPicPr>
+                    <pic:cNvPr id="819811657" name="Picture 819811657"/>
+                    <pic:cNvPicPr/>
+                  </pic:nvPicPr>
+                  <pic:blipFill>
+                    <a:blip xmlns:r="http://schemas.openxmlformats.org/officeDocument/2006/relationships" r:embed="rId1813243418">
+                      <a:extLst>
+                        <a:ext uri="{28A0092B-C50C-407E-A947-70E740481C1C}">
+                          <a14:useLocalDpi xmlns:a14="http://schemas.microsoft.com/office/drawing/2010/main"/>
+                        </a:ext>
+                      </a:extLst>
+                    </a:blip>
+                    <a:stretch>
+                      <a:fillRect/>
+                    </a:stretch>
+                  </pic:blipFill>
+                  <pic:spPr>
+                    <a:xfrm rot="0">
+                      <a:off x="0" y="0"/>
+                      <a:ext cx="5257800" cy="3380635"/>
+                    </a:xfrm>
+                    <a:prstGeom prst="rect">
+                      <a:avLst/>
+                    </a:prstGeom>
+                  </pic:spPr>
+                </pic:pic>
+              </a:graphicData>
+            </a:graphic>
+          </wp:inline>
+        </w:drawing>
       </w:r>
     </w:p>
     <w:p>
@@ -4862,10 +5385,10 @@
           <w:lang w:eastAsia="pt-BR"/>
         </w:rPr>
       </w:pPr>
-      <w:bookmarkStart w:id="16" w:name="_Toc240989660"/>
-      <w:r>
-        <w:rPr>
-          <w:rFonts w:asciiTheme="minorHAnsi" w:hAnsiTheme="minorHAnsi" w:cstheme="minorBidi"/>
+      <w:bookmarkStart w:name="_Toc240989660" w:id="16"/>
+      <w:r>
+        <w:rPr>
+          <w:rFonts w:ascii="Aptos" w:hAnsi="Aptos" w:cs="Arial" w:asciiTheme="minorAscii" w:hAnsiTheme="minorAscii" w:cstheme="minorBidi"/>
         </w:rPr>
         <w:t>6.2 Visualização 2 — distribuição dos preços</w:t>
       </w:r>
@@ -4873,15 +5396,52 @@
     </w:p>
     <w:p>
       <w:pPr>
+        <w:pStyle w:val="Normal"/>
         <w:ind w:firstLine="0"/>
         <w:jc w:val="center"/>
-        <w:rPr>
-          <w:szCs w:val="24"/>
-          <w:lang w:eastAsia="pt-BR"/>
-        </w:rPr>
-      </w:pPr>
-      <w:r>
-        <w:t>[INSERIR GRÁFICO E INTERPRETAÇÃO]</w:t>
+      </w:pPr>
+      <w:r>
+        <w:drawing>
+          <wp:inline wp14:editId="7F72718D" wp14:anchorId="12EEE04E">
+            <wp:extent cx="5120196" cy="2818223"/>
+            <wp:effectExtent l="0" t="0" r="0" b="0"/>
+            <wp:docPr id="716986453" name="drawing"/>
+            <wp:cNvGraphicFramePr>
+              <a:graphicFrameLocks noChangeAspect="1"/>
+            </wp:cNvGraphicFramePr>
+            <a:graphic>
+              <a:graphicData xmlns:a="http://schemas.openxmlformats.org/drawingml/2006/main" uri="http://schemas.openxmlformats.org/drawingml/2006/picture">
+                <pic:pic xmlns:pic="http://schemas.openxmlformats.org/drawingml/2006/picture">
+                  <pic:nvPicPr>
+                    <pic:cNvPr id="716986453" name="Picture 716986453"/>
+                    <pic:cNvPicPr/>
+                  </pic:nvPicPr>
+                  <pic:blipFill>
+                    <a:blip xmlns:r="http://schemas.openxmlformats.org/officeDocument/2006/relationships" r:embed="rId290672890">
+                      <a:extLst>
+                        <a:ext uri="{28A0092B-C50C-407E-A947-70E740481C1C}">
+                          <a14:useLocalDpi xmlns:a14="http://schemas.microsoft.com/office/drawing/2010/main"/>
+                        </a:ext>
+                      </a:extLst>
+                    </a:blip>
+                    <a:stretch>
+                      <a:fillRect/>
+                    </a:stretch>
+                  </pic:blipFill>
+                  <pic:spPr>
+                    <a:xfrm rot="0">
+                      <a:off x="0" y="0"/>
+                      <a:ext cx="5120196" cy="2818223"/>
+                    </a:xfrm>
+                    <a:prstGeom prst="rect">
+                      <a:avLst/>
+                    </a:prstGeom>
+                  </pic:spPr>
+                </pic:pic>
+              </a:graphicData>
+            </a:graphic>
+          </wp:inline>
+        </w:drawing>
       </w:r>
     </w:p>
     <w:p>
@@ -4894,59 +5454,72 @@
           <w:lang w:eastAsia="pt-BR"/>
         </w:rPr>
       </w:pPr>
-      <w:bookmarkStart w:id="17" w:name="_Toc240989661"/>
-      <w:r>
-        <w:rPr>
-          <w:rFonts w:asciiTheme="minorHAnsi" w:hAnsiTheme="minorHAnsi" w:cstheme="minorBidi"/>
+      <w:bookmarkStart w:name="_Toc240989661" w:id="17"/>
+      <w:r>
+        <w:rPr>
+          <w:rFonts w:ascii="Aptos" w:hAnsi="Aptos" w:cs="Arial" w:asciiTheme="minorAscii" w:hAnsiTheme="minorAscii" w:cstheme="minorBidi"/>
         </w:rPr>
         <w:t>6.3 Visualização 3 — comparação por loja ou marca</w:t>
       </w:r>
       <w:bookmarkEnd w:id="17"/>
+    </w:p>
+    <w:p>
+      <w:pPr>
+        <w:pStyle w:val="Ttulo2"/>
+        <w:jc w:val="center"/>
+      </w:pPr>
+      <w:r>
+        <w:drawing>
+          <wp:inline wp14:editId="56BC5C08" wp14:anchorId="13D26B59">
+            <wp:extent cx="4448175" cy="4448175"/>
+            <wp:effectExtent l="0" t="0" r="0" b="0"/>
+            <wp:docPr id="893903563" name="drawing"/>
+            <wp:cNvGraphicFramePr>
+              <a:graphicFrameLocks noChangeAspect="1"/>
+            </wp:cNvGraphicFramePr>
+            <a:graphic>
+              <a:graphicData xmlns:a="http://schemas.openxmlformats.org/drawingml/2006/main" uri="http://schemas.openxmlformats.org/drawingml/2006/picture">
+                <pic:pic xmlns:pic="http://schemas.openxmlformats.org/drawingml/2006/picture">
+                  <pic:nvPicPr>
+                    <pic:cNvPr id="893903563" name="Picture 893903563"/>
+                    <pic:cNvPicPr/>
+                  </pic:nvPicPr>
+                  <pic:blipFill>
+                    <a:blip xmlns:r="http://schemas.openxmlformats.org/officeDocument/2006/relationships" r:embed="rId549766741">
+                      <a:extLst>
+                        <a:ext uri="{28A0092B-C50C-407E-A947-70E740481C1C}">
+                          <a14:useLocalDpi xmlns:a14="http://schemas.microsoft.com/office/drawing/2010/main"/>
+                        </a:ext>
+                      </a:extLst>
+                    </a:blip>
+                    <a:stretch>
+                      <a:fillRect/>
+                    </a:stretch>
+                  </pic:blipFill>
+                  <pic:spPr>
+                    <a:xfrm rot="0">
+                      <a:off x="0" y="0"/>
+                      <a:ext cx="4448175" cy="4448175"/>
+                    </a:xfrm>
+                    <a:prstGeom prst="rect">
+                      <a:avLst/>
+                    </a:prstGeom>
+                  </pic:spPr>
+                </pic:pic>
+              </a:graphicData>
+            </a:graphic>
+          </wp:inline>
+        </w:drawing>
+      </w:r>
     </w:p>
     <w:p>
       <w:pPr>
         <w:ind w:firstLine="0"/>
         <w:jc w:val="center"/>
         <w:rPr>
-          <w:szCs w:val="24"/>
           <w:lang w:eastAsia="pt-BR"/>
         </w:rPr>
       </w:pPr>
-      <w:r>
-        <w:t>[INSERIR GRÁFICO E INTERPRETAÇÃO]</w:t>
-      </w:r>
-    </w:p>
-    <w:p>
-      <w:pPr>
-        <w:pStyle w:val="Ttulo2"/>
-        <w:rPr>
-          <w:rFonts w:asciiTheme="minorHAnsi" w:hAnsiTheme="minorHAnsi" w:cstheme="minorBidi"/>
-          <w:sz w:val="36"/>
-          <w:szCs w:val="36"/>
-          <w:lang w:eastAsia="pt-BR"/>
-        </w:rPr>
-      </w:pPr>
-      <w:bookmarkStart w:id="18" w:name="_Toc240989662"/>
-      <w:r>
-        <w:rPr>
-          <w:rFonts w:asciiTheme="minorHAnsi" w:hAnsiTheme="minorHAnsi" w:cstheme="minorBidi"/>
-        </w:rPr>
-        <w:t>6.4 Dashboard</w:t>
-      </w:r>
-      <w:bookmarkEnd w:id="18"/>
-    </w:p>
-    <w:p>
-      <w:pPr>
-        <w:ind w:firstLine="0"/>
-        <w:jc w:val="center"/>
-        <w:rPr>
-          <w:szCs w:val="24"/>
-          <w:lang w:eastAsia="pt-BR"/>
-        </w:rPr>
-      </w:pPr>
-      <w:r>
-        <w:t>[INSERIR CAPTURA DO DASHBOARD E BREVE DESCRIÇÃO]</w:t>
-      </w:r>
     </w:p>
     <w:p>
       <w:pPr>
@@ -4958,7 +5531,7 @@
           <w:szCs w:val="24"/>
         </w:rPr>
       </w:pPr>
-      <w:bookmarkStart w:id="19" w:name="_Toc240989663"/>
+      <w:bookmarkStart w:name="_Toc240989663" w:id="19"/>
       <w:r>
         <w:rPr>
           <w:rFonts w:asciiTheme="minorHAnsi" w:hAnsiTheme="minorHAnsi" w:cstheme="minorBidi"/>
@@ -4976,17 +5549,12 @@
         <w:t xml:space="preserve">Os dados coletados nas três lojas – </w:t>
       </w:r>
       <w:proofErr w:type="spellStart"/>
-      <w:proofErr w:type="gramStart"/>
       <w:r>
         <w:t>KaBuM</w:t>
       </w:r>
       <w:proofErr w:type="spellEnd"/>
       <w:r>
-        <w:t>!,</w:t>
-      </w:r>
-      <w:proofErr w:type="gramEnd"/>
-      <w:r>
-        <w:t xml:space="preserve"> Samsung.com.br e </w:t>
+        <w:t xml:space="preserve">!, Samsung.com.br e </w:t>
       </w:r>
       <w:proofErr w:type="spellStart"/>
       <w:r>
@@ -5062,7 +5630,6 @@
           <w:b/>
           <w:color w:val="000000"/>
         </w:rPr>
-        <w:lastRenderedPageBreak/>
         <w:t>Limitação da taxa de requisições:</w:t>
       </w:r>
       <w:r>
@@ -5272,7 +5839,7 @@
           <w:szCs w:val="24"/>
         </w:rPr>
       </w:pPr>
-      <w:bookmarkStart w:id="20" w:name="_Toc240989664"/>
+      <w:bookmarkStart w:name="_Toc240989664" w:id="20"/>
       <w:r>
         <w:rPr>
           <w:rFonts w:asciiTheme="minorHAnsi" w:hAnsiTheme="minorHAnsi" w:cstheme="minorBidi"/>
@@ -5390,14 +5957,7 @@
         <w:rPr>
           <w:color w:val="000000"/>
         </w:rPr>
-        <w:t xml:space="preserve"> </w:t>
-      </w:r>
-      <w:r>
-        <w:rPr>
-          <w:color w:val="000000"/>
-        </w:rPr>
-        <w:lastRenderedPageBreak/>
-        <w:t>retroalimentariam o agendador, sinalizando a necessidade de ajuste nos coletores antes da próxima execução agendada.</w:t>
+        <w:t xml:space="preserve"> retroalimentariam o agendador, sinalizando a necessidade de ajuste nos coletores antes da próxima execução agendada.</w:t>
       </w:r>
     </w:p>
     <w:p>
@@ -5409,6 +5969,7 @@
       </w:pPr>
       <w:r>
         <w:rPr>
+          <w:noProof/>
           <w:szCs w:val="24"/>
           <w:lang w:eastAsia="pt-BR"/>
         </w:rPr>
@@ -5520,32 +6081,82 @@
         <w:pStyle w:val="Ttulo1"/>
         <w:ind w:firstLine="0"/>
         <w:jc w:val="left"/>
-        <w:rPr>
-          <w:rFonts w:cs="Arial"/>
+      </w:pPr>
+      <w:bookmarkStart w:name="_Toc240989665" w:id="21"/>
+      <w:r>
+        <w:rPr>
+          <w:rFonts w:ascii="Aptos" w:hAnsi="Aptos" w:cs="Arial" w:asciiTheme="minorAscii" w:hAnsiTheme="minorAscii" w:cstheme="minorBidi"/>
+        </w:rPr>
+        <w:t>9 CONCLUSÃO</w:t>
+      </w:r>
+      <w:bookmarkEnd w:id="21"/>
+    </w:p>
+    <w:p>
+      <w:pPr>
+        <w:spacing w:before="240" w:beforeAutospacing="off" w:after="240" w:afterAutospacing="off"/>
+        <w:ind w:firstLine="708"/>
+        <w:jc w:val="both"/>
+      </w:pPr>
+      <w:r>
+        <w:rPr>
+          <w:rFonts w:ascii="Arial" w:hAnsi="Arial" w:eastAsia="Arial" w:cs="Arial"/>
+          <w:noProof w:val="0"/>
+          <w:sz w:val="24"/>
           <w:szCs w:val="24"/>
-        </w:rPr>
-      </w:pPr>
-      <w:bookmarkStart w:id="21" w:name="_Toc240989665"/>
-      <w:r>
-        <w:rPr>
-          <w:rFonts w:asciiTheme="minorHAnsi" w:hAnsiTheme="minorHAnsi" w:cstheme="minorBidi"/>
-        </w:rPr>
-        <w:t>9 CONCLUSÃO</w:t>
-      </w:r>
-      <w:bookmarkEnd w:id="21"/>
-    </w:p>
-    <w:p>
-      <w:pPr>
-        <w:rPr>
+          <w:lang w:val="pt-BR"/>
+        </w:rPr>
+        <w:t>O trabalho teve como objetivo comparar preços de smartphones Samsung entre diferentes lojas, buscando identificar variações de preço e oportunidades de economia. Os resultados mostraram que os valores variam de forma significativa entre as fontes analisadas, reforçando a importância da pesquisa em diferentes lojas antes da compra.</w:t>
+      </w:r>
+    </w:p>
+    <w:p>
+      <w:pPr>
+        <w:spacing w:before="240" w:beforeAutospacing="off" w:after="240" w:afterAutospacing="off"/>
+        <w:ind w:firstLine="708"/>
+        <w:jc w:val="both"/>
+      </w:pPr>
+      <w:r>
+        <w:rPr>
+          <w:rFonts w:ascii="Arial" w:hAnsi="Arial" w:eastAsia="Arial" w:cs="Arial"/>
+          <w:noProof w:val="0"/>
+          <w:sz w:val="24"/>
           <w:szCs w:val="24"/>
-          <w:lang w:eastAsia="pt-BR"/>
-        </w:rPr>
-      </w:pPr>
-      <w:r>
-        <w:rPr>
-          <w:highlight w:val="yellow"/>
-        </w:rPr>
-        <w:t>Retome a pergunta de negócio, responda-a com base nos resultados e apresente pelo menos três insights sustentados pelos dados. Registre também limitações e possíveis melhorias futuras.</w:t>
+          <w:lang w:val="pt-BR"/>
+        </w:rPr>
+        <w:t>Entre os principais resultados, observou-se que a Samsung apresentou os maiores preços médios entre as lojas analisadas, enquanto a KaBuM apresentou valores médios mais baixos. Também foram identificadas diferenças relevantes entre os preços mínimo e máximo de determinados modelos, indicando possibilidade de economia ao comparar ofertas. Além disso, aparelhos das linhas superiores, como Galaxy S Ultra e Z Fold, concentraram os maiores valores da base.</w:t>
+      </w:r>
+    </w:p>
+    <w:p>
+      <w:pPr>
+        <w:spacing w:before="240" w:beforeAutospacing="off" w:after="240" w:afterAutospacing="off"/>
+        <w:ind w:firstLine="708"/>
+        <w:jc w:val="both"/>
+      </w:pPr>
+      <w:r>
+        <w:rPr>
+          <w:rFonts w:ascii="Arial" w:hAnsi="Arial" w:eastAsia="Arial" w:cs="Arial"/>
+          <w:noProof w:val="0"/>
+          <w:sz w:val="24"/>
+          <w:szCs w:val="24"/>
+          <w:lang w:val="pt-BR"/>
+        </w:rPr>
+        <w:t>Como limitações, destaca-se a presença residual de alguns acessórios entre os registros coletados e a ausência de algumas características técnicas em parte dos produtos, como memória RAM e armazenamento. Também deve ser considerado que preços e disponibilidade podem mudar rapidamente nos sites pesquisados.</w:t>
+      </w:r>
+    </w:p>
+    <w:p>
+      <w:pPr>
+        <w:spacing w:before="240" w:beforeAutospacing="off" w:after="240" w:afterAutospacing="off"/>
+        <w:ind w:firstLine="708"/>
+        <w:jc w:val="both"/>
+      </w:pPr>
+      <w:r>
+        <w:rPr>
+          <w:rFonts w:ascii="Arial" w:hAnsi="Arial" w:eastAsia="Arial" w:cs="Arial"/>
+          <w:noProof w:val="0"/>
+          <w:sz w:val="24"/>
+          <w:szCs w:val="24"/>
+          <w:lang w:val="pt-BR"/>
+        </w:rPr>
+        <w:t>Como melhorias futuras, recomenda-se aperfeiçoar os filtros de coleta, ampliar o número de lojas analisadas e executar o processo periodicamente, permitindo acompanhar a evolução dos preços ao longo do tempo.</w:t>
       </w:r>
     </w:p>
     <w:p>
@@ -5558,7 +6169,7 @@
           <w:szCs w:val="24"/>
         </w:rPr>
       </w:pPr>
-      <w:bookmarkStart w:id="22" w:name="_Toc240989666"/>
+      <w:bookmarkStart w:name="_Toc240989666" w:id="22"/>
       <w:r>
         <w:rPr>
           <w:rFonts w:asciiTheme="minorHAnsi" w:hAnsiTheme="minorHAnsi" w:cstheme="minorBidi"/>
@@ -5680,7 +6291,7 @@
       <w:footerReference w:type="default" r:id="rId12"/>
       <w:headerReference w:type="first" r:id="rId13"/>
       <w:footerReference w:type="first" r:id="rId14"/>
-      <w:pgSz w:w="11906" w:h="16838"/>
+      <w:pgSz w:w="11906" w:h="16838" w:orient="portrait"/>
       <w:pgMar w:top="1701" w:right="1134" w:bottom="1134" w:left="1701" w:header="708" w:footer="708" w:gutter="0"/>
       <w:cols w:space="708"/>
       <w:docGrid w:linePitch="360"/>
@@ -5801,6 +6412,230 @@
 
 <file path=word/numbering.xml><?xml version="1.0" encoding="utf-8"?>
 <w:numbering xmlns:wpc="http://schemas.microsoft.com/office/word/2010/wordprocessingCanvas" xmlns:cx="http://schemas.microsoft.com/office/drawing/2014/chartex" xmlns:cx1="http://schemas.microsoft.com/office/drawing/2015/9/8/chartex" xmlns:cx2="http://schemas.microsoft.com/office/drawing/2015/10/21/chartex" xmlns:cx3="http://schemas.microsoft.com/office/drawing/2016/5/9/chartex" xmlns:cx4="http://schemas.microsoft.com/office/drawing/2016/5/10/chartex" xmlns:cx5="http://schemas.microsoft.com/office/drawing/2016/5/11/chartex" xmlns:cx6="http://schemas.microsoft.com/office/drawing/2016/5/12/chartex" xmlns:cx7="http://schemas.microsoft.com/office/drawing/2016/5/13/chartex" xmlns:cx8="http://schemas.microsoft.com/office/drawing/2016/5/14/chartex" xmlns:mc="http://schemas.openxmlformats.org/markup-compatibility/2006" xmlns:aink="http://schemas.microsoft.com/office/drawing/2016/ink" xmlns:am3d="http://schemas.microsoft.com/office/drawing/2017/model3d" xmlns:o="urn:schemas-microsoft-com:office:office" xmlns:oel="http://schemas.microsoft.com/office/2019/extlst" xmlns:r="http://schemas.openxmlformats.org/officeDocument/2006/relationships" xmlns:m="http://schemas.openxmlformats.org/officeDocument/2006/math" xmlns:v="urn:schemas-microsoft-com:vml" xmlns:wp14="http://schemas.microsoft.com/office/word/2010/wordprocessingDrawing" xmlns:wp="http://schemas.openxmlformats.org/drawingml/2006/wordprocessingDrawing" xmlns:w10="urn:schemas-microsoft-com:office:word" xmlns:w="http://schemas.openxmlformats.org/wordprocessingml/2006/main" xmlns:w14="http://schemas.microsoft.com/office/word/2010/wordml" xmlns:w15="http://schemas.microsoft.com/office/word/2012/wordml" xmlns:w16cex="http://schemas.microsoft.com/office/word/2018/wordml/cex" xmlns:w16cid="http://schemas.microsoft.com/office/word/2016/wordml/cid" xmlns:w16="http://schemas.microsoft.com/office/word/2018/wordml" xmlns:w16du="http://schemas.microsoft.com/office/word/2023/wordml/word16du" xmlns:w16sdtdh="http://schemas.microsoft.com/office/word/2020/wordml/sdtdatahash" xmlns:w16sdtfl="http://schemas.microsoft.com/office/word/2024/wordml/sdtformatlock" xmlns:w16se="http://schemas.microsoft.com/office/word/2015/wordml/symex" xmlns:wpg="http://schemas.microsoft.com/office/word/2010/wordprocessingGroup" xmlns:wpi="http://schemas.microsoft.com/office/word/2010/wordprocessingInk" xmlns:wne="http://schemas.microsoft.com/office/word/2006/wordml" xmlns:wps="http://schemas.microsoft.com/office/word/2010/wordprocessingShape" mc:Ignorable="w14 w15 w16se w16cid w16 w16cex w16sdtdh w16sdtfl w16du wp14">
+  <w:abstractNum xmlns:w="http://schemas.openxmlformats.org/wordprocessingml/2006/main" w:abstractNumId="3">
+    <w:nsid w:val="459a4a6d"/>
+    <w:multiLevelType xmlns:w="http://schemas.openxmlformats.org/wordprocessingml/2006/main" w:val="hybridMultilevel"/>
+    <w:lvl xmlns:w="http://schemas.openxmlformats.org/wordprocessingml/2006/main" w:ilvl="0">
+      <w:start w:val="1"/>
+      <w:numFmt w:val="bullet"/>
+      <w:lvlText w:val=""/>
+      <w:lvlJc w:val="left"/>
+      <w:pPr>
+        <w:ind w:left="380" w:hanging="360"/>
+      </w:pPr>
+      <w:rPr>
+        <w:rFonts w:hint="default" w:ascii="Symbol" w:hAnsi="Symbol"/>
+      </w:rPr>
+    </w:lvl>
+    <w:lvl xmlns:w="http://schemas.openxmlformats.org/wordprocessingml/2006/main" w:ilvl="1">
+      <w:start w:val="1"/>
+      <w:numFmt w:val="bullet"/>
+      <w:lvlText w:val="o"/>
+      <w:lvlJc w:val="left"/>
+      <w:pPr>
+        <w:ind w:left="1100" w:hanging="360"/>
+      </w:pPr>
+      <w:rPr>
+        <w:rFonts w:hint="default" w:ascii="Courier New" w:hAnsi="Courier New"/>
+      </w:rPr>
+    </w:lvl>
+    <w:lvl xmlns:w="http://schemas.openxmlformats.org/wordprocessingml/2006/main" w:ilvl="2">
+      <w:start w:val="1"/>
+      <w:numFmt w:val="bullet"/>
+      <w:lvlText w:val=""/>
+      <w:lvlJc w:val="left"/>
+      <w:pPr>
+        <w:ind w:left="1820" w:hanging="360"/>
+      </w:pPr>
+      <w:rPr>
+        <w:rFonts w:hint="default" w:ascii="Wingdings" w:hAnsi="Wingdings"/>
+      </w:rPr>
+    </w:lvl>
+    <w:lvl xmlns:w="http://schemas.openxmlformats.org/wordprocessingml/2006/main" w:ilvl="3">
+      <w:start w:val="1"/>
+      <w:numFmt w:val="bullet"/>
+      <w:lvlText w:val=""/>
+      <w:lvlJc w:val="left"/>
+      <w:pPr>
+        <w:ind w:left="2540" w:hanging="360"/>
+      </w:pPr>
+      <w:rPr>
+        <w:rFonts w:hint="default" w:ascii="Symbol" w:hAnsi="Symbol"/>
+      </w:rPr>
+    </w:lvl>
+    <w:lvl xmlns:w="http://schemas.openxmlformats.org/wordprocessingml/2006/main" w:ilvl="4">
+      <w:start w:val="1"/>
+      <w:numFmt w:val="bullet"/>
+      <w:lvlText w:val="o"/>
+      <w:lvlJc w:val="left"/>
+      <w:pPr>
+        <w:ind w:left="3260" w:hanging="360"/>
+      </w:pPr>
+      <w:rPr>
+        <w:rFonts w:hint="default" w:ascii="Courier New" w:hAnsi="Courier New"/>
+      </w:rPr>
+    </w:lvl>
+    <w:lvl xmlns:w="http://schemas.openxmlformats.org/wordprocessingml/2006/main" w:ilvl="5">
+      <w:start w:val="1"/>
+      <w:numFmt w:val="bullet"/>
+      <w:lvlText w:val=""/>
+      <w:lvlJc w:val="left"/>
+      <w:pPr>
+        <w:ind w:left="3980" w:hanging="360"/>
+      </w:pPr>
+      <w:rPr>
+        <w:rFonts w:hint="default" w:ascii="Wingdings" w:hAnsi="Wingdings"/>
+      </w:rPr>
+    </w:lvl>
+    <w:lvl xmlns:w="http://schemas.openxmlformats.org/wordprocessingml/2006/main" w:ilvl="6">
+      <w:start w:val="1"/>
+      <w:numFmt w:val="bullet"/>
+      <w:lvlText w:val=""/>
+      <w:lvlJc w:val="left"/>
+      <w:pPr>
+        <w:ind w:left="4700" w:hanging="360"/>
+      </w:pPr>
+      <w:rPr>
+        <w:rFonts w:hint="default" w:ascii="Symbol" w:hAnsi="Symbol"/>
+      </w:rPr>
+    </w:lvl>
+    <w:lvl xmlns:w="http://schemas.openxmlformats.org/wordprocessingml/2006/main" w:ilvl="7">
+      <w:start w:val="1"/>
+      <w:numFmt w:val="bullet"/>
+      <w:lvlText w:val="o"/>
+      <w:lvlJc w:val="left"/>
+      <w:pPr>
+        <w:ind w:left="5420" w:hanging="360"/>
+      </w:pPr>
+      <w:rPr>
+        <w:rFonts w:hint="default" w:ascii="Courier New" w:hAnsi="Courier New"/>
+      </w:rPr>
+    </w:lvl>
+    <w:lvl xmlns:w="http://schemas.openxmlformats.org/wordprocessingml/2006/main" w:ilvl="8">
+      <w:start w:val="1"/>
+      <w:numFmt w:val="bullet"/>
+      <w:lvlText w:val=""/>
+      <w:lvlJc w:val="left"/>
+      <w:pPr>
+        <w:ind w:left="6140" w:hanging="360"/>
+      </w:pPr>
+      <w:rPr>
+        <w:rFonts w:hint="default" w:ascii="Wingdings" w:hAnsi="Wingdings"/>
+      </w:rPr>
+    </w:lvl>
+  </w:abstractNum>
+  <w:abstractNum xmlns:w="http://schemas.openxmlformats.org/wordprocessingml/2006/main" w:abstractNumId="2">
+    <w:nsid w:val="7d0c0248"/>
+    <w:multiLevelType xmlns:w="http://schemas.openxmlformats.org/wordprocessingml/2006/main" w:val="hybridMultilevel"/>
+    <w:lvl xmlns:w="http://schemas.openxmlformats.org/wordprocessingml/2006/main" w:ilvl="0">
+      <w:start w:val="1"/>
+      <w:numFmt w:val="bullet"/>
+      <w:lvlText w:val=""/>
+      <w:lvlJc w:val="left"/>
+      <w:pPr>
+        <w:ind w:left="1078" w:hanging="360"/>
+      </w:pPr>
+      <w:rPr>
+        <w:rFonts w:hint="default" w:ascii="Symbol" w:hAnsi="Symbol"/>
+      </w:rPr>
+    </w:lvl>
+    <w:lvl xmlns:w="http://schemas.openxmlformats.org/wordprocessingml/2006/main" w:ilvl="1">
+      <w:start w:val="1"/>
+      <w:numFmt w:val="bullet"/>
+      <w:lvlText w:val="o"/>
+      <w:lvlJc w:val="left"/>
+      <w:pPr>
+        <w:ind w:left="1798" w:hanging="360"/>
+      </w:pPr>
+      <w:rPr>
+        <w:rFonts w:hint="default" w:ascii="Courier New" w:hAnsi="Courier New"/>
+      </w:rPr>
+    </w:lvl>
+    <w:lvl xmlns:w="http://schemas.openxmlformats.org/wordprocessingml/2006/main" w:ilvl="2">
+      <w:start w:val="1"/>
+      <w:numFmt w:val="bullet"/>
+      <w:lvlText w:val=""/>
+      <w:lvlJc w:val="left"/>
+      <w:pPr>
+        <w:ind w:left="2518" w:hanging="360"/>
+      </w:pPr>
+      <w:rPr>
+        <w:rFonts w:hint="default" w:ascii="Wingdings" w:hAnsi="Wingdings"/>
+      </w:rPr>
+    </w:lvl>
+    <w:lvl xmlns:w="http://schemas.openxmlformats.org/wordprocessingml/2006/main" w:ilvl="3">
+      <w:start w:val="1"/>
+      <w:numFmt w:val="bullet"/>
+      <w:lvlText w:val=""/>
+      <w:lvlJc w:val="left"/>
+      <w:pPr>
+        <w:ind w:left="3238" w:hanging="360"/>
+      </w:pPr>
+      <w:rPr>
+        <w:rFonts w:hint="default" w:ascii="Symbol" w:hAnsi="Symbol"/>
+      </w:rPr>
+    </w:lvl>
+    <w:lvl xmlns:w="http://schemas.openxmlformats.org/wordprocessingml/2006/main" w:ilvl="4">
+      <w:start w:val="1"/>
+      <w:numFmt w:val="bullet"/>
+      <w:lvlText w:val="o"/>
+      <w:lvlJc w:val="left"/>
+      <w:pPr>
+        <w:ind w:left="3958" w:hanging="360"/>
+      </w:pPr>
+      <w:rPr>
+        <w:rFonts w:hint="default" w:ascii="Courier New" w:hAnsi="Courier New"/>
+      </w:rPr>
+    </w:lvl>
+    <w:lvl xmlns:w="http://schemas.openxmlformats.org/wordprocessingml/2006/main" w:ilvl="5">
+      <w:start w:val="1"/>
+      <w:numFmt w:val="bullet"/>
+      <w:lvlText w:val=""/>
+      <w:lvlJc w:val="left"/>
+      <w:pPr>
+        <w:ind w:left="4678" w:hanging="360"/>
+      </w:pPr>
+      <w:rPr>
+        <w:rFonts w:hint="default" w:ascii="Wingdings" w:hAnsi="Wingdings"/>
+      </w:rPr>
+    </w:lvl>
+    <w:lvl xmlns:w="http://schemas.openxmlformats.org/wordprocessingml/2006/main" w:ilvl="6">
+      <w:start w:val="1"/>
+      <w:numFmt w:val="bullet"/>
+      <w:lvlText w:val=""/>
+      <w:lvlJc w:val="left"/>
+      <w:pPr>
+        <w:ind w:left="5398" w:hanging="360"/>
+      </w:pPr>
+      <w:rPr>
+        <w:rFonts w:hint="default" w:ascii="Symbol" w:hAnsi="Symbol"/>
+      </w:rPr>
+    </w:lvl>
+    <w:lvl xmlns:w="http://schemas.openxmlformats.org/wordprocessingml/2006/main" w:ilvl="7">
+      <w:start w:val="1"/>
+      <w:numFmt w:val="bullet"/>
+      <w:lvlText w:val="o"/>
+      <w:lvlJc w:val="left"/>
+      <w:pPr>
+        <w:ind w:left="6118" w:hanging="360"/>
+      </w:pPr>
+      <w:rPr>
+        <w:rFonts w:hint="default" w:ascii="Courier New" w:hAnsi="Courier New"/>
+      </w:rPr>
+    </w:lvl>
+    <w:lvl xmlns:w="http://schemas.openxmlformats.org/wordprocessingml/2006/main" w:ilvl="8">
+      <w:start w:val="1"/>
+      <w:numFmt w:val="bullet"/>
+      <w:lvlText w:val=""/>
+      <w:lvlJc w:val="left"/>
+      <w:pPr>
+        <w:ind w:left="6838" w:hanging="360"/>
+      </w:pPr>
+      <w:rPr>
+        <w:rFonts w:hint="default" w:ascii="Wingdings" w:hAnsi="Wingdings"/>
+      </w:rPr>
+    </w:lvl>
+  </w:abstractNum>
   <w:abstractNum w:abstractNumId="0" w15:restartNumberingAfterBreak="0">
     <w:nsid w:val="1D701BA8"/>
     <w:multiLevelType w:val="multilevel"/>
@@ -5927,7 +6762,7 @@
         <w:ind w:left="730" w:hanging="360"/>
       </w:pPr>
       <w:rPr>
-        <w:rFonts w:ascii="Symbol" w:hAnsi="Symbol" w:hint="default"/>
+        <w:rFonts w:hint="default" w:ascii="Symbol" w:hAnsi="Symbol"/>
       </w:rPr>
     </w:lvl>
     <w:lvl w:ilvl="1" w:tentative="1">
@@ -5939,7 +6774,7 @@
         <w:ind w:left="1450" w:hanging="360"/>
       </w:pPr>
       <w:rPr>
-        <w:rFonts w:ascii="Courier New" w:hAnsi="Courier New" w:cs="Courier New" w:hint="default"/>
+        <w:rFonts w:hint="default" w:ascii="Courier New" w:hAnsi="Courier New" w:cs="Courier New"/>
       </w:rPr>
     </w:lvl>
     <w:lvl w:ilvl="2" w:tentative="1">
@@ -5951,7 +6786,7 @@
         <w:ind w:left="2170" w:hanging="360"/>
       </w:pPr>
       <w:rPr>
-        <w:rFonts w:ascii="Wingdings" w:hAnsi="Wingdings" w:hint="default"/>
+        <w:rFonts w:hint="default" w:ascii="Wingdings" w:hAnsi="Wingdings"/>
       </w:rPr>
     </w:lvl>
     <w:lvl w:ilvl="3" w:tentative="1">
@@ -5963,7 +6798,7 @@
         <w:ind w:left="2890" w:hanging="360"/>
       </w:pPr>
       <w:rPr>
-        <w:rFonts w:ascii="Symbol" w:hAnsi="Symbol" w:hint="default"/>
+        <w:rFonts w:hint="default" w:ascii="Symbol" w:hAnsi="Symbol"/>
       </w:rPr>
     </w:lvl>
     <w:lvl w:ilvl="4" w:tentative="1">
@@ -5975,7 +6810,7 @@
         <w:ind w:left="3610" w:hanging="360"/>
       </w:pPr>
       <w:rPr>
-        <w:rFonts w:ascii="Courier New" w:hAnsi="Courier New" w:cs="Courier New" w:hint="default"/>
+        <w:rFonts w:hint="default" w:ascii="Courier New" w:hAnsi="Courier New" w:cs="Courier New"/>
       </w:rPr>
     </w:lvl>
     <w:lvl w:ilvl="5" w:tentative="1">
@@ -5987,7 +6822,7 @@
         <w:ind w:left="4330" w:hanging="360"/>
       </w:pPr>
       <w:rPr>
-        <w:rFonts w:ascii="Wingdings" w:hAnsi="Wingdings" w:hint="default"/>
+        <w:rFonts w:hint="default" w:ascii="Wingdings" w:hAnsi="Wingdings"/>
       </w:rPr>
     </w:lvl>
     <w:lvl w:ilvl="6" w:tentative="1">
@@ -5999,7 +6834,7 @@
         <w:ind w:left="5050" w:hanging="360"/>
       </w:pPr>
       <w:rPr>
-        <w:rFonts w:ascii="Symbol" w:hAnsi="Symbol" w:hint="default"/>
+        <w:rFonts w:hint="default" w:ascii="Symbol" w:hAnsi="Symbol"/>
       </w:rPr>
     </w:lvl>
     <w:lvl w:ilvl="7" w:tentative="1">
@@ -6011,7 +6846,7 @@
         <w:ind w:left="5770" w:hanging="360"/>
       </w:pPr>
       <w:rPr>
-        <w:rFonts w:ascii="Courier New" w:hAnsi="Courier New" w:cs="Courier New" w:hint="default"/>
+        <w:rFonts w:hint="default" w:ascii="Courier New" w:hAnsi="Courier New" w:cs="Courier New"/>
       </w:rPr>
     </w:lvl>
     <w:lvl w:ilvl="8" w:tentative="1">
@@ -6023,10 +6858,16 @@
         <w:ind w:left="6490" w:hanging="360"/>
       </w:pPr>
       <w:rPr>
-        <w:rFonts w:ascii="Wingdings" w:hAnsi="Wingdings" w:hint="default"/>
+        <w:rFonts w:hint="default" w:ascii="Wingdings" w:hAnsi="Wingdings"/>
       </w:rPr>
     </w:lvl>
   </w:abstractNum>
+  <w:num w:numId="4">
+    <w:abstractNumId w:val="3"/>
+  </w:num>
+  <w:num w:numId="3">
+    <w:abstractNumId w:val="2"/>
+  </w:num>
   <w:num w:numId="1" w16cid:durableId="1505898223">
     <w:abstractNumId w:val="0"/>
   </w:num>
@@ -6037,11 +6878,11 @@
 </file>
 
 <file path=word/styles.xml><?xml version="1.0" encoding="utf-8"?>
-<w:styles xmlns:mc="http://schemas.openxmlformats.org/markup-compatibility/2006" xmlns:r="http://schemas.openxmlformats.org/officeDocument/2006/relationships" xmlns:w="http://schemas.openxmlformats.org/wordprocessingml/2006/main" xmlns:w14="http://schemas.microsoft.com/office/word/2010/wordml" xmlns:w15="http://schemas.microsoft.com/office/word/2012/wordml" xmlns:w16cex="http://schemas.microsoft.com/office/word/2018/wordml/cex" xmlns:w16cid="http://schemas.microsoft.com/office/word/2016/wordml/cid" xmlns:w16="http://schemas.microsoft.com/office/word/2018/wordml" xmlns:w16du="http://schemas.microsoft.com/office/word/2023/wordml/word16du" xmlns:w16sdtdh="http://schemas.microsoft.com/office/word/2020/wordml/sdtdatahash" xmlns:w16sdtfl="http://schemas.microsoft.com/office/word/2024/wordml/sdtformatlock" xmlns:w16se="http://schemas.microsoft.com/office/word/2015/wordml/symex" mc:Ignorable="w14 w15 w16se w16cid w16 w16cex w16sdtdh w16sdtfl w16du">
+<w:styles xmlns:wp14="http://schemas.microsoft.com/office/word/2010/wordprocessingDrawing" xmlns:mc="http://schemas.openxmlformats.org/markup-compatibility/2006" xmlns:r="http://schemas.openxmlformats.org/officeDocument/2006/relationships" xmlns:w="http://schemas.openxmlformats.org/wordprocessingml/2006/main" xmlns:w14="http://schemas.microsoft.com/office/word/2010/wordml" xmlns:w15="http://schemas.microsoft.com/office/word/2012/wordml" xmlns:w16cex="http://schemas.microsoft.com/office/word/2018/wordml/cex" xmlns:w16cid="http://schemas.microsoft.com/office/word/2016/wordml/cid" xmlns:w16="http://schemas.microsoft.com/office/word/2018/wordml" xmlns:w16du="http://schemas.microsoft.com/office/word/2023/wordml/word16du" xmlns:w16sdtdh="http://schemas.microsoft.com/office/word/2020/wordml/sdtdatahash" xmlns:w16sdtfl="http://schemas.microsoft.com/office/word/2024/wordml/sdtformatlock" xmlns:w16se="http://schemas.microsoft.com/office/word/2015/wordml/symex" mc:Ignorable="w14 w15 w16se w16cid w16 w16cex w16sdtdh w16sdtfl w16du wp14">
   <w:docDefaults>
     <w:rPrDefault>
       <w:rPr>
-        <w:rFonts w:asciiTheme="minorHAnsi" w:eastAsiaTheme="minorHAnsi" w:hAnsiTheme="minorHAnsi" w:cstheme="minorBidi"/>
+        <w:rFonts w:asciiTheme="minorHAnsi" w:hAnsiTheme="minorHAnsi" w:eastAsiaTheme="minorHAnsi" w:cstheme="minorBidi"/>
         <w:kern w:val="2"/>
         <w:sz w:val="22"/>
         <w:szCs w:val="22"/>
@@ -6058,14 +6899,14 @@
   <w:latentStyles w:defLockedState="0" w:defUIPriority="99" w:defSemiHidden="0" w:defUnhideWhenUsed="0" w:defQFormat="0" w:count="376">
     <w:lsdException w:name="Normal" w:uiPriority="0" w:qFormat="1"/>
     <w:lsdException w:name="heading 1" w:uiPriority="9" w:qFormat="1"/>
-    <w:lsdException w:name="heading 2" w:semiHidden="1" w:uiPriority="9" w:unhideWhenUsed="1" w:qFormat="1"/>
-    <w:lsdException w:name="heading 3" w:semiHidden="1" w:uiPriority="9" w:unhideWhenUsed="1" w:qFormat="1"/>
-    <w:lsdException w:name="heading 4" w:semiHidden="1" w:uiPriority="9" w:unhideWhenUsed="1" w:qFormat="1"/>
-    <w:lsdException w:name="heading 5" w:semiHidden="1" w:uiPriority="9" w:unhideWhenUsed="1" w:qFormat="1"/>
-    <w:lsdException w:name="heading 6" w:semiHidden="1" w:uiPriority="9" w:unhideWhenUsed="1" w:qFormat="1"/>
-    <w:lsdException w:name="heading 7" w:semiHidden="1" w:uiPriority="9" w:unhideWhenUsed="1" w:qFormat="1"/>
-    <w:lsdException w:name="heading 8" w:semiHidden="1" w:uiPriority="9" w:unhideWhenUsed="1" w:qFormat="1"/>
-    <w:lsdException w:name="heading 9" w:semiHidden="1" w:uiPriority="9" w:unhideWhenUsed="1" w:qFormat="1"/>
+    <w:lsdException w:name="heading 2" w:uiPriority="9" w:semiHidden="1" w:unhideWhenUsed="1" w:qFormat="1"/>
+    <w:lsdException w:name="heading 3" w:uiPriority="9" w:semiHidden="1" w:unhideWhenUsed="1" w:qFormat="1"/>
+    <w:lsdException w:name="heading 4" w:uiPriority="9" w:semiHidden="1" w:unhideWhenUsed="1" w:qFormat="1"/>
+    <w:lsdException w:name="heading 5" w:uiPriority="9" w:semiHidden="1" w:unhideWhenUsed="1" w:qFormat="1"/>
+    <w:lsdException w:name="heading 6" w:uiPriority="9" w:semiHidden="1" w:unhideWhenUsed="1" w:qFormat="1"/>
+    <w:lsdException w:name="heading 7" w:uiPriority="9" w:semiHidden="1" w:unhideWhenUsed="1" w:qFormat="1"/>
+    <w:lsdException w:name="heading 8" w:uiPriority="9" w:semiHidden="1" w:unhideWhenUsed="1" w:qFormat="1"/>
+    <w:lsdException w:name="heading 9" w:uiPriority="9" w:semiHidden="1" w:unhideWhenUsed="1" w:qFormat="1"/>
     <w:lsdException w:name="index 1" w:semiHidden="1" w:unhideWhenUsed="1"/>
     <w:lsdException w:name="index 2" w:semiHidden="1" w:unhideWhenUsed="1"/>
     <w:lsdException w:name="index 3" w:semiHidden="1" w:unhideWhenUsed="1"/>
@@ -6075,22 +6916,22 @@
     <w:lsdException w:name="index 7" w:semiHidden="1" w:unhideWhenUsed="1"/>
     <w:lsdException w:name="index 8" w:semiHidden="1" w:unhideWhenUsed="1"/>
     <w:lsdException w:name="index 9" w:semiHidden="1" w:unhideWhenUsed="1"/>
-    <w:lsdException w:name="toc 1" w:semiHidden="1" w:uiPriority="39" w:unhideWhenUsed="1"/>
-    <w:lsdException w:name="toc 2" w:semiHidden="1" w:uiPriority="39" w:unhideWhenUsed="1"/>
-    <w:lsdException w:name="toc 3" w:semiHidden="1" w:uiPriority="39" w:unhideWhenUsed="1"/>
-    <w:lsdException w:name="toc 4" w:semiHidden="1" w:uiPriority="39" w:unhideWhenUsed="1"/>
-    <w:lsdException w:name="toc 5" w:semiHidden="1" w:uiPriority="39" w:unhideWhenUsed="1"/>
-    <w:lsdException w:name="toc 6" w:semiHidden="1" w:uiPriority="39" w:unhideWhenUsed="1"/>
-    <w:lsdException w:name="toc 7" w:semiHidden="1" w:uiPriority="39" w:unhideWhenUsed="1"/>
-    <w:lsdException w:name="toc 8" w:semiHidden="1" w:uiPriority="39" w:unhideWhenUsed="1"/>
-    <w:lsdException w:name="toc 9" w:semiHidden="1" w:uiPriority="39" w:unhideWhenUsed="1"/>
+    <w:lsdException w:name="toc 1" w:uiPriority="39" w:semiHidden="1" w:unhideWhenUsed="1"/>
+    <w:lsdException w:name="toc 2" w:uiPriority="39" w:semiHidden="1" w:unhideWhenUsed="1"/>
+    <w:lsdException w:name="toc 3" w:uiPriority="39" w:semiHidden="1" w:unhideWhenUsed="1"/>
+    <w:lsdException w:name="toc 4" w:uiPriority="39" w:semiHidden="1" w:unhideWhenUsed="1"/>
+    <w:lsdException w:name="toc 5" w:uiPriority="39" w:semiHidden="1" w:unhideWhenUsed="1"/>
+    <w:lsdException w:name="toc 6" w:uiPriority="39" w:semiHidden="1" w:unhideWhenUsed="1"/>
+    <w:lsdException w:name="toc 7" w:uiPriority="39" w:semiHidden="1" w:unhideWhenUsed="1"/>
+    <w:lsdException w:name="toc 8" w:uiPriority="39" w:semiHidden="1" w:unhideWhenUsed="1"/>
+    <w:lsdException w:name="toc 9" w:uiPriority="39" w:semiHidden="1" w:unhideWhenUsed="1"/>
     <w:lsdException w:name="Normal Indent" w:semiHidden="1" w:unhideWhenUsed="1"/>
     <w:lsdException w:name="footnote text" w:semiHidden="1" w:unhideWhenUsed="1"/>
     <w:lsdException w:name="annotation text" w:semiHidden="1" w:unhideWhenUsed="1"/>
     <w:lsdException w:name="header" w:semiHidden="1" w:unhideWhenUsed="1"/>
     <w:lsdException w:name="footer" w:semiHidden="1" w:unhideWhenUsed="1"/>
     <w:lsdException w:name="index heading" w:semiHidden="1" w:unhideWhenUsed="1"/>
-    <w:lsdException w:name="caption" w:semiHidden="1" w:uiPriority="35" w:unhideWhenUsed="1" w:qFormat="1"/>
+    <w:lsdException w:name="caption" w:uiPriority="35" w:semiHidden="1" w:unhideWhenUsed="1" w:qFormat="1"/>
     <w:lsdException w:name="table of figures" w:semiHidden="1" w:unhideWhenUsed="1"/>
     <w:lsdException w:name="envelope address" w:semiHidden="1" w:unhideWhenUsed="1"/>
     <w:lsdException w:name="envelope return" w:semiHidden="1" w:unhideWhenUsed="1"/>
@@ -6121,7 +6962,7 @@
     <w:lsdException w:name="Title" w:uiPriority="10" w:qFormat="1"/>
     <w:lsdException w:name="Closing" w:semiHidden="1" w:unhideWhenUsed="1"/>
     <w:lsdException w:name="Signature" w:semiHidden="1" w:unhideWhenUsed="1"/>
-    <w:lsdException w:name="Default Paragraph Font" w:semiHidden="1" w:uiPriority="1" w:unhideWhenUsed="1"/>
+    <w:lsdException w:name="Default Paragraph Font" w:uiPriority="1" w:semiHidden="1" w:unhideWhenUsed="1"/>
     <w:lsdException w:name="Body Text" w:semiHidden="1" w:unhideWhenUsed="1"/>
     <w:lsdException w:name="Body Text Indent" w:semiHidden="1" w:unhideWhenUsed="1"/>
     <w:lsdException w:name="List Continue" w:semiHidden="1" w:unhideWhenUsed="1"/>
@@ -6321,8 +7162,8 @@
     <w:lsdException w:name="Subtle Reference" w:uiPriority="31" w:qFormat="1"/>
     <w:lsdException w:name="Intense Reference" w:uiPriority="32" w:qFormat="1"/>
     <w:lsdException w:name="Book Title" w:uiPriority="33" w:qFormat="1"/>
-    <w:lsdException w:name="Bibliography" w:semiHidden="1" w:uiPriority="37" w:unhideWhenUsed="1"/>
-    <w:lsdException w:name="TOC Heading" w:semiHidden="1" w:uiPriority="39" w:unhideWhenUsed="1" w:qFormat="1"/>
+    <w:lsdException w:name="Bibliography" w:uiPriority="37" w:semiHidden="1" w:unhideWhenUsed="1"/>
+    <w:lsdException w:name="TOC Heading" w:uiPriority="39" w:semiHidden="1" w:unhideWhenUsed="1" w:qFormat="1"/>
     <w:lsdException w:name="Plain Table 1" w:uiPriority="41"/>
     <w:lsdException w:name="Plain Table 2" w:uiPriority="42"/>
     <w:lsdException w:name="Plain Table 3" w:uiPriority="43"/>
@@ -6433,7 +7274,7 @@
     <w:lsdException w:name="Unresolved Mention" w:semiHidden="1" w:unhideWhenUsed="1"/>
     <w:lsdException w:name="Smart Link" w:semiHidden="1" w:unhideWhenUsed="1"/>
   </w:latentStyles>
-  <w:style w:type="paragraph" w:default="1" w:styleId="Normal">
+  <w:style w:type="paragraph" w:styleId="Normal" w:default="1">
     <w:name w:val="Normal"/>
     <w:qFormat/>
     <w:pPr>
@@ -6641,12 +7482,13 @@
       <w:color w:val="272727" w:themeColor="text1" w:themeTint="D8"/>
     </w:rPr>
   </w:style>
-  <w:style w:type="character" w:default="1" w:styleId="Fontepargpadro">
+  <w:style w:type="character" w:styleId="Fontepargpadro" w:default="1">
     <w:name w:val="Default Paragraph Font"/>
     <w:uiPriority w:val="1"/>
+    <w:semiHidden/>
     <w:unhideWhenUsed/>
   </w:style>
-  <w:style w:type="table" w:default="1" w:styleId="Tabelanormal">
+  <w:style w:type="table" w:styleId="Tabelanormal" w:default="1">
     <w:name w:val="Normal Table"/>
     <w:uiPriority w:val="99"/>
     <w:semiHidden/>
@@ -6661,39 +7503,39 @@
       </w:tblCellMar>
     </w:tblPr>
   </w:style>
-  <w:style w:type="numbering" w:default="1" w:styleId="Semlista">
+  <w:style w:type="numbering" w:styleId="Semlista" w:default="1">
     <w:name w:val="No List"/>
     <w:uiPriority w:val="99"/>
     <w:semiHidden/>
     <w:unhideWhenUsed/>
   </w:style>
-  <w:style w:type="character" w:customStyle="1" w:styleId="Ttulo1Char">
+  <w:style w:type="character" w:styleId="Ttulo1Char" w:customStyle="1">
     <w:name w:val="Título 1 Char"/>
     <w:basedOn w:val="Fontepargpadro"/>
     <w:link w:val="Ttulo1"/>
     <w:uiPriority w:val="9"/>
     <w:rsid w:val="000A5E47"/>
     <w:rPr>
-      <w:rFonts w:ascii="Arial" w:eastAsiaTheme="majorEastAsia" w:hAnsi="Arial" w:cstheme="majorBidi"/>
+      <w:rFonts w:ascii="Arial" w:hAnsi="Arial" w:eastAsiaTheme="majorEastAsia" w:cstheme="majorBidi"/>
       <w:b/>
       <w:sz w:val="24"/>
       <w:szCs w:val="40"/>
     </w:rPr>
   </w:style>
-  <w:style w:type="character" w:customStyle="1" w:styleId="Ttulo2Char">
+  <w:style w:type="character" w:styleId="Ttulo2Char" w:customStyle="1">
     <w:name w:val="Título 2 Char"/>
     <w:basedOn w:val="Fontepargpadro"/>
     <w:link w:val="Ttulo2"/>
     <w:uiPriority w:val="9"/>
     <w:rsid w:val="00765A26"/>
     <w:rPr>
-      <w:rFonts w:ascii="Arial" w:eastAsiaTheme="majorEastAsia" w:hAnsi="Arial" w:cstheme="majorBidi"/>
+      <w:rFonts w:ascii="Arial" w:hAnsi="Arial" w:eastAsiaTheme="majorEastAsia" w:cstheme="majorBidi"/>
       <w:b/>
       <w:sz w:val="24"/>
       <w:szCs w:val="32"/>
     </w:rPr>
   </w:style>
-  <w:style w:type="character" w:customStyle="1" w:styleId="Ttulo3Char">
+  <w:style w:type="character" w:styleId="Ttulo3Char" w:customStyle="1">
     <w:name w:val="Título 3 Char"/>
     <w:basedOn w:val="Fontepargpadro"/>
     <w:link w:val="Ttulo3"/>
@@ -6707,7 +7549,7 @@
       <w:szCs w:val="28"/>
     </w:rPr>
   </w:style>
-  <w:style w:type="character" w:customStyle="1" w:styleId="Ttulo4Char">
+  <w:style w:type="character" w:styleId="Ttulo4Char" w:customStyle="1">
     <w:name w:val="Título 4 Char"/>
     <w:basedOn w:val="Fontepargpadro"/>
     <w:link w:val="Ttulo4"/>
@@ -6721,7 +7563,7 @@
       <w:color w:val="0F4761" w:themeColor="accent1" w:themeShade="BF"/>
     </w:rPr>
   </w:style>
-  <w:style w:type="character" w:customStyle="1" w:styleId="Ttulo5Char">
+  <w:style w:type="character" w:styleId="Ttulo5Char" w:customStyle="1">
     <w:name w:val="Título 5 Char"/>
     <w:basedOn w:val="Fontepargpadro"/>
     <w:link w:val="Ttulo5"/>
@@ -6733,7 +7575,7 @@
       <w:color w:val="0F4761" w:themeColor="accent1" w:themeShade="BF"/>
     </w:rPr>
   </w:style>
-  <w:style w:type="character" w:customStyle="1" w:styleId="Ttulo6Char">
+  <w:style w:type="character" w:styleId="Ttulo6Char" w:customStyle="1">
     <w:name w:val="Título 6 Char"/>
     <w:basedOn w:val="Fontepargpadro"/>
     <w:link w:val="Ttulo6"/>
@@ -6747,7 +7589,7 @@
       <w:color w:val="595959" w:themeColor="text1" w:themeTint="A6"/>
     </w:rPr>
   </w:style>
-  <w:style w:type="character" w:customStyle="1" w:styleId="Ttulo7Char">
+  <w:style w:type="character" w:styleId="Ttulo7Char" w:customStyle="1">
     <w:name w:val="Título 7 Char"/>
     <w:basedOn w:val="Fontepargpadro"/>
     <w:link w:val="Ttulo7"/>
@@ -6759,7 +7601,7 @@
       <w:color w:val="595959" w:themeColor="text1" w:themeTint="A6"/>
     </w:rPr>
   </w:style>
-  <w:style w:type="character" w:customStyle="1" w:styleId="Ttulo8Char">
+  <w:style w:type="character" w:styleId="Ttulo8Char" w:customStyle="1">
     <w:name w:val="Título 8 Char"/>
     <w:basedOn w:val="Fontepargpadro"/>
     <w:link w:val="Ttulo8"/>
@@ -6773,7 +7615,7 @@
       <w:color w:val="272727" w:themeColor="text1" w:themeTint="D8"/>
     </w:rPr>
   </w:style>
-  <w:style w:type="character" w:customStyle="1" w:styleId="Ttulo9Char">
+  <w:style w:type="character" w:styleId="Ttulo9Char" w:customStyle="1">
     <w:name w:val="Título 9 Char"/>
     <w:basedOn w:val="Fontepargpadro"/>
     <w:link w:val="Ttulo9"/>
@@ -6798,21 +7640,21 @@
       <w:contextualSpacing/>
     </w:pPr>
     <w:rPr>
-      <w:rFonts w:asciiTheme="majorHAnsi" w:eastAsiaTheme="majorEastAsia" w:hAnsiTheme="majorHAnsi" w:cstheme="majorBidi"/>
+      <w:rFonts w:asciiTheme="majorHAnsi" w:hAnsiTheme="majorHAnsi" w:eastAsiaTheme="majorEastAsia" w:cstheme="majorBidi"/>
       <w:spacing w:val="-10"/>
       <w:kern w:val="28"/>
       <w:sz w:val="56"/>
       <w:szCs w:val="56"/>
     </w:rPr>
   </w:style>
-  <w:style w:type="character" w:customStyle="1" w:styleId="TtuloChar">
+  <w:style w:type="character" w:styleId="TtuloChar" w:customStyle="1">
     <w:name w:val="Título Char"/>
     <w:basedOn w:val="Fontepargpadro"/>
     <w:link w:val="Ttulo"/>
     <w:uiPriority w:val="10"/>
     <w:rsid w:val="008F46DE"/>
     <w:rPr>
-      <w:rFonts w:asciiTheme="majorHAnsi" w:eastAsiaTheme="majorEastAsia" w:hAnsiTheme="majorHAnsi" w:cstheme="majorBidi"/>
+      <w:rFonts w:asciiTheme="majorHAnsi" w:hAnsiTheme="majorHAnsi" w:eastAsiaTheme="majorEastAsia" w:cstheme="majorBidi"/>
       <w:spacing w:val="-10"/>
       <w:kern w:val="28"/>
       <w:sz w:val="56"/>
@@ -6841,7 +7683,7 @@
       <w:szCs w:val="28"/>
     </w:rPr>
   </w:style>
-  <w:style w:type="character" w:customStyle="1" w:styleId="SubttuloChar">
+  <w:style w:type="character" w:styleId="SubttuloChar" w:customStyle="1">
     <w:name w:val="Subtítulo Char"/>
     <w:basedOn w:val="Fontepargpadro"/>
     <w:link w:val="Subttulo"/>
@@ -6873,7 +7715,7 @@
       <w:color w:val="404040" w:themeColor="text1" w:themeTint="BF"/>
     </w:rPr>
   </w:style>
-  <w:style w:type="character" w:customStyle="1" w:styleId="CitaoChar">
+  <w:style w:type="character" w:styleId="CitaoChar" w:customStyle="1">
     <w:name w:val="Citação Char"/>
     <w:basedOn w:val="Fontepargpadro"/>
     <w:link w:val="Citao"/>
@@ -6918,8 +7760,8 @@
     <w:rsid w:val="008F46DE"/>
     <w:pPr>
       <w:pBdr>
-        <w:top w:val="single" w:sz="4" w:space="10" w:color="0F4761" w:themeColor="accent1" w:themeShade="BF"/>
-        <w:bottom w:val="single" w:sz="4" w:space="10" w:color="0F4761" w:themeColor="accent1" w:themeShade="BF"/>
+        <w:top w:val="single" w:color="0F4761" w:themeColor="accent1" w:themeShade="BF" w:sz="4" w:space="10"/>
+        <w:bottom w:val="single" w:color="0F4761" w:themeColor="accent1" w:themeShade="BF" w:sz="4" w:space="10"/>
       </w:pBdr>
       <w:spacing w:before="360" w:after="360"/>
       <w:ind w:left="864" w:right="864"/>
@@ -6931,7 +7773,7 @@
       <w:color w:val="0F4761" w:themeColor="accent1" w:themeShade="BF"/>
     </w:rPr>
   </w:style>
-  <w:style w:type="character" w:customStyle="1" w:styleId="CitaoIntensaChar">
+  <w:style w:type="character" w:styleId="CitaoIntensaChar" w:customStyle="1">
     <w:name w:val="Citação Intensa Char"/>
     <w:basedOn w:val="Fontepargpadro"/>
     <w:link w:val="CitaoIntensa"/>
@@ -6998,7 +7840,7 @@
       <w:u w:val="single"/>
     </w:rPr>
   </w:style>
-  <w:style w:type="paragraph" w:customStyle="1" w:styleId="Ttulo11">
+  <w:style w:type="paragraph" w:styleId="Ttulo11" w:customStyle="1">
     <w:name w:val="Título 11"/>
     <w:basedOn w:val="Normal"/>
     <w:qFormat/>
@@ -7045,7 +7887,7 @@
       <w:spacing w:line="240" w:lineRule="auto"/>
     </w:pPr>
   </w:style>
-  <w:style w:type="character" w:customStyle="1" w:styleId="CabealhoChar">
+  <w:style w:type="character" w:styleId="CabealhoChar" w:customStyle="1">
     <w:name w:val="Cabeçalho Char"/>
     <w:basedOn w:val="Fontepargpadro"/>
     <w:link w:val="Cabealho"/>
@@ -7071,7 +7913,7 @@
       <w:spacing w:line="240" w:lineRule="auto"/>
     </w:pPr>
   </w:style>
-  <w:style w:type="character" w:customStyle="1" w:styleId="RodapChar">
+  <w:style w:type="character" w:styleId="RodapChar" w:customStyle="1">
     <w:name w:val="Rodapé Char"/>
     <w:basedOn w:val="Fontepargpadro"/>
     <w:link w:val="Rodap"/>
@@ -7092,12 +7934,12 @@
     </w:pPr>
     <w:tblPr>
       <w:tblBorders>
-        <w:top w:val="single" w:sz="4" w:space="0" w:color="auto"/>
-        <w:left w:val="single" w:sz="4" w:space="0" w:color="auto"/>
-        <w:bottom w:val="single" w:sz="4" w:space="0" w:color="auto"/>
-        <w:right w:val="single" w:sz="4" w:space="0" w:color="auto"/>
-        <w:insideH w:val="single" w:sz="4" w:space="0" w:color="auto"/>
-        <w:insideV w:val="single" w:sz="4" w:space="0" w:color="auto"/>
+        <w:top w:val="single" w:color="auto" w:sz="4" w:space="0"/>
+        <w:left w:val="single" w:color="auto" w:sz="4" w:space="0"/>
+        <w:bottom w:val="single" w:color="auto" w:sz="4" w:space="0"/>
+        <w:right w:val="single" w:color="auto" w:sz="4" w:space="0"/>
+        <w:insideH w:val="single" w:color="auto" w:sz="4" w:space="0"/>
+        <w:insideV w:val="single" w:color="auto" w:sz="4" w:space="0"/>
       </w:tblBorders>
     </w:tblPr>
   </w:style>
@@ -7117,7 +7959,7 @@
 </file>
 
 <file path=word/theme/theme1.xml><?xml version="1.0" encoding="utf-8"?>
-<a:theme xmlns:a="http://schemas.openxmlformats.org/drawingml/2006/main" name="Tema do Office">
+<a:theme xmlns:a="http://schemas.openxmlformats.org/drawingml/2006/main" xmlns:thm15="http://schemas.microsoft.com/office/thememl/2012/main" name="Tema do Office">
   <a:themeElements>
     <a:clrScheme name="Office">
       <a:dk1>

--- a/F105 — DATA MINING E WEB SCRAPING.docx
+++ b/F105 — DATA MINING E WEB SCRAPING.docx
@@ -1,6 +1,6 @@
 
 <file path=word/document.xml><?xml version="1.0" encoding="utf-8"?>
-<w:document xmlns:wpc="http://schemas.microsoft.com/office/word/2010/wordprocessingCanvas" xmlns:cx="http://schemas.microsoft.com/office/drawing/2014/chartex" xmlns:cx1="http://schemas.microsoft.com/office/drawing/2015/9/8/chartex" xmlns:cx2="http://schemas.microsoft.com/office/drawing/2015/10/21/chartex" xmlns:cx3="http://schemas.microsoft.com/office/drawing/2016/5/9/chartex" xmlns:cx4="http://schemas.microsoft.com/office/drawing/2016/5/10/chartex" xmlns:cx5="http://schemas.microsoft.com/office/drawing/2016/5/11/chartex" xmlns:cx6="http://schemas.microsoft.com/office/drawing/2016/5/12/chartex" xmlns:cx7="http://schemas.microsoft.com/office/drawing/2016/5/13/chartex" xmlns:cx8="http://schemas.microsoft.com/office/drawing/2016/5/14/chartex" xmlns:mc="http://schemas.openxmlformats.org/markup-compatibility/2006" xmlns:aink="http://schemas.microsoft.com/office/drawing/2016/ink" xmlns:am3d="http://schemas.microsoft.com/office/drawing/2017/model3d" xmlns:o="urn:schemas-microsoft-com:office:office" xmlns:oel="http://schemas.microsoft.com/office/2019/extlst" xmlns:r="http://schemas.openxmlformats.org/officeDocument/2006/relationships" xmlns:m="http://schemas.openxmlformats.org/officeDocument/2006/math" xmlns:v="urn:schemas-microsoft-com:vml" xmlns:wp14="http://schemas.microsoft.com/office/word/2010/wordprocessingDrawing" xmlns:wp="http://schemas.openxmlformats.org/drawingml/2006/wordprocessingDrawing" xmlns:w10="urn:schemas-microsoft-com:office:word" xmlns:w="http://schemas.openxmlformats.org/wordprocessingml/2006/main" xmlns:w14="http://schemas.microsoft.com/office/word/2010/wordml" xmlns:w15="http://schemas.microsoft.com/office/word/2012/wordml" xmlns:w16cex="http://schemas.microsoft.com/office/word/2018/wordml/cex" xmlns:w16cid="http://schemas.microsoft.com/office/word/2016/wordml/cid" xmlns:w16="http://schemas.microsoft.com/office/word/2018/wordml" xmlns:w16du="http://schemas.microsoft.com/office/word/2023/wordml/word16du" xmlns:w16sdtdh="http://schemas.microsoft.com/office/word/2020/wordml/sdtdatahash" xmlns:w16sdtfl="http://schemas.microsoft.com/office/word/2024/wordml/sdtformatlock" xmlns:w16se="http://schemas.microsoft.com/office/word/2015/wordml/symex" xmlns:wpg="http://schemas.microsoft.com/office/word/2010/wordprocessingGroup" xmlns:wpi="http://schemas.microsoft.com/office/word/2010/wordprocessingInk" xmlns:wne="http://schemas.microsoft.com/office/word/2006/wordml" xmlns:wps="http://schemas.microsoft.com/office/word/2010/wordprocessingShape" xmlns:a="http://schemas.openxmlformats.org/drawingml/2006/main" xmlns:pic="http://schemas.openxmlformats.org/drawingml/2006/picture" xmlns:a14="http://schemas.microsoft.com/office/drawing/2010/main" mc:Ignorable="w14 w15 w16se w16cid w16 w16cex w16sdtdh w16sdtfl w16du wp14">
+<w:document xmlns:wpc="http://schemas.microsoft.com/office/word/2010/wordprocessingCanvas" xmlns:cx="http://schemas.microsoft.com/office/drawing/2014/chartex" xmlns:cx1="http://schemas.microsoft.com/office/drawing/2015/9/8/chartex" xmlns:cx2="http://schemas.microsoft.com/office/drawing/2015/10/21/chartex" xmlns:cx3="http://schemas.microsoft.com/office/drawing/2016/5/9/chartex" xmlns:cx4="http://schemas.microsoft.com/office/drawing/2016/5/10/chartex" xmlns:cx5="http://schemas.microsoft.com/office/drawing/2016/5/11/chartex" xmlns:cx6="http://schemas.microsoft.com/office/drawing/2016/5/12/chartex" xmlns:cx7="http://schemas.microsoft.com/office/drawing/2016/5/13/chartex" xmlns:cx8="http://schemas.microsoft.com/office/drawing/2016/5/14/chartex" xmlns:mc="http://schemas.openxmlformats.org/markup-compatibility/2006" xmlns:aink="http://schemas.microsoft.com/office/drawing/2016/ink" xmlns:am3d="http://schemas.microsoft.com/office/drawing/2017/model3d" xmlns:o="urn:schemas-microsoft-com:office:office" xmlns:oel="http://schemas.microsoft.com/office/2019/extlst" xmlns:r="http://schemas.openxmlformats.org/officeDocument/2006/relationships" xmlns:m="http://schemas.openxmlformats.org/officeDocument/2006/math" xmlns:v="urn:schemas-microsoft-com:vml" xmlns:wp14="http://schemas.microsoft.com/office/word/2010/wordprocessingDrawing" xmlns:wp="http://schemas.openxmlformats.org/drawingml/2006/wordprocessingDrawing" xmlns:w10="urn:schemas-microsoft-com:office:word" xmlns:w="http://schemas.openxmlformats.org/wordprocessingml/2006/main" xmlns:w14="http://schemas.microsoft.com/office/word/2010/wordml" xmlns:w15="http://schemas.microsoft.com/office/word/2012/wordml" xmlns:w16cex="http://schemas.microsoft.com/office/word/2018/wordml/cex" xmlns:w16cid="http://schemas.microsoft.com/office/word/2016/wordml/cid" xmlns:w16="http://schemas.microsoft.com/office/word/2018/wordml" xmlns:w16du="http://schemas.microsoft.com/office/word/2023/wordml/word16du" xmlns:w16sdtdh="http://schemas.microsoft.com/office/word/2020/wordml/sdtdatahash" xmlns:w16sdtfl="http://schemas.microsoft.com/office/word/2024/wordml/sdtformatlock" xmlns:w16se="http://schemas.microsoft.com/office/word/2015/wordml/symex" xmlns:wpg="http://schemas.microsoft.com/office/word/2010/wordprocessingGroup" xmlns:wpi="http://schemas.microsoft.com/office/word/2010/wordprocessingInk" xmlns:wne="http://schemas.microsoft.com/office/word/2006/wordml" xmlns:wps="http://schemas.microsoft.com/office/word/2010/wordprocessingShape" mc:Ignorable="w14 w15 w16se w16cid w16 w16cex w16sdtdh w16sdtfl w16du wp14">
   <w:body>
     <w:p>
       <w:pPr>
@@ -41,17 +41,10 @@
       </w:r>
       <w:r>
         <w:rPr>
-          <w:b w:val="1"/>
-          <w:bCs w:val="1"/>
-        </w:rPr>
-        <w:t xml:space="preserve">2524881 </w:t>
-      </w:r>
-      <w:r>
-        <w:rPr>
-          <w:b w:val="1"/>
-          <w:bCs w:val="1"/>
-        </w:rPr>
-        <w:t>– FRANCISCO WERLEY FERREIRA DO NASCIMENTO</w:t>
+          <w:b/>
+          <w:bCs/>
+        </w:rPr>
+        <w:t>2524881 – FRANCISCO WERLEY FERREIRA DO NASCIMENTO</w:t>
       </w:r>
     </w:p>
     <w:p>
@@ -61,36 +54,34 @@
       </w:pPr>
       <w:r>
         <w:rPr>
-          <w:b w:val="1"/>
-          <w:bCs w:val="1"/>
+          <w:b/>
+          <w:bCs/>
         </w:rPr>
         <w:t>2527935 – TICIANO ANDRADE DAMASCENO</w:t>
       </w:r>
     </w:p>
     <w:p>
       <w:pPr>
-        <w:pStyle w:val="Normal"/>
         <w:ind w:firstLine="0"/>
         <w:jc w:val="center"/>
       </w:pPr>
       <w:r>
         <w:rPr>
-          <w:b w:val="1"/>
-          <w:bCs w:val="1"/>
+          <w:b/>
+          <w:bCs/>
         </w:rPr>
         <w:t>2524971 – TATIANA DOS SANTOS LIMA</w:t>
       </w:r>
     </w:p>
     <w:p>
       <w:pPr>
-        <w:pStyle w:val="Normal"/>
         <w:ind w:firstLine="0"/>
         <w:jc w:val="center"/>
       </w:pPr>
       <w:r>
         <w:rPr>
-          <w:b w:val="1"/>
-          <w:bCs w:val="1"/>
+          <w:b/>
+          <w:bCs/>
         </w:rPr>
         <w:t>2513734 – FRANCISCO EDER SANTOS GUALBERTO</w:t>
       </w:r>
@@ -117,24 +108,21 @@
       </w:r>
       <w:r>
         <w:rPr>
-          <w:b w:val="1"/>
-          <w:bCs w:val="1"/>
+          <w:b/>
+          <w:bCs/>
         </w:rPr>
         <w:t>MONITORAMENTO E ANÁLISE DE PREÇOS NA WEB</w:t>
       </w:r>
       <w:r>
         <w:br/>
-      </w:r>
-      <w:r>
-        <w:rPr/>
         <w:t xml:space="preserve">Aplicação de Web </w:t>
       </w:r>
-      <w:r>
-        <w:rPr/>
+      <w:proofErr w:type="spellStart"/>
+      <w:r>
         <w:t>Scraping</w:t>
       </w:r>
-      <w:r>
-        <w:rPr/>
+      <w:proofErr w:type="spellEnd"/>
+      <w:r>
         <w:t xml:space="preserve"> e Data Mining</w:t>
       </w:r>
     </w:p>
@@ -142,10 +130,6 @@
       <w:pPr>
         <w:ind w:firstLine="0"/>
         <w:jc w:val="center"/>
-        <w:rPr>
-          <w:szCs w:val="24"/>
-          <w:lang w:eastAsia="pt-BR"/>
-        </w:rPr>
       </w:pPr>
       <w:r>
         <w:br/>
@@ -174,30 +158,84 @@
       <w:r>
         <w:br/>
       </w:r>
-      <w:r>
-        <w:br/>
-      </w:r>
-      <w:r>
-        <w:rPr>
-          <w:b/>
-          <w:bCs/>
-        </w:rPr>
-        <w:t>FORTALEZA</w:t>
-      </w:r>
-      <w:r>
-        <w:br/>
-      </w:r>
-      <w:r>
-        <w:t>2026</w:t>
-      </w:r>
-    </w:p>
-    <w:p>
-      <w:pPr>
+    </w:p>
+    <w:p>
+      <w:pPr>
+        <w:ind w:firstLine="0"/>
+        <w:jc w:val="center"/>
+      </w:pPr>
+    </w:p>
+    <w:p>
+      <w:pPr>
+        <w:ind w:firstLine="0"/>
+        <w:jc w:val="center"/>
+      </w:pPr>
+    </w:p>
+    <w:p>
+      <w:pPr>
+        <w:ind w:firstLine="0"/>
+        <w:jc w:val="center"/>
+      </w:pPr>
+    </w:p>
+    <w:p>
+      <w:pPr>
+        <w:ind w:firstLine="0"/>
+        <w:jc w:val="center"/>
+      </w:pPr>
+    </w:p>
+    <w:p>
+      <w:pPr>
+        <w:ind w:firstLine="0"/>
+        <w:jc w:val="center"/>
+      </w:pPr>
+    </w:p>
+    <w:p>
+      <w:pPr>
+        <w:ind w:firstLine="0"/>
+        <w:jc w:val="center"/>
+      </w:pPr>
+    </w:p>
+    <w:p>
+      <w:pPr>
+        <w:ind w:firstLine="0"/>
+        <w:jc w:val="center"/>
+      </w:pPr>
+    </w:p>
+    <w:p>
+      <w:pPr>
+        <w:ind w:firstLine="0"/>
+        <w:jc w:val="center"/>
+      </w:pPr>
+    </w:p>
+    <w:p>
+      <w:pPr>
+        <w:ind w:firstLine="0"/>
+        <w:jc w:val="center"/>
+      </w:pPr>
+    </w:p>
+    <w:p>
+      <w:pPr>
+        <w:ind w:firstLine="0"/>
+        <w:jc w:val="center"/>
         <w:rPr>
           <w:sz w:val="2"/>
           <w:szCs w:val="2"/>
         </w:rPr>
       </w:pPr>
+      <w:r>
+        <w:br/>
+      </w:r>
+      <w:r>
+        <w:rPr>
+          <w:b/>
+          <w:bCs/>
+        </w:rPr>
+        <w:t>FORTALEZA</w:t>
+      </w:r>
+      <w:r>
+        <w:br/>
+        <w:t>2026</w:t>
+      </w:r>
       <w:r>
         <w:rPr>
           <w:sz w:val="2"/>
@@ -216,11 +254,12 @@
           <w:szCs w:val="24"/>
         </w:rPr>
       </w:pPr>
-      <w:bookmarkStart w:name="_Toc240989644" w:id="0"/>
-      <w:r>
-        <w:rPr>
-          <w:rFonts w:asciiTheme="minorHAnsi" w:hAnsiTheme="minorHAnsi" w:cstheme="minorBidi"/>
-        </w:rPr>
+      <w:bookmarkStart w:id="0" w:name="_Toc241048261"/>
+      <w:r>
+        <w:rPr>
+          <w:rFonts w:cs="Arial"/>
+        </w:rPr>
+        <w:lastRenderedPageBreak/>
         <w:t>SUMÁRIO</w:t>
       </w:r>
       <w:bookmarkEnd w:id="0"/>
@@ -232,7 +271,7 @@
           <w:tab w:val="right" w:leader="dot" w:pos="9061"/>
         </w:tabs>
         <w:rPr>
-          <w:rFonts w:asciiTheme="minorHAnsi" w:hAnsiTheme="minorHAnsi" w:eastAsiaTheme="minorEastAsia" w:cstheme="minorBidi"/>
+          <w:rFonts w:asciiTheme="minorHAnsi" w:eastAsiaTheme="minorEastAsia" w:hAnsiTheme="minorHAnsi" w:cstheme="minorBidi"/>
           <w:noProof/>
           <w:szCs w:val="24"/>
           <w:lang w:eastAsia="pt-BR"/>
@@ -259,7 +298,7 @@
         </w:rPr>
         <w:fldChar w:fldCharType="separate"/>
       </w:r>
-      <w:hyperlink w:history="1" w:anchor="_Toc240989644">
+      <w:hyperlink w:anchor="_Toc241048261" w:history="1">
         <w:r>
           <w:rPr>
             <w:rStyle w:val="Hyperlink"/>
@@ -283,7 +322,7 @@
           <w:rPr>
             <w:noProof/>
           </w:rPr>
-          <w:instrText xml:space="preserve"> PAGEREF _Toc240989644 \h </w:instrText>
+          <w:instrText xml:space="preserve"> PAGEREF _Toc241048261 \h </w:instrText>
         </w:r>
         <w:r>
           <w:rPr>
@@ -300,7 +339,7 @@
           <w:rPr>
             <w:noProof/>
           </w:rPr>
-          <w:t>2</w:t>
+          <w:t>1</w:t>
         </w:r>
         <w:r>
           <w:rPr>
@@ -317,13 +356,13 @@
           <w:tab w:val="right" w:leader="dot" w:pos="9061"/>
         </w:tabs>
         <w:rPr>
-          <w:rFonts w:asciiTheme="minorHAnsi" w:hAnsiTheme="minorHAnsi" w:eastAsiaTheme="minorEastAsia" w:cstheme="minorBidi"/>
+          <w:rFonts w:asciiTheme="minorHAnsi" w:eastAsiaTheme="minorEastAsia" w:hAnsiTheme="minorHAnsi" w:cstheme="minorBidi"/>
           <w:noProof/>
           <w:szCs w:val="24"/>
           <w:lang w:eastAsia="pt-BR"/>
         </w:rPr>
       </w:pPr>
-      <w:hyperlink w:history="1" w:anchor="_Toc240989645">
+      <w:hyperlink w:anchor="_Toc241048262" w:history="1">
         <w:r>
           <w:rPr>
             <w:rStyle w:val="Hyperlink"/>
@@ -347,7 +386,7 @@
           <w:rPr>
             <w:noProof/>
           </w:rPr>
-          <w:instrText xml:space="preserve"> PAGEREF _Toc240989645 \h </w:instrText>
+          <w:instrText xml:space="preserve"> PAGEREF _Toc241048262 \h </w:instrText>
         </w:r>
         <w:r>
           <w:rPr>
@@ -364,7 +403,7 @@
           <w:rPr>
             <w:noProof/>
           </w:rPr>
-          <w:t>3</w:t>
+          <w:t>2</w:t>
         </w:r>
         <w:r>
           <w:rPr>
@@ -382,13 +421,13 @@
           <w:tab w:val="right" w:leader="dot" w:pos="9061"/>
         </w:tabs>
         <w:rPr>
-          <w:rFonts w:asciiTheme="minorHAnsi" w:hAnsiTheme="minorHAnsi" w:eastAsiaTheme="minorEastAsia" w:cstheme="minorBidi"/>
+          <w:rFonts w:asciiTheme="minorHAnsi" w:eastAsiaTheme="minorEastAsia" w:hAnsiTheme="minorHAnsi" w:cstheme="minorBidi"/>
           <w:noProof/>
           <w:szCs w:val="24"/>
           <w:lang w:eastAsia="pt-BR"/>
         </w:rPr>
       </w:pPr>
-      <w:hyperlink w:history="1" w:anchor="_Toc240989646">
+      <w:hyperlink w:anchor="_Toc241048263" w:history="1">
         <w:r>
           <w:rPr>
             <w:rStyle w:val="Hyperlink"/>
@@ -398,7 +437,7 @@
         </w:r>
         <w:r>
           <w:rPr>
-            <w:rFonts w:asciiTheme="minorHAnsi" w:hAnsiTheme="minorHAnsi" w:eastAsiaTheme="minorEastAsia" w:cstheme="minorBidi"/>
+            <w:rFonts w:asciiTheme="minorHAnsi" w:eastAsiaTheme="minorEastAsia" w:hAnsiTheme="minorHAnsi" w:cstheme="minorBidi"/>
             <w:noProof/>
             <w:szCs w:val="24"/>
             <w:lang w:eastAsia="pt-BR"/>
@@ -428,7 +467,7 @@
           <w:rPr>
             <w:noProof/>
           </w:rPr>
-          <w:instrText xml:space="preserve"> PAGEREF _Toc240989646 \h </w:instrText>
+          <w:instrText xml:space="preserve"> PAGEREF _Toc241048263 \h </w:instrText>
         </w:r>
         <w:r>
           <w:rPr>
@@ -445,7 +484,7 @@
           <w:rPr>
             <w:noProof/>
           </w:rPr>
-          <w:t>3</w:t>
+          <w:t>2</w:t>
         </w:r>
         <w:r>
           <w:rPr>
@@ -463,13 +502,13 @@
           <w:tab w:val="right" w:leader="dot" w:pos="9061"/>
         </w:tabs>
         <w:rPr>
-          <w:rFonts w:asciiTheme="minorHAnsi" w:hAnsiTheme="minorHAnsi" w:eastAsiaTheme="minorEastAsia" w:cstheme="minorBidi"/>
+          <w:rFonts w:asciiTheme="minorHAnsi" w:eastAsiaTheme="minorEastAsia" w:hAnsiTheme="minorHAnsi" w:cstheme="minorBidi"/>
           <w:noProof/>
           <w:szCs w:val="24"/>
           <w:lang w:eastAsia="pt-BR"/>
         </w:rPr>
       </w:pPr>
-      <w:hyperlink w:history="1" w:anchor="_Toc240989647">
+      <w:hyperlink w:anchor="_Toc241048264" w:history="1">
         <w:r>
           <w:rPr>
             <w:rStyle w:val="Hyperlink"/>
@@ -479,7 +518,7 @@
         </w:r>
         <w:r>
           <w:rPr>
-            <w:rFonts w:asciiTheme="minorHAnsi" w:hAnsiTheme="minorHAnsi" w:eastAsiaTheme="minorEastAsia" w:cstheme="minorBidi"/>
+            <w:rFonts w:asciiTheme="minorHAnsi" w:eastAsiaTheme="minorEastAsia" w:hAnsiTheme="minorHAnsi" w:cstheme="minorBidi"/>
             <w:noProof/>
             <w:szCs w:val="24"/>
             <w:lang w:eastAsia="pt-BR"/>
@@ -509,7 +548,7 @@
           <w:rPr>
             <w:noProof/>
           </w:rPr>
-          <w:instrText xml:space="preserve"> PAGEREF _Toc240989647 \h </w:instrText>
+          <w:instrText xml:space="preserve"> PAGEREF _Toc241048264 \h </w:instrText>
         </w:r>
         <w:r>
           <w:rPr>
@@ -526,7 +565,7 @@
           <w:rPr>
             <w:noProof/>
           </w:rPr>
-          <w:t>3</w:t>
+          <w:t>2</w:t>
         </w:r>
         <w:r>
           <w:rPr>
@@ -543,13 +582,13 @@
           <w:tab w:val="right" w:leader="dot" w:pos="9061"/>
         </w:tabs>
         <w:rPr>
-          <w:rFonts w:asciiTheme="minorHAnsi" w:hAnsiTheme="minorHAnsi" w:eastAsiaTheme="minorEastAsia" w:cstheme="minorBidi"/>
+          <w:rFonts w:asciiTheme="minorHAnsi" w:eastAsiaTheme="minorEastAsia" w:hAnsiTheme="minorHAnsi" w:cstheme="minorBidi"/>
           <w:noProof/>
           <w:szCs w:val="24"/>
           <w:lang w:eastAsia="pt-BR"/>
         </w:rPr>
       </w:pPr>
-      <w:hyperlink w:history="1" w:anchor="_Toc240989648">
+      <w:hyperlink w:anchor="_Toc241048265" w:history="1">
         <w:r>
           <w:rPr>
             <w:rStyle w:val="Hyperlink"/>
@@ -573,7 +612,7 @@
           <w:rPr>
             <w:noProof/>
           </w:rPr>
-          <w:instrText xml:space="preserve"> PAGEREF _Toc240989648 \h </w:instrText>
+          <w:instrText xml:space="preserve"> PAGEREF _Toc241048265 \h </w:instrText>
         </w:r>
         <w:r>
           <w:rPr>
@@ -590,7 +629,7 @@
           <w:rPr>
             <w:noProof/>
           </w:rPr>
-          <w:t>3</w:t>
+          <w:t>2</w:t>
         </w:r>
         <w:r>
           <w:rPr>
@@ -607,13 +646,13 @@
           <w:tab w:val="right" w:leader="dot" w:pos="9061"/>
         </w:tabs>
         <w:rPr>
-          <w:rFonts w:asciiTheme="minorHAnsi" w:hAnsiTheme="minorHAnsi" w:eastAsiaTheme="minorEastAsia" w:cstheme="minorBidi"/>
+          <w:rFonts w:asciiTheme="minorHAnsi" w:eastAsiaTheme="minorEastAsia" w:hAnsiTheme="minorHAnsi" w:cstheme="minorBidi"/>
           <w:noProof/>
           <w:szCs w:val="24"/>
           <w:lang w:eastAsia="pt-BR"/>
         </w:rPr>
       </w:pPr>
-      <w:hyperlink w:history="1" w:anchor="_Toc240989649">
+      <w:hyperlink w:anchor="_Toc241048266" w:history="1">
         <w:r>
           <w:rPr>
             <w:rStyle w:val="Hyperlink"/>
@@ -637,7 +676,7 @@
           <w:rPr>
             <w:noProof/>
           </w:rPr>
-          <w:instrText xml:space="preserve"> PAGEREF _Toc240989649 \h </w:instrText>
+          <w:instrText xml:space="preserve"> PAGEREF _Toc241048266 \h </w:instrText>
         </w:r>
         <w:r>
           <w:rPr>
@@ -654,7 +693,7 @@
           <w:rPr>
             <w:noProof/>
           </w:rPr>
-          <w:t>3</w:t>
+          <w:t>2</w:t>
         </w:r>
         <w:r>
           <w:rPr>
@@ -671,13 +710,13 @@
           <w:tab w:val="right" w:leader="dot" w:pos="9061"/>
         </w:tabs>
         <w:rPr>
-          <w:rFonts w:asciiTheme="minorHAnsi" w:hAnsiTheme="minorHAnsi" w:eastAsiaTheme="minorEastAsia" w:cstheme="minorBidi"/>
+          <w:rFonts w:asciiTheme="minorHAnsi" w:eastAsiaTheme="minorEastAsia" w:hAnsiTheme="minorHAnsi" w:cstheme="minorBidi"/>
           <w:noProof/>
           <w:szCs w:val="24"/>
           <w:lang w:eastAsia="pt-BR"/>
         </w:rPr>
       </w:pPr>
-      <w:hyperlink w:history="1" w:anchor="_Toc240989650">
+      <w:hyperlink w:anchor="_Toc241048267" w:history="1">
         <w:r>
           <w:rPr>
             <w:rStyle w:val="Hyperlink"/>
@@ -701,7 +740,7 @@
           <w:rPr>
             <w:noProof/>
           </w:rPr>
-          <w:instrText xml:space="preserve"> PAGEREF _Toc240989650 \h </w:instrText>
+          <w:instrText xml:space="preserve"> PAGEREF _Toc241048267 \h </w:instrText>
         </w:r>
         <w:r>
           <w:rPr>
@@ -718,7 +757,7 @@
           <w:rPr>
             <w:noProof/>
           </w:rPr>
-          <w:t>6</w:t>
+          <w:t>5</w:t>
         </w:r>
         <w:r>
           <w:rPr>
@@ -735,13 +774,13 @@
           <w:tab w:val="right" w:leader="dot" w:pos="9061"/>
         </w:tabs>
         <w:rPr>
-          <w:rFonts w:asciiTheme="minorHAnsi" w:hAnsiTheme="minorHAnsi" w:eastAsiaTheme="minorEastAsia" w:cstheme="minorBidi"/>
+          <w:rFonts w:asciiTheme="minorHAnsi" w:eastAsiaTheme="minorEastAsia" w:hAnsiTheme="minorHAnsi" w:cstheme="minorBidi"/>
           <w:noProof/>
           <w:szCs w:val="24"/>
           <w:lang w:eastAsia="pt-BR"/>
         </w:rPr>
       </w:pPr>
-      <w:hyperlink w:history="1" w:anchor="_Toc240989651">
+      <w:hyperlink w:anchor="_Toc241048268" w:history="1">
         <w:r>
           <w:rPr>
             <w:rStyle w:val="Hyperlink"/>
@@ -765,7 +804,7 @@
           <w:rPr>
             <w:noProof/>
           </w:rPr>
-          <w:instrText xml:space="preserve"> PAGEREF _Toc240989651 \h </w:instrText>
+          <w:instrText xml:space="preserve"> PAGEREF _Toc241048268 \h </w:instrText>
         </w:r>
         <w:r>
           <w:rPr>
@@ -782,7 +821,7 @@
           <w:rPr>
             <w:noProof/>
           </w:rPr>
-          <w:t>6</w:t>
+          <w:t>5</w:t>
         </w:r>
         <w:r>
           <w:rPr>
@@ -799,13 +838,13 @@
           <w:tab w:val="right" w:leader="dot" w:pos="9061"/>
         </w:tabs>
         <w:rPr>
-          <w:rFonts w:asciiTheme="minorHAnsi" w:hAnsiTheme="minorHAnsi" w:eastAsiaTheme="minorEastAsia" w:cstheme="minorBidi"/>
+          <w:rFonts w:asciiTheme="minorHAnsi" w:eastAsiaTheme="minorEastAsia" w:hAnsiTheme="minorHAnsi" w:cstheme="minorBidi"/>
           <w:noProof/>
           <w:szCs w:val="24"/>
           <w:lang w:eastAsia="pt-BR"/>
         </w:rPr>
       </w:pPr>
-      <w:hyperlink w:history="1" w:anchor="_Toc240989652">
+      <w:hyperlink w:anchor="_Toc241048269" w:history="1">
         <w:r>
           <w:rPr>
             <w:rStyle w:val="Hyperlink"/>
@@ -829,7 +868,7 @@
           <w:rPr>
             <w:noProof/>
           </w:rPr>
-          <w:instrText xml:space="preserve"> PAGEREF _Toc240989652 \h </w:instrText>
+          <w:instrText xml:space="preserve"> PAGEREF _Toc241048269 \h </w:instrText>
         </w:r>
         <w:r>
           <w:rPr>
@@ -846,7 +885,7 @@
           <w:rPr>
             <w:noProof/>
           </w:rPr>
-          <w:t>7</w:t>
+          <w:t>6</w:t>
         </w:r>
         <w:r>
           <w:rPr>
@@ -863,13 +902,13 @@
           <w:tab w:val="right" w:leader="dot" w:pos="9061"/>
         </w:tabs>
         <w:rPr>
-          <w:rFonts w:asciiTheme="minorHAnsi" w:hAnsiTheme="minorHAnsi" w:eastAsiaTheme="minorEastAsia" w:cstheme="minorBidi"/>
+          <w:rFonts w:asciiTheme="minorHAnsi" w:eastAsiaTheme="minorEastAsia" w:hAnsiTheme="minorHAnsi" w:cstheme="minorBidi"/>
           <w:noProof/>
           <w:szCs w:val="24"/>
           <w:lang w:eastAsia="pt-BR"/>
         </w:rPr>
       </w:pPr>
-      <w:hyperlink w:history="1" w:anchor="_Toc240989653">
+      <w:hyperlink w:anchor="_Toc241048270" w:history="1">
         <w:r>
           <w:rPr>
             <w:rStyle w:val="Hyperlink"/>
@@ -893,7 +932,7 @@
           <w:rPr>
             <w:noProof/>
           </w:rPr>
-          <w:instrText xml:space="preserve"> PAGEREF _Toc240989653 \h </w:instrText>
+          <w:instrText xml:space="preserve"> PAGEREF _Toc241048270 \h </w:instrText>
         </w:r>
         <w:r>
           <w:rPr>
@@ -910,7 +949,7 @@
           <w:rPr>
             <w:noProof/>
           </w:rPr>
-          <w:t>7</w:t>
+          <w:t>6</w:t>
         </w:r>
         <w:r>
           <w:rPr>
@@ -927,13 +966,13 @@
           <w:tab w:val="right" w:leader="dot" w:pos="9061"/>
         </w:tabs>
         <w:rPr>
-          <w:rFonts w:asciiTheme="minorHAnsi" w:hAnsiTheme="minorHAnsi" w:eastAsiaTheme="minorEastAsia" w:cstheme="minorBidi"/>
+          <w:rFonts w:asciiTheme="minorHAnsi" w:eastAsiaTheme="minorEastAsia" w:hAnsiTheme="minorHAnsi" w:cstheme="minorBidi"/>
           <w:noProof/>
           <w:szCs w:val="24"/>
           <w:lang w:eastAsia="pt-BR"/>
         </w:rPr>
       </w:pPr>
-      <w:hyperlink w:history="1" w:anchor="_Toc240989654">
+      <w:hyperlink w:anchor="_Toc241048271" w:history="1">
         <w:r>
           <w:rPr>
             <w:rStyle w:val="Hyperlink"/>
@@ -957,7 +996,7 @@
           <w:rPr>
             <w:noProof/>
           </w:rPr>
-          <w:instrText xml:space="preserve"> PAGEREF _Toc240989654 \h </w:instrText>
+          <w:instrText xml:space="preserve"> PAGEREF _Toc241048271 \h </w:instrText>
         </w:r>
         <w:r>
           <w:rPr>
@@ -974,7 +1013,7 @@
           <w:rPr>
             <w:noProof/>
           </w:rPr>
-          <w:t>8</w:t>
+          <w:t>7</w:t>
         </w:r>
         <w:r>
           <w:rPr>
@@ -991,13 +1030,13 @@
           <w:tab w:val="right" w:leader="dot" w:pos="9061"/>
         </w:tabs>
         <w:rPr>
-          <w:rFonts w:asciiTheme="minorHAnsi" w:hAnsiTheme="minorHAnsi" w:eastAsiaTheme="minorEastAsia" w:cstheme="minorBidi"/>
+          <w:rFonts w:asciiTheme="minorHAnsi" w:eastAsiaTheme="minorEastAsia" w:hAnsiTheme="minorHAnsi" w:cstheme="minorBidi"/>
           <w:noProof/>
           <w:szCs w:val="24"/>
           <w:lang w:eastAsia="pt-BR"/>
         </w:rPr>
       </w:pPr>
-      <w:hyperlink w:history="1" w:anchor="_Toc240989655">
+      <w:hyperlink w:anchor="_Toc241048272" w:history="1">
         <w:r>
           <w:rPr>
             <w:rStyle w:val="Hyperlink"/>
@@ -1021,7 +1060,7 @@
           <w:rPr>
             <w:noProof/>
           </w:rPr>
-          <w:instrText xml:space="preserve"> PAGEREF _Toc240989655 \h </w:instrText>
+          <w:instrText xml:space="preserve"> PAGEREF _Toc241048272 \h </w:instrText>
         </w:r>
         <w:r>
           <w:rPr>
@@ -1055,13 +1094,13 @@
           <w:tab w:val="right" w:leader="dot" w:pos="9061"/>
         </w:tabs>
         <w:rPr>
-          <w:rFonts w:asciiTheme="minorHAnsi" w:hAnsiTheme="minorHAnsi" w:eastAsiaTheme="minorEastAsia" w:cstheme="minorBidi"/>
+          <w:rFonts w:asciiTheme="minorHAnsi" w:eastAsiaTheme="minorEastAsia" w:hAnsiTheme="minorHAnsi" w:cstheme="minorBidi"/>
           <w:noProof/>
           <w:szCs w:val="24"/>
           <w:lang w:eastAsia="pt-BR"/>
         </w:rPr>
       </w:pPr>
-      <w:hyperlink w:history="1" w:anchor="_Toc240989656">
+      <w:hyperlink w:anchor="_Toc241048273" w:history="1">
         <w:r>
           <w:rPr>
             <w:rStyle w:val="Hyperlink"/>
@@ -1085,7 +1124,7 @@
           <w:rPr>
             <w:noProof/>
           </w:rPr>
-          <w:instrText xml:space="preserve"> PAGEREF _Toc240989656 \h </w:instrText>
+          <w:instrText xml:space="preserve"> PAGEREF _Toc241048273 \h </w:instrText>
         </w:r>
         <w:r>
           <w:rPr>
@@ -1119,13 +1158,13 @@
           <w:tab w:val="right" w:leader="dot" w:pos="9061"/>
         </w:tabs>
         <w:rPr>
-          <w:rFonts w:asciiTheme="minorHAnsi" w:hAnsiTheme="minorHAnsi" w:eastAsiaTheme="minorEastAsia" w:cstheme="minorBidi"/>
+          <w:rFonts w:asciiTheme="minorHAnsi" w:eastAsiaTheme="minorEastAsia" w:hAnsiTheme="minorHAnsi" w:cstheme="minorBidi"/>
           <w:noProof/>
           <w:szCs w:val="24"/>
           <w:lang w:eastAsia="pt-BR"/>
         </w:rPr>
       </w:pPr>
-      <w:hyperlink w:history="1" w:anchor="_Toc240989657">
+      <w:hyperlink w:anchor="_Toc241048274" w:history="1">
         <w:r>
           <w:rPr>
             <w:rStyle w:val="Hyperlink"/>
@@ -1149,7 +1188,7 @@
           <w:rPr>
             <w:noProof/>
           </w:rPr>
-          <w:instrText xml:space="preserve"> PAGEREF _Toc240989657 \h </w:instrText>
+          <w:instrText xml:space="preserve"> PAGEREF _Toc241048274 \h </w:instrText>
         </w:r>
         <w:r>
           <w:rPr>
@@ -1183,19 +1222,19 @@
           <w:tab w:val="right" w:leader="dot" w:pos="9061"/>
         </w:tabs>
         <w:rPr>
-          <w:rFonts w:asciiTheme="minorHAnsi" w:hAnsiTheme="minorHAnsi" w:eastAsiaTheme="minorEastAsia" w:cstheme="minorBidi"/>
+          <w:rFonts w:asciiTheme="minorHAnsi" w:eastAsiaTheme="minorEastAsia" w:hAnsiTheme="minorHAnsi" w:cstheme="minorBidi"/>
           <w:noProof/>
           <w:szCs w:val="24"/>
           <w:lang w:eastAsia="pt-BR"/>
         </w:rPr>
       </w:pPr>
-      <w:hyperlink w:history="1" w:anchor="_Toc240989658">
+      <w:hyperlink w:anchor="_Toc241048275" w:history="1">
         <w:r>
           <w:rPr>
             <w:rStyle w:val="Hyperlink"/>
             <w:noProof/>
           </w:rPr>
-          <w:t>6 GRÁFICOS E DASHBOARD</w:t>
+          <w:t>6 GRÁFICOS</w:t>
         </w:r>
         <w:r>
           <w:rPr>
@@ -1213,7 +1252,7 @@
           <w:rPr>
             <w:noProof/>
           </w:rPr>
-          <w:instrText xml:space="preserve"> PAGEREF _Toc240989658 \h </w:instrText>
+          <w:instrText xml:space="preserve"> PAGEREF _Toc241048275 \h </w:instrText>
         </w:r>
         <w:r>
           <w:rPr>
@@ -1247,13 +1286,13 @@
           <w:tab w:val="right" w:leader="dot" w:pos="9061"/>
         </w:tabs>
         <w:rPr>
-          <w:rFonts w:asciiTheme="minorHAnsi" w:hAnsiTheme="minorHAnsi" w:eastAsiaTheme="minorEastAsia" w:cstheme="minorBidi"/>
+          <w:rFonts w:asciiTheme="minorHAnsi" w:eastAsiaTheme="minorEastAsia" w:hAnsiTheme="minorHAnsi" w:cstheme="minorBidi"/>
           <w:noProof/>
           <w:szCs w:val="24"/>
           <w:lang w:eastAsia="pt-BR"/>
         </w:rPr>
       </w:pPr>
-      <w:hyperlink w:history="1" w:anchor="_Toc240989659">
+      <w:hyperlink w:anchor="_Toc241048276" w:history="1">
         <w:r>
           <w:rPr>
             <w:rStyle w:val="Hyperlink"/>
@@ -1277,7 +1316,7 @@
           <w:rPr>
             <w:noProof/>
           </w:rPr>
-          <w:instrText xml:space="preserve"> PAGEREF _Toc240989659 \h </w:instrText>
+          <w:instrText xml:space="preserve"> PAGEREF _Toc241048276 \h </w:instrText>
         </w:r>
         <w:r>
           <w:rPr>
@@ -1311,13 +1350,13 @@
           <w:tab w:val="right" w:leader="dot" w:pos="9061"/>
         </w:tabs>
         <w:rPr>
-          <w:rFonts w:asciiTheme="minorHAnsi" w:hAnsiTheme="minorHAnsi" w:eastAsiaTheme="minorEastAsia" w:cstheme="minorBidi"/>
+          <w:rFonts w:asciiTheme="minorHAnsi" w:eastAsiaTheme="minorEastAsia" w:hAnsiTheme="minorHAnsi" w:cstheme="minorBidi"/>
           <w:noProof/>
           <w:szCs w:val="24"/>
           <w:lang w:eastAsia="pt-BR"/>
         </w:rPr>
       </w:pPr>
-      <w:hyperlink w:history="1" w:anchor="_Toc240989660">
+      <w:hyperlink w:anchor="_Toc241048277" w:history="1">
         <w:r>
           <w:rPr>
             <w:rStyle w:val="Hyperlink"/>
@@ -1341,7 +1380,7 @@
           <w:rPr>
             <w:noProof/>
           </w:rPr>
-          <w:instrText xml:space="preserve"> PAGEREF _Toc240989660 \h </w:instrText>
+          <w:instrText xml:space="preserve"> PAGEREF _Toc241048277 \h </w:instrText>
         </w:r>
         <w:r>
           <w:rPr>
@@ -1375,13 +1414,13 @@
           <w:tab w:val="right" w:leader="dot" w:pos="9061"/>
         </w:tabs>
         <w:rPr>
-          <w:rFonts w:asciiTheme="minorHAnsi" w:hAnsiTheme="minorHAnsi" w:eastAsiaTheme="minorEastAsia" w:cstheme="minorBidi"/>
+          <w:rFonts w:asciiTheme="minorHAnsi" w:eastAsiaTheme="minorEastAsia" w:hAnsiTheme="minorHAnsi" w:cstheme="minorBidi"/>
           <w:noProof/>
           <w:szCs w:val="24"/>
           <w:lang w:eastAsia="pt-BR"/>
         </w:rPr>
       </w:pPr>
-      <w:hyperlink w:history="1" w:anchor="_Toc240989661">
+      <w:hyperlink w:anchor="_Toc241048278" w:history="1">
         <w:r>
           <w:rPr>
             <w:rStyle w:val="Hyperlink"/>
@@ -1405,7 +1444,7 @@
           <w:rPr>
             <w:noProof/>
           </w:rPr>
-          <w:instrText xml:space="preserve"> PAGEREF _Toc240989661 \h </w:instrText>
+          <w:instrText xml:space="preserve"> PAGEREF _Toc241048278 \h </w:instrText>
         </w:r>
         <w:r>
           <w:rPr>
@@ -1422,71 +1461,7 @@
           <w:rPr>
             <w:noProof/>
           </w:rPr>
-          <w:t>9</w:t>
-        </w:r>
-        <w:r>
-          <w:rPr>
-            <w:noProof/>
-          </w:rPr>
-          <w:fldChar w:fldCharType="end"/>
-        </w:r>
-      </w:hyperlink>
-    </w:p>
-    <w:p>
-      <w:pPr>
-        <w:pStyle w:val="Sumrio2"/>
-        <w:tabs>
-          <w:tab w:val="right" w:leader="dot" w:pos="9061"/>
-        </w:tabs>
-        <w:rPr>
-          <w:rFonts w:asciiTheme="minorHAnsi" w:hAnsiTheme="minorHAnsi" w:eastAsiaTheme="minorEastAsia" w:cstheme="minorBidi"/>
-          <w:noProof/>
-          <w:szCs w:val="24"/>
-          <w:lang w:eastAsia="pt-BR"/>
-        </w:rPr>
-      </w:pPr>
-      <w:hyperlink w:history="1" w:anchor="_Toc240989662">
-        <w:r>
-          <w:rPr>
-            <w:rStyle w:val="Hyperlink"/>
-            <w:noProof/>
-          </w:rPr>
-          <w:t>6.4 Dashboard</w:t>
-        </w:r>
-        <w:r>
-          <w:rPr>
-            <w:noProof/>
-          </w:rPr>
-          <w:tab/>
-        </w:r>
-        <w:r>
-          <w:rPr>
-            <w:noProof/>
-          </w:rPr>
-          <w:fldChar w:fldCharType="begin"/>
-        </w:r>
-        <w:r>
-          <w:rPr>
-            <w:noProof/>
-          </w:rPr>
-          <w:instrText xml:space="preserve"> PAGEREF _Toc240989662 \h </w:instrText>
-        </w:r>
-        <w:r>
-          <w:rPr>
-            <w:noProof/>
-          </w:rPr>
-        </w:r>
-        <w:r>
-          <w:rPr>
-            <w:noProof/>
-          </w:rPr>
-          <w:fldChar w:fldCharType="separate"/>
-        </w:r>
-        <w:r>
-          <w:rPr>
-            <w:noProof/>
-          </w:rPr>
-          <w:t>9</w:t>
+          <w:t>10</w:t>
         </w:r>
         <w:r>
           <w:rPr>
@@ -1503,13 +1478,13 @@
           <w:tab w:val="right" w:leader="dot" w:pos="9061"/>
         </w:tabs>
         <w:rPr>
-          <w:rFonts w:asciiTheme="minorHAnsi" w:hAnsiTheme="minorHAnsi" w:eastAsiaTheme="minorEastAsia" w:cstheme="minorBidi"/>
+          <w:rFonts w:asciiTheme="minorHAnsi" w:eastAsiaTheme="minorEastAsia" w:hAnsiTheme="minorHAnsi" w:cstheme="minorBidi"/>
           <w:noProof/>
           <w:szCs w:val="24"/>
           <w:lang w:eastAsia="pt-BR"/>
         </w:rPr>
       </w:pPr>
-      <w:hyperlink w:history="1" w:anchor="_Toc240989663">
+      <w:hyperlink w:anchor="_Toc241048279" w:history="1">
         <w:r>
           <w:rPr>
             <w:rStyle w:val="Hyperlink"/>
@@ -1533,7 +1508,7 @@
           <w:rPr>
             <w:noProof/>
           </w:rPr>
-          <w:instrText xml:space="preserve"> PAGEREF _Toc240989663 \h </w:instrText>
+          <w:instrText xml:space="preserve"> PAGEREF _Toc241048279 \h </w:instrText>
         </w:r>
         <w:r>
           <w:rPr>
@@ -1550,7 +1525,7 @@
           <w:rPr>
             <w:noProof/>
           </w:rPr>
-          <w:t>9</w:t>
+          <w:t>10</w:t>
         </w:r>
         <w:r>
           <w:rPr>
@@ -1567,13 +1542,13 @@
           <w:tab w:val="right" w:leader="dot" w:pos="9061"/>
         </w:tabs>
         <w:rPr>
-          <w:rFonts w:asciiTheme="minorHAnsi" w:hAnsiTheme="minorHAnsi" w:eastAsiaTheme="minorEastAsia" w:cstheme="minorBidi"/>
+          <w:rFonts w:asciiTheme="minorHAnsi" w:eastAsiaTheme="minorEastAsia" w:hAnsiTheme="minorHAnsi" w:cstheme="minorBidi"/>
           <w:noProof/>
           <w:szCs w:val="24"/>
           <w:lang w:eastAsia="pt-BR"/>
         </w:rPr>
       </w:pPr>
-      <w:hyperlink w:history="1" w:anchor="_Toc240989664">
+      <w:hyperlink w:anchor="_Toc241048280" w:history="1">
         <w:r>
           <w:rPr>
             <w:rStyle w:val="Hyperlink"/>
@@ -1597,7 +1572,7 @@
           <w:rPr>
             <w:noProof/>
           </w:rPr>
-          <w:instrText xml:space="preserve"> PAGEREF _Toc240989664 \h </w:instrText>
+          <w:instrText xml:space="preserve"> PAGEREF _Toc241048280 \h </w:instrText>
         </w:r>
         <w:r>
           <w:rPr>
@@ -1614,7 +1589,7 @@
           <w:rPr>
             <w:noProof/>
           </w:rPr>
-          <w:t>10</w:t>
+          <w:t>11</w:t>
         </w:r>
         <w:r>
           <w:rPr>
@@ -1631,13 +1606,13 @@
           <w:tab w:val="right" w:leader="dot" w:pos="9061"/>
         </w:tabs>
         <w:rPr>
-          <w:rFonts w:asciiTheme="minorHAnsi" w:hAnsiTheme="minorHAnsi" w:eastAsiaTheme="minorEastAsia" w:cstheme="minorBidi"/>
+          <w:rFonts w:asciiTheme="minorHAnsi" w:eastAsiaTheme="minorEastAsia" w:hAnsiTheme="minorHAnsi" w:cstheme="minorBidi"/>
           <w:noProof/>
           <w:szCs w:val="24"/>
           <w:lang w:eastAsia="pt-BR"/>
         </w:rPr>
       </w:pPr>
-      <w:hyperlink w:history="1" w:anchor="_Toc240989665">
+      <w:hyperlink w:anchor="_Toc241048281" w:history="1">
         <w:r>
           <w:rPr>
             <w:rStyle w:val="Hyperlink"/>
@@ -1661,7 +1636,7 @@
           <w:rPr>
             <w:noProof/>
           </w:rPr>
-          <w:instrText xml:space="preserve"> PAGEREF _Toc240989665 \h </w:instrText>
+          <w:instrText xml:space="preserve"> PAGEREF _Toc241048281 \h </w:instrText>
         </w:r>
         <w:r>
           <w:rPr>
@@ -1678,7 +1653,7 @@
           <w:rPr>
             <w:noProof/>
           </w:rPr>
-          <w:t>11</w:t>
+          <w:t>12</w:t>
         </w:r>
         <w:r>
           <w:rPr>
@@ -1695,13 +1670,13 @@
           <w:tab w:val="right" w:leader="dot" w:pos="9061"/>
         </w:tabs>
         <w:rPr>
-          <w:rFonts w:asciiTheme="minorHAnsi" w:hAnsiTheme="minorHAnsi" w:eastAsiaTheme="minorEastAsia" w:cstheme="minorBidi"/>
+          <w:rFonts w:asciiTheme="minorHAnsi" w:eastAsiaTheme="minorEastAsia" w:hAnsiTheme="minorHAnsi" w:cstheme="minorBidi"/>
           <w:noProof/>
           <w:szCs w:val="24"/>
           <w:lang w:eastAsia="pt-BR"/>
         </w:rPr>
       </w:pPr>
-      <w:hyperlink w:history="1" w:anchor="_Toc240989666">
+      <w:hyperlink w:anchor="_Toc241048282" w:history="1">
         <w:r>
           <w:rPr>
             <w:rStyle w:val="Hyperlink"/>
@@ -1725,7 +1700,7 @@
           <w:rPr>
             <w:noProof/>
           </w:rPr>
-          <w:instrText xml:space="preserve"> PAGEREF _Toc240989666 \h </w:instrText>
+          <w:instrText xml:space="preserve"> PAGEREF _Toc241048282 \h </w:instrText>
         </w:r>
         <w:r>
           <w:rPr>
@@ -1742,7 +1717,7 @@
           <w:rPr>
             <w:noProof/>
           </w:rPr>
-          <w:t>11</w:t>
+          <w:t>13</w:t>
         </w:r>
         <w:r>
           <w:rPr>
@@ -1786,14 +1761,31 @@
       <w:pPr>
         <w:pStyle w:val="Ttulo1"/>
         <w:rPr>
-          <w:rFonts w:cstheme="minorBidi"/>
-        </w:rPr>
-      </w:pPr>
-      <w:bookmarkStart w:name="_Toc240989645" w:id="1"/>
-      <w:r>
-        <w:rPr>
-          <w:rFonts w:asciiTheme="minorHAnsi" w:hAnsiTheme="minorHAnsi" w:cstheme="minorBidi"/>
-        </w:rPr>
+          <w:rFonts w:cs="Arial"/>
+        </w:rPr>
+        <w:sectPr>
+          <w:footerReference w:type="default" r:id="rId8"/>
+          <w:pgSz w:w="11906" w:h="16838"/>
+          <w:pgMar w:top="1701" w:right="1134" w:bottom="1134" w:left="1701" w:header="708" w:footer="708" w:gutter="0"/>
+          <w:pgNumType w:start="0"/>
+          <w:cols w:space="708"/>
+          <w:docGrid w:linePitch="360"/>
+        </w:sectPr>
+      </w:pPr>
+    </w:p>
+    <w:p>
+      <w:pPr>
+        <w:pStyle w:val="Ttulo1"/>
+        <w:rPr>
+          <w:rFonts w:cs="Arial"/>
+        </w:rPr>
+      </w:pPr>
+      <w:bookmarkStart w:id="1" w:name="_Toc241048262"/>
+      <w:r>
+        <w:rPr>
+          <w:rFonts w:cs="Arial"/>
+        </w:rPr>
+        <w:lastRenderedPageBreak/>
         <w:t>1 PROBLEMA E OBJETIVO DA ANÁLISE</w:t>
       </w:r>
       <w:bookmarkEnd w:id="1"/>
@@ -1803,16 +1795,16 @@
         <w:pStyle w:val="Ttulo2"/>
         <w:numPr>
           <w:ilvl w:val="1"/>
-          <w:numId w:val="1"/>
+          <w:numId w:val="3"/>
         </w:numPr>
         <w:rPr>
-          <w:rFonts w:asciiTheme="minorHAnsi" w:hAnsiTheme="minorHAnsi" w:cstheme="minorBidi"/>
-        </w:rPr>
-      </w:pPr>
-      <w:bookmarkStart w:name="_Toc240989646" w:id="2"/>
-      <w:r>
-        <w:rPr>
-          <w:rFonts w:asciiTheme="minorHAnsi" w:hAnsiTheme="minorHAnsi" w:cstheme="minorBidi"/>
+          <w:rFonts w:cs="Arial"/>
+        </w:rPr>
+      </w:pPr>
+      <w:bookmarkStart w:id="2" w:name="_Toc241048263"/>
+      <w:r>
+        <w:rPr>
+          <w:rFonts w:cs="Arial"/>
         </w:rPr>
         <w:t>Contextualização</w:t>
       </w:r>
@@ -1840,16 +1832,16 @@
         <w:pStyle w:val="Ttulo2"/>
         <w:numPr>
           <w:ilvl w:val="1"/>
-          <w:numId w:val="1"/>
+          <w:numId w:val="3"/>
         </w:numPr>
         <w:rPr>
-          <w:rFonts w:asciiTheme="minorHAnsi" w:hAnsiTheme="minorHAnsi" w:cstheme="minorBidi"/>
-        </w:rPr>
-      </w:pPr>
-      <w:bookmarkStart w:name="_Toc240989647" w:id="3"/>
-      <w:r>
-        <w:rPr>
-          <w:rFonts w:asciiTheme="minorHAnsi" w:hAnsiTheme="minorHAnsi" w:cstheme="minorBidi"/>
+          <w:rFonts w:cs="Arial"/>
+        </w:rPr>
+      </w:pPr>
+      <w:bookmarkStart w:id="3" w:name="_Toc241048264"/>
+      <w:r>
+        <w:rPr>
+          <w:rFonts w:cs="Arial"/>
         </w:rPr>
         <w:t>Pergunta de negócio</w:t>
       </w:r>
@@ -1873,13 +1865,13 @@
       <w:pPr>
         <w:pStyle w:val="Ttulo2"/>
         <w:rPr>
-          <w:rFonts w:asciiTheme="minorHAnsi" w:hAnsiTheme="minorHAnsi" w:cstheme="minorBidi"/>
-        </w:rPr>
-      </w:pPr>
-      <w:bookmarkStart w:name="_Toc240989648" w:id="4"/>
-      <w:r>
-        <w:rPr>
-          <w:rFonts w:asciiTheme="minorHAnsi" w:hAnsiTheme="minorHAnsi" w:cstheme="minorBidi"/>
+          <w:rFonts w:cs="Arial"/>
+        </w:rPr>
+      </w:pPr>
+      <w:bookmarkStart w:id="4" w:name="_Toc241048265"/>
+      <w:r>
+        <w:rPr>
+          <w:rFonts w:cs="Arial"/>
         </w:rPr>
         <w:t>1.3 Objetivos</w:t>
       </w:r>
@@ -1901,13 +1893,13 @@
       <w:pPr>
         <w:pStyle w:val="Ttulo1"/>
         <w:rPr>
-          <w:rFonts w:cstheme="minorBidi"/>
-        </w:rPr>
-      </w:pPr>
-      <w:bookmarkStart w:name="_Toc240989649" w:id="5"/>
-      <w:r>
-        <w:rPr>
-          <w:rFonts w:asciiTheme="minorHAnsi" w:hAnsiTheme="minorHAnsi" w:cstheme="minorBidi"/>
+          <w:rFonts w:cs="Arial"/>
+        </w:rPr>
+      </w:pPr>
+      <w:bookmarkStart w:id="5" w:name="_Toc241048266"/>
+      <w:r>
+        <w:rPr>
+          <w:rFonts w:cs="Arial"/>
         </w:rPr>
         <w:t>2 FONTE DOS DADOS</w:t>
       </w:r>
@@ -1928,6 +1920,7 @@
         <w:t xml:space="preserve">Para responder à pergunta de negócio, foram selecionadas como fontes de dados as páginas públicas de busca de três lojas virtuais que comercializam smartphones Samsung: </w:t>
       </w:r>
       <w:proofErr w:type="spellStart"/>
+      <w:proofErr w:type="gramStart"/>
       <w:r>
         <w:rPr>
           <w:color w:val="000000"/>
@@ -1939,7 +1932,14 @@
         <w:rPr>
           <w:color w:val="000000"/>
         </w:rPr>
-        <w:t xml:space="preserve">!, Samsung.com.br e </w:t>
+        <w:t>!,</w:t>
+      </w:r>
+      <w:proofErr w:type="gramEnd"/>
+      <w:r>
+        <w:rPr>
+          <w:color w:val="000000"/>
+        </w:rPr>
+        <w:t xml:space="preserve"> Samsung.com.br e </w:t>
       </w:r>
       <w:proofErr w:type="spellStart"/>
       <w:r>
@@ -1967,7 +1967,14 @@
         <w:rPr>
           <w:color w:val="000000"/>
         </w:rPr>
-        <w:t xml:space="preserve"> de consulta, o tipo de carregamento do conteúdo, as informações disponíveis e a existência de API oficial adequada ao caso de uso, isto é, a consulta de preços de produtos na perspectiva do consumidor. Os resultados foram agrupados segundo a forma como os dados são entregues ao navegador.</w:t>
+        <w:t xml:space="preserve"> de consulta, o tipo de carregamento do conteúdo, </w:t>
+      </w:r>
+      <w:r>
+        <w:rPr>
+          <w:color w:val="000000"/>
+        </w:rPr>
+        <w:lastRenderedPageBreak/>
+        <w:t>as informações disponíveis e a existência de API oficial adequada ao caso de uso, isto é, a consulta de preços de produtos na perspectiva do consumidor. Os resultados foram agrupados segundo a forma como os dados são entregues ao navegador.</w:t>
       </w:r>
     </w:p>
     <w:p>
@@ -1998,7 +2005,7 @@
       <w:proofErr w:type="spellStart"/>
       <w:r>
         <w:rPr>
-          <w:b/>
+          <w:bCs/>
           <w:color w:val="000000"/>
         </w:rPr>
         <w:t>KaBuM</w:t>
@@ -2006,30 +2013,48 @@
       <w:proofErr w:type="spellEnd"/>
       <w:r>
         <w:rPr>
-          <w:b/>
-          <w:color w:val="000000"/>
-        </w:rPr>
-        <w:t>!</w:t>
-      </w:r>
-      <w:r>
-        <w:rPr>
-          <w:color w:val="000000"/>
-        </w:rPr>
-        <w:t xml:space="preserve"> (https://www.kabum.com.br/busca/{termo}, com o parâmetro ?</w:t>
-      </w:r>
-      <w:proofErr w:type="spellStart"/>
-      <w:r>
-        <w:rPr>
-          <w:color w:val="000000"/>
-        </w:rPr>
-        <w:t>page_number</w:t>
-      </w:r>
-      <w:proofErr w:type="spellEnd"/>
-      <w:r>
-        <w:rPr>
-          <w:color w:val="000000"/>
-        </w:rPr>
-        <w:t xml:space="preserve">=N para paginação; coletor Kabum_harvest.py). A página é uma aplicação Next.js com renderização no servidor (SSR): o HTML inicial já contém a </w:t>
+          <w:bCs/>
+          <w:color w:val="000000"/>
+        </w:rPr>
+        <w:t xml:space="preserve">! (https://www.kabum.com.br/busca/{termo}, com o </w:t>
+      </w:r>
+      <w:proofErr w:type="gramStart"/>
+      <w:r>
+        <w:rPr>
+          <w:bCs/>
+          <w:color w:val="000000"/>
+        </w:rPr>
+        <w:t>parâmetro ?</w:t>
+      </w:r>
+      <w:proofErr w:type="spellStart"/>
+      <w:r>
+        <w:rPr>
+          <w:bCs/>
+          <w:color w:val="000000"/>
+        </w:rPr>
+        <w:t>page</w:t>
+      </w:r>
+      <w:proofErr w:type="gramEnd"/>
+      <w:r>
+        <w:rPr>
+          <w:bCs/>
+          <w:color w:val="000000"/>
+        </w:rPr>
+        <w:t>_number</w:t>
+      </w:r>
+      <w:proofErr w:type="spellEnd"/>
+      <w:r>
+        <w:rPr>
+          <w:bCs/>
+          <w:color w:val="000000"/>
+        </w:rPr>
+        <w:t>=N para paginação; coletor Kabum_harvest.py). A página é uma aplicação</w:t>
+      </w:r>
+      <w:r>
+        <w:rPr>
+          <w:color w:val="000000"/>
+        </w:rPr>
+        <w:t xml:space="preserve"> Next.js com renderização no servidor (SSR): o HTML inicial já contém a </w:t>
       </w:r>
       <w:proofErr w:type="spellStart"/>
       <w:r>
@@ -2043,14 +2068,34 @@
         <w:rPr>
           <w:color w:val="000000"/>
         </w:rPr>
-        <w:t xml:space="preserve"> &lt;script id="__NEXT_DATA__"&gt;, que traz todo o catálogo da busca em formato JSON (</w:t>
-      </w:r>
-      <w:proofErr w:type="spellStart"/>
-      <w:r>
-        <w:rPr>
-          <w:color w:val="000000"/>
-        </w:rPr>
-        <w:t>props.pageProps.data.catalogServer</w:t>
+        <w:t xml:space="preserve"> &lt;script id="</w:t>
+      </w:r>
+      <w:r>
+        <w:rPr>
+          <w:color w:val="000000"/>
+        </w:rPr>
+        <w:t>__</w:t>
+      </w:r>
+      <w:r>
+        <w:rPr>
+          <w:color w:val="000000"/>
+        </w:rPr>
+        <w:t>NEXT_DATA__"&gt;, que traz todo o catálogo da busca em formato JSON (</w:t>
+      </w:r>
+      <w:proofErr w:type="spellStart"/>
+      <w:proofErr w:type="gramStart"/>
+      <w:r>
+        <w:rPr>
+          <w:color w:val="000000"/>
+        </w:rPr>
+        <w:t>props.pageProps.data</w:t>
+      </w:r>
+      <w:proofErr w:type="gramEnd"/>
+      <w:r>
+        <w:rPr>
+          <w:color w:val="000000"/>
+        </w:rPr>
+        <w:t>.catalogServer</w:t>
       </w:r>
       <w:proofErr w:type="spellEnd"/>
       <w:r>
@@ -2113,21 +2158,7 @@
         <w:rPr>
           <w:color w:val="000000"/>
         </w:rPr>
-        <w:t>, é suficiente para obter os dados. Estão disponíveis nome, modelo, fabricante, categoria, vendedor e respectivo identificador (</w:t>
-      </w:r>
-      <w:proofErr w:type="spellStart"/>
-      <w:r>
-        <w:rPr>
-          <w:color w:val="000000"/>
-        </w:rPr>
-        <w:t>seller_id</w:t>
-      </w:r>
-      <w:proofErr w:type="spellEnd"/>
-      <w:r>
-        <w:rPr>
-          <w:color w:val="000000"/>
-        </w:rPr>
-        <w:t xml:space="preserve">), preço original e com desconto, percentual de desconto, estoque, avaliação, número de avaliações, disponibilidade, indicadores de marketplace, oferta e frete grátis, imagem e URL do produto. Não há API pública documentada: o conteúdo de __NEXT_DATA__ é o dado de hidratação do Next.js exposto no próprio HTML, e sua extração caracteriza Web </w:t>
+        <w:t xml:space="preserve">, é suficiente para obter os dados. Não há API pública documentada: o conteúdo de __NEXT_DATA__ é o dado de hidratação do Next.js exposto no próprio HTML, e sua extração caracteriza Web </w:t>
       </w:r>
       <w:proofErr w:type="spellStart"/>
       <w:r>
@@ -2212,25 +2243,21 @@
         <w:spacing w:line="360" w:lineRule="auto"/>
         <w:ind w:firstLine="708"/>
         <w:rPr>
-          <w:color w:val="000000"/>
-        </w:rPr>
-      </w:pPr>
-      <w:r>
-        <w:rPr>
-          <w:b/>
-          <w:color w:val="000000"/>
-        </w:rPr>
-        <w:t>Samsung.com.br</w:t>
-      </w:r>
-      <w:r>
-        <w:rPr>
-          <w:color w:val="000000"/>
-        </w:rPr>
-        <w:t xml:space="preserve"> (</w:t>
-      </w:r>
-      <w:proofErr w:type="spellStart"/>
-      <w:r>
-        <w:rPr>
+          <w:bCs/>
+          <w:color w:val="000000"/>
+        </w:rPr>
+      </w:pPr>
+      <w:r>
+        <w:rPr>
+          <w:bCs/>
+          <w:color w:val="000000"/>
+        </w:rPr>
+        <w:t>Samsung.com.br (</w:t>
+      </w:r>
+      <w:proofErr w:type="spellStart"/>
+      <w:r>
+        <w:rPr>
+          <w:bCs/>
           <w:color w:val="000000"/>
         </w:rPr>
         <w:t>endpoint</w:t>
@@ -2238,6 +2265,7 @@
       <w:proofErr w:type="spellEnd"/>
       <w:r>
         <w:rPr>
+          <w:bCs/>
           <w:color w:val="000000"/>
         </w:rPr>
         <w:t xml:space="preserve"> https://sribsrch.ecom.samsung.com/estoresearch-api/v1/scom/search, método POST; coletor Samsung_harvert.py). A página de busca é populada por </w:t>
@@ -2245,6 +2273,7 @@
       <w:proofErr w:type="spellStart"/>
       <w:r>
         <w:rPr>
+          <w:bCs/>
           <w:color w:val="000000"/>
         </w:rPr>
         <w:t>JavaScript</w:t>
@@ -2252,6 +2281,7 @@
       <w:proofErr w:type="spellEnd"/>
       <w:r>
         <w:rPr>
+          <w:bCs/>
           <w:color w:val="000000"/>
         </w:rPr>
         <w:t xml:space="preserve"> a partir de chamadas assíncronas (XHR) a esse </w:t>
@@ -2259,6 +2289,7 @@
       <w:proofErr w:type="spellStart"/>
       <w:r>
         <w:rPr>
+          <w:bCs/>
           <w:color w:val="000000"/>
         </w:rPr>
         <w:t>endpoint</w:t>
@@ -2266,13 +2297,16 @@
       <w:proofErr w:type="spellEnd"/>
       <w:r>
         <w:rPr>
+          <w:bCs/>
           <w:color w:val="000000"/>
         </w:rPr>
         <w:t xml:space="preserve"> JSON interno, identificado por inspeção do tráfego de rede do navegador (aba Network). O coletor reproduz a mesma chamada com </w:t>
       </w:r>
       <w:proofErr w:type="spellStart"/>
-      <w:r>
-        <w:rPr>
+      <w:proofErr w:type="gramStart"/>
+      <w:r>
+        <w:rPr>
+          <w:bCs/>
           <w:color w:val="000000"/>
         </w:rPr>
         <w:t>requests.post</w:t>
@@ -2280,13 +2314,23 @@
       <w:proofErr w:type="spellEnd"/>
       <w:r>
         <w:rPr>
-          <w:color w:val="000000"/>
-        </w:rPr>
-        <w:t>(), replicando os parâmetros e os cabeçalhos (</w:t>
-      </w:r>
-      <w:proofErr w:type="spellStart"/>
-      <w:r>
-        <w:rPr>
+          <w:bCs/>
+          <w:color w:val="000000"/>
+        </w:rPr>
+        <w:t>(</w:t>
+      </w:r>
+      <w:proofErr w:type="gramEnd"/>
+      <w:r>
+        <w:rPr>
+          <w:bCs/>
+          <w:color w:val="000000"/>
+        </w:rPr>
+        <w:t>), replicando os parâmetros e os cabeçalhos (</w:t>
+      </w:r>
+      <w:proofErr w:type="spellStart"/>
+      <w:r>
+        <w:rPr>
+          <w:bCs/>
           <w:color w:val="000000"/>
         </w:rPr>
         <w:t>Origin</w:t>
@@ -2294,6 +2338,7 @@
       <w:proofErr w:type="spellEnd"/>
       <w:r>
         <w:rPr>
+          <w:bCs/>
           <w:color w:val="000000"/>
         </w:rPr>
         <w:t xml:space="preserve"> e </w:t>
@@ -2301,6 +2346,7 @@
       <w:proofErr w:type="spellStart"/>
       <w:r>
         <w:rPr>
+          <w:bCs/>
           <w:color w:val="000000"/>
         </w:rPr>
         <w:t>Referer</w:t>
@@ -2308,13 +2354,15 @@
       <w:proofErr w:type="spellEnd"/>
       <w:r>
         <w:rPr>
-          <w:color w:val="000000"/>
-        </w:rPr>
-        <w:t xml:space="preserve">) enviados pelo navegador, sem envolver HTML. Estão disponíveis nome, modelo, categoria e subcategoria, família, preço original e de venda, desconto, moeda, status de estoque, avaliação, número de avaliações, data de lançamento, URL e imagem do produto. Trata-se de um </w:t>
-      </w:r>
-      <w:proofErr w:type="spellStart"/>
-      <w:r>
-        <w:rPr>
+          <w:bCs/>
+          <w:color w:val="000000"/>
+        </w:rPr>
+        <w:t xml:space="preserve">) enviados pelo navegador, sem envolver HTML. Trata-se de um </w:t>
+      </w:r>
+      <w:proofErr w:type="spellStart"/>
+      <w:r>
+        <w:rPr>
+          <w:bCs/>
           <w:color w:val="000000"/>
         </w:rPr>
         <w:t>endpoint</w:t>
@@ -2322,6 +2370,7 @@
       <w:proofErr w:type="spellEnd"/>
       <w:r>
         <w:rPr>
+          <w:bCs/>
           <w:color w:val="000000"/>
         </w:rPr>
         <w:t xml:space="preserve"> não documentado e não destinado a terceiros; por isso, a técnica é classificada como Web </w:t>
@@ -2329,6 +2378,7 @@
       <w:proofErr w:type="spellStart"/>
       <w:r>
         <w:rPr>
+          <w:bCs/>
           <w:color w:val="000000"/>
         </w:rPr>
         <w:t>Scraping</w:t>
@@ -2336,6 +2386,7 @@
       <w:proofErr w:type="spellEnd"/>
       <w:r>
         <w:rPr>
+          <w:bCs/>
           <w:color w:val="000000"/>
         </w:rPr>
         <w:t xml:space="preserve"> de </w:t>
@@ -2343,6 +2394,7 @@
       <w:proofErr w:type="spellStart"/>
       <w:r>
         <w:rPr>
+          <w:bCs/>
           <w:color w:val="000000"/>
         </w:rPr>
         <w:t>endpoint</w:t>
@@ -2350,6 +2402,7 @@
       <w:proofErr w:type="spellEnd"/>
       <w:r>
         <w:rPr>
+          <w:bCs/>
           <w:color w:val="000000"/>
         </w:rPr>
         <w:t xml:space="preserve"> JSON, e não como integração autorizada por API.</w:t>
@@ -2366,7 +2419,7 @@
       <w:proofErr w:type="spellStart"/>
       <w:r>
         <w:rPr>
-          <w:b/>
+          <w:bCs/>
           <w:color w:val="000000"/>
         </w:rPr>
         <w:t>FastShop</w:t>
@@ -2374,6 +2427,7 @@
       <w:proofErr w:type="spellEnd"/>
       <w:r>
         <w:rPr>
+          <w:bCs/>
           <w:color w:val="000000"/>
         </w:rPr>
         <w:t xml:space="preserve"> (</w:t>
@@ -2381,6 +2435,7 @@
       <w:proofErr w:type="spellStart"/>
       <w:r>
         <w:rPr>
+          <w:bCs/>
           <w:color w:val="000000"/>
         </w:rPr>
         <w:t>endpoint</w:t>
@@ -2388,9 +2443,16 @@
       <w:proofErr w:type="spellEnd"/>
       <w:r>
         <w:rPr>
-          <w:color w:val="000000"/>
-        </w:rPr>
-        <w:t xml:space="preserve"> https://site.fastshop.com.br/api/graphql, método GET; coletor FastShop_harvest.py). O catálogo é servido por uma API </w:t>
+          <w:bCs/>
+          <w:color w:val="000000"/>
+        </w:rPr>
+        <w:t xml:space="preserve"> https://site.fastshop.com.br/api/graphql, método GET; coletor FastShop_harvest</w:t>
+      </w:r>
+      <w:r>
+        <w:rPr>
+          <w:color w:val="000000"/>
+        </w:rPr>
+        <w:t xml:space="preserve">.py). O catálogo é servido por uma API </w:t>
       </w:r>
       <w:proofErr w:type="spellStart"/>
       <w:r>
@@ -2474,91 +2536,7 @@
         <w:rPr>
           <w:color w:val="000000"/>
         </w:rPr>
-        <w:t>). A estrutura da resposta segue vocabulário semelhante ao do schema.org (</w:t>
-      </w:r>
-      <w:proofErr w:type="spellStart"/>
-      <w:r>
-        <w:rPr>
-          <w:color w:val="000000"/>
-        </w:rPr>
-        <w:t>offers</w:t>
-      </w:r>
-      <w:proofErr w:type="spellEnd"/>
-      <w:r>
-        <w:rPr>
-          <w:color w:val="000000"/>
-        </w:rPr>
-        <w:t xml:space="preserve">, </w:t>
-      </w:r>
-      <w:proofErr w:type="spellStart"/>
-      <w:r>
-        <w:rPr>
-          <w:color w:val="000000"/>
-        </w:rPr>
-        <w:t>additionalProperty</w:t>
-      </w:r>
-      <w:proofErr w:type="spellEnd"/>
-      <w:r>
-        <w:rPr>
-          <w:color w:val="000000"/>
-        </w:rPr>
-        <w:t xml:space="preserve">, </w:t>
-      </w:r>
-      <w:proofErr w:type="spellStart"/>
-      <w:r>
-        <w:rPr>
-          <w:color w:val="000000"/>
-        </w:rPr>
-        <w:t>isVariantOf</w:t>
-      </w:r>
-      <w:proofErr w:type="spellEnd"/>
-      <w:r>
-        <w:rPr>
-          <w:color w:val="000000"/>
-        </w:rPr>
-        <w:t>), e o padrão das URLs de imagem (fastshopbr.vtexassets.com) indica que a loja opera sobre a plataforma VTEX. Estão disponíveis nome, SKU, grupo de produto, fabricante, GTIN, preço, preço de lista, preço mínimo, estoque (schema.org/</w:t>
-      </w:r>
-      <w:proofErr w:type="spellStart"/>
-      <w:r>
-        <w:rPr>
-          <w:color w:val="000000"/>
-        </w:rPr>
-        <w:t>InStock</w:t>
-      </w:r>
-      <w:proofErr w:type="spellEnd"/>
-      <w:r>
-        <w:rPr>
-          <w:color w:val="000000"/>
-        </w:rPr>
-        <w:t>), vendedor (</w:t>
-      </w:r>
-      <w:proofErr w:type="spellStart"/>
-      <w:r>
-        <w:rPr>
-          <w:color w:val="000000"/>
-        </w:rPr>
-        <w:t>seller.identifier</w:t>
-      </w:r>
-      <w:proofErr w:type="spellEnd"/>
-      <w:r>
-        <w:rPr>
-          <w:color w:val="000000"/>
-        </w:rPr>
-        <w:t xml:space="preserve">), imagem, </w:t>
-      </w:r>
-      <w:proofErr w:type="spellStart"/>
-      <w:r>
-        <w:rPr>
-          <w:color w:val="000000"/>
-        </w:rPr>
-        <w:t>slug</w:t>
-      </w:r>
-      <w:proofErr w:type="spellEnd"/>
-      <w:r>
-        <w:rPr>
-          <w:color w:val="000000"/>
-        </w:rPr>
-        <w:t xml:space="preserve"> e especificações como voltagem e cor. Assim como no caso da Samsung, o </w:t>
+        <w:t xml:space="preserve">). Assim como no caso da Samsung, o </w:t>
       </w:r>
       <w:proofErr w:type="spellStart"/>
       <w:r>
@@ -2630,6 +2608,15 @@
         </w:rPr>
         <w:t>.</w:t>
       </w:r>
+    </w:p>
+    <w:p>
+      <w:pPr>
+        <w:spacing w:line="360" w:lineRule="auto"/>
+        <w:ind w:firstLine="708"/>
+        <w:rPr>
+          <w:color w:val="000000"/>
+        </w:rPr>
+      </w:pPr>
     </w:p>
     <w:p>
       <w:pPr>
@@ -3487,7 +3474,19 @@
         <w:rPr>
           <w:color w:val="000000"/>
         </w:rPr>
-        <w:t xml:space="preserve"> de dados estruturados — JSON embutido no HTML ou </w:t>
+        <w:t xml:space="preserve"> de dados estruturados </w:t>
+      </w:r>
+      <w:r>
+        <w:rPr>
+          <w:color w:val="000000"/>
+        </w:rPr>
+        <w:t>–</w:t>
+      </w:r>
+      <w:r>
+        <w:rPr>
+          <w:color w:val="000000"/>
+        </w:rPr>
+        <w:t xml:space="preserve"> JSON embutido no HTML ou </w:t>
       </w:r>
       <w:proofErr w:type="spellStart"/>
       <w:r>
@@ -3515,7 +3514,19 @@
         <w:rPr>
           <w:color w:val="000000"/>
         </w:rPr>
-        <w:t xml:space="preserve"> internos identificados por engenharia reversa do tráfego de rede —, organizadas da seguinte forma:</w:t>
+        <w:t xml:space="preserve"> internos identificados por engenharia reversa do tráfego de rede </w:t>
+      </w:r>
+      <w:r>
+        <w:rPr>
+          <w:color w:val="000000"/>
+        </w:rPr>
+        <w:t>–,</w:t>
+      </w:r>
+      <w:r>
+        <w:rPr>
+          <w:color w:val="000000"/>
+        </w:rPr>
+        <w:t xml:space="preserve"> organizadas da seguinte forma:</w:t>
       </w:r>
     </w:p>
     <w:p>
@@ -3523,7 +3534,7 @@
         <w:pStyle w:val="PargrafodaLista"/>
         <w:numPr>
           <w:ilvl w:val="0"/>
-          <w:numId w:val="2"/>
+          <w:numId w:val="4"/>
         </w:numPr>
         <w:spacing w:line="360" w:lineRule="auto"/>
       </w:pPr>
@@ -3552,12 +3563,17 @@
         <w:t xml:space="preserve"> para a </w:t>
       </w:r>
       <w:proofErr w:type="spellStart"/>
+      <w:proofErr w:type="gramStart"/>
       <w:r>
         <w:t>KaBuM</w:t>
       </w:r>
       <w:proofErr w:type="spellEnd"/>
       <w:r>
-        <w:t xml:space="preserve">!, com extração do JSON contido em __NEXT_DATA__ e paginação pelo parâmetro </w:t>
+        <w:t>!,</w:t>
+      </w:r>
+      <w:proofErr w:type="gramEnd"/>
+      <w:r>
+        <w:t xml:space="preserve"> com extração do JSON contido em __NEXT_DATA__ e paginação pelo parâmetro </w:t>
       </w:r>
       <w:proofErr w:type="spellStart"/>
       <w:r>
@@ -3573,7 +3589,7 @@
         <w:pStyle w:val="PargrafodaLista"/>
         <w:numPr>
           <w:ilvl w:val="0"/>
-          <w:numId w:val="2"/>
+          <w:numId w:val="4"/>
         </w:numPr>
         <w:spacing w:line="360" w:lineRule="auto"/>
       </w:pPr>
@@ -3602,11 +3618,12 @@
         <w:pStyle w:val="PargrafodaLista"/>
         <w:numPr>
           <w:ilvl w:val="0"/>
-          <w:numId w:val="2"/>
+          <w:numId w:val="4"/>
         </w:numPr>
         <w:spacing w:line="360" w:lineRule="auto"/>
       </w:pPr>
       <w:r>
+        <w:lastRenderedPageBreak/>
         <w:t>Requisição direta (</w:t>
       </w:r>
       <w:proofErr w:type="spellStart"/>
@@ -3639,7 +3656,7 @@
         <w:pStyle w:val="PargrafodaLista"/>
         <w:numPr>
           <w:ilvl w:val="0"/>
-          <w:numId w:val="2"/>
+          <w:numId w:val="4"/>
         </w:numPr>
         <w:spacing w:line="360" w:lineRule="auto"/>
         <w:rPr>
@@ -3650,13 +3667,7 @@
         <w:rPr>
           <w:color w:val="000000"/>
         </w:rPr>
-        <w:t>Dispensa</w:t>
-      </w:r>
-      <w:r>
-        <w:rPr>
-          <w:color w:val="000000"/>
-        </w:rPr>
-        <w:t xml:space="preserve"> de </w:t>
+        <w:t xml:space="preserve">Dispensa de </w:t>
       </w:r>
       <w:proofErr w:type="spellStart"/>
       <w:r>
@@ -3762,13 +3773,13 @@
       <w:pPr>
         <w:pStyle w:val="Ttulo1"/>
         <w:rPr>
-          <w:rFonts w:cstheme="minorBidi"/>
-        </w:rPr>
-      </w:pPr>
-      <w:bookmarkStart w:name="_Toc240989650" w:id="6"/>
-      <w:r>
-        <w:rPr>
-          <w:rFonts w:asciiTheme="minorHAnsi" w:hAnsiTheme="minorHAnsi" w:cstheme="minorBidi"/>
+          <w:rFonts w:cs="Arial"/>
+        </w:rPr>
+      </w:pPr>
+      <w:bookmarkStart w:id="6" w:name="_Toc241048267"/>
+      <w:r>
+        <w:rPr>
+          <w:rFonts w:cs="Arial"/>
         </w:rPr>
         <w:t>3 MÉTODO DE COLETA</w:t>
       </w:r>
@@ -3778,16 +3789,16 @@
       <w:pPr>
         <w:pStyle w:val="Ttulo2"/>
         <w:rPr>
-          <w:rFonts w:asciiTheme="minorHAnsi" w:hAnsiTheme="minorHAnsi" w:cstheme="minorBidi"/>
+          <w:rFonts w:cs="Arial"/>
           <w:sz w:val="36"/>
           <w:szCs w:val="36"/>
           <w:lang w:eastAsia="pt-BR"/>
         </w:rPr>
       </w:pPr>
-      <w:bookmarkStart w:name="_Toc240989651" w:id="7"/>
-      <w:r>
-        <w:rPr>
-          <w:rFonts w:asciiTheme="minorHAnsi" w:hAnsiTheme="minorHAnsi" w:cstheme="minorBidi"/>
+      <w:bookmarkStart w:id="7" w:name="_Toc241048268"/>
+      <w:r>
+        <w:rPr>
+          <w:rFonts w:cs="Arial"/>
         </w:rPr>
         <w:t>3.1 Ferramentas e bibliotecas</w:t>
       </w:r>
@@ -3839,25 +3850,20 @@
         <w:pStyle w:val="PargrafodaLista"/>
         <w:numPr>
           <w:ilvl w:val="0"/>
-          <w:numId w:val="2"/>
+          <w:numId w:val="4"/>
         </w:numPr>
         <w:spacing w:line="360" w:lineRule="auto"/>
         <w:rPr>
-          <w:color w:val="000000"/>
-        </w:rPr>
-      </w:pPr>
-      <w:r>
-        <w:rPr>
-          <w:b/>
-          <w:color w:val="000000"/>
-        </w:rPr>
-        <w:t>Python:</w:t>
-      </w:r>
-      <w:r>
-        <w:rPr>
-          <w:color w:val="000000"/>
-        </w:rPr>
-        <w:t xml:space="preserve"> linguagem de desenvolvimento dos coletores e das etapas de tratamento e análise dos dados;</w:t>
+          <w:bCs/>
+          <w:color w:val="000000"/>
+        </w:rPr>
+      </w:pPr>
+      <w:r>
+        <w:rPr>
+          <w:bCs/>
+          <w:color w:val="000000"/>
+        </w:rPr>
+        <w:t>Python: linguagem de desenvolvimento dos coletores e das etapas de tratamento e análise dos dados;</w:t>
       </w:r>
     </w:p>
     <w:p>
@@ -3865,17 +3871,18 @@
         <w:pStyle w:val="PargrafodaLista"/>
         <w:numPr>
           <w:ilvl w:val="0"/>
-          <w:numId w:val="2"/>
+          <w:numId w:val="4"/>
         </w:numPr>
         <w:spacing w:line="360" w:lineRule="auto"/>
         <w:rPr>
-          <w:color w:val="000000"/>
-        </w:rPr>
-      </w:pPr>
-      <w:proofErr w:type="spellStart"/>
-      <w:r>
-        <w:rPr>
-          <w:b/>
+          <w:bCs/>
+          <w:color w:val="000000"/>
+        </w:rPr>
+      </w:pPr>
+      <w:proofErr w:type="spellStart"/>
+      <w:r>
+        <w:rPr>
+          <w:bCs/>
           <w:color w:val="000000"/>
         </w:rPr>
         <w:t>Requests</w:t>
@@ -3883,20 +3890,30 @@
       <w:proofErr w:type="spellEnd"/>
       <w:r>
         <w:rPr>
-          <w:b/>
-          <w:color w:val="000000"/>
-        </w:rPr>
-        <w:t>:</w:t>
-      </w:r>
-      <w:r>
-        <w:rPr>
-          <w:color w:val="000000"/>
-        </w:rPr>
-        <w:t xml:space="preserve"> envio das requisições HTTP — GET para as páginas de busca da </w:t>
-      </w:r>
-      <w:proofErr w:type="spellStart"/>
-      <w:r>
-        <w:rPr>
+          <w:bCs/>
+          <w:color w:val="000000"/>
+        </w:rPr>
+        <w:t xml:space="preserve">: envio das requisições HTTP </w:t>
+      </w:r>
+      <w:r>
+        <w:rPr>
+          <w:bCs/>
+          <w:color w:val="000000"/>
+        </w:rPr>
+        <w:t>–</w:t>
+      </w:r>
+      <w:r>
+        <w:rPr>
+          <w:bCs/>
+          <w:color w:val="000000"/>
+        </w:rPr>
+        <w:t xml:space="preserve"> GET para as páginas de busca da </w:t>
+      </w:r>
+      <w:proofErr w:type="spellStart"/>
+      <w:proofErr w:type="gramStart"/>
+      <w:r>
+        <w:rPr>
+          <w:bCs/>
           <w:color w:val="000000"/>
         </w:rPr>
         <w:t>KaBuM</w:t>
@@ -3904,13 +3921,23 @@
       <w:proofErr w:type="spellEnd"/>
       <w:r>
         <w:rPr>
-          <w:color w:val="000000"/>
-        </w:rPr>
-        <w:t xml:space="preserve">!, POST para o </w:t>
-      </w:r>
-      <w:proofErr w:type="spellStart"/>
-      <w:r>
-        <w:rPr>
+          <w:bCs/>
+          <w:color w:val="000000"/>
+        </w:rPr>
+        <w:t>!,</w:t>
+      </w:r>
+      <w:proofErr w:type="gramEnd"/>
+      <w:r>
+        <w:rPr>
+          <w:bCs/>
+          <w:color w:val="000000"/>
+        </w:rPr>
+        <w:t xml:space="preserve"> POST para o </w:t>
+      </w:r>
+      <w:proofErr w:type="spellStart"/>
+      <w:r>
+        <w:rPr>
+          <w:bCs/>
           <w:color w:val="000000"/>
         </w:rPr>
         <w:t>endpoint</w:t>
@@ -3918,6 +3945,7 @@
       <w:proofErr w:type="spellEnd"/>
       <w:r>
         <w:rPr>
+          <w:bCs/>
           <w:color w:val="000000"/>
         </w:rPr>
         <w:t xml:space="preserve"> de busca da Samsung e GET com </w:t>
@@ -3925,6 +3953,7 @@
       <w:proofErr w:type="spellStart"/>
       <w:r>
         <w:rPr>
+          <w:bCs/>
           <w:color w:val="000000"/>
         </w:rPr>
         <w:t>operationName</w:t>
@@ -3932,6 +3961,7 @@
       <w:proofErr w:type="spellEnd"/>
       <w:r>
         <w:rPr>
+          <w:bCs/>
           <w:color w:val="000000"/>
         </w:rPr>
         <w:t xml:space="preserve"> e </w:t>
@@ -3939,6 +3969,7 @@
       <w:proofErr w:type="spellStart"/>
       <w:r>
         <w:rPr>
+          <w:bCs/>
           <w:color w:val="000000"/>
         </w:rPr>
         <w:t>hash</w:t>
@@ -3946,6 +3977,7 @@
       <w:proofErr w:type="spellEnd"/>
       <w:r>
         <w:rPr>
+          <w:bCs/>
           <w:color w:val="000000"/>
         </w:rPr>
         <w:t xml:space="preserve"> persistido para a API </w:t>
@@ -3953,6 +3985,7 @@
       <w:proofErr w:type="spellStart"/>
       <w:r>
         <w:rPr>
+          <w:bCs/>
           <w:color w:val="000000"/>
         </w:rPr>
         <w:t>GraphQL</w:t>
@@ -3960,6 +3993,7 @@
       <w:proofErr w:type="spellEnd"/>
       <w:r>
         <w:rPr>
+          <w:bCs/>
           <w:color w:val="000000"/>
         </w:rPr>
         <w:t xml:space="preserve"> da </w:t>
@@ -3967,6 +4001,7 @@
       <w:proofErr w:type="spellStart"/>
       <w:r>
         <w:rPr>
+          <w:bCs/>
           <w:color w:val="000000"/>
         </w:rPr>
         <w:t>FastShop</w:t>
@@ -3974,13 +4009,29 @@
       <w:proofErr w:type="spellEnd"/>
       <w:r>
         <w:rPr>
-          <w:color w:val="000000"/>
-        </w:rPr>
-        <w:t xml:space="preserve"> —, incluindo os cabeçalhos equivalentes aos do navegador, como </w:t>
-      </w:r>
-      <w:proofErr w:type="spellStart"/>
-      <w:r>
-        <w:rPr>
+          <w:bCs/>
+          <w:color w:val="000000"/>
+        </w:rPr>
+        <w:t xml:space="preserve"> </w:t>
+      </w:r>
+      <w:r>
+        <w:rPr>
+          <w:bCs/>
+          <w:color w:val="000000"/>
+        </w:rPr>
+        <w:t>–,</w:t>
+      </w:r>
+      <w:r>
+        <w:rPr>
+          <w:bCs/>
+          <w:color w:val="000000"/>
+        </w:rPr>
+        <w:t xml:space="preserve"> incluindo os cabeçalhos equivalentes aos do navegador, como </w:t>
+      </w:r>
+      <w:proofErr w:type="spellStart"/>
+      <w:r>
+        <w:rPr>
+          <w:bCs/>
           <w:color w:val="000000"/>
         </w:rPr>
         <w:t>Origin</w:t>
@@ -3988,6 +4039,7 @@
       <w:proofErr w:type="spellEnd"/>
       <w:r>
         <w:rPr>
+          <w:bCs/>
           <w:color w:val="000000"/>
         </w:rPr>
         <w:t xml:space="preserve"> e </w:t>
@@ -3995,6 +4047,7 @@
       <w:proofErr w:type="spellStart"/>
       <w:r>
         <w:rPr>
+          <w:bCs/>
           <w:color w:val="000000"/>
         </w:rPr>
         <w:t>Referer</w:t>
@@ -4002,6 +4055,7 @@
       <w:proofErr w:type="spellEnd"/>
       <w:r>
         <w:rPr>
+          <w:bCs/>
           <w:color w:val="000000"/>
         </w:rPr>
         <w:t>;</w:t>
@@ -4012,17 +4066,18 @@
         <w:pStyle w:val="PargrafodaLista"/>
         <w:numPr>
           <w:ilvl w:val="0"/>
-          <w:numId w:val="2"/>
+          <w:numId w:val="4"/>
         </w:numPr>
         <w:spacing w:line="360" w:lineRule="auto"/>
         <w:rPr>
-          <w:color w:val="000000"/>
-        </w:rPr>
-      </w:pPr>
-      <w:proofErr w:type="spellStart"/>
-      <w:r>
-        <w:rPr>
-          <w:b/>
+          <w:bCs/>
+          <w:color w:val="000000"/>
+        </w:rPr>
+      </w:pPr>
+      <w:proofErr w:type="spellStart"/>
+      <w:r>
+        <w:rPr>
+          <w:bCs/>
           <w:color w:val="000000"/>
         </w:rPr>
         <w:t>Beautiful</w:t>
@@ -4030,7 +4085,7 @@
       <w:proofErr w:type="spellEnd"/>
       <w:r>
         <w:rPr>
-          <w:b/>
+          <w:bCs/>
           <w:color w:val="000000"/>
         </w:rPr>
         <w:t xml:space="preserve"> </w:t>
@@ -4038,7 +4093,7 @@
       <w:proofErr w:type="spellStart"/>
       <w:r>
         <w:rPr>
-          <w:b/>
+          <w:bCs/>
           <w:color w:val="000000"/>
         </w:rPr>
         <w:t>Soup</w:t>
@@ -4046,20 +4101,15 @@
       <w:proofErr w:type="spellEnd"/>
       <w:r>
         <w:rPr>
-          <w:b/>
-          <w:color w:val="000000"/>
-        </w:rPr>
-        <w:t>:</w:t>
-      </w:r>
-      <w:r>
-        <w:rPr>
-          <w:color w:val="000000"/>
-        </w:rPr>
-        <w:t xml:space="preserve"> leitura do HTML retornado pela </w:t>
-      </w:r>
-      <w:proofErr w:type="spellStart"/>
-      <w:r>
-        <w:rPr>
+          <w:bCs/>
+          <w:color w:val="000000"/>
+        </w:rPr>
+        <w:t xml:space="preserve">: leitura do HTML retornado pela </w:t>
+      </w:r>
+      <w:proofErr w:type="spellStart"/>
+      <w:r>
+        <w:rPr>
+          <w:bCs/>
           <w:color w:val="000000"/>
         </w:rPr>
         <w:t>KaBuM</w:t>
@@ -4067,6 +4117,7 @@
       <w:proofErr w:type="spellEnd"/>
       <w:r>
         <w:rPr>
+          <w:bCs/>
           <w:color w:val="000000"/>
         </w:rPr>
         <w:t xml:space="preserve">! e localização da </w:t>
@@ -4074,6 +4125,7 @@
       <w:proofErr w:type="spellStart"/>
       <w:r>
         <w:rPr>
+          <w:bCs/>
           <w:color w:val="000000"/>
         </w:rPr>
         <w:t>tag</w:t>
@@ -4081,6 +4133,7 @@
       <w:proofErr w:type="spellEnd"/>
       <w:r>
         <w:rPr>
+          <w:bCs/>
           <w:color w:val="000000"/>
         </w:rPr>
         <w:t xml:space="preserve"> &lt;script id="__NEXT_DATA__"&gt;, da qual é extraído o catálogo de produtos;</w:t>
@@ -4091,17 +4144,18 @@
         <w:pStyle w:val="PargrafodaLista"/>
         <w:numPr>
           <w:ilvl w:val="0"/>
-          <w:numId w:val="2"/>
+          <w:numId w:val="4"/>
         </w:numPr>
         <w:spacing w:line="360" w:lineRule="auto"/>
         <w:rPr>
-          <w:color w:val="000000"/>
-        </w:rPr>
-      </w:pPr>
-      <w:proofErr w:type="spellStart"/>
-      <w:r>
-        <w:rPr>
-          <w:b/>
+          <w:bCs/>
+          <w:color w:val="000000"/>
+        </w:rPr>
+      </w:pPr>
+      <w:proofErr w:type="spellStart"/>
+      <w:r>
+        <w:rPr>
+          <w:bCs/>
           <w:color w:val="000000"/>
         </w:rPr>
         <w:t>json</w:t>
@@ -4109,20 +4163,15 @@
       <w:proofErr w:type="spellEnd"/>
       <w:r>
         <w:rPr>
-          <w:b/>
-          <w:color w:val="000000"/>
-        </w:rPr>
-        <w:t xml:space="preserve"> (biblioteca padrão do Python):</w:t>
-      </w:r>
-      <w:r>
-        <w:rPr>
-          <w:color w:val="000000"/>
-        </w:rPr>
-        <w:t xml:space="preserve"> conversão do conteúdo de __NEXT_DATA__ e das respostas dos </w:t>
-      </w:r>
-      <w:proofErr w:type="spellStart"/>
-      <w:r>
-        <w:rPr>
+          <w:bCs/>
+          <w:color w:val="000000"/>
+        </w:rPr>
+        <w:t xml:space="preserve"> (biblioteca padrão do Python): conversão do conteúdo de __NEXT_DATA__ e das respostas dos </w:t>
+      </w:r>
+      <w:proofErr w:type="spellStart"/>
+      <w:r>
+        <w:rPr>
+          <w:bCs/>
           <w:color w:val="000000"/>
         </w:rPr>
         <w:t>endpoints</w:t>
@@ -4130,6 +4179,7 @@
       <w:proofErr w:type="spellEnd"/>
       <w:r>
         <w:rPr>
+          <w:bCs/>
           <w:color w:val="000000"/>
         </w:rPr>
         <w:t xml:space="preserve"> da Samsung e da </w:t>
@@ -4137,6 +4187,7 @@
       <w:proofErr w:type="spellStart"/>
       <w:r>
         <w:rPr>
+          <w:bCs/>
           <w:color w:val="000000"/>
         </w:rPr>
         <w:t>FastShop</w:t>
@@ -4144,6 +4195,7 @@
       <w:proofErr w:type="spellEnd"/>
       <w:r>
         <w:rPr>
+          <w:bCs/>
           <w:color w:val="000000"/>
         </w:rPr>
         <w:t xml:space="preserve"> em estruturas de dados manipuláveis;</w:t>
@@ -4154,25 +4206,20 @@
         <w:pStyle w:val="PargrafodaLista"/>
         <w:numPr>
           <w:ilvl w:val="0"/>
-          <w:numId w:val="2"/>
+          <w:numId w:val="4"/>
         </w:numPr>
         <w:spacing w:line="360" w:lineRule="auto"/>
         <w:rPr>
-          <w:color w:val="000000"/>
-        </w:rPr>
-      </w:pPr>
-      <w:r>
-        <w:rPr>
-          <w:b/>
-          <w:color w:val="000000"/>
-        </w:rPr>
-        <w:t>Pandas:</w:t>
-      </w:r>
-      <w:r>
-        <w:rPr>
-          <w:color w:val="000000"/>
-        </w:rPr>
-        <w:t xml:space="preserve"> consolidação dos registros das três lojas em um único conjunto de dados e geração dos arquivos dados_brutos.csv e dados_tratados.csv;</w:t>
+          <w:bCs/>
+          <w:color w:val="000000"/>
+        </w:rPr>
+      </w:pPr>
+      <w:r>
+        <w:rPr>
+          <w:bCs/>
+          <w:color w:val="000000"/>
+        </w:rPr>
+        <w:t>Pandas: consolidação dos registros das três lojas em um único conjunto de dados e geração dos arquivos dados_brutos.csv e dados_tratados.csv;</w:t>
       </w:r>
     </w:p>
     <w:p>
@@ -4180,29 +4227,26 @@
         <w:pStyle w:val="PargrafodaLista"/>
         <w:numPr>
           <w:ilvl w:val="0"/>
-          <w:numId w:val="2"/>
+          <w:numId w:val="4"/>
         </w:numPr>
         <w:spacing w:line="360" w:lineRule="auto"/>
         <w:rPr>
-          <w:color w:val="000000"/>
-        </w:rPr>
-      </w:pPr>
-      <w:r>
-        <w:rPr>
-          <w:b/>
-          <w:color w:val="000000"/>
-        </w:rPr>
-        <w:t>Ferramentas de desenvolvedor do navegador (aba Network):</w:t>
-      </w:r>
-      <w:r>
-        <w:rPr>
-          <w:color w:val="000000"/>
-        </w:rPr>
-        <w:t xml:space="preserve"> identificação dos </w:t>
-      </w:r>
-      <w:proofErr w:type="spellStart"/>
-      <w:r>
-        <w:rPr>
+          <w:bCs/>
+          <w:color w:val="000000"/>
+        </w:rPr>
+      </w:pPr>
+      <w:r>
+        <w:rPr>
+          <w:bCs/>
+          <w:color w:val="000000"/>
+        </w:rPr>
+        <w:lastRenderedPageBreak/>
+        <w:t xml:space="preserve">Ferramentas de desenvolvedor do navegador (aba Network): identificação dos </w:t>
+      </w:r>
+      <w:proofErr w:type="spellStart"/>
+      <w:r>
+        <w:rPr>
+          <w:bCs/>
           <w:color w:val="000000"/>
         </w:rPr>
         <w:t>endpoints</w:t>
@@ -4210,6 +4254,7 @@
       <w:proofErr w:type="spellEnd"/>
       <w:r>
         <w:rPr>
+          <w:bCs/>
           <w:color w:val="000000"/>
         </w:rPr>
         <w:t xml:space="preserve"> internos, parâmetros, cabeçalhos e </w:t>
@@ -4217,6 +4262,7 @@
       <w:proofErr w:type="spellStart"/>
       <w:r>
         <w:rPr>
+          <w:bCs/>
           <w:color w:val="000000"/>
         </w:rPr>
         <w:t>hash</w:t>
@@ -4224,6 +4270,7 @@
       <w:proofErr w:type="spellEnd"/>
       <w:r>
         <w:rPr>
+          <w:bCs/>
           <w:color w:val="000000"/>
         </w:rPr>
         <w:t xml:space="preserve"> de operação reproduzidos pelos coletores.</w:t>
@@ -4239,49 +4286,40 @@
       </w:pPr>
       <w:r>
         <w:rPr>
-          <w:color w:val="000000" w:themeColor="text1" w:themeTint="FF" w:themeShade="FF"/>
-        </w:rPr>
-        <w:t xml:space="preserve">A coleta é inteiramente automatizada, sem cópia manual de dados, e resultou </w:t>
-      </w:r>
-      <w:r>
-        <w:rPr>
-          <w:color w:val="000000" w:themeColor="text1" w:themeTint="FF" w:themeShade="FF"/>
-        </w:rPr>
-        <w:t>em</w:t>
-      </w:r>
-      <w:r>
-        <w:rPr>
-          <w:color w:val="000000" w:themeColor="text1" w:themeTint="FF" w:themeShade="FF"/>
+          <w:color w:val="000000" w:themeColor="text1"/>
+        </w:rPr>
+        <w:t>A coleta é inteiramente automatizada, sem cópia manual de dados, e resultou em</w:t>
+      </w:r>
+      <w:r>
+        <w:rPr>
+          <w:color w:val="000000" w:themeColor="text1"/>
         </w:rPr>
         <w:t xml:space="preserve"> </w:t>
       </w:r>
       <w:r>
         <w:rPr>
-          <w:color w:val="000000" w:themeColor="text1" w:themeTint="FF" w:themeShade="FF"/>
+          <w:color w:val="000000" w:themeColor="text1"/>
         </w:rPr>
         <w:t>182</w:t>
       </w:r>
       <w:r>
         <w:rPr>
-          <w:color w:val="000000" w:themeColor="text1" w:themeTint="FF" w:themeShade="FF"/>
-        </w:rPr>
-        <w:t xml:space="preserve"> registros</w:t>
-      </w:r>
-      <w:r>
-        <w:rPr>
-          <w:color w:val="000000" w:themeColor="text1" w:themeTint="FF" w:themeShade="FF"/>
-        </w:rPr>
-        <w:t xml:space="preserve"> válidos no arquivo dados_brutos.csv, atendendo ao mínimo de 30 registros exigido.</w:t>
+          <w:color w:val="000000" w:themeColor="text1"/>
+        </w:rPr>
+        <w:t xml:space="preserve"> registros válidos no arquivo dados_brutos.csv, atendendo ao mínimo de 30 registros exigido.</w:t>
       </w:r>
     </w:p>
     <w:p>
       <w:pPr>
         <w:pStyle w:val="Ttulo2"/>
-      </w:pPr>
-      <w:bookmarkStart w:name="_Toc240989652" w:id="8"/>
-      <w:r>
-        <w:rPr>
-          <w:rFonts w:ascii="Aptos" w:hAnsi="Aptos" w:cs="Arial" w:asciiTheme="minorAscii" w:hAnsiTheme="minorAscii" w:cstheme="minorBidi"/>
+        <w:rPr>
+          <w:rFonts w:cs="Arial"/>
+        </w:rPr>
+      </w:pPr>
+      <w:bookmarkStart w:id="8" w:name="_Toc241048269"/>
+      <w:r>
+        <w:rPr>
+          <w:rFonts w:cs="Arial"/>
         </w:rPr>
         <w:t>3.2 Estrutura HTML e seletores</w:t>
       </w:r>
@@ -4289,237 +4327,80 @@
     </w:p>
     <w:p>
       <w:pPr>
+        <w:ind w:firstLine="708"/>
+      </w:pPr>
+      <w:r>
+        <w:rPr>
+          <w:rFonts w:eastAsia="Arial"/>
+        </w:rPr>
+        <w:t>N</w:t>
+      </w:r>
+      <w:r>
+        <w:t xml:space="preserve">a coleta realizada na </w:t>
+      </w:r>
+      <w:proofErr w:type="spellStart"/>
+      <w:r>
+        <w:t>KaBuM</w:t>
+      </w:r>
+      <w:proofErr w:type="spellEnd"/>
+      <w:r>
+        <w:t xml:space="preserve">, foi localizado o elemento </w:t>
+      </w:r>
+      <w:proofErr w:type="spellStart"/>
+      <w:r>
+        <w:t>script#NEXT_DATA</w:t>
+      </w:r>
+      <w:proofErr w:type="spellEnd"/>
+      <w:r>
+        <w:t>, correspondente ao bloco JSON incorporado à página. A partir desse objeto estruturado foram extraídos campos como nome (</w:t>
+      </w:r>
+      <w:proofErr w:type="spellStart"/>
+      <w:r>
+        <w:t>name</w:t>
+      </w:r>
+      <w:proofErr w:type="spellEnd"/>
+      <w:r>
+        <w:t>) e preço (</w:t>
+      </w:r>
+      <w:proofErr w:type="spellStart"/>
+      <w:r>
+        <w:t>priceWithDiscount</w:t>
+      </w:r>
+      <w:proofErr w:type="spellEnd"/>
+      <w:r>
+        <w:t xml:space="preserve">), enquanto a URL do produto foi construída utilizando seu código identificador. Nas lojas Samsung e Fast Shop não foram utilizados seletores CSS ou </w:t>
+      </w:r>
+      <w:proofErr w:type="spellStart"/>
+      <w:r>
+        <w:t>XPath</w:t>
+      </w:r>
+      <w:proofErr w:type="spellEnd"/>
+      <w:r>
+        <w:t xml:space="preserve">, pois os dados foram obtidos diretamente por APIs, sendo REST na Samsung e </w:t>
+      </w:r>
+      <w:proofErr w:type="spellStart"/>
+      <w:r>
+        <w:t>GraphQL</w:t>
+      </w:r>
+      <w:proofErr w:type="spellEnd"/>
+      <w:r>
+        <w:t xml:space="preserve"> na Fast Shop.</w:t>
+      </w:r>
+    </w:p>
+    <w:p>
+      <w:pPr>
         <w:pStyle w:val="Ttulo2"/>
-        <w:ind w:firstLine="708"/>
-        <w:rPr>
-          <w:rFonts w:ascii="Arial" w:hAnsi="Arial" w:eastAsia="Aptos" w:cs="Arial" w:asciiTheme="minorAscii" w:hAnsiTheme="minorAscii" w:eastAsiaTheme="minorAscii" w:cstheme="minorBidi"/>
-          <w:b w:val="0"/>
-          <w:bCs w:val="0"/>
-          <w:noProof w:val="0"/>
-          <w:color w:val="000000" w:themeColor="text1" w:themeTint="FF" w:themeShade="FF"/>
-          <w:sz w:val="24"/>
-          <w:szCs w:val="24"/>
-          <w:lang w:val="pt-BR" w:eastAsia="en-US" w:bidi="ar-SA"/>
-        </w:rPr>
-      </w:pPr>
-      <w:r>
-        <w:rPr>
-          <w:rFonts w:ascii="Arial" w:hAnsi="Arial" w:eastAsia="Arial" w:cs="Arial"/>
-          <w:b w:val="0"/>
-          <w:bCs w:val="0"/>
-          <w:noProof w:val="0"/>
-          <w:sz w:val="24"/>
-          <w:szCs w:val="24"/>
-          <w:lang w:val="pt-BR"/>
-        </w:rPr>
-        <w:t>N</w:t>
-      </w:r>
-      <w:r>
-        <w:rPr>
-          <w:rFonts w:ascii="Arial" w:hAnsi="Arial" w:eastAsia="Aptos" w:cs="Arial" w:asciiTheme="minorAscii" w:hAnsiTheme="minorAscii" w:eastAsiaTheme="minorAscii" w:cstheme="minorBidi"/>
-          <w:b w:val="0"/>
-          <w:bCs w:val="0"/>
-          <w:noProof w:val="0"/>
-          <w:color w:val="000000" w:themeColor="text1" w:themeTint="FF" w:themeShade="FF"/>
-          <w:sz w:val="24"/>
-          <w:szCs w:val="24"/>
-          <w:lang w:val="pt-BR" w:eastAsia="en-US" w:bidi="ar-SA"/>
-        </w:rPr>
-        <w:t xml:space="preserve">a coleta realizada na </w:t>
-      </w:r>
-      <w:r>
-        <w:rPr>
-          <w:rFonts w:ascii="Arial" w:hAnsi="Arial" w:eastAsia="Aptos" w:cs="Arial" w:asciiTheme="minorAscii" w:hAnsiTheme="minorAscii" w:eastAsiaTheme="minorAscii" w:cstheme="minorBidi"/>
-          <w:b w:val="0"/>
-          <w:bCs w:val="0"/>
-          <w:noProof w:val="0"/>
-          <w:color w:val="000000" w:themeColor="text1" w:themeTint="FF" w:themeShade="FF"/>
-          <w:sz w:val="24"/>
-          <w:szCs w:val="24"/>
-          <w:lang w:val="pt-BR" w:eastAsia="en-US" w:bidi="ar-SA"/>
-        </w:rPr>
-        <w:t>KaBuM</w:t>
-      </w:r>
-      <w:r>
-        <w:rPr>
-          <w:rFonts w:ascii="Arial" w:hAnsi="Arial" w:eastAsia="Aptos" w:cs="Arial" w:asciiTheme="minorAscii" w:hAnsiTheme="minorAscii" w:eastAsiaTheme="minorAscii" w:cstheme="minorBidi"/>
-          <w:b w:val="0"/>
-          <w:bCs w:val="0"/>
-          <w:noProof w:val="0"/>
-          <w:color w:val="000000" w:themeColor="text1" w:themeTint="FF" w:themeShade="FF"/>
-          <w:sz w:val="24"/>
-          <w:szCs w:val="24"/>
-          <w:lang w:val="pt-BR" w:eastAsia="en-US" w:bidi="ar-SA"/>
-        </w:rPr>
-        <w:t xml:space="preserve">, foi localizado o elemento </w:t>
-      </w:r>
-      <w:r>
-        <w:rPr>
-          <w:rFonts w:ascii="Arial" w:hAnsi="Arial" w:eastAsia="Aptos" w:cs="Arial" w:asciiTheme="minorAscii" w:hAnsiTheme="minorAscii" w:eastAsiaTheme="minorAscii" w:cstheme="minorBidi"/>
-          <w:b w:val="0"/>
-          <w:bCs w:val="0"/>
-          <w:noProof w:val="0"/>
-          <w:color w:val="000000" w:themeColor="text1" w:themeTint="FF" w:themeShade="FF"/>
-          <w:sz w:val="24"/>
-          <w:szCs w:val="24"/>
-          <w:lang w:val="pt-BR" w:eastAsia="en-US" w:bidi="ar-SA"/>
-        </w:rPr>
-        <w:t>script#</w:t>
-      </w:r>
-      <w:r>
-        <w:rPr>
-          <w:rFonts w:ascii="Arial" w:hAnsi="Arial" w:eastAsia="Aptos" w:cs="Arial" w:asciiTheme="minorAscii" w:hAnsiTheme="minorAscii" w:eastAsiaTheme="minorAscii" w:cstheme="minorBidi"/>
-          <w:b w:val="0"/>
-          <w:bCs w:val="0"/>
-          <w:noProof w:val="0"/>
-          <w:color w:val="000000" w:themeColor="text1" w:themeTint="FF" w:themeShade="FF"/>
-          <w:sz w:val="24"/>
-          <w:szCs w:val="24"/>
-          <w:lang w:val="pt-BR" w:eastAsia="en-US" w:bidi="ar-SA"/>
-        </w:rPr>
-        <w:t>NEXT_DATA</w:t>
-      </w:r>
-      <w:r>
-        <w:rPr>
-          <w:rFonts w:ascii="Arial" w:hAnsi="Arial" w:eastAsia="Aptos" w:cs="Arial" w:asciiTheme="minorAscii" w:hAnsiTheme="minorAscii" w:eastAsiaTheme="minorAscii" w:cstheme="minorBidi"/>
-          <w:b w:val="0"/>
-          <w:bCs w:val="0"/>
-          <w:noProof w:val="0"/>
-          <w:color w:val="000000" w:themeColor="text1" w:themeTint="FF" w:themeShade="FF"/>
-          <w:sz w:val="24"/>
-          <w:szCs w:val="24"/>
-          <w:lang w:val="pt-BR" w:eastAsia="en-US" w:bidi="ar-SA"/>
-        </w:rPr>
-        <w:t>, correspondente ao bloco JSON incorporado à página. A partir desse objeto estruturado foram extraídos campos como nome (</w:t>
-      </w:r>
-      <w:r>
-        <w:rPr>
-          <w:rFonts w:ascii="Arial" w:hAnsi="Arial" w:eastAsia="Aptos" w:cs="Arial" w:asciiTheme="minorAscii" w:hAnsiTheme="minorAscii" w:eastAsiaTheme="minorAscii" w:cstheme="minorBidi"/>
-          <w:b w:val="0"/>
-          <w:bCs w:val="0"/>
-          <w:noProof w:val="0"/>
-          <w:color w:val="000000" w:themeColor="text1" w:themeTint="FF" w:themeShade="FF"/>
-          <w:sz w:val="24"/>
-          <w:szCs w:val="24"/>
-          <w:lang w:val="pt-BR" w:eastAsia="en-US" w:bidi="ar-SA"/>
-        </w:rPr>
-        <w:t>name</w:t>
-      </w:r>
-      <w:r>
-        <w:rPr>
-          <w:rFonts w:ascii="Arial" w:hAnsi="Arial" w:eastAsia="Aptos" w:cs="Arial" w:asciiTheme="minorAscii" w:hAnsiTheme="minorAscii" w:eastAsiaTheme="minorAscii" w:cstheme="minorBidi"/>
-          <w:b w:val="0"/>
-          <w:bCs w:val="0"/>
-          <w:noProof w:val="0"/>
-          <w:color w:val="000000" w:themeColor="text1" w:themeTint="FF" w:themeShade="FF"/>
-          <w:sz w:val="24"/>
-          <w:szCs w:val="24"/>
-          <w:lang w:val="pt-BR" w:eastAsia="en-US" w:bidi="ar-SA"/>
-        </w:rPr>
-        <w:t>) e preço (</w:t>
-      </w:r>
-      <w:r>
-        <w:rPr>
-          <w:rFonts w:ascii="Arial" w:hAnsi="Arial" w:eastAsia="Aptos" w:cs="Arial" w:asciiTheme="minorAscii" w:hAnsiTheme="minorAscii" w:eastAsiaTheme="minorAscii" w:cstheme="minorBidi"/>
-          <w:b w:val="0"/>
-          <w:bCs w:val="0"/>
-          <w:noProof w:val="0"/>
-          <w:color w:val="000000" w:themeColor="text1" w:themeTint="FF" w:themeShade="FF"/>
-          <w:sz w:val="24"/>
-          <w:szCs w:val="24"/>
-          <w:lang w:val="pt-BR" w:eastAsia="en-US" w:bidi="ar-SA"/>
-        </w:rPr>
-        <w:t>priceWithDiscount</w:t>
-      </w:r>
-      <w:r>
-        <w:rPr>
-          <w:rFonts w:ascii="Arial" w:hAnsi="Arial" w:eastAsia="Aptos" w:cs="Arial" w:asciiTheme="minorAscii" w:hAnsiTheme="minorAscii" w:eastAsiaTheme="minorAscii" w:cstheme="minorBidi"/>
-          <w:b w:val="0"/>
-          <w:bCs w:val="0"/>
-          <w:noProof w:val="0"/>
-          <w:color w:val="000000" w:themeColor="text1" w:themeTint="FF" w:themeShade="FF"/>
-          <w:sz w:val="24"/>
-          <w:szCs w:val="24"/>
-          <w:lang w:val="pt-BR" w:eastAsia="en-US" w:bidi="ar-SA"/>
-        </w:rPr>
-        <w:t xml:space="preserve">), enquanto a URL do produto foi construída utilizando seu código identificador. Nas lojas Samsung e Fast Shop não foram utilizados seletores CSS ou </w:t>
-      </w:r>
-      <w:r>
-        <w:rPr>
-          <w:rFonts w:ascii="Arial" w:hAnsi="Arial" w:eastAsia="Aptos" w:cs="Arial" w:asciiTheme="minorAscii" w:hAnsiTheme="minorAscii" w:eastAsiaTheme="minorAscii" w:cstheme="minorBidi"/>
-          <w:b w:val="0"/>
-          <w:bCs w:val="0"/>
-          <w:noProof w:val="0"/>
-          <w:color w:val="000000" w:themeColor="text1" w:themeTint="FF" w:themeShade="FF"/>
-          <w:sz w:val="24"/>
-          <w:szCs w:val="24"/>
-          <w:lang w:val="pt-BR" w:eastAsia="en-US" w:bidi="ar-SA"/>
-        </w:rPr>
-        <w:t>XPath</w:t>
-      </w:r>
-      <w:r>
-        <w:rPr>
-          <w:rFonts w:ascii="Arial" w:hAnsi="Arial" w:eastAsia="Aptos" w:cs="Arial" w:asciiTheme="minorAscii" w:hAnsiTheme="minorAscii" w:eastAsiaTheme="minorAscii" w:cstheme="minorBidi"/>
-          <w:b w:val="0"/>
-          <w:bCs w:val="0"/>
-          <w:noProof w:val="0"/>
-          <w:color w:val="000000" w:themeColor="text1" w:themeTint="FF" w:themeShade="FF"/>
-          <w:sz w:val="24"/>
-          <w:szCs w:val="24"/>
-          <w:lang w:val="pt-BR" w:eastAsia="en-US" w:bidi="ar-SA"/>
-        </w:rPr>
-        <w:t xml:space="preserve">, pois os dados foram obtidos diretamente por APIs, sendo REST na Samsung e </w:t>
-      </w:r>
-      <w:r>
-        <w:rPr>
-          <w:rFonts w:ascii="Arial" w:hAnsi="Arial" w:eastAsia="Aptos" w:cs="Arial" w:asciiTheme="minorAscii" w:hAnsiTheme="minorAscii" w:eastAsiaTheme="minorAscii" w:cstheme="minorBidi"/>
-          <w:b w:val="0"/>
-          <w:bCs w:val="0"/>
-          <w:noProof w:val="0"/>
-          <w:color w:val="000000" w:themeColor="text1" w:themeTint="FF" w:themeShade="FF"/>
-          <w:sz w:val="24"/>
-          <w:szCs w:val="24"/>
-          <w:lang w:val="pt-BR" w:eastAsia="en-US" w:bidi="ar-SA"/>
-        </w:rPr>
-        <w:t>GraphQL</w:t>
-      </w:r>
-      <w:r>
-        <w:rPr>
-          <w:rFonts w:ascii="Arial" w:hAnsi="Arial" w:eastAsia="Aptos" w:cs="Arial" w:asciiTheme="minorAscii" w:hAnsiTheme="minorAscii" w:eastAsiaTheme="minorAscii" w:cstheme="minorBidi"/>
-          <w:b w:val="0"/>
-          <w:bCs w:val="0"/>
-          <w:noProof w:val="0"/>
-          <w:color w:val="000000" w:themeColor="text1" w:themeTint="FF" w:themeShade="FF"/>
-          <w:sz w:val="24"/>
-          <w:szCs w:val="24"/>
-          <w:lang w:val="pt-BR" w:eastAsia="en-US" w:bidi="ar-SA"/>
-        </w:rPr>
-        <w:t xml:space="preserve"> na Fast Shop.</w:t>
-      </w:r>
-    </w:p>
-    <w:p>
-      <w:pPr>
-        <w:pStyle w:val="Normal"/>
-        <w:rPr>
-          <w:b w:val="0"/>
-          <w:bCs w:val="0"/>
-        </w:rPr>
-      </w:pPr>
-    </w:p>
-    <w:p>
-      <w:pPr>
-        <w:pStyle w:val="Ttulo2"/>
-        <w:rPr>
-          <w:rFonts w:asciiTheme="minorHAnsi" w:hAnsiTheme="minorHAnsi" w:cstheme="minorBidi"/>
+        <w:rPr>
+          <w:rFonts w:cs="Arial"/>
           <w:sz w:val="36"/>
           <w:szCs w:val="36"/>
           <w:lang w:eastAsia="pt-BR"/>
         </w:rPr>
       </w:pPr>
-      <w:bookmarkStart w:name="_Toc240989653" w:id="9"/>
-      <w:r>
-        <w:rPr>
-          <w:rFonts w:asciiTheme="minorHAnsi" w:hAnsiTheme="minorHAnsi" w:cstheme="minorBidi"/>
+      <w:bookmarkStart w:id="9" w:name="_Toc241048270"/>
+      <w:r>
+        <w:rPr>
+          <w:rFonts w:cs="Arial"/>
         </w:rPr>
         <w:t>3.3 Implementação e automação da coleta</w:t>
       </w:r>
@@ -4534,17 +4415,248 @@
         <w:rPr>
           <w:noProof/>
         </w:rPr>
+        <mc:AlternateContent>
+          <mc:Choice Requires="wps">
+            <w:drawing>
+              <wp:anchor distT="0" distB="0" distL="114300" distR="114300" simplePos="0" relativeHeight="251661312" behindDoc="0" locked="0" layoutInCell="1" allowOverlap="1" wp14:anchorId="34B70DDA" wp14:editId="2F343090">
+                <wp:simplePos x="0" y="0"/>
+                <wp:positionH relativeFrom="column">
+                  <wp:posOffset>24765</wp:posOffset>
+                </wp:positionH>
+                <wp:positionV relativeFrom="paragraph">
+                  <wp:posOffset>4461510</wp:posOffset>
+                </wp:positionV>
+                <wp:extent cx="5721350" cy="219075"/>
+                <wp:effectExtent l="0" t="0" r="0" b="9525"/>
+                <wp:wrapTopAndBottom/>
+                <wp:docPr id="1587878860" name="Caixa de Texto 1"/>
+                <wp:cNvGraphicFramePr/>
+                <a:graphic xmlns:a="http://schemas.openxmlformats.org/drawingml/2006/main">
+                  <a:graphicData uri="http://schemas.microsoft.com/office/word/2010/wordprocessingShape">
+                    <wps:wsp>
+                      <wps:cNvSpPr txBox="1"/>
+                      <wps:spPr>
+                        <a:xfrm>
+                          <a:off x="0" y="0"/>
+                          <a:ext cx="5721350" cy="219075"/>
+                        </a:xfrm>
+                        <a:prstGeom prst="rect">
+                          <a:avLst/>
+                        </a:prstGeom>
+                        <a:solidFill>
+                          <a:prstClr val="white"/>
+                        </a:solidFill>
+                        <a:ln>
+                          <a:noFill/>
+                        </a:ln>
+                      </wps:spPr>
+                      <wps:txbx>
+                        <w:txbxContent>
+                          <w:p>
+                            <w:pPr>
+                              <w:spacing w:before="120" w:after="120" w:line="360" w:lineRule="auto"/>
+                              <w:ind w:firstLine="0"/>
+                              <w:jc w:val="center"/>
+                              <w:rPr>
+                                <w:b/>
+                                <w:bCs/>
+                                <w:noProof/>
+                                <w:sz w:val="20"/>
+                                <w:szCs w:val="20"/>
+                              </w:rPr>
+                            </w:pPr>
+                            <w:r>
+                              <w:rPr>
+                                <w:b/>
+                                <w:bCs/>
+                                <w:sz w:val="20"/>
+                                <w:szCs w:val="20"/>
+                              </w:rPr>
+                              <w:t xml:space="preserve">Figura </w:t>
+                            </w:r>
+                            <w:r>
+                              <w:rPr>
+                                <w:b/>
+                                <w:bCs/>
+                                <w:sz w:val="20"/>
+                                <w:szCs w:val="20"/>
+                              </w:rPr>
+                              <w:fldChar w:fldCharType="begin"/>
+                            </w:r>
+                            <w:r>
+                              <w:rPr>
+                                <w:b/>
+                                <w:bCs/>
+                                <w:sz w:val="20"/>
+                                <w:szCs w:val="20"/>
+                              </w:rPr>
+                              <w:instrText xml:space="preserve"> SEQ Figura \* ARABIC </w:instrText>
+                            </w:r>
+                            <w:r>
+                              <w:rPr>
+                                <w:b/>
+                                <w:bCs/>
+                                <w:sz w:val="20"/>
+                                <w:szCs w:val="20"/>
+                              </w:rPr>
+                              <w:fldChar w:fldCharType="separate"/>
+                            </w:r>
+                            <w:r>
+                              <w:rPr>
+                                <w:b/>
+                                <w:bCs/>
+                                <w:noProof/>
+                                <w:sz w:val="20"/>
+                                <w:szCs w:val="20"/>
+                              </w:rPr>
+                              <w:t>1</w:t>
+                            </w:r>
+                            <w:r>
+                              <w:rPr>
+                                <w:b/>
+                                <w:bCs/>
+                                <w:sz w:val="20"/>
+                                <w:szCs w:val="20"/>
+                              </w:rPr>
+                              <w:fldChar w:fldCharType="end"/>
+                            </w:r>
+                            <w:r>
+                              <w:rPr>
+                                <w:b/>
+                                <w:bCs/>
+                                <w:sz w:val="20"/>
+                                <w:szCs w:val="20"/>
+                              </w:rPr>
+                              <w:t xml:space="preserve"> - Fluxo de coleta de dados para as lojas selecionadas</w:t>
+                            </w:r>
+                          </w:p>
+                        </w:txbxContent>
+                      </wps:txbx>
+                      <wps:bodyPr rot="0" spcFirstLastPara="0" vertOverflow="overflow" horzOverflow="overflow" vert="horz" wrap="square" lIns="0" tIns="0" rIns="0" bIns="0" numCol="1" spcCol="0" rtlCol="0" fromWordArt="0" anchor="t" anchorCtr="0" forceAA="0" compatLnSpc="1">
+                        <a:prstTxWarp prst="textNoShape">
+                          <a:avLst/>
+                        </a:prstTxWarp>
+                        <a:noAutofit/>
+                      </wps:bodyPr>
+                    </wps:wsp>
+                  </a:graphicData>
+                </a:graphic>
+                <wp14:sizeRelV relativeFrom="margin">
+                  <wp14:pctHeight>0</wp14:pctHeight>
+                </wp14:sizeRelV>
+              </wp:anchor>
+            </w:drawing>
+          </mc:Choice>
+          <mc:Fallback>
+            <w:pict>
+              <v:shapetype w14:anchorId="34B70DDA" id="_x0000_t202" coordsize="21600,21600" o:spt="202" path="m,l,21600r21600,l21600,xe">
+                <v:stroke joinstyle="miter"/>
+                <v:path gradientshapeok="t" o:connecttype="rect"/>
+              </v:shapetype>
+              <v:shape id="Caixa de Texto 1" o:spid="_x0000_s1026" type="#_x0000_t202" style="position:absolute;left:0;text-align:left;margin-left:1.95pt;margin-top:351.3pt;width:450.5pt;height:17.25pt;z-index:251661312;visibility:visible;mso-wrap-style:square;mso-height-percent:0;mso-wrap-distance-left:9pt;mso-wrap-distance-top:0;mso-wrap-distance-right:9pt;mso-wrap-distance-bottom:0;mso-position-horizontal:absolute;mso-position-horizontal-relative:text;mso-position-vertical:absolute;mso-position-vertical-relative:text;mso-height-percent:0;mso-height-relative:margin;v-text-anchor:top" o:gfxdata="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" stroked="f">
+                <v:textbox inset="0,0,0,0">
+                  <w:txbxContent>
+                    <w:p>
+                      <w:pPr>
+                        <w:spacing w:before="120" w:after="120" w:line="360" w:lineRule="auto"/>
+                        <w:ind w:firstLine="0"/>
+                        <w:jc w:val="center"/>
+                        <w:rPr>
+                          <w:b/>
+                          <w:bCs/>
+                          <w:noProof/>
+                          <w:sz w:val="20"/>
+                          <w:szCs w:val="20"/>
+                        </w:rPr>
+                      </w:pPr>
+                      <w:r>
+                        <w:rPr>
+                          <w:b/>
+                          <w:bCs/>
+                          <w:sz w:val="20"/>
+                          <w:szCs w:val="20"/>
+                        </w:rPr>
+                        <w:t xml:space="preserve">Figura </w:t>
+                      </w:r>
+                      <w:r>
+                        <w:rPr>
+                          <w:b/>
+                          <w:bCs/>
+                          <w:sz w:val="20"/>
+                          <w:szCs w:val="20"/>
+                        </w:rPr>
+                        <w:fldChar w:fldCharType="begin"/>
+                      </w:r>
+                      <w:r>
+                        <w:rPr>
+                          <w:b/>
+                          <w:bCs/>
+                          <w:sz w:val="20"/>
+                          <w:szCs w:val="20"/>
+                        </w:rPr>
+                        <w:instrText xml:space="preserve"> SEQ Figura \* ARABIC </w:instrText>
+                      </w:r>
+                      <w:r>
+                        <w:rPr>
+                          <w:b/>
+                          <w:bCs/>
+                          <w:sz w:val="20"/>
+                          <w:szCs w:val="20"/>
+                        </w:rPr>
+                        <w:fldChar w:fldCharType="separate"/>
+                      </w:r>
+                      <w:r>
+                        <w:rPr>
+                          <w:b/>
+                          <w:bCs/>
+                          <w:noProof/>
+                          <w:sz w:val="20"/>
+                          <w:szCs w:val="20"/>
+                        </w:rPr>
+                        <w:t>1</w:t>
+                      </w:r>
+                      <w:r>
+                        <w:rPr>
+                          <w:b/>
+                          <w:bCs/>
+                          <w:sz w:val="20"/>
+                          <w:szCs w:val="20"/>
+                        </w:rPr>
+                        <w:fldChar w:fldCharType="end"/>
+                      </w:r>
+                      <w:r>
+                        <w:rPr>
+                          <w:b/>
+                          <w:bCs/>
+                          <w:sz w:val="20"/>
+                          <w:szCs w:val="20"/>
+                        </w:rPr>
+                        <w:t xml:space="preserve"> - Fluxo de coleta de dados para as lojas selecionadas</w:t>
+                      </w:r>
+                    </w:p>
+                  </w:txbxContent>
+                </v:textbox>
+                <w10:wrap type="topAndBottom"/>
+              </v:shape>
+            </w:pict>
+          </mc:Fallback>
+        </mc:AlternateContent>
+      </w:r>
+      <w:r>
+        <w:rPr>
+          <w:noProof/>
+        </w:rPr>
         <w:drawing>
-          <wp:anchor distT="0" distB="0" distL="114300" distR="114300" simplePos="0" relativeHeight="251658240" behindDoc="0" locked="0" layoutInCell="1" allowOverlap="1" wp14:anchorId="373C113C" wp14:editId="4FB39CD7">
+          <wp:anchor distT="0" distB="0" distL="114300" distR="114300" simplePos="0" relativeHeight="251658240" behindDoc="0" locked="0" layoutInCell="1" allowOverlap="1" wp14:anchorId="373C113C" wp14:editId="25A3D746">
             <wp:simplePos x="0" y="0"/>
             <wp:positionH relativeFrom="column">
-              <wp:posOffset>24765</wp:posOffset>
+              <wp:posOffset>259715</wp:posOffset>
             </wp:positionH>
             <wp:positionV relativeFrom="paragraph">
-              <wp:posOffset>765810</wp:posOffset>
+              <wp:posOffset>739775</wp:posOffset>
             </wp:positionV>
-            <wp:extent cx="5721350" cy="3896360"/>
-            <wp:effectExtent l="0" t="0" r="0" b="8890"/>
+            <wp:extent cx="5486400" cy="3736340"/>
+            <wp:effectExtent l="0" t="0" r="0" b="0"/>
             <wp:wrapTopAndBottom/>
             <wp:docPr id="999653021" name="Imagem 4"/>
             <wp:cNvGraphicFramePr>
@@ -4560,7 +4672,7 @@
                     </pic:cNvPicPr>
                   </pic:nvPicPr>
                   <pic:blipFill>
-                    <a:blip r:embed="rId7" cstate="print">
+                    <a:blip r:embed="rId9" cstate="print">
                       <a:extLst>
                         <a:ext uri="{28A0092B-C50C-407E-A947-70E740481C1C}">
                           <a14:useLocalDpi xmlns:a14="http://schemas.microsoft.com/office/drawing/2010/main" val="0"/>
@@ -4574,7 +4686,7 @@
                   <pic:spPr bwMode="auto">
                     <a:xfrm>
                       <a:off x="0" y="0"/>
-                      <a:ext cx="5721350" cy="3896360"/>
+                      <a:ext cx="5486400" cy="3736340"/>
                     </a:xfrm>
                     <a:prstGeom prst="rect">
                       <a:avLst/>
@@ -4602,9 +4714,25 @@
     </w:p>
     <w:p>
       <w:pPr>
-        <w:spacing w:line="360" w:lineRule="auto"/>
-        <w:ind w:firstLine="708"/>
-      </w:pPr>
+        <w:spacing w:after="240" w:line="360" w:lineRule="auto"/>
+        <w:ind w:firstLine="0"/>
+        <w:rPr>
+          <w:color w:val="000000"/>
+          <w:sz w:val="20"/>
+          <w:szCs w:val="24"/>
+          <w:lang w:eastAsia="pt-BR"/>
+        </w:rPr>
+      </w:pPr>
+      <w:r>
+        <w:rPr>
+          <w:color w:val="000000"/>
+          <w:sz w:val="20"/>
+          <w:szCs w:val="24"/>
+          <w:lang w:eastAsia="pt-BR"/>
+        </w:rPr>
+        <w:lastRenderedPageBreak/>
+        <w:t>Fonte: elaborado pelo autor (2026).</w:t>
+      </w:r>
     </w:p>
     <w:p>
       <w:pPr>
@@ -4617,17 +4745,19 @@
         <w:pStyle w:val="PargrafodaLista"/>
         <w:numPr>
           <w:ilvl w:val="0"/>
-          <w:numId w:val="2"/>
+          <w:numId w:val="4"/>
         </w:numPr>
         <w:spacing w:line="360" w:lineRule="auto"/>
         <w:rPr>
-          <w:color w:val="000000"/>
-        </w:rPr>
-      </w:pPr>
-      <w:proofErr w:type="spellStart"/>
-      <w:r>
-        <w:rPr>
-          <w:b/>
+          <w:bCs/>
+          <w:color w:val="000000"/>
+        </w:rPr>
+      </w:pPr>
+      <w:proofErr w:type="spellStart"/>
+      <w:proofErr w:type="gramStart"/>
+      <w:r>
+        <w:rPr>
+          <w:bCs/>
           <w:color w:val="000000"/>
         </w:rPr>
         <w:t>KaBuM</w:t>
@@ -4635,27 +4765,40 @@
       <w:proofErr w:type="spellEnd"/>
       <w:r>
         <w:rPr>
-          <w:b/>
+          <w:bCs/>
           <w:color w:val="000000"/>
         </w:rPr>
         <w:t>!:</w:t>
       </w:r>
-      <w:r>
-        <w:rPr>
+      <w:proofErr w:type="gramEnd"/>
+      <w:r>
+        <w:rPr>
+          <w:bCs/>
           <w:color w:val="000000"/>
         </w:rPr>
         <w:t xml:space="preserve"> o coletor itera sobre a lista de produtos contida em </w:t>
       </w:r>
       <w:proofErr w:type="spellStart"/>
-      <w:r>
-        <w:rPr>
-          <w:color w:val="000000"/>
-        </w:rPr>
-        <w:t>props.pageProps.data.catalogServer</w:t>
-      </w:r>
-      <w:proofErr w:type="spellEnd"/>
-      <w:r>
-        <w:rPr>
+      <w:proofErr w:type="gramStart"/>
+      <w:r>
+        <w:rPr>
+          <w:bCs/>
+          <w:color w:val="000000"/>
+        </w:rPr>
+        <w:t>props.pageProps.data</w:t>
+      </w:r>
+      <w:proofErr w:type="gramEnd"/>
+      <w:r>
+        <w:rPr>
+          <w:bCs/>
+          <w:color w:val="000000"/>
+        </w:rPr>
+        <w:t>.catalogServer</w:t>
+      </w:r>
+      <w:proofErr w:type="spellEnd"/>
+      <w:r>
+        <w:rPr>
+          <w:bCs/>
           <w:color w:val="000000"/>
         </w:rPr>
         <w:t xml:space="preserve"> e avança a paginação via parâmetro de URL </w:t>
@@ -4663,6 +4806,7 @@
       <w:proofErr w:type="spellStart"/>
       <w:r>
         <w:rPr>
+          <w:bCs/>
           <w:color w:val="000000"/>
         </w:rPr>
         <w:t>page_number</w:t>
@@ -4670,6 +4814,7 @@
       <w:proofErr w:type="spellEnd"/>
       <w:r>
         <w:rPr>
+          <w:bCs/>
           <w:color w:val="000000"/>
         </w:rPr>
         <w:t xml:space="preserve"> (?</w:t>
@@ -4677,6 +4822,7 @@
       <w:proofErr w:type="spellStart"/>
       <w:r>
         <w:rPr>
+          <w:bCs/>
           <w:color w:val="000000"/>
         </w:rPr>
         <w:t>page_number</w:t>
@@ -4684,6 +4830,7 @@
       <w:proofErr w:type="spellEnd"/>
       <w:r>
         <w:rPr>
+          <w:bCs/>
           <w:color w:val="000000"/>
         </w:rPr>
         <w:t>=N), incrementado a cada requisição até a página não retornar mais produtos;</w:t>
@@ -4694,29 +4841,25 @@
         <w:pStyle w:val="PargrafodaLista"/>
         <w:numPr>
           <w:ilvl w:val="0"/>
-          <w:numId w:val="2"/>
+          <w:numId w:val="4"/>
         </w:numPr>
         <w:spacing w:line="360" w:lineRule="auto"/>
         <w:rPr>
-          <w:color w:val="000000"/>
-        </w:rPr>
-      </w:pPr>
-      <w:r>
-        <w:rPr>
-          <w:b/>
-          <w:color w:val="000000"/>
-        </w:rPr>
-        <w:t>Samsung.com.br:</w:t>
-      </w:r>
-      <w:r>
-        <w:rPr>
-          <w:color w:val="000000"/>
-        </w:rPr>
-        <w:t xml:space="preserve"> o coletor itera sobre os itens retornados pelo </w:t>
-      </w:r>
-      <w:proofErr w:type="spellStart"/>
-      <w:r>
-        <w:rPr>
+          <w:bCs/>
+          <w:color w:val="000000"/>
+        </w:rPr>
+      </w:pPr>
+      <w:r>
+        <w:rPr>
+          <w:bCs/>
+          <w:color w:val="000000"/>
+        </w:rPr>
+        <w:t xml:space="preserve">Samsung.com.br: o coletor itera sobre os itens retornados pelo </w:t>
+      </w:r>
+      <w:proofErr w:type="spellStart"/>
+      <w:r>
+        <w:rPr>
+          <w:bCs/>
           <w:color w:val="000000"/>
         </w:rPr>
         <w:t>endpoint</w:t>
@@ -4724,6 +4867,7 @@
       <w:proofErr w:type="spellEnd"/>
       <w:r>
         <w:rPr>
+          <w:bCs/>
           <w:color w:val="000000"/>
         </w:rPr>
         <w:t xml:space="preserve"> de busca (POST) e repete a chamada ajustando os parâmetros de paginação do próprio corpo da requisição, replicando o comportamento de "carregar mais" da página, até não haver mais itens;</w:t>
@@ -4734,7 +4878,7 @@
         <w:pStyle w:val="PargrafodaLista"/>
         <w:numPr>
           <w:ilvl w:val="0"/>
-          <w:numId w:val="2"/>
+          <w:numId w:val="4"/>
         </w:numPr>
         <w:spacing w:line="360" w:lineRule="auto"/>
         <w:rPr>
@@ -4744,7 +4888,7 @@
       <w:proofErr w:type="spellStart"/>
       <w:r>
         <w:rPr>
-          <w:b/>
+          <w:bCs/>
           <w:color w:val="000000"/>
         </w:rPr>
         <w:t>FastShop</w:t>
@@ -4831,10 +4975,10 @@
           <w:szCs w:val="24"/>
         </w:rPr>
       </w:pPr>
-      <w:bookmarkStart w:name="_Toc240989654" w:id="10"/>
-      <w:r>
-        <w:rPr>
-          <w:rFonts w:ascii="Aptos" w:hAnsi="Aptos" w:cs="Arial" w:asciiTheme="minorAscii" w:hAnsiTheme="minorAscii" w:cstheme="minorBidi"/>
+      <w:bookmarkStart w:id="10" w:name="_Toc241048271"/>
+      <w:r>
+        <w:rPr>
+          <w:rFonts w:cs="Arial"/>
         </w:rPr>
         <w:t>4 PRÉ-PROCESSAMENTO DOS DADOS</w:t>
       </w:r>
@@ -4842,97 +4986,65 @@
     </w:p>
     <w:p>
       <w:pPr>
-        <w:pStyle w:val="Normal"/>
-        <w:spacing w:before="240" w:beforeAutospacing="off" w:after="240" w:afterAutospacing="off"/>
+        <w:spacing w:before="240" w:after="240"/>
         <w:ind w:firstLine="708"/>
-        <w:jc w:val="both"/>
-        <w:rPr>
-          <w:rFonts w:ascii="Arial" w:hAnsi="Arial" w:eastAsia="Arial" w:cs="Arial"/>
-          <w:noProof w:val="0"/>
-          <w:sz w:val="24"/>
+        <w:rPr>
+          <w:rFonts w:eastAsia="Arial"/>
           <w:szCs w:val="24"/>
-          <w:lang w:val="pt-BR"/>
-        </w:rPr>
-      </w:pPr>
-      <w:r>
-        <w:rPr>
-          <w:rFonts w:ascii="Arial" w:hAnsi="Arial" w:eastAsia="Arial" w:cs="Arial"/>
-          <w:noProof w:val="0"/>
-          <w:sz w:val="24"/>
+        </w:rPr>
+      </w:pPr>
+      <w:r>
+        <w:rPr>
+          <w:rFonts w:eastAsia="Arial"/>
           <w:szCs w:val="24"/>
-          <w:lang w:val="pt-BR"/>
         </w:rPr>
         <w:t>Após a consolidação dos dados das três lojas, foi realizada a limpeza e padronização da base. Foram removidos espaços excedentes e registros duplicados, além da conversão dos preços de texto para formato numérico, tratando símbolos monetários e separadores.</w:t>
       </w:r>
     </w:p>
     <w:p>
       <w:pPr>
-        <w:pStyle w:val="Normal"/>
-        <w:spacing w:before="240" w:beforeAutospacing="off" w:after="240" w:afterAutospacing="off"/>
+        <w:spacing w:before="240" w:after="240"/>
         <w:ind w:firstLine="708"/>
-        <w:jc w:val="both"/>
-        <w:rPr>
-          <w:rFonts w:ascii="Arial" w:hAnsi="Arial" w:eastAsia="Arial" w:cs="Arial"/>
-          <w:noProof w:val="0"/>
-          <w:sz w:val="24"/>
+        <w:rPr>
+          <w:rFonts w:eastAsia="Arial"/>
           <w:szCs w:val="24"/>
-          <w:lang w:val="pt-BR"/>
-        </w:rPr>
-      </w:pPr>
-      <w:r>
-        <w:rPr>
-          <w:rFonts w:ascii="Arial" w:hAnsi="Arial" w:eastAsia="Arial" w:cs="Arial"/>
-          <w:noProof w:val="0"/>
-          <w:sz w:val="24"/>
+        </w:rPr>
+      </w:pPr>
+      <w:r>
+        <w:rPr>
+          <w:rFonts w:eastAsia="Arial"/>
           <w:szCs w:val="24"/>
-          <w:lang w:val="pt-BR"/>
         </w:rPr>
         <w:t>Também foram investigados valores ausentes e inconsistências nos nomes dos produtos. Informações como RAM e armazenamento foram extraídas, quando possível, a partir do nome/modelo utilizando expressões regulares. Os registros foram ainda classificados quanto à validade para análise, mantendo os motivos de exclusão registrados.</w:t>
       </w:r>
     </w:p>
     <w:p>
       <w:pPr>
-        <w:pStyle w:val="Normal"/>
-        <w:spacing w:before="240" w:beforeAutospacing="off" w:after="240" w:afterAutospacing="off"/>
+        <w:spacing w:before="240" w:after="240"/>
         <w:ind w:firstLine="708"/>
-        <w:jc w:val="both"/>
-        <w:rPr>
-          <w:rFonts w:ascii="Arial" w:hAnsi="Arial" w:eastAsia="Arial" w:cs="Arial"/>
-          <w:noProof w:val="0"/>
-          <w:sz w:val="24"/>
+        <w:rPr>
+          <w:rFonts w:eastAsia="Arial"/>
           <w:szCs w:val="24"/>
-          <w:lang w:val="pt-BR"/>
-        </w:rPr>
-      </w:pPr>
-      <w:r>
-        <w:rPr>
-          <w:rFonts w:ascii="Arial" w:hAnsi="Arial" w:eastAsia="Arial" w:cs="Arial"/>
-          <w:noProof w:val="0"/>
-          <w:sz w:val="24"/>
+        </w:rPr>
+      </w:pPr>
+      <w:r>
+        <w:rPr>
+          <w:rFonts w:eastAsia="Arial"/>
           <w:szCs w:val="24"/>
-          <w:lang w:val="pt-BR"/>
         </w:rPr>
         <w:t xml:space="preserve">Ao final, foi gerado o arquivo </w:t>
       </w:r>
       <w:r>
         <w:rPr>
-          <w:rFonts w:ascii="Consolas" w:hAnsi="Consolas" w:eastAsia="Consolas" w:cs="Consolas"/>
-          <w:b w:val="1"/>
-          <w:bCs w:val="1"/>
-          <w:noProof w:val="0"/>
-          <w:sz w:val="24"/>
+          <w:rFonts w:eastAsia="Consolas"/>
           <w:szCs w:val="24"/>
-          <w:lang w:val="pt-BR"/>
         </w:rPr>
         <w:t>dados_tratados.csv</w:t>
       </w:r>
       <w:r>
         <w:rPr>
-          <w:rFonts w:ascii="Arial" w:hAnsi="Arial" w:eastAsia="Arial" w:cs="Arial"/>
-          <w:noProof w:val="0"/>
-          <w:sz w:val="24"/>
+          <w:rFonts w:eastAsia="Arial"/>
           <w:szCs w:val="24"/>
-          <w:lang w:val="pt-BR"/>
         </w:rPr>
         <w:t>, contendo os dados limpos, padronizados e preparados para as análises estatísticas e geração dos gráficos.</w:t>
       </w:r>
@@ -4947,11 +5059,12 @@
           <w:szCs w:val="24"/>
         </w:rPr>
       </w:pPr>
-      <w:bookmarkStart w:name="_Toc240989655" w:id="11"/>
-      <w:r>
-        <w:rPr>
-          <w:rFonts w:asciiTheme="minorHAnsi" w:hAnsiTheme="minorHAnsi" w:cstheme="minorBidi"/>
-        </w:rPr>
+      <w:bookmarkStart w:id="11" w:name="_Toc241048272"/>
+      <w:r>
+        <w:rPr>
+          <w:rFonts w:cs="Arial"/>
+        </w:rPr>
+        <w:lastRenderedPageBreak/>
         <w:t>5 ANÁLISE DOS DADOS</w:t>
       </w:r>
       <w:bookmarkEnd w:id="11"/>
@@ -4960,16 +5073,16 @@
       <w:pPr>
         <w:pStyle w:val="Ttulo2"/>
         <w:rPr>
-          <w:rFonts w:asciiTheme="minorHAnsi" w:hAnsiTheme="minorHAnsi" w:cstheme="minorBidi"/>
+          <w:rFonts w:cs="Arial"/>
           <w:sz w:val="36"/>
           <w:szCs w:val="36"/>
           <w:lang w:eastAsia="pt-BR"/>
         </w:rPr>
       </w:pPr>
-      <w:bookmarkStart w:name="_Toc240989656" w:id="12"/>
-      <w:r>
-        <w:rPr>
-          <w:rFonts w:ascii="Aptos" w:hAnsi="Aptos" w:cs="Arial" w:asciiTheme="minorAscii" w:hAnsiTheme="minorAscii" w:cstheme="minorBidi"/>
+      <w:bookmarkStart w:id="12" w:name="_Toc241048273"/>
+      <w:r>
+        <w:rPr>
+          <w:rFonts w:cs="Arial"/>
         </w:rPr>
         <w:t>5.1 Caracterização e estatísticas descritivas</w:t>
       </w:r>
@@ -4977,238 +5090,54 @@
     </w:p>
     <w:p>
       <w:pPr>
-        <w:spacing w:before="240" w:beforeAutospacing="off" w:after="240" w:afterAutospacing="off"/>
+        <w:spacing w:before="240" w:after="240"/>
         <w:ind w:firstLine="708"/>
-        <w:jc w:val="both"/>
-      </w:pPr>
-      <w:r>
-        <w:rPr>
-          <w:noProof w:val="0"/>
-          <w:lang w:val="pt-BR"/>
-        </w:rPr>
-        <w:t xml:space="preserve">A base tratada contém </w:t>
-      </w:r>
-      <w:r>
-        <w:rPr>
-          <w:b w:val="1"/>
-          <w:bCs w:val="1"/>
-          <w:noProof w:val="0"/>
-          <w:lang w:val="pt-BR"/>
-        </w:rPr>
-        <w:t>182 registros</w:t>
-      </w:r>
-      <w:r>
-        <w:rPr>
-          <w:noProof w:val="0"/>
-          <w:lang w:val="pt-BR"/>
-        </w:rPr>
-        <w:t xml:space="preserve">, dos quais </w:t>
-      </w:r>
-      <w:r>
-        <w:rPr>
-          <w:b w:val="1"/>
-          <w:bCs w:val="1"/>
-          <w:noProof w:val="0"/>
-          <w:lang w:val="pt-BR"/>
-        </w:rPr>
-        <w:t>180 foram considerados válidos</w:t>
-      </w:r>
-      <w:r>
-        <w:rPr>
-          <w:noProof w:val="0"/>
-          <w:lang w:val="pt-BR"/>
-        </w:rPr>
-        <w:t xml:space="preserve"> pelo pipeline. Entre as ofertas válidas, o preço médio foi de aproximadamente </w:t>
-      </w:r>
-      <w:r>
-        <w:rPr>
-          <w:b w:val="1"/>
-          <w:bCs w:val="1"/>
-          <w:noProof w:val="0"/>
-          <w:lang w:val="pt-BR"/>
-        </w:rPr>
-        <w:t>R$ 4.672,43</w:t>
-      </w:r>
-      <w:r>
-        <w:rPr>
-          <w:noProof w:val="0"/>
-          <w:lang w:val="pt-BR"/>
-        </w:rPr>
-        <w:t xml:space="preserve">, com mediana de </w:t>
-      </w:r>
-      <w:r>
-        <w:rPr>
-          <w:b w:val="1"/>
-          <w:bCs w:val="1"/>
-          <w:noProof w:val="0"/>
-          <w:lang w:val="pt-BR"/>
-        </w:rPr>
-        <w:t>R$ 3.912,97</w:t>
-      </w:r>
-      <w:r>
-        <w:rPr>
-          <w:noProof w:val="0"/>
-          <w:lang w:val="pt-BR"/>
-        </w:rPr>
-        <w:t xml:space="preserve">. O menor valor registrado foi de </w:t>
-      </w:r>
-      <w:r>
-        <w:rPr>
-          <w:b w:val="1"/>
-          <w:bCs w:val="1"/>
-          <w:noProof w:val="0"/>
-          <w:lang w:val="pt-BR"/>
-        </w:rPr>
-        <w:t>R$ 8,46</w:t>
-      </w:r>
-      <w:r>
-        <w:rPr>
-          <w:noProof w:val="0"/>
-          <w:lang w:val="pt-BR"/>
-        </w:rPr>
-        <w:t xml:space="preserve"> e o maior de </w:t>
-      </w:r>
-      <w:r>
-        <w:rPr>
-          <w:b w:val="1"/>
-          <w:bCs w:val="1"/>
-          <w:noProof w:val="0"/>
-          <w:lang w:val="pt-BR"/>
-        </w:rPr>
-        <w:t>R$ 14.579,10</w:t>
-      </w:r>
-      <w:r>
-        <w:rPr>
-          <w:noProof w:val="0"/>
-          <w:lang w:val="pt-BR"/>
-        </w:rPr>
-        <w:t>.</w:t>
-      </w:r>
-    </w:p>
-    <w:p>
-      <w:pPr>
-        <w:spacing w:before="240" w:beforeAutospacing="off" w:after="240" w:afterAutospacing="off"/>
+      </w:pPr>
+      <w:r>
+        <w:t>A base tratada contém 182 registros, dos quais 180 foram considerados válidos pelo pipeline. Entre as ofertas válidas, o preço médio foi de aproximadamente R$</w:t>
+      </w:r>
+      <w:r>
+        <w:rPr>
+          <w:b/>
+          <w:bCs/>
+        </w:rPr>
+        <w:t xml:space="preserve"> </w:t>
+      </w:r>
+      <w:r>
+        <w:t>4.672,43, com mediana de R$ 3.912,97. O menor valor registrado foi de R$ 8,46 e o maior de R$ 14.579,10.</w:t>
+      </w:r>
+    </w:p>
+    <w:p>
+      <w:pPr>
+        <w:spacing w:before="240" w:after="240"/>
         <w:ind w:firstLine="708"/>
-        <w:jc w:val="both"/>
-      </w:pPr>
-      <w:r>
-        <w:rPr>
-          <w:noProof w:val="0"/>
-          <w:lang w:val="pt-BR"/>
-        </w:rPr>
+      </w:pPr>
+      <w:r>
         <w:t xml:space="preserve">Na comparação entre lojas, a </w:t>
       </w:r>
-      <w:r>
-        <w:rPr>
-          <w:b w:val="1"/>
-          <w:bCs w:val="1"/>
-          <w:noProof w:val="0"/>
-          <w:lang w:val="pt-BR"/>
-        </w:rPr>
+      <w:proofErr w:type="spellStart"/>
+      <w:r>
         <w:t>KaBuM</w:t>
       </w:r>
-      <w:r>
-        <w:rPr>
-          <w:noProof w:val="0"/>
-          <w:lang w:val="pt-BR"/>
-        </w:rPr>
-        <w:t xml:space="preserve"> apresentou 112 registros e preço médio de aproximadamente </w:t>
-      </w:r>
-      <w:r>
-        <w:rPr>
-          <w:b w:val="1"/>
-          <w:bCs w:val="1"/>
-          <w:noProof w:val="0"/>
-          <w:lang w:val="pt-BR"/>
-        </w:rPr>
-        <w:t>R$ 3.783,52</w:t>
-      </w:r>
-      <w:r>
-        <w:rPr>
-          <w:noProof w:val="0"/>
-          <w:lang w:val="pt-BR"/>
-        </w:rPr>
-        <w:t xml:space="preserve">; a </w:t>
-      </w:r>
-      <w:r>
-        <w:rPr>
-          <w:b w:val="1"/>
-          <w:bCs w:val="1"/>
-          <w:noProof w:val="0"/>
-          <w:lang w:val="pt-BR"/>
-        </w:rPr>
-        <w:t>Fast Shop</w:t>
-      </w:r>
-      <w:r>
-        <w:rPr>
-          <w:noProof w:val="0"/>
-          <w:lang w:val="pt-BR"/>
-        </w:rPr>
-        <w:t xml:space="preserve">, 47 registros e média de </w:t>
-      </w:r>
-      <w:r>
-        <w:rPr>
-          <w:b w:val="1"/>
-          <w:bCs w:val="1"/>
-          <w:noProof w:val="0"/>
-          <w:lang w:val="pt-BR"/>
-        </w:rPr>
-        <w:t>R$ 4.913,01</w:t>
-      </w:r>
-      <w:r>
-        <w:rPr>
-          <w:noProof w:val="0"/>
-          <w:lang w:val="pt-BR"/>
-        </w:rPr>
-        <w:t xml:space="preserve">; e a </w:t>
-      </w:r>
-      <w:r>
-        <w:rPr>
-          <w:b w:val="1"/>
-          <w:bCs w:val="1"/>
-          <w:noProof w:val="0"/>
-          <w:lang w:val="pt-BR"/>
-        </w:rPr>
-        <w:t>Samsung</w:t>
-      </w:r>
-      <w:r>
-        <w:rPr>
-          <w:noProof w:val="0"/>
-          <w:lang w:val="pt-BR"/>
-        </w:rPr>
-        <w:t xml:space="preserve">, 21 ofertas válidas, com média de </w:t>
-      </w:r>
-      <w:r>
-        <w:rPr>
-          <w:b w:val="1"/>
-          <w:bCs w:val="1"/>
-          <w:noProof w:val="0"/>
-          <w:lang w:val="pt-BR"/>
-        </w:rPr>
-        <w:t>R$ 8.874,81</w:t>
-      </w:r>
-      <w:r>
-        <w:rPr>
-          <w:noProof w:val="0"/>
-          <w:lang w:val="pt-BR"/>
-        </w:rPr>
-        <w:t>. A diferença entre as médias indica grande variação entre as ofertas coletadas e os tipos de produtos presentes em cada fonte.</w:t>
+      <w:proofErr w:type="spellEnd"/>
+      <w:r>
+        <w:t xml:space="preserve"> apresentou 112 registros e preço médio de aproximadamente R$ 3.783,52; a Fast Shop, 47 registros e média de R$ 4.913,01; e a Samsung, 21 ofertas válidas, com média de R$ 8.874,81. A diferença entre as médias indica grande variação entre as ofertas coletadas e os tipos de produtos presentes em cada fonte.</w:t>
       </w:r>
     </w:p>
     <w:p>
       <w:pPr>
         <w:pStyle w:val="Ttulo2"/>
         <w:rPr>
-          <w:rFonts w:asciiTheme="minorHAnsi" w:hAnsiTheme="minorHAnsi" w:cstheme="minorBidi"/>
+          <w:rFonts w:cs="Arial"/>
           <w:sz w:val="36"/>
           <w:szCs w:val="36"/>
           <w:lang w:eastAsia="pt-BR"/>
         </w:rPr>
       </w:pPr>
-      <w:bookmarkStart w:name="_Toc240989657" w:id="13"/>
-      <w:r>
-        <w:rPr>
-          <w:rFonts w:ascii="Aptos" w:hAnsi="Aptos" w:cs="Arial" w:asciiTheme="minorAscii" w:hAnsiTheme="minorAscii" w:cstheme="minorBidi"/>
+      <w:bookmarkStart w:id="13" w:name="_Toc241048274"/>
+      <w:r>
+        <w:rPr>
+          <w:rFonts w:cs="Arial"/>
         </w:rPr>
         <w:t>5.2 Padrões e insights</w:t>
       </w:r>
@@ -5216,76 +5145,230 @@
     </w:p>
     <w:p>
       <w:pPr>
-        <w:spacing w:before="240" w:beforeAutospacing="off" w:after="240" w:afterAutospacing="off"/>
+        <w:spacing w:before="240" w:after="240"/>
         <w:ind w:firstLine="708"/>
       </w:pPr>
       <w:r>
-        <w:rPr>
-          <w:noProof w:val="0"/>
-          <w:lang w:val="pt-BR"/>
-        </w:rPr>
         <w:t xml:space="preserve">A análise permitiu identificar alguns padrões relevantes. Primeiro, a Samsung apresentou os maiores preços médios, em parte pela presença de aparelhos de linhas superiores, como Galaxy S26 Ultra e Galaxy Z Fold8. O maior preço observado foi de </w:t>
       </w:r>
       <w:r>
-        <w:rPr>
-          <w:b w:val="1"/>
-          <w:bCs w:val="1"/>
-          <w:noProof w:val="0"/>
-          <w:lang w:val="pt-BR"/>
-        </w:rPr>
         <w:t>R$ 14.579,10</w:t>
       </w:r>
       <w:r>
-        <w:rPr>
-          <w:noProof w:val="0"/>
-          <w:lang w:val="pt-BR"/>
-        </w:rPr>
         <w:t>, associado ao Galaxy Z Fold8 Ultra.</w:t>
       </w:r>
     </w:p>
     <w:p>
       <w:pPr>
-        <w:spacing w:before="240" w:beforeAutospacing="off" w:after="240" w:afterAutospacing="off"/>
+        <w:spacing w:before="240" w:after="240"/>
         <w:ind w:firstLine="708"/>
       </w:pPr>
       <w:r>
         <w:rPr>
-          <w:noProof w:val="0"/>
-          <w:lang w:val="pt-BR"/>
-        </w:rPr>
+          <w:noProof/>
+        </w:rPr>
+        <mc:AlternateContent>
+          <mc:Choice Requires="wps">
+            <w:drawing>
+              <wp:anchor distT="0" distB="0" distL="114300" distR="114300" simplePos="0" relativeHeight="251666432" behindDoc="0" locked="0" layoutInCell="1" allowOverlap="1" wp14:anchorId="7D985E23" wp14:editId="6312B76F">
+                <wp:simplePos x="0" y="0"/>
+                <wp:positionH relativeFrom="column">
+                  <wp:posOffset>710565</wp:posOffset>
+                </wp:positionH>
+                <wp:positionV relativeFrom="paragraph">
+                  <wp:posOffset>3754120</wp:posOffset>
+                </wp:positionV>
+                <wp:extent cx="4457700" cy="635"/>
+                <wp:effectExtent l="0" t="0" r="0" b="0"/>
+                <wp:wrapTopAndBottom/>
+                <wp:docPr id="999463710" name="Caixa de Texto 1"/>
+                <wp:cNvGraphicFramePr/>
+                <a:graphic xmlns:a="http://schemas.openxmlformats.org/drawingml/2006/main">
+                  <a:graphicData uri="http://schemas.microsoft.com/office/word/2010/wordprocessingShape">
+                    <wps:wsp>
+                      <wps:cNvSpPr txBox="1"/>
+                      <wps:spPr>
+                        <a:xfrm>
+                          <a:off x="0" y="0"/>
+                          <a:ext cx="4457700" cy="635"/>
+                        </a:xfrm>
+                        <a:prstGeom prst="rect">
+                          <a:avLst/>
+                        </a:prstGeom>
+                        <a:solidFill>
+                          <a:prstClr val="white"/>
+                        </a:solidFill>
+                        <a:ln>
+                          <a:noFill/>
+                        </a:ln>
+                      </wps:spPr>
+                      <wps:txbx>
+                        <w:txbxContent>
+                          <w:p>
+                            <w:pPr>
+                              <w:pStyle w:val="Legenda"/>
+                              <w:rPr>
+                                <w:noProof/>
+                                <w:szCs w:val="22"/>
+                              </w:rPr>
+                            </w:pPr>
+                            <w:r>
+                              <w:t xml:space="preserve">Figura </w:t>
+                            </w:r>
+                            <w:fldSimple w:instr=" SEQ Figura \* ARABIC ">
+                              <w:r>
+                                <w:rPr>
+                                  <w:noProof/>
+                                </w:rPr>
+                                <w:t>2</w:t>
+                              </w:r>
+                            </w:fldSimple>
+                            <w:r>
+                              <w:t xml:space="preserve"> - Relação de valores percentuais entre maior e menor valor</w:t>
+                            </w:r>
+                          </w:p>
+                        </w:txbxContent>
+                      </wps:txbx>
+                      <wps:bodyPr rot="0" spcFirstLastPara="0" vertOverflow="overflow" horzOverflow="overflow" vert="horz" wrap="square" lIns="0" tIns="0" rIns="0" bIns="0" numCol="1" spcCol="0" rtlCol="0" fromWordArt="0" anchor="t" anchorCtr="0" forceAA="0" compatLnSpc="1">
+                        <a:prstTxWarp prst="textNoShape">
+                          <a:avLst/>
+                        </a:prstTxWarp>
+                        <a:spAutoFit/>
+                      </wps:bodyPr>
+                    </wps:wsp>
+                  </a:graphicData>
+                </a:graphic>
+              </wp:anchor>
+            </w:drawing>
+          </mc:Choice>
+          <mc:Fallback>
+            <w:pict>
+              <v:shape w14:anchorId="7D985E23" id="_x0000_s1027" type="#_x0000_t202" style="position:absolute;left:0;text-align:left;margin-left:55.95pt;margin-top:295.6pt;width:351pt;height:.05pt;z-index:251666432;visibility:visible;mso-wrap-style:square;mso-wrap-distance-left:9pt;mso-wrap-distance-top:0;mso-wrap-distance-right:9pt;mso-wrap-distance-bottom:0;mso-position-horizontal:absolute;mso-position-horizontal-relative:text;mso-position-vertical:absolute;mso-position-vertical-relative:text;v-text-anchor:top" o:gfxdata="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" stroked="f">
+                <v:textbox style="mso-fit-shape-to-text:t" inset="0,0,0,0">
+                  <w:txbxContent>
+                    <w:p>
+                      <w:pPr>
+                        <w:pStyle w:val="Legenda"/>
+                        <w:rPr>
+                          <w:noProof/>
+                          <w:szCs w:val="22"/>
+                        </w:rPr>
+                      </w:pPr>
+                      <w:r>
+                        <w:t xml:space="preserve">Figura </w:t>
+                      </w:r>
+                      <w:fldSimple w:instr=" SEQ Figura \* ARABIC ">
+                        <w:r>
+                          <w:rPr>
+                            <w:noProof/>
+                          </w:rPr>
+                          <w:t>2</w:t>
+                        </w:r>
+                      </w:fldSimple>
+                      <w:r>
+                        <w:t xml:space="preserve"> - Relação de valores percentuais entre maior e menor valor</w:t>
+                      </w:r>
+                    </w:p>
+                  </w:txbxContent>
+                </v:textbox>
+                <w10:wrap type="topAndBottom"/>
+              </v:shape>
+            </w:pict>
+          </mc:Fallback>
+        </mc:AlternateContent>
+      </w:r>
+      <w:r>
+        <w:rPr>
+          <w:noProof/>
+        </w:rPr>
+        <w:drawing>
+          <wp:anchor distT="0" distB="0" distL="114300" distR="114300" simplePos="0" relativeHeight="251664384" behindDoc="0" locked="0" layoutInCell="1" allowOverlap="1" wp14:anchorId="3CAB8FFB" wp14:editId="7CEB9BF0">
+            <wp:simplePos x="0" y="0"/>
+            <wp:positionH relativeFrom="column">
+              <wp:posOffset>710565</wp:posOffset>
+            </wp:positionH>
+            <wp:positionV relativeFrom="paragraph">
+              <wp:posOffset>1256665</wp:posOffset>
+            </wp:positionV>
+            <wp:extent cx="4457700" cy="2475865"/>
+            <wp:effectExtent l="0" t="0" r="0" b="635"/>
+            <wp:wrapTopAndBottom/>
+            <wp:docPr id="1219416928" name="Imagem 2"/>
+            <wp:cNvGraphicFramePr>
+              <a:graphicFrameLocks xmlns:a="http://schemas.openxmlformats.org/drawingml/2006/main" noChangeAspect="1"/>
+            </wp:cNvGraphicFramePr>
+            <a:graphic xmlns:a="http://schemas.openxmlformats.org/drawingml/2006/main">
+              <a:graphicData uri="http://schemas.openxmlformats.org/drawingml/2006/picture">
+                <pic:pic xmlns:pic="http://schemas.openxmlformats.org/drawingml/2006/picture">
+                  <pic:nvPicPr>
+                    <pic:cNvPr id="0" name="Picture 2"/>
+                    <pic:cNvPicPr>
+                      <a:picLocks noChangeAspect="1" noChangeArrowheads="1"/>
+                    </pic:cNvPicPr>
+                  </pic:nvPicPr>
+                  <pic:blipFill>
+                    <a:blip r:embed="rId10" cstate="print">
+                      <a:extLst>
+                        <a:ext uri="{28A0092B-C50C-407E-A947-70E740481C1C}">
+                          <a14:useLocalDpi xmlns:a14="http://schemas.microsoft.com/office/drawing/2010/main" val="0"/>
+                        </a:ext>
+                      </a:extLst>
+                    </a:blip>
+                    <a:srcRect/>
+                    <a:stretch>
+                      <a:fillRect/>
+                    </a:stretch>
+                  </pic:blipFill>
+                  <pic:spPr bwMode="auto">
+                    <a:xfrm>
+                      <a:off x="0" y="0"/>
+                      <a:ext cx="4457700" cy="2475865"/>
+                    </a:xfrm>
+                    <a:prstGeom prst="rect">
+                      <a:avLst/>
+                    </a:prstGeom>
+                    <a:noFill/>
+                  </pic:spPr>
+                </pic:pic>
+              </a:graphicData>
+            </a:graphic>
+            <wp14:sizeRelH relativeFrom="margin">
+              <wp14:pctWidth>0</wp14:pctWidth>
+            </wp14:sizeRelH>
+            <wp14:sizeRelV relativeFrom="margin">
+              <wp14:pctHeight>0</wp14:pctHeight>
+            </wp14:sizeRelV>
+          </wp:anchor>
+        </w:drawing>
+      </w:r>
+      <w:r>
         <w:t xml:space="preserve">Também foram encontrados valores muito baixos, como </w:t>
       </w:r>
       <w:r>
-        <w:rPr>
-          <w:b w:val="1"/>
-          <w:bCs w:val="1"/>
-          <w:noProof w:val="0"/>
-          <w:lang w:val="pt-BR"/>
-        </w:rPr>
-        <w:t>R$ 8,46</w:t>
-      </w:r>
-      <w:r>
-        <w:rPr>
-          <w:noProof w:val="0"/>
-          <w:lang w:val="pt-BR"/>
-        </w:rPr>
-        <w:t xml:space="preserve">, referentes a acessórios, como películas e capas, que ainda permaneceram na base tratada. Esses registros podem ser considerados </w:t>
-      </w:r>
-      <w:r>
-        <w:rPr>
-          <w:b w:val="1"/>
-          <w:bCs w:val="1"/>
-          <w:noProof w:val="0"/>
-          <w:lang w:val="pt-BR"/>
-        </w:rPr>
+        <w:t>R$ 8,46,</w:t>
+      </w:r>
+      <w:r>
+        <w:t xml:space="preserve"> referentes a acessórios, como películas e capas, que ainda permaneceram na base tratada. Esses registros podem ser considerados </w:t>
+      </w:r>
+      <w:r>
         <w:t>valores atípicos</w:t>
       </w:r>
       <w:r>
-        <w:rPr>
-          <w:noProof w:val="0"/>
-          <w:lang w:val="pt-BR"/>
-        </w:rPr>
         <w:t xml:space="preserve"> e indicam a necessidade de aperfeiçoar os filtros de elegibilidade antes da análise final exclusivamente de smartphones.</w:t>
+      </w:r>
+    </w:p>
+    <w:p>
+      <w:pPr>
+        <w:spacing w:before="240" w:after="240"/>
+      </w:pPr>
+      <w:r>
+        <w:rPr>
+          <w:color w:val="000000"/>
+          <w:sz w:val="20"/>
+          <w:szCs w:val="24"/>
+          <w:lang w:eastAsia="pt-BR"/>
+        </w:rPr>
+        <w:t>Fonte: elaborado pelo autor (2026).</w:t>
       </w:r>
     </w:p>
     <w:p>
@@ -5297,11 +5380,12 @@
           <w:rFonts w:cs="Arial"/>
         </w:rPr>
       </w:pPr>
-      <w:bookmarkStart w:name="_Toc240989658" w:id="14"/>
-      <w:r>
-        <w:rPr>
-          <w:rFonts w:ascii="Aptos" w:hAnsi="Aptos" w:cs="Arial" w:asciiTheme="minorAscii" w:hAnsiTheme="minorAscii" w:cstheme="minorBidi"/>
-        </w:rPr>
+      <w:bookmarkStart w:id="14" w:name="_Toc241048275"/>
+      <w:r>
+        <w:rPr>
+          <w:rFonts w:cs="Arial"/>
+        </w:rPr>
+        <w:lastRenderedPageBreak/>
         <w:t>6 GRÁFICOS</w:t>
       </w:r>
       <w:bookmarkEnd w:id="14"/>
@@ -5310,16 +5394,16 @@
       <w:pPr>
         <w:pStyle w:val="Ttulo2"/>
         <w:rPr>
-          <w:rFonts w:asciiTheme="minorHAnsi" w:hAnsiTheme="minorHAnsi" w:cstheme="minorBidi"/>
+          <w:rFonts w:cs="Arial"/>
           <w:sz w:val="36"/>
           <w:szCs w:val="36"/>
           <w:lang w:eastAsia="pt-BR"/>
         </w:rPr>
       </w:pPr>
-      <w:bookmarkStart w:name="_Toc240989659" w:id="15"/>
-      <w:r>
-        <w:rPr>
-          <w:rFonts w:ascii="Aptos" w:hAnsi="Aptos" w:cs="Arial" w:asciiTheme="minorAscii" w:hAnsiTheme="minorAscii" w:cstheme="minorBidi"/>
+      <w:bookmarkStart w:id="15" w:name="_Toc241048276"/>
+      <w:r>
+        <w:rPr>
+          <w:rFonts w:cs="Arial"/>
         </w:rPr>
         <w:t>6.1 Visualização 1 — comparação de preços</w:t>
       </w:r>
@@ -5327,31 +5411,34 @@
     </w:p>
     <w:p>
       <w:pPr>
-        <w:pStyle w:val="Normal"/>
+        <w:keepNext/>
         <w:ind w:firstLine="0"/>
         <w:jc w:val="center"/>
       </w:pPr>
       <w:r>
+        <w:rPr>
+          <w:noProof/>
+        </w:rPr>
         <w:drawing>
-          <wp:inline wp14:editId="6567C019" wp14:anchorId="437BF78A">
-            <wp:extent cx="5257800" cy="3380635"/>
+          <wp:inline distT="0" distB="0" distL="0" distR="0" wp14:anchorId="437BF78A" wp14:editId="3C7382D9">
+            <wp:extent cx="5257800" cy="3380014"/>
             <wp:effectExtent l="0" t="0" r="0" b="0"/>
             <wp:docPr id="819811657" name="drawing"/>
             <wp:cNvGraphicFramePr>
-              <a:graphicFrameLocks noChangeAspect="1"/>
+              <a:graphicFrameLocks xmlns:a="http://schemas.openxmlformats.org/drawingml/2006/main" noChangeAspect="1"/>
             </wp:cNvGraphicFramePr>
-            <a:graphic>
-              <a:graphicData xmlns:a="http://schemas.openxmlformats.org/drawingml/2006/main" uri="http://schemas.openxmlformats.org/drawingml/2006/picture">
+            <a:graphic xmlns:a="http://schemas.openxmlformats.org/drawingml/2006/main">
+              <a:graphicData uri="http://schemas.openxmlformats.org/drawingml/2006/picture">
                 <pic:pic xmlns:pic="http://schemas.openxmlformats.org/drawingml/2006/picture">
                   <pic:nvPicPr>
-                    <pic:cNvPr id="819811657" name="Picture 819811657"/>
+                    <pic:cNvPr id="819811657" name="drawing"/>
                     <pic:cNvPicPr/>
                   </pic:nvPicPr>
                   <pic:blipFill>
-                    <a:blip xmlns:r="http://schemas.openxmlformats.org/officeDocument/2006/relationships" r:embed="rId1813243418">
+                    <a:blip r:embed="rId11">
                       <a:extLst>
                         <a:ext uri="{28A0092B-C50C-407E-A947-70E740481C1C}">
-                          <a14:useLocalDpi xmlns:a14="http://schemas.microsoft.com/office/drawing/2010/main"/>
+                          <a14:useLocalDpi xmlns:a14="http://schemas.microsoft.com/office/drawing/2010/main" val="0"/>
                         </a:ext>
                       </a:extLst>
                     </a:blip>
@@ -5360,9 +5447,9 @@
                     </a:stretch>
                   </pic:blipFill>
                   <pic:spPr>
-                    <a:xfrm rot="0">
+                    <a:xfrm>
                       <a:off x="0" y="0"/>
-                      <a:ext cx="5257800" cy="3380635"/>
+                      <a:ext cx="5257800" cy="3380014"/>
                     </a:xfrm>
                     <a:prstGeom prst="rect">
                       <a:avLst/>
@@ -5377,18 +5464,58 @@
     </w:p>
     <w:p>
       <w:pPr>
+        <w:pStyle w:val="Legenda"/>
+      </w:pPr>
+      <w:r>
+        <w:t xml:space="preserve">Figura </w:t>
+      </w:r>
+      <w:fldSimple w:instr=" SEQ Figura \* ARABIC ">
+        <w:r>
+          <w:rPr>
+            <w:noProof/>
+          </w:rPr>
+          <w:t>3</w:t>
+        </w:r>
+      </w:fldSimple>
+      <w:r>
+        <w:t xml:space="preserve"> - Comparação entre lojas com a métrica de preços médios</w:t>
+      </w:r>
+    </w:p>
+    <w:p>
+      <w:pPr>
+        <w:spacing w:after="240" w:line="360" w:lineRule="auto"/>
+        <w:ind w:firstLine="0"/>
+        <w:rPr>
+          <w:color w:val="000000"/>
+          <w:sz w:val="20"/>
+          <w:szCs w:val="24"/>
+          <w:lang w:eastAsia="pt-BR"/>
+        </w:rPr>
+      </w:pPr>
+      <w:r>
+        <w:rPr>
+          <w:color w:val="000000"/>
+          <w:sz w:val="20"/>
+          <w:szCs w:val="24"/>
+          <w:lang w:eastAsia="pt-BR"/>
+        </w:rPr>
+        <w:t>Fonte: elaborado pelo autor (2026).</w:t>
+      </w:r>
+    </w:p>
+    <w:p>
+      <w:pPr>
         <w:pStyle w:val="Ttulo2"/>
         <w:rPr>
-          <w:rFonts w:asciiTheme="minorHAnsi" w:hAnsiTheme="minorHAnsi" w:cstheme="minorBidi"/>
+          <w:rFonts w:cs="Arial"/>
           <w:sz w:val="36"/>
           <w:szCs w:val="36"/>
           <w:lang w:eastAsia="pt-BR"/>
         </w:rPr>
       </w:pPr>
-      <w:bookmarkStart w:name="_Toc240989660" w:id="16"/>
-      <w:r>
-        <w:rPr>
-          <w:rFonts w:ascii="Aptos" w:hAnsi="Aptos" w:cs="Arial" w:asciiTheme="minorAscii" w:hAnsiTheme="minorAscii" w:cstheme="minorBidi"/>
+      <w:bookmarkStart w:id="16" w:name="_Toc241048277"/>
+      <w:r>
+        <w:rPr>
+          <w:rFonts w:cs="Arial"/>
         </w:rPr>
         <w:t>6.2 Visualização 2 — distribuição dos preços</w:t>
       </w:r>
@@ -5396,31 +5523,34 @@
     </w:p>
     <w:p>
       <w:pPr>
-        <w:pStyle w:val="Normal"/>
+        <w:keepNext/>
         <w:ind w:firstLine="0"/>
         <w:jc w:val="center"/>
       </w:pPr>
       <w:r>
+        <w:rPr>
+          <w:noProof/>
+        </w:rPr>
         <w:drawing>
-          <wp:inline wp14:editId="7F72718D" wp14:anchorId="12EEE04E">
-            <wp:extent cx="5120196" cy="2818223"/>
-            <wp:effectExtent l="0" t="0" r="0" b="0"/>
+          <wp:inline distT="0" distB="0" distL="0" distR="0" wp14:anchorId="12EEE04E" wp14:editId="5E8235C7">
+            <wp:extent cx="4697038" cy="2818223"/>
+            <wp:effectExtent l="0" t="0" r="8890" b="1270"/>
             <wp:docPr id="716986453" name="drawing"/>
             <wp:cNvGraphicFramePr>
-              <a:graphicFrameLocks noChangeAspect="1"/>
+              <a:graphicFrameLocks xmlns:a="http://schemas.openxmlformats.org/drawingml/2006/main" noChangeAspect="1"/>
             </wp:cNvGraphicFramePr>
-            <a:graphic>
-              <a:graphicData xmlns:a="http://schemas.openxmlformats.org/drawingml/2006/main" uri="http://schemas.openxmlformats.org/drawingml/2006/picture">
+            <a:graphic xmlns:a="http://schemas.openxmlformats.org/drawingml/2006/main">
+              <a:graphicData uri="http://schemas.openxmlformats.org/drawingml/2006/picture">
                 <pic:pic xmlns:pic="http://schemas.openxmlformats.org/drawingml/2006/picture">
                   <pic:nvPicPr>
-                    <pic:cNvPr id="716986453" name="Picture 716986453"/>
+                    <pic:cNvPr id="716986453" name="drawing"/>
                     <pic:cNvPicPr/>
                   </pic:nvPicPr>
                   <pic:blipFill>
-                    <a:blip xmlns:r="http://schemas.openxmlformats.org/officeDocument/2006/relationships" r:embed="rId290672890">
+                    <a:blip r:embed="rId12" cstate="print">
                       <a:extLst>
                         <a:ext uri="{28A0092B-C50C-407E-A947-70E740481C1C}">
-                          <a14:useLocalDpi xmlns:a14="http://schemas.microsoft.com/office/drawing/2010/main"/>
+                          <a14:useLocalDpi xmlns:a14="http://schemas.microsoft.com/office/drawing/2010/main" val="0"/>
                         </a:ext>
                       </a:extLst>
                     </a:blip>
@@ -5429,9 +5559,9 @@
                     </a:stretch>
                   </pic:blipFill>
                   <pic:spPr>
-                    <a:xfrm rot="0">
+                    <a:xfrm>
                       <a:off x="0" y="0"/>
-                      <a:ext cx="5120196" cy="2818223"/>
+                      <a:ext cx="4697038" cy="2818223"/>
                     </a:xfrm>
                     <a:prstGeom prst="rect">
                       <a:avLst/>
@@ -5446,49 +5576,89 @@
     </w:p>
     <w:p>
       <w:pPr>
+        <w:pStyle w:val="Legenda"/>
+      </w:pPr>
+      <w:r>
+        <w:t xml:space="preserve">Figura </w:t>
+      </w:r>
+      <w:fldSimple w:instr=" SEQ Figura \* ARABIC ">
+        <w:r>
+          <w:rPr>
+            <w:noProof/>
+          </w:rPr>
+          <w:t>4</w:t>
+        </w:r>
+      </w:fldSimple>
+      <w:r>
+        <w:t xml:space="preserve"> - Range de preços entre os modelos de dispositivos avaliados</w:t>
+      </w:r>
+    </w:p>
+    <w:p>
+      <w:pPr>
+        <w:spacing w:after="240" w:line="360" w:lineRule="auto"/>
+        <w:ind w:firstLine="0"/>
+        <w:rPr>
+          <w:color w:val="000000"/>
+          <w:sz w:val="20"/>
+          <w:szCs w:val="24"/>
+          <w:lang w:eastAsia="pt-BR"/>
+        </w:rPr>
+      </w:pPr>
+      <w:r>
+        <w:rPr>
+          <w:color w:val="000000"/>
+          <w:sz w:val="20"/>
+          <w:szCs w:val="24"/>
+          <w:lang w:eastAsia="pt-BR"/>
+        </w:rPr>
+        <w:t>Fonte: elaborado pelo autor (2026).</w:t>
+      </w:r>
+    </w:p>
+    <w:p/>
+    <w:p>
+      <w:pPr>
         <w:pStyle w:val="Ttulo2"/>
         <w:rPr>
-          <w:rFonts w:asciiTheme="minorHAnsi" w:hAnsiTheme="minorHAnsi" w:cstheme="minorBidi"/>
+          <w:rFonts w:cs="Arial"/>
           <w:sz w:val="36"/>
           <w:szCs w:val="36"/>
           <w:lang w:eastAsia="pt-BR"/>
         </w:rPr>
       </w:pPr>
-      <w:bookmarkStart w:name="_Toc240989661" w:id="17"/>
-      <w:r>
-        <w:rPr>
-          <w:rFonts w:ascii="Aptos" w:hAnsi="Aptos" w:cs="Arial" w:asciiTheme="minorAscii" w:hAnsiTheme="minorAscii" w:cstheme="minorBidi"/>
-        </w:rPr>
-        <w:t>6.3 Visualização 3 — comparação por loja ou marca</w:t>
-      </w:r>
-      <w:bookmarkEnd w:id="17"/>
-    </w:p>
-    <w:p>
-      <w:pPr>
-        <w:pStyle w:val="Ttulo2"/>
-        <w:jc w:val="center"/>
-      </w:pPr>
-      <w:r>
+      <w:bookmarkStart w:id="17" w:name="_Toc241048278"/>
+      <w:r>
+        <w:rPr>
+          <w:noProof/>
+        </w:rPr>
+        <w:lastRenderedPageBreak/>
         <w:drawing>
-          <wp:inline wp14:editId="56BC5C08" wp14:anchorId="13D26B59">
+          <wp:anchor distT="0" distB="0" distL="114300" distR="114300" simplePos="0" relativeHeight="251659264" behindDoc="0" locked="0" layoutInCell="1" allowOverlap="1" wp14:anchorId="13D26B59" wp14:editId="13A810B8">
+            <wp:simplePos x="0" y="0"/>
+            <wp:positionH relativeFrom="column">
+              <wp:posOffset>491490</wp:posOffset>
+            </wp:positionH>
+            <wp:positionV relativeFrom="paragraph">
+              <wp:posOffset>394335</wp:posOffset>
+            </wp:positionV>
             <wp:extent cx="4448175" cy="4448175"/>
-            <wp:effectExtent l="0" t="0" r="0" b="0"/>
+            <wp:effectExtent l="0" t="0" r="9525" b="9525"/>
+            <wp:wrapTopAndBottom/>
             <wp:docPr id="893903563" name="drawing"/>
             <wp:cNvGraphicFramePr>
-              <a:graphicFrameLocks noChangeAspect="1"/>
+              <a:graphicFrameLocks xmlns:a="http://schemas.openxmlformats.org/drawingml/2006/main" noChangeAspect="1"/>
             </wp:cNvGraphicFramePr>
-            <a:graphic>
-              <a:graphicData xmlns:a="http://schemas.openxmlformats.org/drawingml/2006/main" uri="http://schemas.openxmlformats.org/drawingml/2006/picture">
+            <a:graphic xmlns:a="http://schemas.openxmlformats.org/drawingml/2006/main">
+              <a:graphicData uri="http://schemas.openxmlformats.org/drawingml/2006/picture">
                 <pic:pic xmlns:pic="http://schemas.openxmlformats.org/drawingml/2006/picture">
                   <pic:nvPicPr>
-                    <pic:cNvPr id="893903563" name="Picture 893903563"/>
+                    <pic:cNvPr id="893903563" name="drawing"/>
                     <pic:cNvPicPr/>
                   </pic:nvPicPr>
                   <pic:blipFill>
-                    <a:blip xmlns:r="http://schemas.openxmlformats.org/officeDocument/2006/relationships" r:embed="rId549766741">
+                    <a:blip r:embed="rId13">
                       <a:extLst>
                         <a:ext uri="{28A0092B-C50C-407E-A947-70E740481C1C}">
-                          <a14:useLocalDpi xmlns:a14="http://schemas.microsoft.com/office/drawing/2010/main"/>
+                          <a14:useLocalDpi xmlns:a14="http://schemas.microsoft.com/office/drawing/2010/main" val="0"/>
                         </a:ext>
                       </a:extLst>
                     </a:blip>
@@ -5497,7 +5667,7 @@
                     </a:stretch>
                   </pic:blipFill>
                   <pic:spPr>
-                    <a:xfrm rot="0">
+                    <a:xfrm>
                       <a:off x="0" y="0"/>
                       <a:ext cx="4448175" cy="4448175"/>
                     </a:xfrm>
@@ -5508,18 +5678,154 @@
                 </pic:pic>
               </a:graphicData>
             </a:graphic>
-          </wp:inline>
+            <wp14:sizeRelV relativeFrom="margin">
+              <wp14:pctHeight>0</wp14:pctHeight>
+            </wp14:sizeRelV>
+          </wp:anchor>
         </w:drawing>
       </w:r>
-    </w:p>
-    <w:p>
-      <w:pPr>
+      <w:r>
+        <w:rPr>
+          <w:noProof/>
+        </w:rPr>
+        <mc:AlternateContent>
+          <mc:Choice Requires="wps">
+            <w:drawing>
+              <wp:anchor distT="0" distB="0" distL="114300" distR="114300" simplePos="0" relativeHeight="251663360" behindDoc="0" locked="0" layoutInCell="1" allowOverlap="1" wp14:anchorId="6F22A208" wp14:editId="7F11D3F0">
+                <wp:simplePos x="0" y="0"/>
+                <wp:positionH relativeFrom="column">
+                  <wp:posOffset>491490</wp:posOffset>
+                </wp:positionH>
+                <wp:positionV relativeFrom="paragraph">
+                  <wp:posOffset>4975860</wp:posOffset>
+                </wp:positionV>
+                <wp:extent cx="4448175" cy="635"/>
+                <wp:effectExtent l="0" t="0" r="0" b="0"/>
+                <wp:wrapTopAndBottom/>
+                <wp:docPr id="683420388" name="Caixa de Texto 1"/>
+                <wp:cNvGraphicFramePr/>
+                <a:graphic xmlns:a="http://schemas.openxmlformats.org/drawingml/2006/main">
+                  <a:graphicData uri="http://schemas.microsoft.com/office/word/2010/wordprocessingShape">
+                    <wps:wsp>
+                      <wps:cNvSpPr txBox="1"/>
+                      <wps:spPr>
+                        <a:xfrm>
+                          <a:off x="0" y="0"/>
+                          <a:ext cx="4448175" cy="635"/>
+                        </a:xfrm>
+                        <a:prstGeom prst="rect">
+                          <a:avLst/>
+                        </a:prstGeom>
+                        <a:solidFill>
+                          <a:prstClr val="white"/>
+                        </a:solidFill>
+                        <a:ln>
+                          <a:noFill/>
+                        </a:ln>
+                      </wps:spPr>
+                      <wps:txbx>
+                        <w:txbxContent>
+                          <w:p>
+                            <w:pPr>
+                              <w:pStyle w:val="Legenda"/>
+                              <w:rPr>
+                                <w:noProof/>
+                                <w:sz w:val="24"/>
+                              </w:rPr>
+                            </w:pPr>
+                            <w:r>
+                              <w:t xml:space="preserve">Figura </w:t>
+                            </w:r>
+                            <w:fldSimple w:instr=" SEQ Figura \* ARABIC ">
+                              <w:r>
+                                <w:rPr>
+                                  <w:noProof/>
+                                </w:rPr>
+                                <w:t>5</w:t>
+                              </w:r>
+                            </w:fldSimple>
+                            <w:r>
+                              <w:t xml:space="preserve"> - Distribuição de ocorrências percentual das lojas com menores preços entre os mesmos modelos avaliados</w:t>
+                            </w:r>
+                          </w:p>
+                        </w:txbxContent>
+                      </wps:txbx>
+                      <wps:bodyPr rot="0" spcFirstLastPara="0" vertOverflow="overflow" horzOverflow="overflow" vert="horz" wrap="square" lIns="0" tIns="0" rIns="0" bIns="0" numCol="1" spcCol="0" rtlCol="0" fromWordArt="0" anchor="t" anchorCtr="0" forceAA="0" compatLnSpc="1">
+                        <a:prstTxWarp prst="textNoShape">
+                          <a:avLst/>
+                        </a:prstTxWarp>
+                        <a:spAutoFit/>
+                      </wps:bodyPr>
+                    </wps:wsp>
+                  </a:graphicData>
+                </a:graphic>
+              </wp:anchor>
+            </w:drawing>
+          </mc:Choice>
+          <mc:Fallback>
+            <w:pict>
+              <v:shape w14:anchorId="6F22A208" id="_x0000_s1028" type="#_x0000_t202" style="position:absolute;left:0;text-align:left;margin-left:38.7pt;margin-top:391.8pt;width:350.25pt;height:.05pt;z-index:251663360;visibility:visible;mso-wrap-style:square;mso-wrap-distance-left:9pt;mso-wrap-distance-top:0;mso-wrap-distance-right:9pt;mso-wrap-distance-bottom:0;mso-position-horizontal:absolute;mso-position-horizontal-relative:text;mso-position-vertical:absolute;mso-position-vertical-relative:text;v-text-anchor:top" o:gfxdata="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" stroked="f">
+                <v:textbox style="mso-fit-shape-to-text:t" inset="0,0,0,0">
+                  <w:txbxContent>
+                    <w:p>
+                      <w:pPr>
+                        <w:pStyle w:val="Legenda"/>
+                        <w:rPr>
+                          <w:noProof/>
+                          <w:sz w:val="24"/>
+                        </w:rPr>
+                      </w:pPr>
+                      <w:r>
+                        <w:t xml:space="preserve">Figura </w:t>
+                      </w:r>
+                      <w:fldSimple w:instr=" SEQ Figura \* ARABIC ">
+                        <w:r>
+                          <w:rPr>
+                            <w:noProof/>
+                          </w:rPr>
+                          <w:t>5</w:t>
+                        </w:r>
+                      </w:fldSimple>
+                      <w:r>
+                        <w:t xml:space="preserve"> - Distribuição de ocorrências percentual das lojas com menores preços entre os mesmos modelos avaliados</w:t>
+                      </w:r>
+                    </w:p>
+                  </w:txbxContent>
+                </v:textbox>
+                <w10:wrap type="topAndBottom"/>
+              </v:shape>
+            </w:pict>
+          </mc:Fallback>
+        </mc:AlternateContent>
+      </w:r>
+      <w:r>
+        <w:rPr>
+          <w:rFonts w:cs="Arial"/>
+        </w:rPr>
+        <w:t>6.3 Visualização 3 — comparação por loja ou marca</w:t>
+      </w:r>
+      <w:bookmarkEnd w:id="17"/>
+    </w:p>
+    <w:p>
+      <w:pPr>
+        <w:spacing w:after="240" w:line="360" w:lineRule="auto"/>
         <w:ind w:firstLine="0"/>
-        <w:jc w:val="center"/>
-        <w:rPr>
+        <w:rPr>
+          <w:color w:val="000000"/>
+          <w:sz w:val="20"/>
+          <w:szCs w:val="24"/>
           <w:lang w:eastAsia="pt-BR"/>
         </w:rPr>
       </w:pPr>
+      <w:r>
+        <w:rPr>
+          <w:color w:val="000000"/>
+          <w:sz w:val="20"/>
+          <w:szCs w:val="24"/>
+          <w:lang w:eastAsia="pt-BR"/>
+        </w:rPr>
+        <w:t>Fonte: elaborado pelo autor (2026).</w:t>
+      </w:r>
     </w:p>
     <w:p>
       <w:pPr>
@@ -5531,14 +5837,14 @@
           <w:szCs w:val="24"/>
         </w:rPr>
       </w:pPr>
-      <w:bookmarkStart w:name="_Toc240989663" w:id="19"/>
-      <w:r>
-        <w:rPr>
-          <w:rFonts w:asciiTheme="minorHAnsi" w:hAnsiTheme="minorHAnsi" w:cstheme="minorBidi"/>
+      <w:bookmarkStart w:id="18" w:name="_Toc241048279"/>
+      <w:r>
+        <w:rPr>
+          <w:rFonts w:cs="Arial"/>
         </w:rPr>
         <w:t>7 ASPECTOS ÉTICOS E LEGAIS</w:t>
       </w:r>
-      <w:bookmarkEnd w:id="19"/>
+      <w:bookmarkEnd w:id="18"/>
     </w:p>
     <w:p>
       <w:pPr>
@@ -5549,12 +5855,17 @@
         <w:t xml:space="preserve">Os dados coletados nas três lojas – </w:t>
       </w:r>
       <w:proofErr w:type="spellStart"/>
+      <w:proofErr w:type="gramStart"/>
       <w:r>
         <w:t>KaBuM</w:t>
       </w:r>
       <w:proofErr w:type="spellEnd"/>
       <w:r>
-        <w:t xml:space="preserve">!, Samsung.com.br e </w:t>
+        <w:t>!,</w:t>
+      </w:r>
+      <w:proofErr w:type="gramEnd"/>
+      <w:r>
+        <w:t xml:space="preserve"> Samsung.com.br e </w:t>
       </w:r>
       <w:proofErr w:type="spellStart"/>
       <w:r>
@@ -5594,7 +5905,11 @@
       </w:r>
       <w:proofErr w:type="spellEnd"/>
       <w:r>
-        <w:t xml:space="preserve"> como a técnica adequada, mas exige cuidado redobrado quanto à frequência e ao volume das requisições. A execução repetida e não controlada dos coletores poderia sobrecarregar os servidores das lojas ou ser interpretada como abuso, especialmente no caso dos </w:t>
+        <w:t xml:space="preserve"> como a técnica adequada, mas </w:t>
+      </w:r>
+      <w:r>
+        <w:lastRenderedPageBreak/>
+        <w:t xml:space="preserve">exige cuidado redobrado quanto à frequência e ao volume das requisições. A execução repetida e não controlada dos coletores poderia sobrecarregar os servidores das lojas ou ser interpretada como abuso, especialmente no caso dos </w:t>
       </w:r>
       <w:proofErr w:type="spellStart"/>
       <w:r>
@@ -5618,25 +5933,20 @@
         <w:pStyle w:val="PargrafodaLista"/>
         <w:numPr>
           <w:ilvl w:val="0"/>
-          <w:numId w:val="2"/>
+          <w:numId w:val="4"/>
         </w:numPr>
         <w:spacing w:line="360" w:lineRule="auto"/>
         <w:rPr>
-          <w:color w:val="000000"/>
-        </w:rPr>
-      </w:pPr>
-      <w:r>
-        <w:rPr>
-          <w:b/>
-          <w:color w:val="000000"/>
-        </w:rPr>
-        <w:t>Limitação da taxa de requisições:</w:t>
-      </w:r>
-      <w:r>
-        <w:rPr>
-          <w:color w:val="000000"/>
-        </w:rPr>
-        <w:t xml:space="preserve"> intervalo mínimo entre chamadas a cada loja e execução sequencial (não paralela) dos três coletores, para não sobrecarregar os servidores;</w:t>
+          <w:bCs/>
+          <w:color w:val="000000"/>
+        </w:rPr>
+      </w:pPr>
+      <w:r>
+        <w:rPr>
+          <w:bCs/>
+          <w:color w:val="000000"/>
+        </w:rPr>
+        <w:t>Limitação da taxa de requisições: intervalo mínimo entre chamadas a cada loja e execução sequencial (não paralela) dos três coletores, para não sobrecarregar os servidores;</w:t>
       </w:r>
     </w:p>
     <w:p>
@@ -5644,29 +5954,25 @@
         <w:pStyle w:val="PargrafodaLista"/>
         <w:numPr>
           <w:ilvl w:val="0"/>
-          <w:numId w:val="2"/>
+          <w:numId w:val="4"/>
         </w:numPr>
         <w:spacing w:line="360" w:lineRule="auto"/>
         <w:rPr>
-          <w:color w:val="000000"/>
-        </w:rPr>
-      </w:pPr>
-      <w:r>
-        <w:rPr>
-          <w:b/>
-          <w:color w:val="000000"/>
-        </w:rPr>
-        <w:t>Identificação e cabeçalhos realistas:</w:t>
-      </w:r>
-      <w:r>
-        <w:rPr>
-          <w:color w:val="000000"/>
-        </w:rPr>
-        <w:t xml:space="preserve"> uso de um </w:t>
-      </w:r>
-      <w:proofErr w:type="spellStart"/>
-      <w:r>
-        <w:rPr>
+          <w:bCs/>
+          <w:color w:val="000000"/>
+        </w:rPr>
+      </w:pPr>
+      <w:r>
+        <w:rPr>
+          <w:bCs/>
+          <w:color w:val="000000"/>
+        </w:rPr>
+        <w:t xml:space="preserve">Identificação e cabeçalhos realistas: uso de um </w:t>
+      </w:r>
+      <w:proofErr w:type="spellStart"/>
+      <w:r>
+        <w:rPr>
+          <w:bCs/>
           <w:color w:val="000000"/>
         </w:rPr>
         <w:t>User</w:t>
@@ -5674,6 +5980,7 @@
       <w:proofErr w:type="spellEnd"/>
       <w:r>
         <w:rPr>
+          <w:bCs/>
           <w:color w:val="000000"/>
         </w:rPr>
         <w:t>-Agent identificável e dos cabeçalhos (</w:t>
@@ -5681,6 +5988,7 @@
       <w:proofErr w:type="spellStart"/>
       <w:r>
         <w:rPr>
+          <w:bCs/>
           <w:color w:val="000000"/>
         </w:rPr>
         <w:t>Origin</w:t>
@@ -5688,6 +5996,7 @@
       <w:proofErr w:type="spellEnd"/>
       <w:r>
         <w:rPr>
+          <w:bCs/>
           <w:color w:val="000000"/>
         </w:rPr>
         <w:t xml:space="preserve">, </w:t>
@@ -5695,6 +6004,7 @@
       <w:proofErr w:type="spellStart"/>
       <w:r>
         <w:rPr>
+          <w:bCs/>
           <w:color w:val="000000"/>
         </w:rPr>
         <w:t>Referer</w:t>
@@ -5702,6 +6012,7 @@
       <w:proofErr w:type="spellEnd"/>
       <w:r>
         <w:rPr>
+          <w:bCs/>
           <w:color w:val="000000"/>
         </w:rPr>
         <w:t>) equivalentes aos do navegador, evitando falsificação de identidade que burle mecanismos de proteção;</w:t>
@@ -5712,25 +6023,20 @@
         <w:pStyle w:val="PargrafodaLista"/>
         <w:numPr>
           <w:ilvl w:val="0"/>
-          <w:numId w:val="2"/>
+          <w:numId w:val="4"/>
         </w:numPr>
         <w:spacing w:line="360" w:lineRule="auto"/>
         <w:rPr>
-          <w:color w:val="000000"/>
-        </w:rPr>
-      </w:pPr>
-      <w:r>
-        <w:rPr>
-          <w:b/>
-          <w:color w:val="000000"/>
-        </w:rPr>
-        <w:t>Coleta restrita ao necessário:</w:t>
-      </w:r>
-      <w:r>
-        <w:rPr>
-          <w:color w:val="000000"/>
-        </w:rPr>
-        <w:t xml:space="preserve"> captura apenas dos campos de produto relevantes à análise de preços (nome, preço, estoque, avaliação, vendedor), sem varrer o site além das páginas de busca necessárias;</w:t>
+          <w:bCs/>
+          <w:color w:val="000000"/>
+        </w:rPr>
+      </w:pPr>
+      <w:r>
+        <w:rPr>
+          <w:bCs/>
+          <w:color w:val="000000"/>
+        </w:rPr>
+        <w:t>Coleta restrita ao necessário: captura apenas dos campos de produto relevantes à análise de preços (nome, preço, estoque, avaliação, vendedor), sem varrer o site além das páginas de busca necessárias;</w:t>
       </w:r>
     </w:p>
     <w:p>
@@ -5738,29 +6044,25 @@
         <w:pStyle w:val="PargrafodaLista"/>
         <w:numPr>
           <w:ilvl w:val="0"/>
-          <w:numId w:val="2"/>
+          <w:numId w:val="4"/>
         </w:numPr>
         <w:spacing w:line="360" w:lineRule="auto"/>
         <w:rPr>
-          <w:color w:val="000000"/>
-        </w:rPr>
-      </w:pPr>
-      <w:r>
-        <w:rPr>
-          <w:b/>
-          <w:color w:val="000000"/>
-        </w:rPr>
-        <w:t>Monitoramento de mudanças estruturais:</w:t>
-      </w:r>
-      <w:r>
-        <w:rPr>
-          <w:color w:val="000000"/>
-        </w:rPr>
-        <w:t xml:space="preserve"> verificação periódica de que o __NEXT_DATA__ da </w:t>
-      </w:r>
-      <w:proofErr w:type="spellStart"/>
-      <w:r>
-        <w:rPr>
+          <w:bCs/>
+          <w:color w:val="000000"/>
+        </w:rPr>
+      </w:pPr>
+      <w:r>
+        <w:rPr>
+          <w:bCs/>
+          <w:color w:val="000000"/>
+        </w:rPr>
+        <w:t xml:space="preserve">Monitoramento de mudanças estruturais: verificação periódica de que o __NEXT_DATA__ da </w:t>
+      </w:r>
+      <w:proofErr w:type="spellStart"/>
+      <w:r>
+        <w:rPr>
+          <w:bCs/>
           <w:color w:val="000000"/>
         </w:rPr>
         <w:t>KaBuM</w:t>
@@ -5768,6 +6070,7 @@
       <w:proofErr w:type="spellEnd"/>
       <w:r>
         <w:rPr>
+          <w:bCs/>
           <w:color w:val="000000"/>
         </w:rPr>
         <w:t xml:space="preserve">! e os </w:t>
@@ -5775,6 +6078,7 @@
       <w:proofErr w:type="spellStart"/>
       <w:r>
         <w:rPr>
+          <w:bCs/>
           <w:color w:val="000000"/>
         </w:rPr>
         <w:t>endpoints</w:t>
@@ -5782,6 +6086,7 @@
       <w:proofErr w:type="spellEnd"/>
       <w:r>
         <w:rPr>
+          <w:bCs/>
           <w:color w:val="000000"/>
         </w:rPr>
         <w:t xml:space="preserve"> da Samsung e da </w:t>
@@ -5789,6 +6094,7 @@
       <w:proofErr w:type="spellStart"/>
       <w:r>
         <w:rPr>
+          <w:bCs/>
           <w:color w:val="000000"/>
         </w:rPr>
         <w:t>FastShop</w:t>
@@ -5796,6 +6102,7 @@
       <w:proofErr w:type="spellEnd"/>
       <w:r>
         <w:rPr>
+          <w:bCs/>
           <w:color w:val="000000"/>
         </w:rPr>
         <w:t xml:space="preserve"> continuam respondendo no formato esperado, suspendendo a coleta em caso de erro persistente, em vez de insistir com novas tentativas;</w:t>
@@ -5806,7 +6113,7 @@
         <w:pStyle w:val="PargrafodaLista"/>
         <w:numPr>
           <w:ilvl w:val="0"/>
-          <w:numId w:val="2"/>
+          <w:numId w:val="4"/>
         </w:numPr>
         <w:spacing w:line="360" w:lineRule="auto"/>
         <w:rPr>
@@ -5817,7 +6124,7 @@
       </w:pPr>
       <w:r>
         <w:rPr>
-          <w:b/>
+          <w:bCs/>
           <w:color w:val="000000"/>
         </w:rPr>
         <w:t>Uso não comercial e documentação da decisão:</w:t>
@@ -5839,14 +6146,14 @@
           <w:szCs w:val="24"/>
         </w:rPr>
       </w:pPr>
-      <w:bookmarkStart w:name="_Toc240989664" w:id="20"/>
-      <w:r>
-        <w:rPr>
-          <w:rFonts w:asciiTheme="minorHAnsi" w:hAnsiTheme="minorHAnsi" w:cstheme="minorBidi"/>
+      <w:bookmarkStart w:id="19" w:name="_Toc241048280"/>
+      <w:r>
+        <w:rPr>
+          <w:rFonts w:cs="Arial"/>
         </w:rPr>
         <w:t>8 AUTOMAÇÃO DO PIPELINE</w:t>
       </w:r>
-      <w:bookmarkEnd w:id="20"/>
+      <w:bookmarkEnd w:id="19"/>
     </w:p>
     <w:p>
       <w:pPr>
@@ -5860,20 +6167,81 @@
         <w:rPr>
           <w:color w:val="000000"/>
         </w:rPr>
-        <w:t xml:space="preserve">Em ambiente real, a solução operaria como um pipeline automatizado e recorrente, sem intervenção manual entre as etapas, conforme ilustrado na </w:t>
-      </w:r>
-      <w:r>
-        <w:rPr>
-          <w:color w:val="000000"/>
-          <w:highlight w:val="yellow"/>
-        </w:rPr>
-        <w:t>Figura 1</w:t>
-      </w:r>
-      <w:r>
-        <w:rPr>
-          <w:color w:val="000000"/>
-        </w:rPr>
-        <w:t xml:space="preserve">. A coleta seria disparada por um agendador de tarefas (execução periódica, por exemplo diária), que acionaria em sequência os três coletores — Kabum_harvest.py, Samsung_harvert.py e FastShop_harvest.py —, cada um consultando sua respectiva fonte (leitura do __NEXT_DATA__ na </w:t>
+        <w:t>Em ambiente real, a solução operaria como um pipeline automatizado e recorrente, sem intervenção manual entre as etapas, conforme ilustrado na</w:t>
+      </w:r>
+      <w:r>
+        <w:rPr>
+          <w:color w:val="000000"/>
+        </w:rPr>
+        <w:t xml:space="preserve"> </w:t>
+      </w:r>
+      <w:r>
+        <w:rPr>
+          <w:color w:val="000000"/>
+        </w:rPr>
+        <w:fldChar w:fldCharType="begin"/>
+      </w:r>
+      <w:r>
+        <w:rPr>
+          <w:color w:val="000000"/>
+        </w:rPr>
+        <w:instrText xml:space="preserve"> REF _Ref241046637 \h </w:instrText>
+      </w:r>
+      <w:r>
+        <w:rPr>
+          <w:color w:val="000000"/>
+        </w:rPr>
+      </w:r>
+      <w:r>
+        <w:rPr>
+          <w:color w:val="000000"/>
+        </w:rPr>
+        <w:fldChar w:fldCharType="separate"/>
+      </w:r>
+      <w:r>
+        <w:t xml:space="preserve">Figura </w:t>
+      </w:r>
+      <w:r>
+        <w:rPr>
+          <w:noProof/>
+        </w:rPr>
+        <w:t>5</w:t>
+      </w:r>
+      <w:r>
+        <w:rPr>
+          <w:color w:val="000000"/>
+        </w:rPr>
+        <w:fldChar w:fldCharType="end"/>
+      </w:r>
+      <w:r>
+        <w:rPr>
+          <w:color w:val="000000"/>
+        </w:rPr>
+        <w:t xml:space="preserve">. A coleta seria disparada por um agendador de tarefas (execução periódica, por exemplo diária), que acionaria em sequência os três coletores </w:t>
+      </w:r>
+      <w:r>
+        <w:rPr>
+          <w:color w:val="000000"/>
+        </w:rPr>
+        <w:t>–</w:t>
+      </w:r>
+      <w:r>
+        <w:rPr>
+          <w:color w:val="000000"/>
+        </w:rPr>
+        <w:t xml:space="preserve"> Kabum_harvest.py, Samsung_harvert.py e FastShop_harvest.py </w:t>
+      </w:r>
+      <w:r>
+        <w:rPr>
+          <w:color w:val="000000"/>
+        </w:rPr>
+        <w:t>–</w:t>
+      </w:r>
+      <w:r>
+        <w:rPr>
+          <w:color w:val="000000"/>
+        </w:rPr>
+        <w:t xml:space="preserve">, cada um consultando sua respectiva fonte (leitura do __NEXT_DATA__ na </w:t>
       </w:r>
       <w:proofErr w:type="spellStart"/>
       <w:r>
@@ -5929,7 +6297,14 @@
         <w:rPr>
           <w:color w:val="000000"/>
         </w:rPr>
-        <w:t xml:space="preserve">). Os registros das três lojas seriam consolidados com Pandas no arquivo dados_brutos.csv, que alimentaria a etapa de pré-processamento (tratamento de valores ausentes, duplicidades, conversão de preços e padronização de nomes), gerando o arquivo dados_tratados.csv. Em seguida, a etapa de análise calcularia as estatísticas descritivas e as comparações entre lojas, cujos resultados atualizariam o dashboard com os indicadores e gráficos. Por fim, o próprio ciclo incorporaria o monitoramento de mudanças estruturais nas fontes, discutido na seção 7: falhas persistentes na leitura do __NEXT_DATA__ ou dos </w:t>
+        <w:t xml:space="preserve">). Os registros das três lojas seriam consolidados com Pandas no arquivo dados_brutos.csv, que alimentaria a etapa de pré-processamento (tratamento de valores ausentes, </w:t>
+      </w:r>
+      <w:r>
+        <w:rPr>
+          <w:color w:val="000000"/>
+        </w:rPr>
+        <w:lastRenderedPageBreak/>
+        <w:t xml:space="preserve">duplicidades, conversão de preços e padronização de nomes), gerando o arquivo dados_tratados.csv. Em seguida, a etapa de análise calcularia as estatísticas descritivas e as comparações entre lojas, cujos resultados atualizariam o dashboard com os indicadores e gráficos. Por fim, o próprio ciclo incorporaria o monitoramento de mudanças estruturais nas fontes, discutido na seção 7: falhas persistentes na leitura do __NEXT_DATA__ ou dos </w:t>
       </w:r>
       <w:proofErr w:type="spellStart"/>
       <w:r>
@@ -5962,10 +6337,7 @@
     </w:p>
     <w:p>
       <w:pPr>
-        <w:rPr>
-          <w:szCs w:val="24"/>
-          <w:lang w:eastAsia="pt-BR"/>
-        </w:rPr>
+        <w:keepNext/>
       </w:pPr>
       <w:r>
         <w:rPr>
@@ -5991,7 +6363,7 @@
                     </pic:cNvPicPr>
                   </pic:nvPicPr>
                   <pic:blipFill>
-                    <a:blip r:embed="rId8" cstate="print">
+                    <a:blip r:embed="rId14" cstate="print">
                       <a:extLst>
                         <a:ext uri="{28A0092B-C50C-407E-A947-70E740481C1C}">
                           <a14:useLocalDpi xmlns:a14="http://schemas.microsoft.com/office/drawing/2010/main" val="0"/>
@@ -6025,11 +6397,39 @@
     </w:p>
     <w:p>
       <w:pPr>
-        <w:spacing w:before="120" w:after="120" w:line="360" w:lineRule="auto"/>
+        <w:pStyle w:val="Legenda"/>
+        <w:rPr>
+          <w:szCs w:val="24"/>
+          <w:lang w:eastAsia="pt-BR"/>
+        </w:rPr>
+      </w:pPr>
+      <w:bookmarkStart w:id="20" w:name="_Ref241046613"/>
+      <w:bookmarkStart w:id="21" w:name="_Ref241046637"/>
+      <w:r>
+        <w:t xml:space="preserve">Figura </w:t>
+      </w:r>
+      <w:fldSimple w:instr=" SEQ Figura \* ARABIC ">
+        <w:r>
+          <w:rPr>
+            <w:noProof/>
+          </w:rPr>
+          <w:t>6</w:t>
+        </w:r>
+      </w:fldSimple>
+      <w:bookmarkEnd w:id="21"/>
+      <w:r>
+        <w:t xml:space="preserve"> - </w:t>
+      </w:r>
+      <w:r>
+        <w:t>Fluxo do pipeline de coleta, tratamento e análise de preços</w:t>
+      </w:r>
+      <w:bookmarkEnd w:id="20"/>
+    </w:p>
+    <w:p>
+      <w:pPr>
+        <w:spacing w:after="240" w:line="360" w:lineRule="auto"/>
         <w:ind w:firstLine="0"/>
-        <w:jc w:val="center"/>
-        <w:rPr>
-          <w:b/>
+        <w:rPr>
           <w:color w:val="000000"/>
           <w:sz w:val="20"/>
           <w:szCs w:val="24"/>
@@ -6038,123 +6438,120 @@
       </w:pPr>
       <w:r>
         <w:rPr>
-          <w:b/>
           <w:color w:val="000000"/>
           <w:sz w:val="20"/>
           <w:szCs w:val="24"/>
           <w:lang w:eastAsia="pt-BR"/>
         </w:rPr>
-        <w:t>Figura 1 – Fluxo do pipeline de coleta, tratamento e análise de preços</w:t>
-      </w:r>
-    </w:p>
-    <w:p>
-      <w:pPr>
-        <w:spacing w:after="240" w:line="360" w:lineRule="auto"/>
-        <w:ind w:firstLine="0"/>
-        <w:rPr>
-          <w:color w:val="000000"/>
-          <w:sz w:val="20"/>
-          <w:szCs w:val="24"/>
-          <w:lang w:eastAsia="pt-BR"/>
-        </w:rPr>
-      </w:pPr>
-      <w:r>
-        <w:rPr>
-          <w:color w:val="000000"/>
-          <w:sz w:val="20"/>
-          <w:szCs w:val="24"/>
-          <w:lang w:eastAsia="pt-BR"/>
-        </w:rPr>
         <w:t>Fonte: elaborado pelo autor (2026).</w:t>
       </w:r>
-    </w:p>
-    <w:p>
-      <w:pPr>
-        <w:rPr>
-          <w:szCs w:val="24"/>
-          <w:lang w:eastAsia="pt-BR"/>
-        </w:rPr>
-      </w:pPr>
     </w:p>
     <w:p>
       <w:pPr>
         <w:pStyle w:val="Ttulo1"/>
         <w:ind w:firstLine="0"/>
         <w:jc w:val="left"/>
-      </w:pPr>
-      <w:bookmarkStart w:name="_Toc240989665" w:id="21"/>
-      <w:r>
-        <w:rPr>
-          <w:rFonts w:ascii="Aptos" w:hAnsi="Aptos" w:cs="Arial" w:asciiTheme="minorAscii" w:hAnsiTheme="minorAscii" w:cstheme="minorBidi"/>
+        <w:rPr>
+          <w:rFonts w:cs="Arial"/>
+        </w:rPr>
+      </w:pPr>
+      <w:bookmarkStart w:id="22" w:name="_Toc241048281"/>
+      <w:r>
+        <w:rPr>
+          <w:rFonts w:cs="Arial"/>
         </w:rPr>
         <w:t>9 CONCLUSÃO</w:t>
       </w:r>
-      <w:bookmarkEnd w:id="21"/>
-    </w:p>
-    <w:p>
-      <w:pPr>
-        <w:spacing w:before="240" w:beforeAutospacing="off" w:after="240" w:afterAutospacing="off"/>
+      <w:bookmarkEnd w:id="22"/>
+    </w:p>
+    <w:p>
+      <w:pPr>
+        <w:spacing w:before="240" w:after="240"/>
         <w:ind w:firstLine="708"/>
-        <w:jc w:val="both"/>
-      </w:pPr>
-      <w:r>
-        <w:rPr>
-          <w:rFonts w:ascii="Arial" w:hAnsi="Arial" w:eastAsia="Arial" w:cs="Arial"/>
-          <w:noProof w:val="0"/>
-          <w:sz w:val="24"/>
+      </w:pPr>
+      <w:r>
+        <w:rPr>
+          <w:rFonts w:eastAsia="Arial"/>
           <w:szCs w:val="24"/>
-          <w:lang w:val="pt-BR"/>
         </w:rPr>
         <w:t>O trabalho teve como objetivo comparar preços de smartphones Samsung entre diferentes lojas, buscando identificar variações de preço e oportunidades de economia. Os resultados mostraram que os valores variam de forma significativa entre as fontes analisadas, reforçando a importância da pesquisa em diferentes lojas antes da compra.</w:t>
       </w:r>
     </w:p>
     <w:p>
       <w:pPr>
-        <w:spacing w:before="240" w:beforeAutospacing="off" w:after="240" w:afterAutospacing="off"/>
+        <w:spacing w:before="240" w:after="240"/>
         <w:ind w:firstLine="708"/>
-        <w:jc w:val="both"/>
-      </w:pPr>
-      <w:r>
-        <w:rPr>
-          <w:rFonts w:ascii="Arial" w:hAnsi="Arial" w:eastAsia="Arial" w:cs="Arial"/>
-          <w:noProof w:val="0"/>
-          <w:sz w:val="24"/>
+      </w:pPr>
+      <w:r>
+        <w:rPr>
+          <w:rFonts w:eastAsia="Arial"/>
           <w:szCs w:val="24"/>
-          <w:lang w:val="pt-BR"/>
-        </w:rPr>
-        <w:t>Entre os principais resultados, observou-se que a Samsung apresentou os maiores preços médios entre as lojas analisadas, enquanto a KaBuM apresentou valores médios mais baixos. Também foram identificadas diferenças relevantes entre os preços mínimo e máximo de determinados modelos, indicando possibilidade de economia ao comparar ofertas. Além disso, aparelhos das linhas superiores, como Galaxy S Ultra e Z Fold, concentraram os maiores valores da base.</w:t>
-      </w:r>
-    </w:p>
-    <w:p>
-      <w:pPr>
-        <w:spacing w:before="240" w:beforeAutospacing="off" w:after="240" w:afterAutospacing="off"/>
+        </w:rPr>
+        <w:t xml:space="preserve">Entre os principais resultados, observou-se que a Samsung apresentou os maiores preços médios entre as lojas analisadas, enquanto a </w:t>
+      </w:r>
+      <w:proofErr w:type="spellStart"/>
+      <w:r>
+        <w:rPr>
+          <w:rFonts w:eastAsia="Arial"/>
+          <w:szCs w:val="24"/>
+        </w:rPr>
+        <w:t>KaBuM</w:t>
+      </w:r>
+      <w:proofErr w:type="spellEnd"/>
+      <w:r>
+        <w:rPr>
+          <w:rFonts w:eastAsia="Arial"/>
+          <w:szCs w:val="24"/>
+        </w:rPr>
+        <w:t xml:space="preserve"> apresentou valores médios mais baixos. Também foram identificadas diferenças relevantes entre os preços mínimo e máximo de determinados modelos, indicando possibilidade de economia ao comparar ofertas. Além disso, aparelhos das linhas superiores, como Galaxy S Ultra e Z </w:t>
+      </w:r>
+      <w:proofErr w:type="spellStart"/>
+      <w:r>
+        <w:rPr>
+          <w:rFonts w:eastAsia="Arial"/>
+          <w:szCs w:val="24"/>
+        </w:rPr>
+        <w:t>Fold</w:t>
+      </w:r>
+      <w:proofErr w:type="spellEnd"/>
+      <w:r>
+        <w:rPr>
+          <w:rFonts w:eastAsia="Arial"/>
+          <w:szCs w:val="24"/>
+        </w:rPr>
+        <w:t>, concentraram os maiores valores da base.</w:t>
+      </w:r>
+    </w:p>
+    <w:p>
+      <w:pPr>
+        <w:spacing w:before="240" w:after="240"/>
         <w:ind w:firstLine="708"/>
-        <w:jc w:val="both"/>
-      </w:pPr>
-      <w:r>
-        <w:rPr>
-          <w:rFonts w:ascii="Arial" w:hAnsi="Arial" w:eastAsia="Arial" w:cs="Arial"/>
-          <w:noProof w:val="0"/>
-          <w:sz w:val="24"/>
+      </w:pPr>
+      <w:r>
+        <w:rPr>
+          <w:rFonts w:eastAsia="Arial"/>
           <w:szCs w:val="24"/>
-          <w:lang w:val="pt-BR"/>
-        </w:rPr>
-        <w:t>Como limitações, destaca-se a presença residual de alguns acessórios entre os registros coletados e a ausência de algumas características técnicas em parte dos produtos, como memória RAM e armazenamento. Também deve ser considerado que preços e disponibilidade podem mudar rapidamente nos sites pesquisados.</w:t>
-      </w:r>
-    </w:p>
-    <w:p>
-      <w:pPr>
-        <w:spacing w:before="240" w:beforeAutospacing="off" w:after="240" w:afterAutospacing="off"/>
+        </w:rPr>
+        <w:t xml:space="preserve">Como limitações, destaca-se a presença residual de alguns acessórios entre os registros coletados e a ausência de algumas características técnicas em parte dos </w:t>
+      </w:r>
+      <w:r>
+        <w:rPr>
+          <w:rFonts w:eastAsia="Arial"/>
+          <w:szCs w:val="24"/>
+        </w:rPr>
+        <w:lastRenderedPageBreak/>
+        <w:t>produtos, como memória RAM e armazenamento. Também deve ser considerado que preços e disponibilidade podem mudar rapidamente nos sites pesquisados.</w:t>
+      </w:r>
+    </w:p>
+    <w:p>
+      <w:pPr>
+        <w:spacing w:before="240" w:after="240"/>
         <w:ind w:firstLine="708"/>
-        <w:jc w:val="both"/>
-      </w:pPr>
-      <w:r>
-        <w:rPr>
-          <w:rFonts w:ascii="Arial" w:hAnsi="Arial" w:eastAsia="Arial" w:cs="Arial"/>
-          <w:noProof w:val="0"/>
-          <w:sz w:val="24"/>
+      </w:pPr>
+      <w:r>
+        <w:rPr>
+          <w:rFonts w:eastAsia="Arial"/>
           <w:szCs w:val="24"/>
-          <w:lang w:val="pt-BR"/>
         </w:rPr>
         <w:t>Como melhorias futuras, recomenda-se aperfeiçoar os filtros de coleta, ampliar o número de lojas analisadas e executar o processo periodicamente, permitindo acompanhar a evolução dos preços ao longo do tempo.</w:t>
       </w:r>
@@ -6169,14 +6566,14 @@
           <w:szCs w:val="24"/>
         </w:rPr>
       </w:pPr>
-      <w:bookmarkStart w:name="_Toc240989666" w:id="22"/>
-      <w:r>
-        <w:rPr>
-          <w:rFonts w:asciiTheme="minorHAnsi" w:hAnsiTheme="minorHAnsi" w:cstheme="minorBidi"/>
+      <w:bookmarkStart w:id="23" w:name="_Toc241048282"/>
+      <w:r>
+        <w:rPr>
+          <w:rFonts w:cs="Arial"/>
         </w:rPr>
         <w:t>REFERÊNCIAS</w:t>
       </w:r>
-      <w:bookmarkEnd w:id="22"/>
+      <w:bookmarkEnd w:id="23"/>
     </w:p>
     <w:p>
       <w:pPr>
@@ -6285,14 +6682,11 @@
       </w:r>
     </w:p>
     <w:sectPr>
-      <w:headerReference w:type="even" r:id="rId9"/>
-      <w:headerReference w:type="default" r:id="rId10"/>
-      <w:footerReference w:type="even" r:id="rId11"/>
-      <w:footerReference w:type="default" r:id="rId12"/>
-      <w:headerReference w:type="first" r:id="rId13"/>
-      <w:footerReference w:type="first" r:id="rId14"/>
-      <w:pgSz w:w="11906" w:h="16838" w:orient="portrait"/>
+      <w:headerReference w:type="default" r:id="rId15"/>
+      <w:footerReference w:type="default" r:id="rId16"/>
+      <w:pgSz w:w="11906" w:h="16838"/>
       <w:pgMar w:top="1701" w:right="1134" w:bottom="1134" w:left="1701" w:header="708" w:footer="708" w:gutter="0"/>
+      <w:pgNumType w:start="2"/>
       <w:cols w:space="708"/>
       <w:docGrid w:linePitch="360"/>
     </w:sectPr>
@@ -6330,13 +6724,9 @@
   <w:p>
     <w:pPr>
       <w:pStyle w:val="Rodap"/>
+      <w:jc w:val="right"/>
     </w:pPr>
   </w:p>
-</w:ftr>
-</file>
-
-<file path=word/footer2.xml><?xml version="1.0" encoding="utf-8"?>
-<w:ftr xmlns:wpc="http://schemas.microsoft.com/office/word/2010/wordprocessingCanvas" xmlns:cx="http://schemas.microsoft.com/office/drawing/2014/chartex" xmlns:cx1="http://schemas.microsoft.com/office/drawing/2015/9/8/chartex" xmlns:cx2="http://schemas.microsoft.com/office/drawing/2015/10/21/chartex" xmlns:cx3="http://schemas.microsoft.com/office/drawing/2016/5/9/chartex" xmlns:cx4="http://schemas.microsoft.com/office/drawing/2016/5/10/chartex" xmlns:cx5="http://schemas.microsoft.com/office/drawing/2016/5/11/chartex" xmlns:cx6="http://schemas.microsoft.com/office/drawing/2016/5/12/chartex" xmlns:cx7="http://schemas.microsoft.com/office/drawing/2016/5/13/chartex" xmlns:cx8="http://schemas.microsoft.com/office/drawing/2016/5/14/chartex" xmlns:mc="http://schemas.openxmlformats.org/markup-compatibility/2006" xmlns:aink="http://schemas.microsoft.com/office/drawing/2016/ink" xmlns:am3d="http://schemas.microsoft.com/office/drawing/2017/model3d" xmlns:o="urn:schemas-microsoft-com:office:office" xmlns:oel="http://schemas.microsoft.com/office/2019/extlst" xmlns:r="http://schemas.openxmlformats.org/officeDocument/2006/relationships" xmlns:m="http://schemas.openxmlformats.org/officeDocument/2006/math" xmlns:v="urn:schemas-microsoft-com:vml" xmlns:wp14="http://schemas.microsoft.com/office/word/2010/wordprocessingDrawing" xmlns:wp="http://schemas.openxmlformats.org/drawingml/2006/wordprocessingDrawing" xmlns:w10="urn:schemas-microsoft-com:office:word" xmlns:w="http://schemas.openxmlformats.org/wordprocessingml/2006/main" xmlns:w14="http://schemas.microsoft.com/office/word/2010/wordml" xmlns:w15="http://schemas.microsoft.com/office/word/2012/wordml" xmlns:w16cex="http://schemas.microsoft.com/office/word/2018/wordml/cex" xmlns:w16cid="http://schemas.microsoft.com/office/word/2016/wordml/cid" xmlns:w16="http://schemas.microsoft.com/office/word/2018/wordml" xmlns:w16du="http://schemas.microsoft.com/office/word/2023/wordml/word16du" xmlns:w16sdtdh="http://schemas.microsoft.com/office/word/2020/wordml/sdtdatahash" xmlns:w16sdtfl="http://schemas.microsoft.com/office/word/2024/wordml/sdtformatlock" xmlns:w16se="http://schemas.microsoft.com/office/word/2015/wordml/symex" xmlns:wpg="http://schemas.microsoft.com/office/word/2010/wordprocessingGroup" xmlns:wpi="http://schemas.microsoft.com/office/word/2010/wordprocessingInk" xmlns:wne="http://schemas.microsoft.com/office/word/2006/wordml" xmlns:wps="http://schemas.microsoft.com/office/word/2010/wordprocessingShape" mc:Ignorable="w14 w15 w16se w16cid w16 w16cex w16sdtdh w16sdtfl w16du wp14">
   <w:p>
     <w:pPr>
       <w:pStyle w:val="Rodap"/>
@@ -6345,8 +6735,40 @@
 </w:ftr>
 </file>
 
-<file path=word/footer3.xml><?xml version="1.0" encoding="utf-8"?>
+<file path=word/footer2.xml><?xml version="1.0" encoding="utf-8"?>
 <w:ftr xmlns:wpc="http://schemas.microsoft.com/office/word/2010/wordprocessingCanvas" xmlns:cx="http://schemas.microsoft.com/office/drawing/2014/chartex" xmlns:cx1="http://schemas.microsoft.com/office/drawing/2015/9/8/chartex" xmlns:cx2="http://schemas.microsoft.com/office/drawing/2015/10/21/chartex" xmlns:cx3="http://schemas.microsoft.com/office/drawing/2016/5/9/chartex" xmlns:cx4="http://schemas.microsoft.com/office/drawing/2016/5/10/chartex" xmlns:cx5="http://schemas.microsoft.com/office/drawing/2016/5/11/chartex" xmlns:cx6="http://schemas.microsoft.com/office/drawing/2016/5/12/chartex" xmlns:cx7="http://schemas.microsoft.com/office/drawing/2016/5/13/chartex" xmlns:cx8="http://schemas.microsoft.com/office/drawing/2016/5/14/chartex" xmlns:mc="http://schemas.openxmlformats.org/markup-compatibility/2006" xmlns:aink="http://schemas.microsoft.com/office/drawing/2016/ink" xmlns:am3d="http://schemas.microsoft.com/office/drawing/2017/model3d" xmlns:o="urn:schemas-microsoft-com:office:office" xmlns:oel="http://schemas.microsoft.com/office/2019/extlst" xmlns:r="http://schemas.openxmlformats.org/officeDocument/2006/relationships" xmlns:m="http://schemas.openxmlformats.org/officeDocument/2006/math" xmlns:v="urn:schemas-microsoft-com:vml" xmlns:wp14="http://schemas.microsoft.com/office/word/2010/wordprocessingDrawing" xmlns:wp="http://schemas.openxmlformats.org/drawingml/2006/wordprocessingDrawing" xmlns:w10="urn:schemas-microsoft-com:office:word" xmlns:w="http://schemas.openxmlformats.org/wordprocessingml/2006/main" xmlns:w14="http://schemas.microsoft.com/office/word/2010/wordml" xmlns:w15="http://schemas.microsoft.com/office/word/2012/wordml" xmlns:w16cex="http://schemas.microsoft.com/office/word/2018/wordml/cex" xmlns:w16cid="http://schemas.microsoft.com/office/word/2016/wordml/cid" xmlns:w16="http://schemas.microsoft.com/office/word/2018/wordml" xmlns:w16du="http://schemas.microsoft.com/office/word/2023/wordml/word16du" xmlns:w16sdtdh="http://schemas.microsoft.com/office/word/2020/wordml/sdtdatahash" xmlns:w16sdtfl="http://schemas.microsoft.com/office/word/2024/wordml/sdtformatlock" xmlns:w16se="http://schemas.microsoft.com/office/word/2015/wordml/symex" xmlns:wpg="http://schemas.microsoft.com/office/word/2010/wordprocessingGroup" xmlns:wpi="http://schemas.microsoft.com/office/word/2010/wordprocessingInk" xmlns:wne="http://schemas.microsoft.com/office/word/2006/wordml" xmlns:wps="http://schemas.microsoft.com/office/word/2010/wordprocessingShape" mc:Ignorable="w14 w15 w16se w16cid w16 w16cex w16sdtdh w16sdtfl w16du wp14">
+  <w:sdt>
+    <w:sdtPr>
+      <w:id w:val="-409923578"/>
+      <w:docPartObj>
+        <w:docPartGallery w:val="Page Numbers (Bottom of Page)"/>
+        <w:docPartUnique/>
+      </w:docPartObj>
+    </w:sdtPr>
+    <w:sdtContent>
+      <w:p>
+        <w:pPr>
+          <w:pStyle w:val="Rodap"/>
+          <w:jc w:val="right"/>
+        </w:pPr>
+        <w:r>
+          <w:fldChar w:fldCharType="begin"/>
+        </w:r>
+        <w:r>
+          <w:instrText>PAGE   \* MERGEFORMAT</w:instrText>
+        </w:r>
+        <w:r>
+          <w:fldChar w:fldCharType="separate"/>
+        </w:r>
+        <w:r>
+          <w:t>2</w:t>
+        </w:r>
+        <w:r>
+          <w:fldChar w:fldCharType="end"/>
+        </w:r>
+      </w:p>
+    </w:sdtContent>
+  </w:sdt>
   <w:p>
     <w:pPr>
       <w:pStyle w:val="Rodap"/>
@@ -6390,252 +6812,8 @@
 </w:hdr>
 </file>
 
-<file path=word/header2.xml><?xml version="1.0" encoding="utf-8"?>
-<w:hdr xmlns:wpc="http://schemas.microsoft.com/office/word/2010/wordprocessingCanvas" xmlns:cx="http://schemas.microsoft.com/office/drawing/2014/chartex" xmlns:cx1="http://schemas.microsoft.com/office/drawing/2015/9/8/chartex" xmlns:cx2="http://schemas.microsoft.com/office/drawing/2015/10/21/chartex" xmlns:cx3="http://schemas.microsoft.com/office/drawing/2016/5/9/chartex" xmlns:cx4="http://schemas.microsoft.com/office/drawing/2016/5/10/chartex" xmlns:cx5="http://schemas.microsoft.com/office/drawing/2016/5/11/chartex" xmlns:cx6="http://schemas.microsoft.com/office/drawing/2016/5/12/chartex" xmlns:cx7="http://schemas.microsoft.com/office/drawing/2016/5/13/chartex" xmlns:cx8="http://schemas.microsoft.com/office/drawing/2016/5/14/chartex" xmlns:mc="http://schemas.openxmlformats.org/markup-compatibility/2006" xmlns:aink="http://schemas.microsoft.com/office/drawing/2016/ink" xmlns:am3d="http://schemas.microsoft.com/office/drawing/2017/model3d" xmlns:o="urn:schemas-microsoft-com:office:office" xmlns:oel="http://schemas.microsoft.com/office/2019/extlst" xmlns:r="http://schemas.openxmlformats.org/officeDocument/2006/relationships" xmlns:m="http://schemas.openxmlformats.org/officeDocument/2006/math" xmlns:v="urn:schemas-microsoft-com:vml" xmlns:wp14="http://schemas.microsoft.com/office/word/2010/wordprocessingDrawing" xmlns:wp="http://schemas.openxmlformats.org/drawingml/2006/wordprocessingDrawing" xmlns:w10="urn:schemas-microsoft-com:office:word" xmlns:w="http://schemas.openxmlformats.org/wordprocessingml/2006/main" xmlns:w14="http://schemas.microsoft.com/office/word/2010/wordml" xmlns:w15="http://schemas.microsoft.com/office/word/2012/wordml" xmlns:w16cex="http://schemas.microsoft.com/office/word/2018/wordml/cex" xmlns:w16cid="http://schemas.microsoft.com/office/word/2016/wordml/cid" xmlns:w16="http://schemas.microsoft.com/office/word/2018/wordml" xmlns:w16du="http://schemas.microsoft.com/office/word/2023/wordml/word16du" xmlns:w16sdtdh="http://schemas.microsoft.com/office/word/2020/wordml/sdtdatahash" xmlns:w16sdtfl="http://schemas.microsoft.com/office/word/2024/wordml/sdtformatlock" xmlns:w16se="http://schemas.microsoft.com/office/word/2015/wordml/symex" xmlns:wpg="http://schemas.microsoft.com/office/word/2010/wordprocessingGroup" xmlns:wpi="http://schemas.microsoft.com/office/word/2010/wordprocessingInk" xmlns:wne="http://schemas.microsoft.com/office/word/2006/wordml" xmlns:wps="http://schemas.microsoft.com/office/word/2010/wordprocessingShape" mc:Ignorable="w14 w15 w16se w16cid w16 w16cex w16sdtdh w16sdtfl w16du wp14">
-  <w:p>
-    <w:pPr>
-      <w:pStyle w:val="Cabealho"/>
-    </w:pPr>
-  </w:p>
-</w:hdr>
-</file>
-
-<file path=word/header3.xml><?xml version="1.0" encoding="utf-8"?>
-<w:hdr xmlns:wpc="http://schemas.microsoft.com/office/word/2010/wordprocessingCanvas" xmlns:cx="http://schemas.microsoft.com/office/drawing/2014/chartex" xmlns:cx1="http://schemas.microsoft.com/office/drawing/2015/9/8/chartex" xmlns:cx2="http://schemas.microsoft.com/office/drawing/2015/10/21/chartex" xmlns:cx3="http://schemas.microsoft.com/office/drawing/2016/5/9/chartex" xmlns:cx4="http://schemas.microsoft.com/office/drawing/2016/5/10/chartex" xmlns:cx5="http://schemas.microsoft.com/office/drawing/2016/5/11/chartex" xmlns:cx6="http://schemas.microsoft.com/office/drawing/2016/5/12/chartex" xmlns:cx7="http://schemas.microsoft.com/office/drawing/2016/5/13/chartex" xmlns:cx8="http://schemas.microsoft.com/office/drawing/2016/5/14/chartex" xmlns:mc="http://schemas.openxmlformats.org/markup-compatibility/2006" xmlns:aink="http://schemas.microsoft.com/office/drawing/2016/ink" xmlns:am3d="http://schemas.microsoft.com/office/drawing/2017/model3d" xmlns:o="urn:schemas-microsoft-com:office:office" xmlns:oel="http://schemas.microsoft.com/office/2019/extlst" xmlns:r="http://schemas.openxmlformats.org/officeDocument/2006/relationships" xmlns:m="http://schemas.openxmlformats.org/officeDocument/2006/math" xmlns:v="urn:schemas-microsoft-com:vml" xmlns:wp14="http://schemas.microsoft.com/office/word/2010/wordprocessingDrawing" xmlns:wp="http://schemas.openxmlformats.org/drawingml/2006/wordprocessingDrawing" xmlns:w10="urn:schemas-microsoft-com:office:word" xmlns:w="http://schemas.openxmlformats.org/wordprocessingml/2006/main" xmlns:w14="http://schemas.microsoft.com/office/word/2010/wordml" xmlns:w15="http://schemas.microsoft.com/office/word/2012/wordml" xmlns:w16cex="http://schemas.microsoft.com/office/word/2018/wordml/cex" xmlns:w16cid="http://schemas.microsoft.com/office/word/2016/wordml/cid" xmlns:w16="http://schemas.microsoft.com/office/word/2018/wordml" xmlns:w16du="http://schemas.microsoft.com/office/word/2023/wordml/word16du" xmlns:w16sdtdh="http://schemas.microsoft.com/office/word/2020/wordml/sdtdatahash" xmlns:w16sdtfl="http://schemas.microsoft.com/office/word/2024/wordml/sdtformatlock" xmlns:w16se="http://schemas.microsoft.com/office/word/2015/wordml/symex" xmlns:wpg="http://schemas.microsoft.com/office/word/2010/wordprocessingGroup" xmlns:wpi="http://schemas.microsoft.com/office/word/2010/wordprocessingInk" xmlns:wne="http://schemas.microsoft.com/office/word/2006/wordml" xmlns:wps="http://schemas.microsoft.com/office/word/2010/wordprocessingShape" mc:Ignorable="w14 w15 w16se w16cid w16 w16cex w16sdtdh w16sdtfl w16du wp14">
-  <w:p>
-    <w:pPr>
-      <w:pStyle w:val="Cabealho"/>
-    </w:pPr>
-  </w:p>
-</w:hdr>
-</file>
-
 <file path=word/numbering.xml><?xml version="1.0" encoding="utf-8"?>
 <w:numbering xmlns:wpc="http://schemas.microsoft.com/office/word/2010/wordprocessingCanvas" xmlns:cx="http://schemas.microsoft.com/office/drawing/2014/chartex" xmlns:cx1="http://schemas.microsoft.com/office/drawing/2015/9/8/chartex" xmlns:cx2="http://schemas.microsoft.com/office/drawing/2015/10/21/chartex" xmlns:cx3="http://schemas.microsoft.com/office/drawing/2016/5/9/chartex" xmlns:cx4="http://schemas.microsoft.com/office/drawing/2016/5/10/chartex" xmlns:cx5="http://schemas.microsoft.com/office/drawing/2016/5/11/chartex" xmlns:cx6="http://schemas.microsoft.com/office/drawing/2016/5/12/chartex" xmlns:cx7="http://schemas.microsoft.com/office/drawing/2016/5/13/chartex" xmlns:cx8="http://schemas.microsoft.com/office/drawing/2016/5/14/chartex" xmlns:mc="http://schemas.openxmlformats.org/markup-compatibility/2006" xmlns:aink="http://schemas.microsoft.com/office/drawing/2016/ink" xmlns:am3d="http://schemas.microsoft.com/office/drawing/2017/model3d" xmlns:o="urn:schemas-microsoft-com:office:office" xmlns:oel="http://schemas.microsoft.com/office/2019/extlst" xmlns:r="http://schemas.openxmlformats.org/officeDocument/2006/relationships" xmlns:m="http://schemas.openxmlformats.org/officeDocument/2006/math" xmlns:v="urn:schemas-microsoft-com:vml" xmlns:wp14="http://schemas.microsoft.com/office/word/2010/wordprocessingDrawing" xmlns:wp="http://schemas.openxmlformats.org/drawingml/2006/wordprocessingDrawing" xmlns:w10="urn:schemas-microsoft-com:office:word" xmlns:w="http://schemas.openxmlformats.org/wordprocessingml/2006/main" xmlns:w14="http://schemas.microsoft.com/office/word/2010/wordml" xmlns:w15="http://schemas.microsoft.com/office/word/2012/wordml" xmlns:w16cex="http://schemas.microsoft.com/office/word/2018/wordml/cex" xmlns:w16cid="http://schemas.microsoft.com/office/word/2016/wordml/cid" xmlns:w16="http://schemas.microsoft.com/office/word/2018/wordml" xmlns:w16du="http://schemas.microsoft.com/office/word/2023/wordml/word16du" xmlns:w16sdtdh="http://schemas.microsoft.com/office/word/2020/wordml/sdtdatahash" xmlns:w16sdtfl="http://schemas.microsoft.com/office/word/2024/wordml/sdtformatlock" xmlns:w16se="http://schemas.microsoft.com/office/word/2015/wordml/symex" xmlns:wpg="http://schemas.microsoft.com/office/word/2010/wordprocessingGroup" xmlns:wpi="http://schemas.microsoft.com/office/word/2010/wordprocessingInk" xmlns:wne="http://schemas.microsoft.com/office/word/2006/wordml" xmlns:wps="http://schemas.microsoft.com/office/word/2010/wordprocessingShape" mc:Ignorable="w14 w15 w16se w16cid w16 w16cex w16sdtdh w16sdtfl w16du wp14">
-  <w:abstractNum xmlns:w="http://schemas.openxmlformats.org/wordprocessingml/2006/main" w:abstractNumId="3">
-    <w:nsid w:val="459a4a6d"/>
-    <w:multiLevelType xmlns:w="http://schemas.openxmlformats.org/wordprocessingml/2006/main" w:val="hybridMultilevel"/>
-    <w:lvl xmlns:w="http://schemas.openxmlformats.org/wordprocessingml/2006/main" w:ilvl="0">
-      <w:start w:val="1"/>
-      <w:numFmt w:val="bullet"/>
-      <w:lvlText w:val=""/>
-      <w:lvlJc w:val="left"/>
-      <w:pPr>
-        <w:ind w:left="380" w:hanging="360"/>
-      </w:pPr>
-      <w:rPr>
-        <w:rFonts w:hint="default" w:ascii="Symbol" w:hAnsi="Symbol"/>
-      </w:rPr>
-    </w:lvl>
-    <w:lvl xmlns:w="http://schemas.openxmlformats.org/wordprocessingml/2006/main" w:ilvl="1">
-      <w:start w:val="1"/>
-      <w:numFmt w:val="bullet"/>
-      <w:lvlText w:val="o"/>
-      <w:lvlJc w:val="left"/>
-      <w:pPr>
-        <w:ind w:left="1100" w:hanging="360"/>
-      </w:pPr>
-      <w:rPr>
-        <w:rFonts w:hint="default" w:ascii="Courier New" w:hAnsi="Courier New"/>
-      </w:rPr>
-    </w:lvl>
-    <w:lvl xmlns:w="http://schemas.openxmlformats.org/wordprocessingml/2006/main" w:ilvl="2">
-      <w:start w:val="1"/>
-      <w:numFmt w:val="bullet"/>
-      <w:lvlText w:val=""/>
-      <w:lvlJc w:val="left"/>
-      <w:pPr>
-        <w:ind w:left="1820" w:hanging="360"/>
-      </w:pPr>
-      <w:rPr>
-        <w:rFonts w:hint="default" w:ascii="Wingdings" w:hAnsi="Wingdings"/>
-      </w:rPr>
-    </w:lvl>
-    <w:lvl xmlns:w="http://schemas.openxmlformats.org/wordprocessingml/2006/main" w:ilvl="3">
-      <w:start w:val="1"/>
-      <w:numFmt w:val="bullet"/>
-      <w:lvlText w:val=""/>
-      <w:lvlJc w:val="left"/>
-      <w:pPr>
-        <w:ind w:left="2540" w:hanging="360"/>
-      </w:pPr>
-      <w:rPr>
-        <w:rFonts w:hint="default" w:ascii="Symbol" w:hAnsi="Symbol"/>
-      </w:rPr>
-    </w:lvl>
-    <w:lvl xmlns:w="http://schemas.openxmlformats.org/wordprocessingml/2006/main" w:ilvl="4">
-      <w:start w:val="1"/>
-      <w:numFmt w:val="bullet"/>
-      <w:lvlText w:val="o"/>
-      <w:lvlJc w:val="left"/>
-      <w:pPr>
-        <w:ind w:left="3260" w:hanging="360"/>
-      </w:pPr>
-      <w:rPr>
-        <w:rFonts w:hint="default" w:ascii="Courier New" w:hAnsi="Courier New"/>
-      </w:rPr>
-    </w:lvl>
-    <w:lvl xmlns:w="http://schemas.openxmlformats.org/wordprocessingml/2006/main" w:ilvl="5">
-      <w:start w:val="1"/>
-      <w:numFmt w:val="bullet"/>
-      <w:lvlText w:val=""/>
-      <w:lvlJc w:val="left"/>
-      <w:pPr>
-        <w:ind w:left="3980" w:hanging="360"/>
-      </w:pPr>
-      <w:rPr>
-        <w:rFonts w:hint="default" w:ascii="Wingdings" w:hAnsi="Wingdings"/>
-      </w:rPr>
-    </w:lvl>
-    <w:lvl xmlns:w="http://schemas.openxmlformats.org/wordprocessingml/2006/main" w:ilvl="6">
-      <w:start w:val="1"/>
-      <w:numFmt w:val="bullet"/>
-      <w:lvlText w:val=""/>
-      <w:lvlJc w:val="left"/>
-      <w:pPr>
-        <w:ind w:left="4700" w:hanging="360"/>
-      </w:pPr>
-      <w:rPr>
-        <w:rFonts w:hint="default" w:ascii="Symbol" w:hAnsi="Symbol"/>
-      </w:rPr>
-    </w:lvl>
-    <w:lvl xmlns:w="http://schemas.openxmlformats.org/wordprocessingml/2006/main" w:ilvl="7">
-      <w:start w:val="1"/>
-      <w:numFmt w:val="bullet"/>
-      <w:lvlText w:val="o"/>
-      <w:lvlJc w:val="left"/>
-      <w:pPr>
-        <w:ind w:left="5420" w:hanging="360"/>
-      </w:pPr>
-      <w:rPr>
-        <w:rFonts w:hint="default" w:ascii="Courier New" w:hAnsi="Courier New"/>
-      </w:rPr>
-    </w:lvl>
-    <w:lvl xmlns:w="http://schemas.openxmlformats.org/wordprocessingml/2006/main" w:ilvl="8">
-      <w:start w:val="1"/>
-      <w:numFmt w:val="bullet"/>
-      <w:lvlText w:val=""/>
-      <w:lvlJc w:val="left"/>
-      <w:pPr>
-        <w:ind w:left="6140" w:hanging="360"/>
-      </w:pPr>
-      <w:rPr>
-        <w:rFonts w:hint="default" w:ascii="Wingdings" w:hAnsi="Wingdings"/>
-      </w:rPr>
-    </w:lvl>
-  </w:abstractNum>
-  <w:abstractNum xmlns:w="http://schemas.openxmlformats.org/wordprocessingml/2006/main" w:abstractNumId="2">
-    <w:nsid w:val="7d0c0248"/>
-    <w:multiLevelType xmlns:w="http://schemas.openxmlformats.org/wordprocessingml/2006/main" w:val="hybridMultilevel"/>
-    <w:lvl xmlns:w="http://schemas.openxmlformats.org/wordprocessingml/2006/main" w:ilvl="0">
-      <w:start w:val="1"/>
-      <w:numFmt w:val="bullet"/>
-      <w:lvlText w:val=""/>
-      <w:lvlJc w:val="left"/>
-      <w:pPr>
-        <w:ind w:left="1078" w:hanging="360"/>
-      </w:pPr>
-      <w:rPr>
-        <w:rFonts w:hint="default" w:ascii="Symbol" w:hAnsi="Symbol"/>
-      </w:rPr>
-    </w:lvl>
-    <w:lvl xmlns:w="http://schemas.openxmlformats.org/wordprocessingml/2006/main" w:ilvl="1">
-      <w:start w:val="1"/>
-      <w:numFmt w:val="bullet"/>
-      <w:lvlText w:val="o"/>
-      <w:lvlJc w:val="left"/>
-      <w:pPr>
-        <w:ind w:left="1798" w:hanging="360"/>
-      </w:pPr>
-      <w:rPr>
-        <w:rFonts w:hint="default" w:ascii="Courier New" w:hAnsi="Courier New"/>
-      </w:rPr>
-    </w:lvl>
-    <w:lvl xmlns:w="http://schemas.openxmlformats.org/wordprocessingml/2006/main" w:ilvl="2">
-      <w:start w:val="1"/>
-      <w:numFmt w:val="bullet"/>
-      <w:lvlText w:val=""/>
-      <w:lvlJc w:val="left"/>
-      <w:pPr>
-        <w:ind w:left="2518" w:hanging="360"/>
-      </w:pPr>
-      <w:rPr>
-        <w:rFonts w:hint="default" w:ascii="Wingdings" w:hAnsi="Wingdings"/>
-      </w:rPr>
-    </w:lvl>
-    <w:lvl xmlns:w="http://schemas.openxmlformats.org/wordprocessingml/2006/main" w:ilvl="3">
-      <w:start w:val="1"/>
-      <w:numFmt w:val="bullet"/>
-      <w:lvlText w:val=""/>
-      <w:lvlJc w:val="left"/>
-      <w:pPr>
-        <w:ind w:left="3238" w:hanging="360"/>
-      </w:pPr>
-      <w:rPr>
-        <w:rFonts w:hint="default" w:ascii="Symbol" w:hAnsi="Symbol"/>
-      </w:rPr>
-    </w:lvl>
-    <w:lvl xmlns:w="http://schemas.openxmlformats.org/wordprocessingml/2006/main" w:ilvl="4">
-      <w:start w:val="1"/>
-      <w:numFmt w:val="bullet"/>
-      <w:lvlText w:val="o"/>
-      <w:lvlJc w:val="left"/>
-      <w:pPr>
-        <w:ind w:left="3958" w:hanging="360"/>
-      </w:pPr>
-      <w:rPr>
-        <w:rFonts w:hint="default" w:ascii="Courier New" w:hAnsi="Courier New"/>
-      </w:rPr>
-    </w:lvl>
-    <w:lvl xmlns:w="http://schemas.openxmlformats.org/wordprocessingml/2006/main" w:ilvl="5">
-      <w:start w:val="1"/>
-      <w:numFmt w:val="bullet"/>
-      <w:lvlText w:val=""/>
-      <w:lvlJc w:val="left"/>
-      <w:pPr>
-        <w:ind w:left="4678" w:hanging="360"/>
-      </w:pPr>
-      <w:rPr>
-        <w:rFonts w:hint="default" w:ascii="Wingdings" w:hAnsi="Wingdings"/>
-      </w:rPr>
-    </w:lvl>
-    <w:lvl xmlns:w="http://schemas.openxmlformats.org/wordprocessingml/2006/main" w:ilvl="6">
-      <w:start w:val="1"/>
-      <w:numFmt w:val="bullet"/>
-      <w:lvlText w:val=""/>
-      <w:lvlJc w:val="left"/>
-      <w:pPr>
-        <w:ind w:left="5398" w:hanging="360"/>
-      </w:pPr>
-      <w:rPr>
-        <w:rFonts w:hint="default" w:ascii="Symbol" w:hAnsi="Symbol"/>
-      </w:rPr>
-    </w:lvl>
-    <w:lvl xmlns:w="http://schemas.openxmlformats.org/wordprocessingml/2006/main" w:ilvl="7">
-      <w:start w:val="1"/>
-      <w:numFmt w:val="bullet"/>
-      <w:lvlText w:val="o"/>
-      <w:lvlJc w:val="left"/>
-      <w:pPr>
-        <w:ind w:left="6118" w:hanging="360"/>
-      </w:pPr>
-      <w:rPr>
-        <w:rFonts w:hint="default" w:ascii="Courier New" w:hAnsi="Courier New"/>
-      </w:rPr>
-    </w:lvl>
-    <w:lvl xmlns:w="http://schemas.openxmlformats.org/wordprocessingml/2006/main" w:ilvl="8">
-      <w:start w:val="1"/>
-      <w:numFmt w:val="bullet"/>
-      <w:lvlText w:val=""/>
-      <w:lvlJc w:val="left"/>
-      <w:pPr>
-        <w:ind w:left="6838" w:hanging="360"/>
-      </w:pPr>
-      <w:rPr>
-        <w:rFonts w:hint="default" w:ascii="Wingdings" w:hAnsi="Wingdings"/>
-      </w:rPr>
-    </w:lvl>
-  </w:abstractNum>
   <w:abstractNum w:abstractNumId="0" w15:restartNumberingAfterBreak="0">
     <w:nsid w:val="1D701BA8"/>
     <w:multiLevelType w:val="multilevel"/>
@@ -6750,6 +6928,119 @@
     </w:lvl>
   </w:abstractNum>
   <w:abstractNum w:abstractNumId="1" w15:restartNumberingAfterBreak="0">
+    <w:nsid w:val="459A4A6D"/>
+    <w:multiLevelType w:val="hybridMultilevel"/>
+    <w:tmpl w:val="E140E21E"/>
+    <w:lvl w:ilvl="0" w:tplc="5DBC90BA">
+      <w:start w:val="1"/>
+      <w:numFmt w:val="bullet"/>
+      <w:lvlText w:val=""/>
+      <w:lvlJc w:val="left"/>
+      <w:pPr>
+        <w:ind w:left="380" w:hanging="360"/>
+      </w:pPr>
+      <w:rPr>
+        <w:rFonts w:ascii="Symbol" w:hAnsi="Symbol" w:hint="default"/>
+      </w:rPr>
+    </w:lvl>
+    <w:lvl w:ilvl="1" w:tplc="977AAC84">
+      <w:start w:val="1"/>
+      <w:numFmt w:val="bullet"/>
+      <w:lvlText w:val="o"/>
+      <w:lvlJc w:val="left"/>
+      <w:pPr>
+        <w:ind w:left="1100" w:hanging="360"/>
+      </w:pPr>
+      <w:rPr>
+        <w:rFonts w:ascii="Courier New" w:hAnsi="Courier New" w:hint="default"/>
+      </w:rPr>
+    </w:lvl>
+    <w:lvl w:ilvl="2" w:tplc="BEFAF622">
+      <w:start w:val="1"/>
+      <w:numFmt w:val="bullet"/>
+      <w:lvlText w:val=""/>
+      <w:lvlJc w:val="left"/>
+      <w:pPr>
+        <w:ind w:left="1820" w:hanging="360"/>
+      </w:pPr>
+      <w:rPr>
+        <w:rFonts w:ascii="Wingdings" w:hAnsi="Wingdings" w:hint="default"/>
+      </w:rPr>
+    </w:lvl>
+    <w:lvl w:ilvl="3" w:tplc="1F28A16C">
+      <w:start w:val="1"/>
+      <w:numFmt w:val="bullet"/>
+      <w:lvlText w:val=""/>
+      <w:lvlJc w:val="left"/>
+      <w:pPr>
+        <w:ind w:left="2540" w:hanging="360"/>
+      </w:pPr>
+      <w:rPr>
+        <w:rFonts w:ascii="Symbol" w:hAnsi="Symbol" w:hint="default"/>
+      </w:rPr>
+    </w:lvl>
+    <w:lvl w:ilvl="4" w:tplc="5438544C">
+      <w:start w:val="1"/>
+      <w:numFmt w:val="bullet"/>
+      <w:lvlText w:val="o"/>
+      <w:lvlJc w:val="left"/>
+      <w:pPr>
+        <w:ind w:left="3260" w:hanging="360"/>
+      </w:pPr>
+      <w:rPr>
+        <w:rFonts w:ascii="Courier New" w:hAnsi="Courier New" w:hint="default"/>
+      </w:rPr>
+    </w:lvl>
+    <w:lvl w:ilvl="5" w:tplc="79344428">
+      <w:start w:val="1"/>
+      <w:numFmt w:val="bullet"/>
+      <w:lvlText w:val=""/>
+      <w:lvlJc w:val="left"/>
+      <w:pPr>
+        <w:ind w:left="3980" w:hanging="360"/>
+      </w:pPr>
+      <w:rPr>
+        <w:rFonts w:ascii="Wingdings" w:hAnsi="Wingdings" w:hint="default"/>
+      </w:rPr>
+    </w:lvl>
+    <w:lvl w:ilvl="6" w:tplc="3CE45D96">
+      <w:start w:val="1"/>
+      <w:numFmt w:val="bullet"/>
+      <w:lvlText w:val=""/>
+      <w:lvlJc w:val="left"/>
+      <w:pPr>
+        <w:ind w:left="4700" w:hanging="360"/>
+      </w:pPr>
+      <w:rPr>
+        <w:rFonts w:ascii="Symbol" w:hAnsi="Symbol" w:hint="default"/>
+      </w:rPr>
+    </w:lvl>
+    <w:lvl w:ilvl="7" w:tplc="B5B8D788">
+      <w:start w:val="1"/>
+      <w:numFmt w:val="bullet"/>
+      <w:lvlText w:val="o"/>
+      <w:lvlJc w:val="left"/>
+      <w:pPr>
+        <w:ind w:left="5420" w:hanging="360"/>
+      </w:pPr>
+      <w:rPr>
+        <w:rFonts w:ascii="Courier New" w:hAnsi="Courier New" w:hint="default"/>
+      </w:rPr>
+    </w:lvl>
+    <w:lvl w:ilvl="8" w:tplc="243EA392">
+      <w:start w:val="1"/>
+      <w:numFmt w:val="bullet"/>
+      <w:lvlText w:val=""/>
+      <w:lvlJc w:val="left"/>
+      <w:pPr>
+        <w:ind w:left="6140" w:hanging="360"/>
+      </w:pPr>
+      <w:rPr>
+        <w:rFonts w:ascii="Wingdings" w:hAnsi="Wingdings" w:hint="default"/>
+      </w:rPr>
+    </w:lvl>
+  </w:abstractNum>
+  <w:abstractNum w:abstractNumId="2" w15:restartNumberingAfterBreak="0">
     <w:nsid w:val="69867D70"/>
     <w:multiLevelType w:val="multilevel"/>
     <w:tmpl w:val="2228B076"/>
@@ -6762,7 +7053,7 @@
         <w:ind w:left="730" w:hanging="360"/>
       </w:pPr>
       <w:rPr>
-        <w:rFonts w:hint="default" w:ascii="Symbol" w:hAnsi="Symbol"/>
+        <w:rFonts w:ascii="Symbol" w:hAnsi="Symbol" w:hint="default"/>
       </w:rPr>
     </w:lvl>
     <w:lvl w:ilvl="1" w:tentative="1">
@@ -6774,7 +7065,7 @@
         <w:ind w:left="1450" w:hanging="360"/>
       </w:pPr>
       <w:rPr>
-        <w:rFonts w:hint="default" w:ascii="Courier New" w:hAnsi="Courier New" w:cs="Courier New"/>
+        <w:rFonts w:ascii="Courier New" w:hAnsi="Courier New" w:cs="Courier New" w:hint="default"/>
       </w:rPr>
     </w:lvl>
     <w:lvl w:ilvl="2" w:tentative="1">
@@ -6786,7 +7077,7 @@
         <w:ind w:left="2170" w:hanging="360"/>
       </w:pPr>
       <w:rPr>
-        <w:rFonts w:hint="default" w:ascii="Wingdings" w:hAnsi="Wingdings"/>
+        <w:rFonts w:ascii="Wingdings" w:hAnsi="Wingdings" w:hint="default"/>
       </w:rPr>
     </w:lvl>
     <w:lvl w:ilvl="3" w:tentative="1">
@@ -6798,7 +7089,7 @@
         <w:ind w:left="2890" w:hanging="360"/>
       </w:pPr>
       <w:rPr>
-        <w:rFonts w:hint="default" w:ascii="Symbol" w:hAnsi="Symbol"/>
+        <w:rFonts w:ascii="Symbol" w:hAnsi="Symbol" w:hint="default"/>
       </w:rPr>
     </w:lvl>
     <w:lvl w:ilvl="4" w:tentative="1">
@@ -6810,7 +7101,7 @@
         <w:ind w:left="3610" w:hanging="360"/>
       </w:pPr>
       <w:rPr>
-        <w:rFonts w:hint="default" w:ascii="Courier New" w:hAnsi="Courier New" w:cs="Courier New"/>
+        <w:rFonts w:ascii="Courier New" w:hAnsi="Courier New" w:cs="Courier New" w:hint="default"/>
       </w:rPr>
     </w:lvl>
     <w:lvl w:ilvl="5" w:tentative="1">
@@ -6822,7 +7113,7 @@
         <w:ind w:left="4330" w:hanging="360"/>
       </w:pPr>
       <w:rPr>
-        <w:rFonts w:hint="default" w:ascii="Wingdings" w:hAnsi="Wingdings"/>
+        <w:rFonts w:ascii="Wingdings" w:hAnsi="Wingdings" w:hint="default"/>
       </w:rPr>
     </w:lvl>
     <w:lvl w:ilvl="6" w:tentative="1">
@@ -6834,7 +7125,7 @@
         <w:ind w:left="5050" w:hanging="360"/>
       </w:pPr>
       <w:rPr>
-        <w:rFonts w:hint="default" w:ascii="Symbol" w:hAnsi="Symbol"/>
+        <w:rFonts w:ascii="Symbol" w:hAnsi="Symbol" w:hint="default"/>
       </w:rPr>
     </w:lvl>
     <w:lvl w:ilvl="7" w:tentative="1">
@@ -6846,7 +7137,7 @@
         <w:ind w:left="5770" w:hanging="360"/>
       </w:pPr>
       <w:rPr>
-        <w:rFonts w:hint="default" w:ascii="Courier New" w:hAnsi="Courier New" w:cs="Courier New"/>
+        <w:rFonts w:ascii="Courier New" w:hAnsi="Courier New" w:cs="Courier New" w:hint="default"/>
       </w:rPr>
     </w:lvl>
     <w:lvl w:ilvl="8" w:tentative="1">
@@ -6858,31 +7149,144 @@
         <w:ind w:left="6490" w:hanging="360"/>
       </w:pPr>
       <w:rPr>
-        <w:rFonts w:hint="default" w:ascii="Wingdings" w:hAnsi="Wingdings"/>
+        <w:rFonts w:ascii="Wingdings" w:hAnsi="Wingdings" w:hint="default"/>
       </w:rPr>
     </w:lvl>
   </w:abstractNum>
-  <w:num w:numId="4">
+  <w:abstractNum w:abstractNumId="3" w15:restartNumberingAfterBreak="0">
+    <w:nsid w:val="7D0C0248"/>
+    <w:multiLevelType w:val="hybridMultilevel"/>
+    <w:tmpl w:val="ADF402A0"/>
+    <w:lvl w:ilvl="0" w:tplc="270AF970">
+      <w:start w:val="1"/>
+      <w:numFmt w:val="bullet"/>
+      <w:lvlText w:val=""/>
+      <w:lvlJc w:val="left"/>
+      <w:pPr>
+        <w:ind w:left="1078" w:hanging="360"/>
+      </w:pPr>
+      <w:rPr>
+        <w:rFonts w:ascii="Symbol" w:hAnsi="Symbol" w:hint="default"/>
+      </w:rPr>
+    </w:lvl>
+    <w:lvl w:ilvl="1" w:tplc="E982AF80">
+      <w:start w:val="1"/>
+      <w:numFmt w:val="bullet"/>
+      <w:lvlText w:val="o"/>
+      <w:lvlJc w:val="left"/>
+      <w:pPr>
+        <w:ind w:left="1798" w:hanging="360"/>
+      </w:pPr>
+      <w:rPr>
+        <w:rFonts w:ascii="Courier New" w:hAnsi="Courier New" w:hint="default"/>
+      </w:rPr>
+    </w:lvl>
+    <w:lvl w:ilvl="2" w:tplc="4418A01C">
+      <w:start w:val="1"/>
+      <w:numFmt w:val="bullet"/>
+      <w:lvlText w:val=""/>
+      <w:lvlJc w:val="left"/>
+      <w:pPr>
+        <w:ind w:left="2518" w:hanging="360"/>
+      </w:pPr>
+      <w:rPr>
+        <w:rFonts w:ascii="Wingdings" w:hAnsi="Wingdings" w:hint="default"/>
+      </w:rPr>
+    </w:lvl>
+    <w:lvl w:ilvl="3" w:tplc="E6EA6336">
+      <w:start w:val="1"/>
+      <w:numFmt w:val="bullet"/>
+      <w:lvlText w:val=""/>
+      <w:lvlJc w:val="left"/>
+      <w:pPr>
+        <w:ind w:left="3238" w:hanging="360"/>
+      </w:pPr>
+      <w:rPr>
+        <w:rFonts w:ascii="Symbol" w:hAnsi="Symbol" w:hint="default"/>
+      </w:rPr>
+    </w:lvl>
+    <w:lvl w:ilvl="4" w:tplc="8E48CC46">
+      <w:start w:val="1"/>
+      <w:numFmt w:val="bullet"/>
+      <w:lvlText w:val="o"/>
+      <w:lvlJc w:val="left"/>
+      <w:pPr>
+        <w:ind w:left="3958" w:hanging="360"/>
+      </w:pPr>
+      <w:rPr>
+        <w:rFonts w:ascii="Courier New" w:hAnsi="Courier New" w:hint="default"/>
+      </w:rPr>
+    </w:lvl>
+    <w:lvl w:ilvl="5" w:tplc="3CEA25F4">
+      <w:start w:val="1"/>
+      <w:numFmt w:val="bullet"/>
+      <w:lvlText w:val=""/>
+      <w:lvlJc w:val="left"/>
+      <w:pPr>
+        <w:ind w:left="4678" w:hanging="360"/>
+      </w:pPr>
+      <w:rPr>
+        <w:rFonts w:ascii="Wingdings" w:hAnsi="Wingdings" w:hint="default"/>
+      </w:rPr>
+    </w:lvl>
+    <w:lvl w:ilvl="6" w:tplc="4D1C8074">
+      <w:start w:val="1"/>
+      <w:numFmt w:val="bullet"/>
+      <w:lvlText w:val=""/>
+      <w:lvlJc w:val="left"/>
+      <w:pPr>
+        <w:ind w:left="5398" w:hanging="360"/>
+      </w:pPr>
+      <w:rPr>
+        <w:rFonts w:ascii="Symbol" w:hAnsi="Symbol" w:hint="default"/>
+      </w:rPr>
+    </w:lvl>
+    <w:lvl w:ilvl="7" w:tplc="56B4B16A">
+      <w:start w:val="1"/>
+      <w:numFmt w:val="bullet"/>
+      <w:lvlText w:val="o"/>
+      <w:lvlJc w:val="left"/>
+      <w:pPr>
+        <w:ind w:left="6118" w:hanging="360"/>
+      </w:pPr>
+      <w:rPr>
+        <w:rFonts w:ascii="Courier New" w:hAnsi="Courier New" w:hint="default"/>
+      </w:rPr>
+    </w:lvl>
+    <w:lvl w:ilvl="8" w:tplc="B28057DA">
+      <w:start w:val="1"/>
+      <w:numFmt w:val="bullet"/>
+      <w:lvlText w:val=""/>
+      <w:lvlJc w:val="left"/>
+      <w:pPr>
+        <w:ind w:left="6838" w:hanging="360"/>
+      </w:pPr>
+      <w:rPr>
+        <w:rFonts w:ascii="Wingdings" w:hAnsi="Wingdings" w:hint="default"/>
+      </w:rPr>
+    </w:lvl>
+  </w:abstractNum>
+  <w:num w:numId="1" w16cid:durableId="987250354">
+    <w:abstractNumId w:val="1"/>
+  </w:num>
+  <w:num w:numId="2" w16cid:durableId="1715080086">
     <w:abstractNumId w:val="3"/>
   </w:num>
-  <w:num w:numId="3">
-    <w:abstractNumId w:val="2"/>
-  </w:num>
-  <w:num w:numId="1" w16cid:durableId="1505898223">
+  <w:num w:numId="3" w16cid:durableId="1505898223">
     <w:abstractNumId w:val="0"/>
   </w:num>
-  <w:num w:numId="2" w16cid:durableId="4285235">
-    <w:abstractNumId w:val="1"/>
+  <w:num w:numId="4" w16cid:durableId="4285235">
+    <w:abstractNumId w:val="2"/>
   </w:num>
 </w:numbering>
 </file>
 
 <file path=word/styles.xml><?xml version="1.0" encoding="utf-8"?>
-<w:styles xmlns:wp14="http://schemas.microsoft.com/office/word/2010/wordprocessingDrawing" xmlns:mc="http://schemas.openxmlformats.org/markup-compatibility/2006" xmlns:r="http://schemas.openxmlformats.org/officeDocument/2006/relationships" xmlns:w="http://schemas.openxmlformats.org/wordprocessingml/2006/main" xmlns:w14="http://schemas.microsoft.com/office/word/2010/wordml" xmlns:w15="http://schemas.microsoft.com/office/word/2012/wordml" xmlns:w16cex="http://schemas.microsoft.com/office/word/2018/wordml/cex" xmlns:w16cid="http://schemas.microsoft.com/office/word/2016/wordml/cid" xmlns:w16="http://schemas.microsoft.com/office/word/2018/wordml" xmlns:w16du="http://schemas.microsoft.com/office/word/2023/wordml/word16du" xmlns:w16sdtdh="http://schemas.microsoft.com/office/word/2020/wordml/sdtdatahash" xmlns:w16sdtfl="http://schemas.microsoft.com/office/word/2024/wordml/sdtformatlock" xmlns:w16se="http://schemas.microsoft.com/office/word/2015/wordml/symex" mc:Ignorable="w14 w15 w16se w16cid w16 w16cex w16sdtdh w16sdtfl w16du wp14">
+<w:styles xmlns:mc="http://schemas.openxmlformats.org/markup-compatibility/2006" xmlns:r="http://schemas.openxmlformats.org/officeDocument/2006/relationships" xmlns:w="http://schemas.openxmlformats.org/wordprocessingml/2006/main" xmlns:w14="http://schemas.microsoft.com/office/word/2010/wordml" xmlns:w15="http://schemas.microsoft.com/office/word/2012/wordml" xmlns:w16cex="http://schemas.microsoft.com/office/word/2018/wordml/cex" xmlns:w16cid="http://schemas.microsoft.com/office/word/2016/wordml/cid" xmlns:w16="http://schemas.microsoft.com/office/word/2018/wordml" xmlns:w16du="http://schemas.microsoft.com/office/word/2023/wordml/word16du" xmlns:w16sdtdh="http://schemas.microsoft.com/office/word/2020/wordml/sdtdatahash" xmlns:w16sdtfl="http://schemas.microsoft.com/office/word/2024/wordml/sdtformatlock" xmlns:w16se="http://schemas.microsoft.com/office/word/2015/wordml/symex" mc:Ignorable="w14 w15 w16se w16cid w16 w16cex w16sdtdh w16sdtfl w16du">
   <w:docDefaults>
     <w:rPrDefault>
       <w:rPr>
-        <w:rFonts w:asciiTheme="minorHAnsi" w:hAnsiTheme="minorHAnsi" w:eastAsiaTheme="minorHAnsi" w:cstheme="minorBidi"/>
+        <w:rFonts w:asciiTheme="minorHAnsi" w:eastAsiaTheme="minorHAnsi" w:hAnsiTheme="minorHAnsi" w:cstheme="minorBidi"/>
         <w:kern w:val="2"/>
         <w:sz w:val="22"/>
         <w:szCs w:val="22"/>
@@ -6899,14 +7303,14 @@
   <w:latentStyles w:defLockedState="0" w:defUIPriority="99" w:defSemiHidden="0" w:defUnhideWhenUsed="0" w:defQFormat="0" w:count="376">
     <w:lsdException w:name="Normal" w:uiPriority="0" w:qFormat="1"/>
     <w:lsdException w:name="heading 1" w:uiPriority="9" w:qFormat="1"/>
-    <w:lsdException w:name="heading 2" w:uiPriority="9" w:semiHidden="1" w:unhideWhenUsed="1" w:qFormat="1"/>
-    <w:lsdException w:name="heading 3" w:uiPriority="9" w:semiHidden="1" w:unhideWhenUsed="1" w:qFormat="1"/>
-    <w:lsdException w:name="heading 4" w:uiPriority="9" w:semiHidden="1" w:unhideWhenUsed="1" w:qFormat="1"/>
-    <w:lsdException w:name="heading 5" w:uiPriority="9" w:semiHidden="1" w:unhideWhenUsed="1" w:qFormat="1"/>
-    <w:lsdException w:name="heading 6" w:uiPriority="9" w:semiHidden="1" w:unhideWhenUsed="1" w:qFormat="1"/>
-    <w:lsdException w:name="heading 7" w:uiPriority="9" w:semiHidden="1" w:unhideWhenUsed="1" w:qFormat="1"/>
-    <w:lsdException w:name="heading 8" w:uiPriority="9" w:semiHidden="1" w:unhideWhenUsed="1" w:qFormat="1"/>
-    <w:lsdException w:name="heading 9" w:uiPriority="9" w:semiHidden="1" w:unhideWhenUsed="1" w:qFormat="1"/>
+    <w:lsdException w:name="heading 2" w:semiHidden="1" w:uiPriority="9" w:unhideWhenUsed="1" w:qFormat="1"/>
+    <w:lsdException w:name="heading 3" w:semiHidden="1" w:uiPriority="9" w:unhideWhenUsed="1" w:qFormat="1"/>
+    <w:lsdException w:name="heading 4" w:semiHidden="1" w:uiPriority="9" w:unhideWhenUsed="1" w:qFormat="1"/>
+    <w:lsdException w:name="heading 5" w:semiHidden="1" w:uiPriority="9" w:unhideWhenUsed="1" w:qFormat="1"/>
+    <w:lsdException w:name="heading 6" w:semiHidden="1" w:uiPriority="9" w:unhideWhenUsed="1" w:qFormat="1"/>
+    <w:lsdException w:name="heading 7" w:semiHidden="1" w:uiPriority="9" w:unhideWhenUsed="1" w:qFormat="1"/>
+    <w:lsdException w:name="heading 8" w:semiHidden="1" w:uiPriority="9" w:unhideWhenUsed="1" w:qFormat="1"/>
+    <w:lsdException w:name="heading 9" w:semiHidden="1" w:uiPriority="9" w:unhideWhenUsed="1" w:qFormat="1"/>
     <w:lsdException w:name="index 1" w:semiHidden="1" w:unhideWhenUsed="1"/>
     <w:lsdException w:name="index 2" w:semiHidden="1" w:unhideWhenUsed="1"/>
     <w:lsdException w:name="index 3" w:semiHidden="1" w:unhideWhenUsed="1"/>
@@ -6916,22 +7320,22 @@
     <w:lsdException w:name="index 7" w:semiHidden="1" w:unhideWhenUsed="1"/>
     <w:lsdException w:name="index 8" w:semiHidden="1" w:unhideWhenUsed="1"/>
     <w:lsdException w:name="index 9" w:semiHidden="1" w:unhideWhenUsed="1"/>
-    <w:lsdException w:name="toc 1" w:uiPriority="39" w:semiHidden="1" w:unhideWhenUsed="1"/>
-    <w:lsdException w:name="toc 2" w:uiPriority="39" w:semiHidden="1" w:unhideWhenUsed="1"/>
-    <w:lsdException w:name="toc 3" w:uiPriority="39" w:semiHidden="1" w:unhideWhenUsed="1"/>
-    <w:lsdException w:name="toc 4" w:uiPriority="39" w:semiHidden="1" w:unhideWhenUsed="1"/>
-    <w:lsdException w:name="toc 5" w:uiPriority="39" w:semiHidden="1" w:unhideWhenUsed="1"/>
-    <w:lsdException w:name="toc 6" w:uiPriority="39" w:semiHidden="1" w:unhideWhenUsed="1"/>
-    <w:lsdException w:name="toc 7" w:uiPriority="39" w:semiHidden="1" w:unhideWhenUsed="1"/>
-    <w:lsdException w:name="toc 8" w:uiPriority="39" w:semiHidden="1" w:unhideWhenUsed="1"/>
-    <w:lsdException w:name="toc 9" w:uiPriority="39" w:semiHidden="1" w:unhideWhenUsed="1"/>
+    <w:lsdException w:name="toc 1" w:semiHidden="1" w:uiPriority="39" w:unhideWhenUsed="1"/>
+    <w:lsdException w:name="toc 2" w:semiHidden="1" w:uiPriority="39" w:unhideWhenUsed="1"/>
+    <w:lsdException w:name="toc 3" w:semiHidden="1" w:uiPriority="39" w:unhideWhenUsed="1"/>
+    <w:lsdException w:name="toc 4" w:semiHidden="1" w:uiPriority="39" w:unhideWhenUsed="1"/>
+    <w:lsdException w:name="toc 5" w:semiHidden="1" w:uiPriority="39" w:unhideWhenUsed="1"/>
+    <w:lsdException w:name="toc 6" w:semiHidden="1" w:uiPriority="39" w:unhideWhenUsed="1"/>
+    <w:lsdException w:name="toc 7" w:semiHidden="1" w:uiPriority="39" w:unhideWhenUsed="1"/>
+    <w:lsdException w:name="toc 8" w:semiHidden="1" w:uiPriority="39" w:unhideWhenUsed="1"/>
+    <w:lsdException w:name="toc 9" w:semiHidden="1" w:uiPriority="39" w:unhideWhenUsed="1"/>
     <w:lsdException w:name="Normal Indent" w:semiHidden="1" w:unhideWhenUsed="1"/>
     <w:lsdException w:name="footnote text" w:semiHidden="1" w:unhideWhenUsed="1"/>
     <w:lsdException w:name="annotation text" w:semiHidden="1" w:unhideWhenUsed="1"/>
     <w:lsdException w:name="header" w:semiHidden="1" w:unhideWhenUsed="1"/>
     <w:lsdException w:name="footer" w:semiHidden="1" w:unhideWhenUsed="1"/>
     <w:lsdException w:name="index heading" w:semiHidden="1" w:unhideWhenUsed="1"/>
-    <w:lsdException w:name="caption" w:uiPriority="35" w:semiHidden="1" w:unhideWhenUsed="1" w:qFormat="1"/>
+    <w:lsdException w:name="caption" w:semiHidden="1" w:uiPriority="35" w:unhideWhenUsed="1" w:qFormat="1"/>
     <w:lsdException w:name="table of figures" w:semiHidden="1" w:unhideWhenUsed="1"/>
     <w:lsdException w:name="envelope address" w:semiHidden="1" w:unhideWhenUsed="1"/>
     <w:lsdException w:name="envelope return" w:semiHidden="1" w:unhideWhenUsed="1"/>
@@ -6962,7 +7366,7 @@
     <w:lsdException w:name="Title" w:uiPriority="10" w:qFormat="1"/>
     <w:lsdException w:name="Closing" w:semiHidden="1" w:unhideWhenUsed="1"/>
     <w:lsdException w:name="Signature" w:semiHidden="1" w:unhideWhenUsed="1"/>
-    <w:lsdException w:name="Default Paragraph Font" w:uiPriority="1" w:semiHidden="1" w:unhideWhenUsed="1"/>
+    <w:lsdException w:name="Default Paragraph Font" w:semiHidden="1" w:uiPriority="1" w:unhideWhenUsed="1"/>
     <w:lsdException w:name="Body Text" w:semiHidden="1" w:unhideWhenUsed="1"/>
     <w:lsdException w:name="Body Text Indent" w:semiHidden="1" w:unhideWhenUsed="1"/>
     <w:lsdException w:name="List Continue" w:semiHidden="1" w:unhideWhenUsed="1"/>
@@ -7162,8 +7566,8 @@
     <w:lsdException w:name="Subtle Reference" w:uiPriority="31" w:qFormat="1"/>
     <w:lsdException w:name="Intense Reference" w:uiPriority="32" w:qFormat="1"/>
     <w:lsdException w:name="Book Title" w:uiPriority="33" w:qFormat="1"/>
-    <w:lsdException w:name="Bibliography" w:uiPriority="37" w:semiHidden="1" w:unhideWhenUsed="1"/>
-    <w:lsdException w:name="TOC Heading" w:uiPriority="39" w:semiHidden="1" w:unhideWhenUsed="1" w:qFormat="1"/>
+    <w:lsdException w:name="Bibliography" w:semiHidden="1" w:uiPriority="37" w:unhideWhenUsed="1"/>
+    <w:lsdException w:name="TOC Heading" w:semiHidden="1" w:uiPriority="39" w:unhideWhenUsed="1" w:qFormat="1"/>
     <w:lsdException w:name="Plain Table 1" w:uiPriority="41"/>
     <w:lsdException w:name="Plain Table 2" w:uiPriority="42"/>
     <w:lsdException w:name="Plain Table 3" w:uiPriority="43"/>
@@ -7274,7 +7678,7 @@
     <w:lsdException w:name="Unresolved Mention" w:semiHidden="1" w:unhideWhenUsed="1"/>
     <w:lsdException w:name="Smart Link" w:semiHidden="1" w:unhideWhenUsed="1"/>
   </w:latentStyles>
-  <w:style w:type="paragraph" w:styleId="Normal" w:default="1">
+  <w:style w:type="paragraph" w:default="1" w:styleId="Normal">
     <w:name w:val="Normal"/>
     <w:qFormat/>
     <w:pPr>
@@ -7482,13 +7886,13 @@
       <w:color w:val="272727" w:themeColor="text1" w:themeTint="D8"/>
     </w:rPr>
   </w:style>
-  <w:style w:type="character" w:styleId="Fontepargpadro" w:default="1">
+  <w:style w:type="character" w:default="1" w:styleId="Fontepargpadro">
     <w:name w:val="Default Paragraph Font"/>
     <w:uiPriority w:val="1"/>
     <w:semiHidden/>
     <w:unhideWhenUsed/>
   </w:style>
-  <w:style w:type="table" w:styleId="Tabelanormal" w:default="1">
+  <w:style w:type="table" w:default="1" w:styleId="Tabelanormal">
     <w:name w:val="Normal Table"/>
     <w:uiPriority w:val="99"/>
     <w:semiHidden/>
@@ -7503,39 +7907,39 @@
       </w:tblCellMar>
     </w:tblPr>
   </w:style>
-  <w:style w:type="numbering" w:styleId="Semlista" w:default="1">
+  <w:style w:type="numbering" w:default="1" w:styleId="Semlista">
     <w:name w:val="No List"/>
     <w:uiPriority w:val="99"/>
     <w:semiHidden/>
     <w:unhideWhenUsed/>
   </w:style>
-  <w:style w:type="character" w:styleId="Ttulo1Char" w:customStyle="1">
+  <w:style w:type="character" w:customStyle="1" w:styleId="Ttulo1Char">
     <w:name w:val="Título 1 Char"/>
     <w:basedOn w:val="Fontepargpadro"/>
     <w:link w:val="Ttulo1"/>
     <w:uiPriority w:val="9"/>
     <w:rsid w:val="000A5E47"/>
     <w:rPr>
-      <w:rFonts w:ascii="Arial" w:hAnsi="Arial" w:eastAsiaTheme="majorEastAsia" w:cstheme="majorBidi"/>
+      <w:rFonts w:ascii="Arial" w:eastAsiaTheme="majorEastAsia" w:hAnsi="Arial" w:cstheme="majorBidi"/>
       <w:b/>
       <w:sz w:val="24"/>
       <w:szCs w:val="40"/>
     </w:rPr>
   </w:style>
-  <w:style w:type="character" w:styleId="Ttulo2Char" w:customStyle="1">
+  <w:style w:type="character" w:customStyle="1" w:styleId="Ttulo2Char">
     <w:name w:val="Título 2 Char"/>
     <w:basedOn w:val="Fontepargpadro"/>
     <w:link w:val="Ttulo2"/>
     <w:uiPriority w:val="9"/>
     <w:rsid w:val="00765A26"/>
     <w:rPr>
-      <w:rFonts w:ascii="Arial" w:hAnsi="Arial" w:eastAsiaTheme="majorEastAsia" w:cstheme="majorBidi"/>
+      <w:rFonts w:ascii="Arial" w:eastAsiaTheme="majorEastAsia" w:hAnsi="Arial" w:cstheme="majorBidi"/>
       <w:b/>
       <w:sz w:val="24"/>
       <w:szCs w:val="32"/>
     </w:rPr>
   </w:style>
-  <w:style w:type="character" w:styleId="Ttulo3Char" w:customStyle="1">
+  <w:style w:type="character" w:customStyle="1" w:styleId="Ttulo3Char">
     <w:name w:val="Título 3 Char"/>
     <w:basedOn w:val="Fontepargpadro"/>
     <w:link w:val="Ttulo3"/>
@@ -7549,7 +7953,7 @@
       <w:szCs w:val="28"/>
     </w:rPr>
   </w:style>
-  <w:style w:type="character" w:styleId="Ttulo4Char" w:customStyle="1">
+  <w:style w:type="character" w:customStyle="1" w:styleId="Ttulo4Char">
     <w:name w:val="Título 4 Char"/>
     <w:basedOn w:val="Fontepargpadro"/>
     <w:link w:val="Ttulo4"/>
@@ -7563,7 +7967,7 @@
       <w:color w:val="0F4761" w:themeColor="accent1" w:themeShade="BF"/>
     </w:rPr>
   </w:style>
-  <w:style w:type="character" w:styleId="Ttulo5Char" w:customStyle="1">
+  <w:style w:type="character" w:customStyle="1" w:styleId="Ttulo5Char">
     <w:name w:val="Título 5 Char"/>
     <w:basedOn w:val="Fontepargpadro"/>
     <w:link w:val="Ttulo5"/>
@@ -7575,7 +7979,7 @@
       <w:color w:val="0F4761" w:themeColor="accent1" w:themeShade="BF"/>
     </w:rPr>
   </w:style>
-  <w:style w:type="character" w:styleId="Ttulo6Char" w:customStyle="1">
+  <w:style w:type="character" w:customStyle="1" w:styleId="Ttulo6Char">
     <w:name w:val="Título 6 Char"/>
     <w:basedOn w:val="Fontepargpadro"/>
     <w:link w:val="Ttulo6"/>
@@ -7589,7 +7993,7 @@
       <w:color w:val="595959" w:themeColor="text1" w:themeTint="A6"/>
     </w:rPr>
   </w:style>
-  <w:style w:type="character" w:styleId="Ttulo7Char" w:customStyle="1">
+  <w:style w:type="character" w:customStyle="1" w:styleId="Ttulo7Char">
     <w:name w:val="Título 7 Char"/>
     <w:basedOn w:val="Fontepargpadro"/>
     <w:link w:val="Ttulo7"/>
@@ -7601,7 +8005,7 @@
       <w:color w:val="595959" w:themeColor="text1" w:themeTint="A6"/>
     </w:rPr>
   </w:style>
-  <w:style w:type="character" w:styleId="Ttulo8Char" w:customStyle="1">
+  <w:style w:type="character" w:customStyle="1" w:styleId="Ttulo8Char">
     <w:name w:val="Título 8 Char"/>
     <w:basedOn w:val="Fontepargpadro"/>
     <w:link w:val="Ttulo8"/>
@@ -7615,7 +8019,7 @@
       <w:color w:val="272727" w:themeColor="text1" w:themeTint="D8"/>
     </w:rPr>
   </w:style>
-  <w:style w:type="character" w:styleId="Ttulo9Char" w:customStyle="1">
+  <w:style w:type="character" w:customStyle="1" w:styleId="Ttulo9Char">
     <w:name w:val="Título 9 Char"/>
     <w:basedOn w:val="Fontepargpadro"/>
     <w:link w:val="Ttulo9"/>
@@ -7640,21 +8044,21 @@
       <w:contextualSpacing/>
     </w:pPr>
     <w:rPr>
-      <w:rFonts w:asciiTheme="majorHAnsi" w:hAnsiTheme="majorHAnsi" w:eastAsiaTheme="majorEastAsia" w:cstheme="majorBidi"/>
+      <w:rFonts w:asciiTheme="majorHAnsi" w:eastAsiaTheme="majorEastAsia" w:hAnsiTheme="majorHAnsi" w:cstheme="majorBidi"/>
       <w:spacing w:val="-10"/>
       <w:kern w:val="28"/>
       <w:sz w:val="56"/>
       <w:szCs w:val="56"/>
     </w:rPr>
   </w:style>
-  <w:style w:type="character" w:styleId="TtuloChar" w:customStyle="1">
+  <w:style w:type="character" w:customStyle="1" w:styleId="TtuloChar">
     <w:name w:val="Título Char"/>
     <w:basedOn w:val="Fontepargpadro"/>
     <w:link w:val="Ttulo"/>
     <w:uiPriority w:val="10"/>
     <w:rsid w:val="008F46DE"/>
     <w:rPr>
-      <w:rFonts w:asciiTheme="majorHAnsi" w:hAnsiTheme="majorHAnsi" w:eastAsiaTheme="majorEastAsia" w:cstheme="majorBidi"/>
+      <w:rFonts w:asciiTheme="majorHAnsi" w:eastAsiaTheme="majorEastAsia" w:hAnsiTheme="majorHAnsi" w:cstheme="majorBidi"/>
       <w:spacing w:val="-10"/>
       <w:kern w:val="28"/>
       <w:sz w:val="56"/>
@@ -7683,7 +8087,7 @@
       <w:szCs w:val="28"/>
     </w:rPr>
   </w:style>
-  <w:style w:type="character" w:styleId="SubttuloChar" w:customStyle="1">
+  <w:style w:type="character" w:customStyle="1" w:styleId="SubttuloChar">
     <w:name w:val="Subtítulo Char"/>
     <w:basedOn w:val="Fontepargpadro"/>
     <w:link w:val="Subttulo"/>
@@ -7715,7 +8119,7 @@
       <w:color w:val="404040" w:themeColor="text1" w:themeTint="BF"/>
     </w:rPr>
   </w:style>
-  <w:style w:type="character" w:styleId="CitaoChar" w:customStyle="1">
+  <w:style w:type="character" w:customStyle="1" w:styleId="CitaoChar">
     <w:name w:val="Citação Char"/>
     <w:basedOn w:val="Fontepargpadro"/>
     <w:link w:val="Citao"/>
@@ -7760,8 +8164,8 @@
     <w:rsid w:val="008F46DE"/>
     <w:pPr>
       <w:pBdr>
-        <w:top w:val="single" w:color="0F4761" w:themeColor="accent1" w:themeShade="BF" w:sz="4" w:space="10"/>
-        <w:bottom w:val="single" w:color="0F4761" w:themeColor="accent1" w:themeShade="BF" w:sz="4" w:space="10"/>
+        <w:top w:val="single" w:sz="4" w:space="10" w:color="0F4761" w:themeColor="accent1" w:themeShade="BF"/>
+        <w:bottom w:val="single" w:sz="4" w:space="10" w:color="0F4761" w:themeColor="accent1" w:themeShade="BF"/>
       </w:pBdr>
       <w:spacing w:before="360" w:after="360"/>
       <w:ind w:left="864" w:right="864"/>
@@ -7773,7 +8177,7 @@
       <w:color w:val="0F4761" w:themeColor="accent1" w:themeShade="BF"/>
     </w:rPr>
   </w:style>
-  <w:style w:type="character" w:styleId="CitaoIntensaChar" w:customStyle="1">
+  <w:style w:type="character" w:customStyle="1" w:styleId="CitaoIntensaChar">
     <w:name w:val="Citação Intensa Char"/>
     <w:basedOn w:val="Fontepargpadro"/>
     <w:link w:val="CitaoIntensa"/>
@@ -7840,7 +8244,7 @@
       <w:u w:val="single"/>
     </w:rPr>
   </w:style>
-  <w:style w:type="paragraph" w:styleId="Ttulo11" w:customStyle="1">
+  <w:style w:type="paragraph" w:customStyle="1" w:styleId="Ttulo11">
     <w:name w:val="Título 11"/>
     <w:basedOn w:val="Normal"/>
     <w:qFormat/>
@@ -7887,7 +8291,7 @@
       <w:spacing w:line="240" w:lineRule="auto"/>
     </w:pPr>
   </w:style>
-  <w:style w:type="character" w:styleId="CabealhoChar" w:customStyle="1">
+  <w:style w:type="character" w:customStyle="1" w:styleId="CabealhoChar">
     <w:name w:val="Cabeçalho Char"/>
     <w:basedOn w:val="Fontepargpadro"/>
     <w:link w:val="Cabealho"/>
@@ -7913,7 +8317,7 @@
       <w:spacing w:line="240" w:lineRule="auto"/>
     </w:pPr>
   </w:style>
-  <w:style w:type="character" w:styleId="RodapChar" w:customStyle="1">
+  <w:style w:type="character" w:customStyle="1" w:styleId="RodapChar">
     <w:name w:val="Rodapé Char"/>
     <w:basedOn w:val="Fontepargpadro"/>
     <w:link w:val="Rodap"/>
@@ -7934,12 +8338,12 @@
     </w:pPr>
     <w:tblPr>
       <w:tblBorders>
-        <w:top w:val="single" w:color="auto" w:sz="4" w:space="0"/>
-        <w:left w:val="single" w:color="auto" w:sz="4" w:space="0"/>
-        <w:bottom w:val="single" w:color="auto" w:sz="4" w:space="0"/>
-        <w:right w:val="single" w:color="auto" w:sz="4" w:space="0"/>
-        <w:insideH w:val="single" w:color="auto" w:sz="4" w:space="0"/>
-        <w:insideV w:val="single" w:color="auto" w:sz="4" w:space="0"/>
+        <w:top w:val="single" w:sz="4" w:space="0" w:color="auto"/>
+        <w:left w:val="single" w:sz="4" w:space="0" w:color="auto"/>
+        <w:bottom w:val="single" w:sz="4" w:space="0" w:color="auto"/>
+        <w:right w:val="single" w:sz="4" w:space="0" w:color="auto"/>
+        <w:insideH w:val="single" w:sz="4" w:space="0" w:color="auto"/>
+        <w:insideV w:val="single" w:sz="4" w:space="0" w:color="auto"/>
       </w:tblBorders>
     </w:tblPr>
   </w:style>
@@ -7955,11 +8359,30 @@
       <w:shd w:val="clear" w:color="auto" w:fill="E1DFDD"/>
     </w:rPr>
   </w:style>
+  <w:style w:type="paragraph" w:styleId="Legenda">
+    <w:name w:val="caption"/>
+    <w:basedOn w:val="Normal"/>
+    <w:next w:val="Normal"/>
+    <w:uiPriority w:val="35"/>
+    <w:unhideWhenUsed/>
+    <w:qFormat/>
+    <w:rsid w:val="0089555F"/>
+    <w:pPr>
+      <w:spacing w:after="200" w:line="240" w:lineRule="auto"/>
+      <w:jc w:val="center"/>
+    </w:pPr>
+    <w:rPr>
+      <w:b/>
+      <w:bCs/>
+      <w:sz w:val="20"/>
+      <w:szCs w:val="20"/>
+    </w:rPr>
+  </w:style>
 </w:styles>
 </file>
 
 <file path=word/theme/theme1.xml><?xml version="1.0" encoding="utf-8"?>
-<a:theme xmlns:a="http://schemas.openxmlformats.org/drawingml/2006/main" xmlns:thm15="http://schemas.microsoft.com/office/thememl/2012/main" name="Tema do Office">
+<a:theme xmlns:a="http://schemas.openxmlformats.org/drawingml/2006/main" name="Tema do Office">
   <a:themeElements>
     <a:clrScheme name="Office">
       <a:dk1>
@@ -8273,4 +8696,16 @@
   <we:bindings/>
   <we:snapshot xmlns:r="http://schemas.openxmlformats.org/officeDocument/2006/relationships"/>
 </we:webextension>
+</file>
+
+<file path=customXml/item1.xml><?xml version="1.0" encoding="utf-8"?>
+<b:Sources xmlns:b="http://schemas.openxmlformats.org/officeDocument/2006/bibliography" xmlns="http://schemas.openxmlformats.org/officeDocument/2006/bibliography" SelectedStyle="\APASixthEditionOfficeOnline.xsl" StyleName="APA" Version="6"/>
+</file>
+
+<file path=customXml/itemProps1.xml><?xml version="1.0" encoding="utf-8"?>
+<ds:datastoreItem xmlns:ds="http://schemas.openxmlformats.org/officeDocument/2006/customXml" ds:itemID="{E13D360D-FB3A-4AFA-9653-BA16345589B4}">
+  <ds:schemaRefs>
+    <ds:schemaRef ds:uri="http://schemas.openxmlformats.org/officeDocument/2006/bibliography"/>
+  </ds:schemaRefs>
+</ds:datastoreItem>
 </file>
--- a/F105 — DATA MINING E WEB SCRAPING.docx
+++ b/F105 — DATA MINING E WEB SCRAPING.docx
@@ -254,7 +254,7 @@
           <w:szCs w:val="24"/>
         </w:rPr>
       </w:pPr>
-      <w:bookmarkStart w:id="0" w:name="_Toc241048261"/>
+      <w:bookmarkStart w:id="0" w:name="_Toc241054374"/>
       <w:r>
         <w:rPr>
           <w:rFonts w:cs="Arial"/>
@@ -298,7 +298,7 @@
         </w:rPr>
         <w:fldChar w:fldCharType="separate"/>
       </w:r>
-      <w:hyperlink w:anchor="_Toc241048261" w:history="1">
+      <w:hyperlink w:anchor="_Toc241054374" w:history="1">
         <w:r>
           <w:rPr>
             <w:rStyle w:val="Hyperlink"/>
@@ -322,7 +322,7 @@
           <w:rPr>
             <w:noProof/>
           </w:rPr>
-          <w:instrText xml:space="preserve"> PAGEREF _Toc241048261 \h </w:instrText>
+          <w:instrText xml:space="preserve"> PAGEREF _Toc241054374 \h </w:instrText>
         </w:r>
         <w:r>
           <w:rPr>
@@ -362,7 +362,7 @@
           <w:lang w:eastAsia="pt-BR"/>
         </w:rPr>
       </w:pPr>
-      <w:hyperlink w:anchor="_Toc241048262" w:history="1">
+      <w:hyperlink w:anchor="_Toc241054375" w:history="1">
         <w:r>
           <w:rPr>
             <w:rStyle w:val="Hyperlink"/>
@@ -386,7 +386,7 @@
           <w:rPr>
             <w:noProof/>
           </w:rPr>
-          <w:instrText xml:space="preserve"> PAGEREF _Toc241048262 \h </w:instrText>
+          <w:instrText xml:space="preserve"> PAGEREF _Toc241054375 \h </w:instrText>
         </w:r>
         <w:r>
           <w:rPr>
@@ -427,7 +427,7 @@
           <w:lang w:eastAsia="pt-BR"/>
         </w:rPr>
       </w:pPr>
-      <w:hyperlink w:anchor="_Toc241048263" w:history="1">
+      <w:hyperlink w:anchor="_Toc241054376" w:history="1">
         <w:r>
           <w:rPr>
             <w:rStyle w:val="Hyperlink"/>
@@ -467,7 +467,7 @@
           <w:rPr>
             <w:noProof/>
           </w:rPr>
-          <w:instrText xml:space="preserve"> PAGEREF _Toc241048263 \h </w:instrText>
+          <w:instrText xml:space="preserve"> PAGEREF _Toc241054376 \h </w:instrText>
         </w:r>
         <w:r>
           <w:rPr>
@@ -508,7 +508,7 @@
           <w:lang w:eastAsia="pt-BR"/>
         </w:rPr>
       </w:pPr>
-      <w:hyperlink w:anchor="_Toc241048264" w:history="1">
+      <w:hyperlink w:anchor="_Toc241054377" w:history="1">
         <w:r>
           <w:rPr>
             <w:rStyle w:val="Hyperlink"/>
@@ -548,7 +548,7 @@
           <w:rPr>
             <w:noProof/>
           </w:rPr>
-          <w:instrText xml:space="preserve"> PAGEREF _Toc241048264 \h </w:instrText>
+          <w:instrText xml:space="preserve"> PAGEREF _Toc241054377 \h </w:instrText>
         </w:r>
         <w:r>
           <w:rPr>
@@ -588,7 +588,7 @@
           <w:lang w:eastAsia="pt-BR"/>
         </w:rPr>
       </w:pPr>
-      <w:hyperlink w:anchor="_Toc241048265" w:history="1">
+      <w:hyperlink w:anchor="_Toc241054378" w:history="1">
         <w:r>
           <w:rPr>
             <w:rStyle w:val="Hyperlink"/>
@@ -612,7 +612,7 @@
           <w:rPr>
             <w:noProof/>
           </w:rPr>
-          <w:instrText xml:space="preserve"> PAGEREF _Toc241048265 \h </w:instrText>
+          <w:instrText xml:space="preserve"> PAGEREF _Toc241054378 \h </w:instrText>
         </w:r>
         <w:r>
           <w:rPr>
@@ -652,7 +652,7 @@
           <w:lang w:eastAsia="pt-BR"/>
         </w:rPr>
       </w:pPr>
-      <w:hyperlink w:anchor="_Toc241048266" w:history="1">
+      <w:hyperlink w:anchor="_Toc241054379" w:history="1">
         <w:r>
           <w:rPr>
             <w:rStyle w:val="Hyperlink"/>
@@ -676,7 +676,7 @@
           <w:rPr>
             <w:noProof/>
           </w:rPr>
-          <w:instrText xml:space="preserve"> PAGEREF _Toc241048266 \h </w:instrText>
+          <w:instrText xml:space="preserve"> PAGEREF _Toc241054379 \h </w:instrText>
         </w:r>
         <w:r>
           <w:rPr>
@@ -716,7 +716,7 @@
           <w:lang w:eastAsia="pt-BR"/>
         </w:rPr>
       </w:pPr>
-      <w:hyperlink w:anchor="_Toc241048267" w:history="1">
+      <w:hyperlink w:anchor="_Toc241054380" w:history="1">
         <w:r>
           <w:rPr>
             <w:rStyle w:val="Hyperlink"/>
@@ -740,7 +740,7 @@
           <w:rPr>
             <w:noProof/>
           </w:rPr>
-          <w:instrText xml:space="preserve"> PAGEREF _Toc241048267 \h </w:instrText>
+          <w:instrText xml:space="preserve"> PAGEREF _Toc241054380 \h </w:instrText>
         </w:r>
         <w:r>
           <w:rPr>
@@ -780,7 +780,7 @@
           <w:lang w:eastAsia="pt-BR"/>
         </w:rPr>
       </w:pPr>
-      <w:hyperlink w:anchor="_Toc241048268" w:history="1">
+      <w:hyperlink w:anchor="_Toc241054381" w:history="1">
         <w:r>
           <w:rPr>
             <w:rStyle w:val="Hyperlink"/>
@@ -804,7 +804,7 @@
           <w:rPr>
             <w:noProof/>
           </w:rPr>
-          <w:instrText xml:space="preserve"> PAGEREF _Toc241048268 \h </w:instrText>
+          <w:instrText xml:space="preserve"> PAGEREF _Toc241054381 \h </w:instrText>
         </w:r>
         <w:r>
           <w:rPr>
@@ -844,7 +844,7 @@
           <w:lang w:eastAsia="pt-BR"/>
         </w:rPr>
       </w:pPr>
-      <w:hyperlink w:anchor="_Toc241048269" w:history="1">
+      <w:hyperlink w:anchor="_Toc241054382" w:history="1">
         <w:r>
           <w:rPr>
             <w:rStyle w:val="Hyperlink"/>
@@ -868,7 +868,7 @@
           <w:rPr>
             <w:noProof/>
           </w:rPr>
-          <w:instrText xml:space="preserve"> PAGEREF _Toc241048269 \h </w:instrText>
+          <w:instrText xml:space="preserve"> PAGEREF _Toc241054382 \h </w:instrText>
         </w:r>
         <w:r>
           <w:rPr>
@@ -908,7 +908,7 @@
           <w:lang w:eastAsia="pt-BR"/>
         </w:rPr>
       </w:pPr>
-      <w:hyperlink w:anchor="_Toc241048270" w:history="1">
+      <w:hyperlink w:anchor="_Toc241054383" w:history="1">
         <w:r>
           <w:rPr>
             <w:rStyle w:val="Hyperlink"/>
@@ -932,7 +932,7 @@
           <w:rPr>
             <w:noProof/>
           </w:rPr>
-          <w:instrText xml:space="preserve"> PAGEREF _Toc241048270 \h </w:instrText>
+          <w:instrText xml:space="preserve"> PAGEREF _Toc241054383 \h </w:instrText>
         </w:r>
         <w:r>
           <w:rPr>
@@ -972,7 +972,7 @@
           <w:lang w:eastAsia="pt-BR"/>
         </w:rPr>
       </w:pPr>
-      <w:hyperlink w:anchor="_Toc241048271" w:history="1">
+      <w:hyperlink w:anchor="_Toc241054384" w:history="1">
         <w:r>
           <w:rPr>
             <w:rStyle w:val="Hyperlink"/>
@@ -996,7 +996,7 @@
           <w:rPr>
             <w:noProof/>
           </w:rPr>
-          <w:instrText xml:space="preserve"> PAGEREF _Toc241048271 \h </w:instrText>
+          <w:instrText xml:space="preserve"> PAGEREF _Toc241054384 \h </w:instrText>
         </w:r>
         <w:r>
           <w:rPr>
@@ -1036,7 +1036,7 @@
           <w:lang w:eastAsia="pt-BR"/>
         </w:rPr>
       </w:pPr>
-      <w:hyperlink w:anchor="_Toc241048272" w:history="1">
+      <w:hyperlink w:anchor="_Toc241054385" w:history="1">
         <w:r>
           <w:rPr>
             <w:rStyle w:val="Hyperlink"/>
@@ -1060,7 +1060,7 @@
           <w:rPr>
             <w:noProof/>
           </w:rPr>
-          <w:instrText xml:space="preserve"> PAGEREF _Toc241048272 \h </w:instrText>
+          <w:instrText xml:space="preserve"> PAGEREF _Toc241054385 \h </w:instrText>
         </w:r>
         <w:r>
           <w:rPr>
@@ -1100,7 +1100,7 @@
           <w:lang w:eastAsia="pt-BR"/>
         </w:rPr>
       </w:pPr>
-      <w:hyperlink w:anchor="_Toc241048273" w:history="1">
+      <w:hyperlink w:anchor="_Toc241054386" w:history="1">
         <w:r>
           <w:rPr>
             <w:rStyle w:val="Hyperlink"/>
@@ -1124,7 +1124,7 @@
           <w:rPr>
             <w:noProof/>
           </w:rPr>
-          <w:instrText xml:space="preserve"> PAGEREF _Toc241048273 \h </w:instrText>
+          <w:instrText xml:space="preserve"> PAGEREF _Toc241054386 \h </w:instrText>
         </w:r>
         <w:r>
           <w:rPr>
@@ -1164,7 +1164,7 @@
           <w:lang w:eastAsia="pt-BR"/>
         </w:rPr>
       </w:pPr>
-      <w:hyperlink w:anchor="_Toc241048274" w:history="1">
+      <w:hyperlink w:anchor="_Toc241054387" w:history="1">
         <w:r>
           <w:rPr>
             <w:rStyle w:val="Hyperlink"/>
@@ -1188,7 +1188,7 @@
           <w:rPr>
             <w:noProof/>
           </w:rPr>
-          <w:instrText xml:space="preserve"> PAGEREF _Toc241048274 \h </w:instrText>
+          <w:instrText xml:space="preserve"> PAGEREF _Toc241054387 \h </w:instrText>
         </w:r>
         <w:r>
           <w:rPr>
@@ -1228,7 +1228,7 @@
           <w:lang w:eastAsia="pt-BR"/>
         </w:rPr>
       </w:pPr>
-      <w:hyperlink w:anchor="_Toc241048275" w:history="1">
+      <w:hyperlink w:anchor="_Toc241054388" w:history="1">
         <w:r>
           <w:rPr>
             <w:rStyle w:val="Hyperlink"/>
@@ -1252,7 +1252,7 @@
           <w:rPr>
             <w:noProof/>
           </w:rPr>
-          <w:instrText xml:space="preserve"> PAGEREF _Toc241048275 \h </w:instrText>
+          <w:instrText xml:space="preserve"> PAGEREF _Toc241054388 \h </w:instrText>
         </w:r>
         <w:r>
           <w:rPr>
@@ -1292,7 +1292,7 @@
           <w:lang w:eastAsia="pt-BR"/>
         </w:rPr>
       </w:pPr>
-      <w:hyperlink w:anchor="_Toc241048276" w:history="1">
+      <w:hyperlink w:anchor="_Toc241054389" w:history="1">
         <w:r>
           <w:rPr>
             <w:rStyle w:val="Hyperlink"/>
@@ -1316,7 +1316,7 @@
           <w:rPr>
             <w:noProof/>
           </w:rPr>
-          <w:instrText xml:space="preserve"> PAGEREF _Toc241048276 \h </w:instrText>
+          <w:instrText xml:space="preserve"> PAGEREF _Toc241054389 \h </w:instrText>
         </w:r>
         <w:r>
           <w:rPr>
@@ -1356,7 +1356,7 @@
           <w:lang w:eastAsia="pt-BR"/>
         </w:rPr>
       </w:pPr>
-      <w:hyperlink w:anchor="_Toc241048277" w:history="1">
+      <w:hyperlink w:anchor="_Toc241054390" w:history="1">
         <w:r>
           <w:rPr>
             <w:rStyle w:val="Hyperlink"/>
@@ -1380,7 +1380,7 @@
           <w:rPr>
             <w:noProof/>
           </w:rPr>
-          <w:instrText xml:space="preserve"> PAGEREF _Toc241048277 \h </w:instrText>
+          <w:instrText xml:space="preserve"> PAGEREF _Toc241054390 \h </w:instrText>
         </w:r>
         <w:r>
           <w:rPr>
@@ -1420,7 +1420,7 @@
           <w:lang w:eastAsia="pt-BR"/>
         </w:rPr>
       </w:pPr>
-      <w:hyperlink w:anchor="_Toc241048278" w:history="1">
+      <w:hyperlink w:anchor="_Toc241054391" w:history="1">
         <w:r>
           <w:rPr>
             <w:rStyle w:val="Hyperlink"/>
@@ -1444,7 +1444,7 @@
           <w:rPr>
             <w:noProof/>
           </w:rPr>
-          <w:instrText xml:space="preserve"> PAGEREF _Toc241048278 \h </w:instrText>
+          <w:instrText xml:space="preserve"> PAGEREF _Toc241054391 \h </w:instrText>
         </w:r>
         <w:r>
           <w:rPr>
@@ -1484,7 +1484,7 @@
           <w:lang w:eastAsia="pt-BR"/>
         </w:rPr>
       </w:pPr>
-      <w:hyperlink w:anchor="_Toc241048279" w:history="1">
+      <w:hyperlink w:anchor="_Toc241054392" w:history="1">
         <w:r>
           <w:rPr>
             <w:rStyle w:val="Hyperlink"/>
@@ -1508,7 +1508,7 @@
           <w:rPr>
             <w:noProof/>
           </w:rPr>
-          <w:instrText xml:space="preserve"> PAGEREF _Toc241048279 \h </w:instrText>
+          <w:instrText xml:space="preserve"> PAGEREF _Toc241054392 \h </w:instrText>
         </w:r>
         <w:r>
           <w:rPr>
@@ -1548,7 +1548,7 @@
           <w:lang w:eastAsia="pt-BR"/>
         </w:rPr>
       </w:pPr>
-      <w:hyperlink w:anchor="_Toc241048280" w:history="1">
+      <w:hyperlink w:anchor="_Toc241054393" w:history="1">
         <w:r>
           <w:rPr>
             <w:rStyle w:val="Hyperlink"/>
@@ -1572,7 +1572,7 @@
           <w:rPr>
             <w:noProof/>
           </w:rPr>
-          <w:instrText xml:space="preserve"> PAGEREF _Toc241048280 \h </w:instrText>
+          <w:instrText xml:space="preserve"> PAGEREF _Toc241054393 \h </w:instrText>
         </w:r>
         <w:r>
           <w:rPr>
@@ -1612,7 +1612,7 @@
           <w:lang w:eastAsia="pt-BR"/>
         </w:rPr>
       </w:pPr>
-      <w:hyperlink w:anchor="_Toc241048281" w:history="1">
+      <w:hyperlink w:anchor="_Toc241054394" w:history="1">
         <w:r>
           <w:rPr>
             <w:rStyle w:val="Hyperlink"/>
@@ -1636,7 +1636,7 @@
           <w:rPr>
             <w:noProof/>
           </w:rPr>
-          <w:instrText xml:space="preserve"> PAGEREF _Toc241048281 \h </w:instrText>
+          <w:instrText xml:space="preserve"> PAGEREF _Toc241054394 \h </w:instrText>
         </w:r>
         <w:r>
           <w:rPr>
@@ -1676,7 +1676,7 @@
           <w:lang w:eastAsia="pt-BR"/>
         </w:rPr>
       </w:pPr>
-      <w:hyperlink w:anchor="_Toc241048282" w:history="1">
+      <w:hyperlink w:anchor="_Toc241054395" w:history="1">
         <w:r>
           <w:rPr>
             <w:rStyle w:val="Hyperlink"/>
@@ -1700,7 +1700,7 @@
           <w:rPr>
             <w:noProof/>
           </w:rPr>
-          <w:instrText xml:space="preserve"> PAGEREF _Toc241048282 \h </w:instrText>
+          <w:instrText xml:space="preserve"> PAGEREF _Toc241054395 \h </w:instrText>
         </w:r>
         <w:r>
           <w:rPr>
@@ -1780,7 +1780,7 @@
           <w:rFonts w:cs="Arial"/>
         </w:rPr>
       </w:pPr>
-      <w:bookmarkStart w:id="1" w:name="_Toc241048262"/>
+      <w:bookmarkStart w:id="1" w:name="_Toc241054375"/>
       <w:r>
         <w:rPr>
           <w:rFonts w:cs="Arial"/>
@@ -1801,7 +1801,7 @@
           <w:rFonts w:cs="Arial"/>
         </w:rPr>
       </w:pPr>
-      <w:bookmarkStart w:id="2" w:name="_Toc241048263"/>
+      <w:bookmarkStart w:id="2" w:name="_Toc241054376"/>
       <w:r>
         <w:rPr>
           <w:rFonts w:cs="Arial"/>
@@ -1838,7 +1838,7 @@
           <w:rFonts w:cs="Arial"/>
         </w:rPr>
       </w:pPr>
-      <w:bookmarkStart w:id="3" w:name="_Toc241048264"/>
+      <w:bookmarkStart w:id="3" w:name="_Toc241054377"/>
       <w:r>
         <w:rPr>
           <w:rFonts w:cs="Arial"/>
@@ -1868,7 +1868,7 @@
           <w:rFonts w:cs="Arial"/>
         </w:rPr>
       </w:pPr>
-      <w:bookmarkStart w:id="4" w:name="_Toc241048265"/>
+      <w:bookmarkStart w:id="4" w:name="_Toc241054378"/>
       <w:r>
         <w:rPr>
           <w:rFonts w:cs="Arial"/>
@@ -1896,7 +1896,7 @@
           <w:rFonts w:cs="Arial"/>
         </w:rPr>
       </w:pPr>
-      <w:bookmarkStart w:id="5" w:name="_Toc241048266"/>
+      <w:bookmarkStart w:id="5" w:name="_Toc241054379"/>
       <w:r>
         <w:rPr>
           <w:rFonts w:cs="Arial"/>
@@ -3776,7 +3776,7 @@
           <w:rFonts w:cs="Arial"/>
         </w:rPr>
       </w:pPr>
-      <w:bookmarkStart w:id="6" w:name="_Toc241048267"/>
+      <w:bookmarkStart w:id="6" w:name="_Toc241054380"/>
       <w:r>
         <w:rPr>
           <w:rFonts w:cs="Arial"/>
@@ -3795,7 +3795,7 @@
           <w:lang w:eastAsia="pt-BR"/>
         </w:rPr>
       </w:pPr>
-      <w:bookmarkStart w:id="7" w:name="_Toc241048268"/>
+      <w:bookmarkStart w:id="7" w:name="_Toc241054381"/>
       <w:r>
         <w:rPr>
           <w:rFonts w:cs="Arial"/>
@@ -4316,7 +4316,7 @@
           <w:rFonts w:cs="Arial"/>
         </w:rPr>
       </w:pPr>
-      <w:bookmarkStart w:id="8" w:name="_Toc241048269"/>
+      <w:bookmarkStart w:id="8" w:name="_Toc241054382"/>
       <w:r>
         <w:rPr>
           <w:rFonts w:cs="Arial"/>
@@ -4397,7 +4397,7 @@
           <w:lang w:eastAsia="pt-BR"/>
         </w:rPr>
       </w:pPr>
-      <w:bookmarkStart w:id="9" w:name="_Toc241048270"/>
+      <w:bookmarkStart w:id="9" w:name="_Toc241054383"/>
       <w:r>
         <w:rPr>
           <w:rFonts w:cs="Arial"/>
@@ -4647,7 +4647,7 @@
           <w:noProof/>
         </w:rPr>
         <w:drawing>
-          <wp:anchor distT="0" distB="0" distL="114300" distR="114300" simplePos="0" relativeHeight="251658240" behindDoc="0" locked="0" layoutInCell="1" allowOverlap="1" wp14:anchorId="373C113C" wp14:editId="25A3D746">
+          <wp:anchor distT="0" distB="0" distL="114300" distR="114300" simplePos="0" relativeHeight="251658240" behindDoc="0" locked="0" layoutInCell="1" allowOverlap="1" wp14:anchorId="373C113C" wp14:editId="557E4E86">
             <wp:simplePos x="0" y="0"/>
             <wp:positionH relativeFrom="column">
               <wp:posOffset>259715</wp:posOffset>
@@ -4736,12 +4736,6 @@
     </w:p>
     <w:p>
       <w:pPr>
-        <w:spacing w:line="360" w:lineRule="auto"/>
-        <w:ind w:firstLine="708"/>
-      </w:pPr>
-    </w:p>
-    <w:p>
-      <w:pPr>
         <w:pStyle w:val="PargrafodaLista"/>
         <w:numPr>
           <w:ilvl w:val="0"/>
@@ -4754,7 +4748,6 @@
         </w:rPr>
       </w:pPr>
       <w:proofErr w:type="spellStart"/>
-      <w:proofErr w:type="gramStart"/>
       <w:r>
         <w:rPr>
           <w:bCs/>
@@ -4768,15 +4761,7 @@
           <w:bCs/>
           <w:color w:val="000000"/>
         </w:rPr>
-        <w:t>!:</w:t>
-      </w:r>
-      <w:proofErr w:type="gramEnd"/>
-      <w:r>
-        <w:rPr>
-          <w:bCs/>
-          <w:color w:val="000000"/>
-        </w:rPr>
-        <w:t xml:space="preserve"> o coletor itera sobre a lista de produtos contida em </w:t>
+        <w:t xml:space="preserve">!: o coletor itera sobre a lista de produtos contida em </w:t>
       </w:r>
       <w:proofErr w:type="spellStart"/>
       <w:proofErr w:type="gramStart"/>
@@ -4975,7 +4960,7 @@
           <w:szCs w:val="24"/>
         </w:rPr>
       </w:pPr>
-      <w:bookmarkStart w:id="10" w:name="_Toc241048271"/>
+      <w:bookmarkStart w:id="10" w:name="_Toc241054384"/>
       <w:r>
         <w:rPr>
           <w:rFonts w:cs="Arial"/>
@@ -5059,7 +5044,7 @@
           <w:szCs w:val="24"/>
         </w:rPr>
       </w:pPr>
-      <w:bookmarkStart w:id="11" w:name="_Toc241048272"/>
+      <w:bookmarkStart w:id="11" w:name="_Toc241054385"/>
       <w:r>
         <w:rPr>
           <w:rFonts w:cs="Arial"/>
@@ -5079,7 +5064,7 @@
           <w:lang w:eastAsia="pt-BR"/>
         </w:rPr>
       </w:pPr>
-      <w:bookmarkStart w:id="12" w:name="_Toc241048273"/>
+      <w:bookmarkStart w:id="12" w:name="_Toc241054386"/>
       <w:r>
         <w:rPr>
           <w:rFonts w:cs="Arial"/>
@@ -5134,7 +5119,7 @@
           <w:lang w:eastAsia="pt-BR"/>
         </w:rPr>
       </w:pPr>
-      <w:bookmarkStart w:id="13" w:name="_Toc241048274"/>
+      <w:bookmarkStart w:id="13" w:name="_Toc241054387"/>
       <w:r>
         <w:rPr>
           <w:rFonts w:cs="Arial"/>
@@ -5163,6 +5148,69 @@
         <w:spacing w:before="240" w:after="240"/>
         <w:ind w:firstLine="708"/>
       </w:pPr>
+      <w:r>
+        <w:rPr>
+          <w:noProof/>
+        </w:rPr>
+        <w:drawing>
+          <wp:anchor distT="0" distB="0" distL="114300" distR="114300" simplePos="0" relativeHeight="251664384" behindDoc="0" locked="0" layoutInCell="1" allowOverlap="1" wp14:anchorId="3CAB8FFB" wp14:editId="3751BAF6">
+            <wp:simplePos x="0" y="0"/>
+            <wp:positionH relativeFrom="column">
+              <wp:posOffset>710565</wp:posOffset>
+            </wp:positionH>
+            <wp:positionV relativeFrom="paragraph">
+              <wp:posOffset>1256665</wp:posOffset>
+            </wp:positionV>
+            <wp:extent cx="4456430" cy="2475865"/>
+            <wp:effectExtent l="0" t="0" r="1270" b="635"/>
+            <wp:wrapTopAndBottom/>
+            <wp:docPr id="1219416928" name="Imagem 2"/>
+            <wp:cNvGraphicFramePr>
+              <a:graphicFrameLocks xmlns:a="http://schemas.openxmlformats.org/drawingml/2006/main" noChangeAspect="1"/>
+            </wp:cNvGraphicFramePr>
+            <a:graphic xmlns:a="http://schemas.openxmlformats.org/drawingml/2006/main">
+              <a:graphicData uri="http://schemas.openxmlformats.org/drawingml/2006/picture">
+                <pic:pic xmlns:pic="http://schemas.openxmlformats.org/drawingml/2006/picture">
+                  <pic:nvPicPr>
+                    <pic:cNvPr id="1219416928" name="Imagem 2"/>
+                    <pic:cNvPicPr>
+                      <a:picLocks noChangeAspect="1" noChangeArrowheads="1"/>
+                    </pic:cNvPicPr>
+                  </pic:nvPicPr>
+                  <pic:blipFill>
+                    <a:blip r:embed="rId10" cstate="print">
+                      <a:extLst>
+                        <a:ext uri="{28A0092B-C50C-407E-A947-70E740481C1C}">
+                          <a14:useLocalDpi xmlns:a14="http://schemas.microsoft.com/office/drawing/2010/main" val="0"/>
+                        </a:ext>
+                      </a:extLst>
+                    </a:blip>
+                    <a:stretch>
+                      <a:fillRect/>
+                    </a:stretch>
+                  </pic:blipFill>
+                  <pic:spPr bwMode="auto">
+                    <a:xfrm>
+                      <a:off x="0" y="0"/>
+                      <a:ext cx="4456430" cy="2475865"/>
+                    </a:xfrm>
+                    <a:prstGeom prst="rect">
+                      <a:avLst/>
+                    </a:prstGeom>
+                    <a:noFill/>
+                  </pic:spPr>
+                </pic:pic>
+              </a:graphicData>
+            </a:graphic>
+            <wp14:sizeRelH relativeFrom="margin">
+              <wp14:pctWidth>0</wp14:pctWidth>
+            </wp14:sizeRelH>
+            <wp14:sizeRelV relativeFrom="margin">
+              <wp14:pctHeight>0</wp14:pctHeight>
+            </wp14:sizeRelV>
+          </wp:anchor>
+        </w:drawing>
+      </w:r>
       <w:r>
         <w:rPr>
           <w:noProof/>
@@ -5170,7 +5218,7 @@
         <mc:AlternateContent>
           <mc:Choice Requires="wps">
             <w:drawing>
-              <wp:anchor distT="0" distB="0" distL="114300" distR="114300" simplePos="0" relativeHeight="251666432" behindDoc="0" locked="0" layoutInCell="1" allowOverlap="1" wp14:anchorId="7D985E23" wp14:editId="6312B76F">
+              <wp:anchor distT="0" distB="0" distL="114300" distR="114300" simplePos="0" relativeHeight="251666432" behindDoc="0" locked="0" layoutInCell="1" allowOverlap="1" wp14:anchorId="7D985E23" wp14:editId="7AE3A37B">
                 <wp:simplePos x="0" y="0"/>
                 <wp:positionH relativeFrom="column">
                   <wp:posOffset>710565</wp:posOffset>
@@ -5243,7 +5291,11 @@
           </mc:Choice>
           <mc:Fallback>
             <w:pict>
-              <v:shape w14:anchorId="7D985E23" id="_x0000_s1027" type="#_x0000_t202" style="position:absolute;left:0;text-align:left;margin-left:55.95pt;margin-top:295.6pt;width:351pt;height:.05pt;z-index:251666432;visibility:visible;mso-wrap-style:square;mso-wrap-distance-left:9pt;mso-wrap-distance-top:0;mso-wrap-distance-right:9pt;mso-wrap-distance-bottom:0;mso-position-horizontal:absolute;mso-position-horizontal-relative:text;mso-position-vertical:absolute;mso-position-vertical-relative:text;v-text-anchor:top" o:gfxdata="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" stroked="f">
+              <v:shapetype w14:anchorId="7D985E23" id="_x0000_t202" coordsize="21600,21600" o:spt="202" path="m,l,21600r21600,l21600,xe">
+                <v:stroke joinstyle="miter"/>
+                <v:path gradientshapeok="t" o:connecttype="rect"/>
+              </v:shapetype>
+              <v:shape id="_x0000_s1027" type="#_x0000_t202" style="position:absolute;left:0;text-align:left;margin-left:55.95pt;margin-top:295.6pt;width:351pt;height:.05pt;z-index:251666432;visibility:visible;mso-wrap-style:square;mso-wrap-distance-left:9pt;mso-wrap-distance-top:0;mso-wrap-distance-right:9pt;mso-wrap-distance-bottom:0;mso-position-horizontal:absolute;mso-position-horizontal-relative:text;mso-position-vertical:absolute;mso-position-vertical-relative:text;v-text-anchor:top" o:gfxdata="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" stroked="f">
                 <v:textbox style="mso-fit-shape-to-text:t" inset="0,0,0,0">
                   <w:txbxContent>
                     <w:p>
@@ -5278,70 +5330,6 @@
         </mc:AlternateContent>
       </w:r>
       <w:r>
-        <w:rPr>
-          <w:noProof/>
-        </w:rPr>
-        <w:drawing>
-          <wp:anchor distT="0" distB="0" distL="114300" distR="114300" simplePos="0" relativeHeight="251664384" behindDoc="0" locked="0" layoutInCell="1" allowOverlap="1" wp14:anchorId="3CAB8FFB" wp14:editId="7CEB9BF0">
-            <wp:simplePos x="0" y="0"/>
-            <wp:positionH relativeFrom="column">
-              <wp:posOffset>710565</wp:posOffset>
-            </wp:positionH>
-            <wp:positionV relativeFrom="paragraph">
-              <wp:posOffset>1256665</wp:posOffset>
-            </wp:positionV>
-            <wp:extent cx="4457700" cy="2475865"/>
-            <wp:effectExtent l="0" t="0" r="0" b="635"/>
-            <wp:wrapTopAndBottom/>
-            <wp:docPr id="1219416928" name="Imagem 2"/>
-            <wp:cNvGraphicFramePr>
-              <a:graphicFrameLocks xmlns:a="http://schemas.openxmlformats.org/drawingml/2006/main" noChangeAspect="1"/>
-            </wp:cNvGraphicFramePr>
-            <a:graphic xmlns:a="http://schemas.openxmlformats.org/drawingml/2006/main">
-              <a:graphicData uri="http://schemas.openxmlformats.org/drawingml/2006/picture">
-                <pic:pic xmlns:pic="http://schemas.openxmlformats.org/drawingml/2006/picture">
-                  <pic:nvPicPr>
-                    <pic:cNvPr id="0" name="Picture 2"/>
-                    <pic:cNvPicPr>
-                      <a:picLocks noChangeAspect="1" noChangeArrowheads="1"/>
-                    </pic:cNvPicPr>
-                  </pic:nvPicPr>
-                  <pic:blipFill>
-                    <a:blip r:embed="rId10" cstate="print">
-                      <a:extLst>
-                        <a:ext uri="{28A0092B-C50C-407E-A947-70E740481C1C}">
-                          <a14:useLocalDpi xmlns:a14="http://schemas.microsoft.com/office/drawing/2010/main" val="0"/>
-                        </a:ext>
-                      </a:extLst>
-                    </a:blip>
-                    <a:srcRect/>
-                    <a:stretch>
-                      <a:fillRect/>
-                    </a:stretch>
-                  </pic:blipFill>
-                  <pic:spPr bwMode="auto">
-                    <a:xfrm>
-                      <a:off x="0" y="0"/>
-                      <a:ext cx="4457700" cy="2475865"/>
-                    </a:xfrm>
-                    <a:prstGeom prst="rect">
-                      <a:avLst/>
-                    </a:prstGeom>
-                    <a:noFill/>
-                  </pic:spPr>
-                </pic:pic>
-              </a:graphicData>
-            </a:graphic>
-            <wp14:sizeRelH relativeFrom="margin">
-              <wp14:pctWidth>0</wp14:pctWidth>
-            </wp14:sizeRelH>
-            <wp14:sizeRelV relativeFrom="margin">
-              <wp14:pctHeight>0</wp14:pctHeight>
-            </wp14:sizeRelV>
-          </wp:anchor>
-        </w:drawing>
-      </w:r>
-      <w:r>
         <w:t xml:space="preserve">Também foram encontrados valores muito baixos, como </w:t>
       </w:r>
       <w:r>
@@ -5380,7 +5368,7 @@
           <w:rFonts w:cs="Arial"/>
         </w:rPr>
       </w:pPr>
-      <w:bookmarkStart w:id="14" w:name="_Toc241048275"/>
+      <w:bookmarkStart w:id="14" w:name="_Toc241054388"/>
       <w:r>
         <w:rPr>
           <w:rFonts w:cs="Arial"/>
@@ -5400,7 +5388,7 @@
           <w:lang w:eastAsia="pt-BR"/>
         </w:rPr>
       </w:pPr>
-      <w:bookmarkStart w:id="15" w:name="_Toc241048276"/>
+      <w:bookmarkStart w:id="15" w:name="_Toc241054389"/>
       <w:r>
         <w:rPr>
           <w:rFonts w:cs="Arial"/>
@@ -5420,9 +5408,9 @@
           <w:noProof/>
         </w:rPr>
         <w:drawing>
-          <wp:inline distT="0" distB="0" distL="0" distR="0" wp14:anchorId="437BF78A" wp14:editId="3C7382D9">
-            <wp:extent cx="5257800" cy="3380014"/>
-            <wp:effectExtent l="0" t="0" r="0" b="0"/>
+          <wp:inline distT="0" distB="0" distL="0" distR="0" wp14:anchorId="437BF78A" wp14:editId="260E7908">
+            <wp:extent cx="5257799" cy="3380014"/>
+            <wp:effectExtent l="0" t="0" r="635" b="0"/>
             <wp:docPr id="819811657" name="drawing"/>
             <wp:cNvGraphicFramePr>
               <a:graphicFrameLocks xmlns:a="http://schemas.openxmlformats.org/drawingml/2006/main" noChangeAspect="1"/>
@@ -5449,7 +5437,7 @@
                   <pic:spPr>
                     <a:xfrm>
                       <a:off x="0" y="0"/>
-                      <a:ext cx="5257800" cy="3380014"/>
+                      <a:ext cx="5257799" cy="3380014"/>
                     </a:xfrm>
                     <a:prstGeom prst="rect">
                       <a:avLst/>
@@ -5512,7 +5500,7 @@
           <w:lang w:eastAsia="pt-BR"/>
         </w:rPr>
       </w:pPr>
-      <w:bookmarkStart w:id="16" w:name="_Toc241048277"/>
+      <w:bookmarkStart w:id="16" w:name="_Toc241054390"/>
       <w:r>
         <w:rPr>
           <w:rFonts w:cs="Arial"/>
@@ -5532,8 +5520,8 @@
           <w:noProof/>
         </w:rPr>
         <w:drawing>
-          <wp:inline distT="0" distB="0" distL="0" distR="0" wp14:anchorId="12EEE04E" wp14:editId="5E8235C7">
-            <wp:extent cx="4697038" cy="2818223"/>
+          <wp:inline distT="0" distB="0" distL="0" distR="0" wp14:anchorId="12EEE04E" wp14:editId="26FF9DB4">
+            <wp:extent cx="4697038" cy="2818222"/>
             <wp:effectExtent l="0" t="0" r="8890" b="1270"/>
             <wp:docPr id="716986453" name="drawing"/>
             <wp:cNvGraphicFramePr>
@@ -5561,7 +5549,7 @@
                   <pic:spPr>
                     <a:xfrm>
                       <a:off x="0" y="0"/>
-                      <a:ext cx="4697038" cy="2818223"/>
+                      <a:ext cx="4697038" cy="2818222"/>
                     </a:xfrm>
                     <a:prstGeom prst="rect">
                       <a:avLst/>
@@ -5625,20 +5613,20 @@
           <w:lang w:eastAsia="pt-BR"/>
         </w:rPr>
       </w:pPr>
-      <w:bookmarkStart w:id="17" w:name="_Toc241048278"/>
+      <w:bookmarkStart w:id="17" w:name="_Toc241054391"/>
       <w:r>
         <w:rPr>
           <w:noProof/>
         </w:rPr>
         <w:lastRenderedPageBreak/>
         <w:drawing>
-          <wp:anchor distT="0" distB="0" distL="114300" distR="114300" simplePos="0" relativeHeight="251659264" behindDoc="0" locked="0" layoutInCell="1" allowOverlap="1" wp14:anchorId="13D26B59" wp14:editId="13A810B8">
+          <wp:anchor distT="0" distB="0" distL="114300" distR="114300" simplePos="0" relativeHeight="251659264" behindDoc="0" locked="0" layoutInCell="1" allowOverlap="1" wp14:anchorId="13D26B59" wp14:editId="0D7E908E">
             <wp:simplePos x="0" y="0"/>
             <wp:positionH relativeFrom="column">
               <wp:posOffset>491490</wp:posOffset>
             </wp:positionH>
             <wp:positionV relativeFrom="paragraph">
-              <wp:posOffset>394335</wp:posOffset>
+              <wp:posOffset>396240</wp:posOffset>
             </wp:positionV>
             <wp:extent cx="4448175" cy="4448175"/>
             <wp:effectExtent l="0" t="0" r="9525" b="9525"/>
@@ -5837,7 +5825,7 @@
           <w:szCs w:val="24"/>
         </w:rPr>
       </w:pPr>
-      <w:bookmarkStart w:id="18" w:name="_Toc241048279"/>
+      <w:bookmarkStart w:id="18" w:name="_Toc241054392"/>
       <w:r>
         <w:rPr>
           <w:rFonts w:cs="Arial"/>
@@ -6146,7 +6134,7 @@
           <w:szCs w:val="24"/>
         </w:rPr>
       </w:pPr>
-      <w:bookmarkStart w:id="19" w:name="_Toc241048280"/>
+      <w:bookmarkStart w:id="19" w:name="_Toc241054393"/>
       <w:r>
         <w:rPr>
           <w:rFonts w:cs="Arial"/>
@@ -6403,8 +6391,8 @@
           <w:lang w:eastAsia="pt-BR"/>
         </w:rPr>
       </w:pPr>
-      <w:bookmarkStart w:id="20" w:name="_Ref241046613"/>
-      <w:bookmarkStart w:id="21" w:name="_Ref241046637"/>
+      <w:bookmarkStart w:id="20" w:name="_Ref241046637"/>
+      <w:bookmarkStart w:id="21" w:name="_Ref241046613"/>
       <w:r>
         <w:t xml:space="preserve">Figura </w:t>
       </w:r>
@@ -6416,14 +6404,14 @@
           <w:t>6</w:t>
         </w:r>
       </w:fldSimple>
+      <w:bookmarkEnd w:id="20"/>
+      <w:r>
+        <w:t xml:space="preserve"> - </w:t>
+      </w:r>
+      <w:r>
+        <w:t>Fluxo do pipeline de coleta, tratamento e análise de preços</w:t>
+      </w:r>
       <w:bookmarkEnd w:id="21"/>
-      <w:r>
-        <w:t xml:space="preserve"> - </w:t>
-      </w:r>
-      <w:r>
-        <w:t>Fluxo do pipeline de coleta, tratamento e análise de preços</w:t>
-      </w:r>
-      <w:bookmarkEnd w:id="20"/>
     </w:p>
     <w:p>
       <w:pPr>
@@ -6455,7 +6443,7 @@
           <w:rFonts w:cs="Arial"/>
         </w:rPr>
       </w:pPr>
-      <w:bookmarkStart w:id="22" w:name="_Toc241048281"/>
+      <w:bookmarkStart w:id="22" w:name="_Toc241054394"/>
       <w:r>
         <w:rPr>
           <w:rFonts w:cs="Arial"/>
@@ -6566,7 +6554,7 @@
           <w:szCs w:val="24"/>
         </w:rPr>
       </w:pPr>
-      <w:bookmarkStart w:id="23" w:name="_Toc241048282"/>
+      <w:bookmarkStart w:id="23" w:name="_Toc241054395"/>
       <w:r>
         <w:rPr>
           <w:rFonts w:cs="Arial"/>
